--- a/templates/CEK/Budha.docx
+++ b/templates/CEK/Budha.docx
@@ -10,7 +10,7 @@
         <w:ind w:left="60"/>
         <w:rPr>
           <w:rStyle w:val="MSGENFONTSTYLENAMETEMPLATEROLENUMBERMSGENFONTSTYLENAMEBYROLETEXT2"/>
-          <w:rFonts w:ascii="Tahoma" w:hAnsi="Tahoma" w:cs="Tahoma"/>
+          <w:rFonts w:ascii="Tahoma" w:hAnsi="Tahoma"/>
           <w:b/>
           <w:sz w:val="24"/>
           <w:szCs w:val="24"/>
@@ -54,14 +54,14 @@
         <w:spacing w:before="0" w:line="360" w:lineRule="auto"/>
         <w:ind w:left="60"/>
         <w:rPr>
-          <w:rFonts w:ascii="Tahoma" w:hAnsi="Tahoma" w:cs="Tahoma"/>
+          <w:rFonts w:ascii="Tahoma" w:hAnsi="Tahoma"/>
           <w:b/>
         </w:rPr>
       </w:pPr>
       <w:r>
         <w:rPr>
           <w:rStyle w:val="MSGENFONTSTYLENAMETEMPLATEROLENUMBERMSGENFONTSTYLENAMEBYROLETEXT2"/>
-          <w:rFonts w:ascii="Tahoma" w:hAnsi="Tahoma" w:cs="Tahoma"/>
+          <w:rFonts w:ascii="Tahoma" w:hAnsi="Tahoma"/>
           <w:b/>
           <w:lang w:val="en-US"/>
         </w:rPr>
@@ -70,7 +70,7 @@
       <w:r>
         <w:rPr>
           <w:rStyle w:val="MSGENFONTSTYLENAMETEMPLATEROLENUMBERMSGENFONTSTYLENAMEBYROLETEXT2"/>
-          <w:rFonts w:ascii="Tahoma" w:hAnsi="Tahoma" w:cs="Tahoma"/>
+          <w:rFonts w:ascii="Tahoma" w:hAnsi="Tahoma"/>
           <w:b/>
         </w:rPr>
         <w:t>ERITA ACARA</w:t>
@@ -84,14 +84,14 @@
         <w:ind w:left="60"/>
         <w:rPr>
           <w:rStyle w:val="MSGENFONTSTYLENAMETEMPLATEROLENUMBERMSGENFONTSTYLENAMEBYROLETEXT2"/>
-          <w:rFonts w:ascii="Tahoma" w:hAnsi="Tahoma" w:cs="Tahoma"/>
+          <w:rFonts w:ascii="Tahoma" w:hAnsi="Tahoma"/>
           <w:lang w:val="en-US"/>
         </w:rPr>
       </w:pPr>
       <w:r>
         <w:rPr>
           <w:rStyle w:val="MSGENFONTSTYLENAMETEMPLATEROLENUMBERMSGENFONTSTYLENAMEBYROLETEXT2"/>
-          <w:rFonts w:ascii="Tahoma" w:hAnsi="Tahoma" w:cs="Tahoma"/>
+          <w:rFonts w:ascii="Tahoma" w:hAnsi="Tahoma"/>
           <w:b/>
         </w:rPr>
         <w:t>PENGAMBILAN SUMPAH PEGAWAI NEGERI SIPIL</w:t>
@@ -99,7 +99,7 @@
       <w:r>
         <w:rPr>
           <w:rStyle w:val="MSGENFONTSTYLENAMETEMPLATEROLENUMBERMSGENFONTSTYLENAMEBYROLETEXT2"/>
-          <w:rFonts w:ascii="Tahoma" w:hAnsi="Tahoma" w:cs="Tahoma"/>
+          <w:rFonts w:ascii="Tahoma" w:hAnsi="Tahoma"/>
         </w:rPr>
         <w:br/>
         <w:t>NOMOR : 8</w:t>
@@ -107,7 +107,7 @@
       <w:r>
         <w:rPr>
           <w:rStyle w:val="MSGENFONTSTYLENAMETEMPLATEROLENUMBERMSGENFONTSTYLENAMEBYROLETEXT2"/>
-          <w:rFonts w:ascii="Tahoma" w:hAnsi="Tahoma" w:cs="Tahoma"/>
+          <w:rFonts w:ascii="Tahoma" w:hAnsi="Tahoma"/>
           <w:lang w:val="en-US"/>
         </w:rPr>
         <w:t>77</w:t>
@@ -115,14 +115,14 @@
       <w:r>
         <w:rPr>
           <w:rStyle w:val="MSGENFONTSTYLENAMETEMPLATEROLENUMBERMSGENFONTSTYLENAMEBYROLETEXT2"/>
-          <w:rFonts w:ascii="Tahoma" w:hAnsi="Tahoma" w:cs="Tahoma"/>
+          <w:rFonts w:ascii="Tahoma" w:hAnsi="Tahoma"/>
         </w:rPr>
         <w:t>/</w:t>
       </w:r>
       <w:r>
         <w:rPr>
           <w:rStyle w:val="MSGENFONTSTYLENAMETEMPLATEROLENUMBERMSGENFONTSTYLENAMEBYROLETEXT2"/>
-          <w:rFonts w:ascii="Tahoma" w:hAnsi="Tahoma" w:cs="Tahoma"/>
+          <w:rFonts w:ascii="Tahoma" w:hAnsi="Tahoma"/>
           <w:lang w:val="en-US"/>
         </w:rPr>
         <w:t xml:space="preserve">           </w:t>
@@ -130,14 +130,14 @@
       <w:r>
         <w:rPr>
           <w:rStyle w:val="MSGENFONTSTYLENAMETEMPLATEROLENUMBERMSGENFONTSTYLENAMEBYROLETEXT2"/>
-          <w:rFonts w:ascii="Tahoma" w:hAnsi="Tahoma" w:cs="Tahoma"/>
+          <w:rFonts w:ascii="Tahoma" w:hAnsi="Tahoma"/>
         </w:rPr>
         <w:t>/204.3/202</w:t>
       </w:r>
       <w:r>
         <w:rPr>
           <w:rStyle w:val="MSGENFONTSTYLENAMETEMPLATEROLENUMBERMSGENFONTSTYLENAMEBYROLETEXT2"/>
-          <w:rFonts w:ascii="Tahoma" w:hAnsi="Tahoma" w:cs="Tahoma"/>
+          <w:rFonts w:ascii="Tahoma" w:hAnsi="Tahoma"/>
           <w:lang w:val="en-US"/>
         </w:rPr>
         <w:t>6</w:t>
@@ -151,7 +151,7 @@
         <w:ind w:left="60"/>
         <w:rPr>
           <w:rStyle w:val="MSGENFONTSTYLENAMETEMPLATEROLENUMBERMSGENFONTSTYLENAMEBYROLETEXT2"/>
-          <w:rFonts w:ascii="Tahoma" w:hAnsi="Tahoma" w:cs="Tahoma"/>
+          <w:rFonts w:ascii="Tahoma" w:hAnsi="Tahoma"/>
           <w:lang w:val="en-US"/>
         </w:rPr>
       </w:pPr>
@@ -168,7 +168,7 @@
         <w:jc w:val="both"/>
         <w:rPr>
           <w:rStyle w:val="MSGENFONTSTYLENAMETEMPLATEROLENUMBERMSGENFONTSTYLENAMEBYROLETEXT2"/>
-          <w:rFonts w:ascii="Tahoma" w:hAnsi="Tahoma" w:cs="Tahoma"/>
+          <w:rFonts w:ascii="Tahoma" w:hAnsi="Tahoma"/>
           <w:sz w:val="22"/>
           <w:szCs w:val="22"/>
           <w:lang w:val="en-US"/>
@@ -178,7 +178,7 @@
       <w:r>
         <w:rPr>
           <w:rStyle w:val="MSGENFONTSTYLENAMETEMPLATEROLENUMBERMSGENFONTSTYLENAMEBYROLETEXT2"/>
-          <w:rFonts w:ascii="Tahoma" w:hAnsi="Tahoma" w:cs="Tahoma"/>
+          <w:rFonts w:ascii="Tahoma" w:hAnsi="Tahoma"/>
           <w:sz w:val="22"/>
           <w:szCs w:val="22"/>
         </w:rPr>
@@ -187,7 +187,7 @@
       <w:r>
         <w:rPr>
           <w:rStyle w:val="MSGENFONTSTYLENAMETEMPLATEROLENUMBERMSGENFONTSTYLENAMEBYROLETEXT2"/>
-          <w:rFonts w:ascii="Tahoma" w:hAnsi="Tahoma" w:cs="Tahoma"/>
+          <w:rFonts w:ascii="Tahoma" w:hAnsi="Tahoma"/>
           <w:sz w:val="22"/>
           <w:szCs w:val="22"/>
           <w:lang w:val="en-AU"/>
@@ -197,7 +197,7 @@
       <w:r>
         <w:rPr>
           <w:rStyle w:val="MSGENFONTSTYLENAMETEMPLATEROLENUMBERMSGENFONTSTYLENAMEBYROLETEXT2"/>
-          <w:rFonts w:ascii="Tahoma" w:hAnsi="Tahoma" w:cs="Tahoma"/>
+          <w:rFonts w:ascii="Tahoma" w:hAnsi="Tahoma"/>
           <w:sz w:val="22"/>
           <w:szCs w:val="22"/>
         </w:rPr>
@@ -206,7 +206,7 @@
       <w:r>
         <w:rPr>
           <w:rStyle w:val="MSGENFONTSTYLENAMETEMPLATEROLENUMBERMSGENFONTSTYLENAMEBYROLETEXT2"/>
-          <w:rFonts w:ascii="Tahoma" w:hAnsi="Tahoma" w:cs="Tahoma"/>
+          <w:rFonts w:ascii="Tahoma" w:hAnsi="Tahoma"/>
           <w:sz w:val="22"/>
           <w:szCs w:val="22"/>
           <w:lang w:val="en-GB"/>
@@ -216,7 +216,7 @@
       <w:r>
         <w:rPr>
           <w:rStyle w:val="MSGENFONTSTYLENAMETEMPLATEROLENUMBERMSGENFONTSTYLENAMEBYROLETEXT2"/>
-          <w:rFonts w:ascii="Tahoma" w:hAnsi="Tahoma" w:cs="Tahoma"/>
+          <w:rFonts w:ascii="Tahoma" w:hAnsi="Tahoma"/>
           <w:sz w:val="22"/>
           <w:szCs w:val="22"/>
         </w:rPr>
@@ -225,7 +225,7 @@
       <w:r>
         <w:rPr>
           <w:rStyle w:val="MSGENFONTSTYLENAMETEMPLATEROLENUMBERMSGENFONTSTYLENAMEBYROLETEXT2"/>
-          <w:rFonts w:ascii="Tahoma" w:hAnsi="Tahoma" w:cs="Tahoma"/>
+          <w:rFonts w:ascii="Tahoma" w:hAnsi="Tahoma"/>
           <w:sz w:val="22"/>
           <w:szCs w:val="22"/>
           <w:lang w:val="en-GB"/>
@@ -235,7 +235,7 @@
       <w:r>
         <w:rPr>
           <w:rStyle w:val="MSGENFONTSTYLENAMETEMPLATEROLENUMBERMSGENFONTSTYLENAMEBYROLETEXT2"/>
-          <w:rFonts w:ascii="Tahoma" w:hAnsi="Tahoma" w:cs="Tahoma"/>
+          <w:rFonts w:ascii="Tahoma" w:hAnsi="Tahoma"/>
           <w:sz w:val="22"/>
           <w:szCs w:val="22"/>
         </w:rPr>
@@ -244,7 +244,7 @@
       <w:r>
         <w:rPr>
           <w:rStyle w:val="MSGENFONTSTYLENAMETEMPLATEROLENUMBERMSGENFONTSTYLENAMEBYROLETEXT2"/>
-          <w:rFonts w:ascii="Tahoma" w:hAnsi="Tahoma" w:cs="Tahoma"/>
+          <w:rFonts w:ascii="Tahoma" w:hAnsi="Tahoma"/>
           <w:sz w:val="22"/>
           <w:szCs w:val="22"/>
           <w:lang w:val="en-GB"/>
@@ -254,7 +254,7 @@
       <w:r>
         <w:rPr>
           <w:rStyle w:val="MSGENFONTSTYLENAMETEMPLATEROLENUMBERMSGENFONTSTYLENAMEBYROLETEXT2"/>
-          <w:rFonts w:ascii="Tahoma" w:hAnsi="Tahoma" w:cs="Tahoma"/>
+          <w:rFonts w:ascii="Tahoma" w:hAnsi="Tahoma"/>
           <w:sz w:val="22"/>
           <w:szCs w:val="22"/>
         </w:rPr>
@@ -263,7 +263,7 @@
       <w:r>
         <w:rPr>
           <w:rStyle w:val="MSGENFONTSTYLENAMETEMPLATEROLENUMBERMSGENFONTSTYLENAMEBYROLETEXT2"/>
-          <w:rFonts w:ascii="Tahoma" w:hAnsi="Tahoma" w:cs="Tahoma"/>
+          <w:rFonts w:ascii="Tahoma" w:hAnsi="Tahoma"/>
           <w:sz w:val="22"/>
           <w:szCs w:val="22"/>
           <w:lang w:val="en-US"/>
@@ -273,7 +273,7 @@
       <w:r>
         <w:rPr>
           <w:rStyle w:val="MSGENFONTSTYLENAMETEMPLATEROLENUMBERMSGENFONTSTYLENAMEBYROLETEXT2"/>
-          <w:rFonts w:ascii="Tahoma" w:hAnsi="Tahoma" w:cs="Tahoma"/>
+          <w:rFonts w:ascii="Tahoma" w:hAnsi="Tahoma"/>
           <w:sz w:val="22"/>
           <w:szCs w:val="22"/>
         </w:rPr>
@@ -282,7 +282,7 @@
       <w:r>
         <w:rPr>
           <w:rStyle w:val="MSGENFONTSTYLENAMETEMPLATEROLENUMBERMSGENFONTSTYLENAMEBYROLETEXT2"/>
-          <w:rFonts w:ascii="Tahoma" w:hAnsi="Tahoma" w:cs="Tahoma"/>
+          <w:rFonts w:ascii="Tahoma" w:hAnsi="Tahoma"/>
           <w:sz w:val="22"/>
           <w:szCs w:val="22"/>
           <w:lang w:val="en-US"/>
@@ -295,7 +295,7 @@
       <w:r>
         <w:rPr>
           <w:rStyle w:val="MSGENFONTSTYLENAMETEMPLATEROLENUMBERMSGENFONTSTYLENAMEBYROLETEXT2"/>
-          <w:rFonts w:ascii="Tahoma" w:hAnsi="Tahoma" w:cs="Tahoma"/>
+          <w:rFonts w:ascii="Tahoma" w:hAnsi="Tahoma"/>
           <w:sz w:val="22"/>
           <w:szCs w:val="22"/>
         </w:rPr>
@@ -304,7 +304,7 @@
       <w:r>
         <w:rPr>
           <w:rStyle w:val="MSGENFONTSTYLENAMETEMPLATEROLENUMBERMSGENFONTSTYLENAMEBYROLETEXT2"/>
-          <w:rFonts w:ascii="Tahoma" w:hAnsi="Tahoma" w:cs="Tahoma"/>
+          <w:rFonts w:ascii="Tahoma" w:hAnsi="Tahoma"/>
           <w:sz w:val="22"/>
           <w:szCs w:val="22"/>
           <w:lang w:val="en-US"/>
@@ -313,7 +313,7 @@
       </w:r>
       <w:r>
         <w:rPr>
-          <w:rFonts w:ascii="Tahoma" w:hAnsi="Tahoma" w:cs="Tahoma"/>
+          <w:rFonts w:ascii="Tahoma" w:hAnsi="Tahoma"/>
           <w:sz w:val="22"/>
           <w:szCs w:val="22"/>
           <w:shd w:val="clear" w:color="auto" w:fill="FFFFFF"/>
@@ -325,7 +325,7 @@
       <w:r>
         <w:rPr>
           <w:rStyle w:val="MSGENFONTSTYLENAMETEMPLATEROLENUMBERMSGENFONTSTYLENAMEBYROLETEXT2"/>
-          <w:rFonts w:ascii="Tahoma" w:hAnsi="Tahoma" w:cs="Tahoma"/>
+          <w:rFonts w:ascii="Tahoma" w:hAnsi="Tahoma"/>
           <w:sz w:val="22"/>
           <w:szCs w:val="22"/>
         </w:rPr>
@@ -334,7 +334,7 @@
       <w:r>
         <w:rPr>
           <w:rStyle w:val="MSGENFONTSTYLENAMETEMPLATEROLENUMBERMSGENFONTSTYLENAMEBYROLETEXT2"/>
-          <w:rFonts w:ascii="Tahoma" w:hAnsi="Tahoma" w:cs="Tahoma"/>
+          <w:rFonts w:ascii="Tahoma" w:hAnsi="Tahoma"/>
           <w:sz w:val="22"/>
           <w:szCs w:val="22"/>
           <w:lang w:val="en-US"/>
@@ -344,7 +344,7 @@
       <w:r>
         <w:rPr>
           <w:rStyle w:val="MSGENFONTSTYLENAMETEMPLATEROLENUMBERMSGENFONTSTYLENAMEBYROLETEXT2"/>
-          <w:rFonts w:ascii="Tahoma" w:hAnsi="Tahoma" w:cs="Tahoma"/>
+          <w:rFonts w:ascii="Tahoma" w:hAnsi="Tahoma"/>
           <w:sz w:val="22"/>
           <w:szCs w:val="22"/>
         </w:rPr>
@@ -353,7 +353,7 @@
       <w:r>
         <w:rPr>
           <w:rStyle w:val="MSGENFONTSTYLENAMETEMPLATEROLENUMBERMSGENFONTSTYLENAMEBYROLETEXT2"/>
-          <w:rFonts w:ascii="Tahoma" w:hAnsi="Tahoma" w:cs="Tahoma"/>
+          <w:rFonts w:ascii="Tahoma" w:hAnsi="Tahoma"/>
           <w:sz w:val="22"/>
           <w:szCs w:val="22"/>
           <w:lang w:val="en-US"/>
@@ -363,7 +363,7 @@
       <w:r>
         <w:rPr>
           <w:rStyle w:val="MSGENFONTSTYLENAMETEMPLATEROLENUMBERMSGENFONTSTYLENAMEBYROLETEXT2"/>
-          <w:rFonts w:ascii="Tahoma" w:hAnsi="Tahoma" w:cs="Tahoma"/>
+          <w:rFonts w:ascii="Tahoma" w:hAnsi="Tahoma"/>
           <w:sz w:val="22"/>
           <w:szCs w:val="22"/>
         </w:rPr>
@@ -372,7 +372,7 @@
       <w:r>
         <w:rPr>
           <w:rStyle w:val="MSGENFONTSTYLENAMETEMPLATEROLENUMBERMSGENFONTSTYLENAMEBYROLETEXT2"/>
-          <w:rFonts w:ascii="Tahoma" w:hAnsi="Tahoma" w:cs="Tahoma"/>
+          <w:rFonts w:ascii="Tahoma" w:hAnsi="Tahoma"/>
           <w:sz w:val="22"/>
           <w:szCs w:val="22"/>
           <w:lang w:val="en-US"/>
@@ -382,7 +382,7 @@
       <w:r>
         <w:rPr>
           <w:rStyle w:val="MSGENFONTSTYLENAMETEMPLATEROLENUMBERMSGENFONTSTYLENAMEBYROLETEXT2"/>
-          <w:rFonts w:ascii="Tahoma" w:hAnsi="Tahoma" w:cs="Tahoma"/>
+          <w:rFonts w:ascii="Tahoma" w:hAnsi="Tahoma"/>
           <w:sz w:val="22"/>
           <w:szCs w:val="22"/>
         </w:rPr>
@@ -391,7 +391,7 @@
       <w:r>
         <w:rPr>
           <w:rStyle w:val="MSGENFONTSTYLENAMETEMPLATEROLENUMBERMSGENFONTSTYLENAMEBYROLETEXT2"/>
-          <w:rFonts w:ascii="Tahoma" w:hAnsi="Tahoma" w:cs="Tahoma"/>
+          <w:rFonts w:ascii="Tahoma" w:hAnsi="Tahoma"/>
           <w:sz w:val="22"/>
           <w:szCs w:val="22"/>
           <w:lang w:val="en-US"/>
@@ -401,7 +401,7 @@
       <w:r>
         <w:rPr>
           <w:rStyle w:val="MSGENFONTSTYLENAMETEMPLATEROLENUMBERMSGENFONTSTYLENAMEBYROLETEXT2"/>
-          <w:rFonts w:ascii="Tahoma" w:hAnsi="Tahoma" w:cs="Tahoma"/>
+          <w:rFonts w:ascii="Tahoma" w:hAnsi="Tahoma"/>
           <w:sz w:val="22"/>
           <w:szCs w:val="22"/>
         </w:rPr>
@@ -422,14 +422,14 @@
         <w:ind w:left="142" w:right="46"/>
         <w:jc w:val="both"/>
         <w:rPr>
-          <w:rFonts w:ascii="Tahoma" w:hAnsi="Tahoma" w:cs="Tahoma"/>
+          <w:rFonts w:ascii="Tahoma" w:hAnsi="Tahoma"/>
           <w:sz w:val="22"/>
           <w:szCs w:val="22"/>
         </w:rPr>
       </w:pPr>
       <w:r>
         <w:rPr>
-          <w:rFonts w:ascii="Tahoma" w:hAnsi="Tahoma" w:cs="Tahoma"/>
+          <w:rFonts w:ascii="Tahoma" w:hAnsi="Tahoma"/>
           <w:sz w:val="22"/>
           <w:szCs w:val="22"/>
           <w:lang w:val="en-US"/>
@@ -438,7 +438,7 @@
       </w:r>
       <w:r>
         <w:rPr>
-          <w:rFonts w:ascii="Tahoma" w:hAnsi="Tahoma" w:cs="Tahoma"/>
+          <w:rFonts w:ascii="Tahoma" w:hAnsi="Tahoma"/>
           <w:sz w:val="22"/>
           <w:szCs w:val="22"/>
           <w:shd w:val="clear" w:color="auto" w:fill="FFFFFF"/>
@@ -449,7 +449,7 @@
       <w:r>
         <w:rPr>
           <w:rStyle w:val="MSGENFONTSTYLENAMETEMPLATEROLENUMBERMSGENFONTSTYLENAMEBYROLETEXT2"/>
-          <w:rFonts w:ascii="Tahoma" w:hAnsi="Tahoma" w:cs="Tahoma"/>
+          <w:rFonts w:ascii="Tahoma" w:hAnsi="Tahoma"/>
           <w:sz w:val="22"/>
           <w:szCs w:val="22"/>
         </w:rPr>
@@ -458,7 +458,7 @@
       <w:r>
         <w:rPr>
           <w:rStyle w:val="MSGENFONTSTYLENAMETEMPLATEROLENUMBERMSGENFONTSTYLENAMEBYROLETEXT2"/>
-          <w:rFonts w:ascii="Tahoma" w:hAnsi="Tahoma" w:cs="Tahoma"/>
+          <w:rFonts w:ascii="Tahoma" w:hAnsi="Tahoma"/>
           <w:sz w:val="22"/>
           <w:szCs w:val="22"/>
           <w:lang w:val="en-US"/>
@@ -467,7 +467,7 @@
       </w:r>
       <w:r>
         <w:rPr>
-          <w:rFonts w:ascii="Tahoma" w:hAnsi="Tahoma" w:cs="Tahoma"/>
+          <w:rFonts w:ascii="Tahoma" w:hAnsi="Tahoma"/>
           <w:sz w:val="22"/>
           <w:szCs w:val="22"/>
           <w:shd w:val="clear" w:color="auto" w:fill="FFFFFF"/>
@@ -477,7 +477,7 @@
       </w:r>
       <w:r>
         <w:rPr>
-          <w:rFonts w:ascii="Tahoma" w:hAnsi="Tahoma" w:cs="Tahoma"/>
+          <w:rFonts w:ascii="Tahoma" w:hAnsi="Tahoma"/>
           <w:sz w:val="22"/>
           <w:szCs w:val="22"/>
           <w:shd w:val="clear" w:color="auto" w:fill="FFFFFF"/>
@@ -488,7 +488,7 @@
       <w:r>
         <w:rPr>
           <w:rStyle w:val="MSGENFONTSTYLENAMETEMPLATEROLENUMBERMSGENFONTSTYLENAMEBYROLETEXT2"/>
-          <w:rFonts w:ascii="Tahoma" w:hAnsi="Tahoma" w:cs="Tahoma"/>
+          <w:rFonts w:ascii="Tahoma" w:hAnsi="Tahoma"/>
           <w:sz w:val="22"/>
           <w:szCs w:val="22"/>
         </w:rPr>
@@ -497,7 +497,7 @@
       <w:r>
         <w:rPr>
           <w:rStyle w:val="MSGENFONTSTYLENAMETEMPLATEROLENUMBERMSGENFONTSTYLENAMEBYROLETEXT2"/>
-          <w:rFonts w:ascii="Tahoma" w:hAnsi="Tahoma" w:cs="Tahoma"/>
+          <w:rFonts w:ascii="Tahoma" w:hAnsi="Tahoma"/>
           <w:sz w:val="22"/>
           <w:szCs w:val="22"/>
           <w:lang w:val="en-US"/>
@@ -507,7 +507,7 @@
       <w:r>
         <w:rPr>
           <w:rStyle w:val="MSGENFONTSTYLENAMETEMPLATEROLENUMBERMSGENFONTSTYLENAMEBYROLETEXT2"/>
-          <w:rFonts w:ascii="Tahoma" w:hAnsi="Tahoma" w:cs="Tahoma"/>
+          <w:rFonts w:ascii="Tahoma" w:hAnsi="Tahoma"/>
           <w:sz w:val="22"/>
           <w:szCs w:val="22"/>
         </w:rPr>
@@ -515,7 +515,7 @@
       </w:r>
       <w:r>
         <w:rPr>
-          <w:rFonts w:ascii="Tahoma" w:hAnsi="Tahoma" w:cs="Tahoma"/>
+          <w:rFonts w:ascii="Tahoma" w:hAnsi="Tahoma"/>
           <w:sz w:val="22"/>
           <w:szCs w:val="22"/>
           <w:shd w:val="clear" w:color="auto" w:fill="FFFFFF"/>
@@ -538,7 +538,7 @@
         <w:ind w:left="142" w:right="45"/>
         <w:jc w:val="both"/>
         <w:rPr>
-          <w:rFonts w:ascii="Tahoma" w:hAnsi="Tahoma" w:cs="Tahoma"/>
+          <w:rFonts w:ascii="Tahoma" w:hAnsi="Tahoma"/>
           <w:sz w:val="22"/>
           <w:szCs w:val="22"/>
           <w:lang w:val="en-US"/>
@@ -546,7 +546,7 @@
       </w:pPr>
       <w:r>
         <w:rPr>
-          <w:rFonts w:ascii="Tahoma" w:hAnsi="Tahoma" w:cs="Tahoma"/>
+          <w:rFonts w:ascii="Tahoma" w:hAnsi="Tahoma"/>
           <w:sz w:val="22"/>
           <w:szCs w:val="22"/>
           <w:lang w:val="en-US"/>
@@ -563,7 +563,7 @@
       <w:r>
         <w:rPr>
           <w:rStyle w:val="MSGENFONTSTYLENAMETEMPLATEROLENUMBERMSGENFONTSTYLENAMEBYROLETEXT2"/>
-          <w:rFonts w:ascii="Tahoma" w:hAnsi="Tahoma" w:cs="Tahoma"/>
+          <w:rFonts w:ascii="Tahoma" w:hAnsi="Tahoma"/>
           <w:sz w:val="22"/>
           <w:szCs w:val="22"/>
           <w:lang w:val="en-US"/>
@@ -573,7 +573,7 @@
       <w:r>
         <w:rPr>
           <w:rStyle w:val="MSGENFONTSTYLENAMETEMPLATEROLENUMBERMSGENFONTSTYLENAMEBYROLETEXT2"/>
-          <w:rFonts w:ascii="Tahoma" w:hAnsi="Tahoma" w:cs="Tahoma"/>
+          <w:rFonts w:ascii="Tahoma" w:hAnsi="Tahoma"/>
           <w:sz w:val="22"/>
           <w:szCs w:val="22"/>
         </w:rPr>
@@ -582,7 +582,7 @@
       <w:r>
         <w:rPr>
           <w:rStyle w:val="MSGENFONTSTYLENAMETEMPLATEROLENUMBERMSGENFONTSTYLENAMEBYROLETEXT2"/>
-          <w:rFonts w:ascii="Tahoma" w:hAnsi="Tahoma" w:cs="Tahoma"/>
+          <w:rFonts w:ascii="Tahoma" w:hAnsi="Tahoma"/>
           <w:sz w:val="22"/>
           <w:szCs w:val="22"/>
           <w:lang w:val="en-US"/>
@@ -591,7 +591,7 @@
       </w:r>
       <w:r>
         <w:rPr>
-          <w:rFonts w:ascii="Tahoma" w:hAnsi="Tahoma" w:cs="Tahoma"/>
+          <w:rFonts w:ascii="Tahoma" w:hAnsi="Tahoma"/>
           <w:sz w:val="22"/>
           <w:szCs w:val="22"/>
           <w:shd w:val="clear" w:color="auto" w:fill="FFFFFF"/>
@@ -602,7 +602,7 @@
       <w:r>
         <w:rPr>
           <w:rStyle w:val="MSGENFONTSTYLENAMETEMPLATEROLENUMBERMSGENFONTSTYLENAMEBYROLETEXT2"/>
-          <w:rFonts w:ascii="Tahoma" w:hAnsi="Tahoma" w:cs="Tahoma"/>
+          <w:rFonts w:ascii="Tahoma" w:hAnsi="Tahoma"/>
           <w:sz w:val="22"/>
           <w:szCs w:val="22"/>
           <w:lang w:val="en-US"/>
@@ -612,7 +612,7 @@
       <w:r>
         <w:rPr>
           <w:rStyle w:val="MSGENFONTSTYLENAMETEMPLATEROLENUMBERMSGENFONTSTYLENAMEBYROLETEXT2"/>
-          <w:rFonts w:ascii="Tahoma" w:hAnsi="Tahoma" w:cs="Tahoma"/>
+          <w:rFonts w:ascii="Tahoma" w:hAnsi="Tahoma"/>
           <w:sz w:val="22"/>
           <w:szCs w:val="22"/>
           <w:lang w:val="en-US"/>
@@ -622,7 +622,7 @@
       <w:r>
         <w:rPr>
           <w:rStyle w:val="MSGENFONTSTYLENAMETEMPLATEROLENUMBERMSGENFONTSTYLENAMEBYROLETEXT2"/>
-          <w:rFonts w:ascii="Tahoma" w:hAnsi="Tahoma" w:cs="Tahoma"/>
+          <w:rFonts w:ascii="Tahoma" w:hAnsi="Tahoma"/>
           <w:sz w:val="22"/>
           <w:szCs w:val="22"/>
         </w:rPr>
@@ -631,7 +631,7 @@
       <w:r>
         <w:rPr>
           <w:rStyle w:val="MSGENFONTSTYLENAMETEMPLATEROLENUMBERMSGENFONTSTYLENAMEBYROLETEXT2"/>
-          <w:rFonts w:ascii="Tahoma" w:hAnsi="Tahoma" w:cs="Tahoma"/>
+          <w:rFonts w:ascii="Tahoma" w:hAnsi="Tahoma"/>
           <w:sz w:val="22"/>
           <w:szCs w:val="22"/>
           <w:lang w:val="en-US"/>
@@ -641,7 +641,7 @@
       <w:r>
         <w:rPr>
           <w:rStyle w:val="MSGENFONTSTYLENAMETEMPLATEROLENUMBERMSGENFONTSTYLENAMEBYROLETEXT2"/>
-          <w:rFonts w:ascii="Tahoma" w:hAnsi="Tahoma" w:cs="Tahoma"/>
+          <w:rFonts w:ascii="Tahoma" w:hAnsi="Tahoma"/>
           <w:sz w:val="22"/>
           <w:szCs w:val="22"/>
         </w:rPr>
@@ -657,7 +657,7 @@
       </w:r>
       <w:r>
         <w:rPr>
-          <w:rFonts w:ascii="Tahoma" w:hAnsi="Tahoma" w:cs="Tahoma"/>
+          <w:rFonts w:ascii="Tahoma" w:hAnsi="Tahoma"/>
           <w:sz w:val="22"/>
           <w:szCs w:val="22"/>
           <w:shd w:val="clear" w:color="auto" w:fill="FFFFFF"/>
@@ -666,7 +666,7 @@
       </w:r>
       <w:r>
         <w:rPr>
-          <w:rFonts w:ascii="Tahoma" w:hAnsi="Tahoma" w:cs="Tahoma"/>
+          <w:rFonts w:ascii="Tahoma" w:hAnsi="Tahoma"/>
           <w:sz w:val="22"/>
           <w:szCs w:val="22"/>
           <w:shd w:val="clear" w:color="auto" w:fill="FFFFFF"/>
@@ -676,7 +676,7 @@
       </w:r>
       <w:r>
         <w:rPr>
-          <w:rFonts w:ascii="Tahoma" w:hAnsi="Tahoma" w:cs="Tahoma"/>
+          <w:rFonts w:ascii="Tahoma" w:hAnsi="Tahoma"/>
           <w:sz w:val="22"/>
           <w:szCs w:val="22"/>
           <w:shd w:val="clear" w:color="auto" w:fill="FFFFFF"/>
@@ -685,7 +685,7 @@
       </w:r>
       <w:r>
         <w:rPr>
-          <w:rFonts w:ascii="Tahoma" w:hAnsi="Tahoma" w:cs="Tahoma"/>
+          <w:rFonts w:ascii="Tahoma" w:hAnsi="Tahoma"/>
           <w:sz w:val="22"/>
           <w:szCs w:val="22"/>
           <w:shd w:val="clear" w:color="auto" w:fill="FFFFFF"/>
@@ -695,7 +695,7 @@
       </w:r>
       <w:r>
         <w:rPr>
-          <w:rFonts w:ascii="Tahoma" w:hAnsi="Tahoma" w:cs="Tahoma"/>
+          <w:rFonts w:ascii="Tahoma" w:hAnsi="Tahoma"/>
           <w:sz w:val="22"/>
           <w:szCs w:val="22"/>
           <w:shd w:val="clear" w:color="auto" w:fill="FFFFFF"/>
@@ -704,7 +704,7 @@
       </w:r>
       <w:r>
         <w:rPr>
-          <w:rFonts w:ascii="Tahoma" w:hAnsi="Tahoma" w:cs="Tahoma"/>
+          <w:rFonts w:ascii="Tahoma" w:hAnsi="Tahoma"/>
           <w:sz w:val="22"/>
           <w:szCs w:val="22"/>
           <w:shd w:val="clear" w:color="auto" w:fill="FFFFFF"/>
@@ -714,7 +714,7 @@
       </w:r>
       <w:r>
         <w:rPr>
-          <w:rFonts w:ascii="Tahoma" w:hAnsi="Tahoma" w:cs="Tahoma"/>
+          <w:rFonts w:ascii="Tahoma" w:hAnsi="Tahoma"/>
           <w:sz w:val="22"/>
           <w:szCs w:val="22"/>
           <w:shd w:val="clear" w:color="auto" w:fill="FFFFFF"/>
@@ -735,7 +735,7 @@
         <w:ind w:left="142" w:right="46"/>
         <w:jc w:val="both"/>
         <w:rPr>
-          <w:rFonts w:ascii="Tahoma" w:hAnsi="Tahoma" w:cs="Tahoma"/>
+          <w:rFonts w:ascii="Tahoma" w:hAnsi="Tahoma"/>
           <w:sz w:val="22"/>
           <w:szCs w:val="22"/>
           <w:shd w:val="clear" w:color="auto" w:fill="FFFFFF"/>
@@ -745,7 +745,7 @@
       <w:r>
         <w:rPr>
           <w:rStyle w:val="MSGENFONTSTYLENAMETEMPLATEROLENUMBERMSGENFONTSTYLENAMEBYROLETEXT2"/>
-          <w:rFonts w:ascii="Tahoma" w:hAnsi="Tahoma" w:cs="Tahoma"/>
+          <w:rFonts w:ascii="Tahoma" w:hAnsi="Tahoma"/>
           <w:sz w:val="22"/>
           <w:szCs w:val="22"/>
           <w:lang w:val="en-US"/>
@@ -755,7 +755,7 @@
       <w:r>
         <w:rPr>
           <w:rStyle w:val="MSGENFONTSTYLENAMETEMPLATEROLENUMBERMSGENFONTSTYLENAMEBYROLETEXT2"/>
-          <w:rFonts w:ascii="Tahoma" w:hAnsi="Tahoma" w:cs="Tahoma"/>
+          <w:rFonts w:ascii="Tahoma" w:hAnsi="Tahoma"/>
           <w:sz w:val="22"/>
           <w:szCs w:val="22"/>
         </w:rPr>
@@ -764,7 +764,7 @@
       <w:r>
         <w:rPr>
           <w:rStyle w:val="MSGENFONTSTYLENAMETEMPLATEROLENUMBERMSGENFONTSTYLENAMEBYROLETEXT2"/>
-          <w:rFonts w:ascii="Tahoma" w:hAnsi="Tahoma" w:cs="Tahoma"/>
+          <w:rFonts w:ascii="Tahoma" w:hAnsi="Tahoma"/>
           <w:sz w:val="22"/>
           <w:szCs w:val="22"/>
           <w:lang w:val="en-US"/>
@@ -774,7 +774,7 @@
       <w:r>
         <w:rPr>
           <w:rStyle w:val="MSGENFONTSTYLENAMETEMPLATEROLENUMBERMSGENFONTSTYLENAMEBYROLETEXT2"/>
-          <w:rFonts w:ascii="Tahoma" w:hAnsi="Tahoma" w:cs="Tahoma"/>
+          <w:rFonts w:ascii="Tahoma" w:hAnsi="Tahoma"/>
           <w:sz w:val="22"/>
           <w:szCs w:val="22"/>
         </w:rPr>
@@ -783,7 +783,7 @@
       <w:r>
         <w:rPr>
           <w:rStyle w:val="MSGENFONTSTYLENAMETEMPLATEROLENUMBERMSGENFONTSTYLENAMEBYROLETEXT2"/>
-          <w:rFonts w:ascii="Tahoma" w:hAnsi="Tahoma" w:cs="Tahoma"/>
+          <w:rFonts w:ascii="Tahoma" w:hAnsi="Tahoma"/>
           <w:sz w:val="22"/>
           <w:szCs w:val="22"/>
           <w:lang w:val="en-US"/>
@@ -793,7 +793,7 @@
       <w:r>
         <w:rPr>
           <w:rStyle w:val="MSGENFONTSTYLENAMETEMPLATEROLENUMBERMSGENFONTSTYLENAMEBYROLETEXT2"/>
-          <w:rFonts w:ascii="Tahoma" w:hAnsi="Tahoma" w:cs="Tahoma"/>
+          <w:rFonts w:ascii="Tahoma" w:hAnsi="Tahoma"/>
           <w:sz w:val="22"/>
           <w:szCs w:val="22"/>
         </w:rPr>
@@ -802,7 +802,7 @@
       <w:r>
         <w:rPr>
           <w:rStyle w:val="MSGENFONTSTYLENAMETEMPLATEROLENUMBERMSGENFONTSTYLENAMEBYROLETEXT2"/>
-          <w:rFonts w:ascii="Tahoma" w:hAnsi="Tahoma" w:cs="Tahoma"/>
+          <w:rFonts w:ascii="Tahoma" w:hAnsi="Tahoma"/>
           <w:sz w:val="22"/>
           <w:szCs w:val="22"/>
           <w:lang w:val="en-US"/>
@@ -812,7 +812,7 @@
       <w:r>
         <w:rPr>
           <w:rStyle w:val="MSGENFONTSTYLENAMETEMPLATEROLENUMBERMSGENFONTSTYLENAMEBYROLETEXT2"/>
-          <w:rFonts w:ascii="Tahoma" w:hAnsi="Tahoma" w:cs="Tahoma"/>
+          <w:rFonts w:ascii="Tahoma" w:hAnsi="Tahoma"/>
           <w:sz w:val="22"/>
           <w:szCs w:val="22"/>
         </w:rPr>
@@ -821,7 +821,7 @@
       <w:r>
         <w:rPr>
           <w:rStyle w:val="MSGENFONTSTYLENAMETEMPLATEROLENUMBERMSGENFONTSTYLENAMEBYROLETEXT2"/>
-          <w:rFonts w:ascii="Tahoma" w:hAnsi="Tahoma" w:cs="Tahoma"/>
+          <w:rFonts w:ascii="Tahoma" w:hAnsi="Tahoma"/>
           <w:sz w:val="22"/>
           <w:szCs w:val="22"/>
           <w:lang w:val="en-US"/>
@@ -831,7 +831,7 @@
       <w:r>
         <w:rPr>
           <w:rStyle w:val="MSGENFONTSTYLENAMETEMPLATEROLENUMBERMSGENFONTSTYLENAMEBYROLETEXT2"/>
-          <w:rFonts w:ascii="Tahoma" w:hAnsi="Tahoma" w:cs="Tahoma"/>
+          <w:rFonts w:ascii="Tahoma" w:hAnsi="Tahoma"/>
           <w:sz w:val="22"/>
           <w:szCs w:val="22"/>
         </w:rPr>
@@ -840,7 +840,7 @@
       <w:r>
         <w:rPr>
           <w:rStyle w:val="MSGENFONTSTYLENAMETEMPLATEROLENUMBERMSGENFONTSTYLENAMEBYROLETEXT2"/>
-          <w:rFonts w:ascii="Tahoma" w:hAnsi="Tahoma" w:cs="Tahoma"/>
+          <w:rFonts w:ascii="Tahoma" w:hAnsi="Tahoma"/>
           <w:sz w:val="22"/>
           <w:szCs w:val="22"/>
           <w:lang w:val="en-US"/>
@@ -850,7 +850,7 @@
       <w:r>
         <w:rPr>
           <w:rStyle w:val="MSGENFONTSTYLENAMETEMPLATEROLENUMBERMSGENFONTSTYLENAMEBYROLETEXT2"/>
-          <w:rFonts w:ascii="Tahoma" w:hAnsi="Tahoma" w:cs="Tahoma"/>
+          <w:rFonts w:ascii="Tahoma" w:hAnsi="Tahoma"/>
           <w:sz w:val="22"/>
           <w:szCs w:val="22"/>
         </w:rPr>
@@ -859,7 +859,7 @@
       <w:r>
         <w:rPr>
           <w:rStyle w:val="MSGENFONTSTYLENAMETEMPLATEROLENUMBERMSGENFONTSTYLENAMEBYROLETEXT2"/>
-          <w:rFonts w:ascii="Tahoma" w:hAnsi="Tahoma" w:cs="Tahoma"/>
+          <w:rFonts w:ascii="Tahoma" w:hAnsi="Tahoma"/>
           <w:sz w:val="22"/>
           <w:szCs w:val="22"/>
           <w:lang w:val="en-US"/>
@@ -868,7 +868,7 @@
       </w:r>
       <w:r>
         <w:rPr>
-          <w:rFonts w:ascii="Tahoma" w:hAnsi="Tahoma" w:cs="Tahoma"/>
+          <w:rFonts w:ascii="Tahoma" w:hAnsi="Tahoma"/>
           <w:sz w:val="22"/>
           <w:szCs w:val="22"/>
           <w:shd w:val="clear" w:color="auto" w:fill="FFFFFF"/>
@@ -877,7 +877,7 @@
       </w:r>
       <w:r>
         <w:rPr>
-          <w:rFonts w:ascii="Tahoma" w:hAnsi="Tahoma" w:cs="Tahoma"/>
+          <w:rFonts w:ascii="Tahoma" w:hAnsi="Tahoma"/>
           <w:sz w:val="22"/>
           <w:szCs w:val="22"/>
           <w:lang w:val="en-US"/>
@@ -887,7 +887,7 @@
       <w:r>
         <w:rPr>
           <w:rStyle w:val="MSGENFONTSTYLENAMETEMPLATEROLENUMBERMSGENFONTSTYLENAMEBYROLETEXT2"/>
-          <w:rFonts w:ascii="Tahoma" w:hAnsi="Tahoma" w:cs="Tahoma"/>
+          <w:rFonts w:ascii="Tahoma" w:hAnsi="Tahoma"/>
           <w:sz w:val="22"/>
           <w:szCs w:val="22"/>
         </w:rPr>
@@ -896,7 +896,7 @@
       <w:r>
         <w:rPr>
           <w:rStyle w:val="MSGENFONTSTYLENAMETEMPLATEROLENUMBERMSGENFONTSTYLENAMEBYROLETEXT2"/>
-          <w:rFonts w:ascii="Tahoma" w:hAnsi="Tahoma" w:cs="Tahoma"/>
+          <w:rFonts w:ascii="Tahoma" w:hAnsi="Tahoma"/>
           <w:sz w:val="22"/>
           <w:szCs w:val="22"/>
           <w:lang w:val="en-US"/>
@@ -905,7 +905,7 @@
       </w:r>
       <w:r>
         <w:rPr>
-          <w:rFonts w:ascii="Tahoma" w:hAnsi="Tahoma" w:cs="Tahoma"/>
+          <w:rFonts w:ascii="Tahoma" w:hAnsi="Tahoma"/>
           <w:sz w:val="22"/>
           <w:szCs w:val="22"/>
           <w:shd w:val="clear" w:color="auto" w:fill="FFFFFF"/>
@@ -914,7 +914,7 @@
       </w:r>
       <w:r>
         <w:rPr>
-          <w:rFonts w:ascii="Tahoma" w:hAnsi="Tahoma" w:cs="Tahoma"/>
+          <w:rFonts w:ascii="Tahoma" w:hAnsi="Tahoma"/>
           <w:sz w:val="22"/>
           <w:szCs w:val="22"/>
           <w:shd w:val="clear" w:color="auto" w:fill="FFFFFF"/>
@@ -925,7 +925,7 @@
       <w:r>
         <w:rPr>
           <w:rStyle w:val="MSGENFONTSTYLENAMETEMPLATEROLENUMBERMSGENFONTSTYLENAMEBYROLETEXT2"/>
-          <w:rFonts w:ascii="Tahoma" w:hAnsi="Tahoma" w:cs="Tahoma"/>
+          <w:rFonts w:ascii="Tahoma" w:hAnsi="Tahoma"/>
           <w:sz w:val="22"/>
           <w:szCs w:val="22"/>
         </w:rPr>
@@ -934,7 +934,7 @@
       <w:r>
         <w:rPr>
           <w:rStyle w:val="MSGENFONTSTYLENAMETEMPLATEROLENUMBERMSGENFONTSTYLENAMEBYROLETEXT2"/>
-          <w:rFonts w:ascii="Tahoma" w:hAnsi="Tahoma" w:cs="Tahoma"/>
+          <w:rFonts w:ascii="Tahoma" w:hAnsi="Tahoma"/>
           <w:sz w:val="22"/>
           <w:szCs w:val="22"/>
           <w:lang w:val="en-US"/>
@@ -944,7 +944,7 @@
       <w:r>
         <w:rPr>
           <w:rStyle w:val="MSGENFONTSTYLENAMETEMPLATEROLENUMBERMSGENFONTSTYLENAMEBYROLETEXT2"/>
-          <w:rFonts w:ascii="Tahoma" w:hAnsi="Tahoma" w:cs="Tahoma"/>
+          <w:rFonts w:ascii="Tahoma" w:hAnsi="Tahoma"/>
           <w:sz w:val="22"/>
           <w:szCs w:val="22"/>
         </w:rPr>
@@ -953,7 +953,7 @@
       <w:r>
         <w:rPr>
           <w:rStyle w:val="MSGENFONTSTYLENAMETEMPLATEROLENUMBERMSGENFONTSTYLENAMEBYROLETEXT2"/>
-          <w:rFonts w:ascii="Tahoma" w:hAnsi="Tahoma" w:cs="Tahoma"/>
+          <w:rFonts w:ascii="Tahoma" w:hAnsi="Tahoma"/>
           <w:sz w:val="22"/>
           <w:szCs w:val="22"/>
           <w:lang w:val="en-US"/>
@@ -962,7 +962,7 @@
       </w:r>
       <w:r>
         <w:rPr>
-          <w:rFonts w:ascii="Tahoma" w:hAnsi="Tahoma" w:cs="Tahoma"/>
+          <w:rFonts w:ascii="Tahoma" w:hAnsi="Tahoma"/>
           <w:sz w:val="22"/>
           <w:szCs w:val="22"/>
           <w:shd w:val="clear" w:color="auto" w:fill="FFFFFF"/>
@@ -982,7 +982,7 @@
         <w:ind w:left="142" w:right="46"/>
         <w:jc w:val="both"/>
         <w:rPr>
-          <w:rFonts w:ascii="Tahoma" w:hAnsi="Tahoma" w:cs="Tahoma"/>
+          <w:rFonts w:ascii="Tahoma" w:hAnsi="Tahoma"/>
           <w:shd w:val="clear" w:color="auto" w:fill="FFFFFF"/>
           <w:lang w:val="en-US"/>
         </w:rPr>
@@ -990,7 +990,7 @@
       <w:r>
         <w:rPr>
           <w:rStyle w:val="MSGENFONTSTYLENAMETEMPLATEROLENUMBERMSGENFONTSTYLENAMEBYROLETEXT2"/>
-          <w:rFonts w:ascii="Tahoma" w:hAnsi="Tahoma" w:cs="Tahoma"/>
+          <w:rFonts w:ascii="Tahoma" w:hAnsi="Tahoma"/>
           <w:sz w:val="22"/>
           <w:szCs w:val="22"/>
         </w:rPr>
@@ -999,7 +999,7 @@
       <w:r>
         <w:rPr>
           <w:rStyle w:val="MSGENFONTSTYLENAMETEMPLATEROLENUMBERMSGENFONTSTYLENAMEBYROLETEXT2"/>
-          <w:rFonts w:ascii="Tahoma" w:hAnsi="Tahoma" w:cs="Tahoma"/>
+          <w:rFonts w:ascii="Tahoma" w:hAnsi="Tahoma"/>
           <w:sz w:val="22"/>
           <w:szCs w:val="22"/>
           <w:lang w:val="en-US"/>
@@ -1009,7 +1009,7 @@
       <w:r>
         <w:rPr>
           <w:rStyle w:val="MSGENFONTSTYLENAMETEMPLATEROLENUMBERMSGENFONTSTYLENAMEBYROLETEXT2"/>
-          <w:rFonts w:ascii="Tahoma" w:hAnsi="Tahoma" w:cs="Tahoma"/>
+          <w:rFonts w:ascii="Tahoma" w:hAnsi="Tahoma"/>
           <w:sz w:val="22"/>
           <w:szCs w:val="22"/>
         </w:rPr>
@@ -1018,7 +1018,7 @@
       <w:r>
         <w:rPr>
           <w:rStyle w:val="MSGENFONTSTYLENAMETEMPLATEROLENUMBERMSGENFONTSTYLENAMEBYROLETEXT2"/>
-          <w:rFonts w:ascii="Tahoma" w:hAnsi="Tahoma" w:cs="Tahoma"/>
+          <w:rFonts w:ascii="Tahoma" w:hAnsi="Tahoma"/>
           <w:sz w:val="22"/>
           <w:szCs w:val="22"/>
           <w:lang w:val="en-US"/>
@@ -1028,7 +1028,7 @@
       <w:r>
         <w:rPr>
           <w:rStyle w:val="MSGENFONTSTYLENAMETEMPLATEROLENUMBERMSGENFONTSTYLENAMEBYROLETEXT2"/>
-          <w:rFonts w:ascii="Tahoma" w:hAnsi="Tahoma" w:cs="Tahoma"/>
+          <w:rFonts w:ascii="Tahoma" w:hAnsi="Tahoma"/>
           <w:sz w:val="22"/>
           <w:szCs w:val="22"/>
         </w:rPr>
@@ -1036,7 +1036,7 @@
       </w:r>
       <w:r>
         <w:rPr>
-          <w:rFonts w:ascii="Tahoma" w:hAnsi="Tahoma" w:cs="Tahoma"/>
+          <w:rFonts w:ascii="Tahoma" w:hAnsi="Tahoma"/>
           <w:shd w:val="clear" w:color="auto" w:fill="FFFFFF"/>
           <w:lang w:val="en-US"/>
         </w:rPr>
@@ -1044,7 +1044,7 @@
       </w:r>
       <w:r>
         <w:rPr>
-          <w:rFonts w:ascii="Tahoma" w:hAnsi="Tahoma" w:cs="Tahoma"/>
+          <w:rFonts w:ascii="Tahoma" w:hAnsi="Tahoma"/>
           <w:sz w:val="22"/>
           <w:szCs w:val="22"/>
           <w:shd w:val="clear" w:color="auto" w:fill="FFFFFF"/>
@@ -1062,7 +1062,7 @@
         <w:jc w:val="both"/>
         <w:rPr>
           <w:rStyle w:val="MSGENFONTSTYLENAMETEMPLATEROLENUMBERMSGENFONTSTYLENAMEBYROLETEXT2"/>
-          <w:rFonts w:ascii="Tahoma" w:hAnsi="Tahoma" w:cs="Tahoma"/>
+          <w:rFonts w:ascii="Tahoma" w:hAnsi="Tahoma"/>
           <w:sz w:val="22"/>
           <w:szCs w:val="22"/>
           <w:lang w:val="en-US"/>
@@ -1071,7 +1071,7 @@
       <w:r>
         <w:rPr>
           <w:rStyle w:val="MSGENFONTSTYLENAMETEMPLATEROLENUMBERMSGENFONTSTYLENAMEBYROLETEXT2"/>
-          <w:rFonts w:ascii="Tahoma" w:hAnsi="Tahoma" w:cs="Tahoma"/>
+          <w:rFonts w:ascii="Tahoma" w:hAnsi="Tahoma"/>
           <w:sz w:val="22"/>
           <w:szCs w:val="22"/>
         </w:rPr>
@@ -1087,7 +1087,7 @@
         <w:jc w:val="both"/>
         <w:rPr>
           <w:rStyle w:val="MSGENFONTSTYLENAMETEMPLATEROLENUMBERMSGENFONTSTYLENAMEBYROLETEXT2"/>
-          <w:rFonts w:ascii="Tahoma" w:hAnsi="Tahoma" w:cs="Tahoma"/>
+          <w:rFonts w:ascii="Tahoma" w:hAnsi="Tahoma"/>
           <w:sz w:val="22"/>
           <w:szCs w:val="22"/>
           <w:lang w:val="en-US"/>
@@ -1104,7 +1104,7 @@
         <w:ind w:left="142" w:right="46"/>
         <w:rPr>
           <w:rStyle w:val="MSGENFONTSTYLENAMETEMPLATEROLENUMBERMSGENFONTSTYLENAMEBYROLETEXT3"/>
-          <w:rFonts w:ascii="Tahoma" w:hAnsi="Tahoma" w:cs="Tahoma"/>
+          <w:rFonts w:ascii="Tahoma" w:hAnsi="Tahoma"/>
           <w:b/>
           <w:bCs/>
           <w:i/>
@@ -1117,7 +1117,7 @@
       <w:r>
         <w:rPr>
           <w:rStyle w:val="MSGENFONTSTYLENAMETEMPLATEROLENUMBERMSGENFONTSTYLENAMEBYROLETEXT3"/>
-          <w:rFonts w:ascii="Tahoma" w:hAnsi="Tahoma" w:cs="Tahoma"/>
+          <w:rFonts w:ascii="Tahoma" w:hAnsi="Tahoma"/>
           <w:b/>
           <w:bCs/>
           <w:i/>
@@ -1131,7 +1131,7 @@
       <w:r>
         <w:rPr>
           <w:rStyle w:val="MSGENFONTSTYLENAMETEMPLATEROLENUMBERMSGENFONTSTYLENAMEBYROLETEXT3"/>
-          <w:rFonts w:ascii="Tahoma" w:hAnsi="Tahoma" w:cs="Tahoma"/>
+          <w:rFonts w:ascii="Tahoma" w:hAnsi="Tahoma"/>
           <w:b/>
           <w:bCs/>
           <w:i/>
@@ -1144,7 +1144,7 @@
       <w:r>
         <w:rPr>
           <w:rStyle w:val="MSGENFONTSTYLENAMETEMPLATEROLENUMBERMSGENFONTSTYLENAMEBYROLETEXT3"/>
-          <w:rFonts w:ascii="Tahoma" w:hAnsi="Tahoma" w:cs="Tahoma"/>
+          <w:rFonts w:ascii="Tahoma" w:hAnsi="Tahoma"/>
           <w:b/>
           <w:bCs/>
           <w:i/>
@@ -1158,7 +1158,7 @@
       <w:r>
         <w:rPr>
           <w:rStyle w:val="MSGENFONTSTYLENAMETEMPLATEROLENUMBERMSGENFONTSTYLENAMEBYROLETEXT3"/>
-          <w:rFonts w:ascii="Tahoma" w:hAnsi="Tahoma" w:cs="Tahoma"/>
+          <w:rFonts w:ascii="Tahoma" w:hAnsi="Tahoma"/>
           <w:b/>
           <w:bCs/>
           <w:i/>
@@ -1177,7 +1177,7 @@
         <w:ind w:left="142" w:right="46"/>
         <w:rPr>
           <w:rStyle w:val="MSGENFONTSTYLENAMETEMPLATEROLENUMBERMSGENFONTSTYLENAMEBYROLETEXT3"/>
-          <w:rFonts w:ascii="Tahoma" w:hAnsi="Tahoma" w:cs="Tahoma"/>
+          <w:rFonts w:ascii="Tahoma" w:hAnsi="Tahoma"/>
           <w:b/>
           <w:bCs/>
           <w:i/>
@@ -1196,7 +1196,7 @@
         <w:ind w:left="142" w:right="46"/>
         <w:rPr>
           <w:rStyle w:val="MSGENFONTSTYLENAMETEMPLATEROLENUMBERMSGENFONTSTYLENAMEBYROLETEXT3"/>
-          <w:rFonts w:ascii="Tahoma" w:hAnsi="Tahoma" w:cs="Tahoma"/>
+          <w:rFonts w:ascii="Tahoma" w:hAnsi="Tahoma"/>
           <w:b/>
           <w:bCs/>
           <w:i/>
@@ -1209,7 +1209,7 @@
       <w:r>
         <w:rPr>
           <w:rStyle w:val="MSGENFONTSTYLENAMETEMPLATEROLENUMBERMSGENFONTSTYLENAMEBYROLETEXT3"/>
-          <w:rFonts w:ascii="Tahoma" w:hAnsi="Tahoma" w:cs="Tahoma"/>
+          <w:rFonts w:ascii="Tahoma" w:hAnsi="Tahoma"/>
           <w:b/>
           <w:bCs/>
           <w:i/>
@@ -1223,7 +1223,7 @@
       <w:r>
         <w:rPr>
           <w:rStyle w:val="MSGENFONTSTYLENAMETEMPLATEROLENUMBERMSGENFONTSTYLENAMEBYROLETEXT3"/>
-          <w:rFonts w:ascii="Tahoma" w:hAnsi="Tahoma" w:cs="Tahoma"/>
+          <w:rFonts w:ascii="Tahoma" w:hAnsi="Tahoma"/>
           <w:b/>
           <w:bCs/>
           <w:i/>
@@ -1236,7 +1236,7 @@
       <w:r>
         <w:rPr>
           <w:rStyle w:val="MSGENFONTSTYLENAMETEMPLATEROLENUMBERMSGENFONTSTYLENAMEBYROLETEXT3"/>
-          <w:rFonts w:ascii="Tahoma" w:hAnsi="Tahoma" w:cs="Tahoma"/>
+          <w:rFonts w:ascii="Tahoma" w:hAnsi="Tahoma"/>
           <w:b/>
           <w:bCs/>
           <w:i/>
@@ -1250,7 +1250,7 @@
       <w:r>
         <w:rPr>
           <w:rStyle w:val="MSGENFONTSTYLENAMETEMPLATEROLENUMBERMSGENFONTSTYLENAMEBYROLETEXT3"/>
-          <w:rFonts w:ascii="Tahoma" w:hAnsi="Tahoma" w:cs="Tahoma"/>
+          <w:rFonts w:ascii="Tahoma" w:hAnsi="Tahoma"/>
           <w:b/>
           <w:bCs/>
           <w:i/>
@@ -1263,7 +1263,7 @@
       <w:r>
         <w:rPr>
           <w:rStyle w:val="MSGENFONTSTYLENAMETEMPLATEROLENUMBERMSGENFONTSTYLENAMEBYROLETEXT3"/>
-          <w:rFonts w:ascii="Tahoma" w:hAnsi="Tahoma" w:cs="Tahoma"/>
+          <w:rFonts w:ascii="Tahoma" w:hAnsi="Tahoma"/>
           <w:b/>
           <w:bCs/>
           <w:i/>
@@ -1277,7 +1277,7 @@
       <w:r>
         <w:rPr>
           <w:rStyle w:val="MSGENFONTSTYLENAMETEMPLATEROLENUMBERMSGENFONTSTYLENAMEBYROLETEXT3"/>
-          <w:rFonts w:ascii="Tahoma" w:hAnsi="Tahoma" w:cs="Tahoma"/>
+          <w:rFonts w:ascii="Tahoma" w:hAnsi="Tahoma"/>
           <w:b/>
           <w:bCs/>
           <w:i/>
@@ -1296,7 +1296,7 @@
         <w:ind w:left="142" w:right="46"/>
         <w:rPr>
           <w:rStyle w:val="MSGENFONTSTYLENAMETEMPLATEROLENUMBERMSGENFONTSTYLENAMEBYROLETEXT3"/>
-          <w:rFonts w:ascii="Tahoma" w:hAnsi="Tahoma" w:cs="Tahoma"/>
+          <w:rFonts w:ascii="Tahoma" w:hAnsi="Tahoma"/>
           <w:b/>
           <w:bCs/>
           <w:i/>
@@ -1315,7 +1315,7 @@
         <w:ind w:left="142" w:right="46"/>
         <w:rPr>
           <w:rStyle w:val="MSGENFONTSTYLENAMETEMPLATEROLENUMBERMSGENFONTSTYLENAMEBYROLETEXT3"/>
-          <w:rFonts w:ascii="Tahoma" w:hAnsi="Tahoma" w:cs="Tahoma"/>
+          <w:rFonts w:ascii="Tahoma" w:hAnsi="Tahoma"/>
           <w:b/>
           <w:bCs/>
           <w:i/>
@@ -1328,7 +1328,7 @@
       <w:r>
         <w:rPr>
           <w:rStyle w:val="MSGENFONTSTYLENAMETEMPLATEROLENUMBERMSGENFONTSTYLENAMEBYROLETEXT3"/>
-          <w:rFonts w:ascii="Tahoma" w:hAnsi="Tahoma" w:cs="Tahoma"/>
+          <w:rFonts w:ascii="Tahoma" w:hAnsi="Tahoma"/>
           <w:b/>
           <w:bCs/>
           <w:i/>
@@ -1341,7 +1341,7 @@
       <w:r>
         <w:rPr>
           <w:rStyle w:val="MSGENFONTSTYLENAMETEMPLATEROLENUMBERMSGENFONTSTYLENAMEBYROLETEXT3"/>
-          <w:rFonts w:ascii="Tahoma" w:hAnsi="Tahoma" w:cs="Tahoma"/>
+          <w:rFonts w:ascii="Tahoma" w:hAnsi="Tahoma"/>
           <w:b/>
           <w:bCs/>
           <w:i/>
@@ -1355,7 +1355,7 @@
       <w:r>
         <w:rPr>
           <w:rStyle w:val="MSGENFONTSTYLENAMETEMPLATEROLENUMBERMSGENFONTSTYLENAMEBYROLETEXT3"/>
-          <w:rFonts w:ascii="Tahoma" w:hAnsi="Tahoma" w:cs="Tahoma"/>
+          <w:rFonts w:ascii="Tahoma" w:hAnsi="Tahoma"/>
           <w:b/>
           <w:bCs/>
           <w:i/>
@@ -1368,7 +1368,7 @@
       <w:r>
         <w:rPr>
           <w:rStyle w:val="MSGENFONTSTYLENAMETEMPLATEROLENUMBERMSGENFONTSTYLENAMEBYROLETEXT3"/>
-          <w:rFonts w:ascii="Tahoma" w:hAnsi="Tahoma" w:cs="Tahoma"/>
+          <w:rFonts w:ascii="Tahoma" w:hAnsi="Tahoma"/>
           <w:b/>
           <w:bCs/>
           <w:i/>
@@ -1382,7 +1382,7 @@
       <w:r>
         <w:rPr>
           <w:rStyle w:val="MSGENFONTSTYLENAMETEMPLATEROLENUMBERMSGENFONTSTYLENAMEBYROLETEXT3"/>
-          <w:rFonts w:ascii="Tahoma" w:hAnsi="Tahoma" w:cs="Tahoma"/>
+          <w:rFonts w:ascii="Tahoma" w:hAnsi="Tahoma"/>
           <w:b/>
           <w:bCs/>
           <w:i/>
@@ -1395,7 +1395,7 @@
       <w:r>
         <w:rPr>
           <w:rStyle w:val="MSGENFONTSTYLENAMETEMPLATEROLENUMBERMSGENFONTSTYLENAMEBYROLETEXT3"/>
-          <w:rFonts w:ascii="Tahoma" w:hAnsi="Tahoma" w:cs="Tahoma"/>
+          <w:rFonts w:ascii="Tahoma" w:hAnsi="Tahoma"/>
           <w:b/>
           <w:bCs/>
           <w:i/>
@@ -1409,7 +1409,7 @@
       <w:r>
         <w:rPr>
           <w:rStyle w:val="MSGENFONTSTYLENAMETEMPLATEROLENUMBERMSGENFONTSTYLENAMEBYROLETEXT3"/>
-          <w:rFonts w:ascii="Tahoma" w:hAnsi="Tahoma" w:cs="Tahoma"/>
+          <w:rFonts w:ascii="Tahoma" w:hAnsi="Tahoma"/>
           <w:b/>
           <w:bCs/>
           <w:i/>
@@ -1422,7 +1422,7 @@
       <w:r>
         <w:rPr>
           <w:rStyle w:val="MSGENFONTSTYLENAMETEMPLATEROLENUMBERMSGENFONTSTYLENAMEBYROLETEXT3"/>
-          <w:rFonts w:ascii="Tahoma" w:hAnsi="Tahoma" w:cs="Tahoma"/>
+          <w:rFonts w:ascii="Tahoma" w:hAnsi="Tahoma"/>
           <w:b/>
           <w:bCs/>
           <w:i/>
@@ -1436,7 +1436,7 @@
       <w:r>
         <w:rPr>
           <w:rStyle w:val="MSGENFONTSTYLENAMETEMPLATEROLENUMBERMSGENFONTSTYLENAMEBYROLETEXT3"/>
-          <w:rFonts w:ascii="Tahoma" w:hAnsi="Tahoma" w:cs="Tahoma"/>
+          <w:rFonts w:ascii="Tahoma" w:hAnsi="Tahoma"/>
           <w:b/>
           <w:bCs/>
           <w:i/>
@@ -1455,7 +1455,7 @@
         <w:ind w:left="142" w:right="46"/>
         <w:rPr>
           <w:rStyle w:val="MSGENFONTSTYLENAMETEMPLATEROLENUMBERMSGENFONTSTYLENAMEBYROLETEXT3"/>
-          <w:rFonts w:ascii="Tahoma" w:hAnsi="Tahoma" w:cs="Tahoma"/>
+          <w:rFonts w:ascii="Tahoma" w:hAnsi="Tahoma"/>
           <w:b/>
           <w:bCs/>
           <w:i/>
@@ -1474,7 +1474,7 @@
         <w:ind w:left="142" w:right="46"/>
         <w:rPr>
           <w:rStyle w:val="MSGENFONTSTYLENAMETEMPLATEROLENUMBERMSGENFONTSTYLENAMEBYROLETEXT3"/>
-          <w:rFonts w:ascii="Tahoma" w:hAnsi="Tahoma" w:cs="Tahoma"/>
+          <w:rFonts w:ascii="Tahoma" w:hAnsi="Tahoma"/>
           <w:b/>
           <w:bCs/>
           <w:i/>
@@ -1487,7 +1487,7 @@
       <w:r>
         <w:rPr>
           <w:rStyle w:val="MSGENFONTSTYLENAMETEMPLATEROLENUMBERMSGENFONTSTYLENAMEBYROLETEXT3"/>
-          <w:rFonts w:ascii="Tahoma" w:hAnsi="Tahoma" w:cs="Tahoma"/>
+          <w:rFonts w:ascii="Tahoma" w:hAnsi="Tahoma"/>
           <w:b/>
           <w:bCs/>
           <w:i/>
@@ -1500,7 +1500,7 @@
       <w:r>
         <w:rPr>
           <w:rStyle w:val="MSGENFONTSTYLENAMETEMPLATEROLENUMBERMSGENFONTSTYLENAMEBYROLETEXT3"/>
-          <w:rFonts w:ascii="Tahoma" w:hAnsi="Tahoma" w:cs="Tahoma"/>
+          <w:rFonts w:ascii="Tahoma" w:hAnsi="Tahoma"/>
           <w:b/>
           <w:bCs/>
           <w:i/>
@@ -1514,7 +1514,7 @@
       <w:r>
         <w:rPr>
           <w:rStyle w:val="MSGENFONTSTYLENAMETEMPLATEROLENUMBERMSGENFONTSTYLENAMEBYROLETEXT3"/>
-          <w:rFonts w:ascii="Tahoma" w:hAnsi="Tahoma" w:cs="Tahoma"/>
+          <w:rFonts w:ascii="Tahoma" w:hAnsi="Tahoma"/>
           <w:b/>
           <w:bCs/>
           <w:i/>
@@ -1527,7 +1527,7 @@
       <w:r>
         <w:rPr>
           <w:rStyle w:val="MSGENFONTSTYLENAMETEMPLATEROLENUMBERMSGENFONTSTYLENAMEBYROLETEXT3"/>
-          <w:rFonts w:ascii="Tahoma" w:hAnsi="Tahoma" w:cs="Tahoma"/>
+          <w:rFonts w:ascii="Tahoma" w:hAnsi="Tahoma"/>
           <w:b/>
           <w:bCs/>
           <w:i/>
@@ -1541,7 +1541,7 @@
       <w:r>
         <w:rPr>
           <w:rStyle w:val="MSGENFONTSTYLENAMETEMPLATEROLENUMBERMSGENFONTSTYLENAMEBYROLETEXT3"/>
-          <w:rFonts w:ascii="Tahoma" w:hAnsi="Tahoma" w:cs="Tahoma"/>
+          <w:rFonts w:ascii="Tahoma" w:hAnsi="Tahoma"/>
           <w:b/>
           <w:bCs/>
           <w:i/>
@@ -1554,7 +1554,7 @@
       <w:r>
         <w:rPr>
           <w:rStyle w:val="MSGENFONTSTYLENAMETEMPLATEROLENUMBERMSGENFONTSTYLENAMEBYROLETEXT3"/>
-          <w:rFonts w:ascii="Tahoma" w:hAnsi="Tahoma" w:cs="Tahoma"/>
+          <w:rFonts w:ascii="Tahoma" w:hAnsi="Tahoma"/>
           <w:b/>
           <w:bCs/>
           <w:i/>
@@ -1568,7 +1568,7 @@
       <w:r>
         <w:rPr>
           <w:rStyle w:val="MSGENFONTSTYLENAMETEMPLATEROLENUMBERMSGENFONTSTYLENAMEBYROLETEXT3"/>
-          <w:rFonts w:ascii="Tahoma" w:hAnsi="Tahoma" w:cs="Tahoma"/>
+          <w:rFonts w:ascii="Tahoma" w:hAnsi="Tahoma"/>
           <w:b/>
           <w:bCs/>
           <w:i/>
@@ -1587,7 +1587,7 @@
         <w:ind w:left="142" w:right="46"/>
         <w:rPr>
           <w:rStyle w:val="MSGENFONTSTYLENAMETEMPLATEROLENUMBERMSGENFONTSTYLENAMEBYROLETEXT3"/>
-          <w:rFonts w:ascii="Tahoma" w:hAnsi="Tahoma" w:cs="Tahoma"/>
+          <w:rFonts w:ascii="Tahoma" w:hAnsi="Tahoma"/>
           <w:b/>
           <w:bCs/>
           <w:i/>
@@ -1606,7 +1606,7 @@
         <w:ind w:left="142" w:right="46"/>
         <w:rPr>
           <w:rStyle w:val="MSGENFONTSTYLENAMETEMPLATEROLENUMBERMSGENFONTSTYLENAMEBYROLETEXT3"/>
-          <w:rFonts w:ascii="Tahoma" w:hAnsi="Tahoma" w:cs="Tahoma"/>
+          <w:rFonts w:ascii="Tahoma" w:hAnsi="Tahoma"/>
           <w:b/>
           <w:bCs/>
           <w:i/>
@@ -1619,7 +1619,7 @@
       <w:r>
         <w:rPr>
           <w:rStyle w:val="MSGENFONTSTYLENAMETEMPLATEROLENUMBERMSGENFONTSTYLENAMEBYROLETEXT3"/>
-          <w:rFonts w:ascii="Tahoma" w:hAnsi="Tahoma" w:cs="Tahoma"/>
+          <w:rFonts w:ascii="Tahoma" w:hAnsi="Tahoma"/>
           <w:b/>
           <w:bCs/>
           <w:i/>
@@ -1638,7 +1638,7 @@
         <w:ind w:left="142" w:right="46"/>
         <w:rPr>
           <w:rStyle w:val="MSGENFONTSTYLENAMETEMPLATEROLENUMBERMSGENFONTSTYLENAMEBYROLETEXT3"/>
-          <w:rFonts w:ascii="Tahoma" w:hAnsi="Tahoma" w:cs="Tahoma"/>
+          <w:rFonts w:ascii="Tahoma" w:hAnsi="Tahoma"/>
           <w:b/>
           <w:bCs/>
           <w:i/>
@@ -1657,7 +1657,7 @@
         <w:ind w:left="142" w:right="46"/>
         <w:rPr>
           <w:rStyle w:val="MSGENFONTSTYLENAMETEMPLATEROLENUMBERMSGENFONTSTYLENAMEBYROLETEXT3"/>
-          <w:rFonts w:ascii="Tahoma" w:hAnsi="Tahoma" w:cs="Tahoma"/>
+          <w:rFonts w:ascii="Tahoma" w:hAnsi="Tahoma"/>
           <w:sz w:val="22"/>
           <w:szCs w:val="22"/>
           <w:lang w:val="en-US"/>
@@ -1666,7 +1666,7 @@
       <w:r>
         <w:rPr>
           <w:rStyle w:val="MSGENFONTSTYLENAMETEMPLATEROLENUMBERMSGENFONTSTYLENAMEBYROLETEXT3"/>
-          <w:rFonts w:ascii="Tahoma" w:hAnsi="Tahoma" w:cs="Tahoma"/>
+          <w:rFonts w:ascii="Tahoma" w:hAnsi="Tahoma"/>
           <w:b/>
           <w:bCs/>
           <w:i/>
@@ -1679,7 +1679,7 @@
       <w:r>
         <w:rPr>
           <w:rStyle w:val="MSGENFONTSTYLENAMETEMPLATEROLENUMBERMSGENFONTSTYLENAMEBYROLETEXT3"/>
-          <w:rFonts w:ascii="Tahoma" w:hAnsi="Tahoma" w:cs="Tahoma"/>
+          <w:rFonts w:ascii="Tahoma" w:hAnsi="Tahoma"/>
           <w:b/>
           <w:bCs/>
           <w:i/>
@@ -1693,7 +1693,7 @@
       <w:r>
         <w:rPr>
           <w:rStyle w:val="MSGENFONTSTYLENAMETEMPLATEROLENUMBERMSGENFONTSTYLENAMEBYROLETEXT3"/>
-          <w:rFonts w:ascii="Tahoma" w:hAnsi="Tahoma" w:cs="Tahoma"/>
+          <w:rFonts w:ascii="Tahoma" w:hAnsi="Tahoma"/>
           <w:sz w:val="22"/>
           <w:szCs w:val="22"/>
           <w:lang w:val="en-US" w:eastAsia="en-US"/>
@@ -1702,7 +1702,7 @@
       </w:r>
       <w:r>
         <w:rPr>
-          <w:rFonts w:ascii="Tahoma" w:hAnsi="Tahoma" w:cs="Tahoma"/>
+          <w:rFonts w:ascii="Tahoma" w:hAnsi="Tahoma"/>
           <w:sz w:val="22"/>
           <w:szCs w:val="22"/>
           <w:shd w:val="clear" w:color="auto" w:fill="FFFFFF"/>
@@ -1712,7 +1712,7 @@
       </w:r>
       <w:r>
         <w:rPr>
-          <w:rFonts w:ascii="Tahoma" w:hAnsi="Tahoma" w:cs="Tahoma"/>
+          <w:rFonts w:ascii="Tahoma" w:hAnsi="Tahoma"/>
           <w:sz w:val="22"/>
           <w:szCs w:val="22"/>
           <w:shd w:val="clear" w:color="auto" w:fill="FFFFFF"/>
@@ -1722,7 +1722,7 @@
       </w:r>
       <w:r>
         <w:rPr>
-          <w:rFonts w:ascii="Tahoma" w:hAnsi="Tahoma" w:cs="Tahoma"/>
+          <w:rFonts w:ascii="Tahoma" w:hAnsi="Tahoma"/>
           <w:sz w:val="22"/>
           <w:szCs w:val="22"/>
           <w:shd w:val="clear" w:color="auto" w:fill="FFFFFF"/>
@@ -1739,7 +1739,7 @@
         <w:ind w:left="142" w:right="46"/>
         <w:rPr>
           <w:rStyle w:val="MSGENFONTSTYLENAMETEMPLATEROLEMSGENFONTSTYLENAMEBYROLEPICTURECAPTION"/>
-          <w:rFonts w:ascii="Tahoma" w:hAnsi="Tahoma" w:cs="Tahoma"/>
+          <w:rFonts w:ascii="Tahoma" w:hAnsi="Tahoma"/>
           <w:b/>
           <w:bCs/>
           <w:i/>
@@ -1763,7 +1763,7 @@
       <w:r>
         <w:rPr>
           <w:rStyle w:val="MSGENFONTSTYLENAMETEMPLATEROLEMSGENFONTSTYLENAMEBYROLEPICTURECAPTION"/>
-          <w:rFonts w:ascii="Tahoma" w:hAnsi="Tahoma" w:cs="Tahoma"/>
+          <w:rFonts w:ascii="Tahoma" w:hAnsi="Tahoma"/>
           <w:sz w:val="22"/>
           <w:szCs w:val="22"/>
         </w:rPr>
@@ -1795,7 +1795,7 @@
               <w:snapToGrid w:val="0"/>
               <w:jc w:val="center"/>
               <w:rPr>
-                <w:rFonts w:ascii="Tahoma" w:hAnsi="Tahoma" w:cs="Tahoma"/>
+                <w:rFonts w:ascii="Tahoma" w:hAnsi="Tahoma"/>
                 <w:sz w:val="22"/>
                 <w:szCs w:val="22"/>
                 <w:lang w:val="id-ID"/>
@@ -1806,7 +1806,7 @@
             <w:pPr>
               <w:jc w:val="center"/>
               <w:rPr>
-                <w:rFonts w:ascii="Tahoma" w:hAnsi="Tahoma" w:cs="Tahoma"/>
+                <w:rFonts w:ascii="Tahoma" w:hAnsi="Tahoma"/>
                 <w:sz w:val="22"/>
                 <w:szCs w:val="22"/>
                 <w:lang w:val="id-ID"/>
@@ -1817,7 +1817,7 @@
             <w:pPr>
               <w:jc w:val="center"/>
               <w:rPr>
-                <w:rFonts w:ascii="Tahoma" w:hAnsi="Tahoma" w:cs="Tahoma"/>
+                <w:rFonts w:ascii="Tahoma" w:hAnsi="Tahoma"/>
                 <w:sz w:val="22"/>
                 <w:szCs w:val="22"/>
                 <w:lang w:val="id-ID"/>
@@ -1825,7 +1825,7 @@
             </w:pPr>
             <w:r>
               <w:rPr>
-                <w:rFonts w:ascii="Tahoma" w:hAnsi="Tahoma" w:cs="Tahoma"/>
+                <w:rFonts w:ascii="Tahoma" w:hAnsi="Tahoma"/>
                 <w:sz w:val="22"/>
                 <w:szCs w:val="22"/>
                 <w:lang w:val="id-ID"/>
@@ -1839,7 +1839,7 @@
             </w:pPr>
             <w:r>
               <w:rPr>
-                <w:rFonts w:ascii="Tahoma" w:hAnsi="Tahoma" w:cs="Tahoma"/>
+                <w:rFonts w:ascii="Tahoma" w:hAnsi="Tahoma"/>
                 <w:sz w:val="22"/>
                 <w:szCs w:val="22"/>
                 <w:lang w:val="id-ID"/>
@@ -1848,7 +1848,7 @@
             </w:r>
             <w:r>
               <w:rPr>
-                <w:rFonts w:ascii="Tahoma" w:hAnsi="Tahoma" w:cs="Tahoma"/>
+                <w:rFonts w:ascii="Tahoma" w:hAnsi="Tahoma"/>
                 <w:sz w:val="22"/>
                 <w:szCs w:val="22"/>
                 <w:lang w:val="en-AU"/>
@@ -1860,7 +1860,7 @@
             <w:pPr>
               <w:jc w:val="center"/>
               <w:rPr>
-                <w:rFonts w:ascii="Tahoma" w:hAnsi="Tahoma" w:cs="Tahoma"/>
+                <w:rFonts w:ascii="Tahoma" w:hAnsi="Tahoma"/>
                 <w:sz w:val="22"/>
                 <w:szCs w:val="22"/>
                 <w:lang w:val="en-AU"/>
@@ -1870,16 +1870,16 @@
           <w:p>
             <w:pPr>
               <w:rPr>
-                <w:rFonts w:ascii="Tahoma" w:hAnsi="Tahoma" w:cs="Tahoma"/>
-                <w:sz w:val="22"/>
-                <w:szCs w:val="22"/>
-              </w:rPr>
-            </w:pPr>
-          </w:p>
-          <w:p>
-            <w:pPr>
-              <w:rPr>
-                <w:rFonts w:ascii="Tahoma" w:hAnsi="Tahoma" w:cs="Tahoma"/>
+                <w:rFonts w:ascii="Tahoma" w:hAnsi="Tahoma"/>
+                <w:sz w:val="22"/>
+                <w:szCs w:val="22"/>
+              </w:rPr>
+            </w:pPr>
+          </w:p>
+          <w:p>
+            <w:pPr>
+              <w:rPr>
+                <w:rFonts w:ascii="Tahoma" w:hAnsi="Tahoma"/>
                 <w:sz w:val="36"/>
                 <w:szCs w:val="36"/>
               </w:rPr>
@@ -1889,7 +1889,7 @@
             <w:pPr>
               <w:jc w:val="center"/>
               <w:rPr>
-                <w:rFonts w:ascii="Tahoma" w:hAnsi="Tahoma" w:cs="Tahoma"/>
+                <w:rFonts w:ascii="Tahoma" w:hAnsi="Tahoma"/>
                 <w:sz w:val="32"/>
                 <w:szCs w:val="32"/>
                 <w:u w:val="single"/>
@@ -1898,7 +1898,7 @@
             </w:pPr>
             <w:r>
               <w:rPr>
-                <w:rFonts w:ascii="Tahoma" w:hAnsi="Tahoma" w:cs="Tahoma"/>
+                <w:rFonts w:ascii="Tahoma" w:hAnsi="Tahoma"/>
                 <w:sz w:val="22"/>
                 <w:szCs w:val="22"/>
                 <w:u w:val="single"/>
@@ -1911,14 +1911,14 @@
             <w:pPr>
               <w:jc w:val="center"/>
               <w:rPr>
-                <w:rFonts w:ascii="Tahoma" w:hAnsi="Tahoma" w:cs="Tahoma"/>
-                <w:sz w:val="22"/>
-                <w:szCs w:val="22"/>
-              </w:rPr>
-            </w:pPr>
-            <w:r>
-              <w:rPr>
-                <w:rFonts w:ascii="Tahoma" w:hAnsi="Tahoma" w:cs="Tahoma"/>
+                <w:rFonts w:ascii="Tahoma" w:hAnsi="Tahoma"/>
+                <w:sz w:val="22"/>
+                <w:szCs w:val="22"/>
+              </w:rPr>
+            </w:pPr>
+            <w:r>
+              <w:rPr>
+                <w:rFonts w:ascii="Tahoma" w:hAnsi="Tahoma"/>
                 <w:sz w:val="22"/>
                 <w:szCs w:val="22"/>
                 <w:lang w:val="id-ID"/>
@@ -1927,7 +1927,7 @@
             </w:r>
             <w:r>
               <w:rPr>
-                <w:rFonts w:ascii="Tahoma" w:hAnsi="Tahoma" w:cs="Tahoma"/>
+                <w:rFonts w:ascii="Tahoma" w:hAnsi="Tahoma"/>
                 <w:sz w:val="22"/>
                 <w:szCs w:val="22"/>
               </w:rPr>
@@ -1935,7 +1935,7 @@
             </w:r>
             <w:r>
               <w:rPr>
-                <w:rFonts w:ascii="Tahoma" w:hAnsi="Tahoma" w:cs="Tahoma"/>
+                <w:rFonts w:ascii="Tahoma" w:hAnsi="Tahoma"/>
                 <w:sz w:val="22"/>
                 <w:szCs w:val="22"/>
                 <w:lang w:val="id-ID"/>
@@ -1944,7 +1944,7 @@
             </w:r>
             <w:r>
               <w:rPr>
-                <w:rFonts w:ascii="Tahoma" w:hAnsi="Tahoma" w:cs="Tahoma"/>
+                <w:rFonts w:ascii="Tahoma" w:hAnsi="Tahoma"/>
                 <w:sz w:val="22"/>
                 <w:szCs w:val="22"/>
               </w:rPr>
@@ -1952,7 +1952,7 @@
             </w:r>
             <w:r>
               <w:rPr>
-                <w:rFonts w:ascii="Tahoma" w:hAnsi="Tahoma" w:cs="Tahoma"/>
+                <w:rFonts w:ascii="Tahoma" w:hAnsi="Tahoma"/>
                 <w:sz w:val="22"/>
                 <w:szCs w:val="22"/>
                 <w:shd w:val="clear" w:color="auto" w:fill="FFFFFF"/>
@@ -1969,7 +1969,7 @@
             <w:pPr>
               <w:jc w:val="center"/>
               <w:rPr>
-                <w:rFonts w:ascii="Tahoma" w:hAnsi="Tahoma" w:cs="Tahoma"/>
+                <w:rFonts w:ascii="Tahoma" w:hAnsi="Tahoma"/>
                 <w:sz w:val="22"/>
                 <w:szCs w:val="22"/>
                 <w:lang w:val="id-ID"/>
@@ -1977,7 +1977,7 @@
             </w:pPr>
             <w:r>
               <w:rPr>
-                <w:rFonts w:ascii="Tahoma" w:hAnsi="Tahoma" w:cs="Tahoma"/>
+                <w:rFonts w:ascii="Tahoma" w:hAnsi="Tahoma"/>
                 <w:sz w:val="22"/>
                 <w:szCs w:val="22"/>
                 <w:lang w:val="id-ID"/>
@@ -1991,7 +1991,7 @@
             </w:pPr>
             <w:r>
               <w:rPr>
-                <w:rFonts w:ascii="Tahoma" w:hAnsi="Tahoma" w:cs="Tahoma"/>
+                <w:rFonts w:ascii="Tahoma" w:hAnsi="Tahoma"/>
                 <w:sz w:val="22"/>
                 <w:szCs w:val="22"/>
                 <w:lang w:val="id-ID"/>
@@ -2000,7 +2000,7 @@
             </w:r>
             <w:r>
               <w:rPr>
-                <w:rFonts w:ascii="Tahoma" w:hAnsi="Tahoma" w:cs="Tahoma"/>
+                <w:rFonts w:ascii="Tahoma" w:hAnsi="Tahoma"/>
                 <w:sz w:val="22"/>
                 <w:szCs w:val="22"/>
                 <w:lang w:val="en-AU"/>
@@ -2012,7 +2012,7 @@
             <w:pPr>
               <w:jc w:val="center"/>
               <w:rPr>
-                <w:rFonts w:ascii="Tahoma" w:hAnsi="Tahoma" w:cs="Tahoma"/>
+                <w:rFonts w:ascii="Tahoma" w:hAnsi="Tahoma"/>
                 <w:sz w:val="22"/>
                 <w:szCs w:val="22"/>
                 <w:lang w:val="en-AU"/>
@@ -2020,7 +2020,7 @@
             </w:pPr>
             <w:r>
               <w:rPr>
-                <w:rFonts w:ascii="Tahoma" w:hAnsi="Tahoma" w:cs="Tahoma"/>
+                <w:rFonts w:ascii="Tahoma" w:hAnsi="Tahoma"/>
                 <w:sz w:val="22"/>
                 <w:szCs w:val="22"/>
                 <w:lang w:val="en-AU"/>
@@ -2032,7 +2032,7 @@
             <w:pPr>
               <w:jc w:val="center"/>
               <w:rPr>
-                <w:rFonts w:ascii="Tahoma" w:hAnsi="Tahoma" w:cs="Tahoma"/>
+                <w:rFonts w:ascii="Tahoma" w:hAnsi="Tahoma"/>
                 <w:sz w:val="22"/>
                 <w:szCs w:val="22"/>
                 <w:lang w:val="en-AU"/>
@@ -2040,7 +2040,7 @@
             </w:pPr>
             <w:r>
               <w:rPr>
-                <w:rFonts w:ascii="Tahoma" w:hAnsi="Tahoma" w:cs="Tahoma"/>
+                <w:rFonts w:ascii="Tahoma" w:hAnsi="Tahoma"/>
                 <w:sz w:val="22"/>
                 <w:szCs w:val="22"/>
                 <w:lang w:val="en-AU"/>
@@ -2052,7 +2052,7 @@
             <w:pPr>
               <w:jc w:val="center"/>
               <w:rPr>
-                <w:rFonts w:ascii="Tahoma" w:hAnsi="Tahoma" w:cs="Tahoma"/>
+                <w:rFonts w:ascii="Tahoma" w:hAnsi="Tahoma"/>
                 <w:sz w:val="40"/>
                 <w:szCs w:val="40"/>
                 <w:lang w:eastAsia="en-US"/>
@@ -2083,7 +2083,7 @@
             <w:pPr>
               <w:jc w:val="center"/>
               <w:rPr>
-                <w:rFonts w:ascii="Tahoma" w:hAnsi="Tahoma" w:cs="Tahoma"/>
+                <w:rFonts w:ascii="Tahoma" w:hAnsi="Tahoma"/>
                 <w:sz w:val="22"/>
                 <w:szCs w:val="22"/>
                 <w:u w:val="single"/>
@@ -2091,7 +2091,7 @@
             </w:pPr>
             <w:r>
               <w:rPr>
-                <w:rFonts w:ascii="Tahoma" w:hAnsi="Tahoma" w:cs="Tahoma"/>
+                <w:rFonts w:ascii="Tahoma" w:hAnsi="Tahoma"/>
                 <w:sz w:val="22"/>
                 <w:szCs w:val="22"/>
                 <w:u w:val="single"/>
@@ -2103,7 +2103,7 @@
             <w:pPr>
               <w:jc w:val="center"/>
               <w:rPr>
-                <w:rFonts w:ascii="Tahoma" w:hAnsi="Tahoma" w:cs="Tahoma"/>
+                <w:rFonts w:ascii="Tahoma" w:hAnsi="Tahoma"/>
                 <w:sz w:val="22"/>
                 <w:szCs w:val="22"/>
                 <w:lang w:val="id-ID"/>
@@ -2111,7 +2111,7 @@
             </w:pPr>
             <w:r>
               <w:rPr>
-                <w:rFonts w:ascii="Tahoma" w:hAnsi="Tahoma" w:cs="Tahoma"/>
+                <w:rFonts w:ascii="Tahoma" w:hAnsi="Tahoma"/>
                 <w:sz w:val="22"/>
                 <w:szCs w:val="22"/>
               </w:rPr>
@@ -2119,7 +2119,7 @@
             </w:r>
             <w:r>
               <w:rPr>
-                <w:rFonts w:ascii="Tahoma" w:hAnsi="Tahoma" w:cs="Tahoma"/>
+                <w:rFonts w:ascii="Tahoma" w:hAnsi="Tahoma"/>
                 <w:sz w:val="22"/>
                 <w:szCs w:val="22"/>
                 <w:shd w:val="clear" w:color="auto" w:fill="FFFFFF"/>
@@ -2136,7 +2136,7 @@
             <w:pPr>
               <w:jc w:val="center"/>
               <w:rPr>
-                <w:rFonts w:ascii="Tahoma" w:hAnsi="Tahoma" w:cs="Tahoma"/>
+                <w:rFonts w:ascii="Tahoma" w:hAnsi="Tahoma"/>
                 <w:sz w:val="22"/>
                 <w:szCs w:val="22"/>
                 <w:lang w:val="id-ID"/>
@@ -2144,7 +2144,7 @@
             </w:pPr>
             <w:r>
               <w:rPr>
-                <w:rFonts w:ascii="Tahoma" w:hAnsi="Tahoma" w:cs="Tahoma"/>
+                <w:rFonts w:ascii="Tahoma" w:hAnsi="Tahoma"/>
                 <w:sz w:val="22"/>
                 <w:szCs w:val="22"/>
                 <w:lang w:val="id-ID"/>
@@ -2158,7 +2158,7 @@
             </w:pPr>
             <w:r>
               <w:rPr>
-                <w:rFonts w:ascii="Tahoma" w:hAnsi="Tahoma" w:cs="Tahoma"/>
+                <w:rFonts w:ascii="Tahoma" w:hAnsi="Tahoma"/>
                 <w:sz w:val="22"/>
                 <w:szCs w:val="22"/>
                 <w:lang w:val="id-ID"/>
@@ -2167,7 +2167,7 @@
             </w:r>
             <w:r>
               <w:rPr>
-                <w:rFonts w:ascii="Tahoma" w:hAnsi="Tahoma" w:cs="Tahoma"/>
+                <w:rFonts w:ascii="Tahoma" w:hAnsi="Tahoma"/>
                 <w:sz w:val="22"/>
                 <w:szCs w:val="22"/>
                 <w:lang w:val="en-AU"/>
@@ -2179,7 +2179,7 @@
             <w:pPr>
               <w:jc w:val="center"/>
               <w:rPr>
-                <w:rFonts w:ascii="Tahoma" w:hAnsi="Tahoma" w:cs="Tahoma"/>
+                <w:rFonts w:ascii="Tahoma" w:hAnsi="Tahoma"/>
                 <w:sz w:val="22"/>
                 <w:szCs w:val="22"/>
                 <w:lang w:val="en-AU"/>
@@ -2187,7 +2187,7 @@
             </w:pPr>
             <w:r>
               <w:rPr>
-                <w:rFonts w:ascii="Tahoma" w:hAnsi="Tahoma" w:cs="Tahoma"/>
+                <w:rFonts w:ascii="Tahoma" w:hAnsi="Tahoma"/>
                 <w:sz w:val="22"/>
                 <w:szCs w:val="22"/>
                 <w:lang w:val="en-AU"/>
@@ -2199,7 +2199,7 @@
             <w:pPr>
               <w:jc w:val="center"/>
               <w:rPr>
-                <w:rFonts w:ascii="Tahoma" w:hAnsi="Tahoma" w:cs="Tahoma"/>
+                <w:rFonts w:ascii="Tahoma" w:hAnsi="Tahoma"/>
                 <w:sz w:val="22"/>
                 <w:szCs w:val="22"/>
                 <w:lang w:eastAsia="en-US"/>
@@ -2220,7 +2220,7 @@
             <w:pPr>
               <w:jc w:val="center"/>
               <w:rPr>
-                <w:rFonts w:ascii="Tahoma" w:hAnsi="Tahoma" w:cs="Tahoma"/>
+                <w:rFonts w:ascii="Tahoma" w:hAnsi="Tahoma"/>
                 <w:sz w:val="22"/>
                 <w:szCs w:val="22"/>
                 <w:lang w:eastAsia="en-US"/>
@@ -2231,7 +2231,7 @@
             <w:pPr>
               <w:jc w:val="center"/>
               <w:rPr>
-                <w:rFonts w:ascii="Tahoma" w:hAnsi="Tahoma" w:cs="Tahoma"/>
+                <w:rFonts w:ascii="Tahoma" w:hAnsi="Tahoma"/>
                 <w:sz w:val="22"/>
                 <w:szCs w:val="22"/>
                 <w:u w:val="single"/>
@@ -2239,7 +2239,7 @@
             </w:pPr>
             <w:r>
               <w:rPr>
-                <w:rFonts w:ascii="Tahoma" w:hAnsi="Tahoma" w:cs="Tahoma"/>
+                <w:rFonts w:ascii="Tahoma" w:hAnsi="Tahoma"/>
                 <w:sz w:val="22"/>
                 <w:szCs w:val="22"/>
                 <w:u w:val="single"/>
@@ -2251,14 +2251,14 @@
             <w:pPr>
               <w:jc w:val="center"/>
               <w:rPr>
-                <w:rFonts w:ascii="Tahoma" w:hAnsi="Tahoma" w:cs="Tahoma"/>
-                <w:sz w:val="22"/>
-                <w:szCs w:val="22"/>
-              </w:rPr>
-            </w:pPr>
-            <w:r>
-              <w:rPr>
-                <w:rFonts w:ascii="Tahoma" w:hAnsi="Tahoma" w:cs="Tahoma"/>
+                <w:rFonts w:ascii="Tahoma" w:hAnsi="Tahoma"/>
+                <w:sz w:val="22"/>
+                <w:szCs w:val="22"/>
+              </w:rPr>
+            </w:pPr>
+            <w:r>
+              <w:rPr>
+                <w:rFonts w:ascii="Tahoma" w:hAnsi="Tahoma"/>
                 <w:sz w:val="22"/>
                 <w:szCs w:val="22"/>
               </w:rPr>
@@ -2278,7 +2278,7 @@
             <w:pPr>
               <w:snapToGrid w:val="0"/>
               <w:rPr>
-                <w:rFonts w:ascii="Tahoma" w:hAnsi="Tahoma" w:cs="Tahoma"/>
+                <w:rFonts w:ascii="Tahoma" w:hAnsi="Tahoma"/>
                 <w:sz w:val="22"/>
                 <w:szCs w:val="22"/>
               </w:rPr>
@@ -2299,14 +2299,14 @@
                 <w:tab w:val="left" w:pos="8265"/>
               </w:tabs>
               <w:rPr>
-                <w:rFonts w:ascii="Tahoma" w:hAnsi="Tahoma" w:cs="Tahoma"/>
-                <w:sz w:val="22"/>
-                <w:szCs w:val="22"/>
-              </w:rPr>
-            </w:pPr>
-            <w:r>
-              <w:rPr>
-                <w:rFonts w:ascii="Tahoma" w:hAnsi="Tahoma" w:cs="Tahoma"/>
+                <w:rFonts w:ascii="Tahoma" w:hAnsi="Tahoma"/>
+                <w:sz w:val="22"/>
+                <w:szCs w:val="22"/>
+              </w:rPr>
+            </w:pPr>
+            <w:r>
+              <w:rPr>
+                <w:rFonts w:ascii="Tahoma" w:hAnsi="Tahoma"/>
                 <w:sz w:val="22"/>
                 <w:szCs w:val="22"/>
               </w:rPr>
@@ -2327,14 +2327,14 @@
                 <w:tab w:val="left" w:pos="8265"/>
               </w:tabs>
               <w:rPr>
-                <w:rFonts w:ascii="Tahoma" w:hAnsi="Tahoma" w:cs="Tahoma"/>
-                <w:sz w:val="22"/>
-                <w:szCs w:val="22"/>
-              </w:rPr>
-            </w:pPr>
-            <w:r>
-              <w:rPr>
-                <w:rFonts w:ascii="Tahoma" w:hAnsi="Tahoma" w:cs="Tahoma"/>
+                <w:rFonts w:ascii="Tahoma" w:hAnsi="Tahoma"/>
+                <w:sz w:val="22"/>
+                <w:szCs w:val="22"/>
+              </w:rPr>
+            </w:pPr>
+            <w:r>
+              <w:rPr>
+                <w:rFonts w:ascii="Tahoma" w:hAnsi="Tahoma"/>
                 <w:sz w:val="22"/>
                 <w:szCs w:val="22"/>
               </w:rPr>
@@ -2343,7 +2343,7 @@
             </w:r>
             <w:r>
               <w:rPr>
-                <w:rFonts w:ascii="Tahoma" w:hAnsi="Tahoma" w:cs="Tahoma"/>
+                <w:rFonts w:ascii="Tahoma" w:hAnsi="Tahoma"/>
                 <w:sz w:val="22"/>
                 <w:szCs w:val="22"/>
               </w:rPr>
@@ -2365,7 +2365,7 @@
               <w:snapToGrid w:val="0"/>
               <w:ind w:firstLine="993"/>
               <w:rPr>
-                <w:rFonts w:ascii="Tahoma" w:hAnsi="Tahoma" w:cs="Tahoma"/>
+                <w:rFonts w:ascii="Tahoma" w:hAnsi="Tahoma"/>
                 <w:sz w:val="10"/>
                 <w:szCs w:val="10"/>
                 <w:lang w:eastAsia="en-US"/>
@@ -2426,7 +2426,7 @@
             <w:pPr>
               <w:jc w:val="center"/>
               <w:rPr>
-                <w:rFonts w:ascii="Tahoma" w:hAnsi="Tahoma" w:cs="Tahoma"/>
+                <w:rFonts w:ascii="Tahoma" w:hAnsi="Tahoma"/>
                 <w:sz w:val="22"/>
                 <w:szCs w:val="22"/>
                 <w:lang w:val="id-ID"/>
@@ -2434,7 +2434,7 @@
             </w:pPr>
             <w:r>
               <w:rPr>
-                <w:rFonts w:ascii="Tahoma" w:hAnsi="Tahoma" w:cs="Tahoma"/>
+                <w:rFonts w:ascii="Tahoma" w:hAnsi="Tahoma"/>
                 <w:sz w:val="22"/>
                 <w:szCs w:val="22"/>
                 <w:u w:val="single"/>
@@ -2445,7 +2445,7 @@
             </w:r>
             <w:r>
               <w:rPr>
-                <w:rFonts w:ascii="Tahoma" w:hAnsi="Tahoma" w:cs="Tahoma"/>
+                <w:rFonts w:ascii="Tahoma" w:hAnsi="Tahoma"/>
                 <w:sz w:val="22"/>
                 <w:szCs w:val="22"/>
                 <w:lang w:val="id-ID"/>
@@ -2457,7 +2457,7 @@
             <w:pPr>
               <w:jc w:val="center"/>
               <w:rPr>
-                <w:rFonts w:ascii="Tahoma" w:hAnsi="Tahoma" w:cs="Tahoma"/>
+                <w:rFonts w:ascii="Tahoma" w:hAnsi="Tahoma"/>
                 <w:sz w:val="22"/>
                 <w:szCs w:val="22"/>
                 <w:lang w:val="en-GB"/>
@@ -2465,7 +2465,7 @@
             </w:pPr>
             <w:r>
               <w:rPr>
-                <w:rFonts w:ascii="Tahoma" w:hAnsi="Tahoma" w:cs="Tahoma"/>
+                <w:rFonts w:ascii="Tahoma" w:hAnsi="Tahoma"/>
                 <w:sz w:val="22"/>
                 <w:szCs w:val="22"/>
                 <w:lang w:val="id-ID"/>
@@ -2474,7 +2474,7 @@
             </w:r>
             <w:r>
               <w:rPr>
-                <w:rFonts w:ascii="Tahoma" w:hAnsi="Tahoma" w:cs="Tahoma"/>
+                <w:rFonts w:ascii="Tahoma" w:hAnsi="Tahoma"/>
                 <w:sz w:val="22"/>
                 <w:szCs w:val="22"/>
               </w:rPr>
@@ -2482,7 +2482,7 @@
             </w:r>
             <w:r>
               <w:rPr>
-                <w:rFonts w:ascii="Tahoma" w:hAnsi="Tahoma" w:cs="Tahoma"/>
+                <w:rFonts w:ascii="Tahoma" w:hAnsi="Tahoma"/>
                 <w:sz w:val="22"/>
                 <w:szCs w:val="22"/>
                 <w:lang w:val="id-ID"/>
@@ -2491,7 +2491,7 @@
             </w:r>
             <w:r>
               <w:rPr>
-                <w:rFonts w:ascii="Tahoma" w:hAnsi="Tahoma" w:cs="Tahoma"/>
+                <w:rFonts w:ascii="Tahoma" w:hAnsi="Tahoma"/>
                 <w:sz w:val="22"/>
                 <w:szCs w:val="22"/>
                 <w:shd w:val="clear" w:color="auto" w:fill="FFFFFF"/>
@@ -2510,7 +2510,7 @@
               <w:snapToGrid w:val="0"/>
               <w:jc w:val="center"/>
               <w:rPr>
-                <w:rFonts w:ascii="Tahoma" w:hAnsi="Tahoma" w:cs="Tahoma"/>
+                <w:rFonts w:ascii="Tahoma" w:hAnsi="Tahoma"/>
                 <w:sz w:val="22"/>
                 <w:szCs w:val="22"/>
                 <w:lang w:eastAsia="en-US"/>
@@ -2561,7 +2561,7 @@
             <w:pPr>
               <w:jc w:val="center"/>
               <w:rPr>
-                <w:rFonts w:ascii="Tahoma" w:hAnsi="Tahoma" w:cs="Tahoma"/>
+                <w:rFonts w:ascii="Tahoma" w:hAnsi="Tahoma"/>
                 <w:sz w:val="22"/>
                 <w:szCs w:val="22"/>
                 <w:u w:val="single"/>
@@ -2571,7 +2571,7 @@
             </w:pPr>
             <w:r>
               <w:rPr>
-                <w:rFonts w:ascii="Tahoma" w:hAnsi="Tahoma" w:cs="Tahoma"/>
+                <w:rFonts w:ascii="Tahoma" w:hAnsi="Tahoma"/>
                 <w:sz w:val="22"/>
                 <w:szCs w:val="22"/>
                 <w:u w:val="single"/>
@@ -2590,7 +2590,7 @@
             </w:pPr>
             <w:r>
               <w:rPr>
-                <w:rFonts w:ascii="Tahoma" w:hAnsi="Tahoma" w:cs="Tahoma"/>
+                <w:rFonts w:ascii="Tahoma" w:hAnsi="Tahoma"/>
                 <w:sz w:val="22"/>
                 <w:szCs w:val="22"/>
                 <w:lang w:val="id-ID"/>
@@ -2599,7 +2599,7 @@
             </w:r>
             <w:r>
               <w:rPr>
-                <w:rFonts w:ascii="Tahoma" w:hAnsi="Tahoma" w:cs="Tahoma"/>
+                <w:rFonts w:ascii="Tahoma" w:hAnsi="Tahoma"/>
                 <w:sz w:val="22"/>
                 <w:szCs w:val="22"/>
               </w:rPr>
@@ -2607,7 +2607,7 @@
             </w:r>
             <w:r>
               <w:rPr>
-                <w:rFonts w:ascii="Tahoma" w:hAnsi="Tahoma" w:cs="Tahoma"/>
+                <w:rFonts w:ascii="Tahoma" w:hAnsi="Tahoma"/>
                 <w:sz w:val="22"/>
                 <w:szCs w:val="22"/>
                 <w:lang w:val="id-ID"/>
@@ -2616,7 +2616,7 @@
             </w:r>
             <w:r>
               <w:rPr>
-                <w:rFonts w:ascii="Tahoma" w:hAnsi="Tahoma" w:cs="Tahoma"/>
+                <w:rFonts w:ascii="Tahoma" w:hAnsi="Tahoma"/>
                 <w:sz w:val="22"/>
                 <w:szCs w:val="22"/>
                 <w:shd w:val="clear" w:color="auto" w:fill="FFFFFF"/>
@@ -2664,7 +2664,7 @@
             <w:pPr>
               <w:jc w:val="center"/>
               <w:rPr>
-                <w:rFonts w:ascii="Tahoma" w:hAnsi="Tahoma" w:cs="Tahoma"/>
+                <w:rFonts w:ascii="Tahoma" w:hAnsi="Tahoma"/>
                 <w:sz w:val="22"/>
                 <w:szCs w:val="22"/>
                 <w:lang w:eastAsia="en-US"/>
@@ -2675,7 +2675,7 @@
             <w:pPr>
               <w:jc w:val="center"/>
               <w:rPr>
-                <w:rFonts w:ascii="Tahoma" w:hAnsi="Tahoma" w:cs="Tahoma"/>
+                <w:rFonts w:ascii="Tahoma" w:hAnsi="Tahoma"/>
                 <w:sz w:val="22"/>
                 <w:szCs w:val="22"/>
                 <w:u w:val="single"/>
@@ -2683,7 +2683,7 @@
             </w:pPr>
             <w:r>
               <w:rPr>
-                <w:rFonts w:ascii="Tahoma" w:hAnsi="Tahoma" w:cs="Tahoma"/>
+                <w:rFonts w:ascii="Tahoma" w:hAnsi="Tahoma"/>
                 <w:sz w:val="22"/>
                 <w:szCs w:val="22"/>
                 <w:u w:val="single"/>
@@ -2693,7 +2693,7 @@
             </w:r>
             <w:r>
               <w:rPr>
-                <w:rFonts w:ascii="Tahoma" w:hAnsi="Tahoma" w:cs="Tahoma"/>
+                <w:rFonts w:ascii="Tahoma" w:hAnsi="Tahoma"/>
                 <w:sz w:val="22"/>
                 <w:szCs w:val="22"/>
                 <w:u w:val="single"/>
@@ -2703,7 +2703,7 @@
             </w:r>
             <w:r>
               <w:rPr>
-                <w:rFonts w:ascii="Tahoma" w:hAnsi="Tahoma" w:cs="Tahoma"/>
+                <w:rFonts w:ascii="Tahoma" w:hAnsi="Tahoma"/>
                 <w:sz w:val="22"/>
                 <w:szCs w:val="22"/>
                 <w:u w:val="single"/>
@@ -2716,14 +2716,14 @@
             <w:pPr>
               <w:jc w:val="center"/>
               <w:rPr>
-                <w:rFonts w:ascii="Tahoma" w:hAnsi="Tahoma" w:cs="Tahoma"/>
-                <w:sz w:val="22"/>
-                <w:szCs w:val="22"/>
-              </w:rPr>
-            </w:pPr>
-            <w:r>
-              <w:rPr>
-                <w:rFonts w:ascii="Tahoma" w:hAnsi="Tahoma" w:cs="Tahoma"/>
+                <w:rFonts w:ascii="Tahoma" w:hAnsi="Tahoma"/>
+                <w:sz w:val="22"/>
+                <w:szCs w:val="22"/>
+              </w:rPr>
+            </w:pPr>
+            <w:r>
+              <w:rPr>
+                <w:rFonts w:ascii="Tahoma" w:hAnsi="Tahoma"/>
                 <w:sz w:val="22"/>
                 <w:szCs w:val="22"/>
                 <w:lang w:val="id-ID"/>
@@ -2732,7 +2732,7 @@
             </w:r>
             <w:r>
               <w:rPr>
-                <w:rFonts w:ascii="Tahoma" w:hAnsi="Tahoma" w:cs="Tahoma"/>
+                <w:rFonts w:ascii="Tahoma" w:hAnsi="Tahoma"/>
                 <w:sz w:val="22"/>
                 <w:szCs w:val="22"/>
               </w:rPr>
@@ -2740,7 +2740,7 @@
             </w:r>
             <w:r>
               <w:rPr>
-                <w:rFonts w:ascii="Tahoma" w:hAnsi="Tahoma" w:cs="Tahoma"/>
+                <w:rFonts w:ascii="Tahoma" w:hAnsi="Tahoma"/>
                 <w:sz w:val="22"/>
                 <w:szCs w:val="22"/>
                 <w:lang w:val="id-ID"/>
@@ -2749,7 +2749,7 @@
             </w:r>
             <w:r>
               <w:rPr>
-                <w:rFonts w:ascii="Tahoma" w:hAnsi="Tahoma" w:cs="Tahoma"/>
+                <w:rFonts w:ascii="Tahoma" w:hAnsi="Tahoma"/>
                 <w:sz w:val="22"/>
                 <w:szCs w:val="22"/>
                 <w:lang w:val="id-ID" w:eastAsia="en-US"/>
@@ -2758,7 +2758,7 @@
             </w:r>
             <w:r>
               <w:rPr>
-                <w:rFonts w:ascii="Tahoma" w:hAnsi="Tahoma" w:cs="Tahoma"/>
+                <w:rFonts w:ascii="Tahoma" w:hAnsi="Tahoma"/>
                 <w:sz w:val="22"/>
                 <w:szCs w:val="22"/>
                 <w:lang w:eastAsia="en-US"/>
@@ -2779,7 +2779,7 @@
             <w:pPr>
               <w:snapToGrid w:val="0"/>
               <w:rPr>
-                <w:rFonts w:ascii="Tahoma" w:hAnsi="Tahoma" w:cs="Tahoma"/>
+                <w:rFonts w:ascii="Tahoma" w:hAnsi="Tahoma"/>
                 <w:sz w:val="22"/>
                 <w:szCs w:val="22"/>
               </w:rPr>
@@ -2816,7 +2816,7 @@
   <w:docDefaults>
     <w:rPrDefault>
       <w:rPr>
-        <w:rFonts w:ascii="Liberation Serif" w:eastAsia="Noto Serif CJK SC" w:hAnsi="Liberation Serif" w:cs="FreeSans"/>
+        <w:rFonts w:ascii="Tahoma" w:hAnsi="Tahoma"/>
         <w:lang w:val="en-US" w:eastAsia="zh-CN" w:bidi="ar-SA"/>
       </w:rPr>
     </w:rPrDefault>
@@ -3208,7 +3208,7 @@
       <w:suppressAutoHyphens/>
     </w:pPr>
     <w:rPr>
-      <w:rFonts w:ascii="Times New Roman" w:eastAsia="Times New Roman" w:hAnsi="Times New Roman" w:cs="Times New Roman"/>
+      <w:rFonts w:ascii="Tahoma" w:hAnsi="Tahoma"/>
       <w:color w:val="000000"/>
       <w:sz w:val="24"/>
       <w:szCs w:val="24"/>
@@ -3245,7 +3245,7 @@
     <w:name w:val="WW8Num1z0"/>
     <w:qFormat/>
     <w:rPr>
-      <w:rFonts w:ascii="Arial" w:hAnsi="Arial" w:cs="Arial"/>
+      <w:rFonts w:ascii="Tahoma" w:hAnsi="Tahoma"/>
       <w:b w:val="0"/>
       <w:bCs w:val="0"/>
       <w:i w:val="0"/>
@@ -3268,7 +3268,7 @@
     <w:name w:val="MSG_EN_FONT_STYLE_NAME_TEMPLATE_ROLE_NUMBER MSG_EN_FONT_STYLE_NAME_BY_ROLE_TEXT 2_"/>
     <w:qFormat/>
     <w:rPr>
-      <w:rFonts w:ascii="Arial" w:hAnsi="Arial" w:cs="Arial"/>
+      <w:rFonts w:ascii="Tahoma" w:hAnsi="Tahoma"/>
       <w:sz w:val="21"/>
       <w:szCs w:val="21"/>
       <w:shd w:val="clear" w:color="auto" w:fill="FFFFFF"/>
@@ -3278,7 +3278,7 @@
     <w:name w:val="MSG_EN_FONT_STYLE_NAME_TEMPLATE_ROLE_NUMBER MSG_EN_FONT_STYLE_NAME_BY_ROLE_TEXT 3_"/>
     <w:qFormat/>
     <w:rPr>
-      <w:rFonts w:ascii="Arial" w:hAnsi="Arial" w:cs="Arial"/>
+      <w:rFonts w:ascii="Tahoma" w:hAnsi="Tahoma"/>
       <w:b/>
       <w:bCs/>
       <w:i/>
@@ -3292,7 +3292,7 @@
     <w:name w:val="MSG_EN_FONT_STYLE_NAME_TEMPLATE_ROLE_NUMBER MSG_EN_FONT_STYLE_NAME_BY_ROLE_TEXT 3 + MSG_EN_FONT_STYLE_MODIFER_SIZE 5"/>
     <w:qFormat/>
     <w:rPr>
-      <w:rFonts w:ascii="Arial" w:hAnsi="Arial" w:cs="Arial"/>
+      <w:rFonts w:ascii="Tahoma" w:hAnsi="Tahoma"/>
       <w:b w:val="0"/>
       <w:bCs w:val="0"/>
       <w:i w:val="0"/>
@@ -3306,7 +3306,7 @@
     <w:name w:val="MSG_EN_FONT_STYLE_NAME_TEMPLATE_ROLE MSG_EN_FONT_STYLE_NAME_BY_ROLE_PICTURE_CAPTION_"/>
     <w:qFormat/>
     <w:rPr>
-      <w:rFonts w:ascii="Arial" w:hAnsi="Arial" w:cs="Arial"/>
+      <w:rFonts w:ascii="Tahoma" w:hAnsi="Tahoma"/>
       <w:sz w:val="21"/>
       <w:szCs w:val="21"/>
       <w:shd w:val="clear" w:color="auto" w:fill="FFFFFF"/>
@@ -3316,7 +3316,7 @@
     <w:name w:val="MSG_EN_FONT_STYLE_NAME_TEMPLATE_ROLE MSG_EN_FONT_STYLE_NAME_BY_ROLE_PICTURE_CAPTION"/>
     <w:qFormat/>
     <w:rPr>
-      <w:rFonts w:ascii="Arial" w:hAnsi="Arial" w:cs="Arial"/>
+      <w:rFonts w:ascii="Tahoma" w:hAnsi="Tahoma"/>
       <w:sz w:val="21"/>
       <w:szCs w:val="21"/>
       <w:u w:val="single"/>
@@ -3327,7 +3327,7 @@
     <w:name w:val="Balloon Text Char"/>
     <w:qFormat/>
     <w:rPr>
-      <w:rFonts w:ascii="Tahoma" w:eastAsia="Times New Roman" w:hAnsi="Tahoma" w:cs="Tahoma"/>
+      <w:rFonts w:ascii="Tahoma" w:hAnsi="Tahoma"/>
       <w:color w:val="000000"/>
       <w:sz w:val="16"/>
       <w:szCs w:val="16"/>
@@ -3338,7 +3338,7 @@
     <w:name w:val="Header Char"/>
     <w:qFormat/>
     <w:rPr>
-      <w:rFonts w:ascii="Times New Roman" w:eastAsia="Times New Roman" w:hAnsi="Times New Roman" w:cs="Times New Roman"/>
+      <w:rFonts w:ascii="Tahoma" w:hAnsi="Tahoma"/>
       <w:color w:val="000000"/>
       <w:sz w:val="24"/>
       <w:szCs w:val="24"/>
@@ -3349,7 +3349,7 @@
     <w:name w:val="Footer Char"/>
     <w:qFormat/>
     <w:rPr>
-      <w:rFonts w:ascii="Times New Roman" w:eastAsia="Times New Roman" w:hAnsi="Times New Roman" w:cs="Times New Roman"/>
+      <w:rFonts w:ascii="Tahoma" w:hAnsi="Tahoma"/>
       <w:color w:val="000000"/>
       <w:sz w:val="24"/>
       <w:szCs w:val="24"/>
@@ -3366,7 +3366,7 @@
       <w:spacing w:before="240" w:after="120"/>
     </w:pPr>
     <w:rPr>
-      <w:rFonts w:ascii="Liberation Sans" w:eastAsia="Noto Sans CJK SC" w:hAnsi="Liberation Sans" w:cs="FreeSans"/>
+      <w:rFonts w:ascii="Tahoma" w:hAnsi="Tahoma"/>
       <w:sz w:val="28"/>
       <w:szCs w:val="28"/>
     </w:rPr>
@@ -3382,7 +3382,7 @@
     <w:name w:val="List"/>
     <w:basedOn w:val="BodyText"/>
     <w:rPr>
-      <w:rFonts w:cs="FreeSans"/>
+      <w:rFonts w:ascii="Tahoma" w:hAnsi="Tahoma" w:cs="Tahoma"/>
     </w:rPr>
   </w:style>
   <w:style w:type="paragraph" w:styleId="Caption">
@@ -3394,7 +3394,7 @@
       <w:spacing w:before="120" w:after="120"/>
     </w:pPr>
     <w:rPr>
-      <w:rFonts w:cs="FreeSans"/>
+      <w:rFonts w:ascii="Tahoma" w:hAnsi="Tahoma" w:cs="Tahoma"/>
       <w:i/>
       <w:iCs/>
     </w:rPr>
@@ -3407,7 +3407,7 @@
       <w:suppressLineNumbers/>
     </w:pPr>
     <w:rPr>
-      <w:rFonts w:cs="FreeSans"/>
+      <w:rFonts w:ascii="Tahoma" w:hAnsi="Tahoma" w:cs="Tahoma"/>
     </w:rPr>
   </w:style>
   <w:style w:type="paragraph" w:customStyle="1" w:styleId="MSGENFONTSTYLENAMETEMPLATEROLENUMBERMSGENFONTSTYLENAMEBYROLETEXT20">
@@ -3420,7 +3420,7 @@
       <w:jc w:val="center"/>
     </w:pPr>
     <w:rPr>
-      <w:rFonts w:ascii="Arial" w:eastAsia="Calibri" w:hAnsi="Arial" w:cs="Arial"/>
+      <w:rFonts w:ascii="Tahoma" w:hAnsi="Tahoma"/>
       <w:sz w:val="21"/>
       <w:szCs w:val="21"/>
       <w:lang w:val="id-ID"/>
@@ -3436,7 +3436,7 @@
       <w:jc w:val="both"/>
     </w:pPr>
     <w:rPr>
-      <w:rFonts w:ascii="Arial" w:eastAsia="Calibri" w:hAnsi="Arial" w:cs="Arial"/>
+      <w:rFonts w:ascii="Tahoma" w:hAnsi="Tahoma"/>
       <w:b/>
       <w:bCs/>
       <w:i/>
@@ -3455,7 +3455,7 @@
       <w:spacing w:line="278" w:lineRule="exact"/>
     </w:pPr>
     <w:rPr>
-      <w:rFonts w:ascii="Arial" w:eastAsia="Calibri" w:hAnsi="Arial" w:cs="Arial"/>
+      <w:rFonts w:ascii="Tahoma" w:hAnsi="Tahoma"/>
       <w:sz w:val="21"/>
       <w:szCs w:val="21"/>
       <w:lang w:val="id-ID"/>
@@ -3466,7 +3466,7 @@
     <w:basedOn w:val="Normal"/>
     <w:qFormat/>
     <w:rPr>
-      <w:rFonts w:ascii="Tahoma" w:hAnsi="Tahoma" w:cs="Tahoma"/>
+      <w:rFonts w:ascii="Tahoma" w:hAnsi="Tahoma"/>
       <w:sz w:val="16"/>
       <w:szCs w:val="16"/>
     </w:rPr>

--- a/templates/CEK/Budha.docx
+++ b/templates/CEK/Budha.docx
@@ -3382,7 +3382,7 @@
     <w:name w:val="List"/>
     <w:basedOn w:val="BodyText"/>
     <w:rPr>
-      <w:rFonts w:ascii="Tahoma" w:hAnsi="Tahoma" w:cs="Tahoma"/>
+      <w:rFonts w:ascii="Tahoma" w:hAnsi="Tahoma"/>
     </w:rPr>
   </w:style>
   <w:style w:type="paragraph" w:styleId="Caption">
@@ -3394,7 +3394,7 @@
       <w:spacing w:before="120" w:after="120"/>
     </w:pPr>
     <w:rPr>
-      <w:rFonts w:ascii="Tahoma" w:hAnsi="Tahoma" w:cs="Tahoma"/>
+      <w:rFonts w:ascii="Tahoma" w:hAnsi="Tahoma"/>
       <w:i/>
       <w:iCs/>
     </w:rPr>
@@ -3407,7 +3407,7 @@
       <w:suppressLineNumbers/>
     </w:pPr>
     <w:rPr>
-      <w:rFonts w:ascii="Tahoma" w:hAnsi="Tahoma" w:cs="Tahoma"/>
+      <w:rFonts w:ascii="Tahoma" w:hAnsi="Tahoma"/>
     </w:rPr>
   </w:style>
   <w:style w:type="paragraph" w:customStyle="1" w:styleId="MSGENFONTSTYLENAMETEMPLATEROLENUMBERMSGENFONTSTYLENAMEBYROLETEXT20">

--- a/templates/CEK/Budha.docx
+++ b/templates/CEK/Budha.docx
@@ -10,7 +10,7 @@
         <w:ind w:left="60"/>
         <w:rPr>
           <w:rStyle w:val="MSGENFONTSTYLENAMETEMPLATEROLENUMBERMSGENFONTSTYLENAMEBYROLETEXT2"/>
-          <w:rFonts w:ascii="Tahoma" w:hAnsi="Tahoma"/>
+          <w:rFonts w:ascii="Tahoma" w:hAnsi="Tahoma" w:cs="Tahoma"/>
           <w:b/>
           <w:sz w:val="24"/>
           <w:szCs w:val="24"/>
@@ -54,14 +54,14 @@
         <w:spacing w:before="0" w:line="360" w:lineRule="auto"/>
         <w:ind w:left="60"/>
         <w:rPr>
-          <w:rFonts w:ascii="Tahoma" w:hAnsi="Tahoma"/>
+          <w:rFonts w:ascii="Tahoma" w:hAnsi="Tahoma" w:cs="Tahoma"/>
           <w:b/>
         </w:rPr>
       </w:pPr>
       <w:r>
         <w:rPr>
           <w:rStyle w:val="MSGENFONTSTYLENAMETEMPLATEROLENUMBERMSGENFONTSTYLENAMEBYROLETEXT2"/>
-          <w:rFonts w:ascii="Tahoma" w:hAnsi="Tahoma"/>
+          <w:rFonts w:ascii="Tahoma" w:hAnsi="Tahoma" w:cs="Tahoma"/>
           <w:b/>
           <w:lang w:val="en-US"/>
         </w:rPr>
@@ -70,7 +70,7 @@
       <w:r>
         <w:rPr>
           <w:rStyle w:val="MSGENFONTSTYLENAMETEMPLATEROLENUMBERMSGENFONTSTYLENAMEBYROLETEXT2"/>
-          <w:rFonts w:ascii="Tahoma" w:hAnsi="Tahoma"/>
+          <w:rFonts w:ascii="Tahoma" w:hAnsi="Tahoma" w:cs="Tahoma"/>
           <w:b/>
         </w:rPr>
         <w:t>ERITA ACARA</w:t>
@@ -84,14 +84,14 @@
         <w:ind w:left="60"/>
         <w:rPr>
           <w:rStyle w:val="MSGENFONTSTYLENAMETEMPLATEROLENUMBERMSGENFONTSTYLENAMEBYROLETEXT2"/>
-          <w:rFonts w:ascii="Tahoma" w:hAnsi="Tahoma"/>
+          <w:rFonts w:ascii="Tahoma" w:hAnsi="Tahoma" w:cs="Tahoma"/>
           <w:lang w:val="en-US"/>
         </w:rPr>
       </w:pPr>
       <w:r>
         <w:rPr>
           <w:rStyle w:val="MSGENFONTSTYLENAMETEMPLATEROLENUMBERMSGENFONTSTYLENAMEBYROLETEXT2"/>
-          <w:rFonts w:ascii="Tahoma" w:hAnsi="Tahoma"/>
+          <w:rFonts w:ascii="Tahoma" w:hAnsi="Tahoma" w:cs="Tahoma"/>
           <w:b/>
         </w:rPr>
         <w:t>PENGAMBILAN SUMPAH PEGAWAI NEGERI SIPIL</w:t>
@@ -99,7 +99,7 @@
       <w:r>
         <w:rPr>
           <w:rStyle w:val="MSGENFONTSTYLENAMETEMPLATEROLENUMBERMSGENFONTSTYLENAMEBYROLETEXT2"/>
-          <w:rFonts w:ascii="Tahoma" w:hAnsi="Tahoma"/>
+          <w:rFonts w:ascii="Tahoma" w:hAnsi="Tahoma" w:cs="Tahoma"/>
         </w:rPr>
         <w:br/>
         <w:t>NOMOR : 8</w:t>
@@ -107,7 +107,7 @@
       <w:r>
         <w:rPr>
           <w:rStyle w:val="MSGENFONTSTYLENAMETEMPLATEROLENUMBERMSGENFONTSTYLENAMEBYROLETEXT2"/>
-          <w:rFonts w:ascii="Tahoma" w:hAnsi="Tahoma"/>
+          <w:rFonts w:ascii="Tahoma" w:hAnsi="Tahoma" w:cs="Tahoma"/>
           <w:lang w:val="en-US"/>
         </w:rPr>
         <w:t>77</w:t>
@@ -115,14 +115,14 @@
       <w:r>
         <w:rPr>
           <w:rStyle w:val="MSGENFONTSTYLENAMETEMPLATEROLENUMBERMSGENFONTSTYLENAMEBYROLETEXT2"/>
-          <w:rFonts w:ascii="Tahoma" w:hAnsi="Tahoma"/>
+          <w:rFonts w:ascii="Tahoma" w:hAnsi="Tahoma" w:cs="Tahoma"/>
         </w:rPr>
         <w:t>/</w:t>
       </w:r>
       <w:r>
         <w:rPr>
           <w:rStyle w:val="MSGENFONTSTYLENAMETEMPLATEROLENUMBERMSGENFONTSTYLENAMEBYROLETEXT2"/>
-          <w:rFonts w:ascii="Tahoma" w:hAnsi="Tahoma"/>
+          <w:rFonts w:ascii="Tahoma" w:hAnsi="Tahoma" w:cs="Tahoma"/>
           <w:lang w:val="en-US"/>
         </w:rPr>
         <w:t xml:space="preserve">           </w:t>
@@ -130,14 +130,14 @@
       <w:r>
         <w:rPr>
           <w:rStyle w:val="MSGENFONTSTYLENAMETEMPLATEROLENUMBERMSGENFONTSTYLENAMEBYROLETEXT2"/>
-          <w:rFonts w:ascii="Tahoma" w:hAnsi="Tahoma"/>
+          <w:rFonts w:ascii="Tahoma" w:hAnsi="Tahoma" w:cs="Tahoma"/>
         </w:rPr>
         <w:t>/204.3/202</w:t>
       </w:r>
       <w:r>
         <w:rPr>
           <w:rStyle w:val="MSGENFONTSTYLENAMETEMPLATEROLENUMBERMSGENFONTSTYLENAMEBYROLETEXT2"/>
-          <w:rFonts w:ascii="Tahoma" w:hAnsi="Tahoma"/>
+          <w:rFonts w:ascii="Tahoma" w:hAnsi="Tahoma" w:cs="Tahoma"/>
           <w:lang w:val="en-US"/>
         </w:rPr>
         <w:t>6</w:t>
@@ -151,7 +151,7 @@
         <w:ind w:left="60"/>
         <w:rPr>
           <w:rStyle w:val="MSGENFONTSTYLENAMETEMPLATEROLENUMBERMSGENFONTSTYLENAMEBYROLETEXT2"/>
-          <w:rFonts w:ascii="Tahoma" w:hAnsi="Tahoma"/>
+          <w:rFonts w:ascii="Tahoma" w:hAnsi="Tahoma" w:cs="Tahoma"/>
           <w:lang w:val="en-US"/>
         </w:rPr>
       </w:pPr>
@@ -168,7 +168,7 @@
         <w:jc w:val="both"/>
         <w:rPr>
           <w:rStyle w:val="MSGENFONTSTYLENAMETEMPLATEROLENUMBERMSGENFONTSTYLENAMEBYROLETEXT2"/>
-          <w:rFonts w:ascii="Tahoma" w:hAnsi="Tahoma"/>
+          <w:rFonts w:ascii="Tahoma" w:hAnsi="Tahoma" w:cs="Tahoma"/>
           <w:sz w:val="22"/>
           <w:szCs w:val="22"/>
           <w:lang w:val="en-US"/>
@@ -178,7 +178,7 @@
       <w:r>
         <w:rPr>
           <w:rStyle w:val="MSGENFONTSTYLENAMETEMPLATEROLENUMBERMSGENFONTSTYLENAMEBYROLETEXT2"/>
-          <w:rFonts w:ascii="Tahoma" w:hAnsi="Tahoma"/>
+          <w:rFonts w:ascii="Tahoma" w:hAnsi="Tahoma" w:cs="Tahoma"/>
           <w:sz w:val="22"/>
           <w:szCs w:val="22"/>
         </w:rPr>
@@ -187,7 +187,7 @@
       <w:r>
         <w:rPr>
           <w:rStyle w:val="MSGENFONTSTYLENAMETEMPLATEROLENUMBERMSGENFONTSTYLENAMEBYROLETEXT2"/>
-          <w:rFonts w:ascii="Tahoma" w:hAnsi="Tahoma"/>
+          <w:rFonts w:ascii="Tahoma" w:hAnsi="Tahoma" w:cs="Tahoma"/>
           <w:sz w:val="22"/>
           <w:szCs w:val="22"/>
           <w:lang w:val="en-AU"/>
@@ -197,7 +197,7 @@
       <w:r>
         <w:rPr>
           <w:rStyle w:val="MSGENFONTSTYLENAMETEMPLATEROLENUMBERMSGENFONTSTYLENAMEBYROLETEXT2"/>
-          <w:rFonts w:ascii="Tahoma" w:hAnsi="Tahoma"/>
+          <w:rFonts w:ascii="Tahoma" w:hAnsi="Tahoma" w:cs="Tahoma"/>
           <w:sz w:val="22"/>
           <w:szCs w:val="22"/>
         </w:rPr>
@@ -206,7 +206,7 @@
       <w:r>
         <w:rPr>
           <w:rStyle w:val="MSGENFONTSTYLENAMETEMPLATEROLENUMBERMSGENFONTSTYLENAMEBYROLETEXT2"/>
-          <w:rFonts w:ascii="Tahoma" w:hAnsi="Tahoma"/>
+          <w:rFonts w:ascii="Tahoma" w:hAnsi="Tahoma" w:cs="Tahoma"/>
           <w:sz w:val="22"/>
           <w:szCs w:val="22"/>
           <w:lang w:val="en-GB"/>
@@ -216,7 +216,7 @@
       <w:r>
         <w:rPr>
           <w:rStyle w:val="MSGENFONTSTYLENAMETEMPLATEROLENUMBERMSGENFONTSTYLENAMEBYROLETEXT2"/>
-          <w:rFonts w:ascii="Tahoma" w:hAnsi="Tahoma"/>
+          <w:rFonts w:ascii="Tahoma" w:hAnsi="Tahoma" w:cs="Tahoma"/>
           <w:sz w:val="22"/>
           <w:szCs w:val="22"/>
         </w:rPr>
@@ -225,7 +225,7 @@
       <w:r>
         <w:rPr>
           <w:rStyle w:val="MSGENFONTSTYLENAMETEMPLATEROLENUMBERMSGENFONTSTYLENAMEBYROLETEXT2"/>
-          <w:rFonts w:ascii="Tahoma" w:hAnsi="Tahoma"/>
+          <w:rFonts w:ascii="Tahoma" w:hAnsi="Tahoma" w:cs="Tahoma"/>
           <w:sz w:val="22"/>
           <w:szCs w:val="22"/>
           <w:lang w:val="en-GB"/>
@@ -235,7 +235,7 @@
       <w:r>
         <w:rPr>
           <w:rStyle w:val="MSGENFONTSTYLENAMETEMPLATEROLENUMBERMSGENFONTSTYLENAMEBYROLETEXT2"/>
-          <w:rFonts w:ascii="Tahoma" w:hAnsi="Tahoma"/>
+          <w:rFonts w:ascii="Tahoma" w:hAnsi="Tahoma" w:cs="Tahoma"/>
           <w:sz w:val="22"/>
           <w:szCs w:val="22"/>
         </w:rPr>
@@ -244,7 +244,7 @@
       <w:r>
         <w:rPr>
           <w:rStyle w:val="MSGENFONTSTYLENAMETEMPLATEROLENUMBERMSGENFONTSTYLENAMEBYROLETEXT2"/>
-          <w:rFonts w:ascii="Tahoma" w:hAnsi="Tahoma"/>
+          <w:rFonts w:ascii="Tahoma" w:hAnsi="Tahoma" w:cs="Tahoma"/>
           <w:sz w:val="22"/>
           <w:szCs w:val="22"/>
           <w:lang w:val="en-GB"/>
@@ -254,7 +254,7 @@
       <w:r>
         <w:rPr>
           <w:rStyle w:val="MSGENFONTSTYLENAMETEMPLATEROLENUMBERMSGENFONTSTYLENAMEBYROLETEXT2"/>
-          <w:rFonts w:ascii="Tahoma" w:hAnsi="Tahoma"/>
+          <w:rFonts w:ascii="Tahoma" w:hAnsi="Tahoma" w:cs="Tahoma"/>
           <w:sz w:val="22"/>
           <w:szCs w:val="22"/>
         </w:rPr>
@@ -263,7 +263,7 @@
       <w:r>
         <w:rPr>
           <w:rStyle w:val="MSGENFONTSTYLENAMETEMPLATEROLENUMBERMSGENFONTSTYLENAMEBYROLETEXT2"/>
-          <w:rFonts w:ascii="Tahoma" w:hAnsi="Tahoma"/>
+          <w:rFonts w:ascii="Tahoma" w:hAnsi="Tahoma" w:cs="Tahoma"/>
           <w:sz w:val="22"/>
           <w:szCs w:val="22"/>
           <w:lang w:val="en-US"/>
@@ -273,7 +273,7 @@
       <w:r>
         <w:rPr>
           <w:rStyle w:val="MSGENFONTSTYLENAMETEMPLATEROLENUMBERMSGENFONTSTYLENAMEBYROLETEXT2"/>
-          <w:rFonts w:ascii="Tahoma" w:hAnsi="Tahoma"/>
+          <w:rFonts w:ascii="Tahoma" w:hAnsi="Tahoma" w:cs="Tahoma"/>
           <w:sz w:val="22"/>
           <w:szCs w:val="22"/>
         </w:rPr>
@@ -282,7 +282,7 @@
       <w:r>
         <w:rPr>
           <w:rStyle w:val="MSGENFONTSTYLENAMETEMPLATEROLENUMBERMSGENFONTSTYLENAMEBYROLETEXT2"/>
-          <w:rFonts w:ascii="Tahoma" w:hAnsi="Tahoma"/>
+          <w:rFonts w:ascii="Tahoma" w:hAnsi="Tahoma" w:cs="Tahoma"/>
           <w:sz w:val="22"/>
           <w:szCs w:val="22"/>
           <w:lang w:val="en-US"/>
@@ -295,7 +295,7 @@
       <w:r>
         <w:rPr>
           <w:rStyle w:val="MSGENFONTSTYLENAMETEMPLATEROLENUMBERMSGENFONTSTYLENAMEBYROLETEXT2"/>
-          <w:rFonts w:ascii="Tahoma" w:hAnsi="Tahoma"/>
+          <w:rFonts w:ascii="Tahoma" w:hAnsi="Tahoma" w:cs="Tahoma"/>
           <w:sz w:val="22"/>
           <w:szCs w:val="22"/>
         </w:rPr>
@@ -304,7 +304,7 @@
       <w:r>
         <w:rPr>
           <w:rStyle w:val="MSGENFONTSTYLENAMETEMPLATEROLENUMBERMSGENFONTSTYLENAMEBYROLETEXT2"/>
-          <w:rFonts w:ascii="Tahoma" w:hAnsi="Tahoma"/>
+          <w:rFonts w:ascii="Tahoma" w:hAnsi="Tahoma" w:cs="Tahoma"/>
           <w:sz w:val="22"/>
           <w:szCs w:val="22"/>
           <w:lang w:val="en-US"/>
@@ -313,7 +313,7 @@
       </w:r>
       <w:r>
         <w:rPr>
-          <w:rFonts w:ascii="Tahoma" w:hAnsi="Tahoma"/>
+          <w:rFonts w:ascii="Tahoma" w:hAnsi="Tahoma" w:cs="Tahoma"/>
           <w:sz w:val="22"/>
           <w:szCs w:val="22"/>
           <w:shd w:val="clear" w:color="auto" w:fill="FFFFFF"/>
@@ -325,7 +325,7 @@
       <w:r>
         <w:rPr>
           <w:rStyle w:val="MSGENFONTSTYLENAMETEMPLATEROLENUMBERMSGENFONTSTYLENAMEBYROLETEXT2"/>
-          <w:rFonts w:ascii="Tahoma" w:hAnsi="Tahoma"/>
+          <w:rFonts w:ascii="Tahoma" w:hAnsi="Tahoma" w:cs="Tahoma"/>
           <w:sz w:val="22"/>
           <w:szCs w:val="22"/>
         </w:rPr>
@@ -334,7 +334,7 @@
       <w:r>
         <w:rPr>
           <w:rStyle w:val="MSGENFONTSTYLENAMETEMPLATEROLENUMBERMSGENFONTSTYLENAMEBYROLETEXT2"/>
-          <w:rFonts w:ascii="Tahoma" w:hAnsi="Tahoma"/>
+          <w:rFonts w:ascii="Tahoma" w:hAnsi="Tahoma" w:cs="Tahoma"/>
           <w:sz w:val="22"/>
           <w:szCs w:val="22"/>
           <w:lang w:val="en-US"/>
@@ -344,7 +344,7 @@
       <w:r>
         <w:rPr>
           <w:rStyle w:val="MSGENFONTSTYLENAMETEMPLATEROLENUMBERMSGENFONTSTYLENAMEBYROLETEXT2"/>
-          <w:rFonts w:ascii="Tahoma" w:hAnsi="Tahoma"/>
+          <w:rFonts w:ascii="Tahoma" w:hAnsi="Tahoma" w:cs="Tahoma"/>
           <w:sz w:val="22"/>
           <w:szCs w:val="22"/>
         </w:rPr>
@@ -353,7 +353,7 @@
       <w:r>
         <w:rPr>
           <w:rStyle w:val="MSGENFONTSTYLENAMETEMPLATEROLENUMBERMSGENFONTSTYLENAMEBYROLETEXT2"/>
-          <w:rFonts w:ascii="Tahoma" w:hAnsi="Tahoma"/>
+          <w:rFonts w:ascii="Tahoma" w:hAnsi="Tahoma" w:cs="Tahoma"/>
           <w:sz w:val="22"/>
           <w:szCs w:val="22"/>
           <w:lang w:val="en-US"/>
@@ -363,7 +363,7 @@
       <w:r>
         <w:rPr>
           <w:rStyle w:val="MSGENFONTSTYLENAMETEMPLATEROLENUMBERMSGENFONTSTYLENAMEBYROLETEXT2"/>
-          <w:rFonts w:ascii="Tahoma" w:hAnsi="Tahoma"/>
+          <w:rFonts w:ascii="Tahoma" w:hAnsi="Tahoma" w:cs="Tahoma"/>
           <w:sz w:val="22"/>
           <w:szCs w:val="22"/>
         </w:rPr>
@@ -372,7 +372,7 @@
       <w:r>
         <w:rPr>
           <w:rStyle w:val="MSGENFONTSTYLENAMETEMPLATEROLENUMBERMSGENFONTSTYLENAMEBYROLETEXT2"/>
-          <w:rFonts w:ascii="Tahoma" w:hAnsi="Tahoma"/>
+          <w:rFonts w:ascii="Tahoma" w:hAnsi="Tahoma" w:cs="Tahoma"/>
           <w:sz w:val="22"/>
           <w:szCs w:val="22"/>
           <w:lang w:val="en-US"/>
@@ -382,7 +382,7 @@
       <w:r>
         <w:rPr>
           <w:rStyle w:val="MSGENFONTSTYLENAMETEMPLATEROLENUMBERMSGENFONTSTYLENAMEBYROLETEXT2"/>
-          <w:rFonts w:ascii="Tahoma" w:hAnsi="Tahoma"/>
+          <w:rFonts w:ascii="Tahoma" w:hAnsi="Tahoma" w:cs="Tahoma"/>
           <w:sz w:val="22"/>
           <w:szCs w:val="22"/>
         </w:rPr>
@@ -391,7 +391,7 @@
       <w:r>
         <w:rPr>
           <w:rStyle w:val="MSGENFONTSTYLENAMETEMPLATEROLENUMBERMSGENFONTSTYLENAMEBYROLETEXT2"/>
-          <w:rFonts w:ascii="Tahoma" w:hAnsi="Tahoma"/>
+          <w:rFonts w:ascii="Tahoma" w:hAnsi="Tahoma" w:cs="Tahoma"/>
           <w:sz w:val="22"/>
           <w:szCs w:val="22"/>
           <w:lang w:val="en-US"/>
@@ -401,7 +401,7 @@
       <w:r>
         <w:rPr>
           <w:rStyle w:val="MSGENFONTSTYLENAMETEMPLATEROLENUMBERMSGENFONTSTYLENAMEBYROLETEXT2"/>
-          <w:rFonts w:ascii="Tahoma" w:hAnsi="Tahoma"/>
+          <w:rFonts w:ascii="Tahoma" w:hAnsi="Tahoma" w:cs="Tahoma"/>
           <w:sz w:val="22"/>
           <w:szCs w:val="22"/>
         </w:rPr>
@@ -422,14 +422,14 @@
         <w:ind w:left="142" w:right="46"/>
         <w:jc w:val="both"/>
         <w:rPr>
-          <w:rFonts w:ascii="Tahoma" w:hAnsi="Tahoma"/>
+          <w:rFonts w:ascii="Tahoma" w:hAnsi="Tahoma" w:cs="Tahoma"/>
           <w:sz w:val="22"/>
           <w:szCs w:val="22"/>
         </w:rPr>
       </w:pPr>
       <w:r>
         <w:rPr>
-          <w:rFonts w:ascii="Tahoma" w:hAnsi="Tahoma"/>
+          <w:rFonts w:ascii="Tahoma" w:hAnsi="Tahoma" w:cs="Tahoma"/>
           <w:sz w:val="22"/>
           <w:szCs w:val="22"/>
           <w:lang w:val="en-US"/>
@@ -438,7 +438,7 @@
       </w:r>
       <w:r>
         <w:rPr>
-          <w:rFonts w:ascii="Tahoma" w:hAnsi="Tahoma"/>
+          <w:rFonts w:ascii="Tahoma" w:hAnsi="Tahoma" w:cs="Tahoma"/>
           <w:sz w:val="22"/>
           <w:szCs w:val="22"/>
           <w:shd w:val="clear" w:color="auto" w:fill="FFFFFF"/>
@@ -449,7 +449,7 @@
       <w:r>
         <w:rPr>
           <w:rStyle w:val="MSGENFONTSTYLENAMETEMPLATEROLENUMBERMSGENFONTSTYLENAMEBYROLETEXT2"/>
-          <w:rFonts w:ascii="Tahoma" w:hAnsi="Tahoma"/>
+          <w:rFonts w:ascii="Tahoma" w:hAnsi="Tahoma" w:cs="Tahoma"/>
           <w:sz w:val="22"/>
           <w:szCs w:val="22"/>
         </w:rPr>
@@ -458,7 +458,7 @@
       <w:r>
         <w:rPr>
           <w:rStyle w:val="MSGENFONTSTYLENAMETEMPLATEROLENUMBERMSGENFONTSTYLENAMEBYROLETEXT2"/>
-          <w:rFonts w:ascii="Tahoma" w:hAnsi="Tahoma"/>
+          <w:rFonts w:ascii="Tahoma" w:hAnsi="Tahoma" w:cs="Tahoma"/>
           <w:sz w:val="22"/>
           <w:szCs w:val="22"/>
           <w:lang w:val="en-US"/>
@@ -467,7 +467,7 @@
       </w:r>
       <w:r>
         <w:rPr>
-          <w:rFonts w:ascii="Tahoma" w:hAnsi="Tahoma"/>
+          <w:rFonts w:ascii="Tahoma" w:hAnsi="Tahoma" w:cs="Tahoma"/>
           <w:sz w:val="22"/>
           <w:szCs w:val="22"/>
           <w:shd w:val="clear" w:color="auto" w:fill="FFFFFF"/>
@@ -477,7 +477,7 @@
       </w:r>
       <w:r>
         <w:rPr>
-          <w:rFonts w:ascii="Tahoma" w:hAnsi="Tahoma"/>
+          <w:rFonts w:ascii="Tahoma" w:hAnsi="Tahoma" w:cs="Tahoma"/>
           <w:sz w:val="22"/>
           <w:szCs w:val="22"/>
           <w:shd w:val="clear" w:color="auto" w:fill="FFFFFF"/>
@@ -488,7 +488,7 @@
       <w:r>
         <w:rPr>
           <w:rStyle w:val="MSGENFONTSTYLENAMETEMPLATEROLENUMBERMSGENFONTSTYLENAMEBYROLETEXT2"/>
-          <w:rFonts w:ascii="Tahoma" w:hAnsi="Tahoma"/>
+          <w:rFonts w:ascii="Tahoma" w:hAnsi="Tahoma" w:cs="Tahoma"/>
           <w:sz w:val="22"/>
           <w:szCs w:val="22"/>
         </w:rPr>
@@ -497,7 +497,7 @@
       <w:r>
         <w:rPr>
           <w:rStyle w:val="MSGENFONTSTYLENAMETEMPLATEROLENUMBERMSGENFONTSTYLENAMEBYROLETEXT2"/>
-          <w:rFonts w:ascii="Tahoma" w:hAnsi="Tahoma"/>
+          <w:rFonts w:ascii="Tahoma" w:hAnsi="Tahoma" w:cs="Tahoma"/>
           <w:sz w:val="22"/>
           <w:szCs w:val="22"/>
           <w:lang w:val="en-US"/>
@@ -507,7 +507,7 @@
       <w:r>
         <w:rPr>
           <w:rStyle w:val="MSGENFONTSTYLENAMETEMPLATEROLENUMBERMSGENFONTSTYLENAMEBYROLETEXT2"/>
-          <w:rFonts w:ascii="Tahoma" w:hAnsi="Tahoma"/>
+          <w:rFonts w:ascii="Tahoma" w:hAnsi="Tahoma" w:cs="Tahoma"/>
           <w:sz w:val="22"/>
           <w:szCs w:val="22"/>
         </w:rPr>
@@ -515,7 +515,7 @@
       </w:r>
       <w:r>
         <w:rPr>
-          <w:rFonts w:ascii="Tahoma" w:hAnsi="Tahoma"/>
+          <w:rFonts w:ascii="Tahoma" w:hAnsi="Tahoma" w:cs="Tahoma"/>
           <w:sz w:val="22"/>
           <w:szCs w:val="22"/>
           <w:shd w:val="clear" w:color="auto" w:fill="FFFFFF"/>
@@ -538,7 +538,7 @@
         <w:ind w:left="142" w:right="45"/>
         <w:jc w:val="both"/>
         <w:rPr>
-          <w:rFonts w:ascii="Tahoma" w:hAnsi="Tahoma"/>
+          <w:rFonts w:ascii="Tahoma" w:hAnsi="Tahoma" w:cs="Tahoma"/>
           <w:sz w:val="22"/>
           <w:szCs w:val="22"/>
           <w:lang w:val="en-US"/>
@@ -546,7 +546,7 @@
       </w:pPr>
       <w:r>
         <w:rPr>
-          <w:rFonts w:ascii="Tahoma" w:hAnsi="Tahoma"/>
+          <w:rFonts w:ascii="Tahoma" w:hAnsi="Tahoma" w:cs="Tahoma"/>
           <w:sz w:val="22"/>
           <w:szCs w:val="22"/>
           <w:lang w:val="en-US"/>
@@ -563,7 +563,7 @@
       <w:r>
         <w:rPr>
           <w:rStyle w:val="MSGENFONTSTYLENAMETEMPLATEROLENUMBERMSGENFONTSTYLENAMEBYROLETEXT2"/>
-          <w:rFonts w:ascii="Tahoma" w:hAnsi="Tahoma"/>
+          <w:rFonts w:ascii="Tahoma" w:hAnsi="Tahoma" w:cs="Tahoma"/>
           <w:sz w:val="22"/>
           <w:szCs w:val="22"/>
           <w:lang w:val="en-US"/>
@@ -573,7 +573,7 @@
       <w:r>
         <w:rPr>
           <w:rStyle w:val="MSGENFONTSTYLENAMETEMPLATEROLENUMBERMSGENFONTSTYLENAMEBYROLETEXT2"/>
-          <w:rFonts w:ascii="Tahoma" w:hAnsi="Tahoma"/>
+          <w:rFonts w:ascii="Tahoma" w:hAnsi="Tahoma" w:cs="Tahoma"/>
           <w:sz w:val="22"/>
           <w:szCs w:val="22"/>
         </w:rPr>
@@ -582,7 +582,7 @@
       <w:r>
         <w:rPr>
           <w:rStyle w:val="MSGENFONTSTYLENAMETEMPLATEROLENUMBERMSGENFONTSTYLENAMEBYROLETEXT2"/>
-          <w:rFonts w:ascii="Tahoma" w:hAnsi="Tahoma"/>
+          <w:rFonts w:ascii="Tahoma" w:hAnsi="Tahoma" w:cs="Tahoma"/>
           <w:sz w:val="22"/>
           <w:szCs w:val="22"/>
           <w:lang w:val="en-US"/>
@@ -591,7 +591,7 @@
       </w:r>
       <w:r>
         <w:rPr>
-          <w:rFonts w:ascii="Tahoma" w:hAnsi="Tahoma"/>
+          <w:rFonts w:ascii="Tahoma" w:hAnsi="Tahoma" w:cs="Tahoma"/>
           <w:sz w:val="22"/>
           <w:szCs w:val="22"/>
           <w:shd w:val="clear" w:color="auto" w:fill="FFFFFF"/>
@@ -602,7 +602,7 @@
       <w:r>
         <w:rPr>
           <w:rStyle w:val="MSGENFONTSTYLENAMETEMPLATEROLENUMBERMSGENFONTSTYLENAMEBYROLETEXT2"/>
-          <w:rFonts w:ascii="Tahoma" w:hAnsi="Tahoma"/>
+          <w:rFonts w:ascii="Tahoma" w:hAnsi="Tahoma" w:cs="Tahoma"/>
           <w:sz w:val="22"/>
           <w:szCs w:val="22"/>
           <w:lang w:val="en-US"/>
@@ -612,7 +612,7 @@
       <w:r>
         <w:rPr>
           <w:rStyle w:val="MSGENFONTSTYLENAMETEMPLATEROLENUMBERMSGENFONTSTYLENAMEBYROLETEXT2"/>
-          <w:rFonts w:ascii="Tahoma" w:hAnsi="Tahoma"/>
+          <w:rFonts w:ascii="Tahoma" w:hAnsi="Tahoma" w:cs="Tahoma"/>
           <w:sz w:val="22"/>
           <w:szCs w:val="22"/>
           <w:lang w:val="en-US"/>
@@ -622,7 +622,7 @@
       <w:r>
         <w:rPr>
           <w:rStyle w:val="MSGENFONTSTYLENAMETEMPLATEROLENUMBERMSGENFONTSTYLENAMEBYROLETEXT2"/>
-          <w:rFonts w:ascii="Tahoma" w:hAnsi="Tahoma"/>
+          <w:rFonts w:ascii="Tahoma" w:hAnsi="Tahoma" w:cs="Tahoma"/>
           <w:sz w:val="22"/>
           <w:szCs w:val="22"/>
         </w:rPr>
@@ -631,7 +631,7 @@
       <w:r>
         <w:rPr>
           <w:rStyle w:val="MSGENFONTSTYLENAMETEMPLATEROLENUMBERMSGENFONTSTYLENAMEBYROLETEXT2"/>
-          <w:rFonts w:ascii="Tahoma" w:hAnsi="Tahoma"/>
+          <w:rFonts w:ascii="Tahoma" w:hAnsi="Tahoma" w:cs="Tahoma"/>
           <w:sz w:val="22"/>
           <w:szCs w:val="22"/>
           <w:lang w:val="en-US"/>
@@ -641,7 +641,7 @@
       <w:r>
         <w:rPr>
           <w:rStyle w:val="MSGENFONTSTYLENAMETEMPLATEROLENUMBERMSGENFONTSTYLENAMEBYROLETEXT2"/>
-          <w:rFonts w:ascii="Tahoma" w:hAnsi="Tahoma"/>
+          <w:rFonts w:ascii="Tahoma" w:hAnsi="Tahoma" w:cs="Tahoma"/>
           <w:sz w:val="22"/>
           <w:szCs w:val="22"/>
         </w:rPr>
@@ -657,7 +657,7 @@
       </w:r>
       <w:r>
         <w:rPr>
-          <w:rFonts w:ascii="Tahoma" w:hAnsi="Tahoma"/>
+          <w:rFonts w:ascii="Tahoma" w:hAnsi="Tahoma" w:cs="Tahoma"/>
           <w:sz w:val="22"/>
           <w:szCs w:val="22"/>
           <w:shd w:val="clear" w:color="auto" w:fill="FFFFFF"/>
@@ -666,7 +666,7 @@
       </w:r>
       <w:r>
         <w:rPr>
-          <w:rFonts w:ascii="Tahoma" w:hAnsi="Tahoma"/>
+          <w:rFonts w:ascii="Tahoma" w:hAnsi="Tahoma" w:cs="Tahoma"/>
           <w:sz w:val="22"/>
           <w:szCs w:val="22"/>
           <w:shd w:val="clear" w:color="auto" w:fill="FFFFFF"/>
@@ -676,7 +676,7 @@
       </w:r>
       <w:r>
         <w:rPr>
-          <w:rFonts w:ascii="Tahoma" w:hAnsi="Tahoma"/>
+          <w:rFonts w:ascii="Tahoma" w:hAnsi="Tahoma" w:cs="Tahoma"/>
           <w:sz w:val="22"/>
           <w:szCs w:val="22"/>
           <w:shd w:val="clear" w:color="auto" w:fill="FFFFFF"/>
@@ -685,7 +685,7 @@
       </w:r>
       <w:r>
         <w:rPr>
-          <w:rFonts w:ascii="Tahoma" w:hAnsi="Tahoma"/>
+          <w:rFonts w:ascii="Tahoma" w:hAnsi="Tahoma" w:cs="Tahoma"/>
           <w:sz w:val="22"/>
           <w:szCs w:val="22"/>
           <w:shd w:val="clear" w:color="auto" w:fill="FFFFFF"/>
@@ -695,7 +695,7 @@
       </w:r>
       <w:r>
         <w:rPr>
-          <w:rFonts w:ascii="Tahoma" w:hAnsi="Tahoma"/>
+          <w:rFonts w:ascii="Tahoma" w:hAnsi="Tahoma" w:cs="Tahoma"/>
           <w:sz w:val="22"/>
           <w:szCs w:val="22"/>
           <w:shd w:val="clear" w:color="auto" w:fill="FFFFFF"/>
@@ -704,7 +704,7 @@
       </w:r>
       <w:r>
         <w:rPr>
-          <w:rFonts w:ascii="Tahoma" w:hAnsi="Tahoma"/>
+          <w:rFonts w:ascii="Tahoma" w:hAnsi="Tahoma" w:cs="Tahoma"/>
           <w:sz w:val="22"/>
           <w:szCs w:val="22"/>
           <w:shd w:val="clear" w:color="auto" w:fill="FFFFFF"/>
@@ -714,7 +714,7 @@
       </w:r>
       <w:r>
         <w:rPr>
-          <w:rFonts w:ascii="Tahoma" w:hAnsi="Tahoma"/>
+          <w:rFonts w:ascii="Tahoma" w:hAnsi="Tahoma" w:cs="Tahoma"/>
           <w:sz w:val="22"/>
           <w:szCs w:val="22"/>
           <w:shd w:val="clear" w:color="auto" w:fill="FFFFFF"/>
@@ -735,7 +735,7 @@
         <w:ind w:left="142" w:right="46"/>
         <w:jc w:val="both"/>
         <w:rPr>
-          <w:rFonts w:ascii="Tahoma" w:hAnsi="Tahoma"/>
+          <w:rFonts w:ascii="Tahoma" w:hAnsi="Tahoma" w:cs="Tahoma"/>
           <w:sz w:val="22"/>
           <w:szCs w:val="22"/>
           <w:shd w:val="clear" w:color="auto" w:fill="FFFFFF"/>
@@ -745,7 +745,7 @@
       <w:r>
         <w:rPr>
           <w:rStyle w:val="MSGENFONTSTYLENAMETEMPLATEROLENUMBERMSGENFONTSTYLENAMEBYROLETEXT2"/>
-          <w:rFonts w:ascii="Tahoma" w:hAnsi="Tahoma"/>
+          <w:rFonts w:ascii="Tahoma" w:hAnsi="Tahoma" w:cs="Tahoma"/>
           <w:sz w:val="22"/>
           <w:szCs w:val="22"/>
           <w:lang w:val="en-US"/>
@@ -755,7 +755,7 @@
       <w:r>
         <w:rPr>
           <w:rStyle w:val="MSGENFONTSTYLENAMETEMPLATEROLENUMBERMSGENFONTSTYLENAMEBYROLETEXT2"/>
-          <w:rFonts w:ascii="Tahoma" w:hAnsi="Tahoma"/>
+          <w:rFonts w:ascii="Tahoma" w:hAnsi="Tahoma" w:cs="Tahoma"/>
           <w:sz w:val="22"/>
           <w:szCs w:val="22"/>
         </w:rPr>
@@ -764,7 +764,7 @@
       <w:r>
         <w:rPr>
           <w:rStyle w:val="MSGENFONTSTYLENAMETEMPLATEROLENUMBERMSGENFONTSTYLENAMEBYROLETEXT2"/>
-          <w:rFonts w:ascii="Tahoma" w:hAnsi="Tahoma"/>
+          <w:rFonts w:ascii="Tahoma" w:hAnsi="Tahoma" w:cs="Tahoma"/>
           <w:sz w:val="22"/>
           <w:szCs w:val="22"/>
           <w:lang w:val="en-US"/>
@@ -774,7 +774,7 @@
       <w:r>
         <w:rPr>
           <w:rStyle w:val="MSGENFONTSTYLENAMETEMPLATEROLENUMBERMSGENFONTSTYLENAMEBYROLETEXT2"/>
-          <w:rFonts w:ascii="Tahoma" w:hAnsi="Tahoma"/>
+          <w:rFonts w:ascii="Tahoma" w:hAnsi="Tahoma" w:cs="Tahoma"/>
           <w:sz w:val="22"/>
           <w:szCs w:val="22"/>
         </w:rPr>
@@ -783,7 +783,7 @@
       <w:r>
         <w:rPr>
           <w:rStyle w:val="MSGENFONTSTYLENAMETEMPLATEROLENUMBERMSGENFONTSTYLENAMEBYROLETEXT2"/>
-          <w:rFonts w:ascii="Tahoma" w:hAnsi="Tahoma"/>
+          <w:rFonts w:ascii="Tahoma" w:hAnsi="Tahoma" w:cs="Tahoma"/>
           <w:sz w:val="22"/>
           <w:szCs w:val="22"/>
           <w:lang w:val="en-US"/>
@@ -793,7 +793,7 @@
       <w:r>
         <w:rPr>
           <w:rStyle w:val="MSGENFONTSTYLENAMETEMPLATEROLENUMBERMSGENFONTSTYLENAMEBYROLETEXT2"/>
-          <w:rFonts w:ascii="Tahoma" w:hAnsi="Tahoma"/>
+          <w:rFonts w:ascii="Tahoma" w:hAnsi="Tahoma" w:cs="Tahoma"/>
           <w:sz w:val="22"/>
           <w:szCs w:val="22"/>
         </w:rPr>
@@ -802,7 +802,7 @@
       <w:r>
         <w:rPr>
           <w:rStyle w:val="MSGENFONTSTYLENAMETEMPLATEROLENUMBERMSGENFONTSTYLENAMEBYROLETEXT2"/>
-          <w:rFonts w:ascii="Tahoma" w:hAnsi="Tahoma"/>
+          <w:rFonts w:ascii="Tahoma" w:hAnsi="Tahoma" w:cs="Tahoma"/>
           <w:sz w:val="22"/>
           <w:szCs w:val="22"/>
           <w:lang w:val="en-US"/>
@@ -812,7 +812,7 @@
       <w:r>
         <w:rPr>
           <w:rStyle w:val="MSGENFONTSTYLENAMETEMPLATEROLENUMBERMSGENFONTSTYLENAMEBYROLETEXT2"/>
-          <w:rFonts w:ascii="Tahoma" w:hAnsi="Tahoma"/>
+          <w:rFonts w:ascii="Tahoma" w:hAnsi="Tahoma" w:cs="Tahoma"/>
           <w:sz w:val="22"/>
           <w:szCs w:val="22"/>
         </w:rPr>
@@ -821,7 +821,7 @@
       <w:r>
         <w:rPr>
           <w:rStyle w:val="MSGENFONTSTYLENAMETEMPLATEROLENUMBERMSGENFONTSTYLENAMEBYROLETEXT2"/>
-          <w:rFonts w:ascii="Tahoma" w:hAnsi="Tahoma"/>
+          <w:rFonts w:ascii="Tahoma" w:hAnsi="Tahoma" w:cs="Tahoma"/>
           <w:sz w:val="22"/>
           <w:szCs w:val="22"/>
           <w:lang w:val="en-US"/>
@@ -831,7 +831,7 @@
       <w:r>
         <w:rPr>
           <w:rStyle w:val="MSGENFONTSTYLENAMETEMPLATEROLENUMBERMSGENFONTSTYLENAMEBYROLETEXT2"/>
-          <w:rFonts w:ascii="Tahoma" w:hAnsi="Tahoma"/>
+          <w:rFonts w:ascii="Tahoma" w:hAnsi="Tahoma" w:cs="Tahoma"/>
           <w:sz w:val="22"/>
           <w:szCs w:val="22"/>
         </w:rPr>
@@ -840,7 +840,7 @@
       <w:r>
         <w:rPr>
           <w:rStyle w:val="MSGENFONTSTYLENAMETEMPLATEROLENUMBERMSGENFONTSTYLENAMEBYROLETEXT2"/>
-          <w:rFonts w:ascii="Tahoma" w:hAnsi="Tahoma"/>
+          <w:rFonts w:ascii="Tahoma" w:hAnsi="Tahoma" w:cs="Tahoma"/>
           <w:sz w:val="22"/>
           <w:szCs w:val="22"/>
           <w:lang w:val="en-US"/>
@@ -850,7 +850,7 @@
       <w:r>
         <w:rPr>
           <w:rStyle w:val="MSGENFONTSTYLENAMETEMPLATEROLENUMBERMSGENFONTSTYLENAMEBYROLETEXT2"/>
-          <w:rFonts w:ascii="Tahoma" w:hAnsi="Tahoma"/>
+          <w:rFonts w:ascii="Tahoma" w:hAnsi="Tahoma" w:cs="Tahoma"/>
           <w:sz w:val="22"/>
           <w:szCs w:val="22"/>
         </w:rPr>
@@ -859,7 +859,7 @@
       <w:r>
         <w:rPr>
           <w:rStyle w:val="MSGENFONTSTYLENAMETEMPLATEROLENUMBERMSGENFONTSTYLENAMEBYROLETEXT2"/>
-          <w:rFonts w:ascii="Tahoma" w:hAnsi="Tahoma"/>
+          <w:rFonts w:ascii="Tahoma" w:hAnsi="Tahoma" w:cs="Tahoma"/>
           <w:sz w:val="22"/>
           <w:szCs w:val="22"/>
           <w:lang w:val="en-US"/>
@@ -868,7 +868,7 @@
       </w:r>
       <w:r>
         <w:rPr>
-          <w:rFonts w:ascii="Tahoma" w:hAnsi="Tahoma"/>
+          <w:rFonts w:ascii="Tahoma" w:hAnsi="Tahoma" w:cs="Tahoma"/>
           <w:sz w:val="22"/>
           <w:szCs w:val="22"/>
           <w:shd w:val="clear" w:color="auto" w:fill="FFFFFF"/>
@@ -877,7 +877,7 @@
       </w:r>
       <w:r>
         <w:rPr>
-          <w:rFonts w:ascii="Tahoma" w:hAnsi="Tahoma"/>
+          <w:rFonts w:ascii="Tahoma" w:hAnsi="Tahoma" w:cs="Tahoma"/>
           <w:sz w:val="22"/>
           <w:szCs w:val="22"/>
           <w:lang w:val="en-US"/>
@@ -887,7 +887,7 @@
       <w:r>
         <w:rPr>
           <w:rStyle w:val="MSGENFONTSTYLENAMETEMPLATEROLENUMBERMSGENFONTSTYLENAMEBYROLETEXT2"/>
-          <w:rFonts w:ascii="Tahoma" w:hAnsi="Tahoma"/>
+          <w:rFonts w:ascii="Tahoma" w:hAnsi="Tahoma" w:cs="Tahoma"/>
           <w:sz w:val="22"/>
           <w:szCs w:val="22"/>
         </w:rPr>
@@ -896,7 +896,7 @@
       <w:r>
         <w:rPr>
           <w:rStyle w:val="MSGENFONTSTYLENAMETEMPLATEROLENUMBERMSGENFONTSTYLENAMEBYROLETEXT2"/>
-          <w:rFonts w:ascii="Tahoma" w:hAnsi="Tahoma"/>
+          <w:rFonts w:ascii="Tahoma" w:hAnsi="Tahoma" w:cs="Tahoma"/>
           <w:sz w:val="22"/>
           <w:szCs w:val="22"/>
           <w:lang w:val="en-US"/>
@@ -905,7 +905,7 @@
       </w:r>
       <w:r>
         <w:rPr>
-          <w:rFonts w:ascii="Tahoma" w:hAnsi="Tahoma"/>
+          <w:rFonts w:ascii="Tahoma" w:hAnsi="Tahoma" w:cs="Tahoma"/>
           <w:sz w:val="22"/>
           <w:szCs w:val="22"/>
           <w:shd w:val="clear" w:color="auto" w:fill="FFFFFF"/>
@@ -914,7 +914,7 @@
       </w:r>
       <w:r>
         <w:rPr>
-          <w:rFonts w:ascii="Tahoma" w:hAnsi="Tahoma"/>
+          <w:rFonts w:ascii="Tahoma" w:hAnsi="Tahoma" w:cs="Tahoma"/>
           <w:sz w:val="22"/>
           <w:szCs w:val="22"/>
           <w:shd w:val="clear" w:color="auto" w:fill="FFFFFF"/>
@@ -925,7 +925,7 @@
       <w:r>
         <w:rPr>
           <w:rStyle w:val="MSGENFONTSTYLENAMETEMPLATEROLENUMBERMSGENFONTSTYLENAMEBYROLETEXT2"/>
-          <w:rFonts w:ascii="Tahoma" w:hAnsi="Tahoma"/>
+          <w:rFonts w:ascii="Tahoma" w:hAnsi="Tahoma" w:cs="Tahoma"/>
           <w:sz w:val="22"/>
           <w:szCs w:val="22"/>
         </w:rPr>
@@ -934,7 +934,7 @@
       <w:r>
         <w:rPr>
           <w:rStyle w:val="MSGENFONTSTYLENAMETEMPLATEROLENUMBERMSGENFONTSTYLENAMEBYROLETEXT2"/>
-          <w:rFonts w:ascii="Tahoma" w:hAnsi="Tahoma"/>
+          <w:rFonts w:ascii="Tahoma" w:hAnsi="Tahoma" w:cs="Tahoma"/>
           <w:sz w:val="22"/>
           <w:szCs w:val="22"/>
           <w:lang w:val="en-US"/>
@@ -944,7 +944,7 @@
       <w:r>
         <w:rPr>
           <w:rStyle w:val="MSGENFONTSTYLENAMETEMPLATEROLENUMBERMSGENFONTSTYLENAMEBYROLETEXT2"/>
-          <w:rFonts w:ascii="Tahoma" w:hAnsi="Tahoma"/>
+          <w:rFonts w:ascii="Tahoma" w:hAnsi="Tahoma" w:cs="Tahoma"/>
           <w:sz w:val="22"/>
           <w:szCs w:val="22"/>
         </w:rPr>
@@ -953,7 +953,7 @@
       <w:r>
         <w:rPr>
           <w:rStyle w:val="MSGENFONTSTYLENAMETEMPLATEROLENUMBERMSGENFONTSTYLENAMEBYROLETEXT2"/>
-          <w:rFonts w:ascii="Tahoma" w:hAnsi="Tahoma"/>
+          <w:rFonts w:ascii="Tahoma" w:hAnsi="Tahoma" w:cs="Tahoma"/>
           <w:sz w:val="22"/>
           <w:szCs w:val="22"/>
           <w:lang w:val="en-US"/>
@@ -962,7 +962,7 @@
       </w:r>
       <w:r>
         <w:rPr>
-          <w:rFonts w:ascii="Tahoma" w:hAnsi="Tahoma"/>
+          <w:rFonts w:ascii="Tahoma" w:hAnsi="Tahoma" w:cs="Tahoma"/>
           <w:sz w:val="22"/>
           <w:szCs w:val="22"/>
           <w:shd w:val="clear" w:color="auto" w:fill="FFFFFF"/>
@@ -982,7 +982,7 @@
         <w:ind w:left="142" w:right="46"/>
         <w:jc w:val="both"/>
         <w:rPr>
-          <w:rFonts w:ascii="Tahoma" w:hAnsi="Tahoma"/>
+          <w:rFonts w:ascii="Tahoma" w:hAnsi="Tahoma" w:cs="Tahoma"/>
           <w:shd w:val="clear" w:color="auto" w:fill="FFFFFF"/>
           <w:lang w:val="en-US"/>
         </w:rPr>
@@ -990,7 +990,7 @@
       <w:r>
         <w:rPr>
           <w:rStyle w:val="MSGENFONTSTYLENAMETEMPLATEROLENUMBERMSGENFONTSTYLENAMEBYROLETEXT2"/>
-          <w:rFonts w:ascii="Tahoma" w:hAnsi="Tahoma"/>
+          <w:rFonts w:ascii="Tahoma" w:hAnsi="Tahoma" w:cs="Tahoma"/>
           <w:sz w:val="22"/>
           <w:szCs w:val="22"/>
         </w:rPr>
@@ -999,7 +999,7 @@
       <w:r>
         <w:rPr>
           <w:rStyle w:val="MSGENFONTSTYLENAMETEMPLATEROLENUMBERMSGENFONTSTYLENAMEBYROLETEXT2"/>
-          <w:rFonts w:ascii="Tahoma" w:hAnsi="Tahoma"/>
+          <w:rFonts w:ascii="Tahoma" w:hAnsi="Tahoma" w:cs="Tahoma"/>
           <w:sz w:val="22"/>
           <w:szCs w:val="22"/>
           <w:lang w:val="en-US"/>
@@ -1009,7 +1009,7 @@
       <w:r>
         <w:rPr>
           <w:rStyle w:val="MSGENFONTSTYLENAMETEMPLATEROLENUMBERMSGENFONTSTYLENAMEBYROLETEXT2"/>
-          <w:rFonts w:ascii="Tahoma" w:hAnsi="Tahoma"/>
+          <w:rFonts w:ascii="Tahoma" w:hAnsi="Tahoma" w:cs="Tahoma"/>
           <w:sz w:val="22"/>
           <w:szCs w:val="22"/>
         </w:rPr>
@@ -1018,7 +1018,7 @@
       <w:r>
         <w:rPr>
           <w:rStyle w:val="MSGENFONTSTYLENAMETEMPLATEROLENUMBERMSGENFONTSTYLENAMEBYROLETEXT2"/>
-          <w:rFonts w:ascii="Tahoma" w:hAnsi="Tahoma"/>
+          <w:rFonts w:ascii="Tahoma" w:hAnsi="Tahoma" w:cs="Tahoma"/>
           <w:sz w:val="22"/>
           <w:szCs w:val="22"/>
           <w:lang w:val="en-US"/>
@@ -1028,7 +1028,7 @@
       <w:r>
         <w:rPr>
           <w:rStyle w:val="MSGENFONTSTYLENAMETEMPLATEROLENUMBERMSGENFONTSTYLENAMEBYROLETEXT2"/>
-          <w:rFonts w:ascii="Tahoma" w:hAnsi="Tahoma"/>
+          <w:rFonts w:ascii="Tahoma" w:hAnsi="Tahoma" w:cs="Tahoma"/>
           <w:sz w:val="22"/>
           <w:szCs w:val="22"/>
         </w:rPr>
@@ -1036,7 +1036,7 @@
       </w:r>
       <w:r>
         <w:rPr>
-          <w:rFonts w:ascii="Tahoma" w:hAnsi="Tahoma"/>
+          <w:rFonts w:ascii="Tahoma" w:hAnsi="Tahoma" w:cs="Tahoma"/>
           <w:shd w:val="clear" w:color="auto" w:fill="FFFFFF"/>
           <w:lang w:val="en-US"/>
         </w:rPr>
@@ -1044,7 +1044,7 @@
       </w:r>
       <w:r>
         <w:rPr>
-          <w:rFonts w:ascii="Tahoma" w:hAnsi="Tahoma"/>
+          <w:rFonts w:ascii="Tahoma" w:hAnsi="Tahoma" w:cs="Tahoma"/>
           <w:sz w:val="22"/>
           <w:szCs w:val="22"/>
           <w:shd w:val="clear" w:color="auto" w:fill="FFFFFF"/>
@@ -1062,7 +1062,7 @@
         <w:jc w:val="both"/>
         <w:rPr>
           <w:rStyle w:val="MSGENFONTSTYLENAMETEMPLATEROLENUMBERMSGENFONTSTYLENAMEBYROLETEXT2"/>
-          <w:rFonts w:ascii="Tahoma" w:hAnsi="Tahoma"/>
+          <w:rFonts w:ascii="Tahoma" w:hAnsi="Tahoma" w:cs="Tahoma"/>
           <w:sz w:val="22"/>
           <w:szCs w:val="22"/>
           <w:lang w:val="en-US"/>
@@ -1071,7 +1071,7 @@
       <w:r>
         <w:rPr>
           <w:rStyle w:val="MSGENFONTSTYLENAMETEMPLATEROLENUMBERMSGENFONTSTYLENAMEBYROLETEXT2"/>
-          <w:rFonts w:ascii="Tahoma" w:hAnsi="Tahoma"/>
+          <w:rFonts w:ascii="Tahoma" w:hAnsi="Tahoma" w:cs="Tahoma"/>
           <w:sz w:val="22"/>
           <w:szCs w:val="22"/>
         </w:rPr>
@@ -1087,7 +1087,7 @@
         <w:jc w:val="both"/>
         <w:rPr>
           <w:rStyle w:val="MSGENFONTSTYLENAMETEMPLATEROLENUMBERMSGENFONTSTYLENAMEBYROLETEXT2"/>
-          <w:rFonts w:ascii="Tahoma" w:hAnsi="Tahoma"/>
+          <w:rFonts w:ascii="Tahoma" w:hAnsi="Tahoma" w:cs="Tahoma"/>
           <w:sz w:val="22"/>
           <w:szCs w:val="22"/>
           <w:lang w:val="en-US"/>
@@ -1104,7 +1104,7 @@
         <w:ind w:left="142" w:right="46"/>
         <w:rPr>
           <w:rStyle w:val="MSGENFONTSTYLENAMETEMPLATEROLENUMBERMSGENFONTSTYLENAMEBYROLETEXT3"/>
-          <w:rFonts w:ascii="Tahoma" w:hAnsi="Tahoma"/>
+          <w:rFonts w:ascii="Tahoma" w:hAnsi="Tahoma" w:cs="Tahoma"/>
           <w:b/>
           <w:bCs/>
           <w:i/>
@@ -1117,7 +1117,7 @@
       <w:r>
         <w:rPr>
           <w:rStyle w:val="MSGENFONTSTYLENAMETEMPLATEROLENUMBERMSGENFONTSTYLENAMEBYROLETEXT3"/>
-          <w:rFonts w:ascii="Tahoma" w:hAnsi="Tahoma"/>
+          <w:rFonts w:ascii="Tahoma" w:hAnsi="Tahoma" w:cs="Tahoma"/>
           <w:b/>
           <w:bCs/>
           <w:i/>
@@ -1131,7 +1131,7 @@
       <w:r>
         <w:rPr>
           <w:rStyle w:val="MSGENFONTSTYLENAMETEMPLATEROLENUMBERMSGENFONTSTYLENAMEBYROLETEXT3"/>
-          <w:rFonts w:ascii="Tahoma" w:hAnsi="Tahoma"/>
+          <w:rFonts w:ascii="Tahoma" w:hAnsi="Tahoma" w:cs="Tahoma"/>
           <w:b/>
           <w:bCs/>
           <w:i/>
@@ -1144,7 +1144,7 @@
       <w:r>
         <w:rPr>
           <w:rStyle w:val="MSGENFONTSTYLENAMETEMPLATEROLENUMBERMSGENFONTSTYLENAMEBYROLETEXT3"/>
-          <w:rFonts w:ascii="Tahoma" w:hAnsi="Tahoma"/>
+          <w:rFonts w:ascii="Tahoma" w:hAnsi="Tahoma" w:cs="Tahoma"/>
           <w:b/>
           <w:bCs/>
           <w:i/>
@@ -1158,7 +1158,7 @@
       <w:r>
         <w:rPr>
           <w:rStyle w:val="MSGENFONTSTYLENAMETEMPLATEROLENUMBERMSGENFONTSTYLENAMEBYROLETEXT3"/>
-          <w:rFonts w:ascii="Tahoma" w:hAnsi="Tahoma"/>
+          <w:rFonts w:ascii="Tahoma" w:hAnsi="Tahoma" w:cs="Tahoma"/>
           <w:b/>
           <w:bCs/>
           <w:i/>
@@ -1177,7 +1177,7 @@
         <w:ind w:left="142" w:right="46"/>
         <w:rPr>
           <w:rStyle w:val="MSGENFONTSTYLENAMETEMPLATEROLENUMBERMSGENFONTSTYLENAMEBYROLETEXT3"/>
-          <w:rFonts w:ascii="Tahoma" w:hAnsi="Tahoma"/>
+          <w:rFonts w:ascii="Tahoma" w:hAnsi="Tahoma" w:cs="Tahoma"/>
           <w:b/>
           <w:bCs/>
           <w:i/>
@@ -1196,7 +1196,7 @@
         <w:ind w:left="142" w:right="46"/>
         <w:rPr>
           <w:rStyle w:val="MSGENFONTSTYLENAMETEMPLATEROLENUMBERMSGENFONTSTYLENAMEBYROLETEXT3"/>
-          <w:rFonts w:ascii="Tahoma" w:hAnsi="Tahoma"/>
+          <w:rFonts w:ascii="Tahoma" w:hAnsi="Tahoma" w:cs="Tahoma"/>
           <w:b/>
           <w:bCs/>
           <w:i/>
@@ -1209,7 +1209,7 @@
       <w:r>
         <w:rPr>
           <w:rStyle w:val="MSGENFONTSTYLENAMETEMPLATEROLENUMBERMSGENFONTSTYLENAMEBYROLETEXT3"/>
-          <w:rFonts w:ascii="Tahoma" w:hAnsi="Tahoma"/>
+          <w:rFonts w:ascii="Tahoma" w:hAnsi="Tahoma" w:cs="Tahoma"/>
           <w:b/>
           <w:bCs/>
           <w:i/>
@@ -1223,7 +1223,7 @@
       <w:r>
         <w:rPr>
           <w:rStyle w:val="MSGENFONTSTYLENAMETEMPLATEROLENUMBERMSGENFONTSTYLENAMEBYROLETEXT3"/>
-          <w:rFonts w:ascii="Tahoma" w:hAnsi="Tahoma"/>
+          <w:rFonts w:ascii="Tahoma" w:hAnsi="Tahoma" w:cs="Tahoma"/>
           <w:b/>
           <w:bCs/>
           <w:i/>
@@ -1236,7 +1236,7 @@
       <w:r>
         <w:rPr>
           <w:rStyle w:val="MSGENFONTSTYLENAMETEMPLATEROLENUMBERMSGENFONTSTYLENAMEBYROLETEXT3"/>
-          <w:rFonts w:ascii="Tahoma" w:hAnsi="Tahoma"/>
+          <w:rFonts w:ascii="Tahoma" w:hAnsi="Tahoma" w:cs="Tahoma"/>
           <w:b/>
           <w:bCs/>
           <w:i/>
@@ -1250,7 +1250,7 @@
       <w:r>
         <w:rPr>
           <w:rStyle w:val="MSGENFONTSTYLENAMETEMPLATEROLENUMBERMSGENFONTSTYLENAMEBYROLETEXT3"/>
-          <w:rFonts w:ascii="Tahoma" w:hAnsi="Tahoma"/>
+          <w:rFonts w:ascii="Tahoma" w:hAnsi="Tahoma" w:cs="Tahoma"/>
           <w:b/>
           <w:bCs/>
           <w:i/>
@@ -1263,7 +1263,7 @@
       <w:r>
         <w:rPr>
           <w:rStyle w:val="MSGENFONTSTYLENAMETEMPLATEROLENUMBERMSGENFONTSTYLENAMEBYROLETEXT3"/>
-          <w:rFonts w:ascii="Tahoma" w:hAnsi="Tahoma"/>
+          <w:rFonts w:ascii="Tahoma" w:hAnsi="Tahoma" w:cs="Tahoma"/>
           <w:b/>
           <w:bCs/>
           <w:i/>
@@ -1277,7 +1277,7 @@
       <w:r>
         <w:rPr>
           <w:rStyle w:val="MSGENFONTSTYLENAMETEMPLATEROLENUMBERMSGENFONTSTYLENAMEBYROLETEXT3"/>
-          <w:rFonts w:ascii="Tahoma" w:hAnsi="Tahoma"/>
+          <w:rFonts w:ascii="Tahoma" w:hAnsi="Tahoma" w:cs="Tahoma"/>
           <w:b/>
           <w:bCs/>
           <w:i/>
@@ -1296,7 +1296,7 @@
         <w:ind w:left="142" w:right="46"/>
         <w:rPr>
           <w:rStyle w:val="MSGENFONTSTYLENAMETEMPLATEROLENUMBERMSGENFONTSTYLENAMEBYROLETEXT3"/>
-          <w:rFonts w:ascii="Tahoma" w:hAnsi="Tahoma"/>
+          <w:rFonts w:ascii="Tahoma" w:hAnsi="Tahoma" w:cs="Tahoma"/>
           <w:b/>
           <w:bCs/>
           <w:i/>
@@ -1315,7 +1315,7 @@
         <w:ind w:left="142" w:right="46"/>
         <w:rPr>
           <w:rStyle w:val="MSGENFONTSTYLENAMETEMPLATEROLENUMBERMSGENFONTSTYLENAMEBYROLETEXT3"/>
-          <w:rFonts w:ascii="Tahoma" w:hAnsi="Tahoma"/>
+          <w:rFonts w:ascii="Tahoma" w:hAnsi="Tahoma" w:cs="Tahoma"/>
           <w:b/>
           <w:bCs/>
           <w:i/>
@@ -1328,7 +1328,7 @@
       <w:r>
         <w:rPr>
           <w:rStyle w:val="MSGENFONTSTYLENAMETEMPLATEROLENUMBERMSGENFONTSTYLENAMEBYROLETEXT3"/>
-          <w:rFonts w:ascii="Tahoma" w:hAnsi="Tahoma"/>
+          <w:rFonts w:ascii="Tahoma" w:hAnsi="Tahoma" w:cs="Tahoma"/>
           <w:b/>
           <w:bCs/>
           <w:i/>
@@ -1341,7 +1341,7 @@
       <w:r>
         <w:rPr>
           <w:rStyle w:val="MSGENFONTSTYLENAMETEMPLATEROLENUMBERMSGENFONTSTYLENAMEBYROLETEXT3"/>
-          <w:rFonts w:ascii="Tahoma" w:hAnsi="Tahoma"/>
+          <w:rFonts w:ascii="Tahoma" w:hAnsi="Tahoma" w:cs="Tahoma"/>
           <w:b/>
           <w:bCs/>
           <w:i/>
@@ -1355,7 +1355,7 @@
       <w:r>
         <w:rPr>
           <w:rStyle w:val="MSGENFONTSTYLENAMETEMPLATEROLENUMBERMSGENFONTSTYLENAMEBYROLETEXT3"/>
-          <w:rFonts w:ascii="Tahoma" w:hAnsi="Tahoma"/>
+          <w:rFonts w:ascii="Tahoma" w:hAnsi="Tahoma" w:cs="Tahoma"/>
           <w:b/>
           <w:bCs/>
           <w:i/>
@@ -1368,7 +1368,7 @@
       <w:r>
         <w:rPr>
           <w:rStyle w:val="MSGENFONTSTYLENAMETEMPLATEROLENUMBERMSGENFONTSTYLENAMEBYROLETEXT3"/>
-          <w:rFonts w:ascii="Tahoma" w:hAnsi="Tahoma"/>
+          <w:rFonts w:ascii="Tahoma" w:hAnsi="Tahoma" w:cs="Tahoma"/>
           <w:b/>
           <w:bCs/>
           <w:i/>
@@ -1382,7 +1382,7 @@
       <w:r>
         <w:rPr>
           <w:rStyle w:val="MSGENFONTSTYLENAMETEMPLATEROLENUMBERMSGENFONTSTYLENAMEBYROLETEXT3"/>
-          <w:rFonts w:ascii="Tahoma" w:hAnsi="Tahoma"/>
+          <w:rFonts w:ascii="Tahoma" w:hAnsi="Tahoma" w:cs="Tahoma"/>
           <w:b/>
           <w:bCs/>
           <w:i/>
@@ -1395,7 +1395,7 @@
       <w:r>
         <w:rPr>
           <w:rStyle w:val="MSGENFONTSTYLENAMETEMPLATEROLENUMBERMSGENFONTSTYLENAMEBYROLETEXT3"/>
-          <w:rFonts w:ascii="Tahoma" w:hAnsi="Tahoma"/>
+          <w:rFonts w:ascii="Tahoma" w:hAnsi="Tahoma" w:cs="Tahoma"/>
           <w:b/>
           <w:bCs/>
           <w:i/>
@@ -1409,7 +1409,7 @@
       <w:r>
         <w:rPr>
           <w:rStyle w:val="MSGENFONTSTYLENAMETEMPLATEROLENUMBERMSGENFONTSTYLENAMEBYROLETEXT3"/>
-          <w:rFonts w:ascii="Tahoma" w:hAnsi="Tahoma"/>
+          <w:rFonts w:ascii="Tahoma" w:hAnsi="Tahoma" w:cs="Tahoma"/>
           <w:b/>
           <w:bCs/>
           <w:i/>
@@ -1422,7 +1422,7 @@
       <w:r>
         <w:rPr>
           <w:rStyle w:val="MSGENFONTSTYLENAMETEMPLATEROLENUMBERMSGENFONTSTYLENAMEBYROLETEXT3"/>
-          <w:rFonts w:ascii="Tahoma" w:hAnsi="Tahoma"/>
+          <w:rFonts w:ascii="Tahoma" w:hAnsi="Tahoma" w:cs="Tahoma"/>
           <w:b/>
           <w:bCs/>
           <w:i/>
@@ -1436,7 +1436,7 @@
       <w:r>
         <w:rPr>
           <w:rStyle w:val="MSGENFONTSTYLENAMETEMPLATEROLENUMBERMSGENFONTSTYLENAMEBYROLETEXT3"/>
-          <w:rFonts w:ascii="Tahoma" w:hAnsi="Tahoma"/>
+          <w:rFonts w:ascii="Tahoma" w:hAnsi="Tahoma" w:cs="Tahoma"/>
           <w:b/>
           <w:bCs/>
           <w:i/>
@@ -1455,7 +1455,7 @@
         <w:ind w:left="142" w:right="46"/>
         <w:rPr>
           <w:rStyle w:val="MSGENFONTSTYLENAMETEMPLATEROLENUMBERMSGENFONTSTYLENAMEBYROLETEXT3"/>
-          <w:rFonts w:ascii="Tahoma" w:hAnsi="Tahoma"/>
+          <w:rFonts w:ascii="Tahoma" w:hAnsi="Tahoma" w:cs="Tahoma"/>
           <w:b/>
           <w:bCs/>
           <w:i/>
@@ -1474,7 +1474,7 @@
         <w:ind w:left="142" w:right="46"/>
         <w:rPr>
           <w:rStyle w:val="MSGENFONTSTYLENAMETEMPLATEROLENUMBERMSGENFONTSTYLENAMEBYROLETEXT3"/>
-          <w:rFonts w:ascii="Tahoma" w:hAnsi="Tahoma"/>
+          <w:rFonts w:ascii="Tahoma" w:hAnsi="Tahoma" w:cs="Tahoma"/>
           <w:b/>
           <w:bCs/>
           <w:i/>
@@ -1487,7 +1487,7 @@
       <w:r>
         <w:rPr>
           <w:rStyle w:val="MSGENFONTSTYLENAMETEMPLATEROLENUMBERMSGENFONTSTYLENAMEBYROLETEXT3"/>
-          <w:rFonts w:ascii="Tahoma" w:hAnsi="Tahoma"/>
+          <w:rFonts w:ascii="Tahoma" w:hAnsi="Tahoma" w:cs="Tahoma"/>
           <w:b/>
           <w:bCs/>
           <w:i/>
@@ -1500,7 +1500,7 @@
       <w:r>
         <w:rPr>
           <w:rStyle w:val="MSGENFONTSTYLENAMETEMPLATEROLENUMBERMSGENFONTSTYLENAMEBYROLETEXT3"/>
-          <w:rFonts w:ascii="Tahoma" w:hAnsi="Tahoma"/>
+          <w:rFonts w:ascii="Tahoma" w:hAnsi="Tahoma" w:cs="Tahoma"/>
           <w:b/>
           <w:bCs/>
           <w:i/>
@@ -1514,7 +1514,7 @@
       <w:r>
         <w:rPr>
           <w:rStyle w:val="MSGENFONTSTYLENAMETEMPLATEROLENUMBERMSGENFONTSTYLENAMEBYROLETEXT3"/>
-          <w:rFonts w:ascii="Tahoma" w:hAnsi="Tahoma"/>
+          <w:rFonts w:ascii="Tahoma" w:hAnsi="Tahoma" w:cs="Tahoma"/>
           <w:b/>
           <w:bCs/>
           <w:i/>
@@ -1527,7 +1527,7 @@
       <w:r>
         <w:rPr>
           <w:rStyle w:val="MSGENFONTSTYLENAMETEMPLATEROLENUMBERMSGENFONTSTYLENAMEBYROLETEXT3"/>
-          <w:rFonts w:ascii="Tahoma" w:hAnsi="Tahoma"/>
+          <w:rFonts w:ascii="Tahoma" w:hAnsi="Tahoma" w:cs="Tahoma"/>
           <w:b/>
           <w:bCs/>
           <w:i/>
@@ -1541,7 +1541,7 @@
       <w:r>
         <w:rPr>
           <w:rStyle w:val="MSGENFONTSTYLENAMETEMPLATEROLENUMBERMSGENFONTSTYLENAMEBYROLETEXT3"/>
-          <w:rFonts w:ascii="Tahoma" w:hAnsi="Tahoma"/>
+          <w:rFonts w:ascii="Tahoma" w:hAnsi="Tahoma" w:cs="Tahoma"/>
           <w:b/>
           <w:bCs/>
           <w:i/>
@@ -1554,7 +1554,7 @@
       <w:r>
         <w:rPr>
           <w:rStyle w:val="MSGENFONTSTYLENAMETEMPLATEROLENUMBERMSGENFONTSTYLENAMEBYROLETEXT3"/>
-          <w:rFonts w:ascii="Tahoma" w:hAnsi="Tahoma"/>
+          <w:rFonts w:ascii="Tahoma" w:hAnsi="Tahoma" w:cs="Tahoma"/>
           <w:b/>
           <w:bCs/>
           <w:i/>
@@ -1568,7 +1568,7 @@
       <w:r>
         <w:rPr>
           <w:rStyle w:val="MSGENFONTSTYLENAMETEMPLATEROLENUMBERMSGENFONTSTYLENAMEBYROLETEXT3"/>
-          <w:rFonts w:ascii="Tahoma" w:hAnsi="Tahoma"/>
+          <w:rFonts w:ascii="Tahoma" w:hAnsi="Tahoma" w:cs="Tahoma"/>
           <w:b/>
           <w:bCs/>
           <w:i/>
@@ -1587,7 +1587,7 @@
         <w:ind w:left="142" w:right="46"/>
         <w:rPr>
           <w:rStyle w:val="MSGENFONTSTYLENAMETEMPLATEROLENUMBERMSGENFONTSTYLENAMEBYROLETEXT3"/>
-          <w:rFonts w:ascii="Tahoma" w:hAnsi="Tahoma"/>
+          <w:rFonts w:ascii="Tahoma" w:hAnsi="Tahoma" w:cs="Tahoma"/>
           <w:b/>
           <w:bCs/>
           <w:i/>
@@ -1606,7 +1606,7 @@
         <w:ind w:left="142" w:right="46"/>
         <w:rPr>
           <w:rStyle w:val="MSGENFONTSTYLENAMETEMPLATEROLENUMBERMSGENFONTSTYLENAMEBYROLETEXT3"/>
-          <w:rFonts w:ascii="Tahoma" w:hAnsi="Tahoma"/>
+          <w:rFonts w:ascii="Tahoma" w:hAnsi="Tahoma" w:cs="Tahoma"/>
           <w:b/>
           <w:bCs/>
           <w:i/>
@@ -1619,7 +1619,7 @@
       <w:r>
         <w:rPr>
           <w:rStyle w:val="MSGENFONTSTYLENAMETEMPLATEROLENUMBERMSGENFONTSTYLENAMEBYROLETEXT3"/>
-          <w:rFonts w:ascii="Tahoma" w:hAnsi="Tahoma"/>
+          <w:rFonts w:ascii="Tahoma" w:hAnsi="Tahoma" w:cs="Tahoma"/>
           <w:b/>
           <w:bCs/>
           <w:i/>
@@ -1638,7 +1638,7 @@
         <w:ind w:left="142" w:right="46"/>
         <w:rPr>
           <w:rStyle w:val="MSGENFONTSTYLENAMETEMPLATEROLENUMBERMSGENFONTSTYLENAMEBYROLETEXT3"/>
-          <w:rFonts w:ascii="Tahoma" w:hAnsi="Tahoma"/>
+          <w:rFonts w:ascii="Tahoma" w:hAnsi="Tahoma" w:cs="Tahoma"/>
           <w:b/>
           <w:bCs/>
           <w:i/>
@@ -1657,7 +1657,7 @@
         <w:ind w:left="142" w:right="46"/>
         <w:rPr>
           <w:rStyle w:val="MSGENFONTSTYLENAMETEMPLATEROLENUMBERMSGENFONTSTYLENAMEBYROLETEXT3"/>
-          <w:rFonts w:ascii="Tahoma" w:hAnsi="Tahoma"/>
+          <w:rFonts w:ascii="Tahoma" w:hAnsi="Tahoma" w:cs="Tahoma"/>
           <w:sz w:val="22"/>
           <w:szCs w:val="22"/>
           <w:lang w:val="en-US"/>
@@ -1666,7 +1666,7 @@
       <w:r>
         <w:rPr>
           <w:rStyle w:val="MSGENFONTSTYLENAMETEMPLATEROLENUMBERMSGENFONTSTYLENAMEBYROLETEXT3"/>
-          <w:rFonts w:ascii="Tahoma" w:hAnsi="Tahoma"/>
+          <w:rFonts w:ascii="Tahoma" w:hAnsi="Tahoma" w:cs="Tahoma"/>
           <w:b/>
           <w:bCs/>
           <w:i/>
@@ -1679,7 +1679,7 @@
       <w:r>
         <w:rPr>
           <w:rStyle w:val="MSGENFONTSTYLENAMETEMPLATEROLENUMBERMSGENFONTSTYLENAMEBYROLETEXT3"/>
-          <w:rFonts w:ascii="Tahoma" w:hAnsi="Tahoma"/>
+          <w:rFonts w:ascii="Tahoma" w:hAnsi="Tahoma" w:cs="Tahoma"/>
           <w:b/>
           <w:bCs/>
           <w:i/>
@@ -1693,7 +1693,7 @@
       <w:r>
         <w:rPr>
           <w:rStyle w:val="MSGENFONTSTYLENAMETEMPLATEROLENUMBERMSGENFONTSTYLENAMEBYROLETEXT3"/>
-          <w:rFonts w:ascii="Tahoma" w:hAnsi="Tahoma"/>
+          <w:rFonts w:ascii="Tahoma" w:hAnsi="Tahoma" w:cs="Tahoma"/>
           <w:sz w:val="22"/>
           <w:szCs w:val="22"/>
           <w:lang w:val="en-US" w:eastAsia="en-US"/>
@@ -1702,7 +1702,7 @@
       </w:r>
       <w:r>
         <w:rPr>
-          <w:rFonts w:ascii="Tahoma" w:hAnsi="Tahoma"/>
+          <w:rFonts w:ascii="Tahoma" w:hAnsi="Tahoma" w:cs="Tahoma"/>
           <w:sz w:val="22"/>
           <w:szCs w:val="22"/>
           <w:shd w:val="clear" w:color="auto" w:fill="FFFFFF"/>
@@ -1712,7 +1712,7 @@
       </w:r>
       <w:r>
         <w:rPr>
-          <w:rFonts w:ascii="Tahoma" w:hAnsi="Tahoma"/>
+          <w:rFonts w:ascii="Tahoma" w:hAnsi="Tahoma" w:cs="Tahoma"/>
           <w:sz w:val="22"/>
           <w:szCs w:val="22"/>
           <w:shd w:val="clear" w:color="auto" w:fill="FFFFFF"/>
@@ -1722,7 +1722,7 @@
       </w:r>
       <w:r>
         <w:rPr>
-          <w:rFonts w:ascii="Tahoma" w:hAnsi="Tahoma"/>
+          <w:rFonts w:ascii="Tahoma" w:hAnsi="Tahoma" w:cs="Tahoma"/>
           <w:sz w:val="22"/>
           <w:szCs w:val="22"/>
           <w:shd w:val="clear" w:color="auto" w:fill="FFFFFF"/>
@@ -1739,7 +1739,7 @@
         <w:ind w:left="142" w:right="46"/>
         <w:rPr>
           <w:rStyle w:val="MSGENFONTSTYLENAMETEMPLATEROLEMSGENFONTSTYLENAMEBYROLEPICTURECAPTION"/>
-          <w:rFonts w:ascii="Tahoma" w:hAnsi="Tahoma"/>
+          <w:rFonts w:ascii="Tahoma" w:hAnsi="Tahoma" w:cs="Tahoma"/>
           <w:b/>
           <w:bCs/>
           <w:i/>
@@ -1763,7 +1763,7 @@
       <w:r>
         <w:rPr>
           <w:rStyle w:val="MSGENFONTSTYLENAMETEMPLATEROLEMSGENFONTSTYLENAMEBYROLEPICTURECAPTION"/>
-          <w:rFonts w:ascii="Tahoma" w:hAnsi="Tahoma"/>
+          <w:rFonts w:ascii="Tahoma" w:hAnsi="Tahoma" w:cs="Tahoma"/>
           <w:sz w:val="22"/>
           <w:szCs w:val="22"/>
         </w:rPr>
@@ -1795,7 +1795,7 @@
               <w:snapToGrid w:val="0"/>
               <w:jc w:val="center"/>
               <w:rPr>
-                <w:rFonts w:ascii="Tahoma" w:hAnsi="Tahoma"/>
+                <w:rFonts w:ascii="Tahoma" w:hAnsi="Tahoma" w:cs="Tahoma"/>
                 <w:sz w:val="22"/>
                 <w:szCs w:val="22"/>
                 <w:lang w:val="id-ID"/>
@@ -1806,7 +1806,7 @@
             <w:pPr>
               <w:jc w:val="center"/>
               <w:rPr>
-                <w:rFonts w:ascii="Tahoma" w:hAnsi="Tahoma"/>
+                <w:rFonts w:ascii="Tahoma" w:hAnsi="Tahoma" w:cs="Tahoma"/>
                 <w:sz w:val="22"/>
                 <w:szCs w:val="22"/>
                 <w:lang w:val="id-ID"/>
@@ -1817,7 +1817,7 @@
             <w:pPr>
               <w:jc w:val="center"/>
               <w:rPr>
-                <w:rFonts w:ascii="Tahoma" w:hAnsi="Tahoma"/>
+                <w:rFonts w:ascii="Tahoma" w:hAnsi="Tahoma" w:cs="Tahoma"/>
                 <w:sz w:val="22"/>
                 <w:szCs w:val="22"/>
                 <w:lang w:val="id-ID"/>
@@ -1825,7 +1825,7 @@
             </w:pPr>
             <w:r>
               <w:rPr>
-                <w:rFonts w:ascii="Tahoma" w:hAnsi="Tahoma"/>
+                <w:rFonts w:ascii="Tahoma" w:hAnsi="Tahoma" w:cs="Tahoma"/>
                 <w:sz w:val="22"/>
                 <w:szCs w:val="22"/>
                 <w:lang w:val="id-ID"/>
@@ -1839,7 +1839,7 @@
             </w:pPr>
             <w:r>
               <w:rPr>
-                <w:rFonts w:ascii="Tahoma" w:hAnsi="Tahoma"/>
+                <w:rFonts w:ascii="Tahoma" w:hAnsi="Tahoma" w:cs="Tahoma"/>
                 <w:sz w:val="22"/>
                 <w:szCs w:val="22"/>
                 <w:lang w:val="id-ID"/>
@@ -1848,7 +1848,7 @@
             </w:r>
             <w:r>
               <w:rPr>
-                <w:rFonts w:ascii="Tahoma" w:hAnsi="Tahoma"/>
+                <w:rFonts w:ascii="Tahoma" w:hAnsi="Tahoma" w:cs="Tahoma"/>
                 <w:sz w:val="22"/>
                 <w:szCs w:val="22"/>
                 <w:lang w:val="en-AU"/>
@@ -1860,7 +1860,7 @@
             <w:pPr>
               <w:jc w:val="center"/>
               <w:rPr>
-                <w:rFonts w:ascii="Tahoma" w:hAnsi="Tahoma"/>
+                <w:rFonts w:ascii="Tahoma" w:hAnsi="Tahoma" w:cs="Tahoma"/>
                 <w:sz w:val="22"/>
                 <w:szCs w:val="22"/>
                 <w:lang w:val="en-AU"/>
@@ -1870,16 +1870,16 @@
           <w:p>
             <w:pPr>
               <w:rPr>
-                <w:rFonts w:ascii="Tahoma" w:hAnsi="Tahoma"/>
-                <w:sz w:val="22"/>
-                <w:szCs w:val="22"/>
-              </w:rPr>
-            </w:pPr>
-          </w:p>
-          <w:p>
-            <w:pPr>
-              <w:rPr>
-                <w:rFonts w:ascii="Tahoma" w:hAnsi="Tahoma"/>
+                <w:rFonts w:ascii="Tahoma" w:hAnsi="Tahoma" w:cs="Tahoma"/>
+                <w:sz w:val="22"/>
+                <w:szCs w:val="22"/>
+              </w:rPr>
+            </w:pPr>
+          </w:p>
+          <w:p>
+            <w:pPr>
+              <w:rPr>
+                <w:rFonts w:ascii="Tahoma" w:hAnsi="Tahoma" w:cs="Tahoma"/>
                 <w:sz w:val="36"/>
                 <w:szCs w:val="36"/>
               </w:rPr>
@@ -1889,7 +1889,7 @@
             <w:pPr>
               <w:jc w:val="center"/>
               <w:rPr>
-                <w:rFonts w:ascii="Tahoma" w:hAnsi="Tahoma"/>
+                <w:rFonts w:ascii="Tahoma" w:hAnsi="Tahoma" w:cs="Tahoma"/>
                 <w:sz w:val="32"/>
                 <w:szCs w:val="32"/>
                 <w:u w:val="single"/>
@@ -1898,7 +1898,7 @@
             </w:pPr>
             <w:r>
               <w:rPr>
-                <w:rFonts w:ascii="Tahoma" w:hAnsi="Tahoma"/>
+                <w:rFonts w:ascii="Tahoma" w:hAnsi="Tahoma" w:cs="Tahoma"/>
                 <w:sz w:val="22"/>
                 <w:szCs w:val="22"/>
                 <w:u w:val="single"/>
@@ -1911,14 +1911,14 @@
             <w:pPr>
               <w:jc w:val="center"/>
               <w:rPr>
-                <w:rFonts w:ascii="Tahoma" w:hAnsi="Tahoma"/>
-                <w:sz w:val="22"/>
-                <w:szCs w:val="22"/>
-              </w:rPr>
-            </w:pPr>
-            <w:r>
-              <w:rPr>
-                <w:rFonts w:ascii="Tahoma" w:hAnsi="Tahoma"/>
+                <w:rFonts w:ascii="Tahoma" w:hAnsi="Tahoma" w:cs="Tahoma"/>
+                <w:sz w:val="22"/>
+                <w:szCs w:val="22"/>
+              </w:rPr>
+            </w:pPr>
+            <w:r>
+              <w:rPr>
+                <w:rFonts w:ascii="Tahoma" w:hAnsi="Tahoma" w:cs="Tahoma"/>
                 <w:sz w:val="22"/>
                 <w:szCs w:val="22"/>
                 <w:lang w:val="id-ID"/>
@@ -1927,7 +1927,7 @@
             </w:r>
             <w:r>
               <w:rPr>
-                <w:rFonts w:ascii="Tahoma" w:hAnsi="Tahoma"/>
+                <w:rFonts w:ascii="Tahoma" w:hAnsi="Tahoma" w:cs="Tahoma"/>
                 <w:sz w:val="22"/>
                 <w:szCs w:val="22"/>
               </w:rPr>
@@ -1935,7 +1935,7 @@
             </w:r>
             <w:r>
               <w:rPr>
-                <w:rFonts w:ascii="Tahoma" w:hAnsi="Tahoma"/>
+                <w:rFonts w:ascii="Tahoma" w:hAnsi="Tahoma" w:cs="Tahoma"/>
                 <w:sz w:val="22"/>
                 <w:szCs w:val="22"/>
                 <w:lang w:val="id-ID"/>
@@ -1944,7 +1944,7 @@
             </w:r>
             <w:r>
               <w:rPr>
-                <w:rFonts w:ascii="Tahoma" w:hAnsi="Tahoma"/>
+                <w:rFonts w:ascii="Tahoma" w:hAnsi="Tahoma" w:cs="Tahoma"/>
                 <w:sz w:val="22"/>
                 <w:szCs w:val="22"/>
               </w:rPr>
@@ -1952,7 +1952,7 @@
             </w:r>
             <w:r>
               <w:rPr>
-                <w:rFonts w:ascii="Tahoma" w:hAnsi="Tahoma"/>
+                <w:rFonts w:ascii="Tahoma" w:hAnsi="Tahoma" w:cs="Tahoma"/>
                 <w:sz w:val="22"/>
                 <w:szCs w:val="22"/>
                 <w:shd w:val="clear" w:color="auto" w:fill="FFFFFF"/>
@@ -1969,7 +1969,7 @@
             <w:pPr>
               <w:jc w:val="center"/>
               <w:rPr>
-                <w:rFonts w:ascii="Tahoma" w:hAnsi="Tahoma"/>
+                <w:rFonts w:ascii="Tahoma" w:hAnsi="Tahoma" w:cs="Tahoma"/>
                 <w:sz w:val="22"/>
                 <w:szCs w:val="22"/>
                 <w:lang w:val="id-ID"/>
@@ -1977,7 +1977,7 @@
             </w:pPr>
             <w:r>
               <w:rPr>
-                <w:rFonts w:ascii="Tahoma" w:hAnsi="Tahoma"/>
+                <w:rFonts w:ascii="Tahoma" w:hAnsi="Tahoma" w:cs="Tahoma"/>
                 <w:sz w:val="22"/>
                 <w:szCs w:val="22"/>
                 <w:lang w:val="id-ID"/>
@@ -1991,7 +1991,7 @@
             </w:pPr>
             <w:r>
               <w:rPr>
-                <w:rFonts w:ascii="Tahoma" w:hAnsi="Tahoma"/>
+                <w:rFonts w:ascii="Tahoma" w:hAnsi="Tahoma" w:cs="Tahoma"/>
                 <w:sz w:val="22"/>
                 <w:szCs w:val="22"/>
                 <w:lang w:val="id-ID"/>
@@ -2000,7 +2000,7 @@
             </w:r>
             <w:r>
               <w:rPr>
-                <w:rFonts w:ascii="Tahoma" w:hAnsi="Tahoma"/>
+                <w:rFonts w:ascii="Tahoma" w:hAnsi="Tahoma" w:cs="Tahoma"/>
                 <w:sz w:val="22"/>
                 <w:szCs w:val="22"/>
                 <w:lang w:val="en-AU"/>
@@ -2012,7 +2012,7 @@
             <w:pPr>
               <w:jc w:val="center"/>
               <w:rPr>
-                <w:rFonts w:ascii="Tahoma" w:hAnsi="Tahoma"/>
+                <w:rFonts w:ascii="Tahoma" w:hAnsi="Tahoma" w:cs="Tahoma"/>
                 <w:sz w:val="22"/>
                 <w:szCs w:val="22"/>
                 <w:lang w:val="en-AU"/>
@@ -2020,7 +2020,7 @@
             </w:pPr>
             <w:r>
               <w:rPr>
-                <w:rFonts w:ascii="Tahoma" w:hAnsi="Tahoma"/>
+                <w:rFonts w:ascii="Tahoma" w:hAnsi="Tahoma" w:cs="Tahoma"/>
                 <w:sz w:val="22"/>
                 <w:szCs w:val="22"/>
                 <w:lang w:val="en-AU"/>
@@ -2032,7 +2032,7 @@
             <w:pPr>
               <w:jc w:val="center"/>
               <w:rPr>
-                <w:rFonts w:ascii="Tahoma" w:hAnsi="Tahoma"/>
+                <w:rFonts w:ascii="Tahoma" w:hAnsi="Tahoma" w:cs="Tahoma"/>
                 <w:sz w:val="22"/>
                 <w:szCs w:val="22"/>
                 <w:lang w:val="en-AU"/>
@@ -2040,7 +2040,7 @@
             </w:pPr>
             <w:r>
               <w:rPr>
-                <w:rFonts w:ascii="Tahoma" w:hAnsi="Tahoma"/>
+                <w:rFonts w:ascii="Tahoma" w:hAnsi="Tahoma" w:cs="Tahoma"/>
                 <w:sz w:val="22"/>
                 <w:szCs w:val="22"/>
                 <w:lang w:val="en-AU"/>
@@ -2052,7 +2052,7 @@
             <w:pPr>
               <w:jc w:val="center"/>
               <w:rPr>
-                <w:rFonts w:ascii="Tahoma" w:hAnsi="Tahoma"/>
+                <w:rFonts w:ascii="Tahoma" w:hAnsi="Tahoma" w:cs="Tahoma"/>
                 <w:sz w:val="40"/>
                 <w:szCs w:val="40"/>
                 <w:lang w:eastAsia="en-US"/>
@@ -2083,7 +2083,7 @@
             <w:pPr>
               <w:jc w:val="center"/>
               <w:rPr>
-                <w:rFonts w:ascii="Tahoma" w:hAnsi="Tahoma"/>
+                <w:rFonts w:ascii="Tahoma" w:hAnsi="Tahoma" w:cs="Tahoma"/>
                 <w:sz w:val="22"/>
                 <w:szCs w:val="22"/>
                 <w:u w:val="single"/>
@@ -2091,7 +2091,7 @@
             </w:pPr>
             <w:r>
               <w:rPr>
-                <w:rFonts w:ascii="Tahoma" w:hAnsi="Tahoma"/>
+                <w:rFonts w:ascii="Tahoma" w:hAnsi="Tahoma" w:cs="Tahoma"/>
                 <w:sz w:val="22"/>
                 <w:szCs w:val="22"/>
                 <w:u w:val="single"/>
@@ -2103,7 +2103,7 @@
             <w:pPr>
               <w:jc w:val="center"/>
               <w:rPr>
-                <w:rFonts w:ascii="Tahoma" w:hAnsi="Tahoma"/>
+                <w:rFonts w:ascii="Tahoma" w:hAnsi="Tahoma" w:cs="Tahoma"/>
                 <w:sz w:val="22"/>
                 <w:szCs w:val="22"/>
                 <w:lang w:val="id-ID"/>
@@ -2111,7 +2111,7 @@
             </w:pPr>
             <w:r>
               <w:rPr>
-                <w:rFonts w:ascii="Tahoma" w:hAnsi="Tahoma"/>
+                <w:rFonts w:ascii="Tahoma" w:hAnsi="Tahoma" w:cs="Tahoma"/>
                 <w:sz w:val="22"/>
                 <w:szCs w:val="22"/>
               </w:rPr>
@@ -2119,7 +2119,7 @@
             </w:r>
             <w:r>
               <w:rPr>
-                <w:rFonts w:ascii="Tahoma" w:hAnsi="Tahoma"/>
+                <w:rFonts w:ascii="Tahoma" w:hAnsi="Tahoma" w:cs="Tahoma"/>
                 <w:sz w:val="22"/>
                 <w:szCs w:val="22"/>
                 <w:shd w:val="clear" w:color="auto" w:fill="FFFFFF"/>
@@ -2136,7 +2136,7 @@
             <w:pPr>
               <w:jc w:val="center"/>
               <w:rPr>
-                <w:rFonts w:ascii="Tahoma" w:hAnsi="Tahoma"/>
+                <w:rFonts w:ascii="Tahoma" w:hAnsi="Tahoma" w:cs="Tahoma"/>
                 <w:sz w:val="22"/>
                 <w:szCs w:val="22"/>
                 <w:lang w:val="id-ID"/>
@@ -2144,7 +2144,7 @@
             </w:pPr>
             <w:r>
               <w:rPr>
-                <w:rFonts w:ascii="Tahoma" w:hAnsi="Tahoma"/>
+                <w:rFonts w:ascii="Tahoma" w:hAnsi="Tahoma" w:cs="Tahoma"/>
                 <w:sz w:val="22"/>
                 <w:szCs w:val="22"/>
                 <w:lang w:val="id-ID"/>
@@ -2158,7 +2158,7 @@
             </w:pPr>
             <w:r>
               <w:rPr>
-                <w:rFonts w:ascii="Tahoma" w:hAnsi="Tahoma"/>
+                <w:rFonts w:ascii="Tahoma" w:hAnsi="Tahoma" w:cs="Tahoma"/>
                 <w:sz w:val="22"/>
                 <w:szCs w:val="22"/>
                 <w:lang w:val="id-ID"/>
@@ -2167,7 +2167,7 @@
             </w:r>
             <w:r>
               <w:rPr>
-                <w:rFonts w:ascii="Tahoma" w:hAnsi="Tahoma"/>
+                <w:rFonts w:ascii="Tahoma" w:hAnsi="Tahoma" w:cs="Tahoma"/>
                 <w:sz w:val="22"/>
                 <w:szCs w:val="22"/>
                 <w:lang w:val="en-AU"/>
@@ -2179,7 +2179,7 @@
             <w:pPr>
               <w:jc w:val="center"/>
               <w:rPr>
-                <w:rFonts w:ascii="Tahoma" w:hAnsi="Tahoma"/>
+                <w:rFonts w:ascii="Tahoma" w:hAnsi="Tahoma" w:cs="Tahoma"/>
                 <w:sz w:val="22"/>
                 <w:szCs w:val="22"/>
                 <w:lang w:val="en-AU"/>
@@ -2187,7 +2187,7 @@
             </w:pPr>
             <w:r>
               <w:rPr>
-                <w:rFonts w:ascii="Tahoma" w:hAnsi="Tahoma"/>
+                <w:rFonts w:ascii="Tahoma" w:hAnsi="Tahoma" w:cs="Tahoma"/>
                 <w:sz w:val="22"/>
                 <w:szCs w:val="22"/>
                 <w:lang w:val="en-AU"/>
@@ -2199,7 +2199,7 @@
             <w:pPr>
               <w:jc w:val="center"/>
               <w:rPr>
-                <w:rFonts w:ascii="Tahoma" w:hAnsi="Tahoma"/>
+                <w:rFonts w:ascii="Tahoma" w:hAnsi="Tahoma" w:cs="Tahoma"/>
                 <w:sz w:val="22"/>
                 <w:szCs w:val="22"/>
                 <w:lang w:eastAsia="en-US"/>
@@ -2220,7 +2220,7 @@
             <w:pPr>
               <w:jc w:val="center"/>
               <w:rPr>
-                <w:rFonts w:ascii="Tahoma" w:hAnsi="Tahoma"/>
+                <w:rFonts w:ascii="Tahoma" w:hAnsi="Tahoma" w:cs="Tahoma"/>
                 <w:sz w:val="22"/>
                 <w:szCs w:val="22"/>
                 <w:lang w:eastAsia="en-US"/>
@@ -2231,7 +2231,7 @@
             <w:pPr>
               <w:jc w:val="center"/>
               <w:rPr>
-                <w:rFonts w:ascii="Tahoma" w:hAnsi="Tahoma"/>
+                <w:rFonts w:ascii="Tahoma" w:hAnsi="Tahoma" w:cs="Tahoma"/>
                 <w:sz w:val="22"/>
                 <w:szCs w:val="22"/>
                 <w:u w:val="single"/>
@@ -2239,7 +2239,7 @@
             </w:pPr>
             <w:r>
               <w:rPr>
-                <w:rFonts w:ascii="Tahoma" w:hAnsi="Tahoma"/>
+                <w:rFonts w:ascii="Tahoma" w:hAnsi="Tahoma" w:cs="Tahoma"/>
                 <w:sz w:val="22"/>
                 <w:szCs w:val="22"/>
                 <w:u w:val="single"/>
@@ -2251,14 +2251,14 @@
             <w:pPr>
               <w:jc w:val="center"/>
               <w:rPr>
-                <w:rFonts w:ascii="Tahoma" w:hAnsi="Tahoma"/>
-                <w:sz w:val="22"/>
-                <w:szCs w:val="22"/>
-              </w:rPr>
-            </w:pPr>
-            <w:r>
-              <w:rPr>
-                <w:rFonts w:ascii="Tahoma" w:hAnsi="Tahoma"/>
+                <w:rFonts w:ascii="Tahoma" w:hAnsi="Tahoma" w:cs="Tahoma"/>
+                <w:sz w:val="22"/>
+                <w:szCs w:val="22"/>
+              </w:rPr>
+            </w:pPr>
+            <w:r>
+              <w:rPr>
+                <w:rFonts w:ascii="Tahoma" w:hAnsi="Tahoma" w:cs="Tahoma"/>
                 <w:sz w:val="22"/>
                 <w:szCs w:val="22"/>
               </w:rPr>
@@ -2278,7 +2278,7 @@
             <w:pPr>
               <w:snapToGrid w:val="0"/>
               <w:rPr>
-                <w:rFonts w:ascii="Tahoma" w:hAnsi="Tahoma"/>
+                <w:rFonts w:ascii="Tahoma" w:hAnsi="Tahoma" w:cs="Tahoma"/>
                 <w:sz w:val="22"/>
                 <w:szCs w:val="22"/>
               </w:rPr>
@@ -2299,14 +2299,14 @@
                 <w:tab w:val="left" w:pos="8265"/>
               </w:tabs>
               <w:rPr>
-                <w:rFonts w:ascii="Tahoma" w:hAnsi="Tahoma"/>
-                <w:sz w:val="22"/>
-                <w:szCs w:val="22"/>
-              </w:rPr>
-            </w:pPr>
-            <w:r>
-              <w:rPr>
-                <w:rFonts w:ascii="Tahoma" w:hAnsi="Tahoma"/>
+                <w:rFonts w:ascii="Tahoma" w:hAnsi="Tahoma" w:cs="Tahoma"/>
+                <w:sz w:val="22"/>
+                <w:szCs w:val="22"/>
+              </w:rPr>
+            </w:pPr>
+            <w:r>
+              <w:rPr>
+                <w:rFonts w:ascii="Tahoma" w:hAnsi="Tahoma" w:cs="Tahoma"/>
                 <w:sz w:val="22"/>
                 <w:szCs w:val="22"/>
               </w:rPr>
@@ -2327,14 +2327,14 @@
                 <w:tab w:val="left" w:pos="8265"/>
               </w:tabs>
               <w:rPr>
-                <w:rFonts w:ascii="Tahoma" w:hAnsi="Tahoma"/>
-                <w:sz w:val="22"/>
-                <w:szCs w:val="22"/>
-              </w:rPr>
-            </w:pPr>
-            <w:r>
-              <w:rPr>
-                <w:rFonts w:ascii="Tahoma" w:hAnsi="Tahoma"/>
+                <w:rFonts w:ascii="Tahoma" w:hAnsi="Tahoma" w:cs="Tahoma"/>
+                <w:sz w:val="22"/>
+                <w:szCs w:val="22"/>
+              </w:rPr>
+            </w:pPr>
+            <w:r>
+              <w:rPr>
+                <w:rFonts w:ascii="Tahoma" w:hAnsi="Tahoma" w:cs="Tahoma"/>
                 <w:sz w:val="22"/>
                 <w:szCs w:val="22"/>
               </w:rPr>
@@ -2343,7 +2343,7 @@
             </w:r>
             <w:r>
               <w:rPr>
-                <w:rFonts w:ascii="Tahoma" w:hAnsi="Tahoma"/>
+                <w:rFonts w:ascii="Tahoma" w:hAnsi="Tahoma" w:cs="Tahoma"/>
                 <w:sz w:val="22"/>
                 <w:szCs w:val="22"/>
               </w:rPr>
@@ -2365,7 +2365,7 @@
               <w:snapToGrid w:val="0"/>
               <w:ind w:firstLine="993"/>
               <w:rPr>
-                <w:rFonts w:ascii="Tahoma" w:hAnsi="Tahoma"/>
+                <w:rFonts w:ascii="Tahoma" w:hAnsi="Tahoma" w:cs="Tahoma"/>
                 <w:sz w:val="10"/>
                 <w:szCs w:val="10"/>
                 <w:lang w:eastAsia="en-US"/>
@@ -2426,7 +2426,7 @@
             <w:pPr>
               <w:jc w:val="center"/>
               <w:rPr>
-                <w:rFonts w:ascii="Tahoma" w:hAnsi="Tahoma"/>
+                <w:rFonts w:ascii="Tahoma" w:hAnsi="Tahoma" w:cs="Tahoma"/>
                 <w:sz w:val="22"/>
                 <w:szCs w:val="22"/>
                 <w:lang w:val="id-ID"/>
@@ -2434,7 +2434,7 @@
             </w:pPr>
             <w:r>
               <w:rPr>
-                <w:rFonts w:ascii="Tahoma" w:hAnsi="Tahoma"/>
+                <w:rFonts w:ascii="Tahoma" w:hAnsi="Tahoma" w:cs="Tahoma"/>
                 <w:sz w:val="22"/>
                 <w:szCs w:val="22"/>
                 <w:u w:val="single"/>
@@ -2445,7 +2445,7 @@
             </w:r>
             <w:r>
               <w:rPr>
-                <w:rFonts w:ascii="Tahoma" w:hAnsi="Tahoma"/>
+                <w:rFonts w:ascii="Tahoma" w:hAnsi="Tahoma" w:cs="Tahoma"/>
                 <w:sz w:val="22"/>
                 <w:szCs w:val="22"/>
                 <w:lang w:val="id-ID"/>
@@ -2457,7 +2457,7 @@
             <w:pPr>
               <w:jc w:val="center"/>
               <w:rPr>
-                <w:rFonts w:ascii="Tahoma" w:hAnsi="Tahoma"/>
+                <w:rFonts w:ascii="Tahoma" w:hAnsi="Tahoma" w:cs="Tahoma"/>
                 <w:sz w:val="22"/>
                 <w:szCs w:val="22"/>
                 <w:lang w:val="en-GB"/>
@@ -2465,7 +2465,7 @@
             </w:pPr>
             <w:r>
               <w:rPr>
-                <w:rFonts w:ascii="Tahoma" w:hAnsi="Tahoma"/>
+                <w:rFonts w:ascii="Tahoma" w:hAnsi="Tahoma" w:cs="Tahoma"/>
                 <w:sz w:val="22"/>
                 <w:szCs w:val="22"/>
                 <w:lang w:val="id-ID"/>
@@ -2474,7 +2474,7 @@
             </w:r>
             <w:r>
               <w:rPr>
-                <w:rFonts w:ascii="Tahoma" w:hAnsi="Tahoma"/>
+                <w:rFonts w:ascii="Tahoma" w:hAnsi="Tahoma" w:cs="Tahoma"/>
                 <w:sz w:val="22"/>
                 <w:szCs w:val="22"/>
               </w:rPr>
@@ -2482,7 +2482,7 @@
             </w:r>
             <w:r>
               <w:rPr>
-                <w:rFonts w:ascii="Tahoma" w:hAnsi="Tahoma"/>
+                <w:rFonts w:ascii="Tahoma" w:hAnsi="Tahoma" w:cs="Tahoma"/>
                 <w:sz w:val="22"/>
                 <w:szCs w:val="22"/>
                 <w:lang w:val="id-ID"/>
@@ -2491,7 +2491,7 @@
             </w:r>
             <w:r>
               <w:rPr>
-                <w:rFonts w:ascii="Tahoma" w:hAnsi="Tahoma"/>
+                <w:rFonts w:ascii="Tahoma" w:hAnsi="Tahoma" w:cs="Tahoma"/>
                 <w:sz w:val="22"/>
                 <w:szCs w:val="22"/>
                 <w:shd w:val="clear" w:color="auto" w:fill="FFFFFF"/>
@@ -2510,7 +2510,7 @@
               <w:snapToGrid w:val="0"/>
               <w:jc w:val="center"/>
               <w:rPr>
-                <w:rFonts w:ascii="Tahoma" w:hAnsi="Tahoma"/>
+                <w:rFonts w:ascii="Tahoma" w:hAnsi="Tahoma" w:cs="Tahoma"/>
                 <w:sz w:val="22"/>
                 <w:szCs w:val="22"/>
                 <w:lang w:eastAsia="en-US"/>
@@ -2561,7 +2561,7 @@
             <w:pPr>
               <w:jc w:val="center"/>
               <w:rPr>
-                <w:rFonts w:ascii="Tahoma" w:hAnsi="Tahoma"/>
+                <w:rFonts w:ascii="Tahoma" w:hAnsi="Tahoma" w:cs="Tahoma"/>
                 <w:sz w:val="22"/>
                 <w:szCs w:val="22"/>
                 <w:u w:val="single"/>
@@ -2571,7 +2571,7 @@
             </w:pPr>
             <w:r>
               <w:rPr>
-                <w:rFonts w:ascii="Tahoma" w:hAnsi="Tahoma"/>
+                <w:rFonts w:ascii="Tahoma" w:hAnsi="Tahoma" w:cs="Tahoma"/>
                 <w:sz w:val="22"/>
                 <w:szCs w:val="22"/>
                 <w:u w:val="single"/>
@@ -2590,7 +2590,7 @@
             </w:pPr>
             <w:r>
               <w:rPr>
-                <w:rFonts w:ascii="Tahoma" w:hAnsi="Tahoma"/>
+                <w:rFonts w:ascii="Tahoma" w:hAnsi="Tahoma" w:cs="Tahoma"/>
                 <w:sz w:val="22"/>
                 <w:szCs w:val="22"/>
                 <w:lang w:val="id-ID"/>
@@ -2599,7 +2599,7 @@
             </w:r>
             <w:r>
               <w:rPr>
-                <w:rFonts w:ascii="Tahoma" w:hAnsi="Tahoma"/>
+                <w:rFonts w:ascii="Tahoma" w:hAnsi="Tahoma" w:cs="Tahoma"/>
                 <w:sz w:val="22"/>
                 <w:szCs w:val="22"/>
               </w:rPr>
@@ -2607,7 +2607,7 @@
             </w:r>
             <w:r>
               <w:rPr>
-                <w:rFonts w:ascii="Tahoma" w:hAnsi="Tahoma"/>
+                <w:rFonts w:ascii="Tahoma" w:hAnsi="Tahoma" w:cs="Tahoma"/>
                 <w:sz w:val="22"/>
                 <w:szCs w:val="22"/>
                 <w:lang w:val="id-ID"/>
@@ -2616,7 +2616,7 @@
             </w:r>
             <w:r>
               <w:rPr>
-                <w:rFonts w:ascii="Tahoma" w:hAnsi="Tahoma"/>
+                <w:rFonts w:ascii="Tahoma" w:hAnsi="Tahoma" w:cs="Tahoma"/>
                 <w:sz w:val="22"/>
                 <w:szCs w:val="22"/>
                 <w:shd w:val="clear" w:color="auto" w:fill="FFFFFF"/>
@@ -2664,7 +2664,7 @@
             <w:pPr>
               <w:jc w:val="center"/>
               <w:rPr>
-                <w:rFonts w:ascii="Tahoma" w:hAnsi="Tahoma"/>
+                <w:rFonts w:ascii="Tahoma" w:hAnsi="Tahoma" w:cs="Tahoma"/>
                 <w:sz w:val="22"/>
                 <w:szCs w:val="22"/>
                 <w:lang w:eastAsia="en-US"/>
@@ -2675,7 +2675,7 @@
             <w:pPr>
               <w:jc w:val="center"/>
               <w:rPr>
-                <w:rFonts w:ascii="Tahoma" w:hAnsi="Tahoma"/>
+                <w:rFonts w:ascii="Tahoma" w:hAnsi="Tahoma" w:cs="Tahoma"/>
                 <w:sz w:val="22"/>
                 <w:szCs w:val="22"/>
                 <w:u w:val="single"/>
@@ -2683,7 +2683,7 @@
             </w:pPr>
             <w:r>
               <w:rPr>
-                <w:rFonts w:ascii="Tahoma" w:hAnsi="Tahoma"/>
+                <w:rFonts w:ascii="Tahoma" w:hAnsi="Tahoma" w:cs="Tahoma"/>
                 <w:sz w:val="22"/>
                 <w:szCs w:val="22"/>
                 <w:u w:val="single"/>
@@ -2693,7 +2693,7 @@
             </w:r>
             <w:r>
               <w:rPr>
-                <w:rFonts w:ascii="Tahoma" w:hAnsi="Tahoma"/>
+                <w:rFonts w:ascii="Tahoma" w:hAnsi="Tahoma" w:cs="Tahoma"/>
                 <w:sz w:val="22"/>
                 <w:szCs w:val="22"/>
                 <w:u w:val="single"/>
@@ -2703,7 +2703,7 @@
             </w:r>
             <w:r>
               <w:rPr>
-                <w:rFonts w:ascii="Tahoma" w:hAnsi="Tahoma"/>
+                <w:rFonts w:ascii="Tahoma" w:hAnsi="Tahoma" w:cs="Tahoma"/>
                 <w:sz w:val="22"/>
                 <w:szCs w:val="22"/>
                 <w:u w:val="single"/>
@@ -2716,14 +2716,14 @@
             <w:pPr>
               <w:jc w:val="center"/>
               <w:rPr>
-                <w:rFonts w:ascii="Tahoma" w:hAnsi="Tahoma"/>
-                <w:sz w:val="22"/>
-                <w:szCs w:val="22"/>
-              </w:rPr>
-            </w:pPr>
-            <w:r>
-              <w:rPr>
-                <w:rFonts w:ascii="Tahoma" w:hAnsi="Tahoma"/>
+                <w:rFonts w:ascii="Tahoma" w:hAnsi="Tahoma" w:cs="Tahoma"/>
+                <w:sz w:val="22"/>
+                <w:szCs w:val="22"/>
+              </w:rPr>
+            </w:pPr>
+            <w:r>
+              <w:rPr>
+                <w:rFonts w:ascii="Tahoma" w:hAnsi="Tahoma" w:cs="Tahoma"/>
                 <w:sz w:val="22"/>
                 <w:szCs w:val="22"/>
                 <w:lang w:val="id-ID"/>
@@ -2732,7 +2732,7 @@
             </w:r>
             <w:r>
               <w:rPr>
-                <w:rFonts w:ascii="Tahoma" w:hAnsi="Tahoma"/>
+                <w:rFonts w:ascii="Tahoma" w:hAnsi="Tahoma" w:cs="Tahoma"/>
                 <w:sz w:val="22"/>
                 <w:szCs w:val="22"/>
               </w:rPr>
@@ -2740,7 +2740,7 @@
             </w:r>
             <w:r>
               <w:rPr>
-                <w:rFonts w:ascii="Tahoma" w:hAnsi="Tahoma"/>
+                <w:rFonts w:ascii="Tahoma" w:hAnsi="Tahoma" w:cs="Tahoma"/>
                 <w:sz w:val="22"/>
                 <w:szCs w:val="22"/>
                 <w:lang w:val="id-ID"/>
@@ -2749,7 +2749,7 @@
             </w:r>
             <w:r>
               <w:rPr>
-                <w:rFonts w:ascii="Tahoma" w:hAnsi="Tahoma"/>
+                <w:rFonts w:ascii="Tahoma" w:hAnsi="Tahoma" w:cs="Tahoma"/>
                 <w:sz w:val="22"/>
                 <w:szCs w:val="22"/>
                 <w:lang w:val="id-ID" w:eastAsia="en-US"/>
@@ -2758,7 +2758,7 @@
             </w:r>
             <w:r>
               <w:rPr>
-                <w:rFonts w:ascii="Tahoma" w:hAnsi="Tahoma"/>
+                <w:rFonts w:ascii="Tahoma" w:hAnsi="Tahoma" w:cs="Tahoma"/>
                 <w:sz w:val="22"/>
                 <w:szCs w:val="22"/>
                 <w:lang w:eastAsia="en-US"/>
@@ -2779,7 +2779,7 @@
             <w:pPr>
               <w:snapToGrid w:val="0"/>
               <w:rPr>
-                <w:rFonts w:ascii="Tahoma" w:hAnsi="Tahoma"/>
+                <w:rFonts w:ascii="Tahoma" w:hAnsi="Tahoma" w:cs="Tahoma"/>
                 <w:sz w:val="22"/>
                 <w:szCs w:val="22"/>
               </w:rPr>
@@ -2816,7 +2816,7 @@
   <w:docDefaults>
     <w:rPrDefault>
       <w:rPr>
-        <w:rFonts w:ascii="Tahoma" w:hAnsi="Tahoma"/>
+        <w:rFonts w:ascii="Liberation Serif" w:eastAsia="Noto Serif CJK SC" w:hAnsi="Liberation Serif" w:cs="FreeSans"/>
         <w:lang w:val="en-US" w:eastAsia="zh-CN" w:bidi="ar-SA"/>
       </w:rPr>
     </w:rPrDefault>
@@ -3208,7 +3208,7 @@
       <w:suppressAutoHyphens/>
     </w:pPr>
     <w:rPr>
-      <w:rFonts w:ascii="Tahoma" w:hAnsi="Tahoma"/>
+      <w:rFonts w:ascii="Times New Roman" w:eastAsia="Times New Roman" w:hAnsi="Times New Roman" w:cs="Times New Roman"/>
       <w:color w:val="000000"/>
       <w:sz w:val="24"/>
       <w:szCs w:val="24"/>
@@ -3245,7 +3245,7 @@
     <w:name w:val="WW8Num1z0"/>
     <w:qFormat/>
     <w:rPr>
-      <w:rFonts w:ascii="Tahoma" w:hAnsi="Tahoma"/>
+      <w:rFonts w:ascii="Arial" w:hAnsi="Arial" w:cs="Arial"/>
       <w:b w:val="0"/>
       <w:bCs w:val="0"/>
       <w:i w:val="0"/>
@@ -3268,7 +3268,7 @@
     <w:name w:val="MSG_EN_FONT_STYLE_NAME_TEMPLATE_ROLE_NUMBER MSG_EN_FONT_STYLE_NAME_BY_ROLE_TEXT 2_"/>
     <w:qFormat/>
     <w:rPr>
-      <w:rFonts w:ascii="Tahoma" w:hAnsi="Tahoma"/>
+      <w:rFonts w:ascii="Arial" w:hAnsi="Arial" w:cs="Arial"/>
       <w:sz w:val="21"/>
       <w:szCs w:val="21"/>
       <w:shd w:val="clear" w:color="auto" w:fill="FFFFFF"/>
@@ -3278,7 +3278,7 @@
     <w:name w:val="MSG_EN_FONT_STYLE_NAME_TEMPLATE_ROLE_NUMBER MSG_EN_FONT_STYLE_NAME_BY_ROLE_TEXT 3_"/>
     <w:qFormat/>
     <w:rPr>
-      <w:rFonts w:ascii="Tahoma" w:hAnsi="Tahoma"/>
+      <w:rFonts w:ascii="Arial" w:hAnsi="Arial" w:cs="Arial"/>
       <w:b/>
       <w:bCs/>
       <w:i/>
@@ -3292,7 +3292,7 @@
     <w:name w:val="MSG_EN_FONT_STYLE_NAME_TEMPLATE_ROLE_NUMBER MSG_EN_FONT_STYLE_NAME_BY_ROLE_TEXT 3 + MSG_EN_FONT_STYLE_MODIFER_SIZE 5"/>
     <w:qFormat/>
     <w:rPr>
-      <w:rFonts w:ascii="Tahoma" w:hAnsi="Tahoma"/>
+      <w:rFonts w:ascii="Arial" w:hAnsi="Arial" w:cs="Arial"/>
       <w:b w:val="0"/>
       <w:bCs w:val="0"/>
       <w:i w:val="0"/>
@@ -3306,7 +3306,7 @@
     <w:name w:val="MSG_EN_FONT_STYLE_NAME_TEMPLATE_ROLE MSG_EN_FONT_STYLE_NAME_BY_ROLE_PICTURE_CAPTION_"/>
     <w:qFormat/>
     <w:rPr>
-      <w:rFonts w:ascii="Tahoma" w:hAnsi="Tahoma"/>
+      <w:rFonts w:ascii="Arial" w:hAnsi="Arial" w:cs="Arial"/>
       <w:sz w:val="21"/>
       <w:szCs w:val="21"/>
       <w:shd w:val="clear" w:color="auto" w:fill="FFFFFF"/>
@@ -3316,7 +3316,7 @@
     <w:name w:val="MSG_EN_FONT_STYLE_NAME_TEMPLATE_ROLE MSG_EN_FONT_STYLE_NAME_BY_ROLE_PICTURE_CAPTION"/>
     <w:qFormat/>
     <w:rPr>
-      <w:rFonts w:ascii="Tahoma" w:hAnsi="Tahoma"/>
+      <w:rFonts w:ascii="Arial" w:hAnsi="Arial" w:cs="Arial"/>
       <w:sz w:val="21"/>
       <w:szCs w:val="21"/>
       <w:u w:val="single"/>
@@ -3327,7 +3327,7 @@
     <w:name w:val="Balloon Text Char"/>
     <w:qFormat/>
     <w:rPr>
-      <w:rFonts w:ascii="Tahoma" w:hAnsi="Tahoma"/>
+      <w:rFonts w:ascii="Tahoma" w:eastAsia="Times New Roman" w:hAnsi="Tahoma" w:cs="Tahoma"/>
       <w:color w:val="000000"/>
       <w:sz w:val="16"/>
       <w:szCs w:val="16"/>
@@ -3338,7 +3338,7 @@
     <w:name w:val="Header Char"/>
     <w:qFormat/>
     <w:rPr>
-      <w:rFonts w:ascii="Tahoma" w:hAnsi="Tahoma"/>
+      <w:rFonts w:ascii="Times New Roman" w:eastAsia="Times New Roman" w:hAnsi="Times New Roman" w:cs="Times New Roman"/>
       <w:color w:val="000000"/>
       <w:sz w:val="24"/>
       <w:szCs w:val="24"/>
@@ -3349,7 +3349,7 @@
     <w:name w:val="Footer Char"/>
     <w:qFormat/>
     <w:rPr>
-      <w:rFonts w:ascii="Tahoma" w:hAnsi="Tahoma"/>
+      <w:rFonts w:ascii="Times New Roman" w:eastAsia="Times New Roman" w:hAnsi="Times New Roman" w:cs="Times New Roman"/>
       <w:color w:val="000000"/>
       <w:sz w:val="24"/>
       <w:szCs w:val="24"/>
@@ -3366,7 +3366,7 @@
       <w:spacing w:before="240" w:after="120"/>
     </w:pPr>
     <w:rPr>
-      <w:rFonts w:ascii="Tahoma" w:hAnsi="Tahoma"/>
+      <w:rFonts w:ascii="Liberation Sans" w:eastAsia="Noto Sans CJK SC" w:hAnsi="Liberation Sans" w:cs="FreeSans"/>
       <w:sz w:val="28"/>
       <w:szCs w:val="28"/>
     </w:rPr>
@@ -3382,7 +3382,7 @@
     <w:name w:val="List"/>
     <w:basedOn w:val="BodyText"/>
     <w:rPr>
-      <w:rFonts w:ascii="Tahoma" w:hAnsi="Tahoma"/>
+      <w:rFonts w:cs="FreeSans"/>
     </w:rPr>
   </w:style>
   <w:style w:type="paragraph" w:styleId="Caption">
@@ -3394,7 +3394,7 @@
       <w:spacing w:before="120" w:after="120"/>
     </w:pPr>
     <w:rPr>
-      <w:rFonts w:ascii="Tahoma" w:hAnsi="Tahoma"/>
+      <w:rFonts w:cs="FreeSans"/>
       <w:i/>
       <w:iCs/>
     </w:rPr>
@@ -3407,7 +3407,7 @@
       <w:suppressLineNumbers/>
     </w:pPr>
     <w:rPr>
-      <w:rFonts w:ascii="Tahoma" w:hAnsi="Tahoma"/>
+      <w:rFonts w:cs="FreeSans"/>
     </w:rPr>
   </w:style>
   <w:style w:type="paragraph" w:customStyle="1" w:styleId="MSGENFONTSTYLENAMETEMPLATEROLENUMBERMSGENFONTSTYLENAMEBYROLETEXT20">
@@ -3420,7 +3420,7 @@
       <w:jc w:val="center"/>
     </w:pPr>
     <w:rPr>
-      <w:rFonts w:ascii="Tahoma" w:hAnsi="Tahoma"/>
+      <w:rFonts w:ascii="Arial" w:eastAsia="Calibri" w:hAnsi="Arial" w:cs="Arial"/>
       <w:sz w:val="21"/>
       <w:szCs w:val="21"/>
       <w:lang w:val="id-ID"/>
@@ -3436,7 +3436,7 @@
       <w:jc w:val="both"/>
     </w:pPr>
     <w:rPr>
-      <w:rFonts w:ascii="Tahoma" w:hAnsi="Tahoma"/>
+      <w:rFonts w:ascii="Arial" w:eastAsia="Calibri" w:hAnsi="Arial" w:cs="Arial"/>
       <w:b/>
       <w:bCs/>
       <w:i/>
@@ -3455,7 +3455,7 @@
       <w:spacing w:line="278" w:lineRule="exact"/>
     </w:pPr>
     <w:rPr>
-      <w:rFonts w:ascii="Tahoma" w:hAnsi="Tahoma"/>
+      <w:rFonts w:ascii="Arial" w:eastAsia="Calibri" w:hAnsi="Arial" w:cs="Arial"/>
       <w:sz w:val="21"/>
       <w:szCs w:val="21"/>
       <w:lang w:val="id-ID"/>
@@ -3466,7 +3466,7 @@
     <w:basedOn w:val="Normal"/>
     <w:qFormat/>
     <w:rPr>
-      <w:rFonts w:ascii="Tahoma" w:hAnsi="Tahoma"/>
+      <w:rFonts w:ascii="Tahoma" w:hAnsi="Tahoma" w:cs="Tahoma"/>
       <w:sz w:val="16"/>
       <w:szCs w:val="16"/>
     </w:rPr>

--- a/templates/CEK/Budha.docx
+++ b/templates/CEK/Budha.docx
@@ -10,7 +10,7 @@
         <w:ind w:left="60"/>
         <w:rPr>
           <w:rStyle w:val="MSGENFONTSTYLENAMETEMPLATEROLENUMBERMSGENFONTSTYLENAMEBYROLETEXT2"/>
-          <w:rFonts w:ascii="Tahoma" w:hAnsi="Tahoma" w:cs="Tahoma"/>
+          <w:rFonts w:ascii="Tahoma" w:hAnsi="Tahoma" w:cs="Tahoma" w:eastAsia="Tahoma"/>
           <w:b/>
           <w:sz w:val="24"/>
           <w:szCs w:val="24"/>
@@ -54,14 +54,14 @@
         <w:spacing w:before="0" w:line="360" w:lineRule="auto"/>
         <w:ind w:left="60"/>
         <w:rPr>
-          <w:rFonts w:ascii="Tahoma" w:hAnsi="Tahoma" w:cs="Tahoma"/>
+          <w:rFonts w:ascii="Tahoma" w:hAnsi="Tahoma" w:cs="Tahoma" w:eastAsia="Tahoma"/>
           <w:b/>
         </w:rPr>
       </w:pPr>
       <w:r>
         <w:rPr>
           <w:rStyle w:val="MSGENFONTSTYLENAMETEMPLATEROLENUMBERMSGENFONTSTYLENAMEBYROLETEXT2"/>
-          <w:rFonts w:ascii="Tahoma" w:hAnsi="Tahoma" w:cs="Tahoma"/>
+          <w:rFonts w:ascii="Tahoma" w:hAnsi="Tahoma" w:cs="Tahoma" w:eastAsia="Tahoma"/>
           <w:b/>
           <w:lang w:val="en-US"/>
         </w:rPr>
@@ -70,7 +70,7 @@
       <w:r>
         <w:rPr>
           <w:rStyle w:val="MSGENFONTSTYLENAMETEMPLATEROLENUMBERMSGENFONTSTYLENAMEBYROLETEXT2"/>
-          <w:rFonts w:ascii="Tahoma" w:hAnsi="Tahoma" w:cs="Tahoma"/>
+          <w:rFonts w:ascii="Tahoma" w:hAnsi="Tahoma" w:cs="Tahoma" w:eastAsia="Tahoma"/>
           <w:b/>
         </w:rPr>
         <w:t>ERITA ACARA</w:t>
@@ -84,14 +84,14 @@
         <w:ind w:left="60"/>
         <w:rPr>
           <w:rStyle w:val="MSGENFONTSTYLENAMETEMPLATEROLENUMBERMSGENFONTSTYLENAMEBYROLETEXT2"/>
-          <w:rFonts w:ascii="Tahoma" w:hAnsi="Tahoma" w:cs="Tahoma"/>
+          <w:rFonts w:ascii="Tahoma" w:hAnsi="Tahoma" w:cs="Tahoma" w:eastAsia="Tahoma"/>
           <w:lang w:val="en-US"/>
         </w:rPr>
       </w:pPr>
       <w:r>
         <w:rPr>
           <w:rStyle w:val="MSGENFONTSTYLENAMETEMPLATEROLENUMBERMSGENFONTSTYLENAMEBYROLETEXT2"/>
-          <w:rFonts w:ascii="Tahoma" w:hAnsi="Tahoma" w:cs="Tahoma"/>
+          <w:rFonts w:ascii="Tahoma" w:hAnsi="Tahoma" w:cs="Tahoma" w:eastAsia="Tahoma"/>
           <w:b/>
         </w:rPr>
         <w:t>PENGAMBILAN SUMPAH PEGAWAI NEGERI SIPIL</w:t>
@@ -99,7 +99,7 @@
       <w:r>
         <w:rPr>
           <w:rStyle w:val="MSGENFONTSTYLENAMETEMPLATEROLENUMBERMSGENFONTSTYLENAMEBYROLETEXT2"/>
-          <w:rFonts w:ascii="Tahoma" w:hAnsi="Tahoma" w:cs="Tahoma"/>
+          <w:rFonts w:ascii="Tahoma" w:hAnsi="Tahoma" w:cs="Tahoma" w:eastAsia="Tahoma"/>
         </w:rPr>
         <w:br/>
         <w:t>NOMOR : 8</w:t>
@@ -107,7 +107,7 @@
       <w:r>
         <w:rPr>
           <w:rStyle w:val="MSGENFONTSTYLENAMETEMPLATEROLENUMBERMSGENFONTSTYLENAMEBYROLETEXT2"/>
-          <w:rFonts w:ascii="Tahoma" w:hAnsi="Tahoma" w:cs="Tahoma"/>
+          <w:rFonts w:ascii="Tahoma" w:hAnsi="Tahoma" w:cs="Tahoma" w:eastAsia="Tahoma"/>
           <w:lang w:val="en-US"/>
         </w:rPr>
         <w:t>77</w:t>
@@ -115,14 +115,14 @@
       <w:r>
         <w:rPr>
           <w:rStyle w:val="MSGENFONTSTYLENAMETEMPLATEROLENUMBERMSGENFONTSTYLENAMEBYROLETEXT2"/>
-          <w:rFonts w:ascii="Tahoma" w:hAnsi="Tahoma" w:cs="Tahoma"/>
+          <w:rFonts w:ascii="Tahoma" w:hAnsi="Tahoma" w:cs="Tahoma" w:eastAsia="Tahoma"/>
         </w:rPr>
         <w:t>/</w:t>
       </w:r>
       <w:r>
         <w:rPr>
           <w:rStyle w:val="MSGENFONTSTYLENAMETEMPLATEROLENUMBERMSGENFONTSTYLENAMEBYROLETEXT2"/>
-          <w:rFonts w:ascii="Tahoma" w:hAnsi="Tahoma" w:cs="Tahoma"/>
+          <w:rFonts w:ascii="Tahoma" w:hAnsi="Tahoma" w:cs="Tahoma" w:eastAsia="Tahoma"/>
           <w:lang w:val="en-US"/>
         </w:rPr>
         <w:t xml:space="preserve">           </w:t>
@@ -130,14 +130,14 @@
       <w:r>
         <w:rPr>
           <w:rStyle w:val="MSGENFONTSTYLENAMETEMPLATEROLENUMBERMSGENFONTSTYLENAMEBYROLETEXT2"/>
-          <w:rFonts w:ascii="Tahoma" w:hAnsi="Tahoma" w:cs="Tahoma"/>
+          <w:rFonts w:ascii="Tahoma" w:hAnsi="Tahoma" w:cs="Tahoma" w:eastAsia="Tahoma"/>
         </w:rPr>
         <w:t>/204.3/202</w:t>
       </w:r>
       <w:r>
         <w:rPr>
           <w:rStyle w:val="MSGENFONTSTYLENAMETEMPLATEROLENUMBERMSGENFONTSTYLENAMEBYROLETEXT2"/>
-          <w:rFonts w:ascii="Tahoma" w:hAnsi="Tahoma" w:cs="Tahoma"/>
+          <w:rFonts w:ascii="Tahoma" w:hAnsi="Tahoma" w:cs="Tahoma" w:eastAsia="Tahoma"/>
           <w:lang w:val="en-US"/>
         </w:rPr>
         <w:t>6</w:t>
@@ -151,7 +151,7 @@
         <w:ind w:left="60"/>
         <w:rPr>
           <w:rStyle w:val="MSGENFONTSTYLENAMETEMPLATEROLENUMBERMSGENFONTSTYLENAMEBYROLETEXT2"/>
-          <w:rFonts w:ascii="Tahoma" w:hAnsi="Tahoma" w:cs="Tahoma"/>
+          <w:rFonts w:ascii="Tahoma" w:hAnsi="Tahoma" w:cs="Tahoma" w:eastAsia="Tahoma"/>
           <w:lang w:val="en-US"/>
         </w:rPr>
       </w:pPr>
@@ -168,7 +168,7 @@
         <w:jc w:val="both"/>
         <w:rPr>
           <w:rStyle w:val="MSGENFONTSTYLENAMETEMPLATEROLENUMBERMSGENFONTSTYLENAMEBYROLETEXT2"/>
-          <w:rFonts w:ascii="Tahoma" w:hAnsi="Tahoma" w:cs="Tahoma"/>
+          <w:rFonts w:ascii="Tahoma" w:hAnsi="Tahoma" w:cs="Tahoma" w:eastAsia="Tahoma"/>
           <w:sz w:val="22"/>
           <w:szCs w:val="22"/>
           <w:lang w:val="en-US"/>
@@ -178,7 +178,7 @@
       <w:r>
         <w:rPr>
           <w:rStyle w:val="MSGENFONTSTYLENAMETEMPLATEROLENUMBERMSGENFONTSTYLENAMEBYROLETEXT2"/>
-          <w:rFonts w:ascii="Tahoma" w:hAnsi="Tahoma" w:cs="Tahoma"/>
+          <w:rFonts w:ascii="Tahoma" w:hAnsi="Tahoma" w:cs="Tahoma" w:eastAsia="Tahoma"/>
           <w:sz w:val="22"/>
           <w:szCs w:val="22"/>
         </w:rPr>
@@ -187,7 +187,7 @@
       <w:r>
         <w:rPr>
           <w:rStyle w:val="MSGENFONTSTYLENAMETEMPLATEROLENUMBERMSGENFONTSTYLENAMEBYROLETEXT2"/>
-          <w:rFonts w:ascii="Tahoma" w:hAnsi="Tahoma" w:cs="Tahoma"/>
+          <w:rFonts w:ascii="Tahoma" w:hAnsi="Tahoma" w:cs="Tahoma" w:eastAsia="Tahoma"/>
           <w:sz w:val="22"/>
           <w:szCs w:val="22"/>
           <w:lang w:val="en-AU"/>
@@ -197,7 +197,7 @@
       <w:r>
         <w:rPr>
           <w:rStyle w:val="MSGENFONTSTYLENAMETEMPLATEROLENUMBERMSGENFONTSTYLENAMEBYROLETEXT2"/>
-          <w:rFonts w:ascii="Tahoma" w:hAnsi="Tahoma" w:cs="Tahoma"/>
+          <w:rFonts w:ascii="Tahoma" w:hAnsi="Tahoma" w:cs="Tahoma" w:eastAsia="Tahoma"/>
           <w:sz w:val="22"/>
           <w:szCs w:val="22"/>
         </w:rPr>
@@ -206,7 +206,7 @@
       <w:r>
         <w:rPr>
           <w:rStyle w:val="MSGENFONTSTYLENAMETEMPLATEROLENUMBERMSGENFONTSTYLENAMEBYROLETEXT2"/>
-          <w:rFonts w:ascii="Tahoma" w:hAnsi="Tahoma" w:cs="Tahoma"/>
+          <w:rFonts w:ascii="Tahoma" w:hAnsi="Tahoma" w:cs="Tahoma" w:eastAsia="Tahoma"/>
           <w:sz w:val="22"/>
           <w:szCs w:val="22"/>
           <w:lang w:val="en-GB"/>
@@ -216,7 +216,7 @@
       <w:r>
         <w:rPr>
           <w:rStyle w:val="MSGENFONTSTYLENAMETEMPLATEROLENUMBERMSGENFONTSTYLENAMEBYROLETEXT2"/>
-          <w:rFonts w:ascii="Tahoma" w:hAnsi="Tahoma" w:cs="Tahoma"/>
+          <w:rFonts w:ascii="Tahoma" w:hAnsi="Tahoma" w:cs="Tahoma" w:eastAsia="Tahoma"/>
           <w:sz w:val="22"/>
           <w:szCs w:val="22"/>
         </w:rPr>
@@ -225,7 +225,7 @@
       <w:r>
         <w:rPr>
           <w:rStyle w:val="MSGENFONTSTYLENAMETEMPLATEROLENUMBERMSGENFONTSTYLENAMEBYROLETEXT2"/>
-          <w:rFonts w:ascii="Tahoma" w:hAnsi="Tahoma" w:cs="Tahoma"/>
+          <w:rFonts w:ascii="Tahoma" w:hAnsi="Tahoma" w:cs="Tahoma" w:eastAsia="Tahoma"/>
           <w:sz w:val="22"/>
           <w:szCs w:val="22"/>
           <w:lang w:val="en-GB"/>
@@ -235,7 +235,7 @@
       <w:r>
         <w:rPr>
           <w:rStyle w:val="MSGENFONTSTYLENAMETEMPLATEROLENUMBERMSGENFONTSTYLENAMEBYROLETEXT2"/>
-          <w:rFonts w:ascii="Tahoma" w:hAnsi="Tahoma" w:cs="Tahoma"/>
+          <w:rFonts w:ascii="Tahoma" w:hAnsi="Tahoma" w:cs="Tahoma" w:eastAsia="Tahoma"/>
           <w:sz w:val="22"/>
           <w:szCs w:val="22"/>
         </w:rPr>
@@ -244,7 +244,7 @@
       <w:r>
         <w:rPr>
           <w:rStyle w:val="MSGENFONTSTYLENAMETEMPLATEROLENUMBERMSGENFONTSTYLENAMEBYROLETEXT2"/>
-          <w:rFonts w:ascii="Tahoma" w:hAnsi="Tahoma" w:cs="Tahoma"/>
+          <w:rFonts w:ascii="Tahoma" w:hAnsi="Tahoma" w:cs="Tahoma" w:eastAsia="Tahoma"/>
           <w:sz w:val="22"/>
           <w:szCs w:val="22"/>
           <w:lang w:val="en-GB"/>
@@ -254,7 +254,7 @@
       <w:r>
         <w:rPr>
           <w:rStyle w:val="MSGENFONTSTYLENAMETEMPLATEROLENUMBERMSGENFONTSTYLENAMEBYROLETEXT2"/>
-          <w:rFonts w:ascii="Tahoma" w:hAnsi="Tahoma" w:cs="Tahoma"/>
+          <w:rFonts w:ascii="Tahoma" w:hAnsi="Tahoma" w:cs="Tahoma" w:eastAsia="Tahoma"/>
           <w:sz w:val="22"/>
           <w:szCs w:val="22"/>
         </w:rPr>
@@ -263,7 +263,7 @@
       <w:r>
         <w:rPr>
           <w:rStyle w:val="MSGENFONTSTYLENAMETEMPLATEROLENUMBERMSGENFONTSTYLENAMEBYROLETEXT2"/>
-          <w:rFonts w:ascii="Tahoma" w:hAnsi="Tahoma" w:cs="Tahoma"/>
+          <w:rFonts w:ascii="Tahoma" w:hAnsi="Tahoma" w:cs="Tahoma" w:eastAsia="Tahoma"/>
           <w:sz w:val="22"/>
           <w:szCs w:val="22"/>
           <w:lang w:val="en-US"/>
@@ -273,7 +273,7 @@
       <w:r>
         <w:rPr>
           <w:rStyle w:val="MSGENFONTSTYLENAMETEMPLATEROLENUMBERMSGENFONTSTYLENAMEBYROLETEXT2"/>
-          <w:rFonts w:ascii="Tahoma" w:hAnsi="Tahoma" w:cs="Tahoma"/>
+          <w:rFonts w:ascii="Tahoma" w:hAnsi="Tahoma" w:cs="Tahoma" w:eastAsia="Tahoma"/>
           <w:sz w:val="22"/>
           <w:szCs w:val="22"/>
         </w:rPr>
@@ -282,7 +282,7 @@
       <w:r>
         <w:rPr>
           <w:rStyle w:val="MSGENFONTSTYLENAMETEMPLATEROLENUMBERMSGENFONTSTYLENAMEBYROLETEXT2"/>
-          <w:rFonts w:ascii="Tahoma" w:hAnsi="Tahoma" w:cs="Tahoma"/>
+          <w:rFonts w:ascii="Tahoma" w:hAnsi="Tahoma" w:cs="Tahoma" w:eastAsia="Tahoma"/>
           <w:sz w:val="22"/>
           <w:szCs w:val="22"/>
           <w:lang w:val="en-US"/>
@@ -295,7 +295,7 @@
       <w:r>
         <w:rPr>
           <w:rStyle w:val="MSGENFONTSTYLENAMETEMPLATEROLENUMBERMSGENFONTSTYLENAMEBYROLETEXT2"/>
-          <w:rFonts w:ascii="Tahoma" w:hAnsi="Tahoma" w:cs="Tahoma"/>
+          <w:rFonts w:ascii="Tahoma" w:hAnsi="Tahoma" w:cs="Tahoma" w:eastAsia="Tahoma"/>
           <w:sz w:val="22"/>
           <w:szCs w:val="22"/>
         </w:rPr>
@@ -304,7 +304,7 @@
       <w:r>
         <w:rPr>
           <w:rStyle w:val="MSGENFONTSTYLENAMETEMPLATEROLENUMBERMSGENFONTSTYLENAMEBYROLETEXT2"/>
-          <w:rFonts w:ascii="Tahoma" w:hAnsi="Tahoma" w:cs="Tahoma"/>
+          <w:rFonts w:ascii="Tahoma" w:hAnsi="Tahoma" w:cs="Tahoma" w:eastAsia="Tahoma"/>
           <w:sz w:val="22"/>
           <w:szCs w:val="22"/>
           <w:lang w:val="en-US"/>
@@ -313,7 +313,7 @@
       </w:r>
       <w:r>
         <w:rPr>
-          <w:rFonts w:ascii="Tahoma" w:hAnsi="Tahoma" w:cs="Tahoma"/>
+          <w:rFonts w:ascii="Tahoma" w:hAnsi="Tahoma" w:cs="Tahoma" w:eastAsia="Tahoma"/>
           <w:sz w:val="22"/>
           <w:szCs w:val="22"/>
           <w:shd w:val="clear" w:color="auto" w:fill="FFFFFF"/>
@@ -325,7 +325,7 @@
       <w:r>
         <w:rPr>
           <w:rStyle w:val="MSGENFONTSTYLENAMETEMPLATEROLENUMBERMSGENFONTSTYLENAMEBYROLETEXT2"/>
-          <w:rFonts w:ascii="Tahoma" w:hAnsi="Tahoma" w:cs="Tahoma"/>
+          <w:rFonts w:ascii="Tahoma" w:hAnsi="Tahoma" w:cs="Tahoma" w:eastAsia="Tahoma"/>
           <w:sz w:val="22"/>
           <w:szCs w:val="22"/>
         </w:rPr>
@@ -334,7 +334,7 @@
       <w:r>
         <w:rPr>
           <w:rStyle w:val="MSGENFONTSTYLENAMETEMPLATEROLENUMBERMSGENFONTSTYLENAMEBYROLETEXT2"/>
-          <w:rFonts w:ascii="Tahoma" w:hAnsi="Tahoma" w:cs="Tahoma"/>
+          <w:rFonts w:ascii="Tahoma" w:hAnsi="Tahoma" w:cs="Tahoma" w:eastAsia="Tahoma"/>
           <w:sz w:val="22"/>
           <w:szCs w:val="22"/>
           <w:lang w:val="en-US"/>
@@ -344,7 +344,7 @@
       <w:r>
         <w:rPr>
           <w:rStyle w:val="MSGENFONTSTYLENAMETEMPLATEROLENUMBERMSGENFONTSTYLENAMEBYROLETEXT2"/>
-          <w:rFonts w:ascii="Tahoma" w:hAnsi="Tahoma" w:cs="Tahoma"/>
+          <w:rFonts w:ascii="Tahoma" w:hAnsi="Tahoma" w:cs="Tahoma" w:eastAsia="Tahoma"/>
           <w:sz w:val="22"/>
           <w:szCs w:val="22"/>
         </w:rPr>
@@ -353,7 +353,7 @@
       <w:r>
         <w:rPr>
           <w:rStyle w:val="MSGENFONTSTYLENAMETEMPLATEROLENUMBERMSGENFONTSTYLENAMEBYROLETEXT2"/>
-          <w:rFonts w:ascii="Tahoma" w:hAnsi="Tahoma" w:cs="Tahoma"/>
+          <w:rFonts w:ascii="Tahoma" w:hAnsi="Tahoma" w:cs="Tahoma" w:eastAsia="Tahoma"/>
           <w:sz w:val="22"/>
           <w:szCs w:val="22"/>
           <w:lang w:val="en-US"/>
@@ -363,7 +363,7 @@
       <w:r>
         <w:rPr>
           <w:rStyle w:val="MSGENFONTSTYLENAMETEMPLATEROLENUMBERMSGENFONTSTYLENAMEBYROLETEXT2"/>
-          <w:rFonts w:ascii="Tahoma" w:hAnsi="Tahoma" w:cs="Tahoma"/>
+          <w:rFonts w:ascii="Tahoma" w:hAnsi="Tahoma" w:cs="Tahoma" w:eastAsia="Tahoma"/>
           <w:sz w:val="22"/>
           <w:szCs w:val="22"/>
         </w:rPr>
@@ -372,7 +372,7 @@
       <w:r>
         <w:rPr>
           <w:rStyle w:val="MSGENFONTSTYLENAMETEMPLATEROLENUMBERMSGENFONTSTYLENAMEBYROLETEXT2"/>
-          <w:rFonts w:ascii="Tahoma" w:hAnsi="Tahoma" w:cs="Tahoma"/>
+          <w:rFonts w:ascii="Tahoma" w:hAnsi="Tahoma" w:cs="Tahoma" w:eastAsia="Tahoma"/>
           <w:sz w:val="22"/>
           <w:szCs w:val="22"/>
           <w:lang w:val="en-US"/>
@@ -382,7 +382,7 @@
       <w:r>
         <w:rPr>
           <w:rStyle w:val="MSGENFONTSTYLENAMETEMPLATEROLENUMBERMSGENFONTSTYLENAMEBYROLETEXT2"/>
-          <w:rFonts w:ascii="Tahoma" w:hAnsi="Tahoma" w:cs="Tahoma"/>
+          <w:rFonts w:ascii="Tahoma" w:hAnsi="Tahoma" w:cs="Tahoma" w:eastAsia="Tahoma"/>
           <w:sz w:val="22"/>
           <w:szCs w:val="22"/>
         </w:rPr>
@@ -391,7 +391,7 @@
       <w:r>
         <w:rPr>
           <w:rStyle w:val="MSGENFONTSTYLENAMETEMPLATEROLENUMBERMSGENFONTSTYLENAMEBYROLETEXT2"/>
-          <w:rFonts w:ascii="Tahoma" w:hAnsi="Tahoma" w:cs="Tahoma"/>
+          <w:rFonts w:ascii="Tahoma" w:hAnsi="Tahoma" w:cs="Tahoma" w:eastAsia="Tahoma"/>
           <w:sz w:val="22"/>
           <w:szCs w:val="22"/>
           <w:lang w:val="en-US"/>
@@ -401,7 +401,7 @@
       <w:r>
         <w:rPr>
           <w:rStyle w:val="MSGENFONTSTYLENAMETEMPLATEROLENUMBERMSGENFONTSTYLENAMEBYROLETEXT2"/>
-          <w:rFonts w:ascii="Tahoma" w:hAnsi="Tahoma" w:cs="Tahoma"/>
+          <w:rFonts w:ascii="Tahoma" w:hAnsi="Tahoma" w:cs="Tahoma" w:eastAsia="Tahoma"/>
           <w:sz w:val="22"/>
           <w:szCs w:val="22"/>
         </w:rPr>
@@ -422,14 +422,14 @@
         <w:ind w:left="142" w:right="46"/>
         <w:jc w:val="both"/>
         <w:rPr>
-          <w:rFonts w:ascii="Tahoma" w:hAnsi="Tahoma" w:cs="Tahoma"/>
+          <w:rFonts w:ascii="Tahoma" w:hAnsi="Tahoma" w:cs="Tahoma" w:eastAsia="Tahoma"/>
           <w:sz w:val="22"/>
           <w:szCs w:val="22"/>
         </w:rPr>
       </w:pPr>
       <w:r>
         <w:rPr>
-          <w:rFonts w:ascii="Tahoma" w:hAnsi="Tahoma" w:cs="Tahoma"/>
+          <w:rFonts w:ascii="Tahoma" w:hAnsi="Tahoma" w:cs="Tahoma" w:eastAsia="Tahoma"/>
           <w:sz w:val="22"/>
           <w:szCs w:val="22"/>
           <w:lang w:val="en-US"/>
@@ -438,7 +438,7 @@
       </w:r>
       <w:r>
         <w:rPr>
-          <w:rFonts w:ascii="Tahoma" w:hAnsi="Tahoma" w:cs="Tahoma"/>
+          <w:rFonts w:ascii="Tahoma" w:hAnsi="Tahoma" w:cs="Tahoma" w:eastAsia="Tahoma"/>
           <w:sz w:val="22"/>
           <w:szCs w:val="22"/>
           <w:shd w:val="clear" w:color="auto" w:fill="FFFFFF"/>
@@ -449,7 +449,7 @@
       <w:r>
         <w:rPr>
           <w:rStyle w:val="MSGENFONTSTYLENAMETEMPLATEROLENUMBERMSGENFONTSTYLENAMEBYROLETEXT2"/>
-          <w:rFonts w:ascii="Tahoma" w:hAnsi="Tahoma" w:cs="Tahoma"/>
+          <w:rFonts w:ascii="Tahoma" w:hAnsi="Tahoma" w:cs="Tahoma" w:eastAsia="Tahoma"/>
           <w:sz w:val="22"/>
           <w:szCs w:val="22"/>
         </w:rPr>
@@ -458,7 +458,7 @@
       <w:r>
         <w:rPr>
           <w:rStyle w:val="MSGENFONTSTYLENAMETEMPLATEROLENUMBERMSGENFONTSTYLENAMEBYROLETEXT2"/>
-          <w:rFonts w:ascii="Tahoma" w:hAnsi="Tahoma" w:cs="Tahoma"/>
+          <w:rFonts w:ascii="Tahoma" w:hAnsi="Tahoma" w:cs="Tahoma" w:eastAsia="Tahoma"/>
           <w:sz w:val="22"/>
           <w:szCs w:val="22"/>
           <w:lang w:val="en-US"/>
@@ -467,7 +467,7 @@
       </w:r>
       <w:r>
         <w:rPr>
-          <w:rFonts w:ascii="Tahoma" w:hAnsi="Tahoma" w:cs="Tahoma"/>
+          <w:rFonts w:ascii="Tahoma" w:hAnsi="Tahoma" w:cs="Tahoma" w:eastAsia="Tahoma"/>
           <w:sz w:val="22"/>
           <w:szCs w:val="22"/>
           <w:shd w:val="clear" w:color="auto" w:fill="FFFFFF"/>
@@ -477,7 +477,7 @@
       </w:r>
       <w:r>
         <w:rPr>
-          <w:rFonts w:ascii="Tahoma" w:hAnsi="Tahoma" w:cs="Tahoma"/>
+          <w:rFonts w:ascii="Tahoma" w:hAnsi="Tahoma" w:cs="Tahoma" w:eastAsia="Tahoma"/>
           <w:sz w:val="22"/>
           <w:szCs w:val="22"/>
           <w:shd w:val="clear" w:color="auto" w:fill="FFFFFF"/>
@@ -488,7 +488,7 @@
       <w:r>
         <w:rPr>
           <w:rStyle w:val="MSGENFONTSTYLENAMETEMPLATEROLENUMBERMSGENFONTSTYLENAMEBYROLETEXT2"/>
-          <w:rFonts w:ascii="Tahoma" w:hAnsi="Tahoma" w:cs="Tahoma"/>
+          <w:rFonts w:ascii="Tahoma" w:hAnsi="Tahoma" w:cs="Tahoma" w:eastAsia="Tahoma"/>
           <w:sz w:val="22"/>
           <w:szCs w:val="22"/>
         </w:rPr>
@@ -497,7 +497,7 @@
       <w:r>
         <w:rPr>
           <w:rStyle w:val="MSGENFONTSTYLENAMETEMPLATEROLENUMBERMSGENFONTSTYLENAMEBYROLETEXT2"/>
-          <w:rFonts w:ascii="Tahoma" w:hAnsi="Tahoma" w:cs="Tahoma"/>
+          <w:rFonts w:ascii="Tahoma" w:hAnsi="Tahoma" w:cs="Tahoma" w:eastAsia="Tahoma"/>
           <w:sz w:val="22"/>
           <w:szCs w:val="22"/>
           <w:lang w:val="en-US"/>
@@ -507,7 +507,7 @@
       <w:r>
         <w:rPr>
           <w:rStyle w:val="MSGENFONTSTYLENAMETEMPLATEROLENUMBERMSGENFONTSTYLENAMEBYROLETEXT2"/>
-          <w:rFonts w:ascii="Tahoma" w:hAnsi="Tahoma" w:cs="Tahoma"/>
+          <w:rFonts w:ascii="Tahoma" w:hAnsi="Tahoma" w:cs="Tahoma" w:eastAsia="Tahoma"/>
           <w:sz w:val="22"/>
           <w:szCs w:val="22"/>
         </w:rPr>
@@ -515,7 +515,7 @@
       </w:r>
       <w:r>
         <w:rPr>
-          <w:rFonts w:ascii="Tahoma" w:hAnsi="Tahoma" w:cs="Tahoma"/>
+          <w:rFonts w:ascii="Tahoma" w:hAnsi="Tahoma" w:cs="Tahoma" w:eastAsia="Tahoma"/>
           <w:sz w:val="22"/>
           <w:szCs w:val="22"/>
           <w:shd w:val="clear" w:color="auto" w:fill="FFFFFF"/>
@@ -538,7 +538,7 @@
         <w:ind w:left="142" w:right="45"/>
         <w:jc w:val="both"/>
         <w:rPr>
-          <w:rFonts w:ascii="Tahoma" w:hAnsi="Tahoma" w:cs="Tahoma"/>
+          <w:rFonts w:ascii="Tahoma" w:hAnsi="Tahoma" w:cs="Tahoma" w:eastAsia="Tahoma"/>
           <w:sz w:val="22"/>
           <w:szCs w:val="22"/>
           <w:lang w:val="en-US"/>
@@ -546,7 +546,7 @@
       </w:pPr>
       <w:r>
         <w:rPr>
-          <w:rFonts w:ascii="Tahoma" w:hAnsi="Tahoma" w:cs="Tahoma"/>
+          <w:rFonts w:ascii="Tahoma" w:hAnsi="Tahoma" w:cs="Tahoma" w:eastAsia="Tahoma"/>
           <w:sz w:val="22"/>
           <w:szCs w:val="22"/>
           <w:lang w:val="en-US"/>
@@ -563,7 +563,7 @@
       <w:r>
         <w:rPr>
           <w:rStyle w:val="MSGENFONTSTYLENAMETEMPLATEROLENUMBERMSGENFONTSTYLENAMEBYROLETEXT2"/>
-          <w:rFonts w:ascii="Tahoma" w:hAnsi="Tahoma" w:cs="Tahoma"/>
+          <w:rFonts w:ascii="Tahoma" w:hAnsi="Tahoma" w:cs="Tahoma" w:eastAsia="Tahoma"/>
           <w:sz w:val="22"/>
           <w:szCs w:val="22"/>
           <w:lang w:val="en-US"/>
@@ -573,7 +573,7 @@
       <w:r>
         <w:rPr>
           <w:rStyle w:val="MSGENFONTSTYLENAMETEMPLATEROLENUMBERMSGENFONTSTYLENAMEBYROLETEXT2"/>
-          <w:rFonts w:ascii="Tahoma" w:hAnsi="Tahoma" w:cs="Tahoma"/>
+          <w:rFonts w:ascii="Tahoma" w:hAnsi="Tahoma" w:cs="Tahoma" w:eastAsia="Tahoma"/>
           <w:sz w:val="22"/>
           <w:szCs w:val="22"/>
         </w:rPr>
@@ -582,7 +582,7 @@
       <w:r>
         <w:rPr>
           <w:rStyle w:val="MSGENFONTSTYLENAMETEMPLATEROLENUMBERMSGENFONTSTYLENAMEBYROLETEXT2"/>
-          <w:rFonts w:ascii="Tahoma" w:hAnsi="Tahoma" w:cs="Tahoma"/>
+          <w:rFonts w:ascii="Tahoma" w:hAnsi="Tahoma" w:cs="Tahoma" w:eastAsia="Tahoma"/>
           <w:sz w:val="22"/>
           <w:szCs w:val="22"/>
           <w:lang w:val="en-US"/>
@@ -591,7 +591,7 @@
       </w:r>
       <w:r>
         <w:rPr>
-          <w:rFonts w:ascii="Tahoma" w:hAnsi="Tahoma" w:cs="Tahoma"/>
+          <w:rFonts w:ascii="Tahoma" w:hAnsi="Tahoma" w:cs="Tahoma" w:eastAsia="Tahoma"/>
           <w:sz w:val="22"/>
           <w:szCs w:val="22"/>
           <w:shd w:val="clear" w:color="auto" w:fill="FFFFFF"/>
@@ -602,7 +602,7 @@
       <w:r>
         <w:rPr>
           <w:rStyle w:val="MSGENFONTSTYLENAMETEMPLATEROLENUMBERMSGENFONTSTYLENAMEBYROLETEXT2"/>
-          <w:rFonts w:ascii="Tahoma" w:hAnsi="Tahoma" w:cs="Tahoma"/>
+          <w:rFonts w:ascii="Tahoma" w:hAnsi="Tahoma" w:cs="Tahoma" w:eastAsia="Tahoma"/>
           <w:sz w:val="22"/>
           <w:szCs w:val="22"/>
           <w:lang w:val="en-US"/>
@@ -612,7 +612,7 @@
       <w:r>
         <w:rPr>
           <w:rStyle w:val="MSGENFONTSTYLENAMETEMPLATEROLENUMBERMSGENFONTSTYLENAMEBYROLETEXT2"/>
-          <w:rFonts w:ascii="Tahoma" w:hAnsi="Tahoma" w:cs="Tahoma"/>
+          <w:rFonts w:ascii="Tahoma" w:hAnsi="Tahoma" w:cs="Tahoma" w:eastAsia="Tahoma"/>
           <w:sz w:val="22"/>
           <w:szCs w:val="22"/>
           <w:lang w:val="en-US"/>
@@ -622,7 +622,7 @@
       <w:r>
         <w:rPr>
           <w:rStyle w:val="MSGENFONTSTYLENAMETEMPLATEROLENUMBERMSGENFONTSTYLENAMEBYROLETEXT2"/>
-          <w:rFonts w:ascii="Tahoma" w:hAnsi="Tahoma" w:cs="Tahoma"/>
+          <w:rFonts w:ascii="Tahoma" w:hAnsi="Tahoma" w:cs="Tahoma" w:eastAsia="Tahoma"/>
           <w:sz w:val="22"/>
           <w:szCs w:val="22"/>
         </w:rPr>
@@ -631,7 +631,7 @@
       <w:r>
         <w:rPr>
           <w:rStyle w:val="MSGENFONTSTYLENAMETEMPLATEROLENUMBERMSGENFONTSTYLENAMEBYROLETEXT2"/>
-          <w:rFonts w:ascii="Tahoma" w:hAnsi="Tahoma" w:cs="Tahoma"/>
+          <w:rFonts w:ascii="Tahoma" w:hAnsi="Tahoma" w:cs="Tahoma" w:eastAsia="Tahoma"/>
           <w:sz w:val="22"/>
           <w:szCs w:val="22"/>
           <w:lang w:val="en-US"/>
@@ -641,7 +641,7 @@
       <w:r>
         <w:rPr>
           <w:rStyle w:val="MSGENFONTSTYLENAMETEMPLATEROLENUMBERMSGENFONTSTYLENAMEBYROLETEXT2"/>
-          <w:rFonts w:ascii="Tahoma" w:hAnsi="Tahoma" w:cs="Tahoma"/>
+          <w:rFonts w:ascii="Tahoma" w:hAnsi="Tahoma" w:cs="Tahoma" w:eastAsia="Tahoma"/>
           <w:sz w:val="22"/>
           <w:szCs w:val="22"/>
         </w:rPr>
@@ -657,7 +657,7 @@
       </w:r>
       <w:r>
         <w:rPr>
-          <w:rFonts w:ascii="Tahoma" w:hAnsi="Tahoma" w:cs="Tahoma"/>
+          <w:rFonts w:ascii="Tahoma" w:hAnsi="Tahoma" w:cs="Tahoma" w:eastAsia="Tahoma"/>
           <w:sz w:val="22"/>
           <w:szCs w:val="22"/>
           <w:shd w:val="clear" w:color="auto" w:fill="FFFFFF"/>
@@ -666,7 +666,7 @@
       </w:r>
       <w:r>
         <w:rPr>
-          <w:rFonts w:ascii="Tahoma" w:hAnsi="Tahoma" w:cs="Tahoma"/>
+          <w:rFonts w:ascii="Tahoma" w:hAnsi="Tahoma" w:cs="Tahoma" w:eastAsia="Tahoma"/>
           <w:sz w:val="22"/>
           <w:szCs w:val="22"/>
           <w:shd w:val="clear" w:color="auto" w:fill="FFFFFF"/>
@@ -676,7 +676,7 @@
       </w:r>
       <w:r>
         <w:rPr>
-          <w:rFonts w:ascii="Tahoma" w:hAnsi="Tahoma" w:cs="Tahoma"/>
+          <w:rFonts w:ascii="Tahoma" w:hAnsi="Tahoma" w:cs="Tahoma" w:eastAsia="Tahoma"/>
           <w:sz w:val="22"/>
           <w:szCs w:val="22"/>
           <w:shd w:val="clear" w:color="auto" w:fill="FFFFFF"/>
@@ -685,7 +685,7 @@
       </w:r>
       <w:r>
         <w:rPr>
-          <w:rFonts w:ascii="Tahoma" w:hAnsi="Tahoma" w:cs="Tahoma"/>
+          <w:rFonts w:ascii="Tahoma" w:hAnsi="Tahoma" w:cs="Tahoma" w:eastAsia="Tahoma"/>
           <w:sz w:val="22"/>
           <w:szCs w:val="22"/>
           <w:shd w:val="clear" w:color="auto" w:fill="FFFFFF"/>
@@ -695,7 +695,7 @@
       </w:r>
       <w:r>
         <w:rPr>
-          <w:rFonts w:ascii="Tahoma" w:hAnsi="Tahoma" w:cs="Tahoma"/>
+          <w:rFonts w:ascii="Tahoma" w:hAnsi="Tahoma" w:cs="Tahoma" w:eastAsia="Tahoma"/>
           <w:sz w:val="22"/>
           <w:szCs w:val="22"/>
           <w:shd w:val="clear" w:color="auto" w:fill="FFFFFF"/>
@@ -704,7 +704,7 @@
       </w:r>
       <w:r>
         <w:rPr>
-          <w:rFonts w:ascii="Tahoma" w:hAnsi="Tahoma" w:cs="Tahoma"/>
+          <w:rFonts w:ascii="Tahoma" w:hAnsi="Tahoma" w:cs="Tahoma" w:eastAsia="Tahoma"/>
           <w:sz w:val="22"/>
           <w:szCs w:val="22"/>
           <w:shd w:val="clear" w:color="auto" w:fill="FFFFFF"/>
@@ -714,7 +714,7 @@
       </w:r>
       <w:r>
         <w:rPr>
-          <w:rFonts w:ascii="Tahoma" w:hAnsi="Tahoma" w:cs="Tahoma"/>
+          <w:rFonts w:ascii="Tahoma" w:hAnsi="Tahoma" w:cs="Tahoma" w:eastAsia="Tahoma"/>
           <w:sz w:val="22"/>
           <w:szCs w:val="22"/>
           <w:shd w:val="clear" w:color="auto" w:fill="FFFFFF"/>
@@ -735,7 +735,7 @@
         <w:ind w:left="142" w:right="46"/>
         <w:jc w:val="both"/>
         <w:rPr>
-          <w:rFonts w:ascii="Tahoma" w:hAnsi="Tahoma" w:cs="Tahoma"/>
+          <w:rFonts w:ascii="Tahoma" w:hAnsi="Tahoma" w:cs="Tahoma" w:eastAsia="Tahoma"/>
           <w:sz w:val="22"/>
           <w:szCs w:val="22"/>
           <w:shd w:val="clear" w:color="auto" w:fill="FFFFFF"/>
@@ -745,7 +745,7 @@
       <w:r>
         <w:rPr>
           <w:rStyle w:val="MSGENFONTSTYLENAMETEMPLATEROLENUMBERMSGENFONTSTYLENAMEBYROLETEXT2"/>
-          <w:rFonts w:ascii="Tahoma" w:hAnsi="Tahoma" w:cs="Tahoma"/>
+          <w:rFonts w:ascii="Tahoma" w:hAnsi="Tahoma" w:cs="Tahoma" w:eastAsia="Tahoma"/>
           <w:sz w:val="22"/>
           <w:szCs w:val="22"/>
           <w:lang w:val="en-US"/>
@@ -755,7 +755,7 @@
       <w:r>
         <w:rPr>
           <w:rStyle w:val="MSGENFONTSTYLENAMETEMPLATEROLENUMBERMSGENFONTSTYLENAMEBYROLETEXT2"/>
-          <w:rFonts w:ascii="Tahoma" w:hAnsi="Tahoma" w:cs="Tahoma"/>
+          <w:rFonts w:ascii="Tahoma" w:hAnsi="Tahoma" w:cs="Tahoma" w:eastAsia="Tahoma"/>
           <w:sz w:val="22"/>
           <w:szCs w:val="22"/>
         </w:rPr>
@@ -764,7 +764,7 @@
       <w:r>
         <w:rPr>
           <w:rStyle w:val="MSGENFONTSTYLENAMETEMPLATEROLENUMBERMSGENFONTSTYLENAMEBYROLETEXT2"/>
-          <w:rFonts w:ascii="Tahoma" w:hAnsi="Tahoma" w:cs="Tahoma"/>
+          <w:rFonts w:ascii="Tahoma" w:hAnsi="Tahoma" w:cs="Tahoma" w:eastAsia="Tahoma"/>
           <w:sz w:val="22"/>
           <w:szCs w:val="22"/>
           <w:lang w:val="en-US"/>
@@ -774,7 +774,7 @@
       <w:r>
         <w:rPr>
           <w:rStyle w:val="MSGENFONTSTYLENAMETEMPLATEROLENUMBERMSGENFONTSTYLENAMEBYROLETEXT2"/>
-          <w:rFonts w:ascii="Tahoma" w:hAnsi="Tahoma" w:cs="Tahoma"/>
+          <w:rFonts w:ascii="Tahoma" w:hAnsi="Tahoma" w:cs="Tahoma" w:eastAsia="Tahoma"/>
           <w:sz w:val="22"/>
           <w:szCs w:val="22"/>
         </w:rPr>
@@ -783,7 +783,7 @@
       <w:r>
         <w:rPr>
           <w:rStyle w:val="MSGENFONTSTYLENAMETEMPLATEROLENUMBERMSGENFONTSTYLENAMEBYROLETEXT2"/>
-          <w:rFonts w:ascii="Tahoma" w:hAnsi="Tahoma" w:cs="Tahoma"/>
+          <w:rFonts w:ascii="Tahoma" w:hAnsi="Tahoma" w:cs="Tahoma" w:eastAsia="Tahoma"/>
           <w:sz w:val="22"/>
           <w:szCs w:val="22"/>
           <w:lang w:val="en-US"/>
@@ -793,7 +793,7 @@
       <w:r>
         <w:rPr>
           <w:rStyle w:val="MSGENFONTSTYLENAMETEMPLATEROLENUMBERMSGENFONTSTYLENAMEBYROLETEXT2"/>
-          <w:rFonts w:ascii="Tahoma" w:hAnsi="Tahoma" w:cs="Tahoma"/>
+          <w:rFonts w:ascii="Tahoma" w:hAnsi="Tahoma" w:cs="Tahoma" w:eastAsia="Tahoma"/>
           <w:sz w:val="22"/>
           <w:szCs w:val="22"/>
         </w:rPr>
@@ -802,7 +802,7 @@
       <w:r>
         <w:rPr>
           <w:rStyle w:val="MSGENFONTSTYLENAMETEMPLATEROLENUMBERMSGENFONTSTYLENAMEBYROLETEXT2"/>
-          <w:rFonts w:ascii="Tahoma" w:hAnsi="Tahoma" w:cs="Tahoma"/>
+          <w:rFonts w:ascii="Tahoma" w:hAnsi="Tahoma" w:cs="Tahoma" w:eastAsia="Tahoma"/>
           <w:sz w:val="22"/>
           <w:szCs w:val="22"/>
           <w:lang w:val="en-US"/>
@@ -812,7 +812,7 @@
       <w:r>
         <w:rPr>
           <w:rStyle w:val="MSGENFONTSTYLENAMETEMPLATEROLENUMBERMSGENFONTSTYLENAMEBYROLETEXT2"/>
-          <w:rFonts w:ascii="Tahoma" w:hAnsi="Tahoma" w:cs="Tahoma"/>
+          <w:rFonts w:ascii="Tahoma" w:hAnsi="Tahoma" w:cs="Tahoma" w:eastAsia="Tahoma"/>
           <w:sz w:val="22"/>
           <w:szCs w:val="22"/>
         </w:rPr>
@@ -821,7 +821,7 @@
       <w:r>
         <w:rPr>
           <w:rStyle w:val="MSGENFONTSTYLENAMETEMPLATEROLENUMBERMSGENFONTSTYLENAMEBYROLETEXT2"/>
-          <w:rFonts w:ascii="Tahoma" w:hAnsi="Tahoma" w:cs="Tahoma"/>
+          <w:rFonts w:ascii="Tahoma" w:hAnsi="Tahoma" w:cs="Tahoma" w:eastAsia="Tahoma"/>
           <w:sz w:val="22"/>
           <w:szCs w:val="22"/>
           <w:lang w:val="en-US"/>
@@ -831,7 +831,7 @@
       <w:r>
         <w:rPr>
           <w:rStyle w:val="MSGENFONTSTYLENAMETEMPLATEROLENUMBERMSGENFONTSTYLENAMEBYROLETEXT2"/>
-          <w:rFonts w:ascii="Tahoma" w:hAnsi="Tahoma" w:cs="Tahoma"/>
+          <w:rFonts w:ascii="Tahoma" w:hAnsi="Tahoma" w:cs="Tahoma" w:eastAsia="Tahoma"/>
           <w:sz w:val="22"/>
           <w:szCs w:val="22"/>
         </w:rPr>
@@ -840,7 +840,7 @@
       <w:r>
         <w:rPr>
           <w:rStyle w:val="MSGENFONTSTYLENAMETEMPLATEROLENUMBERMSGENFONTSTYLENAMEBYROLETEXT2"/>
-          <w:rFonts w:ascii="Tahoma" w:hAnsi="Tahoma" w:cs="Tahoma"/>
+          <w:rFonts w:ascii="Tahoma" w:hAnsi="Tahoma" w:cs="Tahoma" w:eastAsia="Tahoma"/>
           <w:sz w:val="22"/>
           <w:szCs w:val="22"/>
           <w:lang w:val="en-US"/>
@@ -850,7 +850,7 @@
       <w:r>
         <w:rPr>
           <w:rStyle w:val="MSGENFONTSTYLENAMETEMPLATEROLENUMBERMSGENFONTSTYLENAMEBYROLETEXT2"/>
-          <w:rFonts w:ascii="Tahoma" w:hAnsi="Tahoma" w:cs="Tahoma"/>
+          <w:rFonts w:ascii="Tahoma" w:hAnsi="Tahoma" w:cs="Tahoma" w:eastAsia="Tahoma"/>
           <w:sz w:val="22"/>
           <w:szCs w:val="22"/>
         </w:rPr>
@@ -859,7 +859,7 @@
       <w:r>
         <w:rPr>
           <w:rStyle w:val="MSGENFONTSTYLENAMETEMPLATEROLENUMBERMSGENFONTSTYLENAMEBYROLETEXT2"/>
-          <w:rFonts w:ascii="Tahoma" w:hAnsi="Tahoma" w:cs="Tahoma"/>
+          <w:rFonts w:ascii="Tahoma" w:hAnsi="Tahoma" w:cs="Tahoma" w:eastAsia="Tahoma"/>
           <w:sz w:val="22"/>
           <w:szCs w:val="22"/>
           <w:lang w:val="en-US"/>
@@ -868,7 +868,7 @@
       </w:r>
       <w:r>
         <w:rPr>
-          <w:rFonts w:ascii="Tahoma" w:hAnsi="Tahoma" w:cs="Tahoma"/>
+          <w:rFonts w:ascii="Tahoma" w:hAnsi="Tahoma" w:cs="Tahoma" w:eastAsia="Tahoma"/>
           <w:sz w:val="22"/>
           <w:szCs w:val="22"/>
           <w:shd w:val="clear" w:color="auto" w:fill="FFFFFF"/>
@@ -877,7 +877,7 @@
       </w:r>
       <w:r>
         <w:rPr>
-          <w:rFonts w:ascii="Tahoma" w:hAnsi="Tahoma" w:cs="Tahoma"/>
+          <w:rFonts w:ascii="Tahoma" w:hAnsi="Tahoma" w:cs="Tahoma" w:eastAsia="Tahoma"/>
           <w:sz w:val="22"/>
           <w:szCs w:val="22"/>
           <w:lang w:val="en-US"/>
@@ -887,7 +887,7 @@
       <w:r>
         <w:rPr>
           <w:rStyle w:val="MSGENFONTSTYLENAMETEMPLATEROLENUMBERMSGENFONTSTYLENAMEBYROLETEXT2"/>
-          <w:rFonts w:ascii="Tahoma" w:hAnsi="Tahoma" w:cs="Tahoma"/>
+          <w:rFonts w:ascii="Tahoma" w:hAnsi="Tahoma" w:cs="Tahoma" w:eastAsia="Tahoma"/>
           <w:sz w:val="22"/>
           <w:szCs w:val="22"/>
         </w:rPr>
@@ -896,7 +896,7 @@
       <w:r>
         <w:rPr>
           <w:rStyle w:val="MSGENFONTSTYLENAMETEMPLATEROLENUMBERMSGENFONTSTYLENAMEBYROLETEXT2"/>
-          <w:rFonts w:ascii="Tahoma" w:hAnsi="Tahoma" w:cs="Tahoma"/>
+          <w:rFonts w:ascii="Tahoma" w:hAnsi="Tahoma" w:cs="Tahoma" w:eastAsia="Tahoma"/>
           <w:sz w:val="22"/>
           <w:szCs w:val="22"/>
           <w:lang w:val="en-US"/>
@@ -905,7 +905,7 @@
       </w:r>
       <w:r>
         <w:rPr>
-          <w:rFonts w:ascii="Tahoma" w:hAnsi="Tahoma" w:cs="Tahoma"/>
+          <w:rFonts w:ascii="Tahoma" w:hAnsi="Tahoma" w:cs="Tahoma" w:eastAsia="Tahoma"/>
           <w:sz w:val="22"/>
           <w:szCs w:val="22"/>
           <w:shd w:val="clear" w:color="auto" w:fill="FFFFFF"/>
@@ -914,7 +914,7 @@
       </w:r>
       <w:r>
         <w:rPr>
-          <w:rFonts w:ascii="Tahoma" w:hAnsi="Tahoma" w:cs="Tahoma"/>
+          <w:rFonts w:ascii="Tahoma" w:hAnsi="Tahoma" w:cs="Tahoma" w:eastAsia="Tahoma"/>
           <w:sz w:val="22"/>
           <w:szCs w:val="22"/>
           <w:shd w:val="clear" w:color="auto" w:fill="FFFFFF"/>
@@ -925,7 +925,7 @@
       <w:r>
         <w:rPr>
           <w:rStyle w:val="MSGENFONTSTYLENAMETEMPLATEROLENUMBERMSGENFONTSTYLENAMEBYROLETEXT2"/>
-          <w:rFonts w:ascii="Tahoma" w:hAnsi="Tahoma" w:cs="Tahoma"/>
+          <w:rFonts w:ascii="Tahoma" w:hAnsi="Tahoma" w:cs="Tahoma" w:eastAsia="Tahoma"/>
           <w:sz w:val="22"/>
           <w:szCs w:val="22"/>
         </w:rPr>
@@ -934,7 +934,7 @@
       <w:r>
         <w:rPr>
           <w:rStyle w:val="MSGENFONTSTYLENAMETEMPLATEROLENUMBERMSGENFONTSTYLENAMEBYROLETEXT2"/>
-          <w:rFonts w:ascii="Tahoma" w:hAnsi="Tahoma" w:cs="Tahoma"/>
+          <w:rFonts w:ascii="Tahoma" w:hAnsi="Tahoma" w:cs="Tahoma" w:eastAsia="Tahoma"/>
           <w:sz w:val="22"/>
           <w:szCs w:val="22"/>
           <w:lang w:val="en-US"/>
@@ -944,7 +944,7 @@
       <w:r>
         <w:rPr>
           <w:rStyle w:val="MSGENFONTSTYLENAMETEMPLATEROLENUMBERMSGENFONTSTYLENAMEBYROLETEXT2"/>
-          <w:rFonts w:ascii="Tahoma" w:hAnsi="Tahoma" w:cs="Tahoma"/>
+          <w:rFonts w:ascii="Tahoma" w:hAnsi="Tahoma" w:cs="Tahoma" w:eastAsia="Tahoma"/>
           <w:sz w:val="22"/>
           <w:szCs w:val="22"/>
         </w:rPr>
@@ -953,7 +953,7 @@
       <w:r>
         <w:rPr>
           <w:rStyle w:val="MSGENFONTSTYLENAMETEMPLATEROLENUMBERMSGENFONTSTYLENAMEBYROLETEXT2"/>
-          <w:rFonts w:ascii="Tahoma" w:hAnsi="Tahoma" w:cs="Tahoma"/>
+          <w:rFonts w:ascii="Tahoma" w:hAnsi="Tahoma" w:cs="Tahoma" w:eastAsia="Tahoma"/>
           <w:sz w:val="22"/>
           <w:szCs w:val="22"/>
           <w:lang w:val="en-US"/>
@@ -962,7 +962,7 @@
       </w:r>
       <w:r>
         <w:rPr>
-          <w:rFonts w:ascii="Tahoma" w:hAnsi="Tahoma" w:cs="Tahoma"/>
+          <w:rFonts w:ascii="Tahoma" w:hAnsi="Tahoma" w:cs="Tahoma" w:eastAsia="Tahoma"/>
           <w:sz w:val="22"/>
           <w:szCs w:val="22"/>
           <w:shd w:val="clear" w:color="auto" w:fill="FFFFFF"/>
@@ -982,7 +982,7 @@
         <w:ind w:left="142" w:right="46"/>
         <w:jc w:val="both"/>
         <w:rPr>
-          <w:rFonts w:ascii="Tahoma" w:hAnsi="Tahoma" w:cs="Tahoma"/>
+          <w:rFonts w:ascii="Tahoma" w:hAnsi="Tahoma" w:cs="Tahoma" w:eastAsia="Tahoma"/>
           <w:shd w:val="clear" w:color="auto" w:fill="FFFFFF"/>
           <w:lang w:val="en-US"/>
         </w:rPr>
@@ -990,7 +990,7 @@
       <w:r>
         <w:rPr>
           <w:rStyle w:val="MSGENFONTSTYLENAMETEMPLATEROLENUMBERMSGENFONTSTYLENAMEBYROLETEXT2"/>
-          <w:rFonts w:ascii="Tahoma" w:hAnsi="Tahoma" w:cs="Tahoma"/>
+          <w:rFonts w:ascii="Tahoma" w:hAnsi="Tahoma" w:cs="Tahoma" w:eastAsia="Tahoma"/>
           <w:sz w:val="22"/>
           <w:szCs w:val="22"/>
         </w:rPr>
@@ -999,7 +999,7 @@
       <w:r>
         <w:rPr>
           <w:rStyle w:val="MSGENFONTSTYLENAMETEMPLATEROLENUMBERMSGENFONTSTYLENAMEBYROLETEXT2"/>
-          <w:rFonts w:ascii="Tahoma" w:hAnsi="Tahoma" w:cs="Tahoma"/>
+          <w:rFonts w:ascii="Tahoma" w:hAnsi="Tahoma" w:cs="Tahoma" w:eastAsia="Tahoma"/>
           <w:sz w:val="22"/>
           <w:szCs w:val="22"/>
           <w:lang w:val="en-US"/>
@@ -1009,7 +1009,7 @@
       <w:r>
         <w:rPr>
           <w:rStyle w:val="MSGENFONTSTYLENAMETEMPLATEROLENUMBERMSGENFONTSTYLENAMEBYROLETEXT2"/>
-          <w:rFonts w:ascii="Tahoma" w:hAnsi="Tahoma" w:cs="Tahoma"/>
+          <w:rFonts w:ascii="Tahoma" w:hAnsi="Tahoma" w:cs="Tahoma" w:eastAsia="Tahoma"/>
           <w:sz w:val="22"/>
           <w:szCs w:val="22"/>
         </w:rPr>
@@ -1018,7 +1018,7 @@
       <w:r>
         <w:rPr>
           <w:rStyle w:val="MSGENFONTSTYLENAMETEMPLATEROLENUMBERMSGENFONTSTYLENAMEBYROLETEXT2"/>
-          <w:rFonts w:ascii="Tahoma" w:hAnsi="Tahoma" w:cs="Tahoma"/>
+          <w:rFonts w:ascii="Tahoma" w:hAnsi="Tahoma" w:cs="Tahoma" w:eastAsia="Tahoma"/>
           <w:sz w:val="22"/>
           <w:szCs w:val="22"/>
           <w:lang w:val="en-US"/>
@@ -1028,7 +1028,7 @@
       <w:r>
         <w:rPr>
           <w:rStyle w:val="MSGENFONTSTYLENAMETEMPLATEROLENUMBERMSGENFONTSTYLENAMEBYROLETEXT2"/>
-          <w:rFonts w:ascii="Tahoma" w:hAnsi="Tahoma" w:cs="Tahoma"/>
+          <w:rFonts w:ascii="Tahoma" w:hAnsi="Tahoma" w:cs="Tahoma" w:eastAsia="Tahoma"/>
           <w:sz w:val="22"/>
           <w:szCs w:val="22"/>
         </w:rPr>
@@ -1036,7 +1036,7 @@
       </w:r>
       <w:r>
         <w:rPr>
-          <w:rFonts w:ascii="Tahoma" w:hAnsi="Tahoma" w:cs="Tahoma"/>
+          <w:rFonts w:ascii="Tahoma" w:hAnsi="Tahoma" w:cs="Tahoma" w:eastAsia="Tahoma"/>
           <w:shd w:val="clear" w:color="auto" w:fill="FFFFFF"/>
           <w:lang w:val="en-US"/>
         </w:rPr>
@@ -1044,7 +1044,7 @@
       </w:r>
       <w:r>
         <w:rPr>
-          <w:rFonts w:ascii="Tahoma" w:hAnsi="Tahoma" w:cs="Tahoma"/>
+          <w:rFonts w:ascii="Tahoma" w:hAnsi="Tahoma" w:cs="Tahoma" w:eastAsia="Tahoma"/>
           <w:sz w:val="22"/>
           <w:szCs w:val="22"/>
           <w:shd w:val="clear" w:color="auto" w:fill="FFFFFF"/>
@@ -1062,7 +1062,7 @@
         <w:jc w:val="both"/>
         <w:rPr>
           <w:rStyle w:val="MSGENFONTSTYLENAMETEMPLATEROLENUMBERMSGENFONTSTYLENAMEBYROLETEXT2"/>
-          <w:rFonts w:ascii="Tahoma" w:hAnsi="Tahoma" w:cs="Tahoma"/>
+          <w:rFonts w:ascii="Tahoma" w:hAnsi="Tahoma" w:cs="Tahoma" w:eastAsia="Tahoma"/>
           <w:sz w:val="22"/>
           <w:szCs w:val="22"/>
           <w:lang w:val="en-US"/>
@@ -1071,7 +1071,7 @@
       <w:r>
         <w:rPr>
           <w:rStyle w:val="MSGENFONTSTYLENAMETEMPLATEROLENUMBERMSGENFONTSTYLENAMEBYROLETEXT2"/>
-          <w:rFonts w:ascii="Tahoma" w:hAnsi="Tahoma" w:cs="Tahoma"/>
+          <w:rFonts w:ascii="Tahoma" w:hAnsi="Tahoma" w:cs="Tahoma" w:eastAsia="Tahoma"/>
           <w:sz w:val="22"/>
           <w:szCs w:val="22"/>
         </w:rPr>
@@ -1087,7 +1087,7 @@
         <w:jc w:val="both"/>
         <w:rPr>
           <w:rStyle w:val="MSGENFONTSTYLENAMETEMPLATEROLENUMBERMSGENFONTSTYLENAMEBYROLETEXT2"/>
-          <w:rFonts w:ascii="Tahoma" w:hAnsi="Tahoma" w:cs="Tahoma"/>
+          <w:rFonts w:ascii="Tahoma" w:hAnsi="Tahoma" w:cs="Tahoma" w:eastAsia="Tahoma"/>
           <w:sz w:val="22"/>
           <w:szCs w:val="22"/>
           <w:lang w:val="en-US"/>
@@ -1104,7 +1104,7 @@
         <w:ind w:left="142" w:right="46"/>
         <w:rPr>
           <w:rStyle w:val="MSGENFONTSTYLENAMETEMPLATEROLENUMBERMSGENFONTSTYLENAMEBYROLETEXT3"/>
-          <w:rFonts w:ascii="Tahoma" w:hAnsi="Tahoma" w:cs="Tahoma"/>
+          <w:rFonts w:ascii="Tahoma" w:hAnsi="Tahoma" w:cs="Tahoma" w:eastAsia="Tahoma"/>
           <w:b/>
           <w:bCs/>
           <w:i/>
@@ -1117,7 +1117,7 @@
       <w:r>
         <w:rPr>
           <w:rStyle w:val="MSGENFONTSTYLENAMETEMPLATEROLENUMBERMSGENFONTSTYLENAMEBYROLETEXT3"/>
-          <w:rFonts w:ascii="Tahoma" w:hAnsi="Tahoma" w:cs="Tahoma"/>
+          <w:rFonts w:ascii="Tahoma" w:hAnsi="Tahoma" w:cs="Tahoma" w:eastAsia="Tahoma"/>
           <w:b/>
           <w:bCs/>
           <w:i/>
@@ -1131,7 +1131,7 @@
       <w:r>
         <w:rPr>
           <w:rStyle w:val="MSGENFONTSTYLENAMETEMPLATEROLENUMBERMSGENFONTSTYLENAMEBYROLETEXT3"/>
-          <w:rFonts w:ascii="Tahoma" w:hAnsi="Tahoma" w:cs="Tahoma"/>
+          <w:rFonts w:ascii="Tahoma" w:hAnsi="Tahoma" w:cs="Tahoma" w:eastAsia="Tahoma"/>
           <w:b/>
           <w:bCs/>
           <w:i/>
@@ -1144,7 +1144,7 @@
       <w:r>
         <w:rPr>
           <w:rStyle w:val="MSGENFONTSTYLENAMETEMPLATEROLENUMBERMSGENFONTSTYLENAMEBYROLETEXT3"/>
-          <w:rFonts w:ascii="Tahoma" w:hAnsi="Tahoma" w:cs="Tahoma"/>
+          <w:rFonts w:ascii="Tahoma" w:hAnsi="Tahoma" w:cs="Tahoma" w:eastAsia="Tahoma"/>
           <w:b/>
           <w:bCs/>
           <w:i/>
@@ -1158,7 +1158,7 @@
       <w:r>
         <w:rPr>
           <w:rStyle w:val="MSGENFONTSTYLENAMETEMPLATEROLENUMBERMSGENFONTSTYLENAMEBYROLETEXT3"/>
-          <w:rFonts w:ascii="Tahoma" w:hAnsi="Tahoma" w:cs="Tahoma"/>
+          <w:rFonts w:ascii="Tahoma" w:hAnsi="Tahoma" w:cs="Tahoma" w:eastAsia="Tahoma"/>
           <w:b/>
           <w:bCs/>
           <w:i/>
@@ -1177,7 +1177,7 @@
         <w:ind w:left="142" w:right="46"/>
         <w:rPr>
           <w:rStyle w:val="MSGENFONTSTYLENAMETEMPLATEROLENUMBERMSGENFONTSTYLENAMEBYROLETEXT3"/>
-          <w:rFonts w:ascii="Tahoma" w:hAnsi="Tahoma" w:cs="Tahoma"/>
+          <w:rFonts w:ascii="Tahoma" w:hAnsi="Tahoma" w:cs="Tahoma" w:eastAsia="Tahoma"/>
           <w:b/>
           <w:bCs/>
           <w:i/>
@@ -1196,7 +1196,7 @@
         <w:ind w:left="142" w:right="46"/>
         <w:rPr>
           <w:rStyle w:val="MSGENFONTSTYLENAMETEMPLATEROLENUMBERMSGENFONTSTYLENAMEBYROLETEXT3"/>
-          <w:rFonts w:ascii="Tahoma" w:hAnsi="Tahoma" w:cs="Tahoma"/>
+          <w:rFonts w:ascii="Tahoma" w:hAnsi="Tahoma" w:cs="Tahoma" w:eastAsia="Tahoma"/>
           <w:b/>
           <w:bCs/>
           <w:i/>
@@ -1209,7 +1209,7 @@
       <w:r>
         <w:rPr>
           <w:rStyle w:val="MSGENFONTSTYLENAMETEMPLATEROLENUMBERMSGENFONTSTYLENAMEBYROLETEXT3"/>
-          <w:rFonts w:ascii="Tahoma" w:hAnsi="Tahoma" w:cs="Tahoma"/>
+          <w:rFonts w:ascii="Tahoma" w:hAnsi="Tahoma" w:cs="Tahoma" w:eastAsia="Tahoma"/>
           <w:b/>
           <w:bCs/>
           <w:i/>
@@ -1223,7 +1223,7 @@
       <w:r>
         <w:rPr>
           <w:rStyle w:val="MSGENFONTSTYLENAMETEMPLATEROLENUMBERMSGENFONTSTYLENAMEBYROLETEXT3"/>
-          <w:rFonts w:ascii="Tahoma" w:hAnsi="Tahoma" w:cs="Tahoma"/>
+          <w:rFonts w:ascii="Tahoma" w:hAnsi="Tahoma" w:cs="Tahoma" w:eastAsia="Tahoma"/>
           <w:b/>
           <w:bCs/>
           <w:i/>
@@ -1236,7 +1236,7 @@
       <w:r>
         <w:rPr>
           <w:rStyle w:val="MSGENFONTSTYLENAMETEMPLATEROLENUMBERMSGENFONTSTYLENAMEBYROLETEXT3"/>
-          <w:rFonts w:ascii="Tahoma" w:hAnsi="Tahoma" w:cs="Tahoma"/>
+          <w:rFonts w:ascii="Tahoma" w:hAnsi="Tahoma" w:cs="Tahoma" w:eastAsia="Tahoma"/>
           <w:b/>
           <w:bCs/>
           <w:i/>
@@ -1250,7 +1250,7 @@
       <w:r>
         <w:rPr>
           <w:rStyle w:val="MSGENFONTSTYLENAMETEMPLATEROLENUMBERMSGENFONTSTYLENAMEBYROLETEXT3"/>
-          <w:rFonts w:ascii="Tahoma" w:hAnsi="Tahoma" w:cs="Tahoma"/>
+          <w:rFonts w:ascii="Tahoma" w:hAnsi="Tahoma" w:cs="Tahoma" w:eastAsia="Tahoma"/>
           <w:b/>
           <w:bCs/>
           <w:i/>
@@ -1263,7 +1263,7 @@
       <w:r>
         <w:rPr>
           <w:rStyle w:val="MSGENFONTSTYLENAMETEMPLATEROLENUMBERMSGENFONTSTYLENAMEBYROLETEXT3"/>
-          <w:rFonts w:ascii="Tahoma" w:hAnsi="Tahoma" w:cs="Tahoma"/>
+          <w:rFonts w:ascii="Tahoma" w:hAnsi="Tahoma" w:cs="Tahoma" w:eastAsia="Tahoma"/>
           <w:b/>
           <w:bCs/>
           <w:i/>
@@ -1277,7 +1277,7 @@
       <w:r>
         <w:rPr>
           <w:rStyle w:val="MSGENFONTSTYLENAMETEMPLATEROLENUMBERMSGENFONTSTYLENAMEBYROLETEXT3"/>
-          <w:rFonts w:ascii="Tahoma" w:hAnsi="Tahoma" w:cs="Tahoma"/>
+          <w:rFonts w:ascii="Tahoma" w:hAnsi="Tahoma" w:cs="Tahoma" w:eastAsia="Tahoma"/>
           <w:b/>
           <w:bCs/>
           <w:i/>
@@ -1296,7 +1296,7 @@
         <w:ind w:left="142" w:right="46"/>
         <w:rPr>
           <w:rStyle w:val="MSGENFONTSTYLENAMETEMPLATEROLENUMBERMSGENFONTSTYLENAMEBYROLETEXT3"/>
-          <w:rFonts w:ascii="Tahoma" w:hAnsi="Tahoma" w:cs="Tahoma"/>
+          <w:rFonts w:ascii="Tahoma" w:hAnsi="Tahoma" w:cs="Tahoma" w:eastAsia="Tahoma"/>
           <w:b/>
           <w:bCs/>
           <w:i/>
@@ -1315,7 +1315,7 @@
         <w:ind w:left="142" w:right="46"/>
         <w:rPr>
           <w:rStyle w:val="MSGENFONTSTYLENAMETEMPLATEROLENUMBERMSGENFONTSTYLENAMEBYROLETEXT3"/>
-          <w:rFonts w:ascii="Tahoma" w:hAnsi="Tahoma" w:cs="Tahoma"/>
+          <w:rFonts w:ascii="Tahoma" w:hAnsi="Tahoma" w:cs="Tahoma" w:eastAsia="Tahoma"/>
           <w:b/>
           <w:bCs/>
           <w:i/>
@@ -1328,7 +1328,7 @@
       <w:r>
         <w:rPr>
           <w:rStyle w:val="MSGENFONTSTYLENAMETEMPLATEROLENUMBERMSGENFONTSTYLENAMEBYROLETEXT3"/>
-          <w:rFonts w:ascii="Tahoma" w:hAnsi="Tahoma" w:cs="Tahoma"/>
+          <w:rFonts w:ascii="Tahoma" w:hAnsi="Tahoma" w:cs="Tahoma" w:eastAsia="Tahoma"/>
           <w:b/>
           <w:bCs/>
           <w:i/>
@@ -1341,7 +1341,7 @@
       <w:r>
         <w:rPr>
           <w:rStyle w:val="MSGENFONTSTYLENAMETEMPLATEROLENUMBERMSGENFONTSTYLENAMEBYROLETEXT3"/>
-          <w:rFonts w:ascii="Tahoma" w:hAnsi="Tahoma" w:cs="Tahoma"/>
+          <w:rFonts w:ascii="Tahoma" w:hAnsi="Tahoma" w:cs="Tahoma" w:eastAsia="Tahoma"/>
           <w:b/>
           <w:bCs/>
           <w:i/>
@@ -1355,7 +1355,7 @@
       <w:r>
         <w:rPr>
           <w:rStyle w:val="MSGENFONTSTYLENAMETEMPLATEROLENUMBERMSGENFONTSTYLENAMEBYROLETEXT3"/>
-          <w:rFonts w:ascii="Tahoma" w:hAnsi="Tahoma" w:cs="Tahoma"/>
+          <w:rFonts w:ascii="Tahoma" w:hAnsi="Tahoma" w:cs="Tahoma" w:eastAsia="Tahoma"/>
           <w:b/>
           <w:bCs/>
           <w:i/>
@@ -1368,7 +1368,7 @@
       <w:r>
         <w:rPr>
           <w:rStyle w:val="MSGENFONTSTYLENAMETEMPLATEROLENUMBERMSGENFONTSTYLENAMEBYROLETEXT3"/>
-          <w:rFonts w:ascii="Tahoma" w:hAnsi="Tahoma" w:cs="Tahoma"/>
+          <w:rFonts w:ascii="Tahoma" w:hAnsi="Tahoma" w:cs="Tahoma" w:eastAsia="Tahoma"/>
           <w:b/>
           <w:bCs/>
           <w:i/>
@@ -1382,7 +1382,7 @@
       <w:r>
         <w:rPr>
           <w:rStyle w:val="MSGENFONTSTYLENAMETEMPLATEROLENUMBERMSGENFONTSTYLENAMEBYROLETEXT3"/>
-          <w:rFonts w:ascii="Tahoma" w:hAnsi="Tahoma" w:cs="Tahoma"/>
+          <w:rFonts w:ascii="Tahoma" w:hAnsi="Tahoma" w:cs="Tahoma" w:eastAsia="Tahoma"/>
           <w:b/>
           <w:bCs/>
           <w:i/>
@@ -1395,7 +1395,7 @@
       <w:r>
         <w:rPr>
           <w:rStyle w:val="MSGENFONTSTYLENAMETEMPLATEROLENUMBERMSGENFONTSTYLENAMEBYROLETEXT3"/>
-          <w:rFonts w:ascii="Tahoma" w:hAnsi="Tahoma" w:cs="Tahoma"/>
+          <w:rFonts w:ascii="Tahoma" w:hAnsi="Tahoma" w:cs="Tahoma" w:eastAsia="Tahoma"/>
           <w:b/>
           <w:bCs/>
           <w:i/>
@@ -1409,7 +1409,7 @@
       <w:r>
         <w:rPr>
           <w:rStyle w:val="MSGENFONTSTYLENAMETEMPLATEROLENUMBERMSGENFONTSTYLENAMEBYROLETEXT3"/>
-          <w:rFonts w:ascii="Tahoma" w:hAnsi="Tahoma" w:cs="Tahoma"/>
+          <w:rFonts w:ascii="Tahoma" w:hAnsi="Tahoma" w:cs="Tahoma" w:eastAsia="Tahoma"/>
           <w:b/>
           <w:bCs/>
           <w:i/>
@@ -1422,7 +1422,7 @@
       <w:r>
         <w:rPr>
           <w:rStyle w:val="MSGENFONTSTYLENAMETEMPLATEROLENUMBERMSGENFONTSTYLENAMEBYROLETEXT3"/>
-          <w:rFonts w:ascii="Tahoma" w:hAnsi="Tahoma" w:cs="Tahoma"/>
+          <w:rFonts w:ascii="Tahoma" w:hAnsi="Tahoma" w:cs="Tahoma" w:eastAsia="Tahoma"/>
           <w:b/>
           <w:bCs/>
           <w:i/>
@@ -1436,7 +1436,7 @@
       <w:r>
         <w:rPr>
           <w:rStyle w:val="MSGENFONTSTYLENAMETEMPLATEROLENUMBERMSGENFONTSTYLENAMEBYROLETEXT3"/>
-          <w:rFonts w:ascii="Tahoma" w:hAnsi="Tahoma" w:cs="Tahoma"/>
+          <w:rFonts w:ascii="Tahoma" w:hAnsi="Tahoma" w:cs="Tahoma" w:eastAsia="Tahoma"/>
           <w:b/>
           <w:bCs/>
           <w:i/>
@@ -1455,7 +1455,7 @@
         <w:ind w:left="142" w:right="46"/>
         <w:rPr>
           <w:rStyle w:val="MSGENFONTSTYLENAMETEMPLATEROLENUMBERMSGENFONTSTYLENAMEBYROLETEXT3"/>
-          <w:rFonts w:ascii="Tahoma" w:hAnsi="Tahoma" w:cs="Tahoma"/>
+          <w:rFonts w:ascii="Tahoma" w:hAnsi="Tahoma" w:cs="Tahoma" w:eastAsia="Tahoma"/>
           <w:b/>
           <w:bCs/>
           <w:i/>
@@ -1474,7 +1474,7 @@
         <w:ind w:left="142" w:right="46"/>
         <w:rPr>
           <w:rStyle w:val="MSGENFONTSTYLENAMETEMPLATEROLENUMBERMSGENFONTSTYLENAMEBYROLETEXT3"/>
-          <w:rFonts w:ascii="Tahoma" w:hAnsi="Tahoma" w:cs="Tahoma"/>
+          <w:rFonts w:ascii="Tahoma" w:hAnsi="Tahoma" w:cs="Tahoma" w:eastAsia="Tahoma"/>
           <w:b/>
           <w:bCs/>
           <w:i/>
@@ -1487,7 +1487,7 @@
       <w:r>
         <w:rPr>
           <w:rStyle w:val="MSGENFONTSTYLENAMETEMPLATEROLENUMBERMSGENFONTSTYLENAMEBYROLETEXT3"/>
-          <w:rFonts w:ascii="Tahoma" w:hAnsi="Tahoma" w:cs="Tahoma"/>
+          <w:rFonts w:ascii="Tahoma" w:hAnsi="Tahoma" w:cs="Tahoma" w:eastAsia="Tahoma"/>
           <w:b/>
           <w:bCs/>
           <w:i/>
@@ -1500,7 +1500,7 @@
       <w:r>
         <w:rPr>
           <w:rStyle w:val="MSGENFONTSTYLENAMETEMPLATEROLENUMBERMSGENFONTSTYLENAMEBYROLETEXT3"/>
-          <w:rFonts w:ascii="Tahoma" w:hAnsi="Tahoma" w:cs="Tahoma"/>
+          <w:rFonts w:ascii="Tahoma" w:hAnsi="Tahoma" w:cs="Tahoma" w:eastAsia="Tahoma"/>
           <w:b/>
           <w:bCs/>
           <w:i/>
@@ -1514,7 +1514,7 @@
       <w:r>
         <w:rPr>
           <w:rStyle w:val="MSGENFONTSTYLENAMETEMPLATEROLENUMBERMSGENFONTSTYLENAMEBYROLETEXT3"/>
-          <w:rFonts w:ascii="Tahoma" w:hAnsi="Tahoma" w:cs="Tahoma"/>
+          <w:rFonts w:ascii="Tahoma" w:hAnsi="Tahoma" w:cs="Tahoma" w:eastAsia="Tahoma"/>
           <w:b/>
           <w:bCs/>
           <w:i/>
@@ -1527,7 +1527,7 @@
       <w:r>
         <w:rPr>
           <w:rStyle w:val="MSGENFONTSTYLENAMETEMPLATEROLENUMBERMSGENFONTSTYLENAMEBYROLETEXT3"/>
-          <w:rFonts w:ascii="Tahoma" w:hAnsi="Tahoma" w:cs="Tahoma"/>
+          <w:rFonts w:ascii="Tahoma" w:hAnsi="Tahoma" w:cs="Tahoma" w:eastAsia="Tahoma"/>
           <w:b/>
           <w:bCs/>
           <w:i/>
@@ -1541,7 +1541,7 @@
       <w:r>
         <w:rPr>
           <w:rStyle w:val="MSGENFONTSTYLENAMETEMPLATEROLENUMBERMSGENFONTSTYLENAMEBYROLETEXT3"/>
-          <w:rFonts w:ascii="Tahoma" w:hAnsi="Tahoma" w:cs="Tahoma"/>
+          <w:rFonts w:ascii="Tahoma" w:hAnsi="Tahoma" w:cs="Tahoma" w:eastAsia="Tahoma"/>
           <w:b/>
           <w:bCs/>
           <w:i/>
@@ -1554,7 +1554,7 @@
       <w:r>
         <w:rPr>
           <w:rStyle w:val="MSGENFONTSTYLENAMETEMPLATEROLENUMBERMSGENFONTSTYLENAMEBYROLETEXT3"/>
-          <w:rFonts w:ascii="Tahoma" w:hAnsi="Tahoma" w:cs="Tahoma"/>
+          <w:rFonts w:ascii="Tahoma" w:hAnsi="Tahoma" w:cs="Tahoma" w:eastAsia="Tahoma"/>
           <w:b/>
           <w:bCs/>
           <w:i/>
@@ -1568,7 +1568,7 @@
       <w:r>
         <w:rPr>
           <w:rStyle w:val="MSGENFONTSTYLENAMETEMPLATEROLENUMBERMSGENFONTSTYLENAMEBYROLETEXT3"/>
-          <w:rFonts w:ascii="Tahoma" w:hAnsi="Tahoma" w:cs="Tahoma"/>
+          <w:rFonts w:ascii="Tahoma" w:hAnsi="Tahoma" w:cs="Tahoma" w:eastAsia="Tahoma"/>
           <w:b/>
           <w:bCs/>
           <w:i/>
@@ -1587,7 +1587,7 @@
         <w:ind w:left="142" w:right="46"/>
         <w:rPr>
           <w:rStyle w:val="MSGENFONTSTYLENAMETEMPLATEROLENUMBERMSGENFONTSTYLENAMEBYROLETEXT3"/>
-          <w:rFonts w:ascii="Tahoma" w:hAnsi="Tahoma" w:cs="Tahoma"/>
+          <w:rFonts w:ascii="Tahoma" w:hAnsi="Tahoma" w:cs="Tahoma" w:eastAsia="Tahoma"/>
           <w:b/>
           <w:bCs/>
           <w:i/>
@@ -1606,7 +1606,7 @@
         <w:ind w:left="142" w:right="46"/>
         <w:rPr>
           <w:rStyle w:val="MSGENFONTSTYLENAMETEMPLATEROLENUMBERMSGENFONTSTYLENAMEBYROLETEXT3"/>
-          <w:rFonts w:ascii="Tahoma" w:hAnsi="Tahoma" w:cs="Tahoma"/>
+          <w:rFonts w:ascii="Tahoma" w:hAnsi="Tahoma" w:cs="Tahoma" w:eastAsia="Tahoma"/>
           <w:b/>
           <w:bCs/>
           <w:i/>
@@ -1619,7 +1619,7 @@
       <w:r>
         <w:rPr>
           <w:rStyle w:val="MSGENFONTSTYLENAMETEMPLATEROLENUMBERMSGENFONTSTYLENAMEBYROLETEXT3"/>
-          <w:rFonts w:ascii="Tahoma" w:hAnsi="Tahoma" w:cs="Tahoma"/>
+          <w:rFonts w:ascii="Tahoma" w:hAnsi="Tahoma" w:cs="Tahoma" w:eastAsia="Tahoma"/>
           <w:b/>
           <w:bCs/>
           <w:i/>
@@ -1638,7 +1638,7 @@
         <w:ind w:left="142" w:right="46"/>
         <w:rPr>
           <w:rStyle w:val="MSGENFONTSTYLENAMETEMPLATEROLENUMBERMSGENFONTSTYLENAMEBYROLETEXT3"/>
-          <w:rFonts w:ascii="Tahoma" w:hAnsi="Tahoma" w:cs="Tahoma"/>
+          <w:rFonts w:ascii="Tahoma" w:hAnsi="Tahoma" w:cs="Tahoma" w:eastAsia="Tahoma"/>
           <w:b/>
           <w:bCs/>
           <w:i/>
@@ -1657,7 +1657,7 @@
         <w:ind w:left="142" w:right="46"/>
         <w:rPr>
           <w:rStyle w:val="MSGENFONTSTYLENAMETEMPLATEROLENUMBERMSGENFONTSTYLENAMEBYROLETEXT3"/>
-          <w:rFonts w:ascii="Tahoma" w:hAnsi="Tahoma" w:cs="Tahoma"/>
+          <w:rFonts w:ascii="Tahoma" w:hAnsi="Tahoma" w:cs="Tahoma" w:eastAsia="Tahoma"/>
           <w:sz w:val="22"/>
           <w:szCs w:val="22"/>
           <w:lang w:val="en-US"/>
@@ -1666,7 +1666,7 @@
       <w:r>
         <w:rPr>
           <w:rStyle w:val="MSGENFONTSTYLENAMETEMPLATEROLENUMBERMSGENFONTSTYLENAMEBYROLETEXT3"/>
-          <w:rFonts w:ascii="Tahoma" w:hAnsi="Tahoma" w:cs="Tahoma"/>
+          <w:rFonts w:ascii="Tahoma" w:hAnsi="Tahoma" w:cs="Tahoma" w:eastAsia="Tahoma"/>
           <w:b/>
           <w:bCs/>
           <w:i/>
@@ -1679,7 +1679,7 @@
       <w:r>
         <w:rPr>
           <w:rStyle w:val="MSGENFONTSTYLENAMETEMPLATEROLENUMBERMSGENFONTSTYLENAMEBYROLETEXT3"/>
-          <w:rFonts w:ascii="Tahoma" w:hAnsi="Tahoma" w:cs="Tahoma"/>
+          <w:rFonts w:ascii="Tahoma" w:hAnsi="Tahoma" w:cs="Tahoma" w:eastAsia="Tahoma"/>
           <w:b/>
           <w:bCs/>
           <w:i/>
@@ -1693,7 +1693,7 @@
       <w:r>
         <w:rPr>
           <w:rStyle w:val="MSGENFONTSTYLENAMETEMPLATEROLENUMBERMSGENFONTSTYLENAMEBYROLETEXT3"/>
-          <w:rFonts w:ascii="Tahoma" w:hAnsi="Tahoma" w:cs="Tahoma"/>
+          <w:rFonts w:ascii="Tahoma" w:hAnsi="Tahoma" w:cs="Tahoma" w:eastAsia="Tahoma"/>
           <w:sz w:val="22"/>
           <w:szCs w:val="22"/>
           <w:lang w:val="en-US" w:eastAsia="en-US"/>
@@ -1702,7 +1702,7 @@
       </w:r>
       <w:r>
         <w:rPr>
-          <w:rFonts w:ascii="Tahoma" w:hAnsi="Tahoma" w:cs="Tahoma"/>
+          <w:rFonts w:ascii="Tahoma" w:hAnsi="Tahoma" w:cs="Tahoma" w:eastAsia="Tahoma"/>
           <w:sz w:val="22"/>
           <w:szCs w:val="22"/>
           <w:shd w:val="clear" w:color="auto" w:fill="FFFFFF"/>
@@ -1712,7 +1712,7 @@
       </w:r>
       <w:r>
         <w:rPr>
-          <w:rFonts w:ascii="Tahoma" w:hAnsi="Tahoma" w:cs="Tahoma"/>
+          <w:rFonts w:ascii="Tahoma" w:hAnsi="Tahoma" w:cs="Tahoma" w:eastAsia="Tahoma"/>
           <w:sz w:val="22"/>
           <w:szCs w:val="22"/>
           <w:shd w:val="clear" w:color="auto" w:fill="FFFFFF"/>
@@ -1722,7 +1722,7 @@
       </w:r>
       <w:r>
         <w:rPr>
-          <w:rFonts w:ascii="Tahoma" w:hAnsi="Tahoma" w:cs="Tahoma"/>
+          <w:rFonts w:ascii="Tahoma" w:hAnsi="Tahoma" w:cs="Tahoma" w:eastAsia="Tahoma"/>
           <w:sz w:val="22"/>
           <w:szCs w:val="22"/>
           <w:shd w:val="clear" w:color="auto" w:fill="FFFFFF"/>
@@ -1739,7 +1739,7 @@
         <w:ind w:left="142" w:right="46"/>
         <w:rPr>
           <w:rStyle w:val="MSGENFONTSTYLENAMETEMPLATEROLEMSGENFONTSTYLENAMEBYROLEPICTURECAPTION"/>
-          <w:rFonts w:ascii="Tahoma" w:hAnsi="Tahoma" w:cs="Tahoma"/>
+          <w:rFonts w:ascii="Tahoma" w:hAnsi="Tahoma" w:cs="Tahoma" w:eastAsia="Tahoma"/>
           <w:b/>
           <w:bCs/>
           <w:i/>
@@ -1763,7 +1763,7 @@
       <w:r>
         <w:rPr>
           <w:rStyle w:val="MSGENFONTSTYLENAMETEMPLATEROLEMSGENFONTSTYLENAMEBYROLEPICTURECAPTION"/>
-          <w:rFonts w:ascii="Tahoma" w:hAnsi="Tahoma" w:cs="Tahoma"/>
+          <w:rFonts w:ascii="Tahoma" w:hAnsi="Tahoma" w:cs="Tahoma" w:eastAsia="Tahoma"/>
           <w:sz w:val="22"/>
           <w:szCs w:val="22"/>
         </w:rPr>
@@ -1795,7 +1795,7 @@
               <w:snapToGrid w:val="0"/>
               <w:jc w:val="center"/>
               <w:rPr>
-                <w:rFonts w:ascii="Tahoma" w:hAnsi="Tahoma" w:cs="Tahoma"/>
+                <w:rFonts w:ascii="Tahoma" w:hAnsi="Tahoma" w:cs="Tahoma" w:eastAsia="Tahoma"/>
                 <w:sz w:val="22"/>
                 <w:szCs w:val="22"/>
                 <w:lang w:val="id-ID"/>
@@ -1806,7 +1806,7 @@
             <w:pPr>
               <w:jc w:val="center"/>
               <w:rPr>
-                <w:rFonts w:ascii="Tahoma" w:hAnsi="Tahoma" w:cs="Tahoma"/>
+                <w:rFonts w:ascii="Tahoma" w:hAnsi="Tahoma" w:cs="Tahoma" w:eastAsia="Tahoma"/>
                 <w:sz w:val="22"/>
                 <w:szCs w:val="22"/>
                 <w:lang w:val="id-ID"/>
@@ -1817,7 +1817,7 @@
             <w:pPr>
               <w:jc w:val="center"/>
               <w:rPr>
-                <w:rFonts w:ascii="Tahoma" w:hAnsi="Tahoma" w:cs="Tahoma"/>
+                <w:rFonts w:ascii="Tahoma" w:hAnsi="Tahoma" w:cs="Tahoma" w:eastAsia="Tahoma"/>
                 <w:sz w:val="22"/>
                 <w:szCs w:val="22"/>
                 <w:lang w:val="id-ID"/>
@@ -1825,7 +1825,7 @@
             </w:pPr>
             <w:r>
               <w:rPr>
-                <w:rFonts w:ascii="Tahoma" w:hAnsi="Tahoma" w:cs="Tahoma"/>
+                <w:rFonts w:ascii="Tahoma" w:hAnsi="Tahoma" w:cs="Tahoma" w:eastAsia="Tahoma"/>
                 <w:sz w:val="22"/>
                 <w:szCs w:val="22"/>
                 <w:lang w:val="id-ID"/>
@@ -1839,7 +1839,7 @@
             </w:pPr>
             <w:r>
               <w:rPr>
-                <w:rFonts w:ascii="Tahoma" w:hAnsi="Tahoma" w:cs="Tahoma"/>
+                <w:rFonts w:ascii="Tahoma" w:hAnsi="Tahoma" w:cs="Tahoma" w:eastAsia="Tahoma"/>
                 <w:sz w:val="22"/>
                 <w:szCs w:val="22"/>
                 <w:lang w:val="id-ID"/>
@@ -1848,7 +1848,7 @@
             </w:r>
             <w:r>
               <w:rPr>
-                <w:rFonts w:ascii="Tahoma" w:hAnsi="Tahoma" w:cs="Tahoma"/>
+                <w:rFonts w:ascii="Tahoma" w:hAnsi="Tahoma" w:cs="Tahoma" w:eastAsia="Tahoma"/>
                 <w:sz w:val="22"/>
                 <w:szCs w:val="22"/>
                 <w:lang w:val="en-AU"/>
@@ -1860,7 +1860,7 @@
             <w:pPr>
               <w:jc w:val="center"/>
               <w:rPr>
-                <w:rFonts w:ascii="Tahoma" w:hAnsi="Tahoma" w:cs="Tahoma"/>
+                <w:rFonts w:ascii="Tahoma" w:hAnsi="Tahoma" w:cs="Tahoma" w:eastAsia="Tahoma"/>
                 <w:sz w:val="22"/>
                 <w:szCs w:val="22"/>
                 <w:lang w:val="en-AU"/>
@@ -1870,16 +1870,16 @@
           <w:p>
             <w:pPr>
               <w:rPr>
-                <w:rFonts w:ascii="Tahoma" w:hAnsi="Tahoma" w:cs="Tahoma"/>
-                <w:sz w:val="22"/>
-                <w:szCs w:val="22"/>
-              </w:rPr>
-            </w:pPr>
-          </w:p>
-          <w:p>
-            <w:pPr>
-              <w:rPr>
-                <w:rFonts w:ascii="Tahoma" w:hAnsi="Tahoma" w:cs="Tahoma"/>
+                <w:rFonts w:ascii="Tahoma" w:hAnsi="Tahoma" w:cs="Tahoma" w:eastAsia="Tahoma"/>
+                <w:sz w:val="22"/>
+                <w:szCs w:val="22"/>
+              </w:rPr>
+            </w:pPr>
+          </w:p>
+          <w:p>
+            <w:pPr>
+              <w:rPr>
+                <w:rFonts w:ascii="Tahoma" w:hAnsi="Tahoma" w:cs="Tahoma" w:eastAsia="Tahoma"/>
                 <w:sz w:val="36"/>
                 <w:szCs w:val="36"/>
               </w:rPr>
@@ -1889,7 +1889,7 @@
             <w:pPr>
               <w:jc w:val="center"/>
               <w:rPr>
-                <w:rFonts w:ascii="Tahoma" w:hAnsi="Tahoma" w:cs="Tahoma"/>
+                <w:rFonts w:ascii="Tahoma" w:hAnsi="Tahoma" w:cs="Tahoma" w:eastAsia="Tahoma"/>
                 <w:sz w:val="32"/>
                 <w:szCs w:val="32"/>
                 <w:u w:val="single"/>
@@ -1898,7 +1898,7 @@
             </w:pPr>
             <w:r>
               <w:rPr>
-                <w:rFonts w:ascii="Tahoma" w:hAnsi="Tahoma" w:cs="Tahoma"/>
+                <w:rFonts w:ascii="Tahoma" w:hAnsi="Tahoma" w:cs="Tahoma" w:eastAsia="Tahoma"/>
                 <w:sz w:val="22"/>
                 <w:szCs w:val="22"/>
                 <w:u w:val="single"/>
@@ -1911,14 +1911,14 @@
             <w:pPr>
               <w:jc w:val="center"/>
               <w:rPr>
-                <w:rFonts w:ascii="Tahoma" w:hAnsi="Tahoma" w:cs="Tahoma"/>
-                <w:sz w:val="22"/>
-                <w:szCs w:val="22"/>
-              </w:rPr>
-            </w:pPr>
-            <w:r>
-              <w:rPr>
-                <w:rFonts w:ascii="Tahoma" w:hAnsi="Tahoma" w:cs="Tahoma"/>
+                <w:rFonts w:ascii="Tahoma" w:hAnsi="Tahoma" w:cs="Tahoma" w:eastAsia="Tahoma"/>
+                <w:sz w:val="22"/>
+                <w:szCs w:val="22"/>
+              </w:rPr>
+            </w:pPr>
+            <w:r>
+              <w:rPr>
+                <w:rFonts w:ascii="Tahoma" w:hAnsi="Tahoma" w:cs="Tahoma" w:eastAsia="Tahoma"/>
                 <w:sz w:val="22"/>
                 <w:szCs w:val="22"/>
                 <w:lang w:val="id-ID"/>
@@ -1927,7 +1927,7 @@
             </w:r>
             <w:r>
               <w:rPr>
-                <w:rFonts w:ascii="Tahoma" w:hAnsi="Tahoma" w:cs="Tahoma"/>
+                <w:rFonts w:ascii="Tahoma" w:hAnsi="Tahoma" w:cs="Tahoma" w:eastAsia="Tahoma"/>
                 <w:sz w:val="22"/>
                 <w:szCs w:val="22"/>
               </w:rPr>
@@ -1935,7 +1935,7 @@
             </w:r>
             <w:r>
               <w:rPr>
-                <w:rFonts w:ascii="Tahoma" w:hAnsi="Tahoma" w:cs="Tahoma"/>
+                <w:rFonts w:ascii="Tahoma" w:hAnsi="Tahoma" w:cs="Tahoma" w:eastAsia="Tahoma"/>
                 <w:sz w:val="22"/>
                 <w:szCs w:val="22"/>
                 <w:lang w:val="id-ID"/>
@@ -1944,7 +1944,7 @@
             </w:r>
             <w:r>
               <w:rPr>
-                <w:rFonts w:ascii="Tahoma" w:hAnsi="Tahoma" w:cs="Tahoma"/>
+                <w:rFonts w:ascii="Tahoma" w:hAnsi="Tahoma" w:cs="Tahoma" w:eastAsia="Tahoma"/>
                 <w:sz w:val="22"/>
                 <w:szCs w:val="22"/>
               </w:rPr>
@@ -1952,7 +1952,7 @@
             </w:r>
             <w:r>
               <w:rPr>
-                <w:rFonts w:ascii="Tahoma" w:hAnsi="Tahoma" w:cs="Tahoma"/>
+                <w:rFonts w:ascii="Tahoma" w:hAnsi="Tahoma" w:cs="Tahoma" w:eastAsia="Tahoma"/>
                 <w:sz w:val="22"/>
                 <w:szCs w:val="22"/>
                 <w:shd w:val="clear" w:color="auto" w:fill="FFFFFF"/>
@@ -1969,7 +1969,7 @@
             <w:pPr>
               <w:jc w:val="center"/>
               <w:rPr>
-                <w:rFonts w:ascii="Tahoma" w:hAnsi="Tahoma" w:cs="Tahoma"/>
+                <w:rFonts w:ascii="Tahoma" w:hAnsi="Tahoma" w:cs="Tahoma" w:eastAsia="Tahoma"/>
                 <w:sz w:val="22"/>
                 <w:szCs w:val="22"/>
                 <w:lang w:val="id-ID"/>
@@ -1977,7 +1977,7 @@
             </w:pPr>
             <w:r>
               <w:rPr>
-                <w:rFonts w:ascii="Tahoma" w:hAnsi="Tahoma" w:cs="Tahoma"/>
+                <w:rFonts w:ascii="Tahoma" w:hAnsi="Tahoma" w:cs="Tahoma" w:eastAsia="Tahoma"/>
                 <w:sz w:val="22"/>
                 <w:szCs w:val="22"/>
                 <w:lang w:val="id-ID"/>
@@ -1991,7 +1991,7 @@
             </w:pPr>
             <w:r>
               <w:rPr>
-                <w:rFonts w:ascii="Tahoma" w:hAnsi="Tahoma" w:cs="Tahoma"/>
+                <w:rFonts w:ascii="Tahoma" w:hAnsi="Tahoma" w:cs="Tahoma" w:eastAsia="Tahoma"/>
                 <w:sz w:val="22"/>
                 <w:szCs w:val="22"/>
                 <w:lang w:val="id-ID"/>
@@ -2000,7 +2000,7 @@
             </w:r>
             <w:r>
               <w:rPr>
-                <w:rFonts w:ascii="Tahoma" w:hAnsi="Tahoma" w:cs="Tahoma"/>
+                <w:rFonts w:ascii="Tahoma" w:hAnsi="Tahoma" w:cs="Tahoma" w:eastAsia="Tahoma"/>
                 <w:sz w:val="22"/>
                 <w:szCs w:val="22"/>
                 <w:lang w:val="en-AU"/>
@@ -2012,7 +2012,7 @@
             <w:pPr>
               <w:jc w:val="center"/>
               <w:rPr>
-                <w:rFonts w:ascii="Tahoma" w:hAnsi="Tahoma" w:cs="Tahoma"/>
+                <w:rFonts w:ascii="Tahoma" w:hAnsi="Tahoma" w:cs="Tahoma" w:eastAsia="Tahoma"/>
                 <w:sz w:val="22"/>
                 <w:szCs w:val="22"/>
                 <w:lang w:val="en-AU"/>
@@ -2020,7 +2020,7 @@
             </w:pPr>
             <w:r>
               <w:rPr>
-                <w:rFonts w:ascii="Tahoma" w:hAnsi="Tahoma" w:cs="Tahoma"/>
+                <w:rFonts w:ascii="Tahoma" w:hAnsi="Tahoma" w:cs="Tahoma" w:eastAsia="Tahoma"/>
                 <w:sz w:val="22"/>
                 <w:szCs w:val="22"/>
                 <w:lang w:val="en-AU"/>
@@ -2032,7 +2032,7 @@
             <w:pPr>
               <w:jc w:val="center"/>
               <w:rPr>
-                <w:rFonts w:ascii="Tahoma" w:hAnsi="Tahoma" w:cs="Tahoma"/>
+                <w:rFonts w:ascii="Tahoma" w:hAnsi="Tahoma" w:cs="Tahoma" w:eastAsia="Tahoma"/>
                 <w:sz w:val="22"/>
                 <w:szCs w:val="22"/>
                 <w:lang w:val="en-AU"/>
@@ -2040,7 +2040,7 @@
             </w:pPr>
             <w:r>
               <w:rPr>
-                <w:rFonts w:ascii="Tahoma" w:hAnsi="Tahoma" w:cs="Tahoma"/>
+                <w:rFonts w:ascii="Tahoma" w:hAnsi="Tahoma" w:cs="Tahoma" w:eastAsia="Tahoma"/>
                 <w:sz w:val="22"/>
                 <w:szCs w:val="22"/>
                 <w:lang w:val="en-AU"/>
@@ -2052,7 +2052,7 @@
             <w:pPr>
               <w:jc w:val="center"/>
               <w:rPr>
-                <w:rFonts w:ascii="Tahoma" w:hAnsi="Tahoma" w:cs="Tahoma"/>
+                <w:rFonts w:ascii="Tahoma" w:hAnsi="Tahoma" w:cs="Tahoma" w:eastAsia="Tahoma"/>
                 <w:sz w:val="40"/>
                 <w:szCs w:val="40"/>
                 <w:lang w:eastAsia="en-US"/>
@@ -2083,7 +2083,7 @@
             <w:pPr>
               <w:jc w:val="center"/>
               <w:rPr>
-                <w:rFonts w:ascii="Tahoma" w:hAnsi="Tahoma" w:cs="Tahoma"/>
+                <w:rFonts w:ascii="Tahoma" w:hAnsi="Tahoma" w:cs="Tahoma" w:eastAsia="Tahoma"/>
                 <w:sz w:val="22"/>
                 <w:szCs w:val="22"/>
                 <w:u w:val="single"/>
@@ -2091,7 +2091,7 @@
             </w:pPr>
             <w:r>
               <w:rPr>
-                <w:rFonts w:ascii="Tahoma" w:hAnsi="Tahoma" w:cs="Tahoma"/>
+                <w:rFonts w:ascii="Tahoma" w:hAnsi="Tahoma" w:cs="Tahoma" w:eastAsia="Tahoma"/>
                 <w:sz w:val="22"/>
                 <w:szCs w:val="22"/>
                 <w:u w:val="single"/>
@@ -2103,7 +2103,7 @@
             <w:pPr>
               <w:jc w:val="center"/>
               <w:rPr>
-                <w:rFonts w:ascii="Tahoma" w:hAnsi="Tahoma" w:cs="Tahoma"/>
+                <w:rFonts w:ascii="Tahoma" w:hAnsi="Tahoma" w:cs="Tahoma" w:eastAsia="Tahoma"/>
                 <w:sz w:val="22"/>
                 <w:szCs w:val="22"/>
                 <w:lang w:val="id-ID"/>
@@ -2111,7 +2111,7 @@
             </w:pPr>
             <w:r>
               <w:rPr>
-                <w:rFonts w:ascii="Tahoma" w:hAnsi="Tahoma" w:cs="Tahoma"/>
+                <w:rFonts w:ascii="Tahoma" w:hAnsi="Tahoma" w:cs="Tahoma" w:eastAsia="Tahoma"/>
                 <w:sz w:val="22"/>
                 <w:szCs w:val="22"/>
               </w:rPr>
@@ -2119,7 +2119,7 @@
             </w:r>
             <w:r>
               <w:rPr>
-                <w:rFonts w:ascii="Tahoma" w:hAnsi="Tahoma" w:cs="Tahoma"/>
+                <w:rFonts w:ascii="Tahoma" w:hAnsi="Tahoma" w:cs="Tahoma" w:eastAsia="Tahoma"/>
                 <w:sz w:val="22"/>
                 <w:szCs w:val="22"/>
                 <w:shd w:val="clear" w:color="auto" w:fill="FFFFFF"/>
@@ -2136,7 +2136,7 @@
             <w:pPr>
               <w:jc w:val="center"/>
               <w:rPr>
-                <w:rFonts w:ascii="Tahoma" w:hAnsi="Tahoma" w:cs="Tahoma"/>
+                <w:rFonts w:ascii="Tahoma" w:hAnsi="Tahoma" w:cs="Tahoma" w:eastAsia="Tahoma"/>
                 <w:sz w:val="22"/>
                 <w:szCs w:val="22"/>
                 <w:lang w:val="id-ID"/>
@@ -2144,7 +2144,7 @@
             </w:pPr>
             <w:r>
               <w:rPr>
-                <w:rFonts w:ascii="Tahoma" w:hAnsi="Tahoma" w:cs="Tahoma"/>
+                <w:rFonts w:ascii="Tahoma" w:hAnsi="Tahoma" w:cs="Tahoma" w:eastAsia="Tahoma"/>
                 <w:sz w:val="22"/>
                 <w:szCs w:val="22"/>
                 <w:lang w:val="id-ID"/>
@@ -2158,7 +2158,7 @@
             </w:pPr>
             <w:r>
               <w:rPr>
-                <w:rFonts w:ascii="Tahoma" w:hAnsi="Tahoma" w:cs="Tahoma"/>
+                <w:rFonts w:ascii="Tahoma" w:hAnsi="Tahoma" w:cs="Tahoma" w:eastAsia="Tahoma"/>
                 <w:sz w:val="22"/>
                 <w:szCs w:val="22"/>
                 <w:lang w:val="id-ID"/>
@@ -2167,7 +2167,7 @@
             </w:r>
             <w:r>
               <w:rPr>
-                <w:rFonts w:ascii="Tahoma" w:hAnsi="Tahoma" w:cs="Tahoma"/>
+                <w:rFonts w:ascii="Tahoma" w:hAnsi="Tahoma" w:cs="Tahoma" w:eastAsia="Tahoma"/>
                 <w:sz w:val="22"/>
                 <w:szCs w:val="22"/>
                 <w:lang w:val="en-AU"/>
@@ -2179,7 +2179,7 @@
             <w:pPr>
               <w:jc w:val="center"/>
               <w:rPr>
-                <w:rFonts w:ascii="Tahoma" w:hAnsi="Tahoma" w:cs="Tahoma"/>
+                <w:rFonts w:ascii="Tahoma" w:hAnsi="Tahoma" w:cs="Tahoma" w:eastAsia="Tahoma"/>
                 <w:sz w:val="22"/>
                 <w:szCs w:val="22"/>
                 <w:lang w:val="en-AU"/>
@@ -2187,7 +2187,7 @@
             </w:pPr>
             <w:r>
               <w:rPr>
-                <w:rFonts w:ascii="Tahoma" w:hAnsi="Tahoma" w:cs="Tahoma"/>
+                <w:rFonts w:ascii="Tahoma" w:hAnsi="Tahoma" w:cs="Tahoma" w:eastAsia="Tahoma"/>
                 <w:sz w:val="22"/>
                 <w:szCs w:val="22"/>
                 <w:lang w:val="en-AU"/>
@@ -2199,7 +2199,7 @@
             <w:pPr>
               <w:jc w:val="center"/>
               <w:rPr>
-                <w:rFonts w:ascii="Tahoma" w:hAnsi="Tahoma" w:cs="Tahoma"/>
+                <w:rFonts w:ascii="Tahoma" w:hAnsi="Tahoma" w:cs="Tahoma" w:eastAsia="Tahoma"/>
                 <w:sz w:val="22"/>
                 <w:szCs w:val="22"/>
                 <w:lang w:eastAsia="en-US"/>
@@ -2220,7 +2220,7 @@
             <w:pPr>
               <w:jc w:val="center"/>
               <w:rPr>
-                <w:rFonts w:ascii="Tahoma" w:hAnsi="Tahoma" w:cs="Tahoma"/>
+                <w:rFonts w:ascii="Tahoma" w:hAnsi="Tahoma" w:cs="Tahoma" w:eastAsia="Tahoma"/>
                 <w:sz w:val="22"/>
                 <w:szCs w:val="22"/>
                 <w:lang w:eastAsia="en-US"/>
@@ -2231,7 +2231,7 @@
             <w:pPr>
               <w:jc w:val="center"/>
               <w:rPr>
-                <w:rFonts w:ascii="Tahoma" w:hAnsi="Tahoma" w:cs="Tahoma"/>
+                <w:rFonts w:ascii="Tahoma" w:hAnsi="Tahoma" w:cs="Tahoma" w:eastAsia="Tahoma"/>
                 <w:sz w:val="22"/>
                 <w:szCs w:val="22"/>
                 <w:u w:val="single"/>
@@ -2239,7 +2239,7 @@
             </w:pPr>
             <w:r>
               <w:rPr>
-                <w:rFonts w:ascii="Tahoma" w:hAnsi="Tahoma" w:cs="Tahoma"/>
+                <w:rFonts w:ascii="Tahoma" w:hAnsi="Tahoma" w:cs="Tahoma" w:eastAsia="Tahoma"/>
                 <w:sz w:val="22"/>
                 <w:szCs w:val="22"/>
                 <w:u w:val="single"/>
@@ -2251,14 +2251,14 @@
             <w:pPr>
               <w:jc w:val="center"/>
               <w:rPr>
-                <w:rFonts w:ascii="Tahoma" w:hAnsi="Tahoma" w:cs="Tahoma"/>
-                <w:sz w:val="22"/>
-                <w:szCs w:val="22"/>
-              </w:rPr>
-            </w:pPr>
-            <w:r>
-              <w:rPr>
-                <w:rFonts w:ascii="Tahoma" w:hAnsi="Tahoma" w:cs="Tahoma"/>
+                <w:rFonts w:ascii="Tahoma" w:hAnsi="Tahoma" w:cs="Tahoma" w:eastAsia="Tahoma"/>
+                <w:sz w:val="22"/>
+                <w:szCs w:val="22"/>
+              </w:rPr>
+            </w:pPr>
+            <w:r>
+              <w:rPr>
+                <w:rFonts w:ascii="Tahoma" w:hAnsi="Tahoma" w:cs="Tahoma" w:eastAsia="Tahoma"/>
                 <w:sz w:val="22"/>
                 <w:szCs w:val="22"/>
               </w:rPr>
@@ -2278,7 +2278,7 @@
             <w:pPr>
               <w:snapToGrid w:val="0"/>
               <w:rPr>
-                <w:rFonts w:ascii="Tahoma" w:hAnsi="Tahoma" w:cs="Tahoma"/>
+                <w:rFonts w:ascii="Tahoma" w:hAnsi="Tahoma" w:cs="Tahoma" w:eastAsia="Tahoma"/>
                 <w:sz w:val="22"/>
                 <w:szCs w:val="22"/>
               </w:rPr>
@@ -2299,14 +2299,14 @@
                 <w:tab w:val="left" w:pos="8265"/>
               </w:tabs>
               <w:rPr>
-                <w:rFonts w:ascii="Tahoma" w:hAnsi="Tahoma" w:cs="Tahoma"/>
-                <w:sz w:val="22"/>
-                <w:szCs w:val="22"/>
-              </w:rPr>
-            </w:pPr>
-            <w:r>
-              <w:rPr>
-                <w:rFonts w:ascii="Tahoma" w:hAnsi="Tahoma" w:cs="Tahoma"/>
+                <w:rFonts w:ascii="Tahoma" w:hAnsi="Tahoma" w:cs="Tahoma" w:eastAsia="Tahoma"/>
+                <w:sz w:val="22"/>
+                <w:szCs w:val="22"/>
+              </w:rPr>
+            </w:pPr>
+            <w:r>
+              <w:rPr>
+                <w:rFonts w:ascii="Tahoma" w:hAnsi="Tahoma" w:cs="Tahoma" w:eastAsia="Tahoma"/>
                 <w:sz w:val="22"/>
                 <w:szCs w:val="22"/>
               </w:rPr>
@@ -2327,14 +2327,14 @@
                 <w:tab w:val="left" w:pos="8265"/>
               </w:tabs>
               <w:rPr>
-                <w:rFonts w:ascii="Tahoma" w:hAnsi="Tahoma" w:cs="Tahoma"/>
-                <w:sz w:val="22"/>
-                <w:szCs w:val="22"/>
-              </w:rPr>
-            </w:pPr>
-            <w:r>
-              <w:rPr>
-                <w:rFonts w:ascii="Tahoma" w:hAnsi="Tahoma" w:cs="Tahoma"/>
+                <w:rFonts w:ascii="Tahoma" w:hAnsi="Tahoma" w:cs="Tahoma" w:eastAsia="Tahoma"/>
+                <w:sz w:val="22"/>
+                <w:szCs w:val="22"/>
+              </w:rPr>
+            </w:pPr>
+            <w:r>
+              <w:rPr>
+                <w:rFonts w:ascii="Tahoma" w:hAnsi="Tahoma" w:cs="Tahoma" w:eastAsia="Tahoma"/>
                 <w:sz w:val="22"/>
                 <w:szCs w:val="22"/>
               </w:rPr>
@@ -2343,7 +2343,7 @@
             </w:r>
             <w:r>
               <w:rPr>
-                <w:rFonts w:ascii="Tahoma" w:hAnsi="Tahoma" w:cs="Tahoma"/>
+                <w:rFonts w:ascii="Tahoma" w:hAnsi="Tahoma" w:cs="Tahoma" w:eastAsia="Tahoma"/>
                 <w:sz w:val="22"/>
                 <w:szCs w:val="22"/>
               </w:rPr>
@@ -2365,7 +2365,7 @@
               <w:snapToGrid w:val="0"/>
               <w:ind w:firstLine="993"/>
               <w:rPr>
-                <w:rFonts w:ascii="Tahoma" w:hAnsi="Tahoma" w:cs="Tahoma"/>
+                <w:rFonts w:ascii="Tahoma" w:hAnsi="Tahoma" w:cs="Tahoma" w:eastAsia="Tahoma"/>
                 <w:sz w:val="10"/>
                 <w:szCs w:val="10"/>
                 <w:lang w:eastAsia="en-US"/>
@@ -2426,7 +2426,7 @@
             <w:pPr>
               <w:jc w:val="center"/>
               <w:rPr>
-                <w:rFonts w:ascii="Tahoma" w:hAnsi="Tahoma" w:cs="Tahoma"/>
+                <w:rFonts w:ascii="Tahoma" w:hAnsi="Tahoma" w:cs="Tahoma" w:eastAsia="Tahoma"/>
                 <w:sz w:val="22"/>
                 <w:szCs w:val="22"/>
                 <w:lang w:val="id-ID"/>
@@ -2434,7 +2434,7 @@
             </w:pPr>
             <w:r>
               <w:rPr>
-                <w:rFonts w:ascii="Tahoma" w:hAnsi="Tahoma" w:cs="Tahoma"/>
+                <w:rFonts w:ascii="Tahoma" w:hAnsi="Tahoma" w:cs="Tahoma" w:eastAsia="Tahoma"/>
                 <w:sz w:val="22"/>
                 <w:szCs w:val="22"/>
                 <w:u w:val="single"/>
@@ -2445,7 +2445,7 @@
             </w:r>
             <w:r>
               <w:rPr>
-                <w:rFonts w:ascii="Tahoma" w:hAnsi="Tahoma" w:cs="Tahoma"/>
+                <w:rFonts w:ascii="Tahoma" w:hAnsi="Tahoma" w:cs="Tahoma" w:eastAsia="Tahoma"/>
                 <w:sz w:val="22"/>
                 <w:szCs w:val="22"/>
                 <w:lang w:val="id-ID"/>
@@ -2457,7 +2457,7 @@
             <w:pPr>
               <w:jc w:val="center"/>
               <w:rPr>
-                <w:rFonts w:ascii="Tahoma" w:hAnsi="Tahoma" w:cs="Tahoma"/>
+                <w:rFonts w:ascii="Tahoma" w:hAnsi="Tahoma" w:cs="Tahoma" w:eastAsia="Tahoma"/>
                 <w:sz w:val="22"/>
                 <w:szCs w:val="22"/>
                 <w:lang w:val="en-GB"/>
@@ -2465,7 +2465,7 @@
             </w:pPr>
             <w:r>
               <w:rPr>
-                <w:rFonts w:ascii="Tahoma" w:hAnsi="Tahoma" w:cs="Tahoma"/>
+                <w:rFonts w:ascii="Tahoma" w:hAnsi="Tahoma" w:cs="Tahoma" w:eastAsia="Tahoma"/>
                 <w:sz w:val="22"/>
                 <w:szCs w:val="22"/>
                 <w:lang w:val="id-ID"/>
@@ -2474,7 +2474,7 @@
             </w:r>
             <w:r>
               <w:rPr>
-                <w:rFonts w:ascii="Tahoma" w:hAnsi="Tahoma" w:cs="Tahoma"/>
+                <w:rFonts w:ascii="Tahoma" w:hAnsi="Tahoma" w:cs="Tahoma" w:eastAsia="Tahoma"/>
                 <w:sz w:val="22"/>
                 <w:szCs w:val="22"/>
               </w:rPr>
@@ -2482,7 +2482,7 @@
             </w:r>
             <w:r>
               <w:rPr>
-                <w:rFonts w:ascii="Tahoma" w:hAnsi="Tahoma" w:cs="Tahoma"/>
+                <w:rFonts w:ascii="Tahoma" w:hAnsi="Tahoma" w:cs="Tahoma" w:eastAsia="Tahoma"/>
                 <w:sz w:val="22"/>
                 <w:szCs w:val="22"/>
                 <w:lang w:val="id-ID"/>
@@ -2491,7 +2491,7 @@
             </w:r>
             <w:r>
               <w:rPr>
-                <w:rFonts w:ascii="Tahoma" w:hAnsi="Tahoma" w:cs="Tahoma"/>
+                <w:rFonts w:ascii="Tahoma" w:hAnsi="Tahoma" w:cs="Tahoma" w:eastAsia="Tahoma"/>
                 <w:sz w:val="22"/>
                 <w:szCs w:val="22"/>
                 <w:shd w:val="clear" w:color="auto" w:fill="FFFFFF"/>
@@ -2510,7 +2510,7 @@
               <w:snapToGrid w:val="0"/>
               <w:jc w:val="center"/>
               <w:rPr>
-                <w:rFonts w:ascii="Tahoma" w:hAnsi="Tahoma" w:cs="Tahoma"/>
+                <w:rFonts w:ascii="Tahoma" w:hAnsi="Tahoma" w:cs="Tahoma" w:eastAsia="Tahoma"/>
                 <w:sz w:val="22"/>
                 <w:szCs w:val="22"/>
                 <w:lang w:eastAsia="en-US"/>
@@ -2561,7 +2561,7 @@
             <w:pPr>
               <w:jc w:val="center"/>
               <w:rPr>
-                <w:rFonts w:ascii="Tahoma" w:hAnsi="Tahoma" w:cs="Tahoma"/>
+                <w:rFonts w:ascii="Tahoma" w:hAnsi="Tahoma" w:cs="Tahoma" w:eastAsia="Tahoma"/>
                 <w:sz w:val="22"/>
                 <w:szCs w:val="22"/>
                 <w:u w:val="single"/>
@@ -2571,7 +2571,7 @@
             </w:pPr>
             <w:r>
               <w:rPr>
-                <w:rFonts w:ascii="Tahoma" w:hAnsi="Tahoma" w:cs="Tahoma"/>
+                <w:rFonts w:ascii="Tahoma" w:hAnsi="Tahoma" w:cs="Tahoma" w:eastAsia="Tahoma"/>
                 <w:sz w:val="22"/>
                 <w:szCs w:val="22"/>
                 <w:u w:val="single"/>
@@ -2590,7 +2590,7 @@
             </w:pPr>
             <w:r>
               <w:rPr>
-                <w:rFonts w:ascii="Tahoma" w:hAnsi="Tahoma" w:cs="Tahoma"/>
+                <w:rFonts w:ascii="Tahoma" w:hAnsi="Tahoma" w:cs="Tahoma" w:eastAsia="Tahoma"/>
                 <w:sz w:val="22"/>
                 <w:szCs w:val="22"/>
                 <w:lang w:val="id-ID"/>
@@ -2599,7 +2599,7 @@
             </w:r>
             <w:r>
               <w:rPr>
-                <w:rFonts w:ascii="Tahoma" w:hAnsi="Tahoma" w:cs="Tahoma"/>
+                <w:rFonts w:ascii="Tahoma" w:hAnsi="Tahoma" w:cs="Tahoma" w:eastAsia="Tahoma"/>
                 <w:sz w:val="22"/>
                 <w:szCs w:val="22"/>
               </w:rPr>
@@ -2607,7 +2607,7 @@
             </w:r>
             <w:r>
               <w:rPr>
-                <w:rFonts w:ascii="Tahoma" w:hAnsi="Tahoma" w:cs="Tahoma"/>
+                <w:rFonts w:ascii="Tahoma" w:hAnsi="Tahoma" w:cs="Tahoma" w:eastAsia="Tahoma"/>
                 <w:sz w:val="22"/>
                 <w:szCs w:val="22"/>
                 <w:lang w:val="id-ID"/>
@@ -2616,7 +2616,7 @@
             </w:r>
             <w:r>
               <w:rPr>
-                <w:rFonts w:ascii="Tahoma" w:hAnsi="Tahoma" w:cs="Tahoma"/>
+                <w:rFonts w:ascii="Tahoma" w:hAnsi="Tahoma" w:cs="Tahoma" w:eastAsia="Tahoma"/>
                 <w:sz w:val="22"/>
                 <w:szCs w:val="22"/>
                 <w:shd w:val="clear" w:color="auto" w:fill="FFFFFF"/>
@@ -2664,7 +2664,7 @@
             <w:pPr>
               <w:jc w:val="center"/>
               <w:rPr>
-                <w:rFonts w:ascii="Tahoma" w:hAnsi="Tahoma" w:cs="Tahoma"/>
+                <w:rFonts w:ascii="Tahoma" w:hAnsi="Tahoma" w:cs="Tahoma" w:eastAsia="Tahoma"/>
                 <w:sz w:val="22"/>
                 <w:szCs w:val="22"/>
                 <w:lang w:eastAsia="en-US"/>
@@ -2675,7 +2675,7 @@
             <w:pPr>
               <w:jc w:val="center"/>
               <w:rPr>
-                <w:rFonts w:ascii="Tahoma" w:hAnsi="Tahoma" w:cs="Tahoma"/>
+                <w:rFonts w:ascii="Tahoma" w:hAnsi="Tahoma" w:cs="Tahoma" w:eastAsia="Tahoma"/>
                 <w:sz w:val="22"/>
                 <w:szCs w:val="22"/>
                 <w:u w:val="single"/>
@@ -2683,7 +2683,7 @@
             </w:pPr>
             <w:r>
               <w:rPr>
-                <w:rFonts w:ascii="Tahoma" w:hAnsi="Tahoma" w:cs="Tahoma"/>
+                <w:rFonts w:ascii="Tahoma" w:hAnsi="Tahoma" w:cs="Tahoma" w:eastAsia="Tahoma"/>
                 <w:sz w:val="22"/>
                 <w:szCs w:val="22"/>
                 <w:u w:val="single"/>
@@ -2693,7 +2693,7 @@
             </w:r>
             <w:r>
               <w:rPr>
-                <w:rFonts w:ascii="Tahoma" w:hAnsi="Tahoma" w:cs="Tahoma"/>
+                <w:rFonts w:ascii="Tahoma" w:hAnsi="Tahoma" w:cs="Tahoma" w:eastAsia="Tahoma"/>
                 <w:sz w:val="22"/>
                 <w:szCs w:val="22"/>
                 <w:u w:val="single"/>
@@ -2703,7 +2703,7 @@
             </w:r>
             <w:r>
               <w:rPr>
-                <w:rFonts w:ascii="Tahoma" w:hAnsi="Tahoma" w:cs="Tahoma"/>
+                <w:rFonts w:ascii="Tahoma" w:hAnsi="Tahoma" w:cs="Tahoma" w:eastAsia="Tahoma"/>
                 <w:sz w:val="22"/>
                 <w:szCs w:val="22"/>
                 <w:u w:val="single"/>
@@ -2716,14 +2716,14 @@
             <w:pPr>
               <w:jc w:val="center"/>
               <w:rPr>
-                <w:rFonts w:ascii="Tahoma" w:hAnsi="Tahoma" w:cs="Tahoma"/>
-                <w:sz w:val="22"/>
-                <w:szCs w:val="22"/>
-              </w:rPr>
-            </w:pPr>
-            <w:r>
-              <w:rPr>
-                <w:rFonts w:ascii="Tahoma" w:hAnsi="Tahoma" w:cs="Tahoma"/>
+                <w:rFonts w:ascii="Tahoma" w:hAnsi="Tahoma" w:cs="Tahoma" w:eastAsia="Tahoma"/>
+                <w:sz w:val="22"/>
+                <w:szCs w:val="22"/>
+              </w:rPr>
+            </w:pPr>
+            <w:r>
+              <w:rPr>
+                <w:rFonts w:ascii="Tahoma" w:hAnsi="Tahoma" w:cs="Tahoma" w:eastAsia="Tahoma"/>
                 <w:sz w:val="22"/>
                 <w:szCs w:val="22"/>
                 <w:lang w:val="id-ID"/>
@@ -2732,7 +2732,7 @@
             </w:r>
             <w:r>
               <w:rPr>
-                <w:rFonts w:ascii="Tahoma" w:hAnsi="Tahoma" w:cs="Tahoma"/>
+                <w:rFonts w:ascii="Tahoma" w:hAnsi="Tahoma" w:cs="Tahoma" w:eastAsia="Tahoma"/>
                 <w:sz w:val="22"/>
                 <w:szCs w:val="22"/>
               </w:rPr>
@@ -2740,7 +2740,7 @@
             </w:r>
             <w:r>
               <w:rPr>
-                <w:rFonts w:ascii="Tahoma" w:hAnsi="Tahoma" w:cs="Tahoma"/>
+                <w:rFonts w:ascii="Tahoma" w:hAnsi="Tahoma" w:cs="Tahoma" w:eastAsia="Tahoma"/>
                 <w:sz w:val="22"/>
                 <w:szCs w:val="22"/>
                 <w:lang w:val="id-ID"/>
@@ -2749,7 +2749,7 @@
             </w:r>
             <w:r>
               <w:rPr>
-                <w:rFonts w:ascii="Tahoma" w:hAnsi="Tahoma" w:cs="Tahoma"/>
+                <w:rFonts w:ascii="Tahoma" w:hAnsi="Tahoma" w:cs="Tahoma" w:eastAsia="Tahoma"/>
                 <w:sz w:val="22"/>
                 <w:szCs w:val="22"/>
                 <w:lang w:val="id-ID" w:eastAsia="en-US"/>
@@ -2758,7 +2758,7 @@
             </w:r>
             <w:r>
               <w:rPr>
-                <w:rFonts w:ascii="Tahoma" w:hAnsi="Tahoma" w:cs="Tahoma"/>
+                <w:rFonts w:ascii="Tahoma" w:hAnsi="Tahoma" w:cs="Tahoma" w:eastAsia="Tahoma"/>
                 <w:sz w:val="22"/>
                 <w:szCs w:val="22"/>
                 <w:lang w:eastAsia="en-US"/>
@@ -2779,7 +2779,7 @@
             <w:pPr>
               <w:snapToGrid w:val="0"/>
               <w:rPr>
-                <w:rFonts w:ascii="Tahoma" w:hAnsi="Tahoma" w:cs="Tahoma"/>
+                <w:rFonts w:ascii="Tahoma" w:hAnsi="Tahoma" w:cs="Tahoma" w:eastAsia="Tahoma"/>
                 <w:sz w:val="22"/>
                 <w:szCs w:val="22"/>
               </w:rPr>
@@ -2816,7 +2816,7 @@
   <w:docDefaults>
     <w:rPrDefault>
       <w:rPr>
-        <w:rFonts w:ascii="Liberation Serif" w:eastAsia="Noto Serif CJK SC" w:hAnsi="Liberation Serif" w:cs="FreeSans"/>
+        <w:rFonts w:ascii="Tahoma" w:eastAsia="Tahoma" w:hAnsi="Tahoma" w:cs="Tahoma"/>
         <w:lang w:val="en-US" w:eastAsia="zh-CN" w:bidi="ar-SA"/>
       </w:rPr>
     </w:rPrDefault>
@@ -3208,7 +3208,7 @@
       <w:suppressAutoHyphens/>
     </w:pPr>
     <w:rPr>
-      <w:rFonts w:ascii="Times New Roman" w:eastAsia="Times New Roman" w:hAnsi="Times New Roman" w:cs="Times New Roman"/>
+      <w:rFonts w:ascii="Tahoma" w:eastAsia="Tahoma" w:hAnsi="Tahoma" w:cs="Tahoma"/>
       <w:color w:val="000000"/>
       <w:sz w:val="24"/>
       <w:szCs w:val="24"/>
@@ -3245,7 +3245,7 @@
     <w:name w:val="WW8Num1z0"/>
     <w:qFormat/>
     <w:rPr>
-      <w:rFonts w:ascii="Arial" w:hAnsi="Arial" w:cs="Arial"/>
+      <w:rFonts w:ascii="Tahoma" w:hAnsi="Tahoma" w:cs="Tahoma" w:eastAsia="Tahoma"/>
       <w:b w:val="0"/>
       <w:bCs w:val="0"/>
       <w:i w:val="0"/>
@@ -3268,7 +3268,7 @@
     <w:name w:val="MSG_EN_FONT_STYLE_NAME_TEMPLATE_ROLE_NUMBER MSG_EN_FONT_STYLE_NAME_BY_ROLE_TEXT 2_"/>
     <w:qFormat/>
     <w:rPr>
-      <w:rFonts w:ascii="Arial" w:hAnsi="Arial" w:cs="Arial"/>
+      <w:rFonts w:ascii="Tahoma" w:hAnsi="Tahoma" w:cs="Tahoma" w:eastAsia="Tahoma"/>
       <w:sz w:val="21"/>
       <w:szCs w:val="21"/>
       <w:shd w:val="clear" w:color="auto" w:fill="FFFFFF"/>
@@ -3278,7 +3278,7 @@
     <w:name w:val="MSG_EN_FONT_STYLE_NAME_TEMPLATE_ROLE_NUMBER MSG_EN_FONT_STYLE_NAME_BY_ROLE_TEXT 3_"/>
     <w:qFormat/>
     <w:rPr>
-      <w:rFonts w:ascii="Arial" w:hAnsi="Arial" w:cs="Arial"/>
+      <w:rFonts w:ascii="Tahoma" w:hAnsi="Tahoma" w:cs="Tahoma" w:eastAsia="Tahoma"/>
       <w:b/>
       <w:bCs/>
       <w:i/>
@@ -3292,7 +3292,7 @@
     <w:name w:val="MSG_EN_FONT_STYLE_NAME_TEMPLATE_ROLE_NUMBER MSG_EN_FONT_STYLE_NAME_BY_ROLE_TEXT 3 + MSG_EN_FONT_STYLE_MODIFER_SIZE 5"/>
     <w:qFormat/>
     <w:rPr>
-      <w:rFonts w:ascii="Arial" w:hAnsi="Arial" w:cs="Arial"/>
+      <w:rFonts w:ascii="Tahoma" w:hAnsi="Tahoma" w:cs="Tahoma" w:eastAsia="Tahoma"/>
       <w:b w:val="0"/>
       <w:bCs w:val="0"/>
       <w:i w:val="0"/>
@@ -3306,7 +3306,7 @@
     <w:name w:val="MSG_EN_FONT_STYLE_NAME_TEMPLATE_ROLE MSG_EN_FONT_STYLE_NAME_BY_ROLE_PICTURE_CAPTION_"/>
     <w:qFormat/>
     <w:rPr>
-      <w:rFonts w:ascii="Arial" w:hAnsi="Arial" w:cs="Arial"/>
+      <w:rFonts w:ascii="Tahoma" w:hAnsi="Tahoma" w:cs="Tahoma" w:eastAsia="Tahoma"/>
       <w:sz w:val="21"/>
       <w:szCs w:val="21"/>
       <w:shd w:val="clear" w:color="auto" w:fill="FFFFFF"/>
@@ -3316,7 +3316,7 @@
     <w:name w:val="MSG_EN_FONT_STYLE_NAME_TEMPLATE_ROLE MSG_EN_FONT_STYLE_NAME_BY_ROLE_PICTURE_CAPTION"/>
     <w:qFormat/>
     <w:rPr>
-      <w:rFonts w:ascii="Arial" w:hAnsi="Arial" w:cs="Arial"/>
+      <w:rFonts w:ascii="Tahoma" w:hAnsi="Tahoma" w:cs="Tahoma" w:eastAsia="Tahoma"/>
       <w:sz w:val="21"/>
       <w:szCs w:val="21"/>
       <w:u w:val="single"/>
@@ -3327,7 +3327,7 @@
     <w:name w:val="Balloon Text Char"/>
     <w:qFormat/>
     <w:rPr>
-      <w:rFonts w:ascii="Tahoma" w:eastAsia="Times New Roman" w:hAnsi="Tahoma" w:cs="Tahoma"/>
+      <w:rFonts w:ascii="Tahoma" w:eastAsia="Tahoma" w:hAnsi="Tahoma" w:cs="Tahoma"/>
       <w:color w:val="000000"/>
       <w:sz w:val="16"/>
       <w:szCs w:val="16"/>
@@ -3338,7 +3338,7 @@
     <w:name w:val="Header Char"/>
     <w:qFormat/>
     <w:rPr>
-      <w:rFonts w:ascii="Times New Roman" w:eastAsia="Times New Roman" w:hAnsi="Times New Roman" w:cs="Times New Roman"/>
+      <w:rFonts w:ascii="Tahoma" w:eastAsia="Tahoma" w:hAnsi="Tahoma" w:cs="Tahoma"/>
       <w:color w:val="000000"/>
       <w:sz w:val="24"/>
       <w:szCs w:val="24"/>
@@ -3349,7 +3349,7 @@
     <w:name w:val="Footer Char"/>
     <w:qFormat/>
     <w:rPr>
-      <w:rFonts w:ascii="Times New Roman" w:eastAsia="Times New Roman" w:hAnsi="Times New Roman" w:cs="Times New Roman"/>
+      <w:rFonts w:ascii="Tahoma" w:eastAsia="Tahoma" w:hAnsi="Tahoma" w:cs="Tahoma"/>
       <w:color w:val="000000"/>
       <w:sz w:val="24"/>
       <w:szCs w:val="24"/>
@@ -3366,7 +3366,7 @@
       <w:spacing w:before="240" w:after="120"/>
     </w:pPr>
     <w:rPr>
-      <w:rFonts w:ascii="Liberation Sans" w:eastAsia="Noto Sans CJK SC" w:hAnsi="Liberation Sans" w:cs="FreeSans"/>
+      <w:rFonts w:ascii="Tahoma" w:eastAsia="Tahoma" w:hAnsi="Tahoma" w:cs="Tahoma"/>
       <w:sz w:val="28"/>
       <w:szCs w:val="28"/>
     </w:rPr>
@@ -3382,7 +3382,7 @@
     <w:name w:val="List"/>
     <w:basedOn w:val="BodyText"/>
     <w:rPr>
-      <w:rFonts w:cs="FreeSans"/>
+      <w:rFonts w:cs="Tahoma" w:ascii="Tahoma" w:hAnsi="Tahoma" w:eastAsia="Tahoma"/>
     </w:rPr>
   </w:style>
   <w:style w:type="paragraph" w:styleId="Caption">
@@ -3394,7 +3394,7 @@
       <w:spacing w:before="120" w:after="120"/>
     </w:pPr>
     <w:rPr>
-      <w:rFonts w:cs="FreeSans"/>
+      <w:rFonts w:cs="Tahoma" w:ascii="Tahoma" w:hAnsi="Tahoma" w:eastAsia="Tahoma"/>
       <w:i/>
       <w:iCs/>
     </w:rPr>
@@ -3407,7 +3407,7 @@
       <w:suppressLineNumbers/>
     </w:pPr>
     <w:rPr>
-      <w:rFonts w:cs="FreeSans"/>
+      <w:rFonts w:cs="Tahoma" w:ascii="Tahoma" w:hAnsi="Tahoma" w:eastAsia="Tahoma"/>
     </w:rPr>
   </w:style>
   <w:style w:type="paragraph" w:customStyle="1" w:styleId="MSGENFONTSTYLENAMETEMPLATEROLENUMBERMSGENFONTSTYLENAMEBYROLETEXT20">
@@ -3420,7 +3420,7 @@
       <w:jc w:val="center"/>
     </w:pPr>
     <w:rPr>
-      <w:rFonts w:ascii="Arial" w:eastAsia="Calibri" w:hAnsi="Arial" w:cs="Arial"/>
+      <w:rFonts w:ascii="Tahoma" w:eastAsia="Tahoma" w:hAnsi="Tahoma" w:cs="Tahoma"/>
       <w:sz w:val="21"/>
       <w:szCs w:val="21"/>
       <w:lang w:val="id-ID"/>
@@ -3436,7 +3436,7 @@
       <w:jc w:val="both"/>
     </w:pPr>
     <w:rPr>
-      <w:rFonts w:ascii="Arial" w:eastAsia="Calibri" w:hAnsi="Arial" w:cs="Arial"/>
+      <w:rFonts w:ascii="Tahoma" w:eastAsia="Tahoma" w:hAnsi="Tahoma" w:cs="Tahoma"/>
       <w:b/>
       <w:bCs/>
       <w:i/>
@@ -3455,7 +3455,7 @@
       <w:spacing w:line="278" w:lineRule="exact"/>
     </w:pPr>
     <w:rPr>
-      <w:rFonts w:ascii="Arial" w:eastAsia="Calibri" w:hAnsi="Arial" w:cs="Arial"/>
+      <w:rFonts w:ascii="Tahoma" w:eastAsia="Tahoma" w:hAnsi="Tahoma" w:cs="Tahoma"/>
       <w:sz w:val="21"/>
       <w:szCs w:val="21"/>
       <w:lang w:val="id-ID"/>
@@ -3466,7 +3466,7 @@
     <w:basedOn w:val="Normal"/>
     <w:qFormat/>
     <w:rPr>
-      <w:rFonts w:ascii="Tahoma" w:hAnsi="Tahoma" w:cs="Tahoma"/>
+      <w:rFonts w:ascii="Tahoma" w:hAnsi="Tahoma" w:cs="Tahoma" w:eastAsia="Tahoma"/>
       <w:sz w:val="16"/>
       <w:szCs w:val="16"/>
     </w:rPr>

--- a/templates/CEK/Budha.docx
+++ b/templates/CEK/Budha.docx
@@ -10,7 +10,7 @@
         <w:ind w:left="60"/>
         <w:rPr>
           <w:rStyle w:val="MSGENFONTSTYLENAMETEMPLATEROLENUMBERMSGENFONTSTYLENAMEBYROLETEXT2"/>
-          <w:rFonts w:ascii="Tahoma" w:hAnsi="Tahoma" w:cs="Tahoma" w:eastAsia="Tahoma"/>
+          <w:rFonts w:ascii="Arial" w:hAnsi="Arial" w:cs="Arial"/>
           <w:b/>
           <w:sz w:val="24"/>
           <w:szCs w:val="24"/>
@@ -19,31 +19,140 @@
       </w:pPr>
       <w:r>
         <w:rPr>
+          <w:rFonts w:ascii="Arial" w:hAnsi="Arial" w:cs="Arial"/>
+          <w:b/>
           <w:noProof/>
-        </w:rPr>
-        <w:pict w14:anchorId="46A7C644">
-          <v:shapetype id="_x0000_t75" coordsize="21600,21600" o:spt="75" o:preferrelative="t" path="m@4@5l@4@11@9@11@9@5xe" filled="f" stroked="f">
-            <v:stroke joinstyle="miter"/>
-            <v:formulas>
-              <v:f eqn="if lineDrawn pixelLineWidth 0"/>
-              <v:f eqn="sum @0 1 0"/>
-              <v:f eqn="sum 0 0 @1"/>
-              <v:f eqn="prod @2 1 2"/>
-              <v:f eqn="prod @3 21600 pixelWidth"/>
-              <v:f eqn="prod @3 21600 pixelHeight"/>
-              <v:f eqn="sum @0 0 1"/>
-              <v:f eqn="prod @6 1 2"/>
-              <v:f eqn="prod @7 21600 pixelWidth"/>
-              <v:f eqn="sum @8 21600 0"/>
-              <v:f eqn="prod @7 21600 pixelHeight"/>
-              <v:f eqn="sum @10 21600 0"/>
-            </v:formulas>
-            <v:path o:extrusionok="f" gradientshapeok="t" o:connecttype="rect"/>
-            <o:lock v:ext="edit" aspectratio="t"/>
-          </v:shapetype>
-          <v:shape id="Image1" o:spid="_x0000_s1026" type="#_x0000_t75" style="position:absolute;left:0;text-align:left;margin-left:227pt;margin-top:-70.75pt;width:88pt;height:91.75pt;z-index:1;visibility:visible;mso-wrap-style:square;mso-wrap-distance-left:9.05pt;mso-wrap-distance-top:0;mso-wrap-distance-right:9.05pt;mso-wrap-distance-bottom:0;mso-position-horizontal:absolute;mso-position-horizontal-relative:text;mso-position-vertical:absolute;mso-position-vertical-relative:text">
-            <v:imagedata r:id="rId4" o:title="" croptop="-17f" cropbottom="-17f" cropleft="-18f" cropright="-18f"/>
-          </v:shape>
+          <w:sz w:val="24"/>
+          <w:szCs w:val="24"/>
+          <w:lang w:val="en-US"/>
+        </w:rPr>
+        <w:pict w14:anchorId="51182DBD">
+          <v:group id="_x0000_s1027" style="position:absolute;left:0;text-align:left;margin-left:4pt;margin-top:-63.25pt;width:531.75pt;height:91pt;z-index:1" coordorigin="840,360" coordsize="10635,1820">
+            <v:shapetype id="_x0000_t202" coordsize="21600,21600" o:spt="202" path="m,l,21600r21600,l21600,xe">
+              <v:stroke joinstyle="miter"/>
+              <v:path gradientshapeok="t" o:connecttype="rect"/>
+            </v:shapetype>
+            <v:shape id="Text Box 82" o:spid="_x0000_s1028" type="#_x0000_t202" style="position:absolute;left:1716;top:360;width:9759;height:1820;visibility:visible" o:gfxdata="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" filled="f" stroked="f">
+              <v:textbox style="mso-next-textbox:#Text Box 82">
+                <w:txbxContent>
+                  <w:p>
+                    <w:pPr>
+                      <w:spacing w:line="276" w:lineRule="auto"/>
+                      <w:jc w:val="center"/>
+                      <w:rPr>
+                        <w:rFonts w:ascii="Arial" w:hAnsi="Arial" w:cs="Arial"/>
+                        <w:sz w:val="14"/>
+                      </w:rPr>
+                    </w:pPr>
+                  </w:p>
+                  <w:p>
+                    <w:pPr>
+                      <w:jc w:val="center"/>
+                      <w:rPr>
+                        <w:rFonts w:ascii="Arial" w:hAnsi="Arial" w:cs="Arial"/>
+                        <w:sz w:val="26"/>
+                        <w:szCs w:val="26"/>
+                      </w:rPr>
+                    </w:pPr>
+                    <w:r>
+                      <w:rPr>
+                        <w:rFonts w:ascii="Arial" w:hAnsi="Arial" w:cs="Arial"/>
+                        <w:sz w:val="26"/>
+                        <w:szCs w:val="26"/>
+                      </w:rPr>
+                      <w:t>PEMERINTAH PROVINSI JAWA TIMUR</w:t>
+                    </w:r>
+                  </w:p>
+                  <w:p>
+                    <w:pPr>
+                      <w:jc w:val="center"/>
+                      <w:rPr>
+                        <w:rFonts w:ascii="Arial" w:hAnsi="Arial" w:cs="Arial"/>
+                        <w:b/>
+                        <w:sz w:val="28"/>
+                        <w:szCs w:val="28"/>
+                      </w:rPr>
+                    </w:pPr>
+                    <w:r>
+                      <w:rPr>
+                        <w:rFonts w:ascii="Arial" w:hAnsi="Arial" w:cs="Arial"/>
+                        <w:b/>
+                        <w:sz w:val="28"/>
+                        <w:szCs w:val="28"/>
+                      </w:rPr>
+                      <w:t>SEKRETARIAT</w:t>
+                    </w:r>
+                    <w:r>
+                      <w:rPr>
+                        <w:rFonts w:ascii="Arial" w:hAnsi="Arial" w:cs="Arial"/>
+                        <w:b/>
+                        <w:sz w:val="28"/>
+                        <w:szCs w:val="28"/>
+                      </w:rPr>
+                      <w:t xml:space="preserve"> DAERAH</w:t>
+                    </w:r>
+                  </w:p>
+                  <w:p>
+                    <w:pPr>
+                      <w:jc w:val="center"/>
+                      <w:rPr>
+                        <w:rFonts w:ascii="Arial" w:hAnsi="Arial" w:cs="Arial"/>
+                      </w:rPr>
+                    </w:pPr>
+                    <w:r>
+                      <w:rPr>
+                        <w:rFonts w:ascii="Arial" w:hAnsi="Arial" w:cs="Arial"/>
+                      </w:rPr>
+                      <w:t>Jalan Pahlawan Nomor 110, Alun-Alun Contong, Bubutan, Surabaya, Jawa Timur 60174</w:t>
+                    </w:r>
+                  </w:p>
+                  <w:p>
+                    <w:pPr>
+                      <w:jc w:val="center"/>
+                      <w:rPr>
+                        <w:rFonts w:ascii="Arial" w:hAnsi="Arial" w:cs="Arial"/>
+                        <w:b/>
+                        <w:u w:val="single"/>
+                      </w:rPr>
+                    </w:pPr>
+                    <w:r>
+                      <w:rPr>
+                        <w:rFonts w:ascii="Arial" w:hAnsi="Arial" w:cs="Arial"/>
+                      </w:rPr>
+                      <w:t>Telepon (031) 3524001-3524011</w:t>
+                    </w:r>
+                  </w:p>
+                </w:txbxContent>
+              </v:textbox>
+            </v:shape>
+            <v:shapetype id="_x0000_t75" coordsize="21600,21600" o:spt="75" o:preferrelative="t" path="m@4@5l@4@11@9@11@9@5xe" filled="f" stroked="f">
+              <v:stroke joinstyle="miter"/>
+              <v:formulas>
+                <v:f eqn="if lineDrawn pixelLineWidth 0"/>
+                <v:f eqn="sum @0 1 0"/>
+                <v:f eqn="sum 0 0 @1"/>
+                <v:f eqn="prod @2 1 2"/>
+                <v:f eqn="prod @3 21600 pixelWidth"/>
+                <v:f eqn="prod @3 21600 pixelHeight"/>
+                <v:f eqn="sum @0 0 1"/>
+                <v:f eqn="prod @6 1 2"/>
+                <v:f eqn="prod @7 21600 pixelWidth"/>
+                <v:f eqn="sum @8 21600 0"/>
+                <v:f eqn="prod @7 21600 pixelHeight"/>
+                <v:f eqn="sum @10 21600 0"/>
+              </v:formulas>
+              <v:path o:extrusionok="f" gradientshapeok="t" o:connecttype="rect"/>
+              <o:lock v:ext="edit" aspectratio="t"/>
+            </v:shapetype>
+            <v:shape id="Picture 13" o:spid="_x0000_s1029" type="#_x0000_t75" style="position:absolute;left:840;top:459;width:1043;height:1408;visibility:visible" o:gfxdata="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">
+              <v:imagedata r:id="rId4" o:title=""/>
+            </v:shape>
+            <v:shapetype id="_x0000_t32" coordsize="21600,21600" o:spt="32" o:oned="t" path="m,l21600,21600e" filled="f">
+              <v:path arrowok="t" fillok="f" o:connecttype="none"/>
+              <o:lock v:ext="edit" shapetype="t"/>
+            </v:shapetype>
+            <v:shape id="AutoShape 14" o:spid="_x0000_s1030" type="#_x0000_t32" style="position:absolute;left:1025;top:1996;width:10240;height:1;flip:y;visibility:visible" o:connectortype="straight" o:gfxdata="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" strokeweight="1.5pt"/>
+          </v:group>
         </w:pict>
       </w:r>
     </w:p>
@@ -54,14 +163,14 @@
         <w:spacing w:before="0" w:line="360" w:lineRule="auto"/>
         <w:ind w:left="60"/>
         <w:rPr>
-          <w:rFonts w:ascii="Tahoma" w:hAnsi="Tahoma" w:cs="Tahoma" w:eastAsia="Tahoma"/>
+          <w:rFonts w:ascii="Arial" w:hAnsi="Arial" w:cs="Arial"/>
           <w:b/>
         </w:rPr>
       </w:pPr>
       <w:r>
         <w:rPr>
           <w:rStyle w:val="MSGENFONTSTYLENAMETEMPLATEROLENUMBERMSGENFONTSTYLENAMEBYROLETEXT2"/>
-          <w:rFonts w:ascii="Tahoma" w:hAnsi="Tahoma" w:cs="Tahoma" w:eastAsia="Tahoma"/>
+          <w:rFonts w:ascii="Arial" w:hAnsi="Arial" w:cs="Arial"/>
           <w:b/>
           <w:lang w:val="en-US"/>
         </w:rPr>
@@ -70,7 +179,7 @@
       <w:r>
         <w:rPr>
           <w:rStyle w:val="MSGENFONTSTYLENAMETEMPLATEROLENUMBERMSGENFONTSTYLENAMEBYROLETEXT2"/>
-          <w:rFonts w:ascii="Tahoma" w:hAnsi="Tahoma" w:cs="Tahoma" w:eastAsia="Tahoma"/>
+          <w:rFonts w:ascii="Arial" w:hAnsi="Arial" w:cs="Arial"/>
           <w:b/>
         </w:rPr>
         <w:t>ERITA ACARA</w:t>
@@ -84,14 +193,14 @@
         <w:ind w:left="60"/>
         <w:rPr>
           <w:rStyle w:val="MSGENFONTSTYLENAMETEMPLATEROLENUMBERMSGENFONTSTYLENAMEBYROLETEXT2"/>
-          <w:rFonts w:ascii="Tahoma" w:hAnsi="Tahoma" w:cs="Tahoma" w:eastAsia="Tahoma"/>
+          <w:rFonts w:ascii="Arial" w:hAnsi="Arial" w:cs="Arial"/>
           <w:lang w:val="en-US"/>
         </w:rPr>
       </w:pPr>
       <w:r>
         <w:rPr>
           <w:rStyle w:val="MSGENFONTSTYLENAMETEMPLATEROLENUMBERMSGENFONTSTYLENAMEBYROLETEXT2"/>
-          <w:rFonts w:ascii="Tahoma" w:hAnsi="Tahoma" w:cs="Tahoma" w:eastAsia="Tahoma"/>
+          <w:rFonts w:ascii="Arial" w:hAnsi="Arial" w:cs="Arial"/>
           <w:b/>
         </w:rPr>
         <w:t>PENGAMBILAN SUMPAH PEGAWAI NEGERI SIPIL</w:t>
@@ -99,7 +208,7 @@
       <w:r>
         <w:rPr>
           <w:rStyle w:val="MSGENFONTSTYLENAMETEMPLATEROLENUMBERMSGENFONTSTYLENAMEBYROLETEXT2"/>
-          <w:rFonts w:ascii="Tahoma" w:hAnsi="Tahoma" w:cs="Tahoma" w:eastAsia="Tahoma"/>
+          <w:rFonts w:ascii="Arial" w:hAnsi="Arial" w:cs="Arial"/>
         </w:rPr>
         <w:br/>
         <w:t>NOMOR : 8</w:t>
@@ -107,7 +216,7 @@
       <w:r>
         <w:rPr>
           <w:rStyle w:val="MSGENFONTSTYLENAMETEMPLATEROLENUMBERMSGENFONTSTYLENAMEBYROLETEXT2"/>
-          <w:rFonts w:ascii="Tahoma" w:hAnsi="Tahoma" w:cs="Tahoma" w:eastAsia="Tahoma"/>
+          <w:rFonts w:ascii="Arial" w:hAnsi="Arial" w:cs="Arial"/>
           <w:lang w:val="en-US"/>
         </w:rPr>
         <w:t>77</w:t>
@@ -115,14 +224,14 @@
       <w:r>
         <w:rPr>
           <w:rStyle w:val="MSGENFONTSTYLENAMETEMPLATEROLENUMBERMSGENFONTSTYLENAMEBYROLETEXT2"/>
-          <w:rFonts w:ascii="Tahoma" w:hAnsi="Tahoma" w:cs="Tahoma" w:eastAsia="Tahoma"/>
+          <w:rFonts w:ascii="Arial" w:hAnsi="Arial" w:cs="Arial"/>
         </w:rPr>
         <w:t>/</w:t>
       </w:r>
       <w:r>
         <w:rPr>
           <w:rStyle w:val="MSGENFONTSTYLENAMETEMPLATEROLENUMBERMSGENFONTSTYLENAMEBYROLETEXT2"/>
-          <w:rFonts w:ascii="Tahoma" w:hAnsi="Tahoma" w:cs="Tahoma" w:eastAsia="Tahoma"/>
+          <w:rFonts w:ascii="Arial" w:hAnsi="Arial" w:cs="Arial"/>
           <w:lang w:val="en-US"/>
         </w:rPr>
         <w:t xml:space="preserve">           </w:t>
@@ -130,14 +239,14 @@
       <w:r>
         <w:rPr>
           <w:rStyle w:val="MSGENFONTSTYLENAMETEMPLATEROLENUMBERMSGENFONTSTYLENAMEBYROLETEXT2"/>
-          <w:rFonts w:ascii="Tahoma" w:hAnsi="Tahoma" w:cs="Tahoma" w:eastAsia="Tahoma"/>
+          <w:rFonts w:ascii="Arial" w:hAnsi="Arial" w:cs="Arial"/>
         </w:rPr>
         <w:t>/204.3/202</w:t>
       </w:r>
       <w:r>
         <w:rPr>
           <w:rStyle w:val="MSGENFONTSTYLENAMETEMPLATEROLENUMBERMSGENFONTSTYLENAMEBYROLETEXT2"/>
-          <w:rFonts w:ascii="Tahoma" w:hAnsi="Tahoma" w:cs="Tahoma" w:eastAsia="Tahoma"/>
+          <w:rFonts w:ascii="Arial" w:hAnsi="Arial" w:cs="Arial"/>
           <w:lang w:val="en-US"/>
         </w:rPr>
         <w:t>6</w:t>
@@ -151,7 +260,7 @@
         <w:ind w:left="60"/>
         <w:rPr>
           <w:rStyle w:val="MSGENFONTSTYLENAMETEMPLATEROLENUMBERMSGENFONTSTYLENAMEBYROLETEXT2"/>
-          <w:rFonts w:ascii="Tahoma" w:hAnsi="Tahoma" w:cs="Tahoma" w:eastAsia="Tahoma"/>
+          <w:rFonts w:ascii="Arial" w:hAnsi="Arial" w:cs="Arial"/>
           <w:lang w:val="en-US"/>
         </w:rPr>
       </w:pPr>
@@ -168,7 +277,7 @@
         <w:jc w:val="both"/>
         <w:rPr>
           <w:rStyle w:val="MSGENFONTSTYLENAMETEMPLATEROLENUMBERMSGENFONTSTYLENAMEBYROLETEXT2"/>
-          <w:rFonts w:ascii="Tahoma" w:hAnsi="Tahoma" w:cs="Tahoma" w:eastAsia="Tahoma"/>
+          <w:rFonts w:ascii="Arial" w:hAnsi="Arial" w:cs="Arial"/>
           <w:sz w:val="22"/>
           <w:szCs w:val="22"/>
           <w:lang w:val="en-US"/>
@@ -178,7 +287,7 @@
       <w:r>
         <w:rPr>
           <w:rStyle w:val="MSGENFONTSTYLENAMETEMPLATEROLENUMBERMSGENFONTSTYLENAMEBYROLETEXT2"/>
-          <w:rFonts w:ascii="Tahoma" w:hAnsi="Tahoma" w:cs="Tahoma" w:eastAsia="Tahoma"/>
+          <w:rFonts w:ascii="Arial" w:hAnsi="Arial" w:cs="Arial"/>
           <w:sz w:val="22"/>
           <w:szCs w:val="22"/>
         </w:rPr>
@@ -187,7 +296,7 @@
       <w:r>
         <w:rPr>
           <w:rStyle w:val="MSGENFONTSTYLENAMETEMPLATEROLENUMBERMSGENFONTSTYLENAMEBYROLETEXT2"/>
-          <w:rFonts w:ascii="Tahoma" w:hAnsi="Tahoma" w:cs="Tahoma" w:eastAsia="Tahoma"/>
+          <w:rFonts w:ascii="Arial" w:hAnsi="Arial" w:cs="Arial"/>
           <w:sz w:val="22"/>
           <w:szCs w:val="22"/>
           <w:lang w:val="en-AU"/>
@@ -197,7 +306,7 @@
       <w:r>
         <w:rPr>
           <w:rStyle w:val="MSGENFONTSTYLENAMETEMPLATEROLENUMBERMSGENFONTSTYLENAMEBYROLETEXT2"/>
-          <w:rFonts w:ascii="Tahoma" w:hAnsi="Tahoma" w:cs="Tahoma" w:eastAsia="Tahoma"/>
+          <w:rFonts w:ascii="Arial" w:hAnsi="Arial" w:cs="Arial"/>
           <w:sz w:val="22"/>
           <w:szCs w:val="22"/>
         </w:rPr>
@@ -206,7 +315,7 @@
       <w:r>
         <w:rPr>
           <w:rStyle w:val="MSGENFONTSTYLENAMETEMPLATEROLENUMBERMSGENFONTSTYLENAMEBYROLETEXT2"/>
-          <w:rFonts w:ascii="Tahoma" w:hAnsi="Tahoma" w:cs="Tahoma" w:eastAsia="Tahoma"/>
+          <w:rFonts w:ascii="Arial" w:hAnsi="Arial" w:cs="Arial"/>
           <w:sz w:val="22"/>
           <w:szCs w:val="22"/>
           <w:lang w:val="en-GB"/>
@@ -216,7 +325,7 @@
       <w:r>
         <w:rPr>
           <w:rStyle w:val="MSGENFONTSTYLENAMETEMPLATEROLENUMBERMSGENFONTSTYLENAMEBYROLETEXT2"/>
-          <w:rFonts w:ascii="Tahoma" w:hAnsi="Tahoma" w:cs="Tahoma" w:eastAsia="Tahoma"/>
+          <w:rFonts w:ascii="Arial" w:hAnsi="Arial" w:cs="Arial"/>
           <w:sz w:val="22"/>
           <w:szCs w:val="22"/>
         </w:rPr>
@@ -225,7 +334,7 @@
       <w:r>
         <w:rPr>
           <w:rStyle w:val="MSGENFONTSTYLENAMETEMPLATEROLENUMBERMSGENFONTSTYLENAMEBYROLETEXT2"/>
-          <w:rFonts w:ascii="Tahoma" w:hAnsi="Tahoma" w:cs="Tahoma" w:eastAsia="Tahoma"/>
+          <w:rFonts w:ascii="Arial" w:hAnsi="Arial" w:cs="Arial"/>
           <w:sz w:val="22"/>
           <w:szCs w:val="22"/>
           <w:lang w:val="en-GB"/>
@@ -235,7 +344,7 @@
       <w:r>
         <w:rPr>
           <w:rStyle w:val="MSGENFONTSTYLENAMETEMPLATEROLENUMBERMSGENFONTSTYLENAMEBYROLETEXT2"/>
-          <w:rFonts w:ascii="Tahoma" w:hAnsi="Tahoma" w:cs="Tahoma" w:eastAsia="Tahoma"/>
+          <w:rFonts w:ascii="Arial" w:hAnsi="Arial" w:cs="Arial"/>
           <w:sz w:val="22"/>
           <w:szCs w:val="22"/>
         </w:rPr>
@@ -244,7 +353,7 @@
       <w:r>
         <w:rPr>
           <w:rStyle w:val="MSGENFONTSTYLENAMETEMPLATEROLENUMBERMSGENFONTSTYLENAMEBYROLETEXT2"/>
-          <w:rFonts w:ascii="Tahoma" w:hAnsi="Tahoma" w:cs="Tahoma" w:eastAsia="Tahoma"/>
+          <w:rFonts w:ascii="Arial" w:hAnsi="Arial" w:cs="Arial"/>
           <w:sz w:val="22"/>
           <w:szCs w:val="22"/>
           <w:lang w:val="en-GB"/>
@@ -254,7 +363,7 @@
       <w:r>
         <w:rPr>
           <w:rStyle w:val="MSGENFONTSTYLENAMETEMPLATEROLENUMBERMSGENFONTSTYLENAMEBYROLETEXT2"/>
-          <w:rFonts w:ascii="Tahoma" w:hAnsi="Tahoma" w:cs="Tahoma" w:eastAsia="Tahoma"/>
+          <w:rFonts w:ascii="Arial" w:hAnsi="Arial" w:cs="Arial"/>
           <w:sz w:val="22"/>
           <w:szCs w:val="22"/>
         </w:rPr>
@@ -263,7 +372,7 @@
       <w:r>
         <w:rPr>
           <w:rStyle w:val="MSGENFONTSTYLENAMETEMPLATEROLENUMBERMSGENFONTSTYLENAMEBYROLETEXT2"/>
-          <w:rFonts w:ascii="Tahoma" w:hAnsi="Tahoma" w:cs="Tahoma" w:eastAsia="Tahoma"/>
+          <w:rFonts w:ascii="Arial" w:hAnsi="Arial" w:cs="Arial"/>
           <w:sz w:val="22"/>
           <w:szCs w:val="22"/>
           <w:lang w:val="en-US"/>
@@ -273,7 +382,7 @@
       <w:r>
         <w:rPr>
           <w:rStyle w:val="MSGENFONTSTYLENAMETEMPLATEROLENUMBERMSGENFONTSTYLENAMEBYROLETEXT2"/>
-          <w:rFonts w:ascii="Tahoma" w:hAnsi="Tahoma" w:cs="Tahoma" w:eastAsia="Tahoma"/>
+          <w:rFonts w:ascii="Arial" w:hAnsi="Arial" w:cs="Arial"/>
           <w:sz w:val="22"/>
           <w:szCs w:val="22"/>
         </w:rPr>
@@ -282,7 +391,7 @@
       <w:r>
         <w:rPr>
           <w:rStyle w:val="MSGENFONTSTYLENAMETEMPLATEROLENUMBERMSGENFONTSTYLENAMEBYROLETEXT2"/>
-          <w:rFonts w:ascii="Tahoma" w:hAnsi="Tahoma" w:cs="Tahoma" w:eastAsia="Tahoma"/>
+          <w:rFonts w:ascii="Arial" w:hAnsi="Arial" w:cs="Arial"/>
           <w:sz w:val="22"/>
           <w:szCs w:val="22"/>
           <w:lang w:val="en-US"/>
@@ -290,12 +399,15 @@
         <w:t xml:space="preserve"> </w:t>
       </w:r>
       <w:r>
+        <w:rPr>
+          <w:rFonts w:ascii="Arial" w:hAnsi="Arial" w:cs="Arial"/>
+        </w:rPr>
         <w:t>R. HERU WAHONO SANTOSO S.Sos, MM</w:t>
       </w:r>
       <w:r>
         <w:rPr>
           <w:rStyle w:val="MSGENFONTSTYLENAMETEMPLATEROLENUMBERMSGENFONTSTYLENAMEBYROLETEXT2"/>
-          <w:rFonts w:ascii="Tahoma" w:hAnsi="Tahoma" w:cs="Tahoma" w:eastAsia="Tahoma"/>
+          <w:rFonts w:ascii="Arial" w:hAnsi="Arial" w:cs="Arial"/>
           <w:sz w:val="22"/>
           <w:szCs w:val="22"/>
         </w:rPr>
@@ -304,7 +416,7 @@
       <w:r>
         <w:rPr>
           <w:rStyle w:val="MSGENFONTSTYLENAMETEMPLATEROLENUMBERMSGENFONTSTYLENAMEBYROLETEXT2"/>
-          <w:rFonts w:ascii="Tahoma" w:hAnsi="Tahoma" w:cs="Tahoma" w:eastAsia="Tahoma"/>
+          <w:rFonts w:ascii="Arial" w:hAnsi="Arial" w:cs="Arial"/>
           <w:sz w:val="22"/>
           <w:szCs w:val="22"/>
           <w:lang w:val="en-US"/>
@@ -313,7 +425,7 @@
       </w:r>
       <w:r>
         <w:rPr>
-          <w:rFonts w:ascii="Tahoma" w:hAnsi="Tahoma" w:cs="Tahoma" w:eastAsia="Tahoma"/>
+          <w:rFonts w:ascii="Arial" w:hAnsi="Arial" w:cs="Arial"/>
           <w:sz w:val="22"/>
           <w:szCs w:val="22"/>
           <w:shd w:val="clear" w:color="auto" w:fill="FFFFFF"/>
@@ -325,7 +437,7 @@
       <w:r>
         <w:rPr>
           <w:rStyle w:val="MSGENFONTSTYLENAMETEMPLATEROLENUMBERMSGENFONTSTYLENAMEBYROLETEXT2"/>
-          <w:rFonts w:ascii="Tahoma" w:hAnsi="Tahoma" w:cs="Tahoma" w:eastAsia="Tahoma"/>
+          <w:rFonts w:ascii="Arial" w:hAnsi="Arial" w:cs="Arial"/>
           <w:sz w:val="22"/>
           <w:szCs w:val="22"/>
         </w:rPr>
@@ -334,7 +446,7 @@
       <w:r>
         <w:rPr>
           <w:rStyle w:val="MSGENFONTSTYLENAMETEMPLATEROLENUMBERMSGENFONTSTYLENAMEBYROLETEXT2"/>
-          <w:rFonts w:ascii="Tahoma" w:hAnsi="Tahoma" w:cs="Tahoma" w:eastAsia="Tahoma"/>
+          <w:rFonts w:ascii="Arial" w:hAnsi="Arial" w:cs="Arial"/>
           <w:sz w:val="22"/>
           <w:szCs w:val="22"/>
           <w:lang w:val="en-US"/>
@@ -344,7 +456,7 @@
       <w:r>
         <w:rPr>
           <w:rStyle w:val="MSGENFONTSTYLENAMETEMPLATEROLENUMBERMSGENFONTSTYLENAMEBYROLETEXT2"/>
-          <w:rFonts w:ascii="Tahoma" w:hAnsi="Tahoma" w:cs="Tahoma" w:eastAsia="Tahoma"/>
+          <w:rFonts w:ascii="Arial" w:hAnsi="Arial" w:cs="Arial"/>
           <w:sz w:val="22"/>
           <w:szCs w:val="22"/>
         </w:rPr>
@@ -353,7 +465,7 @@
       <w:r>
         <w:rPr>
           <w:rStyle w:val="MSGENFONTSTYLENAMETEMPLATEROLENUMBERMSGENFONTSTYLENAMEBYROLETEXT2"/>
-          <w:rFonts w:ascii="Tahoma" w:hAnsi="Tahoma" w:cs="Tahoma" w:eastAsia="Tahoma"/>
+          <w:rFonts w:ascii="Arial" w:hAnsi="Arial" w:cs="Arial"/>
           <w:sz w:val="22"/>
           <w:szCs w:val="22"/>
           <w:lang w:val="en-US"/>
@@ -363,7 +475,7 @@
       <w:r>
         <w:rPr>
           <w:rStyle w:val="MSGENFONTSTYLENAMETEMPLATEROLENUMBERMSGENFONTSTYLENAMEBYROLETEXT2"/>
-          <w:rFonts w:ascii="Tahoma" w:hAnsi="Tahoma" w:cs="Tahoma" w:eastAsia="Tahoma"/>
+          <w:rFonts w:ascii="Arial" w:hAnsi="Arial" w:cs="Arial"/>
           <w:sz w:val="22"/>
           <w:szCs w:val="22"/>
         </w:rPr>
@@ -372,7 +484,7 @@
       <w:r>
         <w:rPr>
           <w:rStyle w:val="MSGENFONTSTYLENAMETEMPLATEROLENUMBERMSGENFONTSTYLENAMEBYROLETEXT2"/>
-          <w:rFonts w:ascii="Tahoma" w:hAnsi="Tahoma" w:cs="Tahoma" w:eastAsia="Tahoma"/>
+          <w:rFonts w:ascii="Arial" w:hAnsi="Arial" w:cs="Arial"/>
           <w:sz w:val="22"/>
           <w:szCs w:val="22"/>
           <w:lang w:val="en-US"/>
@@ -382,7 +494,7 @@
       <w:r>
         <w:rPr>
           <w:rStyle w:val="MSGENFONTSTYLENAMETEMPLATEROLENUMBERMSGENFONTSTYLENAMEBYROLETEXT2"/>
-          <w:rFonts w:ascii="Tahoma" w:hAnsi="Tahoma" w:cs="Tahoma" w:eastAsia="Tahoma"/>
+          <w:rFonts w:ascii="Arial" w:hAnsi="Arial" w:cs="Arial"/>
           <w:sz w:val="22"/>
           <w:szCs w:val="22"/>
         </w:rPr>
@@ -391,7 +503,7 @@
       <w:r>
         <w:rPr>
           <w:rStyle w:val="MSGENFONTSTYLENAMETEMPLATEROLENUMBERMSGENFONTSTYLENAMEBYROLETEXT2"/>
-          <w:rFonts w:ascii="Tahoma" w:hAnsi="Tahoma" w:cs="Tahoma" w:eastAsia="Tahoma"/>
+          <w:rFonts w:ascii="Arial" w:hAnsi="Arial" w:cs="Arial"/>
           <w:sz w:val="22"/>
           <w:szCs w:val="22"/>
           <w:lang w:val="en-US"/>
@@ -401,7 +513,7 @@
       <w:r>
         <w:rPr>
           <w:rStyle w:val="MSGENFONTSTYLENAMETEMPLATEROLENUMBERMSGENFONTSTYLENAMEBYROLETEXT2"/>
-          <w:rFonts w:ascii="Tahoma" w:hAnsi="Tahoma" w:cs="Tahoma" w:eastAsia="Tahoma"/>
+          <w:rFonts w:ascii="Arial" w:hAnsi="Arial" w:cs="Arial"/>
           <w:sz w:val="22"/>
           <w:szCs w:val="22"/>
         </w:rPr>
@@ -422,14 +534,14 @@
         <w:ind w:left="142" w:right="46"/>
         <w:jc w:val="both"/>
         <w:rPr>
-          <w:rFonts w:ascii="Tahoma" w:hAnsi="Tahoma" w:cs="Tahoma" w:eastAsia="Tahoma"/>
+          <w:rFonts w:ascii="Arial" w:hAnsi="Arial" w:cs="Arial"/>
           <w:sz w:val="22"/>
           <w:szCs w:val="22"/>
         </w:rPr>
       </w:pPr>
       <w:r>
         <w:rPr>
-          <w:rFonts w:ascii="Tahoma" w:hAnsi="Tahoma" w:cs="Tahoma" w:eastAsia="Tahoma"/>
+          <w:rFonts w:ascii="Arial" w:hAnsi="Arial" w:cs="Arial"/>
           <w:sz w:val="22"/>
           <w:szCs w:val="22"/>
           <w:lang w:val="en-US"/>
@@ -438,7 +550,7 @@
       </w:r>
       <w:r>
         <w:rPr>
-          <w:rFonts w:ascii="Tahoma" w:hAnsi="Tahoma" w:cs="Tahoma" w:eastAsia="Tahoma"/>
+          <w:rFonts w:ascii="Arial" w:hAnsi="Arial" w:cs="Arial"/>
           <w:sz w:val="22"/>
           <w:szCs w:val="22"/>
           <w:shd w:val="clear" w:color="auto" w:fill="FFFFFF"/>
@@ -449,7 +561,7 @@
       <w:r>
         <w:rPr>
           <w:rStyle w:val="MSGENFONTSTYLENAMETEMPLATEROLENUMBERMSGENFONTSTYLENAMEBYROLETEXT2"/>
-          <w:rFonts w:ascii="Tahoma" w:hAnsi="Tahoma" w:cs="Tahoma" w:eastAsia="Tahoma"/>
+          <w:rFonts w:ascii="Arial" w:hAnsi="Arial" w:cs="Arial"/>
           <w:sz w:val="22"/>
           <w:szCs w:val="22"/>
         </w:rPr>
@@ -458,7 +570,7 @@
       <w:r>
         <w:rPr>
           <w:rStyle w:val="MSGENFONTSTYLENAMETEMPLATEROLENUMBERMSGENFONTSTYLENAMEBYROLETEXT2"/>
-          <w:rFonts w:ascii="Tahoma" w:hAnsi="Tahoma" w:cs="Tahoma" w:eastAsia="Tahoma"/>
+          <w:rFonts w:ascii="Arial" w:hAnsi="Arial" w:cs="Arial"/>
           <w:sz w:val="22"/>
           <w:szCs w:val="22"/>
           <w:lang w:val="en-US"/>
@@ -467,7 +579,7 @@
       </w:r>
       <w:r>
         <w:rPr>
-          <w:rFonts w:ascii="Tahoma" w:hAnsi="Tahoma" w:cs="Tahoma" w:eastAsia="Tahoma"/>
+          <w:rFonts w:ascii="Arial" w:hAnsi="Arial" w:cs="Arial"/>
           <w:sz w:val="22"/>
           <w:szCs w:val="22"/>
           <w:shd w:val="clear" w:color="auto" w:fill="FFFFFF"/>
@@ -477,7 +589,7 @@
       </w:r>
       <w:r>
         <w:rPr>
-          <w:rFonts w:ascii="Tahoma" w:hAnsi="Tahoma" w:cs="Tahoma" w:eastAsia="Tahoma"/>
+          <w:rFonts w:ascii="Arial" w:hAnsi="Arial" w:cs="Arial"/>
           <w:sz w:val="22"/>
           <w:szCs w:val="22"/>
           <w:shd w:val="clear" w:color="auto" w:fill="FFFFFF"/>
@@ -488,7 +600,7 @@
       <w:r>
         <w:rPr>
           <w:rStyle w:val="MSGENFONTSTYLENAMETEMPLATEROLENUMBERMSGENFONTSTYLENAMEBYROLETEXT2"/>
-          <w:rFonts w:ascii="Tahoma" w:hAnsi="Tahoma" w:cs="Tahoma" w:eastAsia="Tahoma"/>
+          <w:rFonts w:ascii="Arial" w:hAnsi="Arial" w:cs="Arial"/>
           <w:sz w:val="22"/>
           <w:szCs w:val="22"/>
         </w:rPr>
@@ -497,7 +609,7 @@
       <w:r>
         <w:rPr>
           <w:rStyle w:val="MSGENFONTSTYLENAMETEMPLATEROLENUMBERMSGENFONTSTYLENAMEBYROLETEXT2"/>
-          <w:rFonts w:ascii="Tahoma" w:hAnsi="Tahoma" w:cs="Tahoma" w:eastAsia="Tahoma"/>
+          <w:rFonts w:ascii="Arial" w:hAnsi="Arial" w:cs="Arial"/>
           <w:sz w:val="22"/>
           <w:szCs w:val="22"/>
           <w:lang w:val="en-US"/>
@@ -507,7 +619,7 @@
       <w:r>
         <w:rPr>
           <w:rStyle w:val="MSGENFONTSTYLENAMETEMPLATEROLENUMBERMSGENFONTSTYLENAMEBYROLETEXT2"/>
-          <w:rFonts w:ascii="Tahoma" w:hAnsi="Tahoma" w:cs="Tahoma" w:eastAsia="Tahoma"/>
+          <w:rFonts w:ascii="Arial" w:hAnsi="Arial" w:cs="Arial"/>
           <w:sz w:val="22"/>
           <w:szCs w:val="22"/>
         </w:rPr>
@@ -515,7 +627,7 @@
       </w:r>
       <w:r>
         <w:rPr>
-          <w:rFonts w:ascii="Tahoma" w:hAnsi="Tahoma" w:cs="Tahoma" w:eastAsia="Tahoma"/>
+          <w:rFonts w:ascii="Arial" w:hAnsi="Arial" w:cs="Arial"/>
           <w:sz w:val="22"/>
           <w:szCs w:val="22"/>
           <w:shd w:val="clear" w:color="auto" w:fill="FFFFFF"/>
@@ -538,7 +650,7 @@
         <w:ind w:left="142" w:right="45"/>
         <w:jc w:val="both"/>
         <w:rPr>
-          <w:rFonts w:ascii="Tahoma" w:hAnsi="Tahoma" w:cs="Tahoma" w:eastAsia="Tahoma"/>
+          <w:rFonts w:ascii="Arial" w:hAnsi="Arial" w:cs="Arial"/>
           <w:sz w:val="22"/>
           <w:szCs w:val="22"/>
           <w:lang w:val="en-US"/>
@@ -546,7 +658,7 @@
       </w:pPr>
       <w:r>
         <w:rPr>
-          <w:rFonts w:ascii="Tahoma" w:hAnsi="Tahoma" w:cs="Tahoma" w:eastAsia="Tahoma"/>
+          <w:rFonts w:ascii="Arial" w:hAnsi="Arial" w:cs="Arial"/>
           <w:sz w:val="22"/>
           <w:szCs w:val="22"/>
           <w:lang w:val="en-US"/>
@@ -555,6 +667,7 @@
       </w:r>
       <w:r>
         <w:rPr>
+          <w:rFonts w:ascii="Arial" w:hAnsi="Arial" w:cs="Arial"/>
           <w:sz w:val="22"/>
           <w:szCs w:val="22"/>
         </w:rPr>
@@ -563,7 +676,7 @@
       <w:r>
         <w:rPr>
           <w:rStyle w:val="MSGENFONTSTYLENAMETEMPLATEROLENUMBERMSGENFONTSTYLENAMEBYROLETEXT2"/>
-          <w:rFonts w:ascii="Tahoma" w:hAnsi="Tahoma" w:cs="Tahoma" w:eastAsia="Tahoma"/>
+          <w:rFonts w:ascii="Arial" w:hAnsi="Arial" w:cs="Arial"/>
           <w:sz w:val="22"/>
           <w:szCs w:val="22"/>
           <w:lang w:val="en-US"/>
@@ -573,7 +686,7 @@
       <w:r>
         <w:rPr>
           <w:rStyle w:val="MSGENFONTSTYLENAMETEMPLATEROLENUMBERMSGENFONTSTYLENAMEBYROLETEXT2"/>
-          <w:rFonts w:ascii="Tahoma" w:hAnsi="Tahoma" w:cs="Tahoma" w:eastAsia="Tahoma"/>
+          <w:rFonts w:ascii="Arial" w:hAnsi="Arial" w:cs="Arial"/>
           <w:sz w:val="22"/>
           <w:szCs w:val="22"/>
         </w:rPr>
@@ -582,7 +695,7 @@
       <w:r>
         <w:rPr>
           <w:rStyle w:val="MSGENFONTSTYLENAMETEMPLATEROLENUMBERMSGENFONTSTYLENAMEBYROLETEXT2"/>
-          <w:rFonts w:ascii="Tahoma" w:hAnsi="Tahoma" w:cs="Tahoma" w:eastAsia="Tahoma"/>
+          <w:rFonts w:ascii="Arial" w:hAnsi="Arial" w:cs="Arial"/>
           <w:sz w:val="22"/>
           <w:szCs w:val="22"/>
           <w:lang w:val="en-US"/>
@@ -591,7 +704,7 @@
       </w:r>
       <w:r>
         <w:rPr>
-          <w:rFonts w:ascii="Tahoma" w:hAnsi="Tahoma" w:cs="Tahoma" w:eastAsia="Tahoma"/>
+          <w:rFonts w:ascii="Arial" w:hAnsi="Arial" w:cs="Arial"/>
           <w:sz w:val="22"/>
           <w:szCs w:val="22"/>
           <w:shd w:val="clear" w:color="auto" w:fill="FFFFFF"/>
@@ -602,7 +715,7 @@
       <w:r>
         <w:rPr>
           <w:rStyle w:val="MSGENFONTSTYLENAMETEMPLATEROLENUMBERMSGENFONTSTYLENAMEBYROLETEXT2"/>
-          <w:rFonts w:ascii="Tahoma" w:hAnsi="Tahoma" w:cs="Tahoma" w:eastAsia="Tahoma"/>
+          <w:rFonts w:ascii="Arial" w:hAnsi="Arial" w:cs="Arial"/>
           <w:sz w:val="22"/>
           <w:szCs w:val="22"/>
           <w:lang w:val="en-US"/>
@@ -612,7 +725,7 @@
       <w:r>
         <w:rPr>
           <w:rStyle w:val="MSGENFONTSTYLENAMETEMPLATEROLENUMBERMSGENFONTSTYLENAMEBYROLETEXT2"/>
-          <w:rFonts w:ascii="Tahoma" w:hAnsi="Tahoma" w:cs="Tahoma" w:eastAsia="Tahoma"/>
+          <w:rFonts w:ascii="Arial" w:hAnsi="Arial" w:cs="Arial"/>
           <w:sz w:val="22"/>
           <w:szCs w:val="22"/>
           <w:lang w:val="en-US"/>
@@ -622,7 +735,7 @@
       <w:r>
         <w:rPr>
           <w:rStyle w:val="MSGENFONTSTYLENAMETEMPLATEROLENUMBERMSGENFONTSTYLENAMEBYROLETEXT2"/>
-          <w:rFonts w:ascii="Tahoma" w:hAnsi="Tahoma" w:cs="Tahoma" w:eastAsia="Tahoma"/>
+          <w:rFonts w:ascii="Arial" w:hAnsi="Arial" w:cs="Arial"/>
           <w:sz w:val="22"/>
           <w:szCs w:val="22"/>
         </w:rPr>
@@ -631,7 +744,7 @@
       <w:r>
         <w:rPr>
           <w:rStyle w:val="MSGENFONTSTYLENAMETEMPLATEROLENUMBERMSGENFONTSTYLENAMEBYROLETEXT2"/>
-          <w:rFonts w:ascii="Tahoma" w:hAnsi="Tahoma" w:cs="Tahoma" w:eastAsia="Tahoma"/>
+          <w:rFonts w:ascii="Arial" w:hAnsi="Arial" w:cs="Arial"/>
           <w:sz w:val="22"/>
           <w:szCs w:val="22"/>
           <w:lang w:val="en-US"/>
@@ -641,7 +754,7 @@
       <w:r>
         <w:rPr>
           <w:rStyle w:val="MSGENFONTSTYLENAMETEMPLATEROLENUMBERMSGENFONTSTYLENAMEBYROLETEXT2"/>
-          <w:rFonts w:ascii="Tahoma" w:hAnsi="Tahoma" w:cs="Tahoma" w:eastAsia="Tahoma"/>
+          <w:rFonts w:ascii="Arial" w:hAnsi="Arial" w:cs="Arial"/>
           <w:sz w:val="22"/>
           <w:szCs w:val="22"/>
         </w:rPr>
@@ -649,24 +762,35 @@
       </w:r>
       <w:r>
         <w:rPr>
+          <w:rFonts w:ascii="Arial" w:hAnsi="Arial" w:cs="Arial"/>
           <w:sz w:val="22"/>
           <w:szCs w:val="22"/>
           <w:shd w:val="clear" w:color="auto" w:fill="FFFFFF"/>
         </w:rPr>
+        <w:t xml:space="preserve"> 19720211</w:t>
+      </w:r>
+      <w:r>
+        <w:rPr>
+          <w:rFonts w:ascii="Arial" w:hAnsi="Arial" w:cs="Arial"/>
+          <w:sz w:val="22"/>
+          <w:szCs w:val="22"/>
+          <w:shd w:val="clear" w:color="auto" w:fill="FFFFFF"/>
+          <w:lang w:val="en-US"/>
+        </w:rPr>
         <w:t xml:space="preserve"> </w:t>
       </w:r>
       <w:r>
         <w:rPr>
-          <w:rFonts w:ascii="Tahoma" w:hAnsi="Tahoma" w:cs="Tahoma" w:eastAsia="Tahoma"/>
+          <w:rFonts w:ascii="Arial" w:hAnsi="Arial" w:cs="Arial"/>
           <w:sz w:val="22"/>
           <w:szCs w:val="22"/>
           <w:shd w:val="clear" w:color="auto" w:fill="FFFFFF"/>
         </w:rPr>
-        <w:t>19720211</w:t>
-      </w:r>
-      <w:r>
-        <w:rPr>
-          <w:rFonts w:ascii="Tahoma" w:hAnsi="Tahoma" w:cs="Tahoma" w:eastAsia="Tahoma"/>
+        <w:t>199903</w:t>
+      </w:r>
+      <w:r>
+        <w:rPr>
+          <w:rFonts w:ascii="Arial" w:hAnsi="Arial" w:cs="Arial"/>
           <w:sz w:val="22"/>
           <w:szCs w:val="22"/>
           <w:shd w:val="clear" w:color="auto" w:fill="FFFFFF"/>
@@ -676,16 +800,16 @@
       </w:r>
       <w:r>
         <w:rPr>
-          <w:rFonts w:ascii="Tahoma" w:hAnsi="Tahoma" w:cs="Tahoma" w:eastAsia="Tahoma"/>
+          <w:rFonts w:ascii="Arial" w:hAnsi="Arial" w:cs="Arial"/>
           <w:sz w:val="22"/>
           <w:szCs w:val="22"/>
           <w:shd w:val="clear" w:color="auto" w:fill="FFFFFF"/>
         </w:rPr>
-        <w:t>199903</w:t>
-      </w:r>
-      <w:r>
-        <w:rPr>
-          <w:rFonts w:ascii="Tahoma" w:hAnsi="Tahoma" w:cs="Tahoma" w:eastAsia="Tahoma"/>
+        <w:t>2</w:t>
+      </w:r>
+      <w:r>
+        <w:rPr>
+          <w:rFonts w:ascii="Arial" w:hAnsi="Arial" w:cs="Arial"/>
           <w:sz w:val="22"/>
           <w:szCs w:val="22"/>
           <w:shd w:val="clear" w:color="auto" w:fill="FFFFFF"/>
@@ -695,26 +819,7 @@
       </w:r>
       <w:r>
         <w:rPr>
-          <w:rFonts w:ascii="Tahoma" w:hAnsi="Tahoma" w:cs="Tahoma" w:eastAsia="Tahoma"/>
-          <w:sz w:val="22"/>
-          <w:szCs w:val="22"/>
-          <w:shd w:val="clear" w:color="auto" w:fill="FFFFFF"/>
-        </w:rPr>
-        <w:t>2</w:t>
-      </w:r>
-      <w:r>
-        <w:rPr>
-          <w:rFonts w:ascii="Tahoma" w:hAnsi="Tahoma" w:cs="Tahoma" w:eastAsia="Tahoma"/>
-          <w:sz w:val="22"/>
-          <w:szCs w:val="22"/>
-          <w:shd w:val="clear" w:color="auto" w:fill="FFFFFF"/>
-          <w:lang w:val="en-US"/>
-        </w:rPr>
-        <w:t xml:space="preserve"> </w:t>
-      </w:r>
-      <w:r>
-        <w:rPr>
-          <w:rFonts w:ascii="Tahoma" w:hAnsi="Tahoma" w:cs="Tahoma" w:eastAsia="Tahoma"/>
+          <w:rFonts w:ascii="Arial" w:hAnsi="Arial" w:cs="Arial"/>
           <w:sz w:val="22"/>
           <w:szCs w:val="22"/>
           <w:shd w:val="clear" w:color="auto" w:fill="FFFFFF"/>
@@ -735,7 +840,7 @@
         <w:ind w:left="142" w:right="46"/>
         <w:jc w:val="both"/>
         <w:rPr>
-          <w:rFonts w:ascii="Tahoma" w:hAnsi="Tahoma" w:cs="Tahoma" w:eastAsia="Tahoma"/>
+          <w:rFonts w:ascii="Arial" w:hAnsi="Arial" w:cs="Arial"/>
           <w:sz w:val="22"/>
           <w:szCs w:val="22"/>
           <w:shd w:val="clear" w:color="auto" w:fill="FFFFFF"/>
@@ -745,7 +850,7 @@
       <w:r>
         <w:rPr>
           <w:rStyle w:val="MSGENFONTSTYLENAMETEMPLATEROLENUMBERMSGENFONTSTYLENAMEBYROLETEXT2"/>
-          <w:rFonts w:ascii="Tahoma" w:hAnsi="Tahoma" w:cs="Tahoma" w:eastAsia="Tahoma"/>
+          <w:rFonts w:ascii="Arial" w:hAnsi="Arial" w:cs="Arial"/>
           <w:sz w:val="22"/>
           <w:szCs w:val="22"/>
           <w:lang w:val="en-US"/>
@@ -755,7 +860,7 @@
       <w:r>
         <w:rPr>
           <w:rStyle w:val="MSGENFONTSTYLENAMETEMPLATEROLENUMBERMSGENFONTSTYLENAMEBYROLETEXT2"/>
-          <w:rFonts w:ascii="Tahoma" w:hAnsi="Tahoma" w:cs="Tahoma" w:eastAsia="Tahoma"/>
+          <w:rFonts w:ascii="Arial" w:hAnsi="Arial" w:cs="Arial"/>
           <w:sz w:val="22"/>
           <w:szCs w:val="22"/>
         </w:rPr>
@@ -764,7 +869,7 @@
       <w:r>
         <w:rPr>
           <w:rStyle w:val="MSGENFONTSTYLENAMETEMPLATEROLENUMBERMSGENFONTSTYLENAMEBYROLETEXT2"/>
-          <w:rFonts w:ascii="Tahoma" w:hAnsi="Tahoma" w:cs="Tahoma" w:eastAsia="Tahoma"/>
+          <w:rFonts w:ascii="Arial" w:hAnsi="Arial" w:cs="Arial"/>
           <w:sz w:val="22"/>
           <w:szCs w:val="22"/>
           <w:lang w:val="en-US"/>
@@ -774,7 +879,7 @@
       <w:r>
         <w:rPr>
           <w:rStyle w:val="MSGENFONTSTYLENAMETEMPLATEROLENUMBERMSGENFONTSTYLENAMEBYROLETEXT2"/>
-          <w:rFonts w:ascii="Tahoma" w:hAnsi="Tahoma" w:cs="Tahoma" w:eastAsia="Tahoma"/>
+          <w:rFonts w:ascii="Arial" w:hAnsi="Arial" w:cs="Arial"/>
           <w:sz w:val="22"/>
           <w:szCs w:val="22"/>
         </w:rPr>
@@ -783,7 +888,7 @@
       <w:r>
         <w:rPr>
           <w:rStyle w:val="MSGENFONTSTYLENAMETEMPLATEROLENUMBERMSGENFONTSTYLENAMEBYROLETEXT2"/>
-          <w:rFonts w:ascii="Tahoma" w:hAnsi="Tahoma" w:cs="Tahoma" w:eastAsia="Tahoma"/>
+          <w:rFonts w:ascii="Arial" w:hAnsi="Arial" w:cs="Arial"/>
           <w:sz w:val="22"/>
           <w:szCs w:val="22"/>
           <w:lang w:val="en-US"/>
@@ -793,7 +898,7 @@
       <w:r>
         <w:rPr>
           <w:rStyle w:val="MSGENFONTSTYLENAMETEMPLATEROLENUMBERMSGENFONTSTYLENAMEBYROLETEXT2"/>
-          <w:rFonts w:ascii="Tahoma" w:hAnsi="Tahoma" w:cs="Tahoma" w:eastAsia="Tahoma"/>
+          <w:rFonts w:ascii="Arial" w:hAnsi="Arial" w:cs="Arial"/>
           <w:sz w:val="22"/>
           <w:szCs w:val="22"/>
         </w:rPr>
@@ -802,7 +907,7 @@
       <w:r>
         <w:rPr>
           <w:rStyle w:val="MSGENFONTSTYLENAMETEMPLATEROLENUMBERMSGENFONTSTYLENAMEBYROLETEXT2"/>
-          <w:rFonts w:ascii="Tahoma" w:hAnsi="Tahoma" w:cs="Tahoma" w:eastAsia="Tahoma"/>
+          <w:rFonts w:ascii="Arial" w:hAnsi="Arial" w:cs="Arial"/>
           <w:sz w:val="22"/>
           <w:szCs w:val="22"/>
           <w:lang w:val="en-US"/>
@@ -812,7 +917,7 @@
       <w:r>
         <w:rPr>
           <w:rStyle w:val="MSGENFONTSTYLENAMETEMPLATEROLENUMBERMSGENFONTSTYLENAMEBYROLETEXT2"/>
-          <w:rFonts w:ascii="Tahoma" w:hAnsi="Tahoma" w:cs="Tahoma" w:eastAsia="Tahoma"/>
+          <w:rFonts w:ascii="Arial" w:hAnsi="Arial" w:cs="Arial"/>
           <w:sz w:val="22"/>
           <w:szCs w:val="22"/>
         </w:rPr>
@@ -821,7 +926,7 @@
       <w:r>
         <w:rPr>
           <w:rStyle w:val="MSGENFONTSTYLENAMETEMPLATEROLENUMBERMSGENFONTSTYLENAMEBYROLETEXT2"/>
-          <w:rFonts w:ascii="Tahoma" w:hAnsi="Tahoma" w:cs="Tahoma" w:eastAsia="Tahoma"/>
+          <w:rFonts w:ascii="Arial" w:hAnsi="Arial" w:cs="Arial"/>
           <w:sz w:val="22"/>
           <w:szCs w:val="22"/>
           <w:lang w:val="en-US"/>
@@ -831,7 +936,7 @@
       <w:r>
         <w:rPr>
           <w:rStyle w:val="MSGENFONTSTYLENAMETEMPLATEROLENUMBERMSGENFONTSTYLENAMEBYROLETEXT2"/>
-          <w:rFonts w:ascii="Tahoma" w:hAnsi="Tahoma" w:cs="Tahoma" w:eastAsia="Tahoma"/>
+          <w:rFonts w:ascii="Arial" w:hAnsi="Arial" w:cs="Arial"/>
           <w:sz w:val="22"/>
           <w:szCs w:val="22"/>
         </w:rPr>
@@ -840,7 +945,7 @@
       <w:r>
         <w:rPr>
           <w:rStyle w:val="MSGENFONTSTYLENAMETEMPLATEROLENUMBERMSGENFONTSTYLENAMEBYROLETEXT2"/>
-          <w:rFonts w:ascii="Tahoma" w:hAnsi="Tahoma" w:cs="Tahoma" w:eastAsia="Tahoma"/>
+          <w:rFonts w:ascii="Arial" w:hAnsi="Arial" w:cs="Arial"/>
           <w:sz w:val="22"/>
           <w:szCs w:val="22"/>
           <w:lang w:val="en-US"/>
@@ -850,7 +955,7 @@
       <w:r>
         <w:rPr>
           <w:rStyle w:val="MSGENFONTSTYLENAMETEMPLATEROLENUMBERMSGENFONTSTYLENAMEBYROLETEXT2"/>
-          <w:rFonts w:ascii="Tahoma" w:hAnsi="Tahoma" w:cs="Tahoma" w:eastAsia="Tahoma"/>
+          <w:rFonts w:ascii="Arial" w:hAnsi="Arial" w:cs="Arial"/>
           <w:sz w:val="22"/>
           <w:szCs w:val="22"/>
         </w:rPr>
@@ -859,7 +964,7 @@
       <w:r>
         <w:rPr>
           <w:rStyle w:val="MSGENFONTSTYLENAMETEMPLATEROLENUMBERMSGENFONTSTYLENAMEBYROLETEXT2"/>
-          <w:rFonts w:ascii="Tahoma" w:hAnsi="Tahoma" w:cs="Tahoma" w:eastAsia="Tahoma"/>
+          <w:rFonts w:ascii="Arial" w:hAnsi="Arial" w:cs="Arial"/>
           <w:sz w:val="22"/>
           <w:szCs w:val="22"/>
           <w:lang w:val="en-US"/>
@@ -868,7 +973,7 @@
       </w:r>
       <w:r>
         <w:rPr>
-          <w:rFonts w:ascii="Tahoma" w:hAnsi="Tahoma" w:cs="Tahoma" w:eastAsia="Tahoma"/>
+          <w:rFonts w:ascii="Arial" w:hAnsi="Arial" w:cs="Arial"/>
           <w:sz w:val="22"/>
           <w:szCs w:val="22"/>
           <w:shd w:val="clear" w:color="auto" w:fill="FFFFFF"/>
@@ -877,7 +982,7 @@
       </w:r>
       <w:r>
         <w:rPr>
-          <w:rFonts w:ascii="Tahoma" w:hAnsi="Tahoma" w:cs="Tahoma" w:eastAsia="Tahoma"/>
+          <w:rFonts w:ascii="Arial" w:hAnsi="Arial" w:cs="Arial"/>
           <w:sz w:val="22"/>
           <w:szCs w:val="22"/>
           <w:lang w:val="en-US"/>
@@ -887,7 +992,7 @@
       <w:r>
         <w:rPr>
           <w:rStyle w:val="MSGENFONTSTYLENAMETEMPLATEROLENUMBERMSGENFONTSTYLENAMEBYROLETEXT2"/>
-          <w:rFonts w:ascii="Tahoma" w:hAnsi="Tahoma" w:cs="Tahoma" w:eastAsia="Tahoma"/>
+          <w:rFonts w:ascii="Arial" w:hAnsi="Arial" w:cs="Arial"/>
           <w:sz w:val="22"/>
           <w:szCs w:val="22"/>
         </w:rPr>
@@ -896,7 +1001,7 @@
       <w:r>
         <w:rPr>
           <w:rStyle w:val="MSGENFONTSTYLENAMETEMPLATEROLENUMBERMSGENFONTSTYLENAMEBYROLETEXT2"/>
-          <w:rFonts w:ascii="Tahoma" w:hAnsi="Tahoma" w:cs="Tahoma" w:eastAsia="Tahoma"/>
+          <w:rFonts w:ascii="Arial" w:hAnsi="Arial" w:cs="Arial"/>
           <w:sz w:val="22"/>
           <w:szCs w:val="22"/>
           <w:lang w:val="en-US"/>
@@ -905,7 +1010,7 @@
       </w:r>
       <w:r>
         <w:rPr>
-          <w:rFonts w:ascii="Tahoma" w:hAnsi="Tahoma" w:cs="Tahoma" w:eastAsia="Tahoma"/>
+          <w:rFonts w:ascii="Arial" w:hAnsi="Arial" w:cs="Arial"/>
           <w:sz w:val="22"/>
           <w:szCs w:val="22"/>
           <w:shd w:val="clear" w:color="auto" w:fill="FFFFFF"/>
@@ -914,7 +1019,7 @@
       </w:r>
       <w:r>
         <w:rPr>
-          <w:rFonts w:ascii="Tahoma" w:hAnsi="Tahoma" w:cs="Tahoma" w:eastAsia="Tahoma"/>
+          <w:rFonts w:ascii="Arial" w:hAnsi="Arial" w:cs="Arial"/>
           <w:sz w:val="22"/>
           <w:szCs w:val="22"/>
           <w:shd w:val="clear" w:color="auto" w:fill="FFFFFF"/>
@@ -925,7 +1030,7 @@
       <w:r>
         <w:rPr>
           <w:rStyle w:val="MSGENFONTSTYLENAMETEMPLATEROLENUMBERMSGENFONTSTYLENAMEBYROLETEXT2"/>
-          <w:rFonts w:ascii="Tahoma" w:hAnsi="Tahoma" w:cs="Tahoma" w:eastAsia="Tahoma"/>
+          <w:rFonts w:ascii="Arial" w:hAnsi="Arial" w:cs="Arial"/>
           <w:sz w:val="22"/>
           <w:szCs w:val="22"/>
         </w:rPr>
@@ -934,7 +1039,7 @@
       <w:r>
         <w:rPr>
           <w:rStyle w:val="MSGENFONTSTYLENAMETEMPLATEROLENUMBERMSGENFONTSTYLENAMEBYROLETEXT2"/>
-          <w:rFonts w:ascii="Tahoma" w:hAnsi="Tahoma" w:cs="Tahoma" w:eastAsia="Tahoma"/>
+          <w:rFonts w:ascii="Arial" w:hAnsi="Arial" w:cs="Arial"/>
           <w:sz w:val="22"/>
           <w:szCs w:val="22"/>
           <w:lang w:val="en-US"/>
@@ -944,7 +1049,7 @@
       <w:r>
         <w:rPr>
           <w:rStyle w:val="MSGENFONTSTYLENAMETEMPLATEROLENUMBERMSGENFONTSTYLENAMEBYROLETEXT2"/>
-          <w:rFonts w:ascii="Tahoma" w:hAnsi="Tahoma" w:cs="Tahoma" w:eastAsia="Tahoma"/>
+          <w:rFonts w:ascii="Arial" w:hAnsi="Arial" w:cs="Arial"/>
           <w:sz w:val="22"/>
           <w:szCs w:val="22"/>
         </w:rPr>
@@ -953,7 +1058,7 @@
       <w:r>
         <w:rPr>
           <w:rStyle w:val="MSGENFONTSTYLENAMETEMPLATEROLENUMBERMSGENFONTSTYLENAMEBYROLETEXT2"/>
-          <w:rFonts w:ascii="Tahoma" w:hAnsi="Tahoma" w:cs="Tahoma" w:eastAsia="Tahoma"/>
+          <w:rFonts w:ascii="Arial" w:hAnsi="Arial" w:cs="Arial"/>
           <w:sz w:val="22"/>
           <w:szCs w:val="22"/>
           <w:lang w:val="en-US"/>
@@ -962,7 +1067,7 @@
       </w:r>
       <w:r>
         <w:rPr>
-          <w:rFonts w:ascii="Tahoma" w:hAnsi="Tahoma" w:cs="Tahoma" w:eastAsia="Tahoma"/>
+          <w:rFonts w:ascii="Arial" w:hAnsi="Arial" w:cs="Arial"/>
           <w:sz w:val="22"/>
           <w:szCs w:val="22"/>
           <w:shd w:val="clear" w:color="auto" w:fill="FFFFFF"/>
@@ -982,7 +1087,7 @@
         <w:ind w:left="142" w:right="46"/>
         <w:jc w:val="both"/>
         <w:rPr>
-          <w:rFonts w:ascii="Tahoma" w:hAnsi="Tahoma" w:cs="Tahoma" w:eastAsia="Tahoma"/>
+          <w:rFonts w:ascii="Arial" w:hAnsi="Arial" w:cs="Arial"/>
           <w:shd w:val="clear" w:color="auto" w:fill="FFFFFF"/>
           <w:lang w:val="en-US"/>
         </w:rPr>
@@ -990,7 +1095,7 @@
       <w:r>
         <w:rPr>
           <w:rStyle w:val="MSGENFONTSTYLENAMETEMPLATEROLENUMBERMSGENFONTSTYLENAMEBYROLETEXT2"/>
-          <w:rFonts w:ascii="Tahoma" w:hAnsi="Tahoma" w:cs="Tahoma" w:eastAsia="Tahoma"/>
+          <w:rFonts w:ascii="Arial" w:hAnsi="Arial" w:cs="Arial"/>
           <w:sz w:val="22"/>
           <w:szCs w:val="22"/>
         </w:rPr>
@@ -999,7 +1104,7 @@
       <w:r>
         <w:rPr>
           <w:rStyle w:val="MSGENFONTSTYLENAMETEMPLATEROLENUMBERMSGENFONTSTYLENAMEBYROLETEXT2"/>
-          <w:rFonts w:ascii="Tahoma" w:hAnsi="Tahoma" w:cs="Tahoma" w:eastAsia="Tahoma"/>
+          <w:rFonts w:ascii="Arial" w:hAnsi="Arial" w:cs="Arial"/>
           <w:sz w:val="22"/>
           <w:szCs w:val="22"/>
           <w:lang w:val="en-US"/>
@@ -1009,7 +1114,7 @@
       <w:r>
         <w:rPr>
           <w:rStyle w:val="MSGENFONTSTYLENAMETEMPLATEROLENUMBERMSGENFONTSTYLENAMEBYROLETEXT2"/>
-          <w:rFonts w:ascii="Tahoma" w:hAnsi="Tahoma" w:cs="Tahoma" w:eastAsia="Tahoma"/>
+          <w:rFonts w:ascii="Arial" w:hAnsi="Arial" w:cs="Arial"/>
           <w:sz w:val="22"/>
           <w:szCs w:val="22"/>
         </w:rPr>
@@ -1018,7 +1123,7 @@
       <w:r>
         <w:rPr>
           <w:rStyle w:val="MSGENFONTSTYLENAMETEMPLATEROLENUMBERMSGENFONTSTYLENAMEBYROLETEXT2"/>
-          <w:rFonts w:ascii="Tahoma" w:hAnsi="Tahoma" w:cs="Tahoma" w:eastAsia="Tahoma"/>
+          <w:rFonts w:ascii="Arial" w:hAnsi="Arial" w:cs="Arial"/>
           <w:sz w:val="22"/>
           <w:szCs w:val="22"/>
           <w:lang w:val="en-US"/>
@@ -1028,7 +1133,7 @@
       <w:r>
         <w:rPr>
           <w:rStyle w:val="MSGENFONTSTYLENAMETEMPLATEROLENUMBERMSGENFONTSTYLENAMEBYROLETEXT2"/>
-          <w:rFonts w:ascii="Tahoma" w:hAnsi="Tahoma" w:cs="Tahoma" w:eastAsia="Tahoma"/>
+          <w:rFonts w:ascii="Arial" w:hAnsi="Arial" w:cs="Arial"/>
           <w:sz w:val="22"/>
           <w:szCs w:val="22"/>
         </w:rPr>
@@ -1036,7 +1141,7 @@
       </w:r>
       <w:r>
         <w:rPr>
-          <w:rFonts w:ascii="Tahoma" w:hAnsi="Tahoma" w:cs="Tahoma" w:eastAsia="Tahoma"/>
+          <w:rFonts w:ascii="Arial" w:hAnsi="Arial" w:cs="Arial"/>
           <w:shd w:val="clear" w:color="auto" w:fill="FFFFFF"/>
           <w:lang w:val="en-US"/>
         </w:rPr>
@@ -1044,7 +1149,7 @@
       </w:r>
       <w:r>
         <w:rPr>
-          <w:rFonts w:ascii="Tahoma" w:hAnsi="Tahoma" w:cs="Tahoma" w:eastAsia="Tahoma"/>
+          <w:rFonts w:ascii="Arial" w:hAnsi="Arial" w:cs="Arial"/>
           <w:sz w:val="22"/>
           <w:szCs w:val="22"/>
           <w:shd w:val="clear" w:color="auto" w:fill="FFFFFF"/>
@@ -1062,7 +1167,7 @@
         <w:jc w:val="both"/>
         <w:rPr>
           <w:rStyle w:val="MSGENFONTSTYLENAMETEMPLATEROLENUMBERMSGENFONTSTYLENAMEBYROLETEXT2"/>
-          <w:rFonts w:ascii="Tahoma" w:hAnsi="Tahoma" w:cs="Tahoma" w:eastAsia="Tahoma"/>
+          <w:rFonts w:ascii="Arial" w:hAnsi="Arial" w:cs="Arial"/>
           <w:sz w:val="22"/>
           <w:szCs w:val="22"/>
           <w:lang w:val="en-US"/>
@@ -1071,7 +1176,7 @@
       <w:r>
         <w:rPr>
           <w:rStyle w:val="MSGENFONTSTYLENAMETEMPLATEROLENUMBERMSGENFONTSTYLENAMEBYROLETEXT2"/>
-          <w:rFonts w:ascii="Tahoma" w:hAnsi="Tahoma" w:cs="Tahoma" w:eastAsia="Tahoma"/>
+          <w:rFonts w:ascii="Arial" w:hAnsi="Arial" w:cs="Arial"/>
           <w:sz w:val="22"/>
           <w:szCs w:val="22"/>
         </w:rPr>
@@ -1087,7 +1192,7 @@
         <w:jc w:val="both"/>
         <w:rPr>
           <w:rStyle w:val="MSGENFONTSTYLENAMETEMPLATEROLENUMBERMSGENFONTSTYLENAMEBYROLETEXT2"/>
-          <w:rFonts w:ascii="Tahoma" w:hAnsi="Tahoma" w:cs="Tahoma" w:eastAsia="Tahoma"/>
+          <w:rFonts w:ascii="Arial" w:hAnsi="Arial" w:cs="Arial"/>
           <w:sz w:val="22"/>
           <w:szCs w:val="22"/>
           <w:lang w:val="en-US"/>
@@ -1104,7 +1209,7 @@
         <w:ind w:left="142" w:right="46"/>
         <w:rPr>
           <w:rStyle w:val="MSGENFONTSTYLENAMETEMPLATEROLENUMBERMSGENFONTSTYLENAMEBYROLETEXT3"/>
-          <w:rFonts w:ascii="Tahoma" w:hAnsi="Tahoma" w:cs="Tahoma" w:eastAsia="Tahoma"/>
+          <w:rFonts w:ascii="Arial" w:hAnsi="Arial" w:cs="Arial"/>
           <w:b/>
           <w:bCs/>
           <w:i/>
@@ -1117,7 +1222,7 @@
       <w:r>
         <w:rPr>
           <w:rStyle w:val="MSGENFONTSTYLENAMETEMPLATEROLENUMBERMSGENFONTSTYLENAMEBYROLETEXT3"/>
-          <w:rFonts w:ascii="Tahoma" w:hAnsi="Tahoma" w:cs="Tahoma" w:eastAsia="Tahoma"/>
+          <w:rFonts w:ascii="Arial" w:hAnsi="Arial" w:cs="Arial"/>
           <w:b/>
           <w:bCs/>
           <w:i/>
@@ -1131,7 +1236,7 @@
       <w:r>
         <w:rPr>
           <w:rStyle w:val="MSGENFONTSTYLENAMETEMPLATEROLENUMBERMSGENFONTSTYLENAMEBYROLETEXT3"/>
-          <w:rFonts w:ascii="Tahoma" w:hAnsi="Tahoma" w:cs="Tahoma" w:eastAsia="Tahoma"/>
+          <w:rFonts w:ascii="Arial" w:hAnsi="Arial" w:cs="Arial"/>
           <w:b/>
           <w:bCs/>
           <w:i/>
@@ -1144,7 +1249,7 @@
       <w:r>
         <w:rPr>
           <w:rStyle w:val="MSGENFONTSTYLENAMETEMPLATEROLENUMBERMSGENFONTSTYLENAMEBYROLETEXT3"/>
-          <w:rFonts w:ascii="Tahoma" w:hAnsi="Tahoma" w:cs="Tahoma" w:eastAsia="Tahoma"/>
+          <w:rFonts w:ascii="Arial" w:hAnsi="Arial" w:cs="Arial"/>
           <w:b/>
           <w:bCs/>
           <w:i/>
@@ -1158,7 +1263,7 @@
       <w:r>
         <w:rPr>
           <w:rStyle w:val="MSGENFONTSTYLENAMETEMPLATEROLENUMBERMSGENFONTSTYLENAMEBYROLETEXT3"/>
-          <w:rFonts w:ascii="Tahoma" w:hAnsi="Tahoma" w:cs="Tahoma" w:eastAsia="Tahoma"/>
+          <w:rFonts w:ascii="Arial" w:hAnsi="Arial" w:cs="Arial"/>
           <w:b/>
           <w:bCs/>
           <w:i/>
@@ -1177,7 +1282,7 @@
         <w:ind w:left="142" w:right="46"/>
         <w:rPr>
           <w:rStyle w:val="MSGENFONTSTYLENAMETEMPLATEROLENUMBERMSGENFONTSTYLENAMEBYROLETEXT3"/>
-          <w:rFonts w:ascii="Tahoma" w:hAnsi="Tahoma" w:cs="Tahoma" w:eastAsia="Tahoma"/>
+          <w:rFonts w:ascii="Arial" w:hAnsi="Arial" w:cs="Arial"/>
           <w:b/>
           <w:bCs/>
           <w:i/>
@@ -1196,7 +1301,7 @@
         <w:ind w:left="142" w:right="46"/>
         <w:rPr>
           <w:rStyle w:val="MSGENFONTSTYLENAMETEMPLATEROLENUMBERMSGENFONTSTYLENAMEBYROLETEXT3"/>
-          <w:rFonts w:ascii="Tahoma" w:hAnsi="Tahoma" w:cs="Tahoma" w:eastAsia="Tahoma"/>
+          <w:rFonts w:ascii="Arial" w:hAnsi="Arial" w:cs="Arial"/>
           <w:b/>
           <w:bCs/>
           <w:i/>
@@ -1209,7 +1314,7 @@
       <w:r>
         <w:rPr>
           <w:rStyle w:val="MSGENFONTSTYLENAMETEMPLATEROLENUMBERMSGENFONTSTYLENAMEBYROLETEXT3"/>
-          <w:rFonts w:ascii="Tahoma" w:hAnsi="Tahoma" w:cs="Tahoma" w:eastAsia="Tahoma"/>
+          <w:rFonts w:ascii="Arial" w:hAnsi="Arial" w:cs="Arial"/>
           <w:b/>
           <w:bCs/>
           <w:i/>
@@ -1223,7 +1328,7 @@
       <w:r>
         <w:rPr>
           <w:rStyle w:val="MSGENFONTSTYLENAMETEMPLATEROLENUMBERMSGENFONTSTYLENAMEBYROLETEXT3"/>
-          <w:rFonts w:ascii="Tahoma" w:hAnsi="Tahoma" w:cs="Tahoma" w:eastAsia="Tahoma"/>
+          <w:rFonts w:ascii="Arial" w:hAnsi="Arial" w:cs="Arial"/>
           <w:b/>
           <w:bCs/>
           <w:i/>
@@ -1236,7 +1341,7 @@
       <w:r>
         <w:rPr>
           <w:rStyle w:val="MSGENFONTSTYLENAMETEMPLATEROLENUMBERMSGENFONTSTYLENAMEBYROLETEXT3"/>
-          <w:rFonts w:ascii="Tahoma" w:hAnsi="Tahoma" w:cs="Tahoma" w:eastAsia="Tahoma"/>
+          <w:rFonts w:ascii="Arial" w:hAnsi="Arial" w:cs="Arial"/>
           <w:b/>
           <w:bCs/>
           <w:i/>
@@ -1250,7 +1355,7 @@
       <w:r>
         <w:rPr>
           <w:rStyle w:val="MSGENFONTSTYLENAMETEMPLATEROLENUMBERMSGENFONTSTYLENAMEBYROLETEXT3"/>
-          <w:rFonts w:ascii="Tahoma" w:hAnsi="Tahoma" w:cs="Tahoma" w:eastAsia="Tahoma"/>
+          <w:rFonts w:ascii="Arial" w:hAnsi="Arial" w:cs="Arial"/>
           <w:b/>
           <w:bCs/>
           <w:i/>
@@ -1263,7 +1368,7 @@
       <w:r>
         <w:rPr>
           <w:rStyle w:val="MSGENFONTSTYLENAMETEMPLATEROLENUMBERMSGENFONTSTYLENAMEBYROLETEXT3"/>
-          <w:rFonts w:ascii="Tahoma" w:hAnsi="Tahoma" w:cs="Tahoma" w:eastAsia="Tahoma"/>
+          <w:rFonts w:ascii="Arial" w:hAnsi="Arial" w:cs="Arial"/>
           <w:b/>
           <w:bCs/>
           <w:i/>
@@ -1277,7 +1382,7 @@
       <w:r>
         <w:rPr>
           <w:rStyle w:val="MSGENFONTSTYLENAMETEMPLATEROLENUMBERMSGENFONTSTYLENAMEBYROLETEXT3"/>
-          <w:rFonts w:ascii="Tahoma" w:hAnsi="Tahoma" w:cs="Tahoma" w:eastAsia="Tahoma"/>
+          <w:rFonts w:ascii="Arial" w:hAnsi="Arial" w:cs="Arial"/>
           <w:b/>
           <w:bCs/>
           <w:i/>
@@ -1296,7 +1401,7 @@
         <w:ind w:left="142" w:right="46"/>
         <w:rPr>
           <w:rStyle w:val="MSGENFONTSTYLENAMETEMPLATEROLENUMBERMSGENFONTSTYLENAMEBYROLETEXT3"/>
-          <w:rFonts w:ascii="Tahoma" w:hAnsi="Tahoma" w:cs="Tahoma" w:eastAsia="Tahoma"/>
+          <w:rFonts w:ascii="Arial" w:hAnsi="Arial" w:cs="Arial"/>
           <w:b/>
           <w:bCs/>
           <w:i/>
@@ -1315,7 +1420,7 @@
         <w:ind w:left="142" w:right="46"/>
         <w:rPr>
           <w:rStyle w:val="MSGENFONTSTYLENAMETEMPLATEROLENUMBERMSGENFONTSTYLENAMEBYROLETEXT3"/>
-          <w:rFonts w:ascii="Tahoma" w:hAnsi="Tahoma" w:cs="Tahoma" w:eastAsia="Tahoma"/>
+          <w:rFonts w:ascii="Arial" w:hAnsi="Arial" w:cs="Arial"/>
           <w:b/>
           <w:bCs/>
           <w:i/>
@@ -1328,7 +1433,7 @@
       <w:r>
         <w:rPr>
           <w:rStyle w:val="MSGENFONTSTYLENAMETEMPLATEROLENUMBERMSGENFONTSTYLENAMEBYROLETEXT3"/>
-          <w:rFonts w:ascii="Tahoma" w:hAnsi="Tahoma" w:cs="Tahoma" w:eastAsia="Tahoma"/>
+          <w:rFonts w:ascii="Arial" w:hAnsi="Arial" w:cs="Arial"/>
           <w:b/>
           <w:bCs/>
           <w:i/>
@@ -1341,7 +1446,7 @@
       <w:r>
         <w:rPr>
           <w:rStyle w:val="MSGENFONTSTYLENAMETEMPLATEROLENUMBERMSGENFONTSTYLENAMEBYROLETEXT3"/>
-          <w:rFonts w:ascii="Tahoma" w:hAnsi="Tahoma" w:cs="Tahoma" w:eastAsia="Tahoma"/>
+          <w:rFonts w:ascii="Arial" w:hAnsi="Arial" w:cs="Arial"/>
           <w:b/>
           <w:bCs/>
           <w:i/>
@@ -1355,7 +1460,7 @@
       <w:r>
         <w:rPr>
           <w:rStyle w:val="MSGENFONTSTYLENAMETEMPLATEROLENUMBERMSGENFONTSTYLENAMEBYROLETEXT3"/>
-          <w:rFonts w:ascii="Tahoma" w:hAnsi="Tahoma" w:cs="Tahoma" w:eastAsia="Tahoma"/>
+          <w:rFonts w:ascii="Arial" w:hAnsi="Arial" w:cs="Arial"/>
           <w:b/>
           <w:bCs/>
           <w:i/>
@@ -1368,7 +1473,7 @@
       <w:r>
         <w:rPr>
           <w:rStyle w:val="MSGENFONTSTYLENAMETEMPLATEROLENUMBERMSGENFONTSTYLENAMEBYROLETEXT3"/>
-          <w:rFonts w:ascii="Tahoma" w:hAnsi="Tahoma" w:cs="Tahoma" w:eastAsia="Tahoma"/>
+          <w:rFonts w:ascii="Arial" w:hAnsi="Arial" w:cs="Arial"/>
           <w:b/>
           <w:bCs/>
           <w:i/>
@@ -1382,7 +1487,7 @@
       <w:r>
         <w:rPr>
           <w:rStyle w:val="MSGENFONTSTYLENAMETEMPLATEROLENUMBERMSGENFONTSTYLENAMEBYROLETEXT3"/>
-          <w:rFonts w:ascii="Tahoma" w:hAnsi="Tahoma" w:cs="Tahoma" w:eastAsia="Tahoma"/>
+          <w:rFonts w:ascii="Arial" w:hAnsi="Arial" w:cs="Arial"/>
           <w:b/>
           <w:bCs/>
           <w:i/>
@@ -1395,7 +1500,7 @@
       <w:r>
         <w:rPr>
           <w:rStyle w:val="MSGENFONTSTYLENAMETEMPLATEROLENUMBERMSGENFONTSTYLENAMEBYROLETEXT3"/>
-          <w:rFonts w:ascii="Tahoma" w:hAnsi="Tahoma" w:cs="Tahoma" w:eastAsia="Tahoma"/>
+          <w:rFonts w:ascii="Arial" w:hAnsi="Arial" w:cs="Arial"/>
           <w:b/>
           <w:bCs/>
           <w:i/>
@@ -1409,7 +1514,7 @@
       <w:r>
         <w:rPr>
           <w:rStyle w:val="MSGENFONTSTYLENAMETEMPLATEROLENUMBERMSGENFONTSTYLENAMEBYROLETEXT3"/>
-          <w:rFonts w:ascii="Tahoma" w:hAnsi="Tahoma" w:cs="Tahoma" w:eastAsia="Tahoma"/>
+          <w:rFonts w:ascii="Arial" w:hAnsi="Arial" w:cs="Arial"/>
           <w:b/>
           <w:bCs/>
           <w:i/>
@@ -1422,7 +1527,7 @@
       <w:r>
         <w:rPr>
           <w:rStyle w:val="MSGENFONTSTYLENAMETEMPLATEROLENUMBERMSGENFONTSTYLENAMEBYROLETEXT3"/>
-          <w:rFonts w:ascii="Tahoma" w:hAnsi="Tahoma" w:cs="Tahoma" w:eastAsia="Tahoma"/>
+          <w:rFonts w:ascii="Arial" w:hAnsi="Arial" w:cs="Arial"/>
           <w:b/>
           <w:bCs/>
           <w:i/>
@@ -1436,7 +1541,7 @@
       <w:r>
         <w:rPr>
           <w:rStyle w:val="MSGENFONTSTYLENAMETEMPLATEROLENUMBERMSGENFONTSTYLENAMEBYROLETEXT3"/>
-          <w:rFonts w:ascii="Tahoma" w:hAnsi="Tahoma" w:cs="Tahoma" w:eastAsia="Tahoma"/>
+          <w:rFonts w:ascii="Arial" w:hAnsi="Arial" w:cs="Arial"/>
           <w:b/>
           <w:bCs/>
           <w:i/>
@@ -1455,7 +1560,7 @@
         <w:ind w:left="142" w:right="46"/>
         <w:rPr>
           <w:rStyle w:val="MSGENFONTSTYLENAMETEMPLATEROLENUMBERMSGENFONTSTYLENAMEBYROLETEXT3"/>
-          <w:rFonts w:ascii="Tahoma" w:hAnsi="Tahoma" w:cs="Tahoma" w:eastAsia="Tahoma"/>
+          <w:rFonts w:ascii="Arial" w:hAnsi="Arial" w:cs="Arial"/>
           <w:b/>
           <w:bCs/>
           <w:i/>
@@ -1474,7 +1579,7 @@
         <w:ind w:left="142" w:right="46"/>
         <w:rPr>
           <w:rStyle w:val="MSGENFONTSTYLENAMETEMPLATEROLENUMBERMSGENFONTSTYLENAMEBYROLETEXT3"/>
-          <w:rFonts w:ascii="Tahoma" w:hAnsi="Tahoma" w:cs="Tahoma" w:eastAsia="Tahoma"/>
+          <w:rFonts w:ascii="Arial" w:hAnsi="Arial" w:cs="Arial"/>
           <w:b/>
           <w:bCs/>
           <w:i/>
@@ -1487,7 +1592,7 @@
       <w:r>
         <w:rPr>
           <w:rStyle w:val="MSGENFONTSTYLENAMETEMPLATEROLENUMBERMSGENFONTSTYLENAMEBYROLETEXT3"/>
-          <w:rFonts w:ascii="Tahoma" w:hAnsi="Tahoma" w:cs="Tahoma" w:eastAsia="Tahoma"/>
+          <w:rFonts w:ascii="Arial" w:hAnsi="Arial" w:cs="Arial"/>
           <w:b/>
           <w:bCs/>
           <w:i/>
@@ -1500,7 +1605,7 @@
       <w:r>
         <w:rPr>
           <w:rStyle w:val="MSGENFONTSTYLENAMETEMPLATEROLENUMBERMSGENFONTSTYLENAMEBYROLETEXT3"/>
-          <w:rFonts w:ascii="Tahoma" w:hAnsi="Tahoma" w:cs="Tahoma" w:eastAsia="Tahoma"/>
+          <w:rFonts w:ascii="Arial" w:hAnsi="Arial" w:cs="Arial"/>
           <w:b/>
           <w:bCs/>
           <w:i/>
@@ -1514,7 +1619,7 @@
       <w:r>
         <w:rPr>
           <w:rStyle w:val="MSGENFONTSTYLENAMETEMPLATEROLENUMBERMSGENFONTSTYLENAMEBYROLETEXT3"/>
-          <w:rFonts w:ascii="Tahoma" w:hAnsi="Tahoma" w:cs="Tahoma" w:eastAsia="Tahoma"/>
+          <w:rFonts w:ascii="Arial" w:hAnsi="Arial" w:cs="Arial"/>
           <w:b/>
           <w:bCs/>
           <w:i/>
@@ -1527,7 +1632,7 @@
       <w:r>
         <w:rPr>
           <w:rStyle w:val="MSGENFONTSTYLENAMETEMPLATEROLENUMBERMSGENFONTSTYLENAMEBYROLETEXT3"/>
-          <w:rFonts w:ascii="Tahoma" w:hAnsi="Tahoma" w:cs="Tahoma" w:eastAsia="Tahoma"/>
+          <w:rFonts w:ascii="Arial" w:hAnsi="Arial" w:cs="Arial"/>
           <w:b/>
           <w:bCs/>
           <w:i/>
@@ -1541,7 +1646,7 @@
       <w:r>
         <w:rPr>
           <w:rStyle w:val="MSGENFONTSTYLENAMETEMPLATEROLENUMBERMSGENFONTSTYLENAMEBYROLETEXT3"/>
-          <w:rFonts w:ascii="Tahoma" w:hAnsi="Tahoma" w:cs="Tahoma" w:eastAsia="Tahoma"/>
+          <w:rFonts w:ascii="Arial" w:hAnsi="Arial" w:cs="Arial"/>
           <w:b/>
           <w:bCs/>
           <w:i/>
@@ -1554,7 +1659,7 @@
       <w:r>
         <w:rPr>
           <w:rStyle w:val="MSGENFONTSTYLENAMETEMPLATEROLENUMBERMSGENFONTSTYLENAMEBYROLETEXT3"/>
-          <w:rFonts w:ascii="Tahoma" w:hAnsi="Tahoma" w:cs="Tahoma" w:eastAsia="Tahoma"/>
+          <w:rFonts w:ascii="Arial" w:hAnsi="Arial" w:cs="Arial"/>
           <w:b/>
           <w:bCs/>
           <w:i/>
@@ -1568,7 +1673,7 @@
       <w:r>
         <w:rPr>
           <w:rStyle w:val="MSGENFONTSTYLENAMETEMPLATEROLENUMBERMSGENFONTSTYLENAMEBYROLETEXT3"/>
-          <w:rFonts w:ascii="Tahoma" w:hAnsi="Tahoma" w:cs="Tahoma" w:eastAsia="Tahoma"/>
+          <w:rFonts w:ascii="Arial" w:hAnsi="Arial" w:cs="Arial"/>
           <w:b/>
           <w:bCs/>
           <w:i/>
@@ -1587,7 +1692,7 @@
         <w:ind w:left="142" w:right="46"/>
         <w:rPr>
           <w:rStyle w:val="MSGENFONTSTYLENAMETEMPLATEROLENUMBERMSGENFONTSTYLENAMEBYROLETEXT3"/>
-          <w:rFonts w:ascii="Tahoma" w:hAnsi="Tahoma" w:cs="Tahoma" w:eastAsia="Tahoma"/>
+          <w:rFonts w:ascii="Arial" w:hAnsi="Arial" w:cs="Arial"/>
           <w:b/>
           <w:bCs/>
           <w:i/>
@@ -1606,7 +1711,7 @@
         <w:ind w:left="142" w:right="46"/>
         <w:rPr>
           <w:rStyle w:val="MSGENFONTSTYLENAMETEMPLATEROLENUMBERMSGENFONTSTYLENAMEBYROLETEXT3"/>
-          <w:rFonts w:ascii="Tahoma" w:hAnsi="Tahoma" w:cs="Tahoma" w:eastAsia="Tahoma"/>
+          <w:rFonts w:ascii="Arial" w:hAnsi="Arial" w:cs="Arial"/>
           <w:b/>
           <w:bCs/>
           <w:i/>
@@ -1619,7 +1724,7 @@
       <w:r>
         <w:rPr>
           <w:rStyle w:val="MSGENFONTSTYLENAMETEMPLATEROLENUMBERMSGENFONTSTYLENAMEBYROLETEXT3"/>
-          <w:rFonts w:ascii="Tahoma" w:hAnsi="Tahoma" w:cs="Tahoma" w:eastAsia="Tahoma"/>
+          <w:rFonts w:ascii="Arial" w:hAnsi="Arial" w:cs="Arial"/>
           <w:b/>
           <w:bCs/>
           <w:i/>
@@ -1638,7 +1743,7 @@
         <w:ind w:left="142" w:right="46"/>
         <w:rPr>
           <w:rStyle w:val="MSGENFONTSTYLENAMETEMPLATEROLENUMBERMSGENFONTSTYLENAMEBYROLETEXT3"/>
-          <w:rFonts w:ascii="Tahoma" w:hAnsi="Tahoma" w:cs="Tahoma" w:eastAsia="Tahoma"/>
+          <w:rFonts w:ascii="Arial" w:hAnsi="Arial" w:cs="Arial"/>
           <w:b/>
           <w:bCs/>
           <w:i/>
@@ -1657,7 +1762,7 @@
         <w:ind w:left="142" w:right="46"/>
         <w:rPr>
           <w:rStyle w:val="MSGENFONTSTYLENAMETEMPLATEROLENUMBERMSGENFONTSTYLENAMEBYROLETEXT3"/>
-          <w:rFonts w:ascii="Tahoma" w:hAnsi="Tahoma" w:cs="Tahoma" w:eastAsia="Tahoma"/>
+          <w:rFonts w:ascii="Arial" w:hAnsi="Arial" w:cs="Arial"/>
           <w:sz w:val="22"/>
           <w:szCs w:val="22"/>
           <w:lang w:val="en-US"/>
@@ -1666,7 +1771,7 @@
       <w:r>
         <w:rPr>
           <w:rStyle w:val="MSGENFONTSTYLENAMETEMPLATEROLENUMBERMSGENFONTSTYLENAMEBYROLETEXT3"/>
-          <w:rFonts w:ascii="Tahoma" w:hAnsi="Tahoma" w:cs="Tahoma" w:eastAsia="Tahoma"/>
+          <w:rFonts w:ascii="Arial" w:hAnsi="Arial" w:cs="Arial"/>
           <w:b/>
           <w:bCs/>
           <w:i/>
@@ -1679,7 +1784,7 @@
       <w:r>
         <w:rPr>
           <w:rStyle w:val="MSGENFONTSTYLENAMETEMPLATEROLENUMBERMSGENFONTSTYLENAMEBYROLETEXT3"/>
-          <w:rFonts w:ascii="Tahoma" w:hAnsi="Tahoma" w:cs="Tahoma" w:eastAsia="Tahoma"/>
+          <w:rFonts w:ascii="Arial" w:hAnsi="Arial" w:cs="Arial"/>
           <w:b/>
           <w:bCs/>
           <w:i/>
@@ -1693,7 +1798,7 @@
       <w:r>
         <w:rPr>
           <w:rStyle w:val="MSGENFONTSTYLENAMETEMPLATEROLENUMBERMSGENFONTSTYLENAMEBYROLETEXT3"/>
-          <w:rFonts w:ascii="Tahoma" w:hAnsi="Tahoma" w:cs="Tahoma" w:eastAsia="Tahoma"/>
+          <w:rFonts w:ascii="Arial" w:hAnsi="Arial" w:cs="Arial"/>
           <w:sz w:val="22"/>
           <w:szCs w:val="22"/>
           <w:lang w:val="en-US" w:eastAsia="en-US"/>
@@ -1702,7 +1807,7 @@
       </w:r>
       <w:r>
         <w:rPr>
-          <w:rFonts w:ascii="Tahoma" w:hAnsi="Tahoma" w:cs="Tahoma" w:eastAsia="Tahoma"/>
+          <w:rFonts w:ascii="Arial" w:hAnsi="Arial" w:cs="Arial"/>
           <w:sz w:val="22"/>
           <w:szCs w:val="22"/>
           <w:shd w:val="clear" w:color="auto" w:fill="FFFFFF"/>
@@ -1712,7 +1817,7 @@
       </w:r>
       <w:r>
         <w:rPr>
-          <w:rFonts w:ascii="Tahoma" w:hAnsi="Tahoma" w:cs="Tahoma" w:eastAsia="Tahoma"/>
+          <w:rFonts w:ascii="Arial" w:hAnsi="Arial" w:cs="Arial"/>
           <w:sz w:val="22"/>
           <w:szCs w:val="22"/>
           <w:shd w:val="clear" w:color="auto" w:fill="FFFFFF"/>
@@ -1722,7 +1827,7 @@
       </w:r>
       <w:r>
         <w:rPr>
-          <w:rFonts w:ascii="Tahoma" w:hAnsi="Tahoma" w:cs="Tahoma" w:eastAsia="Tahoma"/>
+          <w:rFonts w:ascii="Arial" w:hAnsi="Arial" w:cs="Arial"/>
           <w:sz w:val="22"/>
           <w:szCs w:val="22"/>
           <w:shd w:val="clear" w:color="auto" w:fill="FFFFFF"/>
@@ -1739,7 +1844,7 @@
         <w:ind w:left="142" w:right="46"/>
         <w:rPr>
           <w:rStyle w:val="MSGENFONTSTYLENAMETEMPLATEROLEMSGENFONTSTYLENAMEBYROLEPICTURECAPTION"/>
-          <w:rFonts w:ascii="Tahoma" w:hAnsi="Tahoma" w:cs="Tahoma" w:eastAsia="Tahoma"/>
+          <w:rFonts w:ascii="Arial" w:hAnsi="Arial" w:cs="Arial"/>
           <w:b/>
           <w:bCs/>
           <w:i/>
@@ -1757,13 +1862,16 @@
         <w:spacing w:line="240" w:lineRule="auto"/>
         <w:ind w:left="142" w:right="46"/>
         <w:jc w:val="both"/>
+        <w:rPr>
+          <w:rFonts w:ascii="Arial" w:hAnsi="Arial" w:cs="Arial"/>
+        </w:rPr>
       </w:pPr>
       <w:bookmarkStart w:id="2" w:name="_Hlk105767445"/>
       <w:bookmarkEnd w:id="2"/>
       <w:r>
         <w:rPr>
           <w:rStyle w:val="MSGENFONTSTYLENAMETEMPLATEROLEMSGENFONTSTYLENAMEBYROLEPICTURECAPTION"/>
-          <w:rFonts w:ascii="Tahoma" w:hAnsi="Tahoma" w:cs="Tahoma" w:eastAsia="Tahoma"/>
+          <w:rFonts w:ascii="Arial" w:hAnsi="Arial" w:cs="Arial"/>
           <w:sz w:val="22"/>
           <w:szCs w:val="22"/>
         </w:rPr>
@@ -1795,7 +1903,7 @@
               <w:snapToGrid w:val="0"/>
               <w:jc w:val="center"/>
               <w:rPr>
-                <w:rFonts w:ascii="Tahoma" w:hAnsi="Tahoma" w:cs="Tahoma" w:eastAsia="Tahoma"/>
+                <w:rFonts w:ascii="Arial" w:hAnsi="Arial" w:cs="Arial"/>
                 <w:sz w:val="22"/>
                 <w:szCs w:val="22"/>
                 <w:lang w:val="id-ID"/>
@@ -1806,7 +1914,7 @@
             <w:pPr>
               <w:jc w:val="center"/>
               <w:rPr>
-                <w:rFonts w:ascii="Tahoma" w:hAnsi="Tahoma" w:cs="Tahoma" w:eastAsia="Tahoma"/>
+                <w:rFonts w:ascii="Arial" w:hAnsi="Arial" w:cs="Arial"/>
                 <w:sz w:val="22"/>
                 <w:szCs w:val="22"/>
                 <w:lang w:val="id-ID"/>
@@ -1817,7 +1925,7 @@
             <w:pPr>
               <w:jc w:val="center"/>
               <w:rPr>
-                <w:rFonts w:ascii="Tahoma" w:hAnsi="Tahoma" w:cs="Tahoma" w:eastAsia="Tahoma"/>
+                <w:rFonts w:ascii="Arial" w:hAnsi="Arial" w:cs="Arial"/>
                 <w:sz w:val="22"/>
                 <w:szCs w:val="22"/>
                 <w:lang w:val="id-ID"/>
@@ -1825,7 +1933,7 @@
             </w:pPr>
             <w:r>
               <w:rPr>
-                <w:rFonts w:ascii="Tahoma" w:hAnsi="Tahoma" w:cs="Tahoma" w:eastAsia="Tahoma"/>
+                <w:rFonts w:ascii="Arial" w:hAnsi="Arial" w:cs="Arial"/>
                 <w:sz w:val="22"/>
                 <w:szCs w:val="22"/>
                 <w:lang w:val="id-ID"/>
@@ -1836,10 +1944,13 @@
           <w:p>
             <w:pPr>
               <w:jc w:val="center"/>
-            </w:pPr>
-            <w:r>
-              <w:rPr>
-                <w:rFonts w:ascii="Tahoma" w:hAnsi="Tahoma" w:cs="Tahoma" w:eastAsia="Tahoma"/>
+              <w:rPr>
+                <w:rFonts w:ascii="Arial" w:hAnsi="Arial" w:cs="Arial"/>
+              </w:rPr>
+            </w:pPr>
+            <w:r>
+              <w:rPr>
+                <w:rFonts w:ascii="Arial" w:hAnsi="Arial" w:cs="Arial"/>
                 <w:sz w:val="22"/>
                 <w:szCs w:val="22"/>
                 <w:lang w:val="id-ID"/>
@@ -1848,7 +1959,7 @@
             </w:r>
             <w:r>
               <w:rPr>
-                <w:rFonts w:ascii="Tahoma" w:hAnsi="Tahoma" w:cs="Tahoma" w:eastAsia="Tahoma"/>
+                <w:rFonts w:ascii="Arial" w:hAnsi="Arial" w:cs="Arial"/>
                 <w:sz w:val="22"/>
                 <w:szCs w:val="22"/>
                 <w:lang w:val="en-AU"/>
@@ -1860,7 +1971,7 @@
             <w:pPr>
               <w:jc w:val="center"/>
               <w:rPr>
-                <w:rFonts w:ascii="Tahoma" w:hAnsi="Tahoma" w:cs="Tahoma" w:eastAsia="Tahoma"/>
+                <w:rFonts w:ascii="Arial" w:hAnsi="Arial" w:cs="Arial"/>
                 <w:sz w:val="22"/>
                 <w:szCs w:val="22"/>
                 <w:lang w:val="en-AU"/>
@@ -1870,16 +1981,16 @@
           <w:p>
             <w:pPr>
               <w:rPr>
-                <w:rFonts w:ascii="Tahoma" w:hAnsi="Tahoma" w:cs="Tahoma" w:eastAsia="Tahoma"/>
-                <w:sz w:val="22"/>
-                <w:szCs w:val="22"/>
-              </w:rPr>
-            </w:pPr>
-          </w:p>
-          <w:p>
-            <w:pPr>
-              <w:rPr>
-                <w:rFonts w:ascii="Tahoma" w:hAnsi="Tahoma" w:cs="Tahoma" w:eastAsia="Tahoma"/>
+                <w:rFonts w:ascii="Arial" w:hAnsi="Arial" w:cs="Arial"/>
+                <w:sz w:val="22"/>
+                <w:szCs w:val="22"/>
+              </w:rPr>
+            </w:pPr>
+          </w:p>
+          <w:p>
+            <w:pPr>
+              <w:rPr>
+                <w:rFonts w:ascii="Arial" w:hAnsi="Arial" w:cs="Arial"/>
                 <w:sz w:val="36"/>
                 <w:szCs w:val="36"/>
               </w:rPr>
@@ -1889,7 +2000,7 @@
             <w:pPr>
               <w:jc w:val="center"/>
               <w:rPr>
-                <w:rFonts w:ascii="Tahoma" w:hAnsi="Tahoma" w:cs="Tahoma" w:eastAsia="Tahoma"/>
+                <w:rFonts w:ascii="Arial" w:hAnsi="Arial" w:cs="Arial"/>
                 <w:sz w:val="32"/>
                 <w:szCs w:val="32"/>
                 <w:u w:val="single"/>
@@ -1898,7 +2009,7 @@
             </w:pPr>
             <w:r>
               <w:rPr>
-                <w:rFonts w:ascii="Tahoma" w:hAnsi="Tahoma" w:cs="Tahoma" w:eastAsia="Tahoma"/>
+                <w:rFonts w:ascii="Arial" w:hAnsi="Arial" w:cs="Arial"/>
                 <w:sz w:val="22"/>
                 <w:szCs w:val="22"/>
                 <w:u w:val="single"/>
@@ -1911,14 +2022,14 @@
             <w:pPr>
               <w:jc w:val="center"/>
               <w:rPr>
-                <w:rFonts w:ascii="Tahoma" w:hAnsi="Tahoma" w:cs="Tahoma" w:eastAsia="Tahoma"/>
-                <w:sz w:val="22"/>
-                <w:szCs w:val="22"/>
-              </w:rPr>
-            </w:pPr>
-            <w:r>
-              <w:rPr>
-                <w:rFonts w:ascii="Tahoma" w:hAnsi="Tahoma" w:cs="Tahoma" w:eastAsia="Tahoma"/>
+                <w:rFonts w:ascii="Arial" w:hAnsi="Arial" w:cs="Arial"/>
+                <w:sz w:val="22"/>
+                <w:szCs w:val="22"/>
+              </w:rPr>
+            </w:pPr>
+            <w:r>
+              <w:rPr>
+                <w:rFonts w:ascii="Arial" w:hAnsi="Arial" w:cs="Arial"/>
                 <w:sz w:val="22"/>
                 <w:szCs w:val="22"/>
                 <w:lang w:val="id-ID"/>
@@ -1927,7 +2038,7 @@
             </w:r>
             <w:r>
               <w:rPr>
-                <w:rFonts w:ascii="Tahoma" w:hAnsi="Tahoma" w:cs="Tahoma" w:eastAsia="Tahoma"/>
+                <w:rFonts w:ascii="Arial" w:hAnsi="Arial" w:cs="Arial"/>
                 <w:sz w:val="22"/>
                 <w:szCs w:val="22"/>
               </w:rPr>
@@ -1935,7 +2046,7 @@
             </w:r>
             <w:r>
               <w:rPr>
-                <w:rFonts w:ascii="Tahoma" w:hAnsi="Tahoma" w:cs="Tahoma" w:eastAsia="Tahoma"/>
+                <w:rFonts w:ascii="Arial" w:hAnsi="Arial" w:cs="Arial"/>
                 <w:sz w:val="22"/>
                 <w:szCs w:val="22"/>
                 <w:lang w:val="id-ID"/>
@@ -1944,7 +2055,7 @@
             </w:r>
             <w:r>
               <w:rPr>
-                <w:rFonts w:ascii="Tahoma" w:hAnsi="Tahoma" w:cs="Tahoma" w:eastAsia="Tahoma"/>
+                <w:rFonts w:ascii="Arial" w:hAnsi="Arial" w:cs="Arial"/>
                 <w:sz w:val="22"/>
                 <w:szCs w:val="22"/>
               </w:rPr>
@@ -1952,7 +2063,7 @@
             </w:r>
             <w:r>
               <w:rPr>
-                <w:rFonts w:ascii="Tahoma" w:hAnsi="Tahoma" w:cs="Tahoma" w:eastAsia="Tahoma"/>
+                <w:rFonts w:ascii="Arial" w:hAnsi="Arial" w:cs="Arial"/>
                 <w:sz w:val="22"/>
                 <w:szCs w:val="22"/>
                 <w:shd w:val="clear" w:color="auto" w:fill="FFFFFF"/>
@@ -1969,7 +2080,7 @@
             <w:pPr>
               <w:jc w:val="center"/>
               <w:rPr>
-                <w:rFonts w:ascii="Tahoma" w:hAnsi="Tahoma" w:cs="Tahoma" w:eastAsia="Tahoma"/>
+                <w:rFonts w:ascii="Arial" w:hAnsi="Arial" w:cs="Arial"/>
                 <w:sz w:val="22"/>
                 <w:szCs w:val="22"/>
                 <w:lang w:val="id-ID"/>
@@ -1977,7 +2088,7 @@
             </w:pPr>
             <w:r>
               <w:rPr>
-                <w:rFonts w:ascii="Tahoma" w:hAnsi="Tahoma" w:cs="Tahoma" w:eastAsia="Tahoma"/>
+                <w:rFonts w:ascii="Arial" w:hAnsi="Arial" w:cs="Arial"/>
                 <w:sz w:val="22"/>
                 <w:szCs w:val="22"/>
                 <w:lang w:val="id-ID"/>
@@ -1988,10 +2099,13 @@
           <w:p>
             <w:pPr>
               <w:jc w:val="center"/>
-            </w:pPr>
-            <w:r>
-              <w:rPr>
-                <w:rFonts w:ascii="Tahoma" w:hAnsi="Tahoma" w:cs="Tahoma" w:eastAsia="Tahoma"/>
+              <w:rPr>
+                <w:rFonts w:ascii="Arial" w:hAnsi="Arial" w:cs="Arial"/>
+              </w:rPr>
+            </w:pPr>
+            <w:r>
+              <w:rPr>
+                <w:rFonts w:ascii="Arial" w:hAnsi="Arial" w:cs="Arial"/>
                 <w:sz w:val="22"/>
                 <w:szCs w:val="22"/>
                 <w:lang w:val="id-ID"/>
@@ -2000,7 +2114,7 @@
             </w:r>
             <w:r>
               <w:rPr>
-                <w:rFonts w:ascii="Tahoma" w:hAnsi="Tahoma" w:cs="Tahoma" w:eastAsia="Tahoma"/>
+                <w:rFonts w:ascii="Arial" w:hAnsi="Arial" w:cs="Arial"/>
                 <w:sz w:val="22"/>
                 <w:szCs w:val="22"/>
                 <w:lang w:val="en-AU"/>
@@ -2012,7 +2126,7 @@
             <w:pPr>
               <w:jc w:val="center"/>
               <w:rPr>
-                <w:rFonts w:ascii="Tahoma" w:hAnsi="Tahoma" w:cs="Tahoma" w:eastAsia="Tahoma"/>
+                <w:rFonts w:ascii="Arial" w:hAnsi="Arial" w:cs="Arial"/>
                 <w:sz w:val="22"/>
                 <w:szCs w:val="22"/>
                 <w:lang w:val="en-AU"/>
@@ -2020,7 +2134,7 @@
             </w:pPr>
             <w:r>
               <w:rPr>
-                <w:rFonts w:ascii="Tahoma" w:hAnsi="Tahoma" w:cs="Tahoma" w:eastAsia="Tahoma"/>
+                <w:rFonts w:ascii="Arial" w:hAnsi="Arial" w:cs="Arial"/>
                 <w:sz w:val="22"/>
                 <w:szCs w:val="22"/>
                 <w:lang w:val="en-AU"/>
@@ -2032,7 +2146,7 @@
             <w:pPr>
               <w:jc w:val="center"/>
               <w:rPr>
-                <w:rFonts w:ascii="Tahoma" w:hAnsi="Tahoma" w:cs="Tahoma" w:eastAsia="Tahoma"/>
+                <w:rFonts w:ascii="Arial" w:hAnsi="Arial" w:cs="Arial"/>
                 <w:sz w:val="22"/>
                 <w:szCs w:val="22"/>
                 <w:lang w:val="en-AU"/>
@@ -2040,7 +2154,7 @@
             </w:pPr>
             <w:r>
               <w:rPr>
-                <w:rFonts w:ascii="Tahoma" w:hAnsi="Tahoma" w:cs="Tahoma" w:eastAsia="Tahoma"/>
+                <w:rFonts w:ascii="Arial" w:hAnsi="Arial" w:cs="Arial"/>
                 <w:sz w:val="22"/>
                 <w:szCs w:val="22"/>
                 <w:lang w:val="en-AU"/>
@@ -2052,7 +2166,7 @@
             <w:pPr>
               <w:jc w:val="center"/>
               <w:rPr>
-                <w:rFonts w:ascii="Tahoma" w:hAnsi="Tahoma" w:cs="Tahoma" w:eastAsia="Tahoma"/>
+                <w:rFonts w:ascii="Arial" w:hAnsi="Arial" w:cs="Arial"/>
                 <w:sz w:val="40"/>
                 <w:szCs w:val="40"/>
                 <w:lang w:eastAsia="en-US"/>
@@ -2063,6 +2177,7 @@
             <w:pPr>
               <w:jc w:val="center"/>
               <w:rPr>
+                <w:rFonts w:ascii="Arial" w:hAnsi="Arial" w:cs="Arial"/>
                 <w:sz w:val="40"/>
                 <w:szCs w:val="40"/>
                 <w:lang w:eastAsia="en-US"/>
@@ -2073,6 +2188,7 @@
             <w:pPr>
               <w:jc w:val="center"/>
               <w:rPr>
+                <w:rFonts w:ascii="Arial" w:hAnsi="Arial" w:cs="Arial"/>
                 <w:sz w:val="22"/>
                 <w:szCs w:val="22"/>
                 <w:lang w:eastAsia="en-US"/>
@@ -2083,7 +2199,7 @@
             <w:pPr>
               <w:jc w:val="center"/>
               <w:rPr>
-                <w:rFonts w:ascii="Tahoma" w:hAnsi="Tahoma" w:cs="Tahoma" w:eastAsia="Tahoma"/>
+                <w:rFonts w:ascii="Arial" w:hAnsi="Arial" w:cs="Arial"/>
                 <w:sz w:val="22"/>
                 <w:szCs w:val="22"/>
                 <w:u w:val="single"/>
@@ -2091,7 +2207,7 @@
             </w:pPr>
             <w:r>
               <w:rPr>
-                <w:rFonts w:ascii="Tahoma" w:hAnsi="Tahoma" w:cs="Tahoma" w:eastAsia="Tahoma"/>
+                <w:rFonts w:ascii="Arial" w:hAnsi="Arial" w:cs="Arial"/>
                 <w:sz w:val="22"/>
                 <w:szCs w:val="22"/>
                 <w:u w:val="single"/>
@@ -2103,7 +2219,7 @@
             <w:pPr>
               <w:jc w:val="center"/>
               <w:rPr>
-                <w:rFonts w:ascii="Tahoma" w:hAnsi="Tahoma" w:cs="Tahoma" w:eastAsia="Tahoma"/>
+                <w:rFonts w:ascii="Arial" w:hAnsi="Arial" w:cs="Arial"/>
                 <w:sz w:val="22"/>
                 <w:szCs w:val="22"/>
                 <w:lang w:val="id-ID"/>
@@ -2111,7 +2227,7 @@
             </w:pPr>
             <w:r>
               <w:rPr>
-                <w:rFonts w:ascii="Tahoma" w:hAnsi="Tahoma" w:cs="Tahoma" w:eastAsia="Tahoma"/>
+                <w:rFonts w:ascii="Arial" w:hAnsi="Arial" w:cs="Arial"/>
                 <w:sz w:val="22"/>
                 <w:szCs w:val="22"/>
               </w:rPr>
@@ -2119,7 +2235,7 @@
             </w:r>
             <w:r>
               <w:rPr>
-                <w:rFonts w:ascii="Tahoma" w:hAnsi="Tahoma" w:cs="Tahoma" w:eastAsia="Tahoma"/>
+                <w:rFonts w:ascii="Arial" w:hAnsi="Arial" w:cs="Arial"/>
                 <w:sz w:val="22"/>
                 <w:szCs w:val="22"/>
                 <w:shd w:val="clear" w:color="auto" w:fill="FFFFFF"/>
@@ -2136,7 +2252,7 @@
             <w:pPr>
               <w:jc w:val="center"/>
               <w:rPr>
-                <w:rFonts w:ascii="Tahoma" w:hAnsi="Tahoma" w:cs="Tahoma" w:eastAsia="Tahoma"/>
+                <w:rFonts w:ascii="Arial" w:hAnsi="Arial" w:cs="Arial"/>
                 <w:sz w:val="22"/>
                 <w:szCs w:val="22"/>
                 <w:lang w:val="id-ID"/>
@@ -2144,7 +2260,7 @@
             </w:pPr>
             <w:r>
               <w:rPr>
-                <w:rFonts w:ascii="Tahoma" w:hAnsi="Tahoma" w:cs="Tahoma" w:eastAsia="Tahoma"/>
+                <w:rFonts w:ascii="Arial" w:hAnsi="Arial" w:cs="Arial"/>
                 <w:sz w:val="22"/>
                 <w:szCs w:val="22"/>
                 <w:lang w:val="id-ID"/>
@@ -2155,10 +2271,13 @@
           <w:p>
             <w:pPr>
               <w:jc w:val="center"/>
-            </w:pPr>
-            <w:r>
-              <w:rPr>
-                <w:rFonts w:ascii="Tahoma" w:hAnsi="Tahoma" w:cs="Tahoma" w:eastAsia="Tahoma"/>
+              <w:rPr>
+                <w:rFonts w:ascii="Arial" w:hAnsi="Arial" w:cs="Arial"/>
+              </w:rPr>
+            </w:pPr>
+            <w:r>
+              <w:rPr>
+                <w:rFonts w:ascii="Arial" w:hAnsi="Arial" w:cs="Arial"/>
                 <w:sz w:val="22"/>
                 <w:szCs w:val="22"/>
                 <w:lang w:val="id-ID"/>
@@ -2167,7 +2286,7 @@
             </w:r>
             <w:r>
               <w:rPr>
-                <w:rFonts w:ascii="Tahoma" w:hAnsi="Tahoma" w:cs="Tahoma" w:eastAsia="Tahoma"/>
+                <w:rFonts w:ascii="Arial" w:hAnsi="Arial" w:cs="Arial"/>
                 <w:sz w:val="22"/>
                 <w:szCs w:val="22"/>
                 <w:lang w:val="en-AU"/>
@@ -2179,7 +2298,7 @@
             <w:pPr>
               <w:jc w:val="center"/>
               <w:rPr>
-                <w:rFonts w:ascii="Tahoma" w:hAnsi="Tahoma" w:cs="Tahoma" w:eastAsia="Tahoma"/>
+                <w:rFonts w:ascii="Arial" w:hAnsi="Arial" w:cs="Arial"/>
                 <w:sz w:val="22"/>
                 <w:szCs w:val="22"/>
                 <w:lang w:val="en-AU"/>
@@ -2187,7 +2306,7 @@
             </w:pPr>
             <w:r>
               <w:rPr>
-                <w:rFonts w:ascii="Tahoma" w:hAnsi="Tahoma" w:cs="Tahoma" w:eastAsia="Tahoma"/>
+                <w:rFonts w:ascii="Arial" w:hAnsi="Arial" w:cs="Arial"/>
                 <w:sz w:val="22"/>
                 <w:szCs w:val="22"/>
                 <w:lang w:val="en-AU"/>
@@ -2199,7 +2318,7 @@
             <w:pPr>
               <w:jc w:val="center"/>
               <w:rPr>
-                <w:rFonts w:ascii="Tahoma" w:hAnsi="Tahoma" w:cs="Tahoma" w:eastAsia="Tahoma"/>
+                <w:rFonts w:ascii="Arial" w:hAnsi="Arial" w:cs="Arial"/>
                 <w:sz w:val="22"/>
                 <w:szCs w:val="22"/>
                 <w:lang w:eastAsia="en-US"/>
@@ -2210,6 +2329,7 @@
             <w:pPr>
               <w:jc w:val="center"/>
               <w:rPr>
+                <w:rFonts w:ascii="Arial" w:hAnsi="Arial" w:cs="Arial"/>
                 <w:sz w:val="22"/>
                 <w:szCs w:val="22"/>
                 <w:lang w:eastAsia="en-US"/>
@@ -2220,7 +2340,7 @@
             <w:pPr>
               <w:jc w:val="center"/>
               <w:rPr>
-                <w:rFonts w:ascii="Tahoma" w:hAnsi="Tahoma" w:cs="Tahoma" w:eastAsia="Tahoma"/>
+                <w:rFonts w:ascii="Arial" w:hAnsi="Arial" w:cs="Arial"/>
                 <w:sz w:val="22"/>
                 <w:szCs w:val="22"/>
                 <w:lang w:eastAsia="en-US"/>
@@ -2231,7 +2351,7 @@
             <w:pPr>
               <w:jc w:val="center"/>
               <w:rPr>
-                <w:rFonts w:ascii="Tahoma" w:hAnsi="Tahoma" w:cs="Tahoma" w:eastAsia="Tahoma"/>
+                <w:rFonts w:ascii="Arial" w:hAnsi="Arial" w:cs="Arial"/>
                 <w:sz w:val="22"/>
                 <w:szCs w:val="22"/>
                 <w:u w:val="single"/>
@@ -2239,7 +2359,7 @@
             </w:pPr>
             <w:r>
               <w:rPr>
-                <w:rFonts w:ascii="Tahoma" w:hAnsi="Tahoma" w:cs="Tahoma" w:eastAsia="Tahoma"/>
+                <w:rFonts w:ascii="Arial" w:hAnsi="Arial" w:cs="Arial"/>
                 <w:sz w:val="22"/>
                 <w:szCs w:val="22"/>
                 <w:u w:val="single"/>
@@ -2251,14 +2371,14 @@
             <w:pPr>
               <w:jc w:val="center"/>
               <w:rPr>
-                <w:rFonts w:ascii="Tahoma" w:hAnsi="Tahoma" w:cs="Tahoma" w:eastAsia="Tahoma"/>
-                <w:sz w:val="22"/>
-                <w:szCs w:val="22"/>
-              </w:rPr>
-            </w:pPr>
-            <w:r>
-              <w:rPr>
-                <w:rFonts w:ascii="Tahoma" w:hAnsi="Tahoma" w:cs="Tahoma" w:eastAsia="Tahoma"/>
+                <w:rFonts w:ascii="Arial" w:hAnsi="Arial" w:cs="Arial"/>
+                <w:sz w:val="22"/>
+                <w:szCs w:val="22"/>
+              </w:rPr>
+            </w:pPr>
+            <w:r>
+              <w:rPr>
+                <w:rFonts w:ascii="Arial" w:hAnsi="Arial" w:cs="Arial"/>
                 <w:sz w:val="22"/>
                 <w:szCs w:val="22"/>
               </w:rPr>
@@ -2278,7 +2398,7 @@
             <w:pPr>
               <w:snapToGrid w:val="0"/>
               <w:rPr>
-                <w:rFonts w:ascii="Tahoma" w:hAnsi="Tahoma" w:cs="Tahoma" w:eastAsia="Tahoma"/>
+                <w:rFonts w:ascii="Arial" w:hAnsi="Arial" w:cs="Arial"/>
                 <w:sz w:val="22"/>
                 <w:szCs w:val="22"/>
               </w:rPr>
@@ -2299,14 +2419,14 @@
                 <w:tab w:val="left" w:pos="8265"/>
               </w:tabs>
               <w:rPr>
-                <w:rFonts w:ascii="Tahoma" w:hAnsi="Tahoma" w:cs="Tahoma" w:eastAsia="Tahoma"/>
-                <w:sz w:val="22"/>
-                <w:szCs w:val="22"/>
-              </w:rPr>
-            </w:pPr>
-            <w:r>
-              <w:rPr>
-                <w:rFonts w:ascii="Tahoma" w:hAnsi="Tahoma" w:cs="Tahoma" w:eastAsia="Tahoma"/>
+                <w:rFonts w:ascii="Arial" w:hAnsi="Arial" w:cs="Arial"/>
+                <w:sz w:val="22"/>
+                <w:szCs w:val="22"/>
+              </w:rPr>
+            </w:pPr>
+            <w:r>
+              <w:rPr>
+                <w:rFonts w:ascii="Arial" w:hAnsi="Arial" w:cs="Arial"/>
                 <w:sz w:val="22"/>
                 <w:szCs w:val="22"/>
               </w:rPr>
@@ -2327,14 +2447,14 @@
                 <w:tab w:val="left" w:pos="8265"/>
               </w:tabs>
               <w:rPr>
-                <w:rFonts w:ascii="Tahoma" w:hAnsi="Tahoma" w:cs="Tahoma" w:eastAsia="Tahoma"/>
-                <w:sz w:val="22"/>
-                <w:szCs w:val="22"/>
-              </w:rPr>
-            </w:pPr>
-            <w:r>
-              <w:rPr>
-                <w:rFonts w:ascii="Tahoma" w:hAnsi="Tahoma" w:cs="Tahoma" w:eastAsia="Tahoma"/>
+                <w:rFonts w:ascii="Arial" w:hAnsi="Arial" w:cs="Arial"/>
+                <w:sz w:val="22"/>
+                <w:szCs w:val="22"/>
+              </w:rPr>
+            </w:pPr>
+            <w:r>
+              <w:rPr>
+                <w:rFonts w:ascii="Arial" w:hAnsi="Arial" w:cs="Arial"/>
                 <w:sz w:val="22"/>
                 <w:szCs w:val="22"/>
               </w:rPr>
@@ -2343,7 +2463,7 @@
             </w:r>
             <w:r>
               <w:rPr>
-                <w:rFonts w:ascii="Tahoma" w:hAnsi="Tahoma" w:cs="Tahoma" w:eastAsia="Tahoma"/>
+                <w:rFonts w:ascii="Arial" w:hAnsi="Arial" w:cs="Arial"/>
                 <w:sz w:val="22"/>
                 <w:szCs w:val="22"/>
               </w:rPr>
@@ -2365,7 +2485,7 @@
               <w:snapToGrid w:val="0"/>
               <w:ind w:firstLine="993"/>
               <w:rPr>
-                <w:rFonts w:ascii="Tahoma" w:hAnsi="Tahoma" w:cs="Tahoma" w:eastAsia="Tahoma"/>
+                <w:rFonts w:ascii="Arial" w:hAnsi="Arial" w:cs="Arial"/>
                 <w:sz w:val="10"/>
                 <w:szCs w:val="10"/>
                 <w:lang w:eastAsia="en-US"/>
@@ -2376,6 +2496,7 @@
             <w:pPr>
               <w:ind w:left="567" w:firstLine="993"/>
               <w:rPr>
+                <w:rFonts w:ascii="Arial" w:hAnsi="Arial" w:cs="Arial"/>
                 <w:sz w:val="10"/>
                 <w:szCs w:val="10"/>
                 <w:lang w:eastAsia="en-US"/>
@@ -2386,6 +2507,7 @@
             <w:pPr>
               <w:ind w:left="567" w:firstLine="993"/>
               <w:rPr>
+                <w:rFonts w:ascii="Arial" w:hAnsi="Arial" w:cs="Arial"/>
                 <w:sz w:val="8"/>
                 <w:szCs w:val="8"/>
                 <w:lang w:eastAsia="en-US"/>
@@ -2396,6 +2518,7 @@
             <w:pPr>
               <w:ind w:left="567" w:firstLine="993"/>
               <w:rPr>
+                <w:rFonts w:ascii="Arial" w:hAnsi="Arial" w:cs="Arial"/>
                 <w:sz w:val="18"/>
                 <w:szCs w:val="18"/>
                 <w:lang w:eastAsia="en-US"/>
@@ -2406,6 +2529,7 @@
             <w:pPr>
               <w:ind w:left="567" w:firstLine="993"/>
               <w:rPr>
+                <w:rFonts w:ascii="Arial" w:hAnsi="Arial" w:cs="Arial"/>
                 <w:sz w:val="14"/>
                 <w:szCs w:val="14"/>
                 <w:lang w:eastAsia="en-US"/>
@@ -2416,6 +2540,7 @@
             <w:pPr>
               <w:ind w:left="567" w:firstLine="993"/>
               <w:rPr>
+                <w:rFonts w:ascii="Arial" w:hAnsi="Arial" w:cs="Arial"/>
                 <w:sz w:val="22"/>
                 <w:szCs w:val="22"/>
                 <w:lang w:eastAsia="en-US"/>
@@ -2426,7 +2551,7 @@
             <w:pPr>
               <w:jc w:val="center"/>
               <w:rPr>
-                <w:rFonts w:ascii="Tahoma" w:hAnsi="Tahoma" w:cs="Tahoma" w:eastAsia="Tahoma"/>
+                <w:rFonts w:ascii="Arial" w:hAnsi="Arial" w:cs="Arial"/>
                 <w:sz w:val="22"/>
                 <w:szCs w:val="22"/>
                 <w:lang w:val="id-ID"/>
@@ -2434,7 +2559,7 @@
             </w:pPr>
             <w:r>
               <w:rPr>
-                <w:rFonts w:ascii="Tahoma" w:hAnsi="Tahoma" w:cs="Tahoma" w:eastAsia="Tahoma"/>
+                <w:rFonts w:ascii="Arial" w:hAnsi="Arial" w:cs="Arial"/>
                 <w:sz w:val="22"/>
                 <w:szCs w:val="22"/>
                 <w:u w:val="single"/>
@@ -2445,7 +2570,7 @@
             </w:r>
             <w:r>
               <w:rPr>
-                <w:rFonts w:ascii="Tahoma" w:hAnsi="Tahoma" w:cs="Tahoma" w:eastAsia="Tahoma"/>
+                <w:rFonts w:ascii="Arial" w:hAnsi="Arial" w:cs="Arial"/>
                 <w:sz w:val="22"/>
                 <w:szCs w:val="22"/>
                 <w:lang w:val="id-ID"/>
@@ -2457,7 +2582,7 @@
             <w:pPr>
               <w:jc w:val="center"/>
               <w:rPr>
-                <w:rFonts w:ascii="Tahoma" w:hAnsi="Tahoma" w:cs="Tahoma" w:eastAsia="Tahoma"/>
+                <w:rFonts w:ascii="Arial" w:hAnsi="Arial" w:cs="Arial"/>
                 <w:sz w:val="22"/>
                 <w:szCs w:val="22"/>
                 <w:lang w:val="en-GB"/>
@@ -2465,7 +2590,7 @@
             </w:pPr>
             <w:r>
               <w:rPr>
-                <w:rFonts w:ascii="Tahoma" w:hAnsi="Tahoma" w:cs="Tahoma" w:eastAsia="Tahoma"/>
+                <w:rFonts w:ascii="Arial" w:hAnsi="Arial" w:cs="Arial"/>
                 <w:sz w:val="22"/>
                 <w:szCs w:val="22"/>
                 <w:lang w:val="id-ID"/>
@@ -2474,7 +2599,7 @@
             </w:r>
             <w:r>
               <w:rPr>
-                <w:rFonts w:ascii="Tahoma" w:hAnsi="Tahoma" w:cs="Tahoma" w:eastAsia="Tahoma"/>
+                <w:rFonts w:ascii="Arial" w:hAnsi="Arial" w:cs="Arial"/>
                 <w:sz w:val="22"/>
                 <w:szCs w:val="22"/>
               </w:rPr>
@@ -2482,7 +2607,7 @@
             </w:r>
             <w:r>
               <w:rPr>
-                <w:rFonts w:ascii="Tahoma" w:hAnsi="Tahoma" w:cs="Tahoma" w:eastAsia="Tahoma"/>
+                <w:rFonts w:ascii="Arial" w:hAnsi="Arial" w:cs="Arial"/>
                 <w:sz w:val="22"/>
                 <w:szCs w:val="22"/>
                 <w:lang w:val="id-ID"/>
@@ -2491,7 +2616,7 @@
             </w:r>
             <w:r>
               <w:rPr>
-                <w:rFonts w:ascii="Tahoma" w:hAnsi="Tahoma" w:cs="Tahoma" w:eastAsia="Tahoma"/>
+                <w:rFonts w:ascii="Arial" w:hAnsi="Arial" w:cs="Arial"/>
                 <w:sz w:val="22"/>
                 <w:szCs w:val="22"/>
                 <w:shd w:val="clear" w:color="auto" w:fill="FFFFFF"/>
@@ -2510,7 +2635,7 @@
               <w:snapToGrid w:val="0"/>
               <w:jc w:val="center"/>
               <w:rPr>
-                <w:rFonts w:ascii="Tahoma" w:hAnsi="Tahoma" w:cs="Tahoma" w:eastAsia="Tahoma"/>
+                <w:rFonts w:ascii="Arial" w:hAnsi="Arial" w:cs="Arial"/>
                 <w:sz w:val="22"/>
                 <w:szCs w:val="22"/>
                 <w:lang w:eastAsia="en-US"/>
@@ -2521,6 +2646,7 @@
             <w:pPr>
               <w:jc w:val="center"/>
               <w:rPr>
+                <w:rFonts w:ascii="Arial" w:hAnsi="Arial" w:cs="Arial"/>
                 <w:sz w:val="14"/>
                 <w:szCs w:val="14"/>
                 <w:lang w:eastAsia="en-US"/>
@@ -2531,6 +2657,7 @@
             <w:pPr>
               <w:jc w:val="center"/>
               <w:rPr>
+                <w:rFonts w:ascii="Arial" w:hAnsi="Arial" w:cs="Arial"/>
                 <w:sz w:val="16"/>
                 <w:szCs w:val="16"/>
                 <w:lang w:eastAsia="en-US"/>
@@ -2541,6 +2668,7 @@
             <w:pPr>
               <w:jc w:val="center"/>
               <w:rPr>
+                <w:rFonts w:ascii="Arial" w:hAnsi="Arial" w:cs="Arial"/>
                 <w:sz w:val="22"/>
                 <w:szCs w:val="22"/>
                 <w:lang w:eastAsia="en-US"/>
@@ -2551,6 +2679,7 @@
             <w:pPr>
               <w:jc w:val="center"/>
               <w:rPr>
+                <w:rFonts w:ascii="Arial" w:hAnsi="Arial" w:cs="Arial"/>
                 <w:sz w:val="22"/>
                 <w:szCs w:val="22"/>
                 <w:lang w:eastAsia="en-US"/>
@@ -2561,7 +2690,7 @@
             <w:pPr>
               <w:jc w:val="center"/>
               <w:rPr>
-                <w:rFonts w:ascii="Tahoma" w:hAnsi="Tahoma" w:cs="Tahoma" w:eastAsia="Tahoma"/>
+                <w:rFonts w:ascii="Arial" w:hAnsi="Arial" w:cs="Arial"/>
                 <w:sz w:val="22"/>
                 <w:szCs w:val="22"/>
                 <w:u w:val="single"/>
@@ -2571,7 +2700,7 @@
             </w:pPr>
             <w:r>
               <w:rPr>
-                <w:rFonts w:ascii="Tahoma" w:hAnsi="Tahoma" w:cs="Tahoma" w:eastAsia="Tahoma"/>
+                <w:rFonts w:ascii="Arial" w:hAnsi="Arial" w:cs="Arial"/>
                 <w:sz w:val="22"/>
                 <w:szCs w:val="22"/>
                 <w:u w:val="single"/>
@@ -2583,6 +2712,7 @@
             <w:pPr>
               <w:jc w:val="center"/>
               <w:rPr>
+                <w:rFonts w:ascii="Arial" w:hAnsi="Arial" w:cs="Arial"/>
                 <w:sz w:val="22"/>
                 <w:szCs w:val="22"/>
                 <w:lang w:eastAsia="en-US"/>
@@ -2590,7 +2720,7 @@
             </w:pPr>
             <w:r>
               <w:rPr>
-                <w:rFonts w:ascii="Tahoma" w:hAnsi="Tahoma" w:cs="Tahoma" w:eastAsia="Tahoma"/>
+                <w:rFonts w:ascii="Arial" w:hAnsi="Arial" w:cs="Arial"/>
                 <w:sz w:val="22"/>
                 <w:szCs w:val="22"/>
                 <w:lang w:val="id-ID"/>
@@ -2599,7 +2729,7 @@
             </w:r>
             <w:r>
               <w:rPr>
-                <w:rFonts w:ascii="Tahoma" w:hAnsi="Tahoma" w:cs="Tahoma" w:eastAsia="Tahoma"/>
+                <w:rFonts w:ascii="Arial" w:hAnsi="Arial" w:cs="Arial"/>
                 <w:sz w:val="22"/>
                 <w:szCs w:val="22"/>
               </w:rPr>
@@ -2607,7 +2737,7 @@
             </w:r>
             <w:r>
               <w:rPr>
-                <w:rFonts w:ascii="Tahoma" w:hAnsi="Tahoma" w:cs="Tahoma" w:eastAsia="Tahoma"/>
+                <w:rFonts w:ascii="Arial" w:hAnsi="Arial" w:cs="Arial"/>
                 <w:sz w:val="22"/>
                 <w:szCs w:val="22"/>
                 <w:lang w:val="id-ID"/>
@@ -2616,7 +2746,7 @@
             </w:r>
             <w:r>
               <w:rPr>
-                <w:rFonts w:ascii="Tahoma" w:hAnsi="Tahoma" w:cs="Tahoma" w:eastAsia="Tahoma"/>
+                <w:rFonts w:ascii="Arial" w:hAnsi="Arial" w:cs="Arial"/>
                 <w:sz w:val="22"/>
                 <w:szCs w:val="22"/>
                 <w:shd w:val="clear" w:color="auto" w:fill="FFFFFF"/>
@@ -2634,6 +2764,7 @@
               <w:snapToGrid w:val="0"/>
               <w:jc w:val="center"/>
               <w:rPr>
+                <w:rFonts w:ascii="Arial" w:hAnsi="Arial" w:cs="Arial"/>
                 <w:sz w:val="22"/>
                 <w:szCs w:val="22"/>
                 <w:lang w:eastAsia="en-US"/>
@@ -2644,6 +2775,7 @@
             <w:pPr>
               <w:jc w:val="center"/>
               <w:rPr>
+                <w:rFonts w:ascii="Arial" w:hAnsi="Arial" w:cs="Arial"/>
                 <w:sz w:val="22"/>
                 <w:szCs w:val="22"/>
                 <w:lang w:eastAsia="en-US"/>
@@ -2654,6 +2786,7 @@
             <w:pPr>
               <w:jc w:val="center"/>
               <w:rPr>
+                <w:rFonts w:ascii="Arial" w:hAnsi="Arial" w:cs="Arial"/>
                 <w:sz w:val="22"/>
                 <w:szCs w:val="22"/>
                 <w:lang w:eastAsia="en-US"/>
@@ -2664,7 +2797,7 @@
             <w:pPr>
               <w:jc w:val="center"/>
               <w:rPr>
-                <w:rFonts w:ascii="Tahoma" w:hAnsi="Tahoma" w:cs="Tahoma" w:eastAsia="Tahoma"/>
+                <w:rFonts w:ascii="Arial" w:hAnsi="Arial" w:cs="Arial"/>
                 <w:sz w:val="22"/>
                 <w:szCs w:val="22"/>
                 <w:lang w:eastAsia="en-US"/>
@@ -2675,7 +2808,7 @@
             <w:pPr>
               <w:jc w:val="center"/>
               <w:rPr>
-                <w:rFonts w:ascii="Tahoma" w:hAnsi="Tahoma" w:cs="Tahoma" w:eastAsia="Tahoma"/>
+                <w:rFonts w:ascii="Arial" w:hAnsi="Arial" w:cs="Arial"/>
                 <w:sz w:val="22"/>
                 <w:szCs w:val="22"/>
                 <w:u w:val="single"/>
@@ -2683,7 +2816,7 @@
             </w:pPr>
             <w:r>
               <w:rPr>
-                <w:rFonts w:ascii="Tahoma" w:hAnsi="Tahoma" w:cs="Tahoma" w:eastAsia="Tahoma"/>
+                <w:rFonts w:ascii="Arial" w:hAnsi="Arial" w:cs="Arial"/>
                 <w:sz w:val="22"/>
                 <w:szCs w:val="22"/>
                 <w:u w:val="single"/>
@@ -2693,7 +2826,7 @@
             </w:r>
             <w:r>
               <w:rPr>
-                <w:rFonts w:ascii="Tahoma" w:hAnsi="Tahoma" w:cs="Tahoma" w:eastAsia="Tahoma"/>
+                <w:rFonts w:ascii="Arial" w:hAnsi="Arial" w:cs="Arial"/>
                 <w:sz w:val="22"/>
                 <w:szCs w:val="22"/>
                 <w:u w:val="single"/>
@@ -2703,7 +2836,7 @@
             </w:r>
             <w:r>
               <w:rPr>
-                <w:rFonts w:ascii="Tahoma" w:hAnsi="Tahoma" w:cs="Tahoma" w:eastAsia="Tahoma"/>
+                <w:rFonts w:ascii="Arial" w:hAnsi="Arial" w:cs="Arial"/>
                 <w:sz w:val="22"/>
                 <w:szCs w:val="22"/>
                 <w:u w:val="single"/>
@@ -2716,14 +2849,14 @@
             <w:pPr>
               <w:jc w:val="center"/>
               <w:rPr>
-                <w:rFonts w:ascii="Tahoma" w:hAnsi="Tahoma" w:cs="Tahoma" w:eastAsia="Tahoma"/>
-                <w:sz w:val="22"/>
-                <w:szCs w:val="22"/>
-              </w:rPr>
-            </w:pPr>
-            <w:r>
-              <w:rPr>
-                <w:rFonts w:ascii="Tahoma" w:hAnsi="Tahoma" w:cs="Tahoma" w:eastAsia="Tahoma"/>
+                <w:rFonts w:ascii="Arial" w:hAnsi="Arial" w:cs="Arial"/>
+                <w:sz w:val="22"/>
+                <w:szCs w:val="22"/>
+              </w:rPr>
+            </w:pPr>
+            <w:r>
+              <w:rPr>
+                <w:rFonts w:ascii="Arial" w:hAnsi="Arial" w:cs="Arial"/>
                 <w:sz w:val="22"/>
                 <w:szCs w:val="22"/>
                 <w:lang w:val="id-ID"/>
@@ -2732,7 +2865,7 @@
             </w:r>
             <w:r>
               <w:rPr>
-                <w:rFonts w:ascii="Tahoma" w:hAnsi="Tahoma" w:cs="Tahoma" w:eastAsia="Tahoma"/>
+                <w:rFonts w:ascii="Arial" w:hAnsi="Arial" w:cs="Arial"/>
                 <w:sz w:val="22"/>
                 <w:szCs w:val="22"/>
               </w:rPr>
@@ -2740,7 +2873,7 @@
             </w:r>
             <w:r>
               <w:rPr>
-                <w:rFonts w:ascii="Tahoma" w:hAnsi="Tahoma" w:cs="Tahoma" w:eastAsia="Tahoma"/>
+                <w:rFonts w:ascii="Arial" w:hAnsi="Arial" w:cs="Arial"/>
                 <w:sz w:val="22"/>
                 <w:szCs w:val="22"/>
                 <w:lang w:val="id-ID"/>
@@ -2749,7 +2882,7 @@
             </w:r>
             <w:r>
               <w:rPr>
-                <w:rFonts w:ascii="Tahoma" w:hAnsi="Tahoma" w:cs="Tahoma" w:eastAsia="Tahoma"/>
+                <w:rFonts w:ascii="Arial" w:hAnsi="Arial" w:cs="Arial"/>
                 <w:sz w:val="22"/>
                 <w:szCs w:val="22"/>
                 <w:lang w:val="id-ID" w:eastAsia="en-US"/>
@@ -2758,7 +2891,7 @@
             </w:r>
             <w:r>
               <w:rPr>
-                <w:rFonts w:ascii="Tahoma" w:hAnsi="Tahoma" w:cs="Tahoma" w:eastAsia="Tahoma"/>
+                <w:rFonts w:ascii="Arial" w:hAnsi="Arial" w:cs="Arial"/>
                 <w:sz w:val="22"/>
                 <w:szCs w:val="22"/>
                 <w:lang w:eastAsia="en-US"/>
@@ -2779,7 +2912,7 @@
             <w:pPr>
               <w:snapToGrid w:val="0"/>
               <w:rPr>
-                <w:rFonts w:ascii="Tahoma" w:hAnsi="Tahoma" w:cs="Tahoma" w:eastAsia="Tahoma"/>
+                <w:rFonts w:ascii="Arial" w:hAnsi="Arial" w:cs="Arial"/>
                 <w:sz w:val="22"/>
                 <w:szCs w:val="22"/>
               </w:rPr>
@@ -2795,6 +2928,7 @@
         <w:spacing w:line="240" w:lineRule="auto"/>
         <w:ind w:right="-176"/>
         <w:rPr>
+          <w:rFonts w:ascii="Arial" w:hAnsi="Arial" w:cs="Arial"/>
           <w:lang w:eastAsia="id-ID"/>
         </w:rPr>
       </w:pPr>
@@ -3208,7 +3342,6 @@
       <w:suppressAutoHyphens/>
     </w:pPr>
     <w:rPr>
-      <w:rFonts w:ascii="Tahoma" w:eastAsia="Tahoma" w:hAnsi="Tahoma" w:cs="Tahoma"/>
       <w:color w:val="000000"/>
       <w:sz w:val="24"/>
       <w:szCs w:val="24"/>
@@ -3245,7 +3378,7 @@
     <w:name w:val="WW8Num1z0"/>
     <w:qFormat/>
     <w:rPr>
-      <w:rFonts w:ascii="Tahoma" w:hAnsi="Tahoma" w:cs="Tahoma" w:eastAsia="Tahoma"/>
+      <w:rFonts w:ascii="Tahoma" w:eastAsia="Tahoma" w:hAnsi="Tahoma" w:cs="Tahoma"/>
       <w:b w:val="0"/>
       <w:bCs w:val="0"/>
       <w:i w:val="0"/>
@@ -3268,7 +3401,7 @@
     <w:name w:val="MSG_EN_FONT_STYLE_NAME_TEMPLATE_ROLE_NUMBER MSG_EN_FONT_STYLE_NAME_BY_ROLE_TEXT 2_"/>
     <w:qFormat/>
     <w:rPr>
-      <w:rFonts w:ascii="Tahoma" w:hAnsi="Tahoma" w:cs="Tahoma" w:eastAsia="Tahoma"/>
+      <w:rFonts w:ascii="Tahoma" w:eastAsia="Tahoma" w:hAnsi="Tahoma" w:cs="Tahoma"/>
       <w:sz w:val="21"/>
       <w:szCs w:val="21"/>
       <w:shd w:val="clear" w:color="auto" w:fill="FFFFFF"/>
@@ -3278,7 +3411,7 @@
     <w:name w:val="MSG_EN_FONT_STYLE_NAME_TEMPLATE_ROLE_NUMBER MSG_EN_FONT_STYLE_NAME_BY_ROLE_TEXT 3_"/>
     <w:qFormat/>
     <w:rPr>
-      <w:rFonts w:ascii="Tahoma" w:hAnsi="Tahoma" w:cs="Tahoma" w:eastAsia="Tahoma"/>
+      <w:rFonts w:ascii="Tahoma" w:eastAsia="Tahoma" w:hAnsi="Tahoma" w:cs="Tahoma"/>
       <w:b/>
       <w:bCs/>
       <w:i/>
@@ -3292,7 +3425,7 @@
     <w:name w:val="MSG_EN_FONT_STYLE_NAME_TEMPLATE_ROLE_NUMBER MSG_EN_FONT_STYLE_NAME_BY_ROLE_TEXT 3 + MSG_EN_FONT_STYLE_MODIFER_SIZE 5"/>
     <w:qFormat/>
     <w:rPr>
-      <w:rFonts w:ascii="Tahoma" w:hAnsi="Tahoma" w:cs="Tahoma" w:eastAsia="Tahoma"/>
+      <w:rFonts w:ascii="Tahoma" w:eastAsia="Tahoma" w:hAnsi="Tahoma" w:cs="Tahoma"/>
       <w:b w:val="0"/>
       <w:bCs w:val="0"/>
       <w:i w:val="0"/>
@@ -3306,7 +3439,7 @@
     <w:name w:val="MSG_EN_FONT_STYLE_NAME_TEMPLATE_ROLE MSG_EN_FONT_STYLE_NAME_BY_ROLE_PICTURE_CAPTION_"/>
     <w:qFormat/>
     <w:rPr>
-      <w:rFonts w:ascii="Tahoma" w:hAnsi="Tahoma" w:cs="Tahoma" w:eastAsia="Tahoma"/>
+      <w:rFonts w:ascii="Tahoma" w:eastAsia="Tahoma" w:hAnsi="Tahoma" w:cs="Tahoma"/>
       <w:sz w:val="21"/>
       <w:szCs w:val="21"/>
       <w:shd w:val="clear" w:color="auto" w:fill="FFFFFF"/>
@@ -3316,7 +3449,7 @@
     <w:name w:val="MSG_EN_FONT_STYLE_NAME_TEMPLATE_ROLE MSG_EN_FONT_STYLE_NAME_BY_ROLE_PICTURE_CAPTION"/>
     <w:qFormat/>
     <w:rPr>
-      <w:rFonts w:ascii="Tahoma" w:hAnsi="Tahoma" w:cs="Tahoma" w:eastAsia="Tahoma"/>
+      <w:rFonts w:ascii="Tahoma" w:eastAsia="Tahoma" w:hAnsi="Tahoma" w:cs="Tahoma"/>
       <w:sz w:val="21"/>
       <w:szCs w:val="21"/>
       <w:u w:val="single"/>
@@ -3366,7 +3499,6 @@
       <w:spacing w:before="240" w:after="120"/>
     </w:pPr>
     <w:rPr>
-      <w:rFonts w:ascii="Tahoma" w:eastAsia="Tahoma" w:hAnsi="Tahoma" w:cs="Tahoma"/>
       <w:sz w:val="28"/>
       <w:szCs w:val="28"/>
     </w:rPr>
@@ -3381,9 +3513,6 @@
   <w:style w:type="paragraph" w:styleId="List">
     <w:name w:val="List"/>
     <w:basedOn w:val="BodyText"/>
-    <w:rPr>
-      <w:rFonts w:cs="Tahoma" w:ascii="Tahoma" w:hAnsi="Tahoma" w:eastAsia="Tahoma"/>
-    </w:rPr>
   </w:style>
   <w:style w:type="paragraph" w:styleId="Caption">
     <w:name w:val="caption"/>
@@ -3394,7 +3523,6 @@
       <w:spacing w:before="120" w:after="120"/>
     </w:pPr>
     <w:rPr>
-      <w:rFonts w:cs="Tahoma" w:ascii="Tahoma" w:hAnsi="Tahoma" w:eastAsia="Tahoma"/>
       <w:i/>
       <w:iCs/>
     </w:rPr>
@@ -3406,9 +3534,6 @@
     <w:pPr>
       <w:suppressLineNumbers/>
     </w:pPr>
-    <w:rPr>
-      <w:rFonts w:cs="Tahoma" w:ascii="Tahoma" w:hAnsi="Tahoma" w:eastAsia="Tahoma"/>
-    </w:rPr>
   </w:style>
   <w:style w:type="paragraph" w:customStyle="1" w:styleId="MSGENFONTSTYLENAMETEMPLATEROLENUMBERMSGENFONTSTYLENAMEBYROLETEXT20">
     <w:name w:val="MSG_EN_FONT_STYLE_NAME_TEMPLATE_ROLE_NUMBER MSG_EN_FONT_STYLE_NAME_BY_ROLE_TEXT 2"/>
@@ -3420,7 +3545,6 @@
       <w:jc w:val="center"/>
     </w:pPr>
     <w:rPr>
-      <w:rFonts w:ascii="Tahoma" w:eastAsia="Tahoma" w:hAnsi="Tahoma" w:cs="Tahoma"/>
       <w:sz w:val="21"/>
       <w:szCs w:val="21"/>
       <w:lang w:val="id-ID"/>
@@ -3436,7 +3560,6 @@
       <w:jc w:val="both"/>
     </w:pPr>
     <w:rPr>
-      <w:rFonts w:ascii="Tahoma" w:eastAsia="Tahoma" w:hAnsi="Tahoma" w:cs="Tahoma"/>
       <w:b/>
       <w:bCs/>
       <w:i/>
@@ -3455,7 +3578,6 @@
       <w:spacing w:line="278" w:lineRule="exact"/>
     </w:pPr>
     <w:rPr>
-      <w:rFonts w:ascii="Tahoma" w:eastAsia="Tahoma" w:hAnsi="Tahoma" w:cs="Tahoma"/>
       <w:sz w:val="21"/>
       <w:szCs w:val="21"/>
       <w:lang w:val="id-ID"/>
@@ -3466,7 +3588,6 @@
     <w:basedOn w:val="Normal"/>
     <w:qFormat/>
     <w:rPr>
-      <w:rFonts w:ascii="Tahoma" w:hAnsi="Tahoma" w:cs="Tahoma" w:eastAsia="Tahoma"/>
       <w:sz w:val="16"/>
       <w:szCs w:val="16"/>
     </w:rPr>

--- a/templates/CEK/Budha.docx
+++ b/templates/CEK/Budha.docx
@@ -26,134 +26,485 @@
           <w:szCs w:val="24"/>
           <w:lang w:val="en-US"/>
         </w:rPr>
-        <w:pict w14:anchorId="51182DBD">
-          <v:group id="_x0000_s1027" style="position:absolute;left:0;text-align:left;margin-left:4pt;margin-top:-63.25pt;width:531.75pt;height:91pt;z-index:1" coordorigin="840,360" coordsize="10635,1820">
-            <v:shapetype id="_x0000_t202" coordsize="21600,21600" o:spt="202" path="m,l,21600r21600,l21600,xe">
-              <v:stroke joinstyle="miter"/>
-              <v:path gradientshapeok="t" o:connecttype="rect"/>
-            </v:shapetype>
-            <v:shape id="Text Box 82" o:spid="_x0000_s1028" type="#_x0000_t202" style="position:absolute;left:1716;top:360;width:9759;height:1820;visibility:visible" o:gfxdata="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" filled="f" stroked="f">
-              <v:textbox style="mso-next-textbox:#Text Box 82">
-                <w:txbxContent>
-                  <w:p>
-                    <w:pPr>
-                      <w:spacing w:line="276" w:lineRule="auto"/>
-                      <w:jc w:val="center"/>
-                      <w:rPr>
-                        <w:rFonts w:ascii="Arial" w:hAnsi="Arial" w:cs="Arial"/>
-                        <w:sz w:val="14"/>
-                      </w:rPr>
-                    </w:pPr>
-                  </w:p>
-                  <w:p>
-                    <w:pPr>
-                      <w:jc w:val="center"/>
-                      <w:rPr>
-                        <w:rFonts w:ascii="Arial" w:hAnsi="Arial" w:cs="Arial"/>
-                        <w:sz w:val="26"/>
-                        <w:szCs w:val="26"/>
-                      </w:rPr>
-                    </w:pPr>
-                    <w:r>
-                      <w:rPr>
-                        <w:rFonts w:ascii="Arial" w:hAnsi="Arial" w:cs="Arial"/>
-                        <w:sz w:val="26"/>
-                        <w:szCs w:val="26"/>
-                      </w:rPr>
-                      <w:t>PEMERINTAH PROVINSI JAWA TIMUR</w:t>
-                    </w:r>
-                  </w:p>
-                  <w:p>
-                    <w:pPr>
-                      <w:jc w:val="center"/>
-                      <w:rPr>
-                        <w:rFonts w:ascii="Arial" w:hAnsi="Arial" w:cs="Arial"/>
-                        <w:b/>
-                        <w:sz w:val="28"/>
-                        <w:szCs w:val="28"/>
-                      </w:rPr>
-                    </w:pPr>
-                    <w:r>
-                      <w:rPr>
-                        <w:rFonts w:ascii="Arial" w:hAnsi="Arial" w:cs="Arial"/>
-                        <w:b/>
-                        <w:sz w:val="28"/>
-                        <w:szCs w:val="28"/>
-                      </w:rPr>
-                      <w:t>SEKRETARIAT</w:t>
-                    </w:r>
-                    <w:r>
-                      <w:rPr>
-                        <w:rFonts w:ascii="Arial" w:hAnsi="Arial" w:cs="Arial"/>
-                        <w:b/>
-                        <w:sz w:val="28"/>
-                        <w:szCs w:val="28"/>
-                      </w:rPr>
-                      <w:t xml:space="preserve"> DAERAH</w:t>
-                    </w:r>
-                  </w:p>
-                  <w:p>
-                    <w:pPr>
-                      <w:jc w:val="center"/>
-                      <w:rPr>
-                        <w:rFonts w:ascii="Arial" w:hAnsi="Arial" w:cs="Arial"/>
-                      </w:rPr>
-                    </w:pPr>
-                    <w:r>
-                      <w:rPr>
-                        <w:rFonts w:ascii="Arial" w:hAnsi="Arial" w:cs="Arial"/>
-                      </w:rPr>
-                      <w:t>Jalan Pahlawan Nomor 110, Alun-Alun Contong, Bubutan, Surabaya, Jawa Timur 60174</w:t>
-                    </w:r>
-                  </w:p>
-                  <w:p>
-                    <w:pPr>
-                      <w:jc w:val="center"/>
-                      <w:rPr>
-                        <w:rFonts w:ascii="Arial" w:hAnsi="Arial" w:cs="Arial"/>
-                        <w:b/>
-                        <w:u w:val="single"/>
-                      </w:rPr>
-                    </w:pPr>
-                    <w:r>
-                      <w:rPr>
-                        <w:rFonts w:ascii="Arial" w:hAnsi="Arial" w:cs="Arial"/>
-                      </w:rPr>
-                      <w:t>Telepon (031) 3524001-3524011</w:t>
-                    </w:r>
-                  </w:p>
-                </w:txbxContent>
-              </v:textbox>
-            </v:shape>
-            <v:shapetype id="_x0000_t75" coordsize="21600,21600" o:spt="75" o:preferrelative="t" path="m@4@5l@4@11@9@11@9@5xe" filled="f" stroked="f">
-              <v:stroke joinstyle="miter"/>
-              <v:formulas>
-                <v:f eqn="if lineDrawn pixelLineWidth 0"/>
-                <v:f eqn="sum @0 1 0"/>
-                <v:f eqn="sum 0 0 @1"/>
-                <v:f eqn="prod @2 1 2"/>
-                <v:f eqn="prod @3 21600 pixelWidth"/>
-                <v:f eqn="prod @3 21600 pixelHeight"/>
-                <v:f eqn="sum @0 0 1"/>
-                <v:f eqn="prod @6 1 2"/>
-                <v:f eqn="prod @7 21600 pixelWidth"/>
-                <v:f eqn="sum @8 21600 0"/>
-                <v:f eqn="prod @7 21600 pixelHeight"/>
-                <v:f eqn="sum @10 21600 0"/>
-              </v:formulas>
-              <v:path o:extrusionok="f" gradientshapeok="t" o:connecttype="rect"/>
-              <o:lock v:ext="edit" aspectratio="t"/>
-            </v:shapetype>
-            <v:shape id="Picture 13" o:spid="_x0000_s1029" type="#_x0000_t75" style="position:absolute;left:840;top:459;width:1043;height:1408;visibility:visible" o:gfxdata="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">
-              <v:imagedata r:id="rId4" o:title=""/>
-            </v:shape>
-            <v:shapetype id="_x0000_t32" coordsize="21600,21600" o:spt="32" o:oned="t" path="m,l21600,21600e" filled="f">
-              <v:path arrowok="t" fillok="f" o:connecttype="none"/>
-              <o:lock v:ext="edit" shapetype="t"/>
-            </v:shapetype>
-            <v:shape id="AutoShape 14" o:spid="_x0000_s1030" type="#_x0000_t32" style="position:absolute;left:1025;top:1996;width:10240;height:1;flip:y;visibility:visible" o:connectortype="straight" o:gfxdata="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" strokeweight="1.5pt"/>
-          </v:group>
-        </w:pict>
+        <mc:AlternateContent>
+          <mc:Choice Requires="wpg">
+            <w:drawing>
+              <wp:anchor distT="0" distB="0" distL="114300" distR="114300" simplePos="0" relativeHeight="251659264" behindDoc="0" locked="0" layoutInCell="1" allowOverlap="1" wp14:anchorId="5FBE15C3" wp14:editId="6A54F773">
+                <wp:simplePos x="0" y="0"/>
+                <wp:positionH relativeFrom="column">
+                  <wp:posOffset>50800</wp:posOffset>
+                </wp:positionH>
+                <wp:positionV relativeFrom="paragraph">
+                  <wp:posOffset>-803275</wp:posOffset>
+                </wp:positionV>
+                <wp:extent cx="6753225" cy="1155700"/>
+                <wp:effectExtent l="0" t="0" r="0" b="0"/>
+                <wp:wrapNone/>
+                <wp:docPr id="1304986173" name="Group 7"/>
+                <wp:cNvGraphicFramePr>
+                  <a:graphicFrameLocks xmlns:a="http://schemas.openxmlformats.org/drawingml/2006/main"/>
+                </wp:cNvGraphicFramePr>
+                <a:graphic xmlns:a="http://schemas.openxmlformats.org/drawingml/2006/main">
+                  <a:graphicData uri="http://schemas.microsoft.com/office/word/2010/wordprocessingGroup">
+                    <wpg:wgp>
+                      <wpg:cNvGrpSpPr>
+                        <a:grpSpLocks/>
+                      </wpg:cNvGrpSpPr>
+                      <wpg:grpSpPr bwMode="auto">
+                        <a:xfrm>
+                          <a:off x="0" y="0"/>
+                          <a:ext cx="6753225" cy="1155700"/>
+                          <a:chOff x="840" y="360"/>
+                          <a:chExt cx="10635" cy="1820"/>
+                        </a:xfrm>
+                      </wpg:grpSpPr>
+                      <wps:wsp>
+                        <wps:cNvPr id="1336195" name="Text Box 82"/>
+                        <wps:cNvSpPr txBox="1">
+                          <a:spLocks noChangeArrowheads="1"/>
+                        </wps:cNvSpPr>
+                        <wps:spPr bwMode="auto">
+                          <a:xfrm>
+                            <a:off x="1716" y="360"/>
+                            <a:ext cx="9759" cy="1820"/>
+                          </a:xfrm>
+                          <a:prstGeom prst="rect">
+                            <a:avLst/>
+                          </a:prstGeom>
+                          <a:noFill/>
+                          <a:ln>
+                            <a:noFill/>
+                          </a:ln>
+                          <a:extLst>
+                            <a:ext uri="{909E8E84-426E-40DD-AFC4-6F175D3DCCD1}">
+                              <a14:hiddenFill xmlns:a14="http://schemas.microsoft.com/office/drawing/2010/main">
+                                <a:solidFill>
+                                  <a:srgbClr val="FFFFFF"/>
+                                </a:solidFill>
+                              </a14:hiddenFill>
+                            </a:ext>
+                            <a:ext uri="{91240B29-F687-4F45-9708-019B960494DF}">
+                              <a14:hiddenLine xmlns:a14="http://schemas.microsoft.com/office/drawing/2010/main" w="9525">
+                                <a:solidFill>
+                                  <a:srgbClr val="000000"/>
+                                </a:solidFill>
+                                <a:miter lim="800000"/>
+                                <a:headEnd/>
+                                <a:tailEnd/>
+                              </a14:hiddenLine>
+                            </a:ext>
+                          </a:extLst>
+                        </wps:spPr>
+                        <wps:txbx>
+                          <w:txbxContent>
+                            <w:p>
+                              <w:pPr>
+                                <w:spacing w:line="276" w:lineRule="auto"/>
+                                <w:jc w:val="center"/>
+                                <w:rPr>
+                                  <w:rFonts w:ascii="Arial" w:hAnsi="Arial" w:cs="Arial"/>
+                                  <w:sz w:val="14"/>
+                                </w:rPr>
+                              </w:pPr>
+                            </w:p>
+                            <w:p>
+                              <w:pPr>
+                                <w:jc w:val="center"/>
+                                <w:rPr>
+                                  <w:rFonts w:ascii="Arial" w:hAnsi="Arial" w:cs="Arial"/>
+                                  <w:sz w:val="26"/>
+                                  <w:szCs w:val="26"/>
+                                </w:rPr>
+                              </w:pPr>
+                              <w:r>
+                                <w:rPr>
+                                  <w:rFonts w:ascii="Arial" w:hAnsi="Arial" w:cs="Arial"/>
+                                  <w:sz w:val="26"/>
+                                  <w:szCs w:val="26"/>
+                                </w:rPr>
+                                <w:t>PEMERINTAH PROVINSI JAWA TIMUR</w:t>
+                              </w:r>
+                            </w:p>
+                            <w:p>
+                              <w:pPr>
+                                <w:jc w:val="center"/>
+                                <w:rPr>
+                                  <w:rFonts w:ascii="Arial" w:hAnsi="Arial" w:cs="Arial"/>
+                                  <w:b/>
+                                  <w:sz w:val="28"/>
+                                  <w:szCs w:val="28"/>
+                                </w:rPr>
+                              </w:pPr>
+                              <w:r>
+                                <w:rPr>
+                                  <w:rFonts w:ascii="Arial" w:hAnsi="Arial" w:cs="Arial"/>
+                                  <w:b/>
+                                  <w:sz w:val="28"/>
+                                  <w:szCs w:val="28"/>
+                                </w:rPr>
+                                <w:t>SEKRETARIAT</w:t>
+                              </w:r>
+                              <w:r>
+                                <w:rPr>
+                                  <w:rFonts w:ascii="Arial" w:hAnsi="Arial" w:cs="Arial"/>
+                                  <w:b/>
+                                  <w:sz w:val="28"/>
+                                  <w:szCs w:val="28"/>
+                                </w:rPr>
+                                <w:t xml:space="preserve"> DAERAH</w:t>
+                              </w:r>
+                            </w:p>
+                            <w:p>
+                              <w:pPr>
+                                <w:jc w:val="center"/>
+                                <w:rPr>
+                                  <w:rFonts w:ascii="Arial" w:hAnsi="Arial" w:cs="Arial"/>
+                                </w:rPr>
+                              </w:pPr>
+                              <w:r>
+                                <w:rPr>
+                                  <w:rFonts w:ascii="Arial" w:hAnsi="Arial" w:cs="Arial"/>
+                                </w:rPr>
+                                <w:t xml:space="preserve">Jalan </w:t>
+                              </w:r>
+                              <w:proofErr w:type="spellStart"/>
+                              <w:r>
+                                <w:rPr>
+                                  <w:rFonts w:ascii="Arial" w:hAnsi="Arial" w:cs="Arial"/>
+                                </w:rPr>
+                                <w:t>Pahlawan</w:t>
+                              </w:r>
+                              <w:proofErr w:type="spellEnd"/>
+                              <w:r>
+                                <w:rPr>
+                                  <w:rFonts w:ascii="Arial" w:hAnsi="Arial" w:cs="Arial"/>
+                                </w:rPr>
+                                <w:t xml:space="preserve"> </w:t>
+                              </w:r>
+                              <w:proofErr w:type="spellStart"/>
+                              <w:r>
+                                <w:rPr>
+                                  <w:rFonts w:ascii="Arial" w:hAnsi="Arial" w:cs="Arial"/>
+                                </w:rPr>
+                                <w:t>Nomor</w:t>
+                              </w:r>
+                              <w:proofErr w:type="spellEnd"/>
+                              <w:r>
+                                <w:rPr>
+                                  <w:rFonts w:ascii="Arial" w:hAnsi="Arial" w:cs="Arial"/>
+                                </w:rPr>
+                                <w:t xml:space="preserve"> 110, Alun-Alun Contong, </w:t>
+                              </w:r>
+                              <w:proofErr w:type="spellStart"/>
+                              <w:r>
+                                <w:rPr>
+                                  <w:rFonts w:ascii="Arial" w:hAnsi="Arial" w:cs="Arial"/>
+                                </w:rPr>
+                                <w:t>Bubutan</w:t>
+                              </w:r>
+                              <w:proofErr w:type="spellEnd"/>
+                              <w:r>
+                                <w:rPr>
+                                  <w:rFonts w:ascii="Arial" w:hAnsi="Arial" w:cs="Arial"/>
+                                </w:rPr>
+                                <w:t>, Surabaya, Jawa Timur 60174</w:t>
+                              </w:r>
+                            </w:p>
+                            <w:p>
+                              <w:pPr>
+                                <w:jc w:val="center"/>
+                                <w:rPr>
+                                  <w:rFonts w:ascii="Arial" w:hAnsi="Arial" w:cs="Arial"/>
+                                  <w:b/>
+                                  <w:u w:val="single"/>
+                                </w:rPr>
+                              </w:pPr>
+                              <w:proofErr w:type="spellStart"/>
+                              <w:r>
+                                <w:rPr>
+                                  <w:rFonts w:ascii="Arial" w:hAnsi="Arial" w:cs="Arial"/>
+                                </w:rPr>
+                                <w:t>Telepon</w:t>
+                              </w:r>
+                              <w:proofErr w:type="spellEnd"/>
+                              <w:r>
+                                <w:rPr>
+                                  <w:rFonts w:ascii="Arial" w:hAnsi="Arial" w:cs="Arial"/>
+                                </w:rPr>
+                                <w:t xml:space="preserve"> (031) 3524001-3524011</w:t>
+                              </w:r>
+                            </w:p>
+                          </w:txbxContent>
+                        </wps:txbx>
+                        <wps:bodyPr rot="0" vert="horz" wrap="square" lIns="91440" tIns="45720" rIns="91440" bIns="45720" anchor="t" anchorCtr="0" upright="1">
+                          <a:noAutofit/>
+                        </wps:bodyPr>
+                      </wps:wsp>
+                      <pic:pic xmlns:pic="http://schemas.openxmlformats.org/drawingml/2006/picture">
+                        <pic:nvPicPr>
+                          <pic:cNvPr id="1089580633" name="Picture 13"/>
+                          <pic:cNvPicPr>
+                            <a:picLocks noChangeAspect="1" noChangeArrowheads="1"/>
+                          </pic:cNvPicPr>
+                        </pic:nvPicPr>
+                        <pic:blipFill>
+                          <a:blip r:embed="rId7">
+                            <a:extLst>
+                              <a:ext uri="{28A0092B-C50C-407E-A947-70E740481C1C}">
+                                <a14:useLocalDpi xmlns:a14="http://schemas.microsoft.com/office/drawing/2010/main" val="0"/>
+                              </a:ext>
+                            </a:extLst>
+                          </a:blip>
+                          <a:srcRect/>
+                          <a:stretch>
+                            <a:fillRect/>
+                          </a:stretch>
+                        </pic:blipFill>
+                        <pic:spPr bwMode="auto">
+                          <a:xfrm>
+                            <a:off x="840" y="459"/>
+                            <a:ext cx="1043" cy="1408"/>
+                          </a:xfrm>
+                          <a:prstGeom prst="rect">
+                            <a:avLst/>
+                          </a:prstGeom>
+                          <a:noFill/>
+                          <a:extLst>
+                            <a:ext uri="{909E8E84-426E-40DD-AFC4-6F175D3DCCD1}">
+                              <a14:hiddenFill xmlns:a14="http://schemas.microsoft.com/office/drawing/2010/main">
+                                <a:solidFill>
+                                  <a:srgbClr val="FFFFFF"/>
+                                </a:solidFill>
+                              </a14:hiddenFill>
+                            </a:ext>
+                          </a:extLst>
+                        </pic:spPr>
+                      </pic:pic>
+                      <wps:wsp>
+                        <wps:cNvPr id="708219307" name="AutoShape 14"/>
+                        <wps:cNvCnPr>
+                          <a:cxnSpLocks noChangeShapeType="1"/>
+                        </wps:cNvCnPr>
+                        <wps:spPr bwMode="auto">
+                          <a:xfrm flipV="1">
+                            <a:off x="1025" y="1996"/>
+                            <a:ext cx="10240" cy="1"/>
+                          </a:xfrm>
+                          <a:prstGeom prst="straightConnector1">
+                            <a:avLst/>
+                          </a:prstGeom>
+                          <a:noFill/>
+                          <a:ln w="19050">
+                            <a:solidFill>
+                              <a:srgbClr val="000000"/>
+                            </a:solidFill>
+                            <a:round/>
+                            <a:headEnd/>
+                            <a:tailEnd/>
+                          </a:ln>
+                          <a:extLst>
+                            <a:ext uri="{909E8E84-426E-40DD-AFC4-6F175D3DCCD1}">
+                              <a14:hiddenFill xmlns:a14="http://schemas.microsoft.com/office/drawing/2010/main">
+                                <a:noFill/>
+                              </a14:hiddenFill>
+                            </a:ext>
+                          </a:extLst>
+                        </wps:spPr>
+                        <wps:bodyPr/>
+                      </wps:wsp>
+                    </wpg:wgp>
+                  </a:graphicData>
+                </a:graphic>
+                <wp14:sizeRelH relativeFrom="page">
+                  <wp14:pctWidth>0</wp14:pctWidth>
+                </wp14:sizeRelH>
+                <wp14:sizeRelV relativeFrom="page">
+                  <wp14:pctHeight>0</wp14:pctHeight>
+                </wp14:sizeRelV>
+              </wp:anchor>
+            </w:drawing>
+          </mc:Choice>
+          <mc:Fallback>
+            <w:pict>
+              <v:group w14:anchorId="5FBE15C3" id="Group 7" o:spid="_x0000_s1026" style="position:absolute;left:0;text-align:left;margin-left:4pt;margin-top:-63.25pt;width:531.75pt;height:91pt;z-index:251659264" coordorigin="840,360" coordsize="10635,1820" o:gfxdata="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">
+                <v:shapetype id="_x0000_t202" coordsize="21600,21600" o:spt="202" path="m,l,21600r21600,l21600,xe">
+                  <v:stroke joinstyle="miter"/>
+                  <v:path gradientshapeok="t" o:connecttype="rect"/>
+                </v:shapetype>
+                <v:shape id="Text Box 82" o:spid="_x0000_s1027" type="#_x0000_t202" style="position:absolute;left:1716;top:360;width:9759;height:1820;visibility:visible;mso-wrap-style:square;v-text-anchor:top" o:gfxdata="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" filled="f" stroked="f">
+                  <v:textbox>
+                    <w:txbxContent>
+                      <w:p>
+                        <w:pPr>
+                          <w:spacing w:line="276" w:lineRule="auto"/>
+                          <w:jc w:val="center"/>
+                          <w:rPr>
+                            <w:rFonts w:ascii="Arial" w:hAnsi="Arial" w:cs="Arial"/>
+                            <w:sz w:val="14"/>
+                          </w:rPr>
+                        </w:pPr>
+                      </w:p>
+                      <w:p>
+                        <w:pPr>
+                          <w:jc w:val="center"/>
+                          <w:rPr>
+                            <w:rFonts w:ascii="Arial" w:hAnsi="Arial" w:cs="Arial"/>
+                            <w:sz w:val="26"/>
+                            <w:szCs w:val="26"/>
+                          </w:rPr>
+                        </w:pPr>
+                        <w:r>
+                          <w:rPr>
+                            <w:rFonts w:ascii="Arial" w:hAnsi="Arial" w:cs="Arial"/>
+                            <w:sz w:val="26"/>
+                            <w:szCs w:val="26"/>
+                          </w:rPr>
+                          <w:t>PEMERINTAH PROVINSI JAWA TIMUR</w:t>
+                        </w:r>
+                      </w:p>
+                      <w:p>
+                        <w:pPr>
+                          <w:jc w:val="center"/>
+                          <w:rPr>
+                            <w:rFonts w:ascii="Arial" w:hAnsi="Arial" w:cs="Arial"/>
+                            <w:b/>
+                            <w:sz w:val="28"/>
+                            <w:szCs w:val="28"/>
+                          </w:rPr>
+                        </w:pPr>
+                        <w:r>
+                          <w:rPr>
+                            <w:rFonts w:ascii="Arial" w:hAnsi="Arial" w:cs="Arial"/>
+                            <w:b/>
+                            <w:sz w:val="28"/>
+                            <w:szCs w:val="28"/>
+                          </w:rPr>
+                          <w:t>SEKRETARIAT</w:t>
+                        </w:r>
+                        <w:r>
+                          <w:rPr>
+                            <w:rFonts w:ascii="Arial" w:hAnsi="Arial" w:cs="Arial"/>
+                            <w:b/>
+                            <w:sz w:val="28"/>
+                            <w:szCs w:val="28"/>
+                          </w:rPr>
+                          <w:t xml:space="preserve"> DAERAH</w:t>
+                        </w:r>
+                      </w:p>
+                      <w:p>
+                        <w:pPr>
+                          <w:jc w:val="center"/>
+                          <w:rPr>
+                            <w:rFonts w:ascii="Arial" w:hAnsi="Arial" w:cs="Arial"/>
+                          </w:rPr>
+                        </w:pPr>
+                        <w:r>
+                          <w:rPr>
+                            <w:rFonts w:ascii="Arial" w:hAnsi="Arial" w:cs="Arial"/>
+                          </w:rPr>
+                          <w:t xml:space="preserve">Jalan </w:t>
+                        </w:r>
+                        <w:proofErr w:type="spellStart"/>
+                        <w:r>
+                          <w:rPr>
+                            <w:rFonts w:ascii="Arial" w:hAnsi="Arial" w:cs="Arial"/>
+                          </w:rPr>
+                          <w:t>Pahlawan</w:t>
+                        </w:r>
+                        <w:proofErr w:type="spellEnd"/>
+                        <w:r>
+                          <w:rPr>
+                            <w:rFonts w:ascii="Arial" w:hAnsi="Arial" w:cs="Arial"/>
+                          </w:rPr>
+                          <w:t xml:space="preserve"> </w:t>
+                        </w:r>
+                        <w:proofErr w:type="spellStart"/>
+                        <w:r>
+                          <w:rPr>
+                            <w:rFonts w:ascii="Arial" w:hAnsi="Arial" w:cs="Arial"/>
+                          </w:rPr>
+                          <w:t>Nomor</w:t>
+                        </w:r>
+                        <w:proofErr w:type="spellEnd"/>
+                        <w:r>
+                          <w:rPr>
+                            <w:rFonts w:ascii="Arial" w:hAnsi="Arial" w:cs="Arial"/>
+                          </w:rPr>
+                          <w:t xml:space="preserve"> 110, Alun-Alun Contong, </w:t>
+                        </w:r>
+                        <w:proofErr w:type="spellStart"/>
+                        <w:r>
+                          <w:rPr>
+                            <w:rFonts w:ascii="Arial" w:hAnsi="Arial" w:cs="Arial"/>
+                          </w:rPr>
+                          <w:t>Bubutan</w:t>
+                        </w:r>
+                        <w:proofErr w:type="spellEnd"/>
+                        <w:r>
+                          <w:rPr>
+                            <w:rFonts w:ascii="Arial" w:hAnsi="Arial" w:cs="Arial"/>
+                          </w:rPr>
+                          <w:t>, Surabaya, Jawa Timur 60174</w:t>
+                        </w:r>
+                      </w:p>
+                      <w:p>
+                        <w:pPr>
+                          <w:jc w:val="center"/>
+                          <w:rPr>
+                            <w:rFonts w:ascii="Arial" w:hAnsi="Arial" w:cs="Arial"/>
+                            <w:b/>
+                            <w:u w:val="single"/>
+                          </w:rPr>
+                        </w:pPr>
+                        <w:proofErr w:type="spellStart"/>
+                        <w:r>
+                          <w:rPr>
+                            <w:rFonts w:ascii="Arial" w:hAnsi="Arial" w:cs="Arial"/>
+                          </w:rPr>
+                          <w:t>Telepon</w:t>
+                        </w:r>
+                        <w:proofErr w:type="spellEnd"/>
+                        <w:r>
+                          <w:rPr>
+                            <w:rFonts w:ascii="Arial" w:hAnsi="Arial" w:cs="Arial"/>
+                          </w:rPr>
+                          <w:t xml:space="preserve"> (031) 3524001-3524011</w:t>
+                        </w:r>
+                      </w:p>
+                    </w:txbxContent>
+                  </v:textbox>
+                </v:shape>
+                <v:shapetype id="_x0000_t75" coordsize="21600,21600" o:spt="75" o:preferrelative="t" path="m@4@5l@4@11@9@11@9@5xe" filled="f" stroked="f">
+                  <v:stroke joinstyle="miter"/>
+                  <v:formulas>
+                    <v:f eqn="if lineDrawn pixelLineWidth 0"/>
+                    <v:f eqn="sum @0 1 0"/>
+                    <v:f eqn="sum 0 0 @1"/>
+                    <v:f eqn="prod @2 1 2"/>
+                    <v:f eqn="prod @3 21600 pixelWidth"/>
+                    <v:f eqn="prod @3 21600 pixelHeight"/>
+                    <v:f eqn="sum @0 0 1"/>
+                    <v:f eqn="prod @6 1 2"/>
+                    <v:f eqn="prod @7 21600 pixelWidth"/>
+                    <v:f eqn="sum @8 21600 0"/>
+                    <v:f eqn="prod @7 21600 pixelHeight"/>
+                    <v:f eqn="sum @10 21600 0"/>
+                  </v:formulas>
+                  <v:path o:extrusionok="f" gradientshapeok="t" o:connecttype="rect"/>
+                  <o:lock v:ext="edit" aspectratio="t"/>
+                </v:shapetype>
+                <v:shape id="Picture 13" o:spid="_x0000_s1028" type="#_x0000_t75" style="position:absolute;left:840;top:459;width:1043;height:1408;visibility:visible;mso-wrap-style:square" o:gfxdata="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">
+                  <v:imagedata r:id="rId8" o:title=""/>
+                </v:shape>
+                <v:shapetype id="_x0000_t32" coordsize="21600,21600" o:spt="32" o:oned="t" path="m,l21600,21600e" filled="f">
+                  <v:path arrowok="t" fillok="f" o:connecttype="none"/>
+                  <o:lock v:ext="edit" shapetype="t"/>
+                </v:shapetype>
+                <v:shape id="AutoShape 14" o:spid="_x0000_s1029" type="#_x0000_t32" style="position:absolute;left:1025;top:1996;width:10240;height:1;flip:y;visibility:visible;mso-wrap-style:square" o:connectortype="straight" o:gfxdata="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" strokeweight="1.5pt"/>
+              </v:group>
+            </w:pict>
+          </mc:Fallback>
+        </mc:AlternateContent>
       </w:r>
     </w:p>
     <w:p>
@@ -163,27 +514,12 @@
         <w:spacing w:before="0" w:line="360" w:lineRule="auto"/>
         <w:ind w:left="60"/>
         <w:rPr>
-          <w:rFonts w:ascii="Arial" w:hAnsi="Arial" w:cs="Arial"/>
-          <w:b/>
+          <w:rStyle w:val="MSGENFONTSTYLENAMETEMPLATEROLENUMBERMSGENFONTSTYLENAMEBYROLETEXT2"/>
+          <w:rFonts w:ascii="Arial" w:hAnsi="Arial" w:cs="Arial"/>
+          <w:b/>
+          <w:lang w:val="en-US"/>
         </w:rPr>
       </w:pPr>
-      <w:r>
-        <w:rPr>
-          <w:rStyle w:val="MSGENFONTSTYLENAMETEMPLATEROLENUMBERMSGENFONTSTYLENAMEBYROLETEXT2"/>
-          <w:rFonts w:ascii="Arial" w:hAnsi="Arial" w:cs="Arial"/>
-          <w:b/>
-          <w:lang w:val="en-US"/>
-        </w:rPr>
-        <w:t>B</w:t>
-      </w:r>
-      <w:r>
-        <w:rPr>
-          <w:rStyle w:val="MSGENFONTSTYLENAMETEMPLATEROLENUMBERMSGENFONTSTYLENAMEBYROLETEXT2"/>
-          <w:rFonts w:ascii="Arial" w:hAnsi="Arial" w:cs="Arial"/>
-          <w:b/>
-        </w:rPr>
-        <w:t>ERITA ACARA</w:t>
-      </w:r>
     </w:p>
     <w:p>
       <w:pPr>
@@ -192,9 +528,8 @@
         <w:spacing w:before="0" w:line="360" w:lineRule="auto"/>
         <w:ind w:left="60"/>
         <w:rPr>
-          <w:rStyle w:val="MSGENFONTSTYLENAMETEMPLATEROLENUMBERMSGENFONTSTYLENAMEBYROLETEXT2"/>
-          <w:rFonts w:ascii="Arial" w:hAnsi="Arial" w:cs="Arial"/>
-          <w:lang w:val="en-US"/>
+          <w:rFonts w:ascii="Arial" w:hAnsi="Arial" w:cs="Arial"/>
+          <w:b/>
         </w:rPr>
       </w:pPr>
       <w:r>
@@ -202,6 +537,36 @@
           <w:rStyle w:val="MSGENFONTSTYLENAMETEMPLATEROLENUMBERMSGENFONTSTYLENAMEBYROLETEXT2"/>
           <w:rFonts w:ascii="Arial" w:hAnsi="Arial" w:cs="Arial"/>
           <w:b/>
+          <w:lang w:val="en-US"/>
+        </w:rPr>
+        <w:t>B</w:t>
+      </w:r>
+      <w:r>
+        <w:rPr>
+          <w:rStyle w:val="MSGENFONTSTYLENAMETEMPLATEROLENUMBERMSGENFONTSTYLENAMEBYROLETEXT2"/>
+          <w:rFonts w:ascii="Arial" w:hAnsi="Arial" w:cs="Arial"/>
+          <w:b/>
+        </w:rPr>
+        <w:t>ERITA ACARA</w:t>
+      </w:r>
+    </w:p>
+    <w:p>
+      <w:pPr>
+        <w:pStyle w:val="MSGENFONTSTYLENAMETEMPLATEROLENUMBERMSGENFONTSTYLENAMEBYROLETEXT20"/>
+        <w:shd w:val="clear" w:color="auto" w:fill="auto"/>
+        <w:spacing w:before="0" w:line="360" w:lineRule="auto"/>
+        <w:ind w:left="60"/>
+        <w:rPr>
+          <w:rStyle w:val="MSGENFONTSTYLENAMETEMPLATEROLENUMBERMSGENFONTSTYLENAMEBYROLETEXT2"/>
+          <w:rFonts w:ascii="Arial" w:hAnsi="Arial" w:cs="Arial"/>
+          <w:lang w:val="en-US"/>
+        </w:rPr>
+      </w:pPr>
+      <w:r>
+        <w:rPr>
+          <w:rStyle w:val="MSGENFONTSTYLENAMETEMPLATEROLENUMBERMSGENFONTSTYLENAMEBYROLETEXT2"/>
+          <w:rFonts w:ascii="Arial" w:hAnsi="Arial" w:cs="Arial"/>
+          <w:b/>
         </w:rPr>
         <w:t>PENGAMBILAN SUMPAH PEGAWAI NEGERI SIPIL</w:t>
       </w:r>
@@ -211,15 +576,30 @@
           <w:rFonts w:ascii="Arial" w:hAnsi="Arial" w:cs="Arial"/>
         </w:rPr>
         <w:br/>
-        <w:t>NOMOR : 8</w:t>
-      </w:r>
-      <w:r>
-        <w:rPr>
-          <w:rStyle w:val="MSGENFONTSTYLENAMETEMPLATEROLENUMBERMSGENFONTSTYLENAMEBYROLETEXT2"/>
-          <w:rFonts w:ascii="Arial" w:hAnsi="Arial" w:cs="Arial"/>
-          <w:lang w:val="en-US"/>
-        </w:rPr>
-        <w:t>77</w:t>
+      </w:r>
+      <w:proofErr w:type="gramStart"/>
+      <w:r>
+        <w:rPr>
+          <w:rStyle w:val="MSGENFONTSTYLENAMETEMPLATEROLENUMBERMSGENFONTSTYLENAMEBYROLETEXT2"/>
+          <w:rFonts w:ascii="Arial" w:hAnsi="Arial" w:cs="Arial"/>
+        </w:rPr>
+        <w:t>NOMOR :</w:t>
+      </w:r>
+      <w:proofErr w:type="gramEnd"/>
+      <w:r>
+        <w:rPr>
+          <w:rStyle w:val="MSGENFONTSTYLENAMETEMPLATEROLENUMBERMSGENFONTSTYLENAMEBYROLETEXT2"/>
+          <w:rFonts w:ascii="Arial" w:hAnsi="Arial" w:cs="Arial"/>
+        </w:rPr>
+        <w:t xml:space="preserve"> 8</w:t>
+      </w:r>
+      <w:r>
+        <w:rPr>
+          <w:rStyle w:val="MSGENFONTSTYLENAMETEMPLATEROLENUMBERMSGENFONTSTYLENAMEBYROLETEXT2"/>
+          <w:rFonts w:ascii="Arial" w:hAnsi="Arial" w:cs="Arial"/>
+          <w:lang w:val="en-US"/>
+        </w:rPr>
+        <w:t>00</w:t>
       </w:r>
       <w:r>
         <w:rPr>
@@ -234,7 +614,7 @@
           <w:rFonts w:ascii="Arial" w:hAnsi="Arial" w:cs="Arial"/>
           <w:lang w:val="en-US"/>
         </w:rPr>
-        <w:t xml:space="preserve">           </w:t>
+        <w:t>5112</w:t>
       </w:r>
       <w:r>
         <w:rPr>
@@ -291,7 +671,47 @@
           <w:sz w:val="22"/>
           <w:szCs w:val="22"/>
         </w:rPr>
-        <w:t xml:space="preserve">Pada hari ini </w:t>
+        <w:t xml:space="preserve">Pada </w:t>
+      </w:r>
+      <w:proofErr w:type="spellStart"/>
+      <w:r>
+        <w:rPr>
+          <w:rStyle w:val="MSGENFONTSTYLENAMETEMPLATEROLENUMBERMSGENFONTSTYLENAMEBYROLETEXT2"/>
+          <w:rFonts w:ascii="Arial" w:hAnsi="Arial" w:cs="Arial"/>
+          <w:sz w:val="22"/>
+          <w:szCs w:val="22"/>
+        </w:rPr>
+        <w:t>hari</w:t>
+      </w:r>
+      <w:proofErr w:type="spellEnd"/>
+      <w:r>
+        <w:rPr>
+          <w:rStyle w:val="MSGENFONTSTYLENAMETEMPLATEROLENUMBERMSGENFONTSTYLENAMEBYROLETEXT2"/>
+          <w:rFonts w:ascii="Arial" w:hAnsi="Arial" w:cs="Arial"/>
+          <w:sz w:val="22"/>
+          <w:szCs w:val="22"/>
+        </w:rPr>
+        <w:t xml:space="preserve"> </w:t>
+      </w:r>
+      <w:proofErr w:type="spellStart"/>
+      <w:r>
+        <w:rPr>
+          <w:rStyle w:val="MSGENFONTSTYLENAMETEMPLATEROLENUMBERMSGENFONTSTYLENAMEBYROLETEXT2"/>
+          <w:rFonts w:ascii="Arial" w:hAnsi="Arial" w:cs="Arial"/>
+          <w:sz w:val="22"/>
+          <w:szCs w:val="22"/>
+        </w:rPr>
+        <w:t>ini</w:t>
+      </w:r>
+      <w:proofErr w:type="spellEnd"/>
+      <w:r>
+        <w:rPr>
+          <w:rStyle w:val="MSGENFONTSTYLENAMETEMPLATEROLENUMBERMSGENFONTSTYLENAMEBYROLETEXT2"/>
+          <w:rFonts w:ascii="Arial" w:hAnsi="Arial" w:cs="Arial"/>
+          <w:sz w:val="22"/>
+          <w:szCs w:val="22"/>
+        </w:rPr>
+        <w:t xml:space="preserve"> </w:t>
       </w:r>
       <w:r>
         <w:rPr>
@@ -310,7 +730,28 @@
           <w:sz w:val="22"/>
           <w:szCs w:val="22"/>
         </w:rPr>
-        <w:t xml:space="preserve">, tanggal </w:t>
+        <w:t xml:space="preserve">, </w:t>
+      </w:r>
+      <w:proofErr w:type="spellStart"/>
+      <w:proofErr w:type="gramStart"/>
+      <w:r>
+        <w:rPr>
+          <w:rStyle w:val="MSGENFONTSTYLENAMETEMPLATEROLENUMBERMSGENFONTSTYLENAMEBYROLETEXT2"/>
+          <w:rFonts w:ascii="Arial" w:hAnsi="Arial" w:cs="Arial"/>
+          <w:sz w:val="22"/>
+          <w:szCs w:val="22"/>
+        </w:rPr>
+        <w:t>tanggal</w:t>
+      </w:r>
+      <w:proofErr w:type="spellEnd"/>
+      <w:r>
+        <w:rPr>
+          <w:rStyle w:val="MSGENFONTSTYLENAMETEMPLATEROLENUMBERMSGENFONTSTYLENAMEBYROLETEXT2"/>
+          <w:rFonts w:ascii="Arial" w:hAnsi="Arial" w:cs="Arial"/>
+          <w:sz w:val="22"/>
+          <w:szCs w:val="22"/>
+        </w:rPr>
+        <w:t xml:space="preserve"> </w:t>
       </w:r>
       <w:r>
         <w:rPr>
@@ -320,17 +761,9 @@
           <w:szCs w:val="22"/>
           <w:lang w:val="en-GB"/>
         </w:rPr>
-        <w:t xml:space="preserve"> 23 bulan</w:t>
-      </w:r>
-      <w:r>
-        <w:rPr>
-          <w:rStyle w:val="MSGENFONTSTYLENAMETEMPLATEROLENUMBERMSGENFONTSTYLENAMEBYROLETEXT2"/>
-          <w:rFonts w:ascii="Arial" w:hAnsi="Arial" w:cs="Arial"/>
-          <w:sz w:val="22"/>
-          <w:szCs w:val="22"/>
-        </w:rPr>
-        <w:t xml:space="preserve"> </w:t>
-      </w:r>
+        <w:t xml:space="preserve"> 23</w:t>
+      </w:r>
+      <w:proofErr w:type="gramEnd"/>
       <w:r>
         <w:rPr>
           <w:rStyle w:val="MSGENFONTSTYLENAMETEMPLATEROLENUMBERMSGENFONTSTYLENAMEBYROLETEXT2"/>
@@ -339,6 +772,37 @@
           <w:szCs w:val="22"/>
           <w:lang w:val="en-GB"/>
         </w:rPr>
+        <w:t xml:space="preserve"> </w:t>
+      </w:r>
+      <w:proofErr w:type="spellStart"/>
+      <w:r>
+        <w:rPr>
+          <w:rStyle w:val="MSGENFONTSTYLENAMETEMPLATEROLENUMBERMSGENFONTSTYLENAMEBYROLETEXT2"/>
+          <w:rFonts w:ascii="Arial" w:hAnsi="Arial" w:cs="Arial"/>
+          <w:sz w:val="22"/>
+          <w:szCs w:val="22"/>
+          <w:lang w:val="en-GB"/>
+        </w:rPr>
+        <w:t>bulan</w:t>
+      </w:r>
+      <w:proofErr w:type="spellEnd"/>
+      <w:r>
+        <w:rPr>
+          <w:rStyle w:val="MSGENFONTSTYLENAMETEMPLATEROLENUMBERMSGENFONTSTYLENAMEBYROLETEXT2"/>
+          <w:rFonts w:ascii="Arial" w:hAnsi="Arial" w:cs="Arial"/>
+          <w:sz w:val="22"/>
+          <w:szCs w:val="22"/>
+        </w:rPr>
+        <w:t xml:space="preserve"> </w:t>
+      </w:r>
+      <w:r>
+        <w:rPr>
+          <w:rStyle w:val="MSGENFONTSTYLENAMETEMPLATEROLENUMBERMSGENFONTSTYLENAMEBYROLETEXT2"/>
+          <w:rFonts w:ascii="Arial" w:hAnsi="Arial" w:cs="Arial"/>
+          <w:sz w:val="22"/>
+          <w:szCs w:val="22"/>
+          <w:lang w:val="en-GB"/>
+        </w:rPr>
         <w:t>Juli</w:t>
       </w:r>
       <w:r>
@@ -348,7 +812,27 @@
           <w:sz w:val="22"/>
           <w:szCs w:val="22"/>
         </w:rPr>
-        <w:t xml:space="preserve"> tahun 20</w:t>
+        <w:t xml:space="preserve"> </w:t>
+      </w:r>
+      <w:proofErr w:type="spellStart"/>
+      <w:r>
+        <w:rPr>
+          <w:rStyle w:val="MSGENFONTSTYLENAMETEMPLATEROLENUMBERMSGENFONTSTYLENAMEBYROLETEXT2"/>
+          <w:rFonts w:ascii="Arial" w:hAnsi="Arial" w:cs="Arial"/>
+          <w:sz w:val="22"/>
+          <w:szCs w:val="22"/>
+        </w:rPr>
+        <w:t>tahun</w:t>
+      </w:r>
+      <w:proofErr w:type="spellEnd"/>
+      <w:r>
+        <w:rPr>
+          <w:rStyle w:val="MSGENFONTSTYLENAMETEMPLATEROLENUMBERMSGENFONTSTYLENAMEBYROLETEXT2"/>
+          <w:rFonts w:ascii="Arial" w:hAnsi="Arial" w:cs="Arial"/>
+          <w:sz w:val="22"/>
+          <w:szCs w:val="22"/>
+        </w:rPr>
+        <w:t xml:space="preserve"> 20</w:t>
       </w:r>
       <w:r>
         <w:rPr>
@@ -367,42 +851,133 @@
           <w:sz w:val="22"/>
           <w:szCs w:val="22"/>
         </w:rPr>
-        <w:t xml:space="preserve">, bertempat di </w:t>
-      </w:r>
-      <w:r>
-        <w:rPr>
-          <w:rStyle w:val="MSGENFONTSTYLENAMETEMPLATEROLENUMBERMSGENFONTSTYLENAMEBYROLETEXT2"/>
-          <w:rFonts w:ascii="Arial" w:hAnsi="Arial" w:cs="Arial"/>
-          <w:sz w:val="22"/>
-          <w:szCs w:val="22"/>
-          <w:lang w:val="en-US"/>
-        </w:rPr>
-        <w:t>Kantor Badan Kepegawaian Daerah Provinsi Jawa Timur di</w:t>
-      </w:r>
-      <w:r>
-        <w:rPr>
-          <w:rStyle w:val="MSGENFONTSTYLENAMETEMPLATEROLENUMBERMSGENFONTSTYLENAMEBYROLETEXT2"/>
-          <w:rFonts w:ascii="Arial" w:hAnsi="Arial" w:cs="Arial"/>
-          <w:sz w:val="22"/>
-          <w:szCs w:val="22"/>
-        </w:rPr>
-        <w:t xml:space="preserve"> Surabaya, saya</w:t>
-      </w:r>
-      <w:r>
-        <w:rPr>
-          <w:rStyle w:val="MSGENFONTSTYLENAMETEMPLATEROLENUMBERMSGENFONTSTYLENAMEBYROLETEXT2"/>
-          <w:rFonts w:ascii="Arial" w:hAnsi="Arial" w:cs="Arial"/>
-          <w:sz w:val="22"/>
-          <w:szCs w:val="22"/>
-          <w:lang w:val="en-US"/>
-        </w:rPr>
-        <w:t xml:space="preserve"> </w:t>
-      </w:r>
-      <w:r>
-        <w:rPr>
-          <w:rFonts w:ascii="Arial" w:hAnsi="Arial" w:cs="Arial"/>
-        </w:rPr>
-        <w:t>R. HERU WAHONO SANTOSO S.Sos, MM</w:t>
+        <w:t xml:space="preserve">, </w:t>
+      </w:r>
+      <w:proofErr w:type="spellStart"/>
+      <w:r>
+        <w:rPr>
+          <w:rStyle w:val="MSGENFONTSTYLENAMETEMPLATEROLENUMBERMSGENFONTSTYLENAMEBYROLETEXT2"/>
+          <w:rFonts w:ascii="Arial" w:hAnsi="Arial" w:cs="Arial"/>
+          <w:sz w:val="22"/>
+          <w:szCs w:val="22"/>
+        </w:rPr>
+        <w:t>bertempat</w:t>
+      </w:r>
+      <w:proofErr w:type="spellEnd"/>
+      <w:r>
+        <w:rPr>
+          <w:rStyle w:val="MSGENFONTSTYLENAMETEMPLATEROLENUMBERMSGENFONTSTYLENAMEBYROLETEXT2"/>
+          <w:rFonts w:ascii="Arial" w:hAnsi="Arial" w:cs="Arial"/>
+          <w:sz w:val="22"/>
+          <w:szCs w:val="22"/>
+        </w:rPr>
+        <w:t xml:space="preserve"> di </w:t>
+      </w:r>
+      <w:r>
+        <w:rPr>
+          <w:rStyle w:val="MSGENFONTSTYLENAMETEMPLATEROLENUMBERMSGENFONTSTYLENAMEBYROLETEXT2"/>
+          <w:rFonts w:ascii="Arial" w:hAnsi="Arial" w:cs="Arial"/>
+          <w:sz w:val="22"/>
+          <w:szCs w:val="22"/>
+          <w:lang w:val="en-US"/>
+        </w:rPr>
+        <w:t xml:space="preserve">Kantor Badan </w:t>
+      </w:r>
+      <w:proofErr w:type="spellStart"/>
+      <w:r>
+        <w:rPr>
+          <w:rStyle w:val="MSGENFONTSTYLENAMETEMPLATEROLENUMBERMSGENFONTSTYLENAMEBYROLETEXT2"/>
+          <w:rFonts w:ascii="Arial" w:hAnsi="Arial" w:cs="Arial"/>
+          <w:sz w:val="22"/>
+          <w:szCs w:val="22"/>
+          <w:lang w:val="en-US"/>
+        </w:rPr>
+        <w:t>Kepegawaian</w:t>
+      </w:r>
+      <w:proofErr w:type="spellEnd"/>
+      <w:r>
+        <w:rPr>
+          <w:rStyle w:val="MSGENFONTSTYLENAMETEMPLATEROLENUMBERMSGENFONTSTYLENAMEBYROLETEXT2"/>
+          <w:rFonts w:ascii="Arial" w:hAnsi="Arial" w:cs="Arial"/>
+          <w:sz w:val="22"/>
+          <w:szCs w:val="22"/>
+          <w:lang w:val="en-US"/>
+        </w:rPr>
+        <w:t xml:space="preserve"> Daerah </w:t>
+      </w:r>
+      <w:proofErr w:type="spellStart"/>
+      <w:r>
+        <w:rPr>
+          <w:rStyle w:val="MSGENFONTSTYLENAMETEMPLATEROLENUMBERMSGENFONTSTYLENAMEBYROLETEXT2"/>
+          <w:rFonts w:ascii="Arial" w:hAnsi="Arial" w:cs="Arial"/>
+          <w:sz w:val="22"/>
+          <w:szCs w:val="22"/>
+          <w:lang w:val="en-US"/>
+        </w:rPr>
+        <w:t>Provinsi</w:t>
+      </w:r>
+      <w:proofErr w:type="spellEnd"/>
+      <w:r>
+        <w:rPr>
+          <w:rStyle w:val="MSGENFONTSTYLENAMETEMPLATEROLENUMBERMSGENFONTSTYLENAMEBYROLETEXT2"/>
+          <w:rFonts w:ascii="Arial" w:hAnsi="Arial" w:cs="Arial"/>
+          <w:sz w:val="22"/>
+          <w:szCs w:val="22"/>
+          <w:lang w:val="en-US"/>
+        </w:rPr>
+        <w:t xml:space="preserve"> Jawa Timur di</w:t>
+      </w:r>
+      <w:r>
+        <w:rPr>
+          <w:rStyle w:val="MSGENFONTSTYLENAMETEMPLATEROLENUMBERMSGENFONTSTYLENAMEBYROLETEXT2"/>
+          <w:rFonts w:ascii="Arial" w:hAnsi="Arial" w:cs="Arial"/>
+          <w:sz w:val="22"/>
+          <w:szCs w:val="22"/>
+        </w:rPr>
+        <w:t xml:space="preserve"> Surabaya, </w:t>
+      </w:r>
+      <w:proofErr w:type="spellStart"/>
+      <w:r>
+        <w:rPr>
+          <w:rStyle w:val="MSGENFONTSTYLENAMETEMPLATEROLENUMBERMSGENFONTSTYLENAMEBYROLETEXT2"/>
+          <w:rFonts w:ascii="Arial" w:hAnsi="Arial" w:cs="Arial"/>
+          <w:sz w:val="22"/>
+          <w:szCs w:val="22"/>
+        </w:rPr>
+        <w:t>saya</w:t>
+      </w:r>
+      <w:proofErr w:type="spellEnd"/>
+      <w:r>
+        <w:rPr>
+          <w:rStyle w:val="MSGENFONTSTYLENAMETEMPLATEROLENUMBERMSGENFONTSTYLENAMEBYROLETEXT2"/>
+          <w:rFonts w:ascii="Arial" w:hAnsi="Arial" w:cs="Arial"/>
+          <w:sz w:val="22"/>
+          <w:szCs w:val="22"/>
+          <w:lang w:val="en-US"/>
+        </w:rPr>
+        <w:t xml:space="preserve"> </w:t>
+      </w:r>
+      <w:r>
+        <w:rPr>
+          <w:rFonts w:ascii="Arial" w:hAnsi="Arial" w:cs="Arial"/>
+        </w:rPr>
+        <w:t xml:space="preserve">R. HERU WAHONO SANTOSO </w:t>
+      </w:r>
+      <w:proofErr w:type="spellStart"/>
+      <w:proofErr w:type="gramStart"/>
+      <w:r>
+        <w:rPr>
+          <w:rFonts w:ascii="Arial" w:hAnsi="Arial" w:cs="Arial"/>
+        </w:rPr>
+        <w:t>S.Sos</w:t>
+      </w:r>
+      <w:proofErr w:type="spellEnd"/>
+      <w:proofErr w:type="gramEnd"/>
+      <w:r>
+        <w:rPr>
+          <w:rFonts w:ascii="Arial" w:hAnsi="Arial" w:cs="Arial"/>
+        </w:rPr>
+        <w:t>, MM</w:t>
       </w:r>
       <w:r>
         <w:rPr>
@@ -421,7 +996,73 @@
           <w:szCs w:val="22"/>
           <w:lang w:val="en-US"/>
         </w:rPr>
-        <w:t xml:space="preserve"> Asisten Administrasi Umum Sekretariat Daerah</w:t>
+        <w:t xml:space="preserve"> </w:t>
+      </w:r>
+      <w:proofErr w:type="spellStart"/>
+      <w:r>
+        <w:rPr>
+          <w:rStyle w:val="MSGENFONTSTYLENAMETEMPLATEROLENUMBERMSGENFONTSTYLENAMEBYROLETEXT2"/>
+          <w:rFonts w:ascii="Arial" w:hAnsi="Arial" w:cs="Arial"/>
+          <w:sz w:val="22"/>
+          <w:szCs w:val="22"/>
+          <w:lang w:val="en-US"/>
+        </w:rPr>
+        <w:t>Asisten</w:t>
+      </w:r>
+      <w:proofErr w:type="spellEnd"/>
+      <w:r>
+        <w:rPr>
+          <w:rStyle w:val="MSGENFONTSTYLENAMETEMPLATEROLENUMBERMSGENFONTSTYLENAMEBYROLETEXT2"/>
+          <w:rFonts w:ascii="Arial" w:hAnsi="Arial" w:cs="Arial"/>
+          <w:sz w:val="22"/>
+          <w:szCs w:val="22"/>
+          <w:lang w:val="en-US"/>
+        </w:rPr>
+        <w:t xml:space="preserve"> </w:t>
+      </w:r>
+      <w:proofErr w:type="spellStart"/>
+      <w:r>
+        <w:rPr>
+          <w:rStyle w:val="MSGENFONTSTYLENAMETEMPLATEROLENUMBERMSGENFONTSTYLENAMEBYROLETEXT2"/>
+          <w:rFonts w:ascii="Arial" w:hAnsi="Arial" w:cs="Arial"/>
+          <w:sz w:val="22"/>
+          <w:szCs w:val="22"/>
+          <w:lang w:val="en-US"/>
+        </w:rPr>
+        <w:t>Administrasi</w:t>
+      </w:r>
+      <w:proofErr w:type="spellEnd"/>
+      <w:r>
+        <w:rPr>
+          <w:rStyle w:val="MSGENFONTSTYLENAMETEMPLATEROLENUMBERMSGENFONTSTYLENAMEBYROLETEXT2"/>
+          <w:rFonts w:ascii="Arial" w:hAnsi="Arial" w:cs="Arial"/>
+          <w:sz w:val="22"/>
+          <w:szCs w:val="22"/>
+          <w:lang w:val="en-US"/>
+        </w:rPr>
+        <w:t xml:space="preserve"> Umum </w:t>
+      </w:r>
+      <w:proofErr w:type="spellStart"/>
+      <w:r>
+        <w:rPr>
+          <w:rStyle w:val="MSGENFONTSTYLENAMETEMPLATEROLENUMBERMSGENFONTSTYLENAMEBYROLETEXT2"/>
+          <w:rFonts w:ascii="Arial" w:hAnsi="Arial" w:cs="Arial"/>
+          <w:sz w:val="22"/>
+          <w:szCs w:val="22"/>
+          <w:lang w:val="en-US"/>
+        </w:rPr>
+        <w:t>Sekretariat</w:t>
+      </w:r>
+      <w:proofErr w:type="spellEnd"/>
+      <w:r>
+        <w:rPr>
+          <w:rStyle w:val="MSGENFONTSTYLENAMETEMPLATEROLENUMBERMSGENFONTSTYLENAMEBYROLETEXT2"/>
+          <w:rFonts w:ascii="Arial" w:hAnsi="Arial" w:cs="Arial"/>
+          <w:sz w:val="22"/>
+          <w:szCs w:val="22"/>
+          <w:lang w:val="en-US"/>
+        </w:rPr>
+        <w:t xml:space="preserve"> Daerah</w:t>
       </w:r>
       <w:r>
         <w:rPr>
@@ -429,7 +1070,7 @@
           <w:sz w:val="22"/>
           <w:szCs w:val="22"/>
           <w:shd w:val="clear" w:color="auto" w:fill="FFFFFF"/>
-          <w:lang w:val="en-US" w:eastAsia="en-US"/>
+          <w:lang w:val="en-US"/>
         </w:rPr>
         <w:t xml:space="preserve"> Jawa Timur</w:t>
       </w:r>
@@ -441,7 +1082,87 @@
           <w:sz w:val="22"/>
           <w:szCs w:val="22"/>
         </w:rPr>
-        <w:t xml:space="preserve">, berdasarkan Peraturan Pemerintah Nomor </w:t>
+        <w:t xml:space="preserve">, </w:t>
+      </w:r>
+      <w:proofErr w:type="spellStart"/>
+      <w:r>
+        <w:rPr>
+          <w:rStyle w:val="MSGENFONTSTYLENAMETEMPLATEROLENUMBERMSGENFONTSTYLENAMEBYROLETEXT2"/>
+          <w:rFonts w:ascii="Arial" w:hAnsi="Arial" w:cs="Arial"/>
+          <w:sz w:val="22"/>
+          <w:szCs w:val="22"/>
+        </w:rPr>
+        <w:t>berdasarkan</w:t>
+      </w:r>
+      <w:proofErr w:type="spellEnd"/>
+      <w:r>
+        <w:rPr>
+          <w:rStyle w:val="MSGENFONTSTYLENAMETEMPLATEROLENUMBERMSGENFONTSTYLENAMEBYROLETEXT2"/>
+          <w:rFonts w:ascii="Arial" w:hAnsi="Arial" w:cs="Arial"/>
+          <w:sz w:val="22"/>
+          <w:szCs w:val="22"/>
+        </w:rPr>
+        <w:t xml:space="preserve"> </w:t>
+      </w:r>
+      <w:proofErr w:type="spellStart"/>
+      <w:r>
+        <w:rPr>
+          <w:rStyle w:val="MSGENFONTSTYLENAMETEMPLATEROLENUMBERMSGENFONTSTYLENAMEBYROLETEXT2"/>
+          <w:rFonts w:ascii="Arial" w:hAnsi="Arial" w:cs="Arial"/>
+          <w:sz w:val="22"/>
+          <w:szCs w:val="22"/>
+        </w:rPr>
+        <w:t>Peraturan</w:t>
+      </w:r>
+      <w:proofErr w:type="spellEnd"/>
+      <w:r>
+        <w:rPr>
+          <w:rStyle w:val="MSGENFONTSTYLENAMETEMPLATEROLENUMBERMSGENFONTSTYLENAMEBYROLETEXT2"/>
+          <w:rFonts w:ascii="Arial" w:hAnsi="Arial" w:cs="Arial"/>
+          <w:sz w:val="22"/>
+          <w:szCs w:val="22"/>
+        </w:rPr>
+        <w:t xml:space="preserve"> </w:t>
+      </w:r>
+      <w:proofErr w:type="spellStart"/>
+      <w:r>
+        <w:rPr>
+          <w:rStyle w:val="MSGENFONTSTYLENAMETEMPLATEROLENUMBERMSGENFONTSTYLENAMEBYROLETEXT2"/>
+          <w:rFonts w:ascii="Arial" w:hAnsi="Arial" w:cs="Arial"/>
+          <w:sz w:val="22"/>
+          <w:szCs w:val="22"/>
+        </w:rPr>
+        <w:t>Pemerintah</w:t>
+      </w:r>
+      <w:proofErr w:type="spellEnd"/>
+      <w:r>
+        <w:rPr>
+          <w:rStyle w:val="MSGENFONTSTYLENAMETEMPLATEROLENUMBERMSGENFONTSTYLENAMEBYROLETEXT2"/>
+          <w:rFonts w:ascii="Arial" w:hAnsi="Arial" w:cs="Arial"/>
+          <w:sz w:val="22"/>
+          <w:szCs w:val="22"/>
+        </w:rPr>
+        <w:t xml:space="preserve"> </w:t>
+      </w:r>
+      <w:proofErr w:type="spellStart"/>
+      <w:r>
+        <w:rPr>
+          <w:rStyle w:val="MSGENFONTSTYLENAMETEMPLATEROLENUMBERMSGENFONTSTYLENAMEBYROLETEXT2"/>
+          <w:rFonts w:ascii="Arial" w:hAnsi="Arial" w:cs="Arial"/>
+          <w:sz w:val="22"/>
+          <w:szCs w:val="22"/>
+        </w:rPr>
+        <w:t>Nomor</w:t>
+      </w:r>
+      <w:proofErr w:type="spellEnd"/>
+      <w:r>
+        <w:rPr>
+          <w:rStyle w:val="MSGENFONTSTYLENAMETEMPLATEROLENUMBERMSGENFONTSTYLENAMEBYROLETEXT2"/>
+          <w:rFonts w:ascii="Arial" w:hAnsi="Arial" w:cs="Arial"/>
+          <w:sz w:val="22"/>
+          <w:szCs w:val="22"/>
+        </w:rPr>
+        <w:t xml:space="preserve"> </w:t>
       </w:r>
       <w:r>
         <w:rPr>
@@ -460,7 +1181,27 @@
           <w:sz w:val="22"/>
           <w:szCs w:val="22"/>
         </w:rPr>
-        <w:t xml:space="preserve"> Tahun 20</w:t>
+        <w:t xml:space="preserve"> </w:t>
+      </w:r>
+      <w:proofErr w:type="spellStart"/>
+      <w:r>
+        <w:rPr>
+          <w:rStyle w:val="MSGENFONTSTYLENAMETEMPLATEROLENUMBERMSGENFONTSTYLENAMEBYROLETEXT2"/>
+          <w:rFonts w:ascii="Arial" w:hAnsi="Arial" w:cs="Arial"/>
+          <w:sz w:val="22"/>
+          <w:szCs w:val="22"/>
+        </w:rPr>
+        <w:t>Tahun</w:t>
+      </w:r>
+      <w:proofErr w:type="spellEnd"/>
+      <w:r>
+        <w:rPr>
+          <w:rStyle w:val="MSGENFONTSTYLENAMETEMPLATEROLENUMBERMSGENFONTSTYLENAMEBYROLETEXT2"/>
+          <w:rFonts w:ascii="Arial" w:hAnsi="Arial" w:cs="Arial"/>
+          <w:sz w:val="22"/>
+          <w:szCs w:val="22"/>
+        </w:rPr>
+        <w:t xml:space="preserve"> 20</w:t>
       </w:r>
       <w:r>
         <w:rPr>
@@ -479,7 +1220,67 @@
           <w:sz w:val="22"/>
           <w:szCs w:val="22"/>
         </w:rPr>
-        <w:t>, dengan disaksikan oleh 2 (dua) orang saksi masing</w:t>
+        <w:t xml:space="preserve">, </w:t>
+      </w:r>
+      <w:proofErr w:type="spellStart"/>
+      <w:r>
+        <w:rPr>
+          <w:rStyle w:val="MSGENFONTSTYLENAMETEMPLATEROLENUMBERMSGENFONTSTYLENAMEBYROLETEXT2"/>
+          <w:rFonts w:ascii="Arial" w:hAnsi="Arial" w:cs="Arial"/>
+          <w:sz w:val="22"/>
+          <w:szCs w:val="22"/>
+        </w:rPr>
+        <w:t>dengan</w:t>
+      </w:r>
+      <w:proofErr w:type="spellEnd"/>
+      <w:r>
+        <w:rPr>
+          <w:rStyle w:val="MSGENFONTSTYLENAMETEMPLATEROLENUMBERMSGENFONTSTYLENAMEBYROLETEXT2"/>
+          <w:rFonts w:ascii="Arial" w:hAnsi="Arial" w:cs="Arial"/>
+          <w:sz w:val="22"/>
+          <w:szCs w:val="22"/>
+        </w:rPr>
+        <w:t xml:space="preserve"> </w:t>
+      </w:r>
+      <w:proofErr w:type="spellStart"/>
+      <w:r>
+        <w:rPr>
+          <w:rStyle w:val="MSGENFONTSTYLENAMETEMPLATEROLENUMBERMSGENFONTSTYLENAMEBYROLETEXT2"/>
+          <w:rFonts w:ascii="Arial" w:hAnsi="Arial" w:cs="Arial"/>
+          <w:sz w:val="22"/>
+          <w:szCs w:val="22"/>
+        </w:rPr>
+        <w:t>disaksikan</w:t>
+      </w:r>
+      <w:proofErr w:type="spellEnd"/>
+      <w:r>
+        <w:rPr>
+          <w:rStyle w:val="MSGENFONTSTYLENAMETEMPLATEROLENUMBERMSGENFONTSTYLENAMEBYROLETEXT2"/>
+          <w:rFonts w:ascii="Arial" w:hAnsi="Arial" w:cs="Arial"/>
+          <w:sz w:val="22"/>
+          <w:szCs w:val="22"/>
+        </w:rPr>
+        <w:t xml:space="preserve"> oleh 2 (dua) orang </w:t>
+      </w:r>
+      <w:proofErr w:type="spellStart"/>
+      <w:r>
+        <w:rPr>
+          <w:rStyle w:val="MSGENFONTSTYLENAMETEMPLATEROLENUMBERMSGENFONTSTYLENAMEBYROLETEXT2"/>
+          <w:rFonts w:ascii="Arial" w:hAnsi="Arial" w:cs="Arial"/>
+          <w:sz w:val="22"/>
+          <w:szCs w:val="22"/>
+        </w:rPr>
+        <w:t>saksi</w:t>
+      </w:r>
+      <w:proofErr w:type="spellEnd"/>
+      <w:r>
+        <w:rPr>
+          <w:rStyle w:val="MSGENFONTSTYLENAMETEMPLATEROLENUMBERMSGENFONTSTYLENAMEBYROLETEXT2"/>
+          <w:rFonts w:ascii="Arial" w:hAnsi="Arial" w:cs="Arial"/>
+          <w:sz w:val="22"/>
+          <w:szCs w:val="22"/>
+        </w:rPr>
+        <w:t xml:space="preserve"> masing</w:t>
       </w:r>
       <w:r>
         <w:rPr>
@@ -510,6 +1311,7 @@
         </w:rPr>
         <w:t xml:space="preserve"> </w:t>
       </w:r>
+      <w:proofErr w:type="gramStart"/>
       <w:r>
         <w:rPr>
           <w:rStyle w:val="MSGENFONTSTYLENAMETEMPLATEROLENUMBERMSGENFONTSTYLENAMEBYROLETEXT2"/>
@@ -519,6 +1321,7 @@
         </w:rPr>
         <w:t>masing :</w:t>
       </w:r>
+      <w:proofErr w:type="gramEnd"/>
     </w:p>
     <w:p>
       <w:pPr>
@@ -554,10 +1357,33 @@
           <w:sz w:val="22"/>
           <w:szCs w:val="22"/>
           <w:shd w:val="clear" w:color="auto" w:fill="FFFFFF"/>
-          <w:lang w:val="en-US" w:eastAsia="en-US"/>
-        </w:rPr>
-        <w:t xml:space="preserve">INDAH WAHYUNI, SH, M.Si.         </w:t>
-      </w:r>
+          <w:lang w:val="en-US"/>
+        </w:rPr>
+        <w:t xml:space="preserve">INDAH WAHYUNI, SH, </w:t>
+      </w:r>
+      <w:proofErr w:type="spellStart"/>
+      <w:r>
+        <w:rPr>
+          <w:rFonts w:ascii="Arial" w:hAnsi="Arial" w:cs="Arial"/>
+          <w:sz w:val="22"/>
+          <w:szCs w:val="22"/>
+          <w:shd w:val="clear" w:color="auto" w:fill="FFFFFF"/>
+          <w:lang w:val="en-US"/>
+        </w:rPr>
+        <w:t>M.Si</w:t>
+      </w:r>
+      <w:proofErr w:type="spellEnd"/>
+      <w:r>
+        <w:rPr>
+          <w:rFonts w:ascii="Arial" w:hAnsi="Arial" w:cs="Arial"/>
+          <w:sz w:val="22"/>
+          <w:szCs w:val="22"/>
+          <w:shd w:val="clear" w:color="auto" w:fill="FFFFFF"/>
+          <w:lang w:val="en-US"/>
+        </w:rPr>
+        <w:t xml:space="preserve">.         </w:t>
+      </w:r>
+      <w:proofErr w:type="spellStart"/>
       <w:r>
         <w:rPr>
           <w:rStyle w:val="MSGENFONTSTYLENAMETEMPLATEROLENUMBERMSGENFONTSTYLENAMEBYROLETEXT2"/>
@@ -567,6 +1393,7 @@
         </w:rPr>
         <w:t>Pangkat</w:t>
       </w:r>
+      <w:proofErr w:type="spellEnd"/>
       <w:r>
         <w:rPr>
           <w:rStyle w:val="MSGENFONTSTYLENAMETEMPLATEROLENUMBERMSGENFONTSTYLENAMEBYROLETEXT2"/>
@@ -583,7 +1410,7 @@
           <w:sz w:val="22"/>
           <w:szCs w:val="22"/>
           <w:shd w:val="clear" w:color="auto" w:fill="FFFFFF"/>
-          <w:lang w:val="en-US" w:eastAsia="en-US"/>
+          <w:lang w:val="en-US"/>
         </w:rPr>
         <w:t xml:space="preserve">Pembina Utama Madya </w:t>
       </w:r>
@@ -593,7 +1420,7 @@
           <w:sz w:val="22"/>
           <w:szCs w:val="22"/>
           <w:shd w:val="clear" w:color="auto" w:fill="FFFFFF"/>
-          <w:lang w:val="en-US" w:eastAsia="en-US"/>
+          <w:lang w:val="en-US"/>
         </w:rPr>
         <w:tab/>
       </w:r>
@@ -631,7 +1458,7 @@
           <w:sz w:val="22"/>
           <w:szCs w:val="22"/>
           <w:shd w:val="clear" w:color="auto" w:fill="FFFFFF"/>
-          <w:lang w:val="en-US" w:eastAsia="en-US"/>
+          <w:lang w:val="en-US"/>
         </w:rPr>
         <w:t xml:space="preserve"> 19670409 199202 2 003</w:t>
       </w:r>
@@ -671,7 +1498,35 @@
           <w:sz w:val="22"/>
           <w:szCs w:val="22"/>
         </w:rPr>
-        <w:t>ADINA FIBRIANI S.E,M.Ak.</w:t>
+        <w:t xml:space="preserve">ADINA FIBRIANI </w:t>
+      </w:r>
+      <w:proofErr w:type="spellStart"/>
+      <w:proofErr w:type="gramStart"/>
+      <w:r>
+        <w:rPr>
+          <w:rFonts w:ascii="Arial" w:hAnsi="Arial" w:cs="Arial"/>
+          <w:sz w:val="22"/>
+          <w:szCs w:val="22"/>
+        </w:rPr>
+        <w:t>S.E</w:t>
+      </w:r>
+      <w:proofErr w:type="gramEnd"/>
+      <w:r>
+        <w:rPr>
+          <w:rFonts w:ascii="Arial" w:hAnsi="Arial" w:cs="Arial"/>
+          <w:sz w:val="22"/>
+          <w:szCs w:val="22"/>
+        </w:rPr>
+        <w:t>,M.Ak</w:t>
+      </w:r>
+      <w:proofErr w:type="spellEnd"/>
+      <w:r>
+        <w:rPr>
+          <w:rFonts w:ascii="Arial" w:hAnsi="Arial" w:cs="Arial"/>
+          <w:sz w:val="22"/>
+          <w:szCs w:val="22"/>
+        </w:rPr>
+        <w:t>.</w:t>
       </w:r>
       <w:r>
         <w:rPr>
@@ -683,6 +1538,7 @@
         </w:rPr>
         <w:t xml:space="preserve">         </w:t>
       </w:r>
+      <w:proofErr w:type="spellStart"/>
       <w:r>
         <w:rPr>
           <w:rStyle w:val="MSGENFONTSTYLENAMETEMPLATEROLENUMBERMSGENFONTSTYLENAMEBYROLETEXT2"/>
@@ -692,6 +1548,7 @@
         </w:rPr>
         <w:t>Pangkat</w:t>
       </w:r>
+      <w:proofErr w:type="spellEnd"/>
       <w:r>
         <w:rPr>
           <w:rStyle w:val="MSGENFONTSTYLENAMETEMPLATEROLENUMBERMSGENFONTSTYLENAMEBYROLETEXT2"/>
@@ -708,7 +1565,7 @@
           <w:sz w:val="22"/>
           <w:szCs w:val="22"/>
           <w:shd w:val="clear" w:color="auto" w:fill="FFFFFF"/>
-          <w:lang w:val="en-US" w:eastAsia="en-US"/>
+          <w:lang w:val="en-US"/>
         </w:rPr>
         <w:t>Pembina Tingkat I</w:t>
       </w:r>
@@ -844,7 +1701,7 @@
           <w:sz w:val="22"/>
           <w:szCs w:val="22"/>
           <w:shd w:val="clear" w:color="auto" w:fill="FFFFFF"/>
-          <w:lang w:val="en-US" w:eastAsia="en-US"/>
+          <w:lang w:val="en-US"/>
         </w:rPr>
       </w:pPr>
       <w:r>
@@ -857,6 +1714,7 @@
         </w:rPr>
         <w:t>t</w:t>
       </w:r>
+      <w:proofErr w:type="spellStart"/>
       <w:r>
         <w:rPr>
           <w:rStyle w:val="MSGENFONTSTYLENAMETEMPLATEROLENUMBERMSGENFONTSTYLENAMEBYROLETEXT2"/>
@@ -866,16 +1724,18 @@
         </w:rPr>
         <w:t>elah</w:t>
       </w:r>
-      <w:r>
-        <w:rPr>
-          <w:rStyle w:val="MSGENFONTSTYLENAMETEMPLATEROLENUMBERMSGENFONTSTYLENAMEBYROLETEXT2"/>
-          <w:rFonts w:ascii="Arial" w:hAnsi="Arial" w:cs="Arial"/>
-          <w:sz w:val="22"/>
-          <w:szCs w:val="22"/>
-          <w:lang w:val="en-US"/>
-        </w:rPr>
-        <w:t xml:space="preserve"> </w:t>
-      </w:r>
+      <w:proofErr w:type="spellEnd"/>
+      <w:r>
+        <w:rPr>
+          <w:rStyle w:val="MSGENFONTSTYLENAMETEMPLATEROLENUMBERMSGENFONTSTYLENAMEBYROLETEXT2"/>
+          <w:rFonts w:ascii="Arial" w:hAnsi="Arial" w:cs="Arial"/>
+          <w:sz w:val="22"/>
+          <w:szCs w:val="22"/>
+          <w:lang w:val="en-US"/>
+        </w:rPr>
+        <w:t xml:space="preserve"> </w:t>
+      </w:r>
+      <w:proofErr w:type="spellStart"/>
       <w:r>
         <w:rPr>
           <w:rStyle w:val="MSGENFONTSTYLENAMETEMPLATEROLENUMBERMSGENFONTSTYLENAMEBYROLETEXT2"/>
@@ -885,16 +1745,18 @@
         </w:rPr>
         <w:t>mengambil</w:t>
       </w:r>
-      <w:r>
-        <w:rPr>
-          <w:rStyle w:val="MSGENFONTSTYLENAMETEMPLATEROLENUMBERMSGENFONTSTYLENAMEBYROLETEXT2"/>
-          <w:rFonts w:ascii="Arial" w:hAnsi="Arial" w:cs="Arial"/>
-          <w:sz w:val="22"/>
-          <w:szCs w:val="22"/>
-          <w:lang w:val="en-US"/>
-        </w:rPr>
-        <w:t xml:space="preserve"> </w:t>
-      </w:r>
+      <w:proofErr w:type="spellEnd"/>
+      <w:r>
+        <w:rPr>
+          <w:rStyle w:val="MSGENFONTSTYLENAMETEMPLATEROLENUMBERMSGENFONTSTYLENAMEBYROLETEXT2"/>
+          <w:rFonts w:ascii="Arial" w:hAnsi="Arial" w:cs="Arial"/>
+          <w:sz w:val="22"/>
+          <w:szCs w:val="22"/>
+          <w:lang w:val="en-US"/>
+        </w:rPr>
+        <w:t xml:space="preserve"> </w:t>
+      </w:r>
+      <w:proofErr w:type="spellStart"/>
       <w:r>
         <w:rPr>
           <w:rStyle w:val="MSGENFONTSTYLENAMETEMPLATEROLENUMBERMSGENFONTSTYLENAMEBYROLETEXT2"/>
@@ -904,16 +1766,18 @@
         </w:rPr>
         <w:t>sumpah</w:t>
       </w:r>
-      <w:r>
-        <w:rPr>
-          <w:rStyle w:val="MSGENFONTSTYLENAMETEMPLATEROLENUMBERMSGENFONTSTYLENAMEBYROLETEXT2"/>
-          <w:rFonts w:ascii="Arial" w:hAnsi="Arial" w:cs="Arial"/>
-          <w:sz w:val="22"/>
-          <w:szCs w:val="22"/>
-          <w:lang w:val="en-US"/>
-        </w:rPr>
-        <w:t xml:space="preserve"> </w:t>
-      </w:r>
+      <w:proofErr w:type="spellEnd"/>
+      <w:r>
+        <w:rPr>
+          <w:rStyle w:val="MSGENFONTSTYLENAMETEMPLATEROLENUMBERMSGENFONTSTYLENAMEBYROLETEXT2"/>
+          <w:rFonts w:ascii="Arial" w:hAnsi="Arial" w:cs="Arial"/>
+          <w:sz w:val="22"/>
+          <w:szCs w:val="22"/>
+          <w:lang w:val="en-US"/>
+        </w:rPr>
+        <w:t xml:space="preserve"> </w:t>
+      </w:r>
+      <w:proofErr w:type="spellStart"/>
       <w:r>
         <w:rPr>
           <w:rStyle w:val="MSGENFONTSTYLENAMETEMPLATEROLENUMBERMSGENFONTSTYLENAMEBYROLETEXT2"/>
@@ -923,6 +1787,7 @@
         </w:rPr>
         <w:t>Pegawai</w:t>
       </w:r>
+      <w:proofErr w:type="spellEnd"/>
       <w:r>
         <w:rPr>
           <w:rStyle w:val="MSGENFONTSTYLENAMETEMPLATEROLENUMBERMSGENFONTSTYLENAMEBYROLETEXT2"/>
@@ -952,6 +1817,7 @@
         </w:rPr>
         <w:t xml:space="preserve"> </w:t>
       </w:r>
+      <w:proofErr w:type="spellStart"/>
       <w:r>
         <w:rPr>
           <w:rStyle w:val="MSGENFONTSTYLENAMETEMPLATEROLENUMBERMSGENFONTSTYLENAMEBYROLETEXT2"/>
@@ -961,6 +1827,7 @@
         </w:rPr>
         <w:t>Sipil</w:t>
       </w:r>
+      <w:proofErr w:type="spellEnd"/>
       <w:r>
         <w:rPr>
           <w:rStyle w:val="MSGENFONTSTYLENAMETEMPLATEROLENUMBERMSGENFONTSTYLENAMEBYROLETEXT2"/>
@@ -978,7 +1845,27 @@
           <w:szCs w:val="22"/>
           <w:shd w:val="clear" w:color="auto" w:fill="FFFFFF"/>
         </w:rPr>
-        <w:t>{nama_diambil_sumpah}</w:t>
+        <w:t>{</w:t>
+      </w:r>
+      <w:proofErr w:type="spellStart"/>
+      <w:r>
+        <w:rPr>
+          <w:rFonts w:ascii="Arial" w:hAnsi="Arial" w:cs="Arial"/>
+          <w:sz w:val="22"/>
+          <w:szCs w:val="22"/>
+          <w:shd w:val="clear" w:color="auto" w:fill="FFFFFF"/>
+        </w:rPr>
+        <w:t>nama_diambil_sumpah</w:t>
+      </w:r>
+      <w:proofErr w:type="spellEnd"/>
+      <w:r>
+        <w:rPr>
+          <w:rFonts w:ascii="Arial" w:hAnsi="Arial" w:cs="Arial"/>
+          <w:sz w:val="22"/>
+          <w:szCs w:val="22"/>
+          <w:shd w:val="clear" w:color="auto" w:fill="FFFFFF"/>
+        </w:rPr>
+        <w:t>}</w:t>
       </w:r>
       <w:r>
         <w:rPr>
@@ -996,8 +1883,19 @@
           <w:sz w:val="22"/>
           <w:szCs w:val="22"/>
         </w:rPr>
-        <w:t xml:space="preserve"> Pangkat</w:t>
-      </w:r>
+        <w:t xml:space="preserve"> </w:t>
+      </w:r>
+      <w:proofErr w:type="spellStart"/>
+      <w:r>
+        <w:rPr>
+          <w:rStyle w:val="MSGENFONTSTYLENAMETEMPLATEROLENUMBERMSGENFONTSTYLENAMEBYROLETEXT2"/>
+          <w:rFonts w:ascii="Arial" w:hAnsi="Arial" w:cs="Arial"/>
+          <w:sz w:val="22"/>
+          <w:szCs w:val="22"/>
+        </w:rPr>
+        <w:t>Pangkat</w:t>
+      </w:r>
+      <w:proofErr w:type="spellEnd"/>
       <w:r>
         <w:rPr>
           <w:rStyle w:val="MSGENFONTSTYLENAMETEMPLATEROLENUMBERMSGENFONTSTYLENAMEBYROLETEXT2"/>
@@ -1015,15 +1913,35 @@
           <w:szCs w:val="22"/>
           <w:shd w:val="clear" w:color="auto" w:fill="FFFFFF"/>
         </w:rPr>
-        <w:t>{pangkat_diambil_sumpah}</w:t>
-      </w:r>
+        <w:t>{</w:t>
+      </w:r>
+      <w:proofErr w:type="spellStart"/>
       <w:r>
         <w:rPr>
           <w:rFonts w:ascii="Arial" w:hAnsi="Arial" w:cs="Arial"/>
           <w:sz w:val="22"/>
           <w:szCs w:val="22"/>
           <w:shd w:val="clear" w:color="auto" w:fill="FFFFFF"/>
-          <w:lang w:val="en-US" w:eastAsia="en-US"/>
+        </w:rPr>
+        <w:t>pangkat_diambil_sumpah</w:t>
+      </w:r>
+      <w:proofErr w:type="spellEnd"/>
+      <w:r>
+        <w:rPr>
+          <w:rFonts w:ascii="Arial" w:hAnsi="Arial" w:cs="Arial"/>
+          <w:sz w:val="22"/>
+          <w:szCs w:val="22"/>
+          <w:shd w:val="clear" w:color="auto" w:fill="FFFFFF"/>
+        </w:rPr>
+        <w:t>}</w:t>
+      </w:r>
+      <w:r>
+        <w:rPr>
+          <w:rFonts w:ascii="Arial" w:hAnsi="Arial" w:cs="Arial"/>
+          <w:sz w:val="22"/>
+          <w:szCs w:val="22"/>
+          <w:shd w:val="clear" w:color="auto" w:fill="FFFFFF"/>
+          <w:lang w:val="en-US"/>
         </w:rPr>
         <w:t xml:space="preserve"> </w:t>
       </w:r>
@@ -1072,7 +1990,27 @@
           <w:szCs w:val="22"/>
           <w:shd w:val="clear" w:color="auto" w:fill="FFFFFF"/>
         </w:rPr>
-        <w:t>{nip_diambil_sumpah}</w:t>
+        <w:t>{</w:t>
+      </w:r>
+      <w:proofErr w:type="spellStart"/>
+      <w:r>
+        <w:rPr>
+          <w:rFonts w:ascii="Arial" w:hAnsi="Arial" w:cs="Arial"/>
+          <w:sz w:val="22"/>
+          <w:szCs w:val="22"/>
+          <w:shd w:val="clear" w:color="auto" w:fill="FFFFFF"/>
+        </w:rPr>
+        <w:t>nip_diambil_sumpah</w:t>
+      </w:r>
+      <w:proofErr w:type="spellEnd"/>
+      <w:r>
+        <w:rPr>
+          <w:rFonts w:ascii="Arial" w:hAnsi="Arial" w:cs="Arial"/>
+          <w:sz w:val="22"/>
+          <w:szCs w:val="22"/>
+          <w:shd w:val="clear" w:color="auto" w:fill="FFFFFF"/>
+        </w:rPr>
+        <w:t>}</w:t>
       </w:r>
     </w:p>
     <w:p>
@@ -1092,25 +2030,137 @@
           <w:lang w:val="en-US"/>
         </w:rPr>
       </w:pPr>
-      <w:r>
-        <w:rPr>
-          <w:rStyle w:val="MSGENFONTSTYLENAMETEMPLATEROLENUMBERMSGENFONTSTYLENAMEBYROLETEXT2"/>
-          <w:rFonts w:ascii="Arial" w:hAnsi="Arial" w:cs="Arial"/>
-          <w:sz w:val="22"/>
-          <w:szCs w:val="22"/>
-        </w:rPr>
-        <w:t>Pegawai Negeri Sipil yang mengangkat sumpah tersebut didampingi oleh</w:t>
-      </w:r>
-      <w:r>
-        <w:rPr>
-          <w:rStyle w:val="MSGENFONTSTYLENAMETEMPLATEROLENUMBERMSGENFONTSTYLENAMEBYROLETEXT2"/>
-          <w:rFonts w:ascii="Arial" w:hAnsi="Arial" w:cs="Arial"/>
-          <w:sz w:val="22"/>
-          <w:szCs w:val="22"/>
-          <w:lang w:val="en-US"/>
-        </w:rPr>
-        <w:t xml:space="preserve"> </w:t>
-      </w:r>
+      <w:proofErr w:type="spellStart"/>
+      <w:r>
+        <w:rPr>
+          <w:rStyle w:val="MSGENFONTSTYLENAMETEMPLATEROLENUMBERMSGENFONTSTYLENAMEBYROLETEXT2"/>
+          <w:rFonts w:ascii="Arial" w:hAnsi="Arial" w:cs="Arial"/>
+          <w:sz w:val="22"/>
+          <w:szCs w:val="22"/>
+        </w:rPr>
+        <w:t>Pegawai</w:t>
+      </w:r>
+      <w:proofErr w:type="spellEnd"/>
+      <w:r>
+        <w:rPr>
+          <w:rStyle w:val="MSGENFONTSTYLENAMETEMPLATEROLENUMBERMSGENFONTSTYLENAMEBYROLETEXT2"/>
+          <w:rFonts w:ascii="Arial" w:hAnsi="Arial" w:cs="Arial"/>
+          <w:sz w:val="22"/>
+          <w:szCs w:val="22"/>
+        </w:rPr>
+        <w:t xml:space="preserve"> Negeri </w:t>
+      </w:r>
+      <w:proofErr w:type="spellStart"/>
+      <w:r>
+        <w:rPr>
+          <w:rStyle w:val="MSGENFONTSTYLENAMETEMPLATEROLENUMBERMSGENFONTSTYLENAMEBYROLETEXT2"/>
+          <w:rFonts w:ascii="Arial" w:hAnsi="Arial" w:cs="Arial"/>
+          <w:sz w:val="22"/>
+          <w:szCs w:val="22"/>
+        </w:rPr>
+        <w:t>Sipil</w:t>
+      </w:r>
+      <w:proofErr w:type="spellEnd"/>
+      <w:r>
+        <w:rPr>
+          <w:rStyle w:val="MSGENFONTSTYLENAMETEMPLATEROLENUMBERMSGENFONTSTYLENAMEBYROLETEXT2"/>
+          <w:rFonts w:ascii="Arial" w:hAnsi="Arial" w:cs="Arial"/>
+          <w:sz w:val="22"/>
+          <w:szCs w:val="22"/>
+        </w:rPr>
+        <w:t xml:space="preserve"> yang </w:t>
+      </w:r>
+      <w:proofErr w:type="spellStart"/>
+      <w:r>
+        <w:rPr>
+          <w:rStyle w:val="MSGENFONTSTYLENAMETEMPLATEROLENUMBERMSGENFONTSTYLENAMEBYROLETEXT2"/>
+          <w:rFonts w:ascii="Arial" w:hAnsi="Arial" w:cs="Arial"/>
+          <w:sz w:val="22"/>
+          <w:szCs w:val="22"/>
+        </w:rPr>
+        <w:t>mengangkat</w:t>
+      </w:r>
+      <w:proofErr w:type="spellEnd"/>
+      <w:r>
+        <w:rPr>
+          <w:rStyle w:val="MSGENFONTSTYLENAMETEMPLATEROLENUMBERMSGENFONTSTYLENAMEBYROLETEXT2"/>
+          <w:rFonts w:ascii="Arial" w:hAnsi="Arial" w:cs="Arial"/>
+          <w:sz w:val="22"/>
+          <w:szCs w:val="22"/>
+        </w:rPr>
+        <w:t xml:space="preserve"> </w:t>
+      </w:r>
+      <w:proofErr w:type="spellStart"/>
+      <w:r>
+        <w:rPr>
+          <w:rStyle w:val="MSGENFONTSTYLENAMETEMPLATEROLENUMBERMSGENFONTSTYLENAMEBYROLETEXT2"/>
+          <w:rFonts w:ascii="Arial" w:hAnsi="Arial" w:cs="Arial"/>
+          <w:sz w:val="22"/>
+          <w:szCs w:val="22"/>
+        </w:rPr>
+        <w:t>sumpah</w:t>
+      </w:r>
+      <w:proofErr w:type="spellEnd"/>
+      <w:r>
+        <w:rPr>
+          <w:rStyle w:val="MSGENFONTSTYLENAMETEMPLATEROLENUMBERMSGENFONTSTYLENAMEBYROLETEXT2"/>
+          <w:rFonts w:ascii="Arial" w:hAnsi="Arial" w:cs="Arial"/>
+          <w:sz w:val="22"/>
+          <w:szCs w:val="22"/>
+        </w:rPr>
+        <w:t xml:space="preserve"> </w:t>
+      </w:r>
+      <w:proofErr w:type="spellStart"/>
+      <w:r>
+        <w:rPr>
+          <w:rStyle w:val="MSGENFONTSTYLENAMETEMPLATEROLENUMBERMSGENFONTSTYLENAMEBYROLETEXT2"/>
+          <w:rFonts w:ascii="Arial" w:hAnsi="Arial" w:cs="Arial"/>
+          <w:sz w:val="22"/>
+          <w:szCs w:val="22"/>
+        </w:rPr>
+        <w:t>tersebut</w:t>
+      </w:r>
+      <w:proofErr w:type="spellEnd"/>
+      <w:r>
+        <w:rPr>
+          <w:rStyle w:val="MSGENFONTSTYLENAMETEMPLATEROLENUMBERMSGENFONTSTYLENAMEBYROLETEXT2"/>
+          <w:rFonts w:ascii="Arial" w:hAnsi="Arial" w:cs="Arial"/>
+          <w:sz w:val="22"/>
+          <w:szCs w:val="22"/>
+        </w:rPr>
+        <w:t xml:space="preserve"> </w:t>
+      </w:r>
+      <w:proofErr w:type="spellStart"/>
+      <w:r>
+        <w:rPr>
+          <w:rStyle w:val="MSGENFONTSTYLENAMETEMPLATEROLENUMBERMSGENFONTSTYLENAMEBYROLETEXT2"/>
+          <w:rFonts w:ascii="Arial" w:hAnsi="Arial" w:cs="Arial"/>
+          <w:sz w:val="22"/>
+          <w:szCs w:val="22"/>
+        </w:rPr>
+        <w:t>didampingi</w:t>
+      </w:r>
+      <w:proofErr w:type="spellEnd"/>
+      <w:r>
+        <w:rPr>
+          <w:rStyle w:val="MSGENFONTSTYLENAMETEMPLATEROLENUMBERMSGENFONTSTYLENAMEBYROLETEXT2"/>
+          <w:rFonts w:ascii="Arial" w:hAnsi="Arial" w:cs="Arial"/>
+          <w:sz w:val="22"/>
+          <w:szCs w:val="22"/>
+        </w:rPr>
+        <w:t xml:space="preserve"> oleh</w:t>
+      </w:r>
+      <w:r>
+        <w:rPr>
+          <w:rStyle w:val="MSGENFONTSTYLENAMETEMPLATEROLENUMBERMSGENFONTSTYLENAMEBYROLETEXT2"/>
+          <w:rFonts w:ascii="Arial" w:hAnsi="Arial" w:cs="Arial"/>
+          <w:sz w:val="22"/>
+          <w:szCs w:val="22"/>
+          <w:lang w:val="en-US"/>
+        </w:rPr>
+        <w:t xml:space="preserve"> </w:t>
+      </w:r>
+      <w:proofErr w:type="spellStart"/>
       <w:r>
         <w:rPr>
           <w:rStyle w:val="MSGENFONTSTYLENAMETEMPLATEROLENUMBERMSGENFONTSTYLENAMEBYROLETEXT2"/>
@@ -1120,16 +2170,18 @@
         </w:rPr>
         <w:t>seorang</w:t>
       </w:r>
-      <w:r>
-        <w:rPr>
-          <w:rStyle w:val="MSGENFONTSTYLENAMETEMPLATEROLENUMBERMSGENFONTSTYLENAMEBYROLETEXT2"/>
-          <w:rFonts w:ascii="Arial" w:hAnsi="Arial" w:cs="Arial"/>
-          <w:sz w:val="22"/>
-          <w:szCs w:val="22"/>
-          <w:lang w:val="en-US"/>
-        </w:rPr>
-        <w:t xml:space="preserve"> </w:t>
-      </w:r>
+      <w:proofErr w:type="spellEnd"/>
+      <w:r>
+        <w:rPr>
+          <w:rStyle w:val="MSGENFONTSTYLENAMETEMPLATEROLENUMBERMSGENFONTSTYLENAMEBYROLETEXT2"/>
+          <w:rFonts w:ascii="Arial" w:hAnsi="Arial" w:cs="Arial"/>
+          <w:sz w:val="22"/>
+          <w:szCs w:val="22"/>
+          <w:lang w:val="en-US"/>
+        </w:rPr>
+        <w:t xml:space="preserve"> </w:t>
+      </w:r>
+      <w:proofErr w:type="spellStart"/>
       <w:r>
         <w:rPr>
           <w:rStyle w:val="MSGENFONTSTYLENAMETEMPLATEROLENUMBERMSGENFONTSTYLENAMEBYROLETEXT2"/>
@@ -1139,6 +2191,7 @@
         </w:rPr>
         <w:t>rohaniwan</w:t>
       </w:r>
+      <w:proofErr w:type="spellEnd"/>
       <w:r>
         <w:rPr>
           <w:rFonts w:ascii="Arial" w:hAnsi="Arial" w:cs="Arial"/>
@@ -1153,9 +2206,31 @@
           <w:sz w:val="22"/>
           <w:szCs w:val="22"/>
           <w:shd w:val="clear" w:color="auto" w:fill="FFFFFF"/>
-          <w:lang w:val="en-AU" w:eastAsia="en-US"/>
-        </w:rPr>
-        <w:t>KETUT PANJI BUDIAWAN, SH, S. Ag, M. M. Pangkat Pembina NIP. 19680919 199603 1 003</w:t>
+          <w:lang w:val="en-AU"/>
+        </w:rPr>
+        <w:t xml:space="preserve">KETUT PANJI BUDIAWAN, SH, S. Ag, M. M. </w:t>
+      </w:r>
+      <w:proofErr w:type="spellStart"/>
+      <w:r>
+        <w:rPr>
+          <w:rFonts w:ascii="Arial" w:hAnsi="Arial" w:cs="Arial"/>
+          <w:sz w:val="22"/>
+          <w:szCs w:val="22"/>
+          <w:shd w:val="clear" w:color="auto" w:fill="FFFFFF"/>
+          <w:lang w:val="en-AU"/>
+        </w:rPr>
+        <w:t>Pangkat</w:t>
+      </w:r>
+      <w:proofErr w:type="spellEnd"/>
+      <w:r>
+        <w:rPr>
+          <w:rFonts w:ascii="Arial" w:hAnsi="Arial" w:cs="Arial"/>
+          <w:sz w:val="22"/>
+          <w:szCs w:val="22"/>
+          <w:shd w:val="clear" w:color="auto" w:fill="FFFFFF"/>
+          <w:lang w:val="en-AU"/>
+        </w:rPr>
+        <w:t xml:space="preserve"> Pembina NIP. 19680919 199603 1 003</w:t>
       </w:r>
     </w:p>
     <w:p>
@@ -1173,14 +2248,225 @@
           <w:lang w:val="en-US"/>
         </w:rPr>
       </w:pPr>
-      <w:r>
-        <w:rPr>
-          <w:rStyle w:val="MSGENFONTSTYLENAMETEMPLATEROLENUMBERMSGENFONTSTYLENAMEBYROLETEXT2"/>
-          <w:rFonts w:ascii="Arial" w:hAnsi="Arial" w:cs="Arial"/>
-          <w:sz w:val="22"/>
-          <w:szCs w:val="22"/>
-        </w:rPr>
-        <w:t>Pegawai Negeri Sipil yang mengangkat sumpah tersebut mengucapkan Sumpah Pegawai Negeri Sipil sebagai berikut:</w:t>
+      <w:proofErr w:type="spellStart"/>
+      <w:r>
+        <w:rPr>
+          <w:rStyle w:val="MSGENFONTSTYLENAMETEMPLATEROLENUMBERMSGENFONTSTYLENAMEBYROLETEXT2"/>
+          <w:rFonts w:ascii="Arial" w:hAnsi="Arial" w:cs="Arial"/>
+          <w:sz w:val="22"/>
+          <w:szCs w:val="22"/>
+        </w:rPr>
+        <w:t>Pegawai</w:t>
+      </w:r>
+      <w:proofErr w:type="spellEnd"/>
+      <w:r>
+        <w:rPr>
+          <w:rStyle w:val="MSGENFONTSTYLENAMETEMPLATEROLENUMBERMSGENFONTSTYLENAMEBYROLETEXT2"/>
+          <w:rFonts w:ascii="Arial" w:hAnsi="Arial" w:cs="Arial"/>
+          <w:sz w:val="22"/>
+          <w:szCs w:val="22"/>
+        </w:rPr>
+        <w:t xml:space="preserve"> Negeri </w:t>
+      </w:r>
+      <w:proofErr w:type="spellStart"/>
+      <w:r>
+        <w:rPr>
+          <w:rStyle w:val="MSGENFONTSTYLENAMETEMPLATEROLENUMBERMSGENFONTSTYLENAMEBYROLETEXT2"/>
+          <w:rFonts w:ascii="Arial" w:hAnsi="Arial" w:cs="Arial"/>
+          <w:sz w:val="22"/>
+          <w:szCs w:val="22"/>
+        </w:rPr>
+        <w:t>Sipil</w:t>
+      </w:r>
+      <w:proofErr w:type="spellEnd"/>
+      <w:r>
+        <w:rPr>
+          <w:rStyle w:val="MSGENFONTSTYLENAMETEMPLATEROLENUMBERMSGENFONTSTYLENAMEBYROLETEXT2"/>
+          <w:rFonts w:ascii="Arial" w:hAnsi="Arial" w:cs="Arial"/>
+          <w:sz w:val="22"/>
+          <w:szCs w:val="22"/>
+        </w:rPr>
+        <w:t xml:space="preserve"> yang </w:t>
+      </w:r>
+      <w:proofErr w:type="spellStart"/>
+      <w:r>
+        <w:rPr>
+          <w:rStyle w:val="MSGENFONTSTYLENAMETEMPLATEROLENUMBERMSGENFONTSTYLENAMEBYROLETEXT2"/>
+          <w:rFonts w:ascii="Arial" w:hAnsi="Arial" w:cs="Arial"/>
+          <w:sz w:val="22"/>
+          <w:szCs w:val="22"/>
+        </w:rPr>
+        <w:t>mengangkat</w:t>
+      </w:r>
+      <w:proofErr w:type="spellEnd"/>
+      <w:r>
+        <w:rPr>
+          <w:rStyle w:val="MSGENFONTSTYLENAMETEMPLATEROLENUMBERMSGENFONTSTYLENAMEBYROLETEXT2"/>
+          <w:rFonts w:ascii="Arial" w:hAnsi="Arial" w:cs="Arial"/>
+          <w:sz w:val="22"/>
+          <w:szCs w:val="22"/>
+        </w:rPr>
+        <w:t xml:space="preserve"> </w:t>
+      </w:r>
+      <w:proofErr w:type="spellStart"/>
+      <w:r>
+        <w:rPr>
+          <w:rStyle w:val="MSGENFONTSTYLENAMETEMPLATEROLENUMBERMSGENFONTSTYLENAMEBYROLETEXT2"/>
+          <w:rFonts w:ascii="Arial" w:hAnsi="Arial" w:cs="Arial"/>
+          <w:sz w:val="22"/>
+          <w:szCs w:val="22"/>
+        </w:rPr>
+        <w:t>sumpah</w:t>
+      </w:r>
+      <w:proofErr w:type="spellEnd"/>
+      <w:r>
+        <w:rPr>
+          <w:rStyle w:val="MSGENFONTSTYLENAMETEMPLATEROLENUMBERMSGENFONTSTYLENAMEBYROLETEXT2"/>
+          <w:rFonts w:ascii="Arial" w:hAnsi="Arial" w:cs="Arial"/>
+          <w:sz w:val="22"/>
+          <w:szCs w:val="22"/>
+        </w:rPr>
+        <w:t xml:space="preserve"> </w:t>
+      </w:r>
+      <w:proofErr w:type="spellStart"/>
+      <w:r>
+        <w:rPr>
+          <w:rStyle w:val="MSGENFONTSTYLENAMETEMPLATEROLENUMBERMSGENFONTSTYLENAMEBYROLETEXT2"/>
+          <w:rFonts w:ascii="Arial" w:hAnsi="Arial" w:cs="Arial"/>
+          <w:sz w:val="22"/>
+          <w:szCs w:val="22"/>
+        </w:rPr>
+        <w:t>tersebut</w:t>
+      </w:r>
+      <w:proofErr w:type="spellEnd"/>
+      <w:r>
+        <w:rPr>
+          <w:rStyle w:val="MSGENFONTSTYLENAMETEMPLATEROLENUMBERMSGENFONTSTYLENAMEBYROLETEXT2"/>
+          <w:rFonts w:ascii="Arial" w:hAnsi="Arial" w:cs="Arial"/>
+          <w:sz w:val="22"/>
+          <w:szCs w:val="22"/>
+        </w:rPr>
+        <w:t xml:space="preserve"> </w:t>
+      </w:r>
+      <w:proofErr w:type="spellStart"/>
+      <w:r>
+        <w:rPr>
+          <w:rStyle w:val="MSGENFONTSTYLENAMETEMPLATEROLENUMBERMSGENFONTSTYLENAMEBYROLETEXT2"/>
+          <w:rFonts w:ascii="Arial" w:hAnsi="Arial" w:cs="Arial"/>
+          <w:sz w:val="22"/>
+          <w:szCs w:val="22"/>
+        </w:rPr>
+        <w:t>mengucapkan</w:t>
+      </w:r>
+      <w:proofErr w:type="spellEnd"/>
+      <w:r>
+        <w:rPr>
+          <w:rStyle w:val="MSGENFONTSTYLENAMETEMPLATEROLENUMBERMSGENFONTSTYLENAMEBYROLETEXT2"/>
+          <w:rFonts w:ascii="Arial" w:hAnsi="Arial" w:cs="Arial"/>
+          <w:sz w:val="22"/>
+          <w:szCs w:val="22"/>
+        </w:rPr>
+        <w:t xml:space="preserve"> </w:t>
+      </w:r>
+      <w:proofErr w:type="spellStart"/>
+      <w:r>
+        <w:rPr>
+          <w:rStyle w:val="MSGENFONTSTYLENAMETEMPLATEROLENUMBERMSGENFONTSTYLENAMEBYROLETEXT2"/>
+          <w:rFonts w:ascii="Arial" w:hAnsi="Arial" w:cs="Arial"/>
+          <w:sz w:val="22"/>
+          <w:szCs w:val="22"/>
+        </w:rPr>
+        <w:t>Sumpah</w:t>
+      </w:r>
+      <w:proofErr w:type="spellEnd"/>
+      <w:r>
+        <w:rPr>
+          <w:rStyle w:val="MSGENFONTSTYLENAMETEMPLATEROLENUMBERMSGENFONTSTYLENAMEBYROLETEXT2"/>
+          <w:rFonts w:ascii="Arial" w:hAnsi="Arial" w:cs="Arial"/>
+          <w:sz w:val="22"/>
+          <w:szCs w:val="22"/>
+        </w:rPr>
+        <w:t xml:space="preserve"> </w:t>
+      </w:r>
+      <w:proofErr w:type="spellStart"/>
+      <w:r>
+        <w:rPr>
+          <w:rStyle w:val="MSGENFONTSTYLENAMETEMPLATEROLENUMBERMSGENFONTSTYLENAMEBYROLETEXT2"/>
+          <w:rFonts w:ascii="Arial" w:hAnsi="Arial" w:cs="Arial"/>
+          <w:sz w:val="22"/>
+          <w:szCs w:val="22"/>
+        </w:rPr>
+        <w:t>Pegawai</w:t>
+      </w:r>
+      <w:proofErr w:type="spellEnd"/>
+      <w:r>
+        <w:rPr>
+          <w:rStyle w:val="MSGENFONTSTYLENAMETEMPLATEROLENUMBERMSGENFONTSTYLENAMEBYROLETEXT2"/>
+          <w:rFonts w:ascii="Arial" w:hAnsi="Arial" w:cs="Arial"/>
+          <w:sz w:val="22"/>
+          <w:szCs w:val="22"/>
+        </w:rPr>
+        <w:t xml:space="preserve"> Negeri </w:t>
+      </w:r>
+      <w:proofErr w:type="spellStart"/>
+      <w:r>
+        <w:rPr>
+          <w:rStyle w:val="MSGENFONTSTYLENAMETEMPLATEROLENUMBERMSGENFONTSTYLENAMEBYROLETEXT2"/>
+          <w:rFonts w:ascii="Arial" w:hAnsi="Arial" w:cs="Arial"/>
+          <w:sz w:val="22"/>
+          <w:szCs w:val="22"/>
+        </w:rPr>
+        <w:t>Sipil</w:t>
+      </w:r>
+      <w:proofErr w:type="spellEnd"/>
+      <w:r>
+        <w:rPr>
+          <w:rStyle w:val="MSGENFONTSTYLENAMETEMPLATEROLENUMBERMSGENFONTSTYLENAMEBYROLETEXT2"/>
+          <w:rFonts w:ascii="Arial" w:hAnsi="Arial" w:cs="Arial"/>
+          <w:sz w:val="22"/>
+          <w:szCs w:val="22"/>
+        </w:rPr>
+        <w:t xml:space="preserve"> </w:t>
+      </w:r>
+      <w:proofErr w:type="spellStart"/>
+      <w:r>
+        <w:rPr>
+          <w:rStyle w:val="MSGENFONTSTYLENAMETEMPLATEROLENUMBERMSGENFONTSTYLENAMEBYROLETEXT2"/>
+          <w:rFonts w:ascii="Arial" w:hAnsi="Arial" w:cs="Arial"/>
+          <w:sz w:val="22"/>
+          <w:szCs w:val="22"/>
+        </w:rPr>
+        <w:t>sebagai</w:t>
+      </w:r>
+      <w:proofErr w:type="spellEnd"/>
+      <w:r>
+        <w:rPr>
+          <w:rStyle w:val="MSGENFONTSTYLENAMETEMPLATEROLENUMBERMSGENFONTSTYLENAMEBYROLETEXT2"/>
+          <w:rFonts w:ascii="Arial" w:hAnsi="Arial" w:cs="Arial"/>
+          <w:sz w:val="22"/>
+          <w:szCs w:val="22"/>
+        </w:rPr>
+        <w:t xml:space="preserve"> </w:t>
+      </w:r>
+      <w:proofErr w:type="spellStart"/>
+      <w:r>
+        <w:rPr>
+          <w:rStyle w:val="MSGENFONTSTYLENAMETEMPLATEROLENUMBERMSGENFONTSTYLENAMEBYROLETEXT2"/>
+          <w:rFonts w:ascii="Arial" w:hAnsi="Arial" w:cs="Arial"/>
+          <w:sz w:val="22"/>
+          <w:szCs w:val="22"/>
+        </w:rPr>
+        <w:t>berikut</w:t>
+      </w:r>
+      <w:proofErr w:type="spellEnd"/>
+      <w:r>
+        <w:rPr>
+          <w:rStyle w:val="MSGENFONTSTYLENAMETEMPLATEROLENUMBERMSGENFONTSTYLENAMEBYROLETEXT2"/>
+          <w:rFonts w:ascii="Arial" w:hAnsi="Arial" w:cs="Arial"/>
+          <w:sz w:val="22"/>
+          <w:szCs w:val="22"/>
+        </w:rPr>
+        <w:t>:</w:t>
       </w:r>
     </w:p>
     <w:p>
@@ -1231,8 +2517,55 @@
           <w:szCs w:val="22"/>
           <w:lang w:val="en-US"/>
         </w:rPr>
-        <w:t>“Demi Sang Hyang Adi Budha, saya berjanji</w:t>
-      </w:r>
+        <w:t xml:space="preserve">“Demi Sang Hyang Adi Budha, </w:t>
+      </w:r>
+      <w:proofErr w:type="spellStart"/>
+      <w:r>
+        <w:rPr>
+          <w:rStyle w:val="MSGENFONTSTYLENAMETEMPLATEROLENUMBERMSGENFONTSTYLENAMEBYROLETEXT3"/>
+          <w:rFonts w:ascii="Arial" w:hAnsi="Arial" w:cs="Arial"/>
+          <w:b/>
+          <w:bCs/>
+          <w:i/>
+          <w:iCs/>
+          <w:sz w:val="22"/>
+          <w:szCs w:val="22"/>
+          <w:lang w:val="en-US"/>
+        </w:rPr>
+        <w:t>saya</w:t>
+      </w:r>
+      <w:proofErr w:type="spellEnd"/>
+      <w:r>
+        <w:rPr>
+          <w:rStyle w:val="MSGENFONTSTYLENAMETEMPLATEROLENUMBERMSGENFONTSTYLENAMEBYROLETEXT3"/>
+          <w:rFonts w:ascii="Arial" w:hAnsi="Arial" w:cs="Arial"/>
+          <w:b/>
+          <w:bCs/>
+          <w:i/>
+          <w:iCs/>
+          <w:sz w:val="22"/>
+          <w:szCs w:val="22"/>
+          <w:lang w:val="en-US"/>
+        </w:rPr>
+        <w:t xml:space="preserve"> </w:t>
+      </w:r>
+      <w:proofErr w:type="spellStart"/>
+      <w:r>
+        <w:rPr>
+          <w:rStyle w:val="MSGENFONTSTYLENAMETEMPLATEROLENUMBERMSGENFONTSTYLENAMEBYROLETEXT3"/>
+          <w:rFonts w:ascii="Arial" w:hAnsi="Arial" w:cs="Arial"/>
+          <w:b/>
+          <w:bCs/>
+          <w:i/>
+          <w:iCs/>
+          <w:sz w:val="22"/>
+          <w:szCs w:val="22"/>
+          <w:lang w:val="en-US"/>
+        </w:rPr>
+        <w:t>berjanji</w:t>
+      </w:r>
+      <w:proofErr w:type="spellEnd"/>
+      <w:proofErr w:type="gramStart"/>
       <w:r>
         <w:rPr>
           <w:rStyle w:val="MSGENFONTSTYLENAMETEMPLATEROLENUMBERMSGENFONTSTYLENAMEBYROLETEXT3"/>
@@ -1273,6 +2606,7 @@
         </w:rPr>
         <w:t>:</w:t>
       </w:r>
+      <w:proofErr w:type="gramEnd"/>
     </w:p>
     <w:p>
       <w:pPr>
@@ -1325,18 +2659,145 @@
         </w:rPr>
         <w:t>B</w:t>
       </w:r>
-      <w:r>
-        <w:rPr>
-          <w:rStyle w:val="MSGENFONTSTYLENAMETEMPLATEROLENUMBERMSGENFONTSTYLENAMEBYROLETEXT3"/>
-          <w:rFonts w:ascii="Arial" w:hAnsi="Arial" w:cs="Arial"/>
-          <w:b/>
-          <w:bCs/>
-          <w:i/>
-          <w:iCs/>
-          <w:sz w:val="22"/>
-          <w:szCs w:val="22"/>
-        </w:rPr>
-        <w:t xml:space="preserve">ahwa saya, untuk diangkat menjadi </w:t>
+      <w:proofErr w:type="spellStart"/>
+      <w:r>
+        <w:rPr>
+          <w:rStyle w:val="MSGENFONTSTYLENAMETEMPLATEROLENUMBERMSGENFONTSTYLENAMEBYROLETEXT3"/>
+          <w:rFonts w:ascii="Arial" w:hAnsi="Arial" w:cs="Arial"/>
+          <w:b/>
+          <w:bCs/>
+          <w:i/>
+          <w:iCs/>
+          <w:sz w:val="22"/>
+          <w:szCs w:val="22"/>
+        </w:rPr>
+        <w:t>ahwa</w:t>
+      </w:r>
+      <w:proofErr w:type="spellEnd"/>
+      <w:r>
+        <w:rPr>
+          <w:rStyle w:val="MSGENFONTSTYLENAMETEMPLATEROLENUMBERMSGENFONTSTYLENAMEBYROLETEXT3"/>
+          <w:rFonts w:ascii="Arial" w:hAnsi="Arial" w:cs="Arial"/>
+          <w:b/>
+          <w:bCs/>
+          <w:i/>
+          <w:iCs/>
+          <w:sz w:val="22"/>
+          <w:szCs w:val="22"/>
+        </w:rPr>
+        <w:t xml:space="preserve"> </w:t>
+      </w:r>
+      <w:proofErr w:type="spellStart"/>
+      <w:r>
+        <w:rPr>
+          <w:rStyle w:val="MSGENFONTSTYLENAMETEMPLATEROLENUMBERMSGENFONTSTYLENAMEBYROLETEXT3"/>
+          <w:rFonts w:ascii="Arial" w:hAnsi="Arial" w:cs="Arial"/>
+          <w:b/>
+          <w:bCs/>
+          <w:i/>
+          <w:iCs/>
+          <w:sz w:val="22"/>
+          <w:szCs w:val="22"/>
+        </w:rPr>
+        <w:t>saya</w:t>
+      </w:r>
+      <w:proofErr w:type="spellEnd"/>
+      <w:r>
+        <w:rPr>
+          <w:rStyle w:val="MSGENFONTSTYLENAMETEMPLATEROLENUMBERMSGENFONTSTYLENAMEBYROLETEXT3"/>
+          <w:rFonts w:ascii="Arial" w:hAnsi="Arial" w:cs="Arial"/>
+          <w:b/>
+          <w:bCs/>
+          <w:i/>
+          <w:iCs/>
+          <w:sz w:val="22"/>
+          <w:szCs w:val="22"/>
+        </w:rPr>
+        <w:t xml:space="preserve">, </w:t>
+      </w:r>
+      <w:proofErr w:type="spellStart"/>
+      <w:r>
+        <w:rPr>
+          <w:rStyle w:val="MSGENFONTSTYLENAMETEMPLATEROLENUMBERMSGENFONTSTYLENAMEBYROLETEXT3"/>
+          <w:rFonts w:ascii="Arial" w:hAnsi="Arial" w:cs="Arial"/>
+          <w:b/>
+          <w:bCs/>
+          <w:i/>
+          <w:iCs/>
+          <w:sz w:val="22"/>
+          <w:szCs w:val="22"/>
+        </w:rPr>
+        <w:t>untuk</w:t>
+      </w:r>
+      <w:proofErr w:type="spellEnd"/>
+      <w:r>
+        <w:rPr>
+          <w:rStyle w:val="MSGENFONTSTYLENAMETEMPLATEROLENUMBERMSGENFONTSTYLENAMEBYROLETEXT3"/>
+          <w:rFonts w:ascii="Arial" w:hAnsi="Arial" w:cs="Arial"/>
+          <w:b/>
+          <w:bCs/>
+          <w:i/>
+          <w:iCs/>
+          <w:sz w:val="22"/>
+          <w:szCs w:val="22"/>
+        </w:rPr>
+        <w:t xml:space="preserve"> </w:t>
+      </w:r>
+      <w:proofErr w:type="spellStart"/>
+      <w:r>
+        <w:rPr>
+          <w:rStyle w:val="MSGENFONTSTYLENAMETEMPLATEROLENUMBERMSGENFONTSTYLENAMEBYROLETEXT3"/>
+          <w:rFonts w:ascii="Arial" w:hAnsi="Arial" w:cs="Arial"/>
+          <w:b/>
+          <w:bCs/>
+          <w:i/>
+          <w:iCs/>
+          <w:sz w:val="22"/>
+          <w:szCs w:val="22"/>
+        </w:rPr>
+        <w:t>diangkat</w:t>
+      </w:r>
+      <w:proofErr w:type="spellEnd"/>
+      <w:r>
+        <w:rPr>
+          <w:rStyle w:val="MSGENFONTSTYLENAMETEMPLATEROLENUMBERMSGENFONTSTYLENAMEBYROLETEXT3"/>
+          <w:rFonts w:ascii="Arial" w:hAnsi="Arial" w:cs="Arial"/>
+          <w:b/>
+          <w:bCs/>
+          <w:i/>
+          <w:iCs/>
+          <w:sz w:val="22"/>
+          <w:szCs w:val="22"/>
+        </w:rPr>
+        <w:t xml:space="preserve"> </w:t>
+      </w:r>
+      <w:proofErr w:type="spellStart"/>
+      <w:r>
+        <w:rPr>
+          <w:rStyle w:val="MSGENFONTSTYLENAMETEMPLATEROLENUMBERMSGENFONTSTYLENAMEBYROLETEXT3"/>
+          <w:rFonts w:ascii="Arial" w:hAnsi="Arial" w:cs="Arial"/>
+          <w:b/>
+          <w:bCs/>
+          <w:i/>
+          <w:iCs/>
+          <w:sz w:val="22"/>
+          <w:szCs w:val="22"/>
+        </w:rPr>
+        <w:t>menjadi</w:t>
+      </w:r>
+      <w:proofErr w:type="spellEnd"/>
+      <w:r>
+        <w:rPr>
+          <w:rStyle w:val="MSGENFONTSTYLENAMETEMPLATEROLENUMBERMSGENFONTSTYLENAMEBYROLETEXT3"/>
+          <w:rFonts w:ascii="Arial" w:hAnsi="Arial" w:cs="Arial"/>
+          <w:b/>
+          <w:bCs/>
+          <w:i/>
+          <w:iCs/>
+          <w:sz w:val="22"/>
+          <w:szCs w:val="22"/>
+        </w:rPr>
+        <w:t xml:space="preserve"> </w:t>
       </w:r>
       <w:r>
         <w:rPr>
@@ -1352,19 +2813,217 @@
         </w:rPr>
         <w:t>P</w:t>
       </w:r>
-      <w:r>
-        <w:rPr>
-          <w:rStyle w:val="MSGENFONTSTYLENAMETEMPLATEROLENUMBERMSGENFONTSTYLENAMEBYROLETEXT3"/>
-          <w:rFonts w:ascii="Arial" w:hAnsi="Arial" w:cs="Arial"/>
-          <w:b/>
-          <w:bCs/>
-          <w:i/>
-          <w:iCs/>
-          <w:sz w:val="22"/>
-          <w:szCs w:val="22"/>
-        </w:rPr>
-        <w:t>egawai Negeri Sipil akan setia dan taat sepenuhnya kepada Pancasi</w:t>
-      </w:r>
+      <w:proofErr w:type="spellStart"/>
+      <w:r>
+        <w:rPr>
+          <w:rStyle w:val="MSGENFONTSTYLENAMETEMPLATEROLENUMBERMSGENFONTSTYLENAMEBYROLETEXT3"/>
+          <w:rFonts w:ascii="Arial" w:hAnsi="Arial" w:cs="Arial"/>
+          <w:b/>
+          <w:bCs/>
+          <w:i/>
+          <w:iCs/>
+          <w:sz w:val="22"/>
+          <w:szCs w:val="22"/>
+        </w:rPr>
+        <w:t>egawai</w:t>
+      </w:r>
+      <w:proofErr w:type="spellEnd"/>
+      <w:r>
+        <w:rPr>
+          <w:rStyle w:val="MSGENFONTSTYLENAMETEMPLATEROLENUMBERMSGENFONTSTYLENAMEBYROLETEXT3"/>
+          <w:rFonts w:ascii="Arial" w:hAnsi="Arial" w:cs="Arial"/>
+          <w:b/>
+          <w:bCs/>
+          <w:i/>
+          <w:iCs/>
+          <w:sz w:val="22"/>
+          <w:szCs w:val="22"/>
+        </w:rPr>
+        <w:t xml:space="preserve"> Negeri </w:t>
+      </w:r>
+      <w:proofErr w:type="spellStart"/>
+      <w:r>
+        <w:rPr>
+          <w:rStyle w:val="MSGENFONTSTYLENAMETEMPLATEROLENUMBERMSGENFONTSTYLENAMEBYROLETEXT3"/>
+          <w:rFonts w:ascii="Arial" w:hAnsi="Arial" w:cs="Arial"/>
+          <w:b/>
+          <w:bCs/>
+          <w:i/>
+          <w:iCs/>
+          <w:sz w:val="22"/>
+          <w:szCs w:val="22"/>
+        </w:rPr>
+        <w:t>Sipil</w:t>
+      </w:r>
+      <w:proofErr w:type="spellEnd"/>
+      <w:r>
+        <w:rPr>
+          <w:rStyle w:val="MSGENFONTSTYLENAMETEMPLATEROLENUMBERMSGENFONTSTYLENAMEBYROLETEXT3"/>
+          <w:rFonts w:ascii="Arial" w:hAnsi="Arial" w:cs="Arial"/>
+          <w:b/>
+          <w:bCs/>
+          <w:i/>
+          <w:iCs/>
+          <w:sz w:val="22"/>
+          <w:szCs w:val="22"/>
+        </w:rPr>
+        <w:t xml:space="preserve"> </w:t>
+      </w:r>
+      <w:proofErr w:type="spellStart"/>
+      <w:r>
+        <w:rPr>
+          <w:rStyle w:val="MSGENFONTSTYLENAMETEMPLATEROLENUMBERMSGENFONTSTYLENAMEBYROLETEXT3"/>
+          <w:rFonts w:ascii="Arial" w:hAnsi="Arial" w:cs="Arial"/>
+          <w:b/>
+          <w:bCs/>
+          <w:i/>
+          <w:iCs/>
+          <w:sz w:val="22"/>
+          <w:szCs w:val="22"/>
+        </w:rPr>
+        <w:t>akan</w:t>
+      </w:r>
+      <w:proofErr w:type="spellEnd"/>
+      <w:r>
+        <w:rPr>
+          <w:rStyle w:val="MSGENFONTSTYLENAMETEMPLATEROLENUMBERMSGENFONTSTYLENAMEBYROLETEXT3"/>
+          <w:rFonts w:ascii="Arial" w:hAnsi="Arial" w:cs="Arial"/>
+          <w:b/>
+          <w:bCs/>
+          <w:i/>
+          <w:iCs/>
+          <w:sz w:val="22"/>
+          <w:szCs w:val="22"/>
+        </w:rPr>
+        <w:t xml:space="preserve"> </w:t>
+      </w:r>
+      <w:proofErr w:type="spellStart"/>
+      <w:r>
+        <w:rPr>
+          <w:rStyle w:val="MSGENFONTSTYLENAMETEMPLATEROLENUMBERMSGENFONTSTYLENAMEBYROLETEXT3"/>
+          <w:rFonts w:ascii="Arial" w:hAnsi="Arial" w:cs="Arial"/>
+          <w:b/>
+          <w:bCs/>
+          <w:i/>
+          <w:iCs/>
+          <w:sz w:val="22"/>
+          <w:szCs w:val="22"/>
+        </w:rPr>
+        <w:t>setia</w:t>
+      </w:r>
+      <w:proofErr w:type="spellEnd"/>
+      <w:r>
+        <w:rPr>
+          <w:rStyle w:val="MSGENFONTSTYLENAMETEMPLATEROLENUMBERMSGENFONTSTYLENAMEBYROLETEXT3"/>
+          <w:rFonts w:ascii="Arial" w:hAnsi="Arial" w:cs="Arial"/>
+          <w:b/>
+          <w:bCs/>
+          <w:i/>
+          <w:iCs/>
+          <w:sz w:val="22"/>
+          <w:szCs w:val="22"/>
+        </w:rPr>
+        <w:t xml:space="preserve"> dan </w:t>
+      </w:r>
+      <w:proofErr w:type="spellStart"/>
+      <w:r>
+        <w:rPr>
+          <w:rStyle w:val="MSGENFONTSTYLENAMETEMPLATEROLENUMBERMSGENFONTSTYLENAMEBYROLETEXT3"/>
+          <w:rFonts w:ascii="Arial" w:hAnsi="Arial" w:cs="Arial"/>
+          <w:b/>
+          <w:bCs/>
+          <w:i/>
+          <w:iCs/>
+          <w:sz w:val="22"/>
+          <w:szCs w:val="22"/>
+        </w:rPr>
+        <w:t>taat</w:t>
+      </w:r>
+      <w:proofErr w:type="spellEnd"/>
+      <w:r>
+        <w:rPr>
+          <w:rStyle w:val="MSGENFONTSTYLENAMETEMPLATEROLENUMBERMSGENFONTSTYLENAMEBYROLETEXT3"/>
+          <w:rFonts w:ascii="Arial" w:hAnsi="Arial" w:cs="Arial"/>
+          <w:b/>
+          <w:bCs/>
+          <w:i/>
+          <w:iCs/>
+          <w:sz w:val="22"/>
+          <w:szCs w:val="22"/>
+        </w:rPr>
+        <w:t xml:space="preserve"> </w:t>
+      </w:r>
+      <w:proofErr w:type="spellStart"/>
+      <w:r>
+        <w:rPr>
+          <w:rStyle w:val="MSGENFONTSTYLENAMETEMPLATEROLENUMBERMSGENFONTSTYLENAMEBYROLETEXT3"/>
+          <w:rFonts w:ascii="Arial" w:hAnsi="Arial" w:cs="Arial"/>
+          <w:b/>
+          <w:bCs/>
+          <w:i/>
+          <w:iCs/>
+          <w:sz w:val="22"/>
+          <w:szCs w:val="22"/>
+        </w:rPr>
+        <w:t>sepenuhnya</w:t>
+      </w:r>
+      <w:proofErr w:type="spellEnd"/>
+      <w:r>
+        <w:rPr>
+          <w:rStyle w:val="MSGENFONTSTYLENAMETEMPLATEROLENUMBERMSGENFONTSTYLENAMEBYROLETEXT3"/>
+          <w:rFonts w:ascii="Arial" w:hAnsi="Arial" w:cs="Arial"/>
+          <w:b/>
+          <w:bCs/>
+          <w:i/>
+          <w:iCs/>
+          <w:sz w:val="22"/>
+          <w:szCs w:val="22"/>
+        </w:rPr>
+        <w:t xml:space="preserve"> </w:t>
+      </w:r>
+      <w:proofErr w:type="spellStart"/>
+      <w:r>
+        <w:rPr>
+          <w:rStyle w:val="MSGENFONTSTYLENAMETEMPLATEROLENUMBERMSGENFONTSTYLENAMEBYROLETEXT3"/>
+          <w:rFonts w:ascii="Arial" w:hAnsi="Arial" w:cs="Arial"/>
+          <w:b/>
+          <w:bCs/>
+          <w:i/>
+          <w:iCs/>
+          <w:sz w:val="22"/>
+          <w:szCs w:val="22"/>
+        </w:rPr>
+        <w:t>kepada</w:t>
+      </w:r>
+      <w:proofErr w:type="spellEnd"/>
+      <w:r>
+        <w:rPr>
+          <w:rStyle w:val="MSGENFONTSTYLENAMETEMPLATEROLENUMBERMSGENFONTSTYLENAMEBYROLETEXT3"/>
+          <w:rFonts w:ascii="Arial" w:hAnsi="Arial" w:cs="Arial"/>
+          <w:b/>
+          <w:bCs/>
+          <w:i/>
+          <w:iCs/>
+          <w:sz w:val="22"/>
+          <w:szCs w:val="22"/>
+        </w:rPr>
+        <w:t xml:space="preserve"> </w:t>
+      </w:r>
+      <w:proofErr w:type="spellStart"/>
+      <w:r>
+        <w:rPr>
+          <w:rStyle w:val="MSGENFONTSTYLENAMETEMPLATEROLENUMBERMSGENFONTSTYLENAMEBYROLETEXT3"/>
+          <w:rFonts w:ascii="Arial" w:hAnsi="Arial" w:cs="Arial"/>
+          <w:b/>
+          <w:bCs/>
+          <w:i/>
+          <w:iCs/>
+          <w:sz w:val="22"/>
+          <w:szCs w:val="22"/>
+        </w:rPr>
+        <w:t>Pancasi</w:t>
+      </w:r>
+      <w:proofErr w:type="spellEnd"/>
       <w:r>
         <w:rPr>
           <w:rStyle w:val="MSGENFONTSTYLENAMETEMPLATEROLENUMBERMSGENFONTSTYLENAMEBYROLETEXT3"/>
@@ -1390,7 +3049,63 @@
           <w:sz w:val="22"/>
           <w:szCs w:val="22"/>
         </w:rPr>
-        <w:t>a, Undang-undang Dasar 1945, Negara dan Pemerintah;</w:t>
+        <w:t xml:space="preserve">a, </w:t>
+      </w:r>
+      <w:proofErr w:type="spellStart"/>
+      <w:r>
+        <w:rPr>
+          <w:rStyle w:val="MSGENFONTSTYLENAMETEMPLATEROLENUMBERMSGENFONTSTYLENAMEBYROLETEXT3"/>
+          <w:rFonts w:ascii="Arial" w:hAnsi="Arial" w:cs="Arial"/>
+          <w:b/>
+          <w:bCs/>
+          <w:i/>
+          <w:iCs/>
+          <w:sz w:val="22"/>
+          <w:szCs w:val="22"/>
+        </w:rPr>
+        <w:t>Undang-undang</w:t>
+      </w:r>
+      <w:proofErr w:type="spellEnd"/>
+      <w:r>
+        <w:rPr>
+          <w:rStyle w:val="MSGENFONTSTYLENAMETEMPLATEROLENUMBERMSGENFONTSTYLENAMEBYROLETEXT3"/>
+          <w:rFonts w:ascii="Arial" w:hAnsi="Arial" w:cs="Arial"/>
+          <w:b/>
+          <w:bCs/>
+          <w:i/>
+          <w:iCs/>
+          <w:sz w:val="22"/>
+          <w:szCs w:val="22"/>
+        </w:rPr>
+        <w:t xml:space="preserve"> Dasar 1945, Negara dan </w:t>
+      </w:r>
+      <w:proofErr w:type="spellStart"/>
+      <w:r>
+        <w:rPr>
+          <w:rStyle w:val="MSGENFONTSTYLENAMETEMPLATEROLENUMBERMSGENFONTSTYLENAMEBYROLETEXT3"/>
+          <w:rFonts w:ascii="Arial" w:hAnsi="Arial" w:cs="Arial"/>
+          <w:b/>
+          <w:bCs/>
+          <w:i/>
+          <w:iCs/>
+          <w:sz w:val="22"/>
+          <w:szCs w:val="22"/>
+        </w:rPr>
+        <w:t>Pemerintah</w:t>
+      </w:r>
+      <w:proofErr w:type="spellEnd"/>
+      <w:r>
+        <w:rPr>
+          <w:rStyle w:val="MSGENFONTSTYLENAMETEMPLATEROLENUMBERMSGENFONTSTYLENAMEBYROLETEXT3"/>
+          <w:rFonts w:ascii="Arial" w:hAnsi="Arial" w:cs="Arial"/>
+          <w:b/>
+          <w:bCs/>
+          <w:i/>
+          <w:iCs/>
+          <w:sz w:val="22"/>
+          <w:szCs w:val="22"/>
+        </w:rPr>
+        <w:t>;</w:t>
       </w:r>
     </w:p>
     <w:p>
@@ -1430,19 +3145,133 @@
           <w:lang w:val="en-US"/>
         </w:rPr>
       </w:pPr>
-      <w:r>
-        <w:rPr>
-          <w:rStyle w:val="MSGENFONTSTYLENAMETEMPLATEROLENUMBERMSGENFONTSTYLENAMEBYROLETEXT3"/>
-          <w:rFonts w:ascii="Arial" w:hAnsi="Arial" w:cs="Arial"/>
-          <w:b/>
-          <w:bCs/>
-          <w:i/>
-          <w:iCs/>
-          <w:sz w:val="22"/>
-          <w:szCs w:val="22"/>
-        </w:rPr>
-        <w:t>bahwa saya, akan mentaati sega</w:t>
-      </w:r>
+      <w:proofErr w:type="spellStart"/>
+      <w:r>
+        <w:rPr>
+          <w:rStyle w:val="MSGENFONTSTYLENAMETEMPLATEROLENUMBERMSGENFONTSTYLENAMEBYROLETEXT3"/>
+          <w:rFonts w:ascii="Arial" w:hAnsi="Arial" w:cs="Arial"/>
+          <w:b/>
+          <w:bCs/>
+          <w:i/>
+          <w:iCs/>
+          <w:sz w:val="22"/>
+          <w:szCs w:val="22"/>
+        </w:rPr>
+        <w:t>bahwa</w:t>
+      </w:r>
+      <w:proofErr w:type="spellEnd"/>
+      <w:r>
+        <w:rPr>
+          <w:rStyle w:val="MSGENFONTSTYLENAMETEMPLATEROLENUMBERMSGENFONTSTYLENAMEBYROLETEXT3"/>
+          <w:rFonts w:ascii="Arial" w:hAnsi="Arial" w:cs="Arial"/>
+          <w:b/>
+          <w:bCs/>
+          <w:i/>
+          <w:iCs/>
+          <w:sz w:val="22"/>
+          <w:szCs w:val="22"/>
+        </w:rPr>
+        <w:t xml:space="preserve"> </w:t>
+      </w:r>
+      <w:proofErr w:type="spellStart"/>
+      <w:r>
+        <w:rPr>
+          <w:rStyle w:val="MSGENFONTSTYLENAMETEMPLATEROLENUMBERMSGENFONTSTYLENAMEBYROLETEXT3"/>
+          <w:rFonts w:ascii="Arial" w:hAnsi="Arial" w:cs="Arial"/>
+          <w:b/>
+          <w:bCs/>
+          <w:i/>
+          <w:iCs/>
+          <w:sz w:val="22"/>
+          <w:szCs w:val="22"/>
+        </w:rPr>
+        <w:t>saya</w:t>
+      </w:r>
+      <w:proofErr w:type="spellEnd"/>
+      <w:r>
+        <w:rPr>
+          <w:rStyle w:val="MSGENFONTSTYLENAMETEMPLATEROLENUMBERMSGENFONTSTYLENAMEBYROLETEXT3"/>
+          <w:rFonts w:ascii="Arial" w:hAnsi="Arial" w:cs="Arial"/>
+          <w:b/>
+          <w:bCs/>
+          <w:i/>
+          <w:iCs/>
+          <w:sz w:val="22"/>
+          <w:szCs w:val="22"/>
+        </w:rPr>
+        <w:t xml:space="preserve">, </w:t>
+      </w:r>
+      <w:proofErr w:type="spellStart"/>
+      <w:r>
+        <w:rPr>
+          <w:rStyle w:val="MSGENFONTSTYLENAMETEMPLATEROLENUMBERMSGENFONTSTYLENAMEBYROLETEXT3"/>
+          <w:rFonts w:ascii="Arial" w:hAnsi="Arial" w:cs="Arial"/>
+          <w:b/>
+          <w:bCs/>
+          <w:i/>
+          <w:iCs/>
+          <w:sz w:val="22"/>
+          <w:szCs w:val="22"/>
+        </w:rPr>
+        <w:t>akan</w:t>
+      </w:r>
+      <w:proofErr w:type="spellEnd"/>
+      <w:r>
+        <w:rPr>
+          <w:rStyle w:val="MSGENFONTSTYLENAMETEMPLATEROLENUMBERMSGENFONTSTYLENAMEBYROLETEXT3"/>
+          <w:rFonts w:ascii="Arial" w:hAnsi="Arial" w:cs="Arial"/>
+          <w:b/>
+          <w:bCs/>
+          <w:i/>
+          <w:iCs/>
+          <w:sz w:val="22"/>
+          <w:szCs w:val="22"/>
+        </w:rPr>
+        <w:t xml:space="preserve"> </w:t>
+      </w:r>
+      <w:proofErr w:type="spellStart"/>
+      <w:r>
+        <w:rPr>
+          <w:rStyle w:val="MSGENFONTSTYLENAMETEMPLATEROLENUMBERMSGENFONTSTYLENAMEBYROLETEXT3"/>
+          <w:rFonts w:ascii="Arial" w:hAnsi="Arial" w:cs="Arial"/>
+          <w:b/>
+          <w:bCs/>
+          <w:i/>
+          <w:iCs/>
+          <w:sz w:val="22"/>
+          <w:szCs w:val="22"/>
+        </w:rPr>
+        <w:t>mentaati</w:t>
+      </w:r>
+      <w:proofErr w:type="spellEnd"/>
+      <w:r>
+        <w:rPr>
+          <w:rStyle w:val="MSGENFONTSTYLENAMETEMPLATEROLENUMBERMSGENFONTSTYLENAMEBYROLETEXT3"/>
+          <w:rFonts w:ascii="Arial" w:hAnsi="Arial" w:cs="Arial"/>
+          <w:b/>
+          <w:bCs/>
+          <w:i/>
+          <w:iCs/>
+          <w:sz w:val="22"/>
+          <w:szCs w:val="22"/>
+        </w:rPr>
+        <w:t xml:space="preserve"> </w:t>
+      </w:r>
+      <w:proofErr w:type="spellStart"/>
+      <w:r>
+        <w:rPr>
+          <w:rStyle w:val="MSGENFONTSTYLENAMETEMPLATEROLENUMBERMSGENFONTSTYLENAMEBYROLETEXT3"/>
+          <w:rFonts w:ascii="Arial" w:hAnsi="Arial" w:cs="Arial"/>
+          <w:b/>
+          <w:bCs/>
+          <w:i/>
+          <w:iCs/>
+          <w:sz w:val="22"/>
+          <w:szCs w:val="22"/>
+        </w:rPr>
+        <w:t>sega</w:t>
+      </w:r>
+      <w:proofErr w:type="spellEnd"/>
       <w:r>
         <w:rPr>
           <w:rStyle w:val="MSGENFONTSTYLENAMETEMPLATEROLENUMBERMSGENFONTSTYLENAMEBYROLETEXT3"/>
@@ -1468,8 +3297,79 @@
           <w:sz w:val="22"/>
           <w:szCs w:val="22"/>
         </w:rPr>
-        <w:t>a peraturan perundang-undangan yang ber</w:t>
-      </w:r>
+        <w:t xml:space="preserve">a </w:t>
+      </w:r>
+      <w:proofErr w:type="spellStart"/>
+      <w:r>
+        <w:rPr>
+          <w:rStyle w:val="MSGENFONTSTYLENAMETEMPLATEROLENUMBERMSGENFONTSTYLENAMEBYROLETEXT3"/>
+          <w:rFonts w:ascii="Arial" w:hAnsi="Arial" w:cs="Arial"/>
+          <w:b/>
+          <w:bCs/>
+          <w:i/>
+          <w:iCs/>
+          <w:sz w:val="22"/>
+          <w:szCs w:val="22"/>
+        </w:rPr>
+        <w:t>peraturan</w:t>
+      </w:r>
+      <w:proofErr w:type="spellEnd"/>
+      <w:r>
+        <w:rPr>
+          <w:rStyle w:val="MSGENFONTSTYLENAMETEMPLATEROLENUMBERMSGENFONTSTYLENAMEBYROLETEXT3"/>
+          <w:rFonts w:ascii="Arial" w:hAnsi="Arial" w:cs="Arial"/>
+          <w:b/>
+          <w:bCs/>
+          <w:i/>
+          <w:iCs/>
+          <w:sz w:val="22"/>
+          <w:szCs w:val="22"/>
+        </w:rPr>
+        <w:t xml:space="preserve"> </w:t>
+      </w:r>
+      <w:proofErr w:type="spellStart"/>
+      <w:r>
+        <w:rPr>
+          <w:rStyle w:val="MSGENFONTSTYLENAMETEMPLATEROLENUMBERMSGENFONTSTYLENAMEBYROLETEXT3"/>
+          <w:rFonts w:ascii="Arial" w:hAnsi="Arial" w:cs="Arial"/>
+          <w:b/>
+          <w:bCs/>
+          <w:i/>
+          <w:iCs/>
+          <w:sz w:val="22"/>
+          <w:szCs w:val="22"/>
+        </w:rPr>
+        <w:t>perundang-undangan</w:t>
+      </w:r>
+      <w:proofErr w:type="spellEnd"/>
+      <w:r>
+        <w:rPr>
+          <w:rStyle w:val="MSGENFONTSTYLENAMETEMPLATEROLENUMBERMSGENFONTSTYLENAMEBYROLETEXT3"/>
+          <w:rFonts w:ascii="Arial" w:hAnsi="Arial" w:cs="Arial"/>
+          <w:b/>
+          <w:bCs/>
+          <w:i/>
+          <w:iCs/>
+          <w:sz w:val="22"/>
+          <w:szCs w:val="22"/>
+        </w:rPr>
+        <w:t xml:space="preserve"> yang </w:t>
+      </w:r>
+      <w:proofErr w:type="spellStart"/>
+      <w:r>
+        <w:rPr>
+          <w:rStyle w:val="MSGENFONTSTYLENAMETEMPLATEROLENUMBERMSGENFONTSTYLENAMEBYROLETEXT3"/>
+          <w:rFonts w:ascii="Arial" w:hAnsi="Arial" w:cs="Arial"/>
+          <w:b/>
+          <w:bCs/>
+          <w:i/>
+          <w:iCs/>
+          <w:sz w:val="22"/>
+          <w:szCs w:val="22"/>
+        </w:rPr>
+        <w:t>ber</w:t>
+      </w:r>
+      <w:proofErr w:type="spellEnd"/>
       <w:r>
         <w:rPr>
           <w:rStyle w:val="MSGENFONTSTYLENAMETEMPLATEROLENUMBERMSGENFONTSTYLENAMEBYROLETEXT3"/>
@@ -1484,18 +3384,33 @@
         </w:rPr>
         <w:t>l</w:t>
       </w:r>
-      <w:r>
-        <w:rPr>
-          <w:rStyle w:val="MSGENFONTSTYLENAMETEMPLATEROLENUMBERMSGENFONTSTYLENAMEBYROLETEXT3"/>
-          <w:rFonts w:ascii="Arial" w:hAnsi="Arial" w:cs="Arial"/>
-          <w:b/>
-          <w:bCs/>
-          <w:i/>
-          <w:iCs/>
-          <w:sz w:val="22"/>
-          <w:szCs w:val="22"/>
-        </w:rPr>
-        <w:t>aku dan me</w:t>
+      <w:proofErr w:type="spellStart"/>
+      <w:r>
+        <w:rPr>
+          <w:rStyle w:val="MSGENFONTSTYLENAMETEMPLATEROLENUMBERMSGENFONTSTYLENAMEBYROLETEXT3"/>
+          <w:rFonts w:ascii="Arial" w:hAnsi="Arial" w:cs="Arial"/>
+          <w:b/>
+          <w:bCs/>
+          <w:i/>
+          <w:iCs/>
+          <w:sz w:val="22"/>
+          <w:szCs w:val="22"/>
+        </w:rPr>
+        <w:t>aku</w:t>
+      </w:r>
+      <w:proofErr w:type="spellEnd"/>
+      <w:r>
+        <w:rPr>
+          <w:rStyle w:val="MSGENFONTSTYLENAMETEMPLATEROLENUMBERMSGENFONTSTYLENAMEBYROLETEXT3"/>
+          <w:rFonts w:ascii="Arial" w:hAnsi="Arial" w:cs="Arial"/>
+          <w:b/>
+          <w:bCs/>
+          <w:i/>
+          <w:iCs/>
+          <w:sz w:val="22"/>
+          <w:szCs w:val="22"/>
+        </w:rPr>
+        <w:t xml:space="preserve"> dan me</w:t>
       </w:r>
       <w:r>
         <w:rPr>
@@ -1511,19 +3426,301 @@
         </w:rPr>
         <w:t>l</w:t>
       </w:r>
-      <w:r>
-        <w:rPr>
-          <w:rStyle w:val="MSGENFONTSTYLENAMETEMPLATEROLENUMBERMSGENFONTSTYLENAMEBYROLETEXT3"/>
-          <w:rFonts w:ascii="Arial" w:hAnsi="Arial" w:cs="Arial"/>
-          <w:b/>
-          <w:bCs/>
-          <w:i/>
-          <w:iCs/>
-          <w:sz w:val="22"/>
-          <w:szCs w:val="22"/>
-        </w:rPr>
-        <w:t>aksanakan tugas kedinasan yang dipercayakan kepada saya dengan penuh pengabdian, kesadaran, dan tanggung</w:t>
-      </w:r>
+      <w:proofErr w:type="spellStart"/>
+      <w:r>
+        <w:rPr>
+          <w:rStyle w:val="MSGENFONTSTYLENAMETEMPLATEROLENUMBERMSGENFONTSTYLENAMEBYROLETEXT3"/>
+          <w:rFonts w:ascii="Arial" w:hAnsi="Arial" w:cs="Arial"/>
+          <w:b/>
+          <w:bCs/>
+          <w:i/>
+          <w:iCs/>
+          <w:sz w:val="22"/>
+          <w:szCs w:val="22"/>
+        </w:rPr>
+        <w:t>aksanakan</w:t>
+      </w:r>
+      <w:proofErr w:type="spellEnd"/>
+      <w:r>
+        <w:rPr>
+          <w:rStyle w:val="MSGENFONTSTYLENAMETEMPLATEROLENUMBERMSGENFONTSTYLENAMEBYROLETEXT3"/>
+          <w:rFonts w:ascii="Arial" w:hAnsi="Arial" w:cs="Arial"/>
+          <w:b/>
+          <w:bCs/>
+          <w:i/>
+          <w:iCs/>
+          <w:sz w:val="22"/>
+          <w:szCs w:val="22"/>
+        </w:rPr>
+        <w:t xml:space="preserve"> </w:t>
+      </w:r>
+      <w:proofErr w:type="spellStart"/>
+      <w:r>
+        <w:rPr>
+          <w:rStyle w:val="MSGENFONTSTYLENAMETEMPLATEROLENUMBERMSGENFONTSTYLENAMEBYROLETEXT3"/>
+          <w:rFonts w:ascii="Arial" w:hAnsi="Arial" w:cs="Arial"/>
+          <w:b/>
+          <w:bCs/>
+          <w:i/>
+          <w:iCs/>
+          <w:sz w:val="22"/>
+          <w:szCs w:val="22"/>
+        </w:rPr>
+        <w:t>tugas</w:t>
+      </w:r>
+      <w:proofErr w:type="spellEnd"/>
+      <w:r>
+        <w:rPr>
+          <w:rStyle w:val="MSGENFONTSTYLENAMETEMPLATEROLENUMBERMSGENFONTSTYLENAMEBYROLETEXT3"/>
+          <w:rFonts w:ascii="Arial" w:hAnsi="Arial" w:cs="Arial"/>
+          <w:b/>
+          <w:bCs/>
+          <w:i/>
+          <w:iCs/>
+          <w:sz w:val="22"/>
+          <w:szCs w:val="22"/>
+        </w:rPr>
+        <w:t xml:space="preserve"> </w:t>
+      </w:r>
+      <w:proofErr w:type="spellStart"/>
+      <w:r>
+        <w:rPr>
+          <w:rStyle w:val="MSGENFONTSTYLENAMETEMPLATEROLENUMBERMSGENFONTSTYLENAMEBYROLETEXT3"/>
+          <w:rFonts w:ascii="Arial" w:hAnsi="Arial" w:cs="Arial"/>
+          <w:b/>
+          <w:bCs/>
+          <w:i/>
+          <w:iCs/>
+          <w:sz w:val="22"/>
+          <w:szCs w:val="22"/>
+        </w:rPr>
+        <w:t>kedinasan</w:t>
+      </w:r>
+      <w:proofErr w:type="spellEnd"/>
+      <w:r>
+        <w:rPr>
+          <w:rStyle w:val="MSGENFONTSTYLENAMETEMPLATEROLENUMBERMSGENFONTSTYLENAMEBYROLETEXT3"/>
+          <w:rFonts w:ascii="Arial" w:hAnsi="Arial" w:cs="Arial"/>
+          <w:b/>
+          <w:bCs/>
+          <w:i/>
+          <w:iCs/>
+          <w:sz w:val="22"/>
+          <w:szCs w:val="22"/>
+        </w:rPr>
+        <w:t xml:space="preserve"> yang </w:t>
+      </w:r>
+      <w:proofErr w:type="spellStart"/>
+      <w:r>
+        <w:rPr>
+          <w:rStyle w:val="MSGENFONTSTYLENAMETEMPLATEROLENUMBERMSGENFONTSTYLENAMEBYROLETEXT3"/>
+          <w:rFonts w:ascii="Arial" w:hAnsi="Arial" w:cs="Arial"/>
+          <w:b/>
+          <w:bCs/>
+          <w:i/>
+          <w:iCs/>
+          <w:sz w:val="22"/>
+          <w:szCs w:val="22"/>
+        </w:rPr>
+        <w:t>dipercayakan</w:t>
+      </w:r>
+      <w:proofErr w:type="spellEnd"/>
+      <w:r>
+        <w:rPr>
+          <w:rStyle w:val="MSGENFONTSTYLENAMETEMPLATEROLENUMBERMSGENFONTSTYLENAMEBYROLETEXT3"/>
+          <w:rFonts w:ascii="Arial" w:hAnsi="Arial" w:cs="Arial"/>
+          <w:b/>
+          <w:bCs/>
+          <w:i/>
+          <w:iCs/>
+          <w:sz w:val="22"/>
+          <w:szCs w:val="22"/>
+        </w:rPr>
+        <w:t xml:space="preserve"> </w:t>
+      </w:r>
+      <w:proofErr w:type="spellStart"/>
+      <w:r>
+        <w:rPr>
+          <w:rStyle w:val="MSGENFONTSTYLENAMETEMPLATEROLENUMBERMSGENFONTSTYLENAMEBYROLETEXT3"/>
+          <w:rFonts w:ascii="Arial" w:hAnsi="Arial" w:cs="Arial"/>
+          <w:b/>
+          <w:bCs/>
+          <w:i/>
+          <w:iCs/>
+          <w:sz w:val="22"/>
+          <w:szCs w:val="22"/>
+        </w:rPr>
+        <w:t>kepada</w:t>
+      </w:r>
+      <w:proofErr w:type="spellEnd"/>
+      <w:r>
+        <w:rPr>
+          <w:rStyle w:val="MSGENFONTSTYLENAMETEMPLATEROLENUMBERMSGENFONTSTYLENAMEBYROLETEXT3"/>
+          <w:rFonts w:ascii="Arial" w:hAnsi="Arial" w:cs="Arial"/>
+          <w:b/>
+          <w:bCs/>
+          <w:i/>
+          <w:iCs/>
+          <w:sz w:val="22"/>
+          <w:szCs w:val="22"/>
+        </w:rPr>
+        <w:t xml:space="preserve"> </w:t>
+      </w:r>
+      <w:proofErr w:type="spellStart"/>
+      <w:r>
+        <w:rPr>
+          <w:rStyle w:val="MSGENFONTSTYLENAMETEMPLATEROLENUMBERMSGENFONTSTYLENAMEBYROLETEXT3"/>
+          <w:rFonts w:ascii="Arial" w:hAnsi="Arial" w:cs="Arial"/>
+          <w:b/>
+          <w:bCs/>
+          <w:i/>
+          <w:iCs/>
+          <w:sz w:val="22"/>
+          <w:szCs w:val="22"/>
+        </w:rPr>
+        <w:t>saya</w:t>
+      </w:r>
+      <w:proofErr w:type="spellEnd"/>
+      <w:r>
+        <w:rPr>
+          <w:rStyle w:val="MSGENFONTSTYLENAMETEMPLATEROLENUMBERMSGENFONTSTYLENAMEBYROLETEXT3"/>
+          <w:rFonts w:ascii="Arial" w:hAnsi="Arial" w:cs="Arial"/>
+          <w:b/>
+          <w:bCs/>
+          <w:i/>
+          <w:iCs/>
+          <w:sz w:val="22"/>
+          <w:szCs w:val="22"/>
+        </w:rPr>
+        <w:t xml:space="preserve"> </w:t>
+      </w:r>
+      <w:proofErr w:type="spellStart"/>
+      <w:r>
+        <w:rPr>
+          <w:rStyle w:val="MSGENFONTSTYLENAMETEMPLATEROLENUMBERMSGENFONTSTYLENAMEBYROLETEXT3"/>
+          <w:rFonts w:ascii="Arial" w:hAnsi="Arial" w:cs="Arial"/>
+          <w:b/>
+          <w:bCs/>
+          <w:i/>
+          <w:iCs/>
+          <w:sz w:val="22"/>
+          <w:szCs w:val="22"/>
+        </w:rPr>
+        <w:t>dengan</w:t>
+      </w:r>
+      <w:proofErr w:type="spellEnd"/>
+      <w:r>
+        <w:rPr>
+          <w:rStyle w:val="MSGENFONTSTYLENAMETEMPLATEROLENUMBERMSGENFONTSTYLENAMEBYROLETEXT3"/>
+          <w:rFonts w:ascii="Arial" w:hAnsi="Arial" w:cs="Arial"/>
+          <w:b/>
+          <w:bCs/>
+          <w:i/>
+          <w:iCs/>
+          <w:sz w:val="22"/>
+          <w:szCs w:val="22"/>
+        </w:rPr>
+        <w:t xml:space="preserve"> </w:t>
+      </w:r>
+      <w:proofErr w:type="spellStart"/>
+      <w:r>
+        <w:rPr>
+          <w:rStyle w:val="MSGENFONTSTYLENAMETEMPLATEROLENUMBERMSGENFONTSTYLENAMEBYROLETEXT3"/>
+          <w:rFonts w:ascii="Arial" w:hAnsi="Arial" w:cs="Arial"/>
+          <w:b/>
+          <w:bCs/>
+          <w:i/>
+          <w:iCs/>
+          <w:sz w:val="22"/>
+          <w:szCs w:val="22"/>
+        </w:rPr>
+        <w:t>penuh</w:t>
+      </w:r>
+      <w:proofErr w:type="spellEnd"/>
+      <w:r>
+        <w:rPr>
+          <w:rStyle w:val="MSGENFONTSTYLENAMETEMPLATEROLENUMBERMSGENFONTSTYLENAMEBYROLETEXT3"/>
+          <w:rFonts w:ascii="Arial" w:hAnsi="Arial" w:cs="Arial"/>
+          <w:b/>
+          <w:bCs/>
+          <w:i/>
+          <w:iCs/>
+          <w:sz w:val="22"/>
+          <w:szCs w:val="22"/>
+        </w:rPr>
+        <w:t xml:space="preserve"> </w:t>
+      </w:r>
+      <w:proofErr w:type="spellStart"/>
+      <w:r>
+        <w:rPr>
+          <w:rStyle w:val="MSGENFONTSTYLENAMETEMPLATEROLENUMBERMSGENFONTSTYLENAMEBYROLETEXT3"/>
+          <w:rFonts w:ascii="Arial" w:hAnsi="Arial" w:cs="Arial"/>
+          <w:b/>
+          <w:bCs/>
+          <w:i/>
+          <w:iCs/>
+          <w:sz w:val="22"/>
+          <w:szCs w:val="22"/>
+        </w:rPr>
+        <w:t>pengabdian</w:t>
+      </w:r>
+      <w:proofErr w:type="spellEnd"/>
+      <w:r>
+        <w:rPr>
+          <w:rStyle w:val="MSGENFONTSTYLENAMETEMPLATEROLENUMBERMSGENFONTSTYLENAMEBYROLETEXT3"/>
+          <w:rFonts w:ascii="Arial" w:hAnsi="Arial" w:cs="Arial"/>
+          <w:b/>
+          <w:bCs/>
+          <w:i/>
+          <w:iCs/>
+          <w:sz w:val="22"/>
+          <w:szCs w:val="22"/>
+        </w:rPr>
+        <w:t xml:space="preserve">, </w:t>
+      </w:r>
+      <w:proofErr w:type="spellStart"/>
+      <w:r>
+        <w:rPr>
+          <w:rStyle w:val="MSGENFONTSTYLENAMETEMPLATEROLENUMBERMSGENFONTSTYLENAMEBYROLETEXT3"/>
+          <w:rFonts w:ascii="Arial" w:hAnsi="Arial" w:cs="Arial"/>
+          <w:b/>
+          <w:bCs/>
+          <w:i/>
+          <w:iCs/>
+          <w:sz w:val="22"/>
+          <w:szCs w:val="22"/>
+        </w:rPr>
+        <w:t>kesadaran</w:t>
+      </w:r>
+      <w:proofErr w:type="spellEnd"/>
+      <w:r>
+        <w:rPr>
+          <w:rStyle w:val="MSGENFONTSTYLENAMETEMPLATEROLENUMBERMSGENFONTSTYLENAMEBYROLETEXT3"/>
+          <w:rFonts w:ascii="Arial" w:hAnsi="Arial" w:cs="Arial"/>
+          <w:b/>
+          <w:bCs/>
+          <w:i/>
+          <w:iCs/>
+          <w:sz w:val="22"/>
+          <w:szCs w:val="22"/>
+        </w:rPr>
+        <w:t xml:space="preserve">, dan </w:t>
+      </w:r>
+      <w:proofErr w:type="spellStart"/>
+      <w:r>
+        <w:rPr>
+          <w:rStyle w:val="MSGENFONTSTYLENAMETEMPLATEROLENUMBERMSGENFONTSTYLENAMEBYROLETEXT3"/>
+          <w:rFonts w:ascii="Arial" w:hAnsi="Arial" w:cs="Arial"/>
+          <w:b/>
+          <w:bCs/>
+          <w:i/>
+          <w:iCs/>
+          <w:sz w:val="22"/>
+          <w:szCs w:val="22"/>
+        </w:rPr>
+        <w:t>tanggung</w:t>
+      </w:r>
+      <w:proofErr w:type="spellEnd"/>
       <w:r>
         <w:rPr>
           <w:rStyle w:val="MSGENFONTSTYLENAMETEMPLATEROLENUMBERMSGENFONTSTYLENAMEBYROLETEXT3"/>
@@ -1538,18 +3735,33 @@
         </w:rPr>
         <w:t xml:space="preserve"> </w:t>
       </w:r>
-      <w:r>
-        <w:rPr>
-          <w:rStyle w:val="MSGENFONTSTYLENAMETEMPLATEROLENUMBERMSGENFONTSTYLENAMEBYROLETEXT3"/>
-          <w:rFonts w:ascii="Arial" w:hAnsi="Arial" w:cs="Arial"/>
-          <w:b/>
-          <w:bCs/>
-          <w:i/>
-          <w:iCs/>
-          <w:sz w:val="22"/>
-          <w:szCs w:val="22"/>
-        </w:rPr>
-        <w:t>jawab;</w:t>
+      <w:proofErr w:type="spellStart"/>
+      <w:r>
+        <w:rPr>
+          <w:rStyle w:val="MSGENFONTSTYLENAMETEMPLATEROLENUMBERMSGENFONTSTYLENAMEBYROLETEXT3"/>
+          <w:rFonts w:ascii="Arial" w:hAnsi="Arial" w:cs="Arial"/>
+          <w:b/>
+          <w:bCs/>
+          <w:i/>
+          <w:iCs/>
+          <w:sz w:val="22"/>
+          <w:szCs w:val="22"/>
+        </w:rPr>
+        <w:t>jawab</w:t>
+      </w:r>
+      <w:proofErr w:type="spellEnd"/>
+      <w:r>
+        <w:rPr>
+          <w:rStyle w:val="MSGENFONTSTYLENAMETEMPLATEROLENUMBERMSGENFONTSTYLENAMEBYROLETEXT3"/>
+          <w:rFonts w:ascii="Arial" w:hAnsi="Arial" w:cs="Arial"/>
+          <w:b/>
+          <w:bCs/>
+          <w:i/>
+          <w:iCs/>
+          <w:sz w:val="22"/>
+          <w:szCs w:val="22"/>
+        </w:rPr>
+        <w:t>;</w:t>
       </w:r>
     </w:p>
     <w:p>
@@ -1589,19 +3801,217 @@
           <w:lang w:val="en-US"/>
         </w:rPr>
       </w:pPr>
-      <w:r>
-        <w:rPr>
-          <w:rStyle w:val="MSGENFONTSTYLENAMETEMPLATEROLENUMBERMSGENFONTSTYLENAMEBYROLETEXT3"/>
-          <w:rFonts w:ascii="Arial" w:hAnsi="Arial" w:cs="Arial"/>
-          <w:b/>
-          <w:bCs/>
-          <w:i/>
-          <w:iCs/>
-          <w:sz w:val="22"/>
-          <w:szCs w:val="22"/>
-        </w:rPr>
-        <w:t>bahwa saya, akan senantiasa menjunjung tinggi kehormatan Negara, Pemerintah</w:t>
-      </w:r>
+      <w:proofErr w:type="spellStart"/>
+      <w:r>
+        <w:rPr>
+          <w:rStyle w:val="MSGENFONTSTYLENAMETEMPLATEROLENUMBERMSGENFONTSTYLENAMEBYROLETEXT3"/>
+          <w:rFonts w:ascii="Arial" w:hAnsi="Arial" w:cs="Arial"/>
+          <w:b/>
+          <w:bCs/>
+          <w:i/>
+          <w:iCs/>
+          <w:sz w:val="22"/>
+          <w:szCs w:val="22"/>
+        </w:rPr>
+        <w:t>bahwa</w:t>
+      </w:r>
+      <w:proofErr w:type="spellEnd"/>
+      <w:r>
+        <w:rPr>
+          <w:rStyle w:val="MSGENFONTSTYLENAMETEMPLATEROLENUMBERMSGENFONTSTYLENAMEBYROLETEXT3"/>
+          <w:rFonts w:ascii="Arial" w:hAnsi="Arial" w:cs="Arial"/>
+          <w:b/>
+          <w:bCs/>
+          <w:i/>
+          <w:iCs/>
+          <w:sz w:val="22"/>
+          <w:szCs w:val="22"/>
+        </w:rPr>
+        <w:t xml:space="preserve"> </w:t>
+      </w:r>
+      <w:proofErr w:type="spellStart"/>
+      <w:r>
+        <w:rPr>
+          <w:rStyle w:val="MSGENFONTSTYLENAMETEMPLATEROLENUMBERMSGENFONTSTYLENAMEBYROLETEXT3"/>
+          <w:rFonts w:ascii="Arial" w:hAnsi="Arial" w:cs="Arial"/>
+          <w:b/>
+          <w:bCs/>
+          <w:i/>
+          <w:iCs/>
+          <w:sz w:val="22"/>
+          <w:szCs w:val="22"/>
+        </w:rPr>
+        <w:t>saya</w:t>
+      </w:r>
+      <w:proofErr w:type="spellEnd"/>
+      <w:r>
+        <w:rPr>
+          <w:rStyle w:val="MSGENFONTSTYLENAMETEMPLATEROLENUMBERMSGENFONTSTYLENAMEBYROLETEXT3"/>
+          <w:rFonts w:ascii="Arial" w:hAnsi="Arial" w:cs="Arial"/>
+          <w:b/>
+          <w:bCs/>
+          <w:i/>
+          <w:iCs/>
+          <w:sz w:val="22"/>
+          <w:szCs w:val="22"/>
+        </w:rPr>
+        <w:t xml:space="preserve">, </w:t>
+      </w:r>
+      <w:proofErr w:type="spellStart"/>
+      <w:r>
+        <w:rPr>
+          <w:rStyle w:val="MSGENFONTSTYLENAMETEMPLATEROLENUMBERMSGENFONTSTYLENAMEBYROLETEXT3"/>
+          <w:rFonts w:ascii="Arial" w:hAnsi="Arial" w:cs="Arial"/>
+          <w:b/>
+          <w:bCs/>
+          <w:i/>
+          <w:iCs/>
+          <w:sz w:val="22"/>
+          <w:szCs w:val="22"/>
+        </w:rPr>
+        <w:t>akan</w:t>
+      </w:r>
+      <w:proofErr w:type="spellEnd"/>
+      <w:r>
+        <w:rPr>
+          <w:rStyle w:val="MSGENFONTSTYLENAMETEMPLATEROLENUMBERMSGENFONTSTYLENAMEBYROLETEXT3"/>
+          <w:rFonts w:ascii="Arial" w:hAnsi="Arial" w:cs="Arial"/>
+          <w:b/>
+          <w:bCs/>
+          <w:i/>
+          <w:iCs/>
+          <w:sz w:val="22"/>
+          <w:szCs w:val="22"/>
+        </w:rPr>
+        <w:t xml:space="preserve"> </w:t>
+      </w:r>
+      <w:proofErr w:type="spellStart"/>
+      <w:r>
+        <w:rPr>
+          <w:rStyle w:val="MSGENFONTSTYLENAMETEMPLATEROLENUMBERMSGENFONTSTYLENAMEBYROLETEXT3"/>
+          <w:rFonts w:ascii="Arial" w:hAnsi="Arial" w:cs="Arial"/>
+          <w:b/>
+          <w:bCs/>
+          <w:i/>
+          <w:iCs/>
+          <w:sz w:val="22"/>
+          <w:szCs w:val="22"/>
+        </w:rPr>
+        <w:t>senantiasa</w:t>
+      </w:r>
+      <w:proofErr w:type="spellEnd"/>
+      <w:r>
+        <w:rPr>
+          <w:rStyle w:val="MSGENFONTSTYLENAMETEMPLATEROLENUMBERMSGENFONTSTYLENAMEBYROLETEXT3"/>
+          <w:rFonts w:ascii="Arial" w:hAnsi="Arial" w:cs="Arial"/>
+          <w:b/>
+          <w:bCs/>
+          <w:i/>
+          <w:iCs/>
+          <w:sz w:val="22"/>
+          <w:szCs w:val="22"/>
+        </w:rPr>
+        <w:t xml:space="preserve"> </w:t>
+      </w:r>
+      <w:proofErr w:type="spellStart"/>
+      <w:r>
+        <w:rPr>
+          <w:rStyle w:val="MSGENFONTSTYLENAMETEMPLATEROLENUMBERMSGENFONTSTYLENAMEBYROLETEXT3"/>
+          <w:rFonts w:ascii="Arial" w:hAnsi="Arial" w:cs="Arial"/>
+          <w:b/>
+          <w:bCs/>
+          <w:i/>
+          <w:iCs/>
+          <w:sz w:val="22"/>
+          <w:szCs w:val="22"/>
+        </w:rPr>
+        <w:t>menjunjung</w:t>
+      </w:r>
+      <w:proofErr w:type="spellEnd"/>
+      <w:r>
+        <w:rPr>
+          <w:rStyle w:val="MSGENFONTSTYLENAMETEMPLATEROLENUMBERMSGENFONTSTYLENAMEBYROLETEXT3"/>
+          <w:rFonts w:ascii="Arial" w:hAnsi="Arial" w:cs="Arial"/>
+          <w:b/>
+          <w:bCs/>
+          <w:i/>
+          <w:iCs/>
+          <w:sz w:val="22"/>
+          <w:szCs w:val="22"/>
+        </w:rPr>
+        <w:t xml:space="preserve"> </w:t>
+      </w:r>
+      <w:proofErr w:type="spellStart"/>
+      <w:r>
+        <w:rPr>
+          <w:rStyle w:val="MSGENFONTSTYLENAMETEMPLATEROLENUMBERMSGENFONTSTYLENAMEBYROLETEXT3"/>
+          <w:rFonts w:ascii="Arial" w:hAnsi="Arial" w:cs="Arial"/>
+          <w:b/>
+          <w:bCs/>
+          <w:i/>
+          <w:iCs/>
+          <w:sz w:val="22"/>
+          <w:szCs w:val="22"/>
+        </w:rPr>
+        <w:t>tinggi</w:t>
+      </w:r>
+      <w:proofErr w:type="spellEnd"/>
+      <w:r>
+        <w:rPr>
+          <w:rStyle w:val="MSGENFONTSTYLENAMETEMPLATEROLENUMBERMSGENFONTSTYLENAMEBYROLETEXT3"/>
+          <w:rFonts w:ascii="Arial" w:hAnsi="Arial" w:cs="Arial"/>
+          <w:b/>
+          <w:bCs/>
+          <w:i/>
+          <w:iCs/>
+          <w:sz w:val="22"/>
+          <w:szCs w:val="22"/>
+        </w:rPr>
+        <w:t xml:space="preserve"> </w:t>
+      </w:r>
+      <w:proofErr w:type="spellStart"/>
+      <w:r>
+        <w:rPr>
+          <w:rStyle w:val="MSGENFONTSTYLENAMETEMPLATEROLENUMBERMSGENFONTSTYLENAMEBYROLETEXT3"/>
+          <w:rFonts w:ascii="Arial" w:hAnsi="Arial" w:cs="Arial"/>
+          <w:b/>
+          <w:bCs/>
+          <w:i/>
+          <w:iCs/>
+          <w:sz w:val="22"/>
+          <w:szCs w:val="22"/>
+        </w:rPr>
+        <w:t>kehormatan</w:t>
+      </w:r>
+      <w:proofErr w:type="spellEnd"/>
+      <w:r>
+        <w:rPr>
+          <w:rStyle w:val="MSGENFONTSTYLENAMETEMPLATEROLENUMBERMSGENFONTSTYLENAMEBYROLETEXT3"/>
+          <w:rFonts w:ascii="Arial" w:hAnsi="Arial" w:cs="Arial"/>
+          <w:b/>
+          <w:bCs/>
+          <w:i/>
+          <w:iCs/>
+          <w:sz w:val="22"/>
+          <w:szCs w:val="22"/>
+        </w:rPr>
+        <w:t xml:space="preserve"> Negara, </w:t>
+      </w:r>
+      <w:proofErr w:type="spellStart"/>
+      <w:r>
+        <w:rPr>
+          <w:rStyle w:val="MSGENFONTSTYLENAMETEMPLATEROLENUMBERMSGENFONTSTYLENAMEBYROLETEXT3"/>
+          <w:rFonts w:ascii="Arial" w:hAnsi="Arial" w:cs="Arial"/>
+          <w:b/>
+          <w:bCs/>
+          <w:i/>
+          <w:iCs/>
+          <w:sz w:val="22"/>
+          <w:szCs w:val="22"/>
+        </w:rPr>
+        <w:t>Pemerintah</w:t>
+      </w:r>
+      <w:proofErr w:type="spellEnd"/>
       <w:r>
         <w:rPr>
           <w:rStyle w:val="MSGENFONTSTYLENAMETEMPLATEROLENUMBERMSGENFONTSTYLENAMEBYROLETEXT3"/>
@@ -1627,7 +4037,63 @@
           <w:sz w:val="22"/>
           <w:szCs w:val="22"/>
         </w:rPr>
-        <w:t xml:space="preserve"> dan martabat Pegawai Negeri</w:t>
+        <w:t xml:space="preserve"> dan </w:t>
+      </w:r>
+      <w:proofErr w:type="spellStart"/>
+      <w:r>
+        <w:rPr>
+          <w:rStyle w:val="MSGENFONTSTYLENAMETEMPLATEROLENUMBERMSGENFONTSTYLENAMEBYROLETEXT3"/>
+          <w:rFonts w:ascii="Arial" w:hAnsi="Arial" w:cs="Arial"/>
+          <w:b/>
+          <w:bCs/>
+          <w:i/>
+          <w:iCs/>
+          <w:sz w:val="22"/>
+          <w:szCs w:val="22"/>
+        </w:rPr>
+        <w:t>martabat</w:t>
+      </w:r>
+      <w:proofErr w:type="spellEnd"/>
+      <w:r>
+        <w:rPr>
+          <w:rStyle w:val="MSGENFONTSTYLENAMETEMPLATEROLENUMBERMSGENFONTSTYLENAMEBYROLETEXT3"/>
+          <w:rFonts w:ascii="Arial" w:hAnsi="Arial" w:cs="Arial"/>
+          <w:b/>
+          <w:bCs/>
+          <w:i/>
+          <w:iCs/>
+          <w:sz w:val="22"/>
+          <w:szCs w:val="22"/>
+        </w:rPr>
+        <w:t xml:space="preserve"> </w:t>
+      </w:r>
+      <w:proofErr w:type="spellStart"/>
+      <w:r>
+        <w:rPr>
+          <w:rStyle w:val="MSGENFONTSTYLENAMETEMPLATEROLENUMBERMSGENFONTSTYLENAMEBYROLETEXT3"/>
+          <w:rFonts w:ascii="Arial" w:hAnsi="Arial" w:cs="Arial"/>
+          <w:b/>
+          <w:bCs/>
+          <w:i/>
+          <w:iCs/>
+          <w:sz w:val="22"/>
+          <w:szCs w:val="22"/>
+        </w:rPr>
+        <w:t>Pegawai</w:t>
+      </w:r>
+      <w:proofErr w:type="spellEnd"/>
+      <w:r>
+        <w:rPr>
+          <w:rStyle w:val="MSGENFONTSTYLENAMETEMPLATEROLENUMBERMSGENFONTSTYLENAMEBYROLETEXT3"/>
+          <w:rFonts w:ascii="Arial" w:hAnsi="Arial" w:cs="Arial"/>
+          <w:b/>
+          <w:bCs/>
+          <w:i/>
+          <w:iCs/>
+          <w:sz w:val="22"/>
+          <w:szCs w:val="22"/>
+        </w:rPr>
+        <w:t xml:space="preserve"> Negeri</w:t>
       </w:r>
       <w:r>
         <w:rPr>
@@ -1654,7 +4120,315 @@
           <w:sz w:val="22"/>
           <w:szCs w:val="22"/>
         </w:rPr>
-        <w:t xml:space="preserve"> serta akan senantiasa mengutamakan kepentingan Negara daripada kepentingan saya sendiri, seorang atau go</w:t>
+        <w:t xml:space="preserve"> </w:t>
+      </w:r>
+      <w:proofErr w:type="spellStart"/>
+      <w:r>
+        <w:rPr>
+          <w:rStyle w:val="MSGENFONTSTYLENAMETEMPLATEROLENUMBERMSGENFONTSTYLENAMEBYROLETEXT3"/>
+          <w:rFonts w:ascii="Arial" w:hAnsi="Arial" w:cs="Arial"/>
+          <w:b/>
+          <w:bCs/>
+          <w:i/>
+          <w:iCs/>
+          <w:sz w:val="22"/>
+          <w:szCs w:val="22"/>
+        </w:rPr>
+        <w:t>serta</w:t>
+      </w:r>
+      <w:proofErr w:type="spellEnd"/>
+      <w:r>
+        <w:rPr>
+          <w:rStyle w:val="MSGENFONTSTYLENAMETEMPLATEROLENUMBERMSGENFONTSTYLENAMEBYROLETEXT3"/>
+          <w:rFonts w:ascii="Arial" w:hAnsi="Arial" w:cs="Arial"/>
+          <w:b/>
+          <w:bCs/>
+          <w:i/>
+          <w:iCs/>
+          <w:sz w:val="22"/>
+          <w:szCs w:val="22"/>
+        </w:rPr>
+        <w:t xml:space="preserve"> </w:t>
+      </w:r>
+      <w:proofErr w:type="spellStart"/>
+      <w:r>
+        <w:rPr>
+          <w:rStyle w:val="MSGENFONTSTYLENAMETEMPLATEROLENUMBERMSGENFONTSTYLENAMEBYROLETEXT3"/>
+          <w:rFonts w:ascii="Arial" w:hAnsi="Arial" w:cs="Arial"/>
+          <w:b/>
+          <w:bCs/>
+          <w:i/>
+          <w:iCs/>
+          <w:sz w:val="22"/>
+          <w:szCs w:val="22"/>
+        </w:rPr>
+        <w:t>akan</w:t>
+      </w:r>
+      <w:proofErr w:type="spellEnd"/>
+      <w:r>
+        <w:rPr>
+          <w:rStyle w:val="MSGENFONTSTYLENAMETEMPLATEROLENUMBERMSGENFONTSTYLENAMEBYROLETEXT3"/>
+          <w:rFonts w:ascii="Arial" w:hAnsi="Arial" w:cs="Arial"/>
+          <w:b/>
+          <w:bCs/>
+          <w:i/>
+          <w:iCs/>
+          <w:sz w:val="22"/>
+          <w:szCs w:val="22"/>
+        </w:rPr>
+        <w:t xml:space="preserve"> </w:t>
+      </w:r>
+      <w:proofErr w:type="spellStart"/>
+      <w:r>
+        <w:rPr>
+          <w:rStyle w:val="MSGENFONTSTYLENAMETEMPLATEROLENUMBERMSGENFONTSTYLENAMEBYROLETEXT3"/>
+          <w:rFonts w:ascii="Arial" w:hAnsi="Arial" w:cs="Arial"/>
+          <w:b/>
+          <w:bCs/>
+          <w:i/>
+          <w:iCs/>
+          <w:sz w:val="22"/>
+          <w:szCs w:val="22"/>
+        </w:rPr>
+        <w:t>senantiasa</w:t>
+      </w:r>
+      <w:proofErr w:type="spellEnd"/>
+      <w:r>
+        <w:rPr>
+          <w:rStyle w:val="MSGENFONTSTYLENAMETEMPLATEROLENUMBERMSGENFONTSTYLENAMEBYROLETEXT3"/>
+          <w:rFonts w:ascii="Arial" w:hAnsi="Arial" w:cs="Arial"/>
+          <w:b/>
+          <w:bCs/>
+          <w:i/>
+          <w:iCs/>
+          <w:sz w:val="22"/>
+          <w:szCs w:val="22"/>
+        </w:rPr>
+        <w:t xml:space="preserve"> </w:t>
+      </w:r>
+      <w:proofErr w:type="spellStart"/>
+      <w:r>
+        <w:rPr>
+          <w:rStyle w:val="MSGENFONTSTYLENAMETEMPLATEROLENUMBERMSGENFONTSTYLENAMEBYROLETEXT3"/>
+          <w:rFonts w:ascii="Arial" w:hAnsi="Arial" w:cs="Arial"/>
+          <w:b/>
+          <w:bCs/>
+          <w:i/>
+          <w:iCs/>
+          <w:sz w:val="22"/>
+          <w:szCs w:val="22"/>
+        </w:rPr>
+        <w:t>mengutamakan</w:t>
+      </w:r>
+      <w:proofErr w:type="spellEnd"/>
+      <w:r>
+        <w:rPr>
+          <w:rStyle w:val="MSGENFONTSTYLENAMETEMPLATEROLENUMBERMSGENFONTSTYLENAMEBYROLETEXT3"/>
+          <w:rFonts w:ascii="Arial" w:hAnsi="Arial" w:cs="Arial"/>
+          <w:b/>
+          <w:bCs/>
+          <w:i/>
+          <w:iCs/>
+          <w:sz w:val="22"/>
+          <w:szCs w:val="22"/>
+        </w:rPr>
+        <w:t xml:space="preserve"> </w:t>
+      </w:r>
+      <w:proofErr w:type="spellStart"/>
+      <w:r>
+        <w:rPr>
+          <w:rStyle w:val="MSGENFONTSTYLENAMETEMPLATEROLENUMBERMSGENFONTSTYLENAMEBYROLETEXT3"/>
+          <w:rFonts w:ascii="Arial" w:hAnsi="Arial" w:cs="Arial"/>
+          <w:b/>
+          <w:bCs/>
+          <w:i/>
+          <w:iCs/>
+          <w:sz w:val="22"/>
+          <w:szCs w:val="22"/>
+        </w:rPr>
+        <w:t>kepentingan</w:t>
+      </w:r>
+      <w:proofErr w:type="spellEnd"/>
+      <w:r>
+        <w:rPr>
+          <w:rStyle w:val="MSGENFONTSTYLENAMETEMPLATEROLENUMBERMSGENFONTSTYLENAMEBYROLETEXT3"/>
+          <w:rFonts w:ascii="Arial" w:hAnsi="Arial" w:cs="Arial"/>
+          <w:b/>
+          <w:bCs/>
+          <w:i/>
+          <w:iCs/>
+          <w:sz w:val="22"/>
+          <w:szCs w:val="22"/>
+        </w:rPr>
+        <w:t xml:space="preserve"> Negara </w:t>
+      </w:r>
+      <w:proofErr w:type="spellStart"/>
+      <w:r>
+        <w:rPr>
+          <w:rStyle w:val="MSGENFONTSTYLENAMETEMPLATEROLENUMBERMSGENFONTSTYLENAMEBYROLETEXT3"/>
+          <w:rFonts w:ascii="Arial" w:hAnsi="Arial" w:cs="Arial"/>
+          <w:b/>
+          <w:bCs/>
+          <w:i/>
+          <w:iCs/>
+          <w:sz w:val="22"/>
+          <w:szCs w:val="22"/>
+        </w:rPr>
+        <w:t>daripada</w:t>
+      </w:r>
+      <w:proofErr w:type="spellEnd"/>
+      <w:r>
+        <w:rPr>
+          <w:rStyle w:val="MSGENFONTSTYLENAMETEMPLATEROLENUMBERMSGENFONTSTYLENAMEBYROLETEXT3"/>
+          <w:rFonts w:ascii="Arial" w:hAnsi="Arial" w:cs="Arial"/>
+          <w:b/>
+          <w:bCs/>
+          <w:i/>
+          <w:iCs/>
+          <w:sz w:val="22"/>
+          <w:szCs w:val="22"/>
+        </w:rPr>
+        <w:t xml:space="preserve"> </w:t>
+      </w:r>
+      <w:proofErr w:type="spellStart"/>
+      <w:r>
+        <w:rPr>
+          <w:rStyle w:val="MSGENFONTSTYLENAMETEMPLATEROLENUMBERMSGENFONTSTYLENAMEBYROLETEXT3"/>
+          <w:rFonts w:ascii="Arial" w:hAnsi="Arial" w:cs="Arial"/>
+          <w:b/>
+          <w:bCs/>
+          <w:i/>
+          <w:iCs/>
+          <w:sz w:val="22"/>
+          <w:szCs w:val="22"/>
+        </w:rPr>
+        <w:t>kepentingan</w:t>
+      </w:r>
+      <w:proofErr w:type="spellEnd"/>
+      <w:r>
+        <w:rPr>
+          <w:rStyle w:val="MSGENFONTSTYLENAMETEMPLATEROLENUMBERMSGENFONTSTYLENAMEBYROLETEXT3"/>
+          <w:rFonts w:ascii="Arial" w:hAnsi="Arial" w:cs="Arial"/>
+          <w:b/>
+          <w:bCs/>
+          <w:i/>
+          <w:iCs/>
+          <w:sz w:val="22"/>
+          <w:szCs w:val="22"/>
+        </w:rPr>
+        <w:t xml:space="preserve"> </w:t>
+      </w:r>
+      <w:proofErr w:type="spellStart"/>
+      <w:r>
+        <w:rPr>
+          <w:rStyle w:val="MSGENFONTSTYLENAMETEMPLATEROLENUMBERMSGENFONTSTYLENAMEBYROLETEXT3"/>
+          <w:rFonts w:ascii="Arial" w:hAnsi="Arial" w:cs="Arial"/>
+          <w:b/>
+          <w:bCs/>
+          <w:i/>
+          <w:iCs/>
+          <w:sz w:val="22"/>
+          <w:szCs w:val="22"/>
+        </w:rPr>
+        <w:t>saya</w:t>
+      </w:r>
+      <w:proofErr w:type="spellEnd"/>
+      <w:r>
+        <w:rPr>
+          <w:rStyle w:val="MSGENFONTSTYLENAMETEMPLATEROLENUMBERMSGENFONTSTYLENAMEBYROLETEXT3"/>
+          <w:rFonts w:ascii="Arial" w:hAnsi="Arial" w:cs="Arial"/>
+          <w:b/>
+          <w:bCs/>
+          <w:i/>
+          <w:iCs/>
+          <w:sz w:val="22"/>
+          <w:szCs w:val="22"/>
+        </w:rPr>
+        <w:t xml:space="preserve"> </w:t>
+      </w:r>
+      <w:proofErr w:type="spellStart"/>
+      <w:r>
+        <w:rPr>
+          <w:rStyle w:val="MSGENFONTSTYLENAMETEMPLATEROLENUMBERMSGENFONTSTYLENAMEBYROLETEXT3"/>
+          <w:rFonts w:ascii="Arial" w:hAnsi="Arial" w:cs="Arial"/>
+          <w:b/>
+          <w:bCs/>
+          <w:i/>
+          <w:iCs/>
+          <w:sz w:val="22"/>
+          <w:szCs w:val="22"/>
+        </w:rPr>
+        <w:t>sendiri</w:t>
+      </w:r>
+      <w:proofErr w:type="spellEnd"/>
+      <w:r>
+        <w:rPr>
+          <w:rStyle w:val="MSGENFONTSTYLENAMETEMPLATEROLENUMBERMSGENFONTSTYLENAMEBYROLETEXT3"/>
+          <w:rFonts w:ascii="Arial" w:hAnsi="Arial" w:cs="Arial"/>
+          <w:b/>
+          <w:bCs/>
+          <w:i/>
+          <w:iCs/>
+          <w:sz w:val="22"/>
+          <w:szCs w:val="22"/>
+        </w:rPr>
+        <w:t xml:space="preserve">, </w:t>
+      </w:r>
+      <w:proofErr w:type="spellStart"/>
+      <w:r>
+        <w:rPr>
+          <w:rStyle w:val="MSGENFONTSTYLENAMETEMPLATEROLENUMBERMSGENFONTSTYLENAMEBYROLETEXT3"/>
+          <w:rFonts w:ascii="Arial" w:hAnsi="Arial" w:cs="Arial"/>
+          <w:b/>
+          <w:bCs/>
+          <w:i/>
+          <w:iCs/>
+          <w:sz w:val="22"/>
+          <w:szCs w:val="22"/>
+        </w:rPr>
+        <w:t>seorang</w:t>
+      </w:r>
+      <w:proofErr w:type="spellEnd"/>
+      <w:r>
+        <w:rPr>
+          <w:rStyle w:val="MSGENFONTSTYLENAMETEMPLATEROLENUMBERMSGENFONTSTYLENAMEBYROLETEXT3"/>
+          <w:rFonts w:ascii="Arial" w:hAnsi="Arial" w:cs="Arial"/>
+          <w:b/>
+          <w:bCs/>
+          <w:i/>
+          <w:iCs/>
+          <w:sz w:val="22"/>
+          <w:szCs w:val="22"/>
+        </w:rPr>
+        <w:t xml:space="preserve"> </w:t>
+      </w:r>
+      <w:proofErr w:type="spellStart"/>
+      <w:r>
+        <w:rPr>
+          <w:rStyle w:val="MSGENFONTSTYLENAMETEMPLATEROLENUMBERMSGENFONTSTYLENAMEBYROLETEXT3"/>
+          <w:rFonts w:ascii="Arial" w:hAnsi="Arial" w:cs="Arial"/>
+          <w:b/>
+          <w:bCs/>
+          <w:i/>
+          <w:iCs/>
+          <w:sz w:val="22"/>
+          <w:szCs w:val="22"/>
+        </w:rPr>
+        <w:t>atau</w:t>
+      </w:r>
+      <w:proofErr w:type="spellEnd"/>
+      <w:r>
+        <w:rPr>
+          <w:rStyle w:val="MSGENFONTSTYLENAMETEMPLATEROLENUMBERMSGENFONTSTYLENAMEBYROLETEXT3"/>
+          <w:rFonts w:ascii="Arial" w:hAnsi="Arial" w:cs="Arial"/>
+          <w:b/>
+          <w:bCs/>
+          <w:i/>
+          <w:iCs/>
+          <w:sz w:val="22"/>
+          <w:szCs w:val="22"/>
+        </w:rPr>
+        <w:t xml:space="preserve"> go</w:t>
       </w:r>
       <w:r>
         <w:rPr>
@@ -1670,18 +4444,33 @@
         </w:rPr>
         <w:t>l</w:t>
       </w:r>
-      <w:r>
-        <w:rPr>
-          <w:rStyle w:val="MSGENFONTSTYLENAMETEMPLATEROLENUMBERMSGENFONTSTYLENAMEBYROLETEXT3"/>
-          <w:rFonts w:ascii="Arial" w:hAnsi="Arial" w:cs="Arial"/>
-          <w:b/>
-          <w:bCs/>
-          <w:i/>
-          <w:iCs/>
-          <w:sz w:val="22"/>
-          <w:szCs w:val="22"/>
-        </w:rPr>
-        <w:t>ongan;</w:t>
+      <w:proofErr w:type="spellStart"/>
+      <w:r>
+        <w:rPr>
+          <w:rStyle w:val="MSGENFONTSTYLENAMETEMPLATEROLENUMBERMSGENFONTSTYLENAMEBYROLETEXT3"/>
+          <w:rFonts w:ascii="Arial" w:hAnsi="Arial" w:cs="Arial"/>
+          <w:b/>
+          <w:bCs/>
+          <w:i/>
+          <w:iCs/>
+          <w:sz w:val="22"/>
+          <w:szCs w:val="22"/>
+        </w:rPr>
+        <w:t>ongan</w:t>
+      </w:r>
+      <w:proofErr w:type="spellEnd"/>
+      <w:r>
+        <w:rPr>
+          <w:rStyle w:val="MSGENFONTSTYLENAMETEMPLATEROLENUMBERMSGENFONTSTYLENAMEBYROLETEXT3"/>
+          <w:rFonts w:ascii="Arial" w:hAnsi="Arial" w:cs="Arial"/>
+          <w:b/>
+          <w:bCs/>
+          <w:i/>
+          <w:iCs/>
+          <w:sz w:val="22"/>
+          <w:szCs w:val="22"/>
+        </w:rPr>
+        <w:t>;</w:t>
       </w:r>
     </w:p>
     <w:p>
@@ -1721,18 +4510,397 @@
           <w:lang w:val="en-US"/>
         </w:rPr>
       </w:pPr>
-      <w:r>
-        <w:rPr>
-          <w:rStyle w:val="MSGENFONTSTYLENAMETEMPLATEROLENUMBERMSGENFONTSTYLENAMEBYROLETEXT3"/>
-          <w:rFonts w:ascii="Arial" w:hAnsi="Arial" w:cs="Arial"/>
-          <w:b/>
-          <w:bCs/>
-          <w:i/>
-          <w:iCs/>
-          <w:sz w:val="22"/>
-          <w:szCs w:val="22"/>
-        </w:rPr>
-        <w:t>bahwa saya, akan memegang rahasia sesuatu yang menurut sifatnya atau menurut perintah harus saya rahasiakan;</w:t>
+      <w:proofErr w:type="spellStart"/>
+      <w:r>
+        <w:rPr>
+          <w:rStyle w:val="MSGENFONTSTYLENAMETEMPLATEROLENUMBERMSGENFONTSTYLENAMEBYROLETEXT3"/>
+          <w:rFonts w:ascii="Arial" w:hAnsi="Arial" w:cs="Arial"/>
+          <w:b/>
+          <w:bCs/>
+          <w:i/>
+          <w:iCs/>
+          <w:sz w:val="22"/>
+          <w:szCs w:val="22"/>
+        </w:rPr>
+        <w:t>bahwa</w:t>
+      </w:r>
+      <w:proofErr w:type="spellEnd"/>
+      <w:r>
+        <w:rPr>
+          <w:rStyle w:val="MSGENFONTSTYLENAMETEMPLATEROLENUMBERMSGENFONTSTYLENAMEBYROLETEXT3"/>
+          <w:rFonts w:ascii="Arial" w:hAnsi="Arial" w:cs="Arial"/>
+          <w:b/>
+          <w:bCs/>
+          <w:i/>
+          <w:iCs/>
+          <w:sz w:val="22"/>
+          <w:szCs w:val="22"/>
+        </w:rPr>
+        <w:t xml:space="preserve"> </w:t>
+      </w:r>
+      <w:proofErr w:type="spellStart"/>
+      <w:r>
+        <w:rPr>
+          <w:rStyle w:val="MSGENFONTSTYLENAMETEMPLATEROLENUMBERMSGENFONTSTYLENAMEBYROLETEXT3"/>
+          <w:rFonts w:ascii="Arial" w:hAnsi="Arial" w:cs="Arial"/>
+          <w:b/>
+          <w:bCs/>
+          <w:i/>
+          <w:iCs/>
+          <w:sz w:val="22"/>
+          <w:szCs w:val="22"/>
+        </w:rPr>
+        <w:t>saya</w:t>
+      </w:r>
+      <w:proofErr w:type="spellEnd"/>
+      <w:r>
+        <w:rPr>
+          <w:rStyle w:val="MSGENFONTSTYLENAMETEMPLATEROLENUMBERMSGENFONTSTYLENAMEBYROLETEXT3"/>
+          <w:rFonts w:ascii="Arial" w:hAnsi="Arial" w:cs="Arial"/>
+          <w:b/>
+          <w:bCs/>
+          <w:i/>
+          <w:iCs/>
+          <w:sz w:val="22"/>
+          <w:szCs w:val="22"/>
+        </w:rPr>
+        <w:t xml:space="preserve">, </w:t>
+      </w:r>
+      <w:proofErr w:type="spellStart"/>
+      <w:r>
+        <w:rPr>
+          <w:rStyle w:val="MSGENFONTSTYLENAMETEMPLATEROLENUMBERMSGENFONTSTYLENAMEBYROLETEXT3"/>
+          <w:rFonts w:ascii="Arial" w:hAnsi="Arial" w:cs="Arial"/>
+          <w:b/>
+          <w:bCs/>
+          <w:i/>
+          <w:iCs/>
+          <w:sz w:val="22"/>
+          <w:szCs w:val="22"/>
+        </w:rPr>
+        <w:t>akan</w:t>
+      </w:r>
+      <w:proofErr w:type="spellEnd"/>
+      <w:r>
+        <w:rPr>
+          <w:rStyle w:val="MSGENFONTSTYLENAMETEMPLATEROLENUMBERMSGENFONTSTYLENAMEBYROLETEXT3"/>
+          <w:rFonts w:ascii="Arial" w:hAnsi="Arial" w:cs="Arial"/>
+          <w:b/>
+          <w:bCs/>
+          <w:i/>
+          <w:iCs/>
+          <w:sz w:val="22"/>
+          <w:szCs w:val="22"/>
+        </w:rPr>
+        <w:t xml:space="preserve"> </w:t>
+      </w:r>
+      <w:proofErr w:type="spellStart"/>
+      <w:r>
+        <w:rPr>
+          <w:rStyle w:val="MSGENFONTSTYLENAMETEMPLATEROLENUMBERMSGENFONTSTYLENAMEBYROLETEXT3"/>
+          <w:rFonts w:ascii="Arial" w:hAnsi="Arial" w:cs="Arial"/>
+          <w:b/>
+          <w:bCs/>
+          <w:i/>
+          <w:iCs/>
+          <w:sz w:val="22"/>
+          <w:szCs w:val="22"/>
+        </w:rPr>
+        <w:t>memegang</w:t>
+      </w:r>
+      <w:proofErr w:type="spellEnd"/>
+      <w:r>
+        <w:rPr>
+          <w:rStyle w:val="MSGENFONTSTYLENAMETEMPLATEROLENUMBERMSGENFONTSTYLENAMEBYROLETEXT3"/>
+          <w:rFonts w:ascii="Arial" w:hAnsi="Arial" w:cs="Arial"/>
+          <w:b/>
+          <w:bCs/>
+          <w:i/>
+          <w:iCs/>
+          <w:sz w:val="22"/>
+          <w:szCs w:val="22"/>
+        </w:rPr>
+        <w:t xml:space="preserve"> </w:t>
+      </w:r>
+      <w:proofErr w:type="spellStart"/>
+      <w:r>
+        <w:rPr>
+          <w:rStyle w:val="MSGENFONTSTYLENAMETEMPLATEROLENUMBERMSGENFONTSTYLENAMEBYROLETEXT3"/>
+          <w:rFonts w:ascii="Arial" w:hAnsi="Arial" w:cs="Arial"/>
+          <w:b/>
+          <w:bCs/>
+          <w:i/>
+          <w:iCs/>
+          <w:sz w:val="22"/>
+          <w:szCs w:val="22"/>
+        </w:rPr>
+        <w:t>rahasia</w:t>
+      </w:r>
+      <w:proofErr w:type="spellEnd"/>
+      <w:r>
+        <w:rPr>
+          <w:rStyle w:val="MSGENFONTSTYLENAMETEMPLATEROLENUMBERMSGENFONTSTYLENAMEBYROLETEXT3"/>
+          <w:rFonts w:ascii="Arial" w:hAnsi="Arial" w:cs="Arial"/>
+          <w:b/>
+          <w:bCs/>
+          <w:i/>
+          <w:iCs/>
+          <w:sz w:val="22"/>
+          <w:szCs w:val="22"/>
+        </w:rPr>
+        <w:t xml:space="preserve"> </w:t>
+      </w:r>
+      <w:proofErr w:type="spellStart"/>
+      <w:r>
+        <w:rPr>
+          <w:rStyle w:val="MSGENFONTSTYLENAMETEMPLATEROLENUMBERMSGENFONTSTYLENAMEBYROLETEXT3"/>
+          <w:rFonts w:ascii="Arial" w:hAnsi="Arial" w:cs="Arial"/>
+          <w:b/>
+          <w:bCs/>
+          <w:i/>
+          <w:iCs/>
+          <w:sz w:val="22"/>
+          <w:szCs w:val="22"/>
+        </w:rPr>
+        <w:t>sesuatu</w:t>
+      </w:r>
+      <w:proofErr w:type="spellEnd"/>
+      <w:r>
+        <w:rPr>
+          <w:rStyle w:val="MSGENFONTSTYLENAMETEMPLATEROLENUMBERMSGENFONTSTYLENAMEBYROLETEXT3"/>
+          <w:rFonts w:ascii="Arial" w:hAnsi="Arial" w:cs="Arial"/>
+          <w:b/>
+          <w:bCs/>
+          <w:i/>
+          <w:iCs/>
+          <w:sz w:val="22"/>
+          <w:szCs w:val="22"/>
+        </w:rPr>
+        <w:t xml:space="preserve"> yang </w:t>
+      </w:r>
+      <w:proofErr w:type="spellStart"/>
+      <w:r>
+        <w:rPr>
+          <w:rStyle w:val="MSGENFONTSTYLENAMETEMPLATEROLENUMBERMSGENFONTSTYLENAMEBYROLETEXT3"/>
+          <w:rFonts w:ascii="Arial" w:hAnsi="Arial" w:cs="Arial"/>
+          <w:b/>
+          <w:bCs/>
+          <w:i/>
+          <w:iCs/>
+          <w:sz w:val="22"/>
+          <w:szCs w:val="22"/>
+        </w:rPr>
+        <w:t>menurut</w:t>
+      </w:r>
+      <w:proofErr w:type="spellEnd"/>
+      <w:r>
+        <w:rPr>
+          <w:rStyle w:val="MSGENFONTSTYLENAMETEMPLATEROLENUMBERMSGENFONTSTYLENAMEBYROLETEXT3"/>
+          <w:rFonts w:ascii="Arial" w:hAnsi="Arial" w:cs="Arial"/>
+          <w:b/>
+          <w:bCs/>
+          <w:i/>
+          <w:iCs/>
+          <w:sz w:val="22"/>
+          <w:szCs w:val="22"/>
+        </w:rPr>
+        <w:t xml:space="preserve"> </w:t>
+      </w:r>
+      <w:proofErr w:type="spellStart"/>
+      <w:r>
+        <w:rPr>
+          <w:rStyle w:val="MSGENFONTSTYLENAMETEMPLATEROLENUMBERMSGENFONTSTYLENAMEBYROLETEXT3"/>
+          <w:rFonts w:ascii="Arial" w:hAnsi="Arial" w:cs="Arial"/>
+          <w:b/>
+          <w:bCs/>
+          <w:i/>
+          <w:iCs/>
+          <w:sz w:val="22"/>
+          <w:szCs w:val="22"/>
+        </w:rPr>
+        <w:t>sifatnya</w:t>
+      </w:r>
+      <w:proofErr w:type="spellEnd"/>
+      <w:r>
+        <w:rPr>
+          <w:rStyle w:val="MSGENFONTSTYLENAMETEMPLATEROLENUMBERMSGENFONTSTYLENAMEBYROLETEXT3"/>
+          <w:rFonts w:ascii="Arial" w:hAnsi="Arial" w:cs="Arial"/>
+          <w:b/>
+          <w:bCs/>
+          <w:i/>
+          <w:iCs/>
+          <w:sz w:val="22"/>
+          <w:szCs w:val="22"/>
+        </w:rPr>
+        <w:t xml:space="preserve"> </w:t>
+      </w:r>
+      <w:proofErr w:type="spellStart"/>
+      <w:r>
+        <w:rPr>
+          <w:rStyle w:val="MSGENFONTSTYLENAMETEMPLATEROLENUMBERMSGENFONTSTYLENAMEBYROLETEXT3"/>
+          <w:rFonts w:ascii="Arial" w:hAnsi="Arial" w:cs="Arial"/>
+          <w:b/>
+          <w:bCs/>
+          <w:i/>
+          <w:iCs/>
+          <w:sz w:val="22"/>
+          <w:szCs w:val="22"/>
+        </w:rPr>
+        <w:t>atau</w:t>
+      </w:r>
+      <w:proofErr w:type="spellEnd"/>
+      <w:r>
+        <w:rPr>
+          <w:rStyle w:val="MSGENFONTSTYLENAMETEMPLATEROLENUMBERMSGENFONTSTYLENAMEBYROLETEXT3"/>
+          <w:rFonts w:ascii="Arial" w:hAnsi="Arial" w:cs="Arial"/>
+          <w:b/>
+          <w:bCs/>
+          <w:i/>
+          <w:iCs/>
+          <w:sz w:val="22"/>
+          <w:szCs w:val="22"/>
+        </w:rPr>
+        <w:t xml:space="preserve"> </w:t>
+      </w:r>
+      <w:proofErr w:type="spellStart"/>
+      <w:r>
+        <w:rPr>
+          <w:rStyle w:val="MSGENFONTSTYLENAMETEMPLATEROLENUMBERMSGENFONTSTYLENAMEBYROLETEXT3"/>
+          <w:rFonts w:ascii="Arial" w:hAnsi="Arial" w:cs="Arial"/>
+          <w:b/>
+          <w:bCs/>
+          <w:i/>
+          <w:iCs/>
+          <w:sz w:val="22"/>
+          <w:szCs w:val="22"/>
+        </w:rPr>
+        <w:t>menurut</w:t>
+      </w:r>
+      <w:proofErr w:type="spellEnd"/>
+      <w:r>
+        <w:rPr>
+          <w:rStyle w:val="MSGENFONTSTYLENAMETEMPLATEROLENUMBERMSGENFONTSTYLENAMEBYROLETEXT3"/>
+          <w:rFonts w:ascii="Arial" w:hAnsi="Arial" w:cs="Arial"/>
+          <w:b/>
+          <w:bCs/>
+          <w:i/>
+          <w:iCs/>
+          <w:sz w:val="22"/>
+          <w:szCs w:val="22"/>
+        </w:rPr>
+        <w:t xml:space="preserve"> </w:t>
+      </w:r>
+      <w:proofErr w:type="spellStart"/>
+      <w:r>
+        <w:rPr>
+          <w:rStyle w:val="MSGENFONTSTYLENAMETEMPLATEROLENUMBERMSGENFONTSTYLENAMEBYROLETEXT3"/>
+          <w:rFonts w:ascii="Arial" w:hAnsi="Arial" w:cs="Arial"/>
+          <w:b/>
+          <w:bCs/>
+          <w:i/>
+          <w:iCs/>
+          <w:sz w:val="22"/>
+          <w:szCs w:val="22"/>
+        </w:rPr>
+        <w:t>perintah</w:t>
+      </w:r>
+      <w:proofErr w:type="spellEnd"/>
+      <w:r>
+        <w:rPr>
+          <w:rStyle w:val="MSGENFONTSTYLENAMETEMPLATEROLENUMBERMSGENFONTSTYLENAMEBYROLETEXT3"/>
+          <w:rFonts w:ascii="Arial" w:hAnsi="Arial" w:cs="Arial"/>
+          <w:b/>
+          <w:bCs/>
+          <w:i/>
+          <w:iCs/>
+          <w:sz w:val="22"/>
+          <w:szCs w:val="22"/>
+        </w:rPr>
+        <w:t xml:space="preserve"> </w:t>
+      </w:r>
+      <w:proofErr w:type="spellStart"/>
+      <w:r>
+        <w:rPr>
+          <w:rStyle w:val="MSGENFONTSTYLENAMETEMPLATEROLENUMBERMSGENFONTSTYLENAMEBYROLETEXT3"/>
+          <w:rFonts w:ascii="Arial" w:hAnsi="Arial" w:cs="Arial"/>
+          <w:b/>
+          <w:bCs/>
+          <w:i/>
+          <w:iCs/>
+          <w:sz w:val="22"/>
+          <w:szCs w:val="22"/>
+        </w:rPr>
+        <w:t>harus</w:t>
+      </w:r>
+      <w:proofErr w:type="spellEnd"/>
+      <w:r>
+        <w:rPr>
+          <w:rStyle w:val="MSGENFONTSTYLENAMETEMPLATEROLENUMBERMSGENFONTSTYLENAMEBYROLETEXT3"/>
+          <w:rFonts w:ascii="Arial" w:hAnsi="Arial" w:cs="Arial"/>
+          <w:b/>
+          <w:bCs/>
+          <w:i/>
+          <w:iCs/>
+          <w:sz w:val="22"/>
+          <w:szCs w:val="22"/>
+        </w:rPr>
+        <w:t xml:space="preserve"> </w:t>
+      </w:r>
+      <w:proofErr w:type="spellStart"/>
+      <w:r>
+        <w:rPr>
+          <w:rStyle w:val="MSGENFONTSTYLENAMETEMPLATEROLENUMBERMSGENFONTSTYLENAMEBYROLETEXT3"/>
+          <w:rFonts w:ascii="Arial" w:hAnsi="Arial" w:cs="Arial"/>
+          <w:b/>
+          <w:bCs/>
+          <w:i/>
+          <w:iCs/>
+          <w:sz w:val="22"/>
+          <w:szCs w:val="22"/>
+        </w:rPr>
+        <w:t>saya</w:t>
+      </w:r>
+      <w:proofErr w:type="spellEnd"/>
+      <w:r>
+        <w:rPr>
+          <w:rStyle w:val="MSGENFONTSTYLENAMETEMPLATEROLENUMBERMSGENFONTSTYLENAMEBYROLETEXT3"/>
+          <w:rFonts w:ascii="Arial" w:hAnsi="Arial" w:cs="Arial"/>
+          <w:b/>
+          <w:bCs/>
+          <w:i/>
+          <w:iCs/>
+          <w:sz w:val="22"/>
+          <w:szCs w:val="22"/>
+        </w:rPr>
+        <w:t xml:space="preserve"> </w:t>
+      </w:r>
+      <w:proofErr w:type="spellStart"/>
+      <w:r>
+        <w:rPr>
+          <w:rStyle w:val="MSGENFONTSTYLENAMETEMPLATEROLENUMBERMSGENFONTSTYLENAMEBYROLETEXT3"/>
+          <w:rFonts w:ascii="Arial" w:hAnsi="Arial" w:cs="Arial"/>
+          <w:b/>
+          <w:bCs/>
+          <w:i/>
+          <w:iCs/>
+          <w:sz w:val="22"/>
+          <w:szCs w:val="22"/>
+        </w:rPr>
+        <w:t>rahasiakan</w:t>
+      </w:r>
+      <w:proofErr w:type="spellEnd"/>
+      <w:r>
+        <w:rPr>
+          <w:rStyle w:val="MSGENFONTSTYLENAMETEMPLATEROLENUMBERMSGENFONTSTYLENAMEBYROLETEXT3"/>
+          <w:rFonts w:ascii="Arial" w:hAnsi="Arial" w:cs="Arial"/>
+          <w:b/>
+          <w:bCs/>
+          <w:i/>
+          <w:iCs/>
+          <w:sz w:val="22"/>
+          <w:szCs w:val="22"/>
+        </w:rPr>
+        <w:t>;</w:t>
       </w:r>
     </w:p>
     <w:p>
@@ -1768,60 +4936,235 @@
           <w:lang w:val="en-US"/>
         </w:rPr>
       </w:pPr>
-      <w:r>
-        <w:rPr>
-          <w:rStyle w:val="MSGENFONTSTYLENAMETEMPLATEROLENUMBERMSGENFONTSTYLENAMEBYROLETEXT3"/>
-          <w:rFonts w:ascii="Arial" w:hAnsi="Arial" w:cs="Arial"/>
-          <w:b/>
-          <w:bCs/>
-          <w:i/>
-          <w:iCs/>
-          <w:sz w:val="22"/>
-          <w:szCs w:val="22"/>
-        </w:rPr>
-        <w:t xml:space="preserve">bahwa saya, akan bekerja dengan </w:t>
-      </w:r>
-      <w:r>
-        <w:rPr>
-          <w:rStyle w:val="MSGENFONTSTYLENAMETEMPLATEROLENUMBERMSGENFONTSTYLENAMEBYROLETEXT3"/>
-          <w:rFonts w:ascii="Arial" w:hAnsi="Arial" w:cs="Arial"/>
-          <w:b/>
-          <w:bCs/>
-          <w:i/>
-          <w:iCs/>
-          <w:sz w:val="22"/>
-          <w:szCs w:val="22"/>
-          <w:lang w:val="en-US" w:eastAsia="en-US"/>
-        </w:rPr>
-        <w:t>jujur, tertib,</w:t>
-      </w:r>
-      <w:r>
-        <w:rPr>
-          <w:rStyle w:val="MSGENFONTSTYLENAMETEMPLATEROLENUMBERMSGENFONTSTYLENAMEBYROLETEXT3"/>
-          <w:rFonts w:ascii="Arial" w:hAnsi="Arial" w:cs="Arial"/>
-          <w:sz w:val="22"/>
-          <w:szCs w:val="22"/>
-          <w:lang w:val="en-US" w:eastAsia="en-US"/>
-        </w:rPr>
-        <w:t xml:space="preserve"> </w:t>
-      </w:r>
+      <w:proofErr w:type="spellStart"/>
+      <w:r>
+        <w:rPr>
+          <w:rStyle w:val="MSGENFONTSTYLENAMETEMPLATEROLENUMBERMSGENFONTSTYLENAMEBYROLETEXT3"/>
+          <w:rFonts w:ascii="Arial" w:hAnsi="Arial" w:cs="Arial"/>
+          <w:b/>
+          <w:bCs/>
+          <w:i/>
+          <w:iCs/>
+          <w:sz w:val="22"/>
+          <w:szCs w:val="22"/>
+        </w:rPr>
+        <w:t>bahwa</w:t>
+      </w:r>
+      <w:proofErr w:type="spellEnd"/>
+      <w:r>
+        <w:rPr>
+          <w:rStyle w:val="MSGENFONTSTYLENAMETEMPLATEROLENUMBERMSGENFONTSTYLENAMEBYROLETEXT3"/>
+          <w:rFonts w:ascii="Arial" w:hAnsi="Arial" w:cs="Arial"/>
+          <w:b/>
+          <w:bCs/>
+          <w:i/>
+          <w:iCs/>
+          <w:sz w:val="22"/>
+          <w:szCs w:val="22"/>
+        </w:rPr>
+        <w:t xml:space="preserve"> </w:t>
+      </w:r>
+      <w:proofErr w:type="spellStart"/>
+      <w:r>
+        <w:rPr>
+          <w:rStyle w:val="MSGENFONTSTYLENAMETEMPLATEROLENUMBERMSGENFONTSTYLENAMEBYROLETEXT3"/>
+          <w:rFonts w:ascii="Arial" w:hAnsi="Arial" w:cs="Arial"/>
+          <w:b/>
+          <w:bCs/>
+          <w:i/>
+          <w:iCs/>
+          <w:sz w:val="22"/>
+          <w:szCs w:val="22"/>
+        </w:rPr>
+        <w:t>saya</w:t>
+      </w:r>
+      <w:proofErr w:type="spellEnd"/>
+      <w:r>
+        <w:rPr>
+          <w:rStyle w:val="MSGENFONTSTYLENAMETEMPLATEROLENUMBERMSGENFONTSTYLENAMEBYROLETEXT3"/>
+          <w:rFonts w:ascii="Arial" w:hAnsi="Arial" w:cs="Arial"/>
+          <w:b/>
+          <w:bCs/>
+          <w:i/>
+          <w:iCs/>
+          <w:sz w:val="22"/>
+          <w:szCs w:val="22"/>
+        </w:rPr>
+        <w:t xml:space="preserve">, </w:t>
+      </w:r>
+      <w:proofErr w:type="spellStart"/>
+      <w:r>
+        <w:rPr>
+          <w:rStyle w:val="MSGENFONTSTYLENAMETEMPLATEROLENUMBERMSGENFONTSTYLENAMEBYROLETEXT3"/>
+          <w:rFonts w:ascii="Arial" w:hAnsi="Arial" w:cs="Arial"/>
+          <w:b/>
+          <w:bCs/>
+          <w:i/>
+          <w:iCs/>
+          <w:sz w:val="22"/>
+          <w:szCs w:val="22"/>
+        </w:rPr>
+        <w:t>akan</w:t>
+      </w:r>
+      <w:proofErr w:type="spellEnd"/>
+      <w:r>
+        <w:rPr>
+          <w:rStyle w:val="MSGENFONTSTYLENAMETEMPLATEROLENUMBERMSGENFONTSTYLENAMEBYROLETEXT3"/>
+          <w:rFonts w:ascii="Arial" w:hAnsi="Arial" w:cs="Arial"/>
+          <w:b/>
+          <w:bCs/>
+          <w:i/>
+          <w:iCs/>
+          <w:sz w:val="22"/>
+          <w:szCs w:val="22"/>
+        </w:rPr>
+        <w:t xml:space="preserve"> </w:t>
+      </w:r>
+      <w:proofErr w:type="spellStart"/>
+      <w:r>
+        <w:rPr>
+          <w:rStyle w:val="MSGENFONTSTYLENAMETEMPLATEROLENUMBERMSGENFONTSTYLENAMEBYROLETEXT3"/>
+          <w:rFonts w:ascii="Arial" w:hAnsi="Arial" w:cs="Arial"/>
+          <w:b/>
+          <w:bCs/>
+          <w:i/>
+          <w:iCs/>
+          <w:sz w:val="22"/>
+          <w:szCs w:val="22"/>
+        </w:rPr>
+        <w:t>bekerja</w:t>
+      </w:r>
+      <w:proofErr w:type="spellEnd"/>
+      <w:r>
+        <w:rPr>
+          <w:rStyle w:val="MSGENFONTSTYLENAMETEMPLATEROLENUMBERMSGENFONTSTYLENAMEBYROLETEXT3"/>
+          <w:rFonts w:ascii="Arial" w:hAnsi="Arial" w:cs="Arial"/>
+          <w:b/>
+          <w:bCs/>
+          <w:i/>
+          <w:iCs/>
+          <w:sz w:val="22"/>
+          <w:szCs w:val="22"/>
+        </w:rPr>
+        <w:t xml:space="preserve"> </w:t>
+      </w:r>
+      <w:proofErr w:type="spellStart"/>
+      <w:r>
+        <w:rPr>
+          <w:rStyle w:val="MSGENFONTSTYLENAMETEMPLATEROLENUMBERMSGENFONTSTYLENAMEBYROLETEXT3"/>
+          <w:rFonts w:ascii="Arial" w:hAnsi="Arial" w:cs="Arial"/>
+          <w:b/>
+          <w:bCs/>
+          <w:i/>
+          <w:iCs/>
+          <w:sz w:val="22"/>
+          <w:szCs w:val="22"/>
+        </w:rPr>
+        <w:t>dengan</w:t>
+      </w:r>
+      <w:proofErr w:type="spellEnd"/>
+      <w:r>
+        <w:rPr>
+          <w:rStyle w:val="MSGENFONTSTYLENAMETEMPLATEROLENUMBERMSGENFONTSTYLENAMEBYROLETEXT3"/>
+          <w:rFonts w:ascii="Arial" w:hAnsi="Arial" w:cs="Arial"/>
+          <w:b/>
+          <w:bCs/>
+          <w:i/>
+          <w:iCs/>
+          <w:sz w:val="22"/>
+          <w:szCs w:val="22"/>
+        </w:rPr>
+        <w:t xml:space="preserve"> </w:t>
+      </w:r>
+      <w:proofErr w:type="spellStart"/>
+      <w:r>
+        <w:rPr>
+          <w:rStyle w:val="MSGENFONTSTYLENAMETEMPLATEROLENUMBERMSGENFONTSTYLENAMEBYROLETEXT3"/>
+          <w:rFonts w:ascii="Arial" w:hAnsi="Arial" w:cs="Arial"/>
+          <w:b/>
+          <w:bCs/>
+          <w:i/>
+          <w:iCs/>
+          <w:sz w:val="22"/>
+          <w:szCs w:val="22"/>
+          <w:lang w:val="en-US"/>
+        </w:rPr>
+        <w:t>jujur</w:t>
+      </w:r>
+      <w:proofErr w:type="spellEnd"/>
+      <w:r>
+        <w:rPr>
+          <w:rStyle w:val="MSGENFONTSTYLENAMETEMPLATEROLENUMBERMSGENFONTSTYLENAMEBYROLETEXT3"/>
+          <w:rFonts w:ascii="Arial" w:hAnsi="Arial" w:cs="Arial"/>
+          <w:b/>
+          <w:bCs/>
+          <w:i/>
+          <w:iCs/>
+          <w:sz w:val="22"/>
+          <w:szCs w:val="22"/>
+          <w:lang w:val="en-US"/>
+        </w:rPr>
+        <w:t xml:space="preserve">, </w:t>
+      </w:r>
+      <w:proofErr w:type="spellStart"/>
+      <w:r>
+        <w:rPr>
+          <w:rStyle w:val="MSGENFONTSTYLENAMETEMPLATEROLENUMBERMSGENFONTSTYLENAMEBYROLETEXT3"/>
+          <w:rFonts w:ascii="Arial" w:hAnsi="Arial" w:cs="Arial"/>
+          <w:b/>
+          <w:bCs/>
+          <w:i/>
+          <w:iCs/>
+          <w:sz w:val="22"/>
+          <w:szCs w:val="22"/>
+          <w:lang w:val="en-US"/>
+        </w:rPr>
+        <w:t>tertib</w:t>
+      </w:r>
+      <w:proofErr w:type="spellEnd"/>
+      <w:r>
+        <w:rPr>
+          <w:rStyle w:val="MSGENFONTSTYLENAMETEMPLATEROLENUMBERMSGENFONTSTYLENAMEBYROLETEXT3"/>
+          <w:rFonts w:ascii="Arial" w:hAnsi="Arial" w:cs="Arial"/>
+          <w:b/>
+          <w:bCs/>
+          <w:i/>
+          <w:iCs/>
+          <w:sz w:val="22"/>
+          <w:szCs w:val="22"/>
+          <w:lang w:val="en-US"/>
+        </w:rPr>
+        <w:t>,</w:t>
+      </w:r>
+      <w:r>
+        <w:rPr>
+          <w:rStyle w:val="MSGENFONTSTYLENAMETEMPLATEROLENUMBERMSGENFONTSTYLENAMEBYROLETEXT3"/>
+          <w:rFonts w:ascii="Arial" w:hAnsi="Arial" w:cs="Arial"/>
+          <w:sz w:val="22"/>
+          <w:szCs w:val="22"/>
+          <w:lang w:val="en-US"/>
+        </w:rPr>
+        <w:t xml:space="preserve"> </w:t>
+      </w:r>
+      <w:proofErr w:type="spellStart"/>
       <w:r>
         <w:rPr>
           <w:rFonts w:ascii="Arial" w:hAnsi="Arial" w:cs="Arial"/>
           <w:sz w:val="22"/>
           <w:szCs w:val="22"/>
           <w:shd w:val="clear" w:color="auto" w:fill="FFFFFF"/>
-          <w:lang w:val="en-US" w:eastAsia="en-US"/>
+          <w:lang w:val="en-US"/>
         </w:rPr>
         <w:t>cermat</w:t>
       </w:r>
+      <w:proofErr w:type="spellEnd"/>
       <w:r>
         <w:rPr>
           <w:rFonts w:ascii="Arial" w:hAnsi="Arial" w:cs="Arial"/>
           <w:sz w:val="22"/>
           <w:szCs w:val="22"/>
           <w:shd w:val="clear" w:color="auto" w:fill="FFFFFF"/>
-          <w:lang w:val="en-AU" w:eastAsia="en-US"/>
+          <w:lang w:val="en-AU"/>
         </w:rPr>
         <w:t>,</w:t>
       </w:r>
@@ -1831,9 +5174,75 @@
           <w:sz w:val="22"/>
           <w:szCs w:val="22"/>
           <w:shd w:val="clear" w:color="auto" w:fill="FFFFFF"/>
-          <w:lang w:val="en-US" w:eastAsia="en-US"/>
-        </w:rPr>
-        <w:t xml:space="preserve"> dan bersemangat untuk kepentingan Negara".</w:t>
+          <w:lang w:val="en-US"/>
+        </w:rPr>
+        <w:t xml:space="preserve"> dan </w:t>
+      </w:r>
+      <w:proofErr w:type="spellStart"/>
+      <w:r>
+        <w:rPr>
+          <w:rFonts w:ascii="Arial" w:hAnsi="Arial" w:cs="Arial"/>
+          <w:sz w:val="22"/>
+          <w:szCs w:val="22"/>
+          <w:shd w:val="clear" w:color="auto" w:fill="FFFFFF"/>
+          <w:lang w:val="en-US"/>
+        </w:rPr>
+        <w:t>bersemangat</w:t>
+      </w:r>
+      <w:proofErr w:type="spellEnd"/>
+      <w:r>
+        <w:rPr>
+          <w:rFonts w:ascii="Arial" w:hAnsi="Arial" w:cs="Arial"/>
+          <w:sz w:val="22"/>
+          <w:szCs w:val="22"/>
+          <w:shd w:val="clear" w:color="auto" w:fill="FFFFFF"/>
+          <w:lang w:val="en-US"/>
+        </w:rPr>
+        <w:t xml:space="preserve"> </w:t>
+      </w:r>
+      <w:proofErr w:type="spellStart"/>
+      <w:r>
+        <w:rPr>
+          <w:rFonts w:ascii="Arial" w:hAnsi="Arial" w:cs="Arial"/>
+          <w:sz w:val="22"/>
+          <w:szCs w:val="22"/>
+          <w:shd w:val="clear" w:color="auto" w:fill="FFFFFF"/>
+          <w:lang w:val="en-US"/>
+        </w:rPr>
+        <w:t>untuk</w:t>
+      </w:r>
+      <w:proofErr w:type="spellEnd"/>
+      <w:r>
+        <w:rPr>
+          <w:rFonts w:ascii="Arial" w:hAnsi="Arial" w:cs="Arial"/>
+          <w:sz w:val="22"/>
+          <w:szCs w:val="22"/>
+          <w:shd w:val="clear" w:color="auto" w:fill="FFFFFF"/>
+          <w:lang w:val="en-US"/>
+        </w:rPr>
+        <w:t xml:space="preserve"> </w:t>
+      </w:r>
+      <w:proofErr w:type="spellStart"/>
+      <w:r>
+        <w:rPr>
+          <w:rFonts w:ascii="Arial" w:hAnsi="Arial" w:cs="Arial"/>
+          <w:sz w:val="22"/>
+          <w:szCs w:val="22"/>
+          <w:shd w:val="clear" w:color="auto" w:fill="FFFFFF"/>
+          <w:lang w:val="en-US"/>
+        </w:rPr>
+        <w:t>kepentingan</w:t>
+      </w:r>
+      <w:proofErr w:type="spellEnd"/>
+      <w:r>
+        <w:rPr>
+          <w:rFonts w:ascii="Arial" w:hAnsi="Arial" w:cs="Arial"/>
+          <w:sz w:val="22"/>
+          <w:szCs w:val="22"/>
+          <w:shd w:val="clear" w:color="auto" w:fill="FFFFFF"/>
+          <w:lang w:val="en-US"/>
+        </w:rPr>
+        <w:t xml:space="preserve"> Negara".</w:t>
       </w:r>
     </w:p>
     <w:p>
@@ -1868,6 +5277,7 @@
       </w:pPr>
       <w:bookmarkStart w:id="2" w:name="_Hlk105767445"/>
       <w:bookmarkEnd w:id="2"/>
+      <w:proofErr w:type="spellStart"/>
       <w:r>
         <w:rPr>
           <w:rStyle w:val="MSGENFONTSTYLENAMETEMPLATEROLEMSGENFONTSTYLENAMEBYROLEPICTURECAPTION"/>
@@ -1875,20 +5285,271 @@
           <w:sz w:val="22"/>
           <w:szCs w:val="22"/>
         </w:rPr>
-        <w:t>Demikianlah berita acara pengambilan sumpah ini dibuat dengan sebenarnya untuk dapat digunakan sebagaimana mestinya.</w:t>
+        <w:t>Demikianlah</w:t>
+      </w:r>
+      <w:proofErr w:type="spellEnd"/>
+      <w:r>
+        <w:rPr>
+          <w:rStyle w:val="MSGENFONTSTYLENAMETEMPLATEROLEMSGENFONTSTYLENAMEBYROLEPICTURECAPTION"/>
+          <w:rFonts w:ascii="Arial" w:hAnsi="Arial" w:cs="Arial"/>
+          <w:sz w:val="22"/>
+          <w:szCs w:val="22"/>
+        </w:rPr>
+        <w:t xml:space="preserve"> </w:t>
+      </w:r>
+      <w:proofErr w:type="spellStart"/>
+      <w:r>
+        <w:rPr>
+          <w:rStyle w:val="MSGENFONTSTYLENAMETEMPLATEROLEMSGENFONTSTYLENAMEBYROLEPICTURECAPTION"/>
+          <w:rFonts w:ascii="Arial" w:hAnsi="Arial" w:cs="Arial"/>
+          <w:sz w:val="22"/>
+          <w:szCs w:val="22"/>
+        </w:rPr>
+        <w:t>berita</w:t>
+      </w:r>
+      <w:proofErr w:type="spellEnd"/>
+      <w:r>
+        <w:rPr>
+          <w:rStyle w:val="MSGENFONTSTYLENAMETEMPLATEROLEMSGENFONTSTYLENAMEBYROLEPICTURECAPTION"/>
+          <w:rFonts w:ascii="Arial" w:hAnsi="Arial" w:cs="Arial"/>
+          <w:sz w:val="22"/>
+          <w:szCs w:val="22"/>
+        </w:rPr>
+        <w:t xml:space="preserve"> acara </w:t>
+      </w:r>
+      <w:proofErr w:type="spellStart"/>
+      <w:r>
+        <w:rPr>
+          <w:rStyle w:val="MSGENFONTSTYLENAMETEMPLATEROLEMSGENFONTSTYLENAMEBYROLEPICTURECAPTION"/>
+          <w:rFonts w:ascii="Arial" w:hAnsi="Arial" w:cs="Arial"/>
+          <w:sz w:val="22"/>
+          <w:szCs w:val="22"/>
+        </w:rPr>
+        <w:t>pengambilan</w:t>
+      </w:r>
+      <w:proofErr w:type="spellEnd"/>
+      <w:r>
+        <w:rPr>
+          <w:rStyle w:val="MSGENFONTSTYLENAMETEMPLATEROLEMSGENFONTSTYLENAMEBYROLEPICTURECAPTION"/>
+          <w:rFonts w:ascii="Arial" w:hAnsi="Arial" w:cs="Arial"/>
+          <w:sz w:val="22"/>
+          <w:szCs w:val="22"/>
+        </w:rPr>
+        <w:t xml:space="preserve"> </w:t>
+      </w:r>
+      <w:proofErr w:type="spellStart"/>
+      <w:r>
+        <w:rPr>
+          <w:rStyle w:val="MSGENFONTSTYLENAMETEMPLATEROLEMSGENFONTSTYLENAMEBYROLEPICTURECAPTION"/>
+          <w:rFonts w:ascii="Arial" w:hAnsi="Arial" w:cs="Arial"/>
+          <w:sz w:val="22"/>
+          <w:szCs w:val="22"/>
+        </w:rPr>
+        <w:t>sumpah</w:t>
+      </w:r>
+      <w:proofErr w:type="spellEnd"/>
+      <w:r>
+        <w:rPr>
+          <w:rStyle w:val="MSGENFONTSTYLENAMETEMPLATEROLEMSGENFONTSTYLENAMEBYROLEPICTURECAPTION"/>
+          <w:rFonts w:ascii="Arial" w:hAnsi="Arial" w:cs="Arial"/>
+          <w:sz w:val="22"/>
+          <w:szCs w:val="22"/>
+        </w:rPr>
+        <w:t xml:space="preserve"> </w:t>
+      </w:r>
+      <w:proofErr w:type="spellStart"/>
+      <w:r>
+        <w:rPr>
+          <w:rStyle w:val="MSGENFONTSTYLENAMETEMPLATEROLEMSGENFONTSTYLENAMEBYROLEPICTURECAPTION"/>
+          <w:rFonts w:ascii="Arial" w:hAnsi="Arial" w:cs="Arial"/>
+          <w:sz w:val="22"/>
+          <w:szCs w:val="22"/>
+        </w:rPr>
+        <w:t>ini</w:t>
+      </w:r>
+      <w:proofErr w:type="spellEnd"/>
+      <w:r>
+        <w:rPr>
+          <w:rStyle w:val="MSGENFONTSTYLENAMETEMPLATEROLEMSGENFONTSTYLENAMEBYROLEPICTURECAPTION"/>
+          <w:rFonts w:ascii="Arial" w:hAnsi="Arial" w:cs="Arial"/>
+          <w:sz w:val="22"/>
+          <w:szCs w:val="22"/>
+        </w:rPr>
+        <w:t xml:space="preserve"> </w:t>
+      </w:r>
+      <w:proofErr w:type="spellStart"/>
+      <w:r>
+        <w:rPr>
+          <w:rStyle w:val="MSGENFONTSTYLENAMETEMPLATEROLEMSGENFONTSTYLENAMEBYROLEPICTURECAPTION"/>
+          <w:rFonts w:ascii="Arial" w:hAnsi="Arial" w:cs="Arial"/>
+          <w:sz w:val="22"/>
+          <w:szCs w:val="22"/>
+        </w:rPr>
+        <w:t>dibuat</w:t>
+      </w:r>
+      <w:proofErr w:type="spellEnd"/>
+      <w:r>
+        <w:rPr>
+          <w:rStyle w:val="MSGENFONTSTYLENAMETEMPLATEROLEMSGENFONTSTYLENAMEBYROLEPICTURECAPTION"/>
+          <w:rFonts w:ascii="Arial" w:hAnsi="Arial" w:cs="Arial"/>
+          <w:sz w:val="22"/>
+          <w:szCs w:val="22"/>
+        </w:rPr>
+        <w:t xml:space="preserve"> </w:t>
+      </w:r>
+      <w:proofErr w:type="spellStart"/>
+      <w:r>
+        <w:rPr>
+          <w:rStyle w:val="MSGENFONTSTYLENAMETEMPLATEROLEMSGENFONTSTYLENAMEBYROLEPICTURECAPTION"/>
+          <w:rFonts w:ascii="Arial" w:hAnsi="Arial" w:cs="Arial"/>
+          <w:sz w:val="22"/>
+          <w:szCs w:val="22"/>
+        </w:rPr>
+        <w:t>dengan</w:t>
+      </w:r>
+      <w:proofErr w:type="spellEnd"/>
+      <w:r>
+        <w:rPr>
+          <w:rStyle w:val="MSGENFONTSTYLENAMETEMPLATEROLEMSGENFONTSTYLENAMEBYROLEPICTURECAPTION"/>
+          <w:rFonts w:ascii="Arial" w:hAnsi="Arial" w:cs="Arial"/>
+          <w:sz w:val="22"/>
+          <w:szCs w:val="22"/>
+        </w:rPr>
+        <w:t xml:space="preserve"> </w:t>
+      </w:r>
+      <w:proofErr w:type="spellStart"/>
+      <w:r>
+        <w:rPr>
+          <w:rStyle w:val="MSGENFONTSTYLENAMETEMPLATEROLEMSGENFONTSTYLENAMEBYROLEPICTURECAPTION"/>
+          <w:rFonts w:ascii="Arial" w:hAnsi="Arial" w:cs="Arial"/>
+          <w:sz w:val="22"/>
+          <w:szCs w:val="22"/>
+        </w:rPr>
+        <w:t>sebenarnya</w:t>
+      </w:r>
+      <w:proofErr w:type="spellEnd"/>
+      <w:r>
+        <w:rPr>
+          <w:rStyle w:val="MSGENFONTSTYLENAMETEMPLATEROLEMSGENFONTSTYLENAMEBYROLEPICTURECAPTION"/>
+          <w:rFonts w:ascii="Arial" w:hAnsi="Arial" w:cs="Arial"/>
+          <w:sz w:val="22"/>
+          <w:szCs w:val="22"/>
+        </w:rPr>
+        <w:t xml:space="preserve"> </w:t>
+      </w:r>
+      <w:proofErr w:type="spellStart"/>
+      <w:r>
+        <w:rPr>
+          <w:rStyle w:val="MSGENFONTSTYLENAMETEMPLATEROLEMSGENFONTSTYLENAMEBYROLEPICTURECAPTION"/>
+          <w:rFonts w:ascii="Arial" w:hAnsi="Arial" w:cs="Arial"/>
+          <w:sz w:val="22"/>
+          <w:szCs w:val="22"/>
+        </w:rPr>
+        <w:t>untuk</w:t>
+      </w:r>
+      <w:proofErr w:type="spellEnd"/>
+      <w:r>
+        <w:rPr>
+          <w:rStyle w:val="MSGENFONTSTYLENAMETEMPLATEROLEMSGENFONTSTYLENAMEBYROLEPICTURECAPTION"/>
+          <w:rFonts w:ascii="Arial" w:hAnsi="Arial" w:cs="Arial"/>
+          <w:sz w:val="22"/>
+          <w:szCs w:val="22"/>
+        </w:rPr>
+        <w:t xml:space="preserve"> </w:t>
+      </w:r>
+      <w:proofErr w:type="spellStart"/>
+      <w:r>
+        <w:rPr>
+          <w:rStyle w:val="MSGENFONTSTYLENAMETEMPLATEROLEMSGENFONTSTYLENAMEBYROLEPICTURECAPTION"/>
+          <w:rFonts w:ascii="Arial" w:hAnsi="Arial" w:cs="Arial"/>
+          <w:sz w:val="22"/>
+          <w:szCs w:val="22"/>
+        </w:rPr>
+        <w:t>dapat</w:t>
+      </w:r>
+      <w:proofErr w:type="spellEnd"/>
+      <w:r>
+        <w:rPr>
+          <w:rStyle w:val="MSGENFONTSTYLENAMETEMPLATEROLEMSGENFONTSTYLENAMEBYROLEPICTURECAPTION"/>
+          <w:rFonts w:ascii="Arial" w:hAnsi="Arial" w:cs="Arial"/>
+          <w:sz w:val="22"/>
+          <w:szCs w:val="22"/>
+        </w:rPr>
+        <w:t xml:space="preserve"> </w:t>
+      </w:r>
+      <w:proofErr w:type="spellStart"/>
+      <w:r>
+        <w:rPr>
+          <w:rStyle w:val="MSGENFONTSTYLENAMETEMPLATEROLEMSGENFONTSTYLENAMEBYROLEPICTURECAPTION"/>
+          <w:rFonts w:ascii="Arial" w:hAnsi="Arial" w:cs="Arial"/>
+          <w:sz w:val="22"/>
+          <w:szCs w:val="22"/>
+        </w:rPr>
+        <w:t>digunakan</w:t>
+      </w:r>
+      <w:proofErr w:type="spellEnd"/>
+      <w:r>
+        <w:rPr>
+          <w:rStyle w:val="MSGENFONTSTYLENAMETEMPLATEROLEMSGENFONTSTYLENAMEBYROLEPICTURECAPTION"/>
+          <w:rFonts w:ascii="Arial" w:hAnsi="Arial" w:cs="Arial"/>
+          <w:sz w:val="22"/>
+          <w:szCs w:val="22"/>
+        </w:rPr>
+        <w:t xml:space="preserve"> </w:t>
+      </w:r>
+      <w:proofErr w:type="spellStart"/>
+      <w:r>
+        <w:rPr>
+          <w:rStyle w:val="MSGENFONTSTYLENAMETEMPLATEROLEMSGENFONTSTYLENAMEBYROLEPICTURECAPTION"/>
+          <w:rFonts w:ascii="Arial" w:hAnsi="Arial" w:cs="Arial"/>
+          <w:sz w:val="22"/>
+          <w:szCs w:val="22"/>
+        </w:rPr>
+        <w:t>sebagaimana</w:t>
+      </w:r>
+      <w:proofErr w:type="spellEnd"/>
+      <w:r>
+        <w:rPr>
+          <w:rStyle w:val="MSGENFONTSTYLENAMETEMPLATEROLEMSGENFONTSTYLENAMEBYROLEPICTURECAPTION"/>
+          <w:rFonts w:ascii="Arial" w:hAnsi="Arial" w:cs="Arial"/>
+          <w:sz w:val="22"/>
+          <w:szCs w:val="22"/>
+        </w:rPr>
+        <w:t xml:space="preserve"> </w:t>
+      </w:r>
+      <w:proofErr w:type="spellStart"/>
+      <w:r>
+        <w:rPr>
+          <w:rStyle w:val="MSGENFONTSTYLENAMETEMPLATEROLEMSGENFONTSTYLENAMEBYROLEPICTURECAPTION"/>
+          <w:rFonts w:ascii="Arial" w:hAnsi="Arial" w:cs="Arial"/>
+          <w:sz w:val="22"/>
+          <w:szCs w:val="22"/>
+        </w:rPr>
+        <w:t>mestinya</w:t>
+      </w:r>
+      <w:proofErr w:type="spellEnd"/>
+      <w:r>
+        <w:rPr>
+          <w:rStyle w:val="MSGENFONTSTYLENAMETEMPLATEROLEMSGENFONTSTYLENAMEBYROLEPICTURECAPTION"/>
+          <w:rFonts w:ascii="Arial" w:hAnsi="Arial" w:cs="Arial"/>
+          <w:sz w:val="22"/>
+          <w:szCs w:val="22"/>
+        </w:rPr>
+        <w:t>.</w:t>
       </w:r>
     </w:p>
     <w:tbl>
       <w:tblPr>
-        <w:tblW w:w="21060" w:type="dxa"/>
+        <w:tblW w:w="21433" w:type="dxa"/>
+        <w:tblInd w:w="-459" w:type="dxa"/>
         <w:tblLayout w:type="fixed"/>
         <w:tblLook w:val="04A0" w:firstRow="1" w:lastRow="0" w:firstColumn="1" w:lastColumn="0" w:noHBand="0" w:noVBand="1"/>
       </w:tblPr>
       <w:tblGrid>
-        <w:gridCol w:w="5265"/>
-        <w:gridCol w:w="5265"/>
-        <w:gridCol w:w="5265"/>
-        <w:gridCol w:w="5265"/>
+        <w:gridCol w:w="5636"/>
+        <w:gridCol w:w="5267"/>
+        <w:gridCol w:w="5263"/>
+        <w:gridCol w:w="5267"/>
       </w:tblGrid>
       <w:tr>
         <w:trPr>
@@ -1896,7 +5557,7 @@
         </w:trPr>
         <w:tc>
           <w:tcPr>
-            <w:tcW w:w="5265" w:type="dxa"/>
+            <w:tcW w:w="5636" w:type="dxa"/>
           </w:tcPr>
           <w:p>
             <w:pPr>
@@ -1909,6 +5570,70 @@
                 <w:lang w:val="id-ID"/>
               </w:rPr>
             </w:pPr>
+            <w:r>
+              <w:rPr>
+                <w:noProof/>
+              </w:rPr>
+              <w:drawing>
+                <wp:anchor distT="0" distB="0" distL="114300" distR="114300" simplePos="0" relativeHeight="251661312" behindDoc="0" locked="0" layoutInCell="1" allowOverlap="1" wp14:anchorId="1A55BD59" wp14:editId="11DAF6D3">
+                  <wp:simplePos x="0" y="0"/>
+                  <wp:positionH relativeFrom="column">
+                    <wp:posOffset>3151505</wp:posOffset>
+                  </wp:positionH>
+                  <wp:positionV relativeFrom="paragraph">
+                    <wp:posOffset>67310</wp:posOffset>
+                  </wp:positionV>
+                  <wp:extent cx="1337945" cy="1449705"/>
+                  <wp:effectExtent l="0" t="0" r="0" b="0"/>
+                  <wp:wrapNone/>
+                  <wp:docPr id="646668724" name="Picture 6"/>
+                  <wp:cNvGraphicFramePr>
+                    <a:graphicFrameLocks xmlns:a="http://schemas.openxmlformats.org/drawingml/2006/main" noChangeAspect="1"/>
+                  </wp:cNvGraphicFramePr>
+                  <a:graphic xmlns:a="http://schemas.openxmlformats.org/drawingml/2006/main">
+                    <a:graphicData uri="http://schemas.openxmlformats.org/drawingml/2006/picture">
+                      <pic:pic xmlns:pic="http://schemas.openxmlformats.org/drawingml/2006/picture">
+                        <pic:nvPicPr>
+                          <pic:cNvPr id="0" name="Picture 7"/>
+                          <pic:cNvPicPr>
+                            <a:picLocks noChangeAspect="1" noChangeArrowheads="1"/>
+                          </pic:cNvPicPr>
+                        </pic:nvPicPr>
+                        <pic:blipFill>
+                          <a:blip r:embed="rId9" cstate="print">
+                            <a:extLst>
+                              <a:ext uri="{28A0092B-C50C-407E-A947-70E740481C1C}">
+                                <a14:useLocalDpi xmlns:a14="http://schemas.microsoft.com/office/drawing/2010/main" val="0"/>
+                              </a:ext>
+                            </a:extLst>
+                          </a:blip>
+                          <a:srcRect l="18018" t="25609" r="18709" b="22972"/>
+                          <a:stretch>
+                            <a:fillRect/>
+                          </a:stretch>
+                        </pic:blipFill>
+                        <pic:spPr bwMode="auto">
+                          <a:xfrm>
+                            <a:off x="0" y="0"/>
+                            <a:ext cx="1337945" cy="1449705"/>
+                          </a:xfrm>
+                          <a:prstGeom prst="rect">
+                            <a:avLst/>
+                          </a:prstGeom>
+                          <a:noFill/>
+                        </pic:spPr>
+                      </pic:pic>
+                    </a:graphicData>
+                  </a:graphic>
+                  <wp14:sizeRelH relativeFrom="page">
+                    <wp14:pctWidth>0</wp14:pctWidth>
+                  </wp14:sizeRelH>
+                  <wp14:sizeRelV relativeFrom="page">
+                    <wp14:pctHeight>0</wp14:pctHeight>
+                  </wp14:sizeRelV>
+                </wp:anchor>
+              </w:drawing>
+            </w:r>
           </w:p>
           <w:p>
             <w:pPr>
@@ -1991,8 +5716,17 @@
             <w:pPr>
               <w:rPr>
                 <w:rFonts w:ascii="Arial" w:hAnsi="Arial" w:cs="Arial"/>
-                <w:sz w:val="36"/>
-                <w:szCs w:val="36"/>
+                <w:sz w:val="16"/>
+                <w:szCs w:val="16"/>
+              </w:rPr>
+            </w:pPr>
+          </w:p>
+          <w:p>
+            <w:pPr>
+              <w:rPr>
+                <w:rFonts w:ascii="Arial" w:hAnsi="Arial" w:cs="Arial"/>
+                <w:sz w:val="22"/>
+                <w:szCs w:val="22"/>
               </w:rPr>
             </w:pPr>
           </w:p>
@@ -2001,10 +5735,10 @@
               <w:jc w:val="center"/>
               <w:rPr>
                 <w:rFonts w:ascii="Arial" w:hAnsi="Arial" w:cs="Arial"/>
-                <w:sz w:val="32"/>
-                <w:szCs w:val="32"/>
+                <w:sz w:val="22"/>
+                <w:szCs w:val="22"/>
                 <w:u w:val="single"/>
-                <w:lang w:val="id-ID"/>
+                <w:shd w:val="clear" w:color="auto" w:fill="FFFFFF"/>
               </w:rPr>
             </w:pPr>
             <w:r>
@@ -2015,7 +5749,29 @@
                 <w:u w:val="single"/>
                 <w:shd w:val="clear" w:color="auto" w:fill="FFFFFF"/>
               </w:rPr>
-              <w:t>{nama_diambil_sumpah}</w:t>
+              <w:t>{</w:t>
+            </w:r>
+            <w:proofErr w:type="spellStart"/>
+            <w:r>
+              <w:rPr>
+                <w:rFonts w:ascii="Arial" w:hAnsi="Arial" w:cs="Arial"/>
+                <w:sz w:val="22"/>
+                <w:szCs w:val="22"/>
+                <w:u w:val="single"/>
+                <w:shd w:val="clear" w:color="auto" w:fill="FFFFFF"/>
+              </w:rPr>
+              <w:t>nama_diambil_sumpah</w:t>
+            </w:r>
+            <w:proofErr w:type="spellEnd"/>
+            <w:r>
+              <w:rPr>
+                <w:rFonts w:ascii="Arial" w:hAnsi="Arial" w:cs="Arial"/>
+                <w:sz w:val="22"/>
+                <w:szCs w:val="22"/>
+                <w:u w:val="single"/>
+                <w:shd w:val="clear" w:color="auto" w:fill="FFFFFF"/>
+              </w:rPr>
+              <w:t>}</w:t>
             </w:r>
           </w:p>
           <w:p>
@@ -2029,6 +5785,70 @@
             </w:pPr>
             <w:r>
               <w:rPr>
+                <w:noProof/>
+              </w:rPr>
+              <w:drawing>
+                <wp:anchor distT="0" distB="0" distL="114300" distR="114300" simplePos="0" relativeHeight="251662336" behindDoc="0" locked="0" layoutInCell="1" allowOverlap="1" wp14:anchorId="664DBB33" wp14:editId="51CBA481">
+                  <wp:simplePos x="0" y="0"/>
+                  <wp:positionH relativeFrom="column">
+                    <wp:posOffset>684530</wp:posOffset>
+                  </wp:positionH>
+                  <wp:positionV relativeFrom="paragraph">
+                    <wp:posOffset>172720</wp:posOffset>
+                  </wp:positionV>
+                  <wp:extent cx="1800860" cy="1128395"/>
+                  <wp:effectExtent l="0" t="0" r="0" b="0"/>
+                  <wp:wrapNone/>
+                  <wp:docPr id="1647320330" name="Picture 5"/>
+                  <wp:cNvGraphicFramePr>
+                    <a:graphicFrameLocks xmlns:a="http://schemas.openxmlformats.org/drawingml/2006/main" noChangeAspect="1"/>
+                  </wp:cNvGraphicFramePr>
+                  <a:graphic xmlns:a="http://schemas.openxmlformats.org/drawingml/2006/main">
+                    <a:graphicData uri="http://schemas.openxmlformats.org/drawingml/2006/picture">
+                      <pic:pic xmlns:pic="http://schemas.openxmlformats.org/drawingml/2006/picture">
+                        <pic:nvPicPr>
+                          <pic:cNvPr id="0" name="Picture 3"/>
+                          <pic:cNvPicPr>
+                            <a:picLocks noChangeAspect="1" noChangeArrowheads="1"/>
+                          </pic:cNvPicPr>
+                        </pic:nvPicPr>
+                        <pic:blipFill>
+                          <a:blip r:embed="rId10">
+                            <a:extLst>
+                              <a:ext uri="{28A0092B-C50C-407E-A947-70E740481C1C}">
+                                <a14:useLocalDpi xmlns:a14="http://schemas.microsoft.com/office/drawing/2010/main" val="0"/>
+                              </a:ext>
+                            </a:extLst>
+                          </a:blip>
+                          <a:srcRect/>
+                          <a:stretch>
+                            <a:fillRect/>
+                          </a:stretch>
+                        </pic:blipFill>
+                        <pic:spPr bwMode="auto">
+                          <a:xfrm>
+                            <a:off x="0" y="0"/>
+                            <a:ext cx="1800860" cy="1128395"/>
+                          </a:xfrm>
+                          <a:prstGeom prst="rect">
+                            <a:avLst/>
+                          </a:prstGeom>
+                          <a:noFill/>
+                        </pic:spPr>
+                      </pic:pic>
+                    </a:graphicData>
+                  </a:graphic>
+                  <wp14:sizeRelH relativeFrom="margin">
+                    <wp14:pctWidth>0</wp14:pctWidth>
+                  </wp14:sizeRelH>
+                  <wp14:sizeRelV relativeFrom="margin">
+                    <wp14:pctHeight>0</wp14:pctHeight>
+                  </wp14:sizeRelV>
+                </wp:anchor>
+              </w:drawing>
+            </w:r>
+            <w:r>
+              <w:rPr>
                 <w:rFonts w:ascii="Arial" w:hAnsi="Arial" w:cs="Arial"/>
                 <w:sz w:val="22"/>
                 <w:szCs w:val="22"/>
@@ -2068,22 +5888,39 @@
                 <w:szCs w:val="22"/>
                 <w:shd w:val="clear" w:color="auto" w:fill="FFFFFF"/>
               </w:rPr>
-              <w:t>{nip_diambil_sumpah}</w:t>
+              <w:t>{</w:t>
+            </w:r>
+            <w:proofErr w:type="spellStart"/>
+            <w:r>
+              <w:rPr>
+                <w:rFonts w:ascii="Arial" w:hAnsi="Arial" w:cs="Arial"/>
+                <w:sz w:val="22"/>
+                <w:szCs w:val="22"/>
+                <w:shd w:val="clear" w:color="auto" w:fill="FFFFFF"/>
+              </w:rPr>
+              <w:t>nip_diambil_sumpah</w:t>
+            </w:r>
+            <w:proofErr w:type="spellEnd"/>
+            <w:r>
+              <w:rPr>
+                <w:rFonts w:ascii="Arial" w:hAnsi="Arial" w:cs="Arial"/>
+                <w:sz w:val="22"/>
+                <w:szCs w:val="22"/>
+                <w:shd w:val="clear" w:color="auto" w:fill="FFFFFF"/>
+              </w:rPr>
+              <w:t>}</w:t>
             </w:r>
           </w:p>
         </w:tc>
         <w:tc>
           <w:tcPr>
-            <w:tcW w:w="5265" w:type="dxa"/>
+            <w:tcW w:w="5267" w:type="dxa"/>
           </w:tcPr>
           <w:p>
             <w:pPr>
               <w:jc w:val="center"/>
               <w:rPr>
                 <w:rFonts w:ascii="Arial" w:hAnsi="Arial" w:cs="Arial"/>
-                <w:sz w:val="22"/>
-                <w:szCs w:val="22"/>
-                <w:lang w:val="id-ID"/>
               </w:rPr>
             </w:pPr>
             <w:r>
@@ -2134,12 +5971,108 @@
             </w:pPr>
             <w:r>
               <w:rPr>
+                <w:noProof/>
+              </w:rPr>
+              <w:drawing>
+                <wp:anchor distT="0" distB="0" distL="114300" distR="114300" simplePos="0" relativeHeight="251660288" behindDoc="0" locked="0" layoutInCell="1" allowOverlap="1" wp14:anchorId="4F137263" wp14:editId="2916A97D">
+                  <wp:simplePos x="0" y="0"/>
+                  <wp:positionH relativeFrom="column">
+                    <wp:posOffset>280670</wp:posOffset>
+                  </wp:positionH>
+                  <wp:positionV relativeFrom="paragraph">
+                    <wp:posOffset>143510</wp:posOffset>
+                  </wp:positionV>
+                  <wp:extent cx="2524125" cy="933450"/>
+                  <wp:effectExtent l="0" t="0" r="9525" b="0"/>
+                  <wp:wrapNone/>
+                  <wp:docPr id="1470160944" name="Picture 4"/>
+                  <wp:cNvGraphicFramePr>
+                    <a:graphicFrameLocks xmlns:a="http://schemas.openxmlformats.org/drawingml/2006/main" noChangeAspect="1"/>
+                  </wp:cNvGraphicFramePr>
+                  <a:graphic xmlns:a="http://schemas.openxmlformats.org/drawingml/2006/main">
+                    <a:graphicData uri="http://schemas.openxmlformats.org/drawingml/2006/picture">
+                      <pic:pic xmlns:pic="http://schemas.openxmlformats.org/drawingml/2006/picture">
+                        <pic:nvPicPr>
+                          <pic:cNvPr id="0" name="Picture 1"/>
+                          <pic:cNvPicPr>
+                            <a:picLocks noChangeAspect="1" noChangeArrowheads="1"/>
+                          </pic:cNvPicPr>
+                        </pic:nvPicPr>
+                        <pic:blipFill>
+                          <a:blip r:embed="rId11">
+                            <a:lum bright="10000" contrast="40000"/>
+                            <a:extLst>
+                              <a:ext uri="{28A0092B-C50C-407E-A947-70E740481C1C}">
+                                <a14:useLocalDpi xmlns:a14="http://schemas.microsoft.com/office/drawing/2010/main" val="0"/>
+                              </a:ext>
+                            </a:extLst>
+                          </a:blip>
+                          <a:srcRect/>
+                          <a:stretch>
+                            <a:fillRect/>
+                          </a:stretch>
+                        </pic:blipFill>
+                        <pic:spPr bwMode="auto">
+                          <a:xfrm>
+                            <a:off x="0" y="0"/>
+                            <a:ext cx="2524125" cy="933450"/>
+                          </a:xfrm>
+                          <a:prstGeom prst="rect">
+                            <a:avLst/>
+                          </a:prstGeom>
+                          <a:noFill/>
+                        </pic:spPr>
+                      </pic:pic>
+                    </a:graphicData>
+                  </a:graphic>
+                  <wp14:sizeRelH relativeFrom="page">
+                    <wp14:pctWidth>0</wp14:pctWidth>
+                  </wp14:sizeRelH>
+                  <wp14:sizeRelV relativeFrom="page">
+                    <wp14:pctHeight>0</wp14:pctHeight>
+                  </wp14:sizeRelV>
+                </wp:anchor>
+              </w:drawing>
+            </w:r>
+            <w:proofErr w:type="spellStart"/>
+            <w:r>
+              <w:rPr>
                 <w:rFonts w:ascii="Arial" w:hAnsi="Arial" w:cs="Arial"/>
                 <w:sz w:val="22"/>
                 <w:szCs w:val="22"/>
                 <w:lang w:val="en-AU"/>
               </w:rPr>
-              <w:t>Asisten Administrasi Umum</w:t>
+              <w:t>Asisten</w:t>
+            </w:r>
+            <w:proofErr w:type="spellEnd"/>
+            <w:r>
+              <w:rPr>
+                <w:rFonts w:ascii="Arial" w:hAnsi="Arial" w:cs="Arial"/>
+                <w:sz w:val="22"/>
+                <w:szCs w:val="22"/>
+                <w:lang w:val="en-AU"/>
+              </w:rPr>
+              <w:t xml:space="preserve"> </w:t>
+            </w:r>
+            <w:proofErr w:type="spellStart"/>
+            <w:r>
+              <w:rPr>
+                <w:rFonts w:ascii="Arial" w:hAnsi="Arial" w:cs="Arial"/>
+                <w:sz w:val="22"/>
+                <w:szCs w:val="22"/>
+                <w:lang w:val="en-AU"/>
+              </w:rPr>
+              <w:t>Administrasi</w:t>
+            </w:r>
+            <w:proofErr w:type="spellEnd"/>
+            <w:r>
+              <w:rPr>
+                <w:rFonts w:ascii="Arial" w:hAnsi="Arial" w:cs="Arial"/>
+                <w:sz w:val="22"/>
+                <w:szCs w:val="22"/>
+                <w:lang w:val="en-AU"/>
+              </w:rPr>
+              <w:t xml:space="preserve"> Umum</w:t>
             </w:r>
           </w:p>
           <w:p>
@@ -2149,9 +6082,19 @@
                 <w:rFonts w:ascii="Arial" w:hAnsi="Arial" w:cs="Arial"/>
                 <w:sz w:val="22"/>
                 <w:szCs w:val="22"/>
+              </w:rPr>
+            </w:pPr>
+            <w:proofErr w:type="spellStart"/>
+            <w:r>
+              <w:rPr>
+                <w:rFonts w:ascii="Arial" w:hAnsi="Arial" w:cs="Arial"/>
+                <w:sz w:val="22"/>
+                <w:szCs w:val="22"/>
                 <w:lang w:val="en-AU"/>
               </w:rPr>
-            </w:pPr>
+              <w:t>Sekretariat</w:t>
+            </w:r>
+            <w:proofErr w:type="spellEnd"/>
             <w:r>
               <w:rPr>
                 <w:rFonts w:ascii="Arial" w:hAnsi="Arial" w:cs="Arial"/>
@@ -2159,7 +6102,27 @@
                 <w:szCs w:val="22"/>
                 <w:lang w:val="en-AU"/>
               </w:rPr>
-              <w:t>Sekretariat Daerah Provinsi Jawa Timur</w:t>
+              <w:t xml:space="preserve"> Daerah </w:t>
+            </w:r>
+            <w:proofErr w:type="spellStart"/>
+            <w:r>
+              <w:rPr>
+                <w:rFonts w:ascii="Arial" w:hAnsi="Arial" w:cs="Arial"/>
+                <w:sz w:val="22"/>
+                <w:szCs w:val="22"/>
+                <w:lang w:val="en-AU"/>
+              </w:rPr>
+              <w:t>Provinsi</w:t>
+            </w:r>
+            <w:proofErr w:type="spellEnd"/>
+            <w:r>
+              <w:rPr>
+                <w:rFonts w:ascii="Arial" w:hAnsi="Arial" w:cs="Arial"/>
+                <w:sz w:val="22"/>
+                <w:szCs w:val="22"/>
+                <w:lang w:val="en-AU"/>
+              </w:rPr>
+              <w:t xml:space="preserve"> Jawa Timur</w:t>
             </w:r>
           </w:p>
           <w:p>
@@ -2167,9 +6130,8 @@
               <w:jc w:val="center"/>
               <w:rPr>
                 <w:rFonts w:ascii="Arial" w:hAnsi="Arial" w:cs="Arial"/>
-                <w:sz w:val="40"/>
-                <w:szCs w:val="40"/>
-                <w:lang w:eastAsia="en-US"/>
+                <w:sz w:val="22"/>
+                <w:szCs w:val="22"/>
               </w:rPr>
             </w:pPr>
           </w:p>
@@ -2178,9 +6140,8 @@
               <w:jc w:val="center"/>
               <w:rPr>
                 <w:rFonts w:ascii="Arial" w:hAnsi="Arial" w:cs="Arial"/>
-                <w:sz w:val="40"/>
-                <w:szCs w:val="40"/>
-                <w:lang w:eastAsia="en-US"/>
+                <w:sz w:val="22"/>
+                <w:szCs w:val="22"/>
               </w:rPr>
             </w:pPr>
           </w:p>
@@ -2191,7 +6152,6 @@
                 <w:rFonts w:ascii="Arial" w:hAnsi="Arial" w:cs="Arial"/>
                 <w:sz w:val="22"/>
                 <w:szCs w:val="22"/>
-                <w:lang w:eastAsia="en-US"/>
               </w:rPr>
             </w:pPr>
           </w:p>
@@ -2202,6 +6162,16 @@
                 <w:rFonts w:ascii="Arial" w:hAnsi="Arial" w:cs="Arial"/>
                 <w:sz w:val="22"/>
                 <w:szCs w:val="22"/>
+              </w:rPr>
+            </w:pPr>
+          </w:p>
+          <w:p>
+            <w:pPr>
+              <w:jc w:val="center"/>
+              <w:rPr>
+                <w:rFonts w:ascii="Arial" w:hAnsi="Arial" w:cs="Arial"/>
+                <w:sz w:val="22"/>
+                <w:szCs w:val="22"/>
                 <w:u w:val="single"/>
               </w:rPr>
             </w:pPr>
@@ -2212,7 +6182,29 @@
                 <w:szCs w:val="22"/>
                 <w:u w:val="single"/>
               </w:rPr>
-              <w:t>R. HERU WAHONO SANTOSO S.Sos, MM</w:t>
+              <w:t xml:space="preserve">R. HERU WAHONO SANTOSO </w:t>
+            </w:r>
+            <w:proofErr w:type="spellStart"/>
+            <w:proofErr w:type="gramStart"/>
+            <w:r>
+              <w:rPr>
+                <w:rFonts w:ascii="Arial" w:hAnsi="Arial" w:cs="Arial"/>
+                <w:sz w:val="22"/>
+                <w:szCs w:val="22"/>
+                <w:u w:val="single"/>
+              </w:rPr>
+              <w:t>S.Sos</w:t>
+            </w:r>
+            <w:proofErr w:type="spellEnd"/>
+            <w:proofErr w:type="gramEnd"/>
+            <w:r>
+              <w:rPr>
+                <w:rFonts w:ascii="Arial" w:hAnsi="Arial" w:cs="Arial"/>
+                <w:sz w:val="22"/>
+                <w:szCs w:val="22"/>
+                <w:u w:val="single"/>
+              </w:rPr>
+              <w:t>, MM</w:t>
             </w:r>
           </w:p>
           <w:p>
@@ -2222,7 +6214,6 @@
                 <w:rFonts w:ascii="Arial" w:hAnsi="Arial" w:cs="Arial"/>
                 <w:sz w:val="22"/>
                 <w:szCs w:val="22"/>
-                <w:lang w:val="id-ID"/>
               </w:rPr>
             </w:pPr>
             <w:r>
@@ -2246,7 +6237,7 @@
         </w:tc>
         <w:tc>
           <w:tcPr>
-            <w:tcW w:w="5265" w:type="dxa"/>
+            <w:tcW w:w="5263" w:type="dxa"/>
           </w:tcPr>
           <w:p>
             <w:pPr>
@@ -2304,6 +6295,7 @@
                 <w:lang w:val="en-AU"/>
               </w:rPr>
             </w:pPr>
+            <w:proofErr w:type="spellStart"/>
             <w:r>
               <w:rPr>
                 <w:rFonts w:ascii="Arial" w:hAnsi="Arial" w:cs="Arial"/>
@@ -2311,7 +6303,37 @@
                 <w:szCs w:val="22"/>
                 <w:lang w:val="en-AU"/>
               </w:rPr>
-              <w:t>Asisten Administrasi Umum</w:t>
+              <w:t>Asisten</w:t>
+            </w:r>
+            <w:proofErr w:type="spellEnd"/>
+            <w:r>
+              <w:rPr>
+                <w:rFonts w:ascii="Arial" w:hAnsi="Arial" w:cs="Arial"/>
+                <w:sz w:val="22"/>
+                <w:szCs w:val="22"/>
+                <w:lang w:val="en-AU"/>
+              </w:rPr>
+              <w:t xml:space="preserve"> </w:t>
+            </w:r>
+            <w:proofErr w:type="spellStart"/>
+            <w:r>
+              <w:rPr>
+                <w:rFonts w:ascii="Arial" w:hAnsi="Arial" w:cs="Arial"/>
+                <w:sz w:val="22"/>
+                <w:szCs w:val="22"/>
+                <w:lang w:val="en-AU"/>
+              </w:rPr>
+              <w:t>Administrasi</w:t>
+            </w:r>
+            <w:proofErr w:type="spellEnd"/>
+            <w:r>
+              <w:rPr>
+                <w:rFonts w:ascii="Arial" w:hAnsi="Arial" w:cs="Arial"/>
+                <w:sz w:val="22"/>
+                <w:szCs w:val="22"/>
+                <w:lang w:val="en-AU"/>
+              </w:rPr>
+              <w:t xml:space="preserve"> Umum</w:t>
             </w:r>
           </w:p>
           <w:p>
@@ -2321,7 +6343,6 @@
                 <w:rFonts w:ascii="Arial" w:hAnsi="Arial" w:cs="Arial"/>
                 <w:sz w:val="22"/>
                 <w:szCs w:val="22"/>
-                <w:lang w:eastAsia="en-US"/>
               </w:rPr>
             </w:pPr>
           </w:p>
@@ -2332,7 +6353,6 @@
                 <w:rFonts w:ascii="Arial" w:hAnsi="Arial" w:cs="Arial"/>
                 <w:sz w:val="22"/>
                 <w:szCs w:val="22"/>
-                <w:lang w:eastAsia="en-US"/>
               </w:rPr>
             </w:pPr>
           </w:p>
@@ -2343,7 +6363,6 @@
                 <w:rFonts w:ascii="Arial" w:hAnsi="Arial" w:cs="Arial"/>
                 <w:sz w:val="22"/>
                 <w:szCs w:val="22"/>
-                <w:lang w:eastAsia="en-US"/>
               </w:rPr>
             </w:pPr>
           </w:p>
@@ -2388,7 +6407,7 @@
         </w:tc>
         <w:tc>
           <w:tcPr>
-            <w:tcW w:w="5265" w:type="dxa"/>
+            <w:tcW w:w="5267" w:type="dxa"/>
             <w:tcMar>
               <w:left w:w="0" w:type="dxa"/>
               <w:right w:w="0" w:type="dxa"/>
@@ -2409,7 +6428,7 @@
       <w:tr>
         <w:tc>
           <w:tcPr>
-            <w:tcW w:w="10530" w:type="dxa"/>
+            <w:tcW w:w="10903" w:type="dxa"/>
             <w:gridSpan w:val="2"/>
           </w:tcPr>
           <w:p>
@@ -2420,18 +6439,98 @@
               </w:tabs>
               <w:rPr>
                 <w:rFonts w:ascii="Arial" w:hAnsi="Arial" w:cs="Arial"/>
-                <w:sz w:val="22"/>
-                <w:szCs w:val="22"/>
               </w:rPr>
             </w:pPr>
             <w:r>
               <w:rPr>
+                <w:noProof/>
+              </w:rPr>
+              <w:drawing>
+                <wp:anchor distT="0" distB="0" distL="114300" distR="114300" simplePos="0" relativeHeight="251663360" behindDoc="0" locked="0" layoutInCell="1" allowOverlap="1" wp14:anchorId="38181828" wp14:editId="0C6B77AE">
+                  <wp:simplePos x="0" y="0"/>
+                  <wp:positionH relativeFrom="column">
+                    <wp:posOffset>4326255</wp:posOffset>
+                  </wp:positionH>
+                  <wp:positionV relativeFrom="paragraph">
+                    <wp:posOffset>29845</wp:posOffset>
+                  </wp:positionV>
+                  <wp:extent cx="1597025" cy="1156970"/>
+                  <wp:effectExtent l="0" t="0" r="3175" b="5080"/>
+                  <wp:wrapNone/>
+                  <wp:docPr id="1745848137" name="Picture 3"/>
+                  <wp:cNvGraphicFramePr>
+                    <a:graphicFrameLocks xmlns:a="http://schemas.openxmlformats.org/drawingml/2006/main" noChangeAspect="1"/>
+                  </wp:cNvGraphicFramePr>
+                  <a:graphic xmlns:a="http://schemas.openxmlformats.org/drawingml/2006/main">
+                    <a:graphicData uri="http://schemas.openxmlformats.org/drawingml/2006/picture">
+                      <pic:pic xmlns:pic="http://schemas.openxmlformats.org/drawingml/2006/picture">
+                        <pic:nvPicPr>
+                          <pic:cNvPr id="0" name="Picture 9"/>
+                          <pic:cNvPicPr>
+                            <a:picLocks noChangeAspect="1" noChangeArrowheads="1"/>
+                          </pic:cNvPicPr>
+                        </pic:nvPicPr>
+                        <pic:blipFill>
+                          <a:blip r:embed="rId12" cstate="print">
+                            <a:extLst>
+                              <a:ext uri="{28A0092B-C50C-407E-A947-70E740481C1C}">
+                                <a14:useLocalDpi xmlns:a14="http://schemas.microsoft.com/office/drawing/2010/main" val="0"/>
+                              </a:ext>
+                            </a:extLst>
+                          </a:blip>
+                          <a:srcRect/>
+                          <a:stretch>
+                            <a:fillRect/>
+                          </a:stretch>
+                        </pic:blipFill>
+                        <pic:spPr bwMode="auto">
+                          <a:xfrm>
+                            <a:off x="0" y="0"/>
+                            <a:ext cx="1597025" cy="1156970"/>
+                          </a:xfrm>
+                          <a:prstGeom prst="rect">
+                            <a:avLst/>
+                          </a:prstGeom>
+                          <a:noFill/>
+                        </pic:spPr>
+                      </pic:pic>
+                    </a:graphicData>
+                  </a:graphic>
+                  <wp14:sizeRelH relativeFrom="page">
+                    <wp14:pctWidth>0</wp14:pctWidth>
+                  </wp14:sizeRelH>
+                  <wp14:sizeRelV relativeFrom="page">
+                    <wp14:pctHeight>0</wp14:pctHeight>
+                  </wp14:sizeRelV>
+                </wp:anchor>
+              </w:drawing>
+            </w:r>
+            <w:r>
+              <w:rPr>
                 <w:rFonts w:ascii="Arial" w:hAnsi="Arial" w:cs="Arial"/>
                 <w:sz w:val="22"/>
                 <w:szCs w:val="22"/>
               </w:rPr>
               <w:tab/>
-              <w:t>Saksi – Saksi :</w:t>
+              <w:t xml:space="preserve">       Saksi – </w:t>
+            </w:r>
+            <w:proofErr w:type="gramStart"/>
+            <w:r>
+              <w:rPr>
+                <w:rFonts w:ascii="Arial" w:hAnsi="Arial" w:cs="Arial"/>
+                <w:sz w:val="22"/>
+                <w:szCs w:val="22"/>
+              </w:rPr>
+              <w:t>Saksi :</w:t>
+            </w:r>
+            <w:proofErr w:type="gramEnd"/>
+            <w:r>
+              <w:rPr>
+                <w:rFonts w:ascii="Arial" w:hAnsi="Arial" w:cs="Arial"/>
+                <w:sz w:val="22"/>
+                <w:szCs w:val="22"/>
+              </w:rPr>
+              <w:tab/>
             </w:r>
           </w:p>
         </w:tc>
@@ -2459,8 +6558,18 @@
                 <w:szCs w:val="22"/>
               </w:rPr>
               <w:tab/>
-              <w:t>Saksi – Saksi :</w:t>
+              <w:t xml:space="preserve">Saksi – </w:t>
             </w:r>
+            <w:proofErr w:type="gramStart"/>
+            <w:r>
+              <w:rPr>
+                <w:rFonts w:ascii="Arial" w:hAnsi="Arial" w:cs="Arial"/>
+                <w:sz w:val="22"/>
+                <w:szCs w:val="22"/>
+              </w:rPr>
+              <w:t>Saksi :</w:t>
+            </w:r>
+            <w:proofErr w:type="gramEnd"/>
             <w:r>
               <w:rPr>
                 <w:rFonts w:ascii="Arial" w:hAnsi="Arial" w:cs="Arial"/>
@@ -2478,72 +6587,46 @@
         </w:trPr>
         <w:tc>
           <w:tcPr>
-            <w:tcW w:w="5265" w:type="dxa"/>
+            <w:tcW w:w="5636" w:type="dxa"/>
           </w:tcPr>
           <w:p>
             <w:pPr>
               <w:snapToGrid w:val="0"/>
-              <w:ind w:firstLine="993"/>
-              <w:rPr>
-                <w:rFonts w:ascii="Arial" w:hAnsi="Arial" w:cs="Arial"/>
-                <w:sz w:val="10"/>
-                <w:szCs w:val="10"/>
-                <w:lang w:eastAsia="en-US"/>
+              <w:ind w:firstLine="1418"/>
+              <w:rPr>
+                <w:rFonts w:ascii="Arial" w:hAnsi="Arial" w:cs="Arial"/>
+                <w:sz w:val="22"/>
+                <w:szCs w:val="22"/>
               </w:rPr>
             </w:pPr>
           </w:p>
           <w:p>
             <w:pPr>
-              <w:ind w:left="567" w:firstLine="993"/>
-              <w:rPr>
-                <w:rFonts w:ascii="Arial" w:hAnsi="Arial" w:cs="Arial"/>
-                <w:sz w:val="10"/>
-                <w:szCs w:val="10"/>
-                <w:lang w:eastAsia="en-US"/>
+              <w:ind w:firstLine="1418"/>
+              <w:rPr>
+                <w:rFonts w:ascii="Arial" w:hAnsi="Arial" w:cs="Arial"/>
+                <w:sz w:val="22"/>
+                <w:szCs w:val="22"/>
               </w:rPr>
             </w:pPr>
           </w:p>
           <w:p>
             <w:pPr>
-              <w:ind w:left="567" w:firstLine="993"/>
-              <w:rPr>
-                <w:rFonts w:ascii="Arial" w:hAnsi="Arial" w:cs="Arial"/>
-                <w:sz w:val="8"/>
-                <w:szCs w:val="8"/>
-                <w:lang w:eastAsia="en-US"/>
+              <w:ind w:firstLine="1418"/>
+              <w:rPr>
+                <w:rFonts w:ascii="Arial" w:hAnsi="Arial" w:cs="Arial"/>
+                <w:sz w:val="22"/>
+                <w:szCs w:val="22"/>
               </w:rPr>
             </w:pPr>
           </w:p>
           <w:p>
             <w:pPr>
-              <w:ind w:left="567" w:firstLine="993"/>
-              <w:rPr>
-                <w:rFonts w:ascii="Arial" w:hAnsi="Arial" w:cs="Arial"/>
-                <w:sz w:val="18"/>
-                <w:szCs w:val="18"/>
-                <w:lang w:eastAsia="en-US"/>
-              </w:rPr>
-            </w:pPr>
-          </w:p>
-          <w:p>
-            <w:pPr>
-              <w:ind w:left="567" w:firstLine="993"/>
-              <w:rPr>
-                <w:rFonts w:ascii="Arial" w:hAnsi="Arial" w:cs="Arial"/>
-                <w:sz w:val="14"/>
-                <w:szCs w:val="14"/>
-                <w:lang w:eastAsia="en-US"/>
-              </w:rPr>
-            </w:pPr>
-          </w:p>
-          <w:p>
-            <w:pPr>
-              <w:ind w:left="567" w:firstLine="993"/>
-              <w:rPr>
-                <w:rFonts w:ascii="Arial" w:hAnsi="Arial" w:cs="Arial"/>
-                <w:sz w:val="22"/>
-                <w:szCs w:val="22"/>
-                <w:lang w:eastAsia="en-US"/>
+              <w:ind w:firstLine="1418"/>
+              <w:rPr>
+                <w:rFonts w:ascii="Arial" w:hAnsi="Arial" w:cs="Arial"/>
+                <w:sz w:val="22"/>
+                <w:szCs w:val="22"/>
               </w:rPr>
             </w:pPr>
           </w:p>
@@ -2564,10 +6647,23 @@
                 <w:szCs w:val="22"/>
                 <w:u w:val="single"/>
                 <w:shd w:val="clear" w:color="auto" w:fill="FFFFFF"/>
-                <w:lang w:eastAsia="en-US"/>
-              </w:rPr>
-              <w:t>INDAH WAHYUNI, SH, M.Si</w:t>
+              </w:rPr>
+              <w:t xml:space="preserve">INDAH WAHYUNI, SH, </w:t>
             </w:r>
+            <w:proofErr w:type="spellStart"/>
+            <w:proofErr w:type="gramStart"/>
+            <w:r>
+              <w:rPr>
+                <w:rFonts w:ascii="Arial" w:hAnsi="Arial" w:cs="Arial"/>
+                <w:sz w:val="22"/>
+                <w:szCs w:val="22"/>
+                <w:u w:val="single"/>
+                <w:shd w:val="clear" w:color="auto" w:fill="FFFFFF"/>
+              </w:rPr>
+              <w:t>M.Si</w:t>
+            </w:r>
+            <w:proofErr w:type="spellEnd"/>
+            <w:proofErr w:type="gramEnd"/>
             <w:r>
               <w:rPr>
                 <w:rFonts w:ascii="Arial" w:hAnsi="Arial" w:cs="Arial"/>
@@ -2620,7 +6716,6 @@
                 <w:sz w:val="22"/>
                 <w:szCs w:val="22"/>
                 <w:shd w:val="clear" w:color="auto" w:fill="FFFFFF"/>
-                <w:lang w:eastAsia="en-US"/>
               </w:rPr>
               <w:t>19670409 199202 2 003</w:t>
             </w:r>
@@ -2628,7 +6723,7 @@
         </w:tc>
         <w:tc>
           <w:tcPr>
-            <w:tcW w:w="5265" w:type="dxa"/>
+            <w:tcW w:w="5267" w:type="dxa"/>
           </w:tcPr>
           <w:p>
             <w:pPr>
@@ -2638,7 +6733,6 @@
                 <w:rFonts w:ascii="Arial" w:hAnsi="Arial" w:cs="Arial"/>
                 <w:sz w:val="22"/>
                 <w:szCs w:val="22"/>
-                <w:lang w:eastAsia="en-US"/>
               </w:rPr>
             </w:pPr>
           </w:p>
@@ -2647,9 +6741,8 @@
               <w:jc w:val="center"/>
               <w:rPr>
                 <w:rFonts w:ascii="Arial" w:hAnsi="Arial" w:cs="Arial"/>
-                <w:sz w:val="14"/>
-                <w:szCs w:val="14"/>
-                <w:lang w:eastAsia="en-US"/>
+                <w:sz w:val="22"/>
+                <w:szCs w:val="22"/>
               </w:rPr>
             </w:pPr>
           </w:p>
@@ -2658,9 +6751,8 @@
               <w:jc w:val="center"/>
               <w:rPr>
                 <w:rFonts w:ascii="Arial" w:hAnsi="Arial" w:cs="Arial"/>
-                <w:sz w:val="16"/>
-                <w:szCs w:val="16"/>
-                <w:lang w:eastAsia="en-US"/>
+                <w:sz w:val="22"/>
+                <w:szCs w:val="22"/>
               </w:rPr>
             </w:pPr>
           </w:p>
@@ -2671,7 +6763,6 @@
                 <w:rFonts w:ascii="Arial" w:hAnsi="Arial" w:cs="Arial"/>
                 <w:sz w:val="22"/>
                 <w:szCs w:val="22"/>
-                <w:lang w:eastAsia="en-US"/>
               </w:rPr>
             </w:pPr>
           </w:p>
@@ -2682,9 +6773,52 @@
                 <w:rFonts w:ascii="Arial" w:hAnsi="Arial" w:cs="Arial"/>
                 <w:sz w:val="22"/>
                 <w:szCs w:val="22"/>
-                <w:lang w:eastAsia="en-US"/>
+                <w:u w:val="single"/>
+                <w:shd w:val="clear" w:color="auto" w:fill="FFFFFF"/>
               </w:rPr>
             </w:pPr>
+            <w:r>
+              <w:rPr>
+                <w:rFonts w:ascii="Arial" w:hAnsi="Arial" w:cs="Arial"/>
+                <w:sz w:val="22"/>
+                <w:szCs w:val="22"/>
+                <w:u w:val="single"/>
+              </w:rPr>
+              <w:t xml:space="preserve">ADINA FIBRIANI </w:t>
+            </w:r>
+            <w:proofErr w:type="spellStart"/>
+            <w:proofErr w:type="gramStart"/>
+            <w:r>
+              <w:rPr>
+                <w:rFonts w:ascii="Arial" w:hAnsi="Arial" w:cs="Arial"/>
+                <w:sz w:val="22"/>
+                <w:szCs w:val="22"/>
+                <w:u w:val="single"/>
+              </w:rPr>
+              <w:t>S.E</w:t>
+            </w:r>
+            <w:proofErr w:type="gramEnd"/>
+            <w:r>
+              <w:rPr>
+                <w:rFonts w:ascii="Arial" w:hAnsi="Arial" w:cs="Arial"/>
+                <w:sz w:val="22"/>
+                <w:szCs w:val="22"/>
+                <w:u w:val="single"/>
+              </w:rPr>
+              <w:t>,</w:t>
+            </w:r>
+            <w:proofErr w:type="gramStart"/>
+            <w:r>
+              <w:rPr>
+                <w:rFonts w:ascii="Arial" w:hAnsi="Arial" w:cs="Arial"/>
+                <w:sz w:val="22"/>
+                <w:szCs w:val="22"/>
+                <w:u w:val="single"/>
+              </w:rPr>
+              <w:t>M.Ak</w:t>
+            </w:r>
+            <w:proofErr w:type="spellEnd"/>
+            <w:proofErr w:type="gramEnd"/>
           </w:p>
           <w:p>
             <w:pPr>
@@ -2693,29 +6827,6 @@
                 <w:rFonts w:ascii="Arial" w:hAnsi="Arial" w:cs="Arial"/>
                 <w:sz w:val="22"/>
                 <w:szCs w:val="22"/>
-                <w:u w:val="single"/>
-                <w:shd w:val="clear" w:color="auto" w:fill="FFFFFF"/>
-                <w:lang w:eastAsia="en-US"/>
-              </w:rPr>
-            </w:pPr>
-            <w:r>
-              <w:rPr>
-                <w:rFonts w:ascii="Arial" w:hAnsi="Arial" w:cs="Arial"/>
-                <w:sz w:val="22"/>
-                <w:szCs w:val="22"/>
-                <w:u w:val="single"/>
-              </w:rPr>
-              <w:t>ADINA FIBRIANI S.E,M.Ak</w:t>
-            </w:r>
-          </w:p>
-          <w:p>
-            <w:pPr>
-              <w:jc w:val="center"/>
-              <w:rPr>
-                <w:rFonts w:ascii="Arial" w:hAnsi="Arial" w:cs="Arial"/>
-                <w:sz w:val="22"/>
-                <w:szCs w:val="22"/>
-                <w:lang w:eastAsia="en-US"/>
               </w:rPr>
             </w:pPr>
             <w:r>
@@ -2757,7 +6868,7 @@
         </w:tc>
         <w:tc>
           <w:tcPr>
-            <w:tcW w:w="5265" w:type="dxa"/>
+            <w:tcW w:w="5263" w:type="dxa"/>
           </w:tcPr>
           <w:p>
             <w:pPr>
@@ -2767,7 +6878,6 @@
                 <w:rFonts w:ascii="Arial" w:hAnsi="Arial" w:cs="Arial"/>
                 <w:sz w:val="22"/>
                 <w:szCs w:val="22"/>
-                <w:lang w:eastAsia="en-US"/>
               </w:rPr>
             </w:pPr>
           </w:p>
@@ -2778,7 +6888,6 @@
                 <w:rFonts w:ascii="Arial" w:hAnsi="Arial" w:cs="Arial"/>
                 <w:sz w:val="22"/>
                 <w:szCs w:val="22"/>
-                <w:lang w:eastAsia="en-US"/>
               </w:rPr>
             </w:pPr>
           </w:p>
@@ -2789,7 +6898,6 @@
                 <w:rFonts w:ascii="Arial" w:hAnsi="Arial" w:cs="Arial"/>
                 <w:sz w:val="22"/>
                 <w:szCs w:val="22"/>
-                <w:lang w:eastAsia="en-US"/>
               </w:rPr>
             </w:pPr>
           </w:p>
@@ -2800,7 +6908,6 @@
                 <w:rFonts w:ascii="Arial" w:hAnsi="Arial" w:cs="Arial"/>
                 <w:sz w:val="22"/>
                 <w:szCs w:val="22"/>
-                <w:lang w:eastAsia="en-US"/>
               </w:rPr>
             </w:pPr>
           </w:p>
@@ -2820,7 +6927,6 @@
                 <w:sz w:val="22"/>
                 <w:szCs w:val="22"/>
                 <w:u w:val="single"/>
-                <w:lang w:eastAsia="en-US"/>
               </w:rPr>
               <w:t xml:space="preserve">Dr. </w:t>
             </w:r>
@@ -2830,7 +6936,7 @@
                 <w:sz w:val="22"/>
                 <w:szCs w:val="22"/>
                 <w:u w:val="single"/>
-                <w:lang w:val="id-ID" w:eastAsia="en-US"/>
+                <w:lang w:val="id-ID"/>
               </w:rPr>
               <w:t>RAMLIYANTO.</w:t>
             </w:r>
@@ -2840,10 +6946,20 @@
                 <w:sz w:val="22"/>
                 <w:szCs w:val="22"/>
                 <w:u w:val="single"/>
-                <w:lang w:eastAsia="en-US"/>
-              </w:rPr>
-              <w:t xml:space="preserve"> S.P.,M.P.</w:t>
+              </w:rPr>
+              <w:t xml:space="preserve"> </w:t>
             </w:r>
+            <w:proofErr w:type="gramStart"/>
+            <w:r>
+              <w:rPr>
+                <w:rFonts w:ascii="Arial" w:hAnsi="Arial" w:cs="Arial"/>
+                <w:sz w:val="22"/>
+                <w:szCs w:val="22"/>
+                <w:u w:val="single"/>
+              </w:rPr>
+              <w:t>S.P.,M.P.</w:t>
+            </w:r>
+            <w:proofErr w:type="gramEnd"/>
           </w:p>
           <w:p>
             <w:pPr>
@@ -2878,23 +6994,13 @@
                 <w:szCs w:val="22"/>
                 <w:lang w:val="id-ID"/>
               </w:rPr>
-              <w:t xml:space="preserve">. </w:t>
+              <w:t>. 19</w:t>
             </w:r>
             <w:r>
               <w:rPr>
                 <w:rFonts w:ascii="Arial" w:hAnsi="Arial" w:cs="Arial"/>
                 <w:sz w:val="22"/>
                 <w:szCs w:val="22"/>
-                <w:lang w:val="id-ID" w:eastAsia="en-US"/>
-              </w:rPr>
-              <w:t>19</w:t>
-            </w:r>
-            <w:r>
-              <w:rPr>
-                <w:rFonts w:ascii="Arial" w:hAnsi="Arial" w:cs="Arial"/>
-                <w:sz w:val="22"/>
-                <w:szCs w:val="22"/>
-                <w:lang w:eastAsia="en-US"/>
               </w:rPr>
               <w:t>710227 199903 1 005</w:t>
             </w:r>
@@ -2902,7 +7008,7 @@
         </w:tc>
         <w:tc>
           <w:tcPr>
-            <w:tcW w:w="5265" w:type="dxa"/>
+            <w:tcW w:w="5267" w:type="dxa"/>
             <w:tcMar>
               <w:left w:w="0" w:type="dxa"/>
               <w:right w:w="0" w:type="dxa"/>
@@ -2933,6 +7039,7 @@
         </w:rPr>
       </w:pPr>
     </w:p>
+    <w:p/>
     <w:sectPr>
       <w:pgSz w:w="12200" w:h="18720"/>
       <w:pgMar w:top="1560" w:right="601" w:bottom="567" w:left="805" w:header="0" w:footer="0" w:gutter="0"/>
@@ -2945,16 +7052,271 @@
 </w:document>
 </file>
 
+<file path=word/endnotes.xml><?xml version="1.0" encoding="utf-8"?>
+<w:endnotes xmlns:wpc="http://schemas.microsoft.com/office/word/2010/wordprocessingCanvas" xmlns:cx="http://schemas.microsoft.com/office/drawing/2014/chartex" xmlns:cx1="http://schemas.microsoft.com/office/drawing/2015/9/8/chartex" xmlns:cx2="http://schemas.microsoft.com/office/drawing/2015/10/21/chartex" xmlns:cx3="http://schemas.microsoft.com/office/drawing/2016/5/9/chartex" xmlns:cx4="http://schemas.microsoft.com/office/drawing/2016/5/10/chartex" xmlns:cx5="http://schemas.microsoft.com/office/drawing/2016/5/11/chartex" xmlns:cx6="http://schemas.microsoft.com/office/drawing/2016/5/12/chartex" xmlns:cx7="http://schemas.microsoft.com/office/drawing/2016/5/13/chartex" xmlns:cx8="http://schemas.microsoft.com/office/drawing/2016/5/14/chartex" xmlns:mc="http://schemas.openxmlformats.org/markup-compatibility/2006" xmlns:aink="http://schemas.microsoft.com/office/drawing/2016/ink" xmlns:am3d="http://schemas.microsoft.com/office/drawing/2017/model3d" xmlns:o="urn:schemas-microsoft-com:office:office" xmlns:oel="http://schemas.microsoft.com/office/2019/extlst" xmlns:r="http://schemas.openxmlformats.org/officeDocument/2006/relationships" xmlns:m="http://schemas.openxmlformats.org/officeDocument/2006/math" xmlns:v="urn:schemas-microsoft-com:vml" xmlns:wp14="http://schemas.microsoft.com/office/word/2010/wordprocessingDrawing" xmlns:wp="http://schemas.openxmlformats.org/drawingml/2006/wordprocessingDrawing" xmlns:w10="urn:schemas-microsoft-com:office:word" xmlns:w="http://schemas.openxmlformats.org/wordprocessingml/2006/main" xmlns:w14="http://schemas.microsoft.com/office/word/2010/wordml" xmlns:w15="http://schemas.microsoft.com/office/word/2012/wordml" xmlns:w16cex="http://schemas.microsoft.com/office/word/2018/wordml/cex" xmlns:w16cid="http://schemas.microsoft.com/office/word/2016/wordml/cid" xmlns:w16="http://schemas.microsoft.com/office/word/2018/wordml" xmlns:w16du="http://schemas.microsoft.com/office/word/2023/wordml/word16du" xmlns:w16sdtdh="http://schemas.microsoft.com/office/word/2020/wordml/sdtdatahash" xmlns:w16sdtfl="http://schemas.microsoft.com/office/word/2024/wordml/sdtformatlock" xmlns:w16se="http://schemas.microsoft.com/office/word/2015/wordml/symex" xmlns:wpg="http://schemas.microsoft.com/office/word/2010/wordprocessingGroup" xmlns:wpi="http://schemas.microsoft.com/office/word/2010/wordprocessingInk" xmlns:wne="http://schemas.microsoft.com/office/word/2006/wordml" xmlns:wps="http://schemas.microsoft.com/office/word/2010/wordprocessingShape" mc:Ignorable="w14 w15 w16se w16cid w16 w16cex w16sdtdh w16sdtfl w16du wp14">
+  <w:endnote w:type="separator" w:id="-1">
+    <w:p>
+      <w:r>
+        <w:separator/>
+      </w:r>
+    </w:p>
+  </w:endnote>
+  <w:endnote w:type="continuationSeparator" w:id="0">
+    <w:p>
+      <w:r>
+        <w:continuationSeparator/>
+      </w:r>
+    </w:p>
+  </w:endnote>
+</w:endnotes>
+</file>
+
+<file path=word/footnotes.xml><?xml version="1.0" encoding="utf-8"?>
+<w:footnotes xmlns:wpc="http://schemas.microsoft.com/office/word/2010/wordprocessingCanvas" xmlns:cx="http://schemas.microsoft.com/office/drawing/2014/chartex" xmlns:cx1="http://schemas.microsoft.com/office/drawing/2015/9/8/chartex" xmlns:cx2="http://schemas.microsoft.com/office/drawing/2015/10/21/chartex" xmlns:cx3="http://schemas.microsoft.com/office/drawing/2016/5/9/chartex" xmlns:cx4="http://schemas.microsoft.com/office/drawing/2016/5/10/chartex" xmlns:cx5="http://schemas.microsoft.com/office/drawing/2016/5/11/chartex" xmlns:cx6="http://schemas.microsoft.com/office/drawing/2016/5/12/chartex" xmlns:cx7="http://schemas.microsoft.com/office/drawing/2016/5/13/chartex" xmlns:cx8="http://schemas.microsoft.com/office/drawing/2016/5/14/chartex" xmlns:mc="http://schemas.openxmlformats.org/markup-compatibility/2006" xmlns:aink="http://schemas.microsoft.com/office/drawing/2016/ink" xmlns:am3d="http://schemas.microsoft.com/office/drawing/2017/model3d" xmlns:o="urn:schemas-microsoft-com:office:office" xmlns:oel="http://schemas.microsoft.com/office/2019/extlst" xmlns:r="http://schemas.openxmlformats.org/officeDocument/2006/relationships" xmlns:m="http://schemas.openxmlformats.org/officeDocument/2006/math" xmlns:v="urn:schemas-microsoft-com:vml" xmlns:wp14="http://schemas.microsoft.com/office/word/2010/wordprocessingDrawing" xmlns:wp="http://schemas.openxmlformats.org/drawingml/2006/wordprocessingDrawing" xmlns:w10="urn:schemas-microsoft-com:office:word" xmlns:w="http://schemas.openxmlformats.org/wordprocessingml/2006/main" xmlns:w14="http://schemas.microsoft.com/office/word/2010/wordml" xmlns:w15="http://schemas.microsoft.com/office/word/2012/wordml" xmlns:w16cex="http://schemas.microsoft.com/office/word/2018/wordml/cex" xmlns:w16cid="http://schemas.microsoft.com/office/word/2016/wordml/cid" xmlns:w16="http://schemas.microsoft.com/office/word/2018/wordml" xmlns:w16du="http://schemas.microsoft.com/office/word/2023/wordml/word16du" xmlns:w16sdtdh="http://schemas.microsoft.com/office/word/2020/wordml/sdtdatahash" xmlns:w16sdtfl="http://schemas.microsoft.com/office/word/2024/wordml/sdtformatlock" xmlns:w16se="http://schemas.microsoft.com/office/word/2015/wordml/symex" xmlns:wpg="http://schemas.microsoft.com/office/word/2010/wordprocessingGroup" xmlns:wpi="http://schemas.microsoft.com/office/word/2010/wordprocessingInk" xmlns:wne="http://schemas.microsoft.com/office/word/2006/wordml" xmlns:wps="http://schemas.microsoft.com/office/word/2010/wordprocessingShape" mc:Ignorable="w14 w15 w16se w16cid w16 w16cex w16sdtdh w16sdtfl w16du wp14">
+  <w:footnote w:type="separator" w:id="-1">
+    <w:p>
+      <w:r>
+        <w:separator/>
+      </w:r>
+    </w:p>
+  </w:footnote>
+  <w:footnote w:type="continuationSeparator" w:id="0">
+    <w:p>
+      <w:r>
+        <w:continuationSeparator/>
+      </w:r>
+    </w:p>
+  </w:footnote>
+</w:footnotes>
+</file>
+
+<file path=word/numbering.xml><?xml version="1.0" encoding="utf-8"?>
+<w:numbering xmlns:wpc="http://schemas.microsoft.com/office/word/2010/wordprocessingCanvas" xmlns:cx="http://schemas.microsoft.com/office/drawing/2014/chartex" xmlns:cx1="http://schemas.microsoft.com/office/drawing/2015/9/8/chartex" xmlns:cx2="http://schemas.microsoft.com/office/drawing/2015/10/21/chartex" xmlns:cx3="http://schemas.microsoft.com/office/drawing/2016/5/9/chartex" xmlns:cx4="http://schemas.microsoft.com/office/drawing/2016/5/10/chartex" xmlns:cx5="http://schemas.microsoft.com/office/drawing/2016/5/11/chartex" xmlns:cx6="http://schemas.microsoft.com/office/drawing/2016/5/12/chartex" xmlns:cx7="http://schemas.microsoft.com/office/drawing/2016/5/13/chartex" xmlns:cx8="http://schemas.microsoft.com/office/drawing/2016/5/14/chartex" xmlns:mc="http://schemas.openxmlformats.org/markup-compatibility/2006" xmlns:aink="http://schemas.microsoft.com/office/drawing/2016/ink" xmlns:am3d="http://schemas.microsoft.com/office/drawing/2017/model3d" xmlns:o="urn:schemas-microsoft-com:office:office" xmlns:oel="http://schemas.microsoft.com/office/2019/extlst" xmlns:r="http://schemas.openxmlformats.org/officeDocument/2006/relationships" xmlns:m="http://schemas.openxmlformats.org/officeDocument/2006/math" xmlns:v="urn:schemas-microsoft-com:vml" xmlns:wp14="http://schemas.microsoft.com/office/word/2010/wordprocessingDrawing" xmlns:wp="http://schemas.openxmlformats.org/drawingml/2006/wordprocessingDrawing" xmlns:w10="urn:schemas-microsoft-com:office:word" xmlns:w="http://schemas.openxmlformats.org/wordprocessingml/2006/main" xmlns:w14="http://schemas.microsoft.com/office/word/2010/wordml" xmlns:w15="http://schemas.microsoft.com/office/word/2012/wordml" xmlns:w16cex="http://schemas.microsoft.com/office/word/2018/wordml/cex" xmlns:w16cid="http://schemas.microsoft.com/office/word/2016/wordml/cid" xmlns:w16="http://schemas.microsoft.com/office/word/2018/wordml" xmlns:w16du="http://schemas.microsoft.com/office/word/2023/wordml/word16du" xmlns:w16sdtdh="http://schemas.microsoft.com/office/word/2020/wordml/sdtdatahash" xmlns:w16sdtfl="http://schemas.microsoft.com/office/word/2024/wordml/sdtformatlock" xmlns:w16se="http://schemas.microsoft.com/office/word/2015/wordml/symex" xmlns:wpg="http://schemas.microsoft.com/office/word/2010/wordprocessingGroup" xmlns:wpi="http://schemas.microsoft.com/office/word/2010/wordprocessingInk" xmlns:wne="http://schemas.microsoft.com/office/word/2006/wordml" xmlns:wps="http://schemas.microsoft.com/office/word/2010/wordprocessingShape" mc:Ignorable="w14 w15 w16se w16cid w16 w16cex w16sdtdh w16sdtfl w16du wp14">
+  <w:abstractNum w:abstractNumId="0" w15:restartNumberingAfterBreak="1">
+    <w:nsid w:val="00000001"/>
+    <w:multiLevelType w:val="multilevel"/>
+    <w:tmpl w:val="00000000"/>
+    <w:lvl w:ilvl="0">
+      <w:start w:val="1"/>
+      <w:numFmt w:val="decimal"/>
+      <w:lvlText w:val="%1."/>
+      <w:lvlJc w:val="left"/>
+      <w:rPr>
+        <w:rFonts w:ascii="Arial" w:hAnsi="Arial" w:cs="Arial"/>
+        <w:b w:val="0"/>
+        <w:bCs w:val="0"/>
+        <w:i w:val="0"/>
+        <w:iCs w:val="0"/>
+        <w:smallCaps w:val="0"/>
+        <w:strike w:val="0"/>
+        <w:color w:val="000000"/>
+        <w:spacing w:val="0"/>
+        <w:w w:val="100"/>
+        <w:position w:val="0"/>
+        <w:sz w:val="21"/>
+        <w:szCs w:val="21"/>
+        <w:u w:val="none"/>
+      </w:rPr>
+    </w:lvl>
+    <w:lvl w:ilvl="1">
+      <w:start w:val="1"/>
+      <w:numFmt w:val="decimal"/>
+      <w:lvlText w:val="%1."/>
+      <w:lvlJc w:val="left"/>
+      <w:rPr>
+        <w:rFonts w:ascii="Arial" w:hAnsi="Arial" w:cs="Arial"/>
+        <w:b w:val="0"/>
+        <w:bCs w:val="0"/>
+        <w:i w:val="0"/>
+        <w:iCs w:val="0"/>
+        <w:smallCaps w:val="0"/>
+        <w:strike w:val="0"/>
+        <w:color w:val="000000"/>
+        <w:spacing w:val="0"/>
+        <w:w w:val="100"/>
+        <w:position w:val="0"/>
+        <w:sz w:val="21"/>
+        <w:szCs w:val="21"/>
+        <w:u w:val="none"/>
+      </w:rPr>
+    </w:lvl>
+    <w:lvl w:ilvl="2">
+      <w:start w:val="1"/>
+      <w:numFmt w:val="decimal"/>
+      <w:lvlText w:val="%1."/>
+      <w:lvlJc w:val="left"/>
+      <w:rPr>
+        <w:rFonts w:ascii="Arial" w:hAnsi="Arial" w:cs="Arial"/>
+        <w:b w:val="0"/>
+        <w:bCs w:val="0"/>
+        <w:i w:val="0"/>
+        <w:iCs w:val="0"/>
+        <w:smallCaps w:val="0"/>
+        <w:strike w:val="0"/>
+        <w:color w:val="000000"/>
+        <w:spacing w:val="0"/>
+        <w:w w:val="100"/>
+        <w:position w:val="0"/>
+        <w:sz w:val="21"/>
+        <w:szCs w:val="21"/>
+        <w:u w:val="none"/>
+      </w:rPr>
+    </w:lvl>
+    <w:lvl w:ilvl="3">
+      <w:start w:val="1"/>
+      <w:numFmt w:val="decimal"/>
+      <w:lvlText w:val="%1."/>
+      <w:lvlJc w:val="left"/>
+      <w:rPr>
+        <w:rFonts w:ascii="Arial" w:hAnsi="Arial" w:cs="Arial"/>
+        <w:b w:val="0"/>
+        <w:bCs w:val="0"/>
+        <w:i w:val="0"/>
+        <w:iCs w:val="0"/>
+        <w:smallCaps w:val="0"/>
+        <w:strike w:val="0"/>
+        <w:color w:val="000000"/>
+        <w:spacing w:val="0"/>
+        <w:w w:val="100"/>
+        <w:position w:val="0"/>
+        <w:sz w:val="21"/>
+        <w:szCs w:val="21"/>
+        <w:u w:val="none"/>
+      </w:rPr>
+    </w:lvl>
+    <w:lvl w:ilvl="4">
+      <w:start w:val="1"/>
+      <w:numFmt w:val="decimal"/>
+      <w:lvlText w:val="%1."/>
+      <w:lvlJc w:val="left"/>
+      <w:rPr>
+        <w:rFonts w:ascii="Arial" w:hAnsi="Arial" w:cs="Arial"/>
+        <w:b w:val="0"/>
+        <w:bCs w:val="0"/>
+        <w:i w:val="0"/>
+        <w:iCs w:val="0"/>
+        <w:smallCaps w:val="0"/>
+        <w:strike w:val="0"/>
+        <w:color w:val="000000"/>
+        <w:spacing w:val="0"/>
+        <w:w w:val="100"/>
+        <w:position w:val="0"/>
+        <w:sz w:val="21"/>
+        <w:szCs w:val="21"/>
+        <w:u w:val="none"/>
+      </w:rPr>
+    </w:lvl>
+    <w:lvl w:ilvl="5">
+      <w:start w:val="1"/>
+      <w:numFmt w:val="decimal"/>
+      <w:lvlText w:val="%1."/>
+      <w:lvlJc w:val="left"/>
+      <w:rPr>
+        <w:rFonts w:ascii="Arial" w:hAnsi="Arial" w:cs="Arial"/>
+        <w:b w:val="0"/>
+        <w:bCs w:val="0"/>
+        <w:i w:val="0"/>
+        <w:iCs w:val="0"/>
+        <w:smallCaps w:val="0"/>
+        <w:strike w:val="0"/>
+        <w:color w:val="000000"/>
+        <w:spacing w:val="0"/>
+        <w:w w:val="100"/>
+        <w:position w:val="0"/>
+        <w:sz w:val="21"/>
+        <w:szCs w:val="21"/>
+        <w:u w:val="none"/>
+      </w:rPr>
+    </w:lvl>
+    <w:lvl w:ilvl="6">
+      <w:start w:val="1"/>
+      <w:numFmt w:val="decimal"/>
+      <w:lvlText w:val="%1."/>
+      <w:lvlJc w:val="left"/>
+      <w:rPr>
+        <w:rFonts w:ascii="Arial" w:hAnsi="Arial" w:cs="Arial"/>
+        <w:b w:val="0"/>
+        <w:bCs w:val="0"/>
+        <w:i w:val="0"/>
+        <w:iCs w:val="0"/>
+        <w:smallCaps w:val="0"/>
+        <w:strike w:val="0"/>
+        <w:color w:val="000000"/>
+        <w:spacing w:val="0"/>
+        <w:w w:val="100"/>
+        <w:position w:val="0"/>
+        <w:sz w:val="21"/>
+        <w:szCs w:val="21"/>
+        <w:u w:val="none"/>
+      </w:rPr>
+    </w:lvl>
+    <w:lvl w:ilvl="7">
+      <w:start w:val="1"/>
+      <w:numFmt w:val="decimal"/>
+      <w:lvlText w:val="%1."/>
+      <w:lvlJc w:val="left"/>
+      <w:rPr>
+        <w:rFonts w:ascii="Arial" w:hAnsi="Arial" w:cs="Arial"/>
+        <w:b w:val="0"/>
+        <w:bCs w:val="0"/>
+        <w:i w:val="0"/>
+        <w:iCs w:val="0"/>
+        <w:smallCaps w:val="0"/>
+        <w:strike w:val="0"/>
+        <w:color w:val="000000"/>
+        <w:spacing w:val="0"/>
+        <w:w w:val="100"/>
+        <w:position w:val="0"/>
+        <w:sz w:val="21"/>
+        <w:szCs w:val="21"/>
+        <w:u w:val="none"/>
+      </w:rPr>
+    </w:lvl>
+    <w:lvl w:ilvl="8">
+      <w:start w:val="1"/>
+      <w:numFmt w:val="decimal"/>
+      <w:lvlText w:val="%1."/>
+      <w:lvlJc w:val="left"/>
+      <w:rPr>
+        <w:rFonts w:ascii="Arial" w:hAnsi="Arial" w:cs="Arial"/>
+        <w:b w:val="0"/>
+        <w:bCs w:val="0"/>
+        <w:i w:val="0"/>
+        <w:iCs w:val="0"/>
+        <w:smallCaps w:val="0"/>
+        <w:strike w:val="0"/>
+        <w:color w:val="000000"/>
+        <w:spacing w:val="0"/>
+        <w:w w:val="100"/>
+        <w:position w:val="0"/>
+        <w:sz w:val="21"/>
+        <w:szCs w:val="21"/>
+        <w:u w:val="none"/>
+      </w:rPr>
+    </w:lvl>
+  </w:abstractNum>
+  <w:num w:numId="1" w16cid:durableId="1516142575">
+    <w:abstractNumId w:val="0"/>
+  </w:num>
+</w:numbering>
+</file>
+
 <file path=word/styles.xml><?xml version="1.0" encoding="utf-8"?>
 <w:styles xmlns:mc="http://schemas.openxmlformats.org/markup-compatibility/2006" xmlns:r="http://schemas.openxmlformats.org/officeDocument/2006/relationships" xmlns:w="http://schemas.openxmlformats.org/wordprocessingml/2006/main" xmlns:w14="http://schemas.microsoft.com/office/word/2010/wordml" xmlns:w15="http://schemas.microsoft.com/office/word/2012/wordml" xmlns:w16cex="http://schemas.microsoft.com/office/word/2018/wordml/cex" xmlns:w16cid="http://schemas.microsoft.com/office/word/2016/wordml/cid" xmlns:w16="http://schemas.microsoft.com/office/word/2018/wordml" xmlns:w16du="http://schemas.microsoft.com/office/word/2023/wordml/word16du" xmlns:w16sdtdh="http://schemas.microsoft.com/office/word/2020/wordml/sdtdatahash" xmlns:w16sdtfl="http://schemas.microsoft.com/office/word/2024/wordml/sdtformatlock" xmlns:w16se="http://schemas.microsoft.com/office/word/2015/wordml/symex" mc:Ignorable="w14 w15 w16se w16cid w16 w16cex w16sdtdh w16sdtfl w16du">
   <w:docDefaults>
     <w:rPrDefault>
       <w:rPr>
         <w:rFonts w:ascii="Tahoma" w:eastAsia="Tahoma" w:hAnsi="Tahoma" w:cs="Tahoma"/>
-        <w:lang w:val="en-US" w:eastAsia="zh-CN" w:bidi="ar-SA"/>
+        <w:sz w:val="22"/>
+        <w:szCs w:val="22"/>
+        <w:lang w:val="en-ID" w:eastAsia="en-US" w:bidi="ar-SA"/>
       </w:rPr>
     </w:rPrDefault>
-    <w:pPrDefault/>
+    <w:pPrDefault>
+      <w:pPr>
+        <w:spacing w:after="160" w:line="259" w:lineRule="auto"/>
+      </w:pPr>
+    </w:pPrDefault>
   </w:docDefaults>
   <w:latentStyles w:defLockedState="0" w:defUIPriority="99" w:defSemiHidden="0" w:defUnhideWhenUsed="0" w:defQFormat="0" w:count="376">
     <w:lsdException w:name="Normal" w:uiPriority="0" w:qFormat="1"/>
@@ -3337,14 +7699,16 @@
   <w:style w:type="paragraph" w:default="1" w:styleId="Normal">
     <w:name w:val="Normal"/>
     <w:qFormat/>
+    <w:rsid w:val="00356902"/>
     <w:pPr>
       <w:widowControl w:val="0"/>
-      <w:suppressAutoHyphens/>
+      <w:spacing w:after="0" w:line="240" w:lineRule="auto"/>
     </w:pPr>
     <w:rPr>
       <w:color w:val="000000"/>
       <w:sz w:val="24"/>
       <w:szCs w:val="24"/>
+      <w:lang w:val="en-US"/>
     </w:rPr>
   </w:style>
   <w:style w:type="character" w:default="1" w:styleId="DefaultParagraphFont">
@@ -3374,32 +7738,11 @@
     <w:semiHidden/>
     <w:unhideWhenUsed/>
   </w:style>
-  <w:style w:type="character" w:customStyle="1" w:styleId="WW8Num1z0">
-    <w:name w:val="WW8Num1z0"/>
-    <w:qFormat/>
-    <w:rPr>
-      <w:rFonts w:ascii="Tahoma" w:eastAsia="Tahoma" w:hAnsi="Tahoma" w:cs="Tahoma"/>
-      <w:b w:val="0"/>
-      <w:bCs w:val="0"/>
-      <w:i w:val="0"/>
-      <w:iCs w:val="0"/>
-      <w:caps w:val="0"/>
-      <w:smallCaps w:val="0"/>
-      <w:strike w:val="0"/>
-      <w:dstrike w:val="0"/>
-      <w:color w:val="000000"/>
-      <w:spacing w:val="0"/>
-      <w:w w:val="100"/>
-      <w:position w:val="0"/>
-      <w:sz w:val="21"/>
-      <w:szCs w:val="21"/>
-      <w:u w:val="none"/>
-      <w:vertAlign w:val="baseline"/>
-    </w:rPr>
-  </w:style>
   <w:style w:type="character" w:customStyle="1" w:styleId="MSGENFONTSTYLENAMETEMPLATEROLENUMBERMSGENFONTSTYLENAMEBYROLETEXT2">
     <w:name w:val="MSG_EN_FONT_STYLE_NAME_TEMPLATE_ROLE_NUMBER MSG_EN_FONT_STYLE_NAME_BY_ROLE_TEXT 2_"/>
+    <w:link w:val="MSGENFONTSTYLENAMETEMPLATEROLENUMBERMSGENFONTSTYLENAMEBYROLETEXT20"/>
     <w:qFormat/>
+    <w:rsid w:val="00356902"/>
     <w:rPr>
       <w:rFonts w:ascii="Tahoma" w:eastAsia="Tahoma" w:hAnsi="Tahoma" w:cs="Tahoma"/>
       <w:sz w:val="21"/>
@@ -3409,7 +7752,9 @@
   </w:style>
   <w:style w:type="character" w:customStyle="1" w:styleId="MSGENFONTSTYLENAMETEMPLATEROLENUMBERMSGENFONTSTYLENAMEBYROLETEXT3">
     <w:name w:val="MSG_EN_FONT_STYLE_NAME_TEMPLATE_ROLE_NUMBER MSG_EN_FONT_STYLE_NAME_BY_ROLE_TEXT 3_"/>
+    <w:link w:val="MSGENFONTSTYLENAMETEMPLATEROLENUMBERMSGENFONTSTYLENAMEBYROLETEXT30"/>
     <w:qFormat/>
+    <w:rsid w:val="00356902"/>
     <w:rPr>
       <w:rFonts w:ascii="Tahoma" w:eastAsia="Tahoma" w:hAnsi="Tahoma" w:cs="Tahoma"/>
       <w:b/>
@@ -3421,23 +7766,11 @@
       <w:shd w:val="clear" w:color="auto" w:fill="FFFFFF"/>
     </w:rPr>
   </w:style>
-  <w:style w:type="character" w:customStyle="1" w:styleId="MSGENFONTSTYLENAMETEMPLATEROLENUMBERMSGENFONTSTYLENAMEBYROLETEXT3MSGENFONTSTYLEMODIFERSIZE5">
-    <w:name w:val="MSG_EN_FONT_STYLE_NAME_TEMPLATE_ROLE_NUMBER MSG_EN_FONT_STYLE_NAME_BY_ROLE_TEXT 3 + MSG_EN_FONT_STYLE_MODIFER_SIZE 5"/>
-    <w:qFormat/>
-    <w:rPr>
-      <w:rFonts w:ascii="Tahoma" w:eastAsia="Tahoma" w:hAnsi="Tahoma" w:cs="Tahoma"/>
-      <w:b w:val="0"/>
-      <w:bCs w:val="0"/>
-      <w:i w:val="0"/>
-      <w:iCs w:val="0"/>
-      <w:sz w:val="10"/>
-      <w:szCs w:val="10"/>
-      <w:shd w:val="clear" w:color="auto" w:fill="FFFFFF"/>
-    </w:rPr>
-  </w:style>
   <w:style w:type="character" w:customStyle="1" w:styleId="MSGENFONTSTYLENAMETEMPLATEROLEMSGENFONTSTYLENAMEBYROLEPICTURECAPTION">
     <w:name w:val="MSG_EN_FONT_STYLE_NAME_TEMPLATE_ROLE MSG_EN_FONT_STYLE_NAME_BY_ROLE_PICTURE_CAPTION_"/>
+    <w:link w:val="MSGENFONTSTYLENAMETEMPLATEROLEMSGENFONTSTYLENAMEBYROLEPICTURECAPTION1"/>
     <w:qFormat/>
+    <w:rsid w:val="00356902"/>
     <w:rPr>
       <w:rFonts w:ascii="Tahoma" w:eastAsia="Tahoma" w:hAnsi="Tahoma" w:cs="Tahoma"/>
       <w:sz w:val="21"/>
@@ -3445,115 +7778,30 @@
       <w:shd w:val="clear" w:color="auto" w:fill="FFFFFF"/>
     </w:rPr>
   </w:style>
-  <w:style w:type="character" w:customStyle="1" w:styleId="MSGENFONTSTYLENAMETEMPLATEROLEMSGENFONTSTYLENAMEBYROLEPICTURECAPTION0">
-    <w:name w:val="MSG_EN_FONT_STYLE_NAME_TEMPLATE_ROLE MSG_EN_FONT_STYLE_NAME_BY_ROLE_PICTURE_CAPTION"/>
-    <w:qFormat/>
-    <w:rPr>
-      <w:rFonts w:ascii="Tahoma" w:eastAsia="Tahoma" w:hAnsi="Tahoma" w:cs="Tahoma"/>
-      <w:sz w:val="21"/>
-      <w:szCs w:val="21"/>
-      <w:u w:val="single"/>
-      <w:shd w:val="clear" w:color="auto" w:fill="FFFFFF"/>
-    </w:rPr>
-  </w:style>
-  <w:style w:type="character" w:customStyle="1" w:styleId="BalloonTextChar">
-    <w:name w:val="Balloon Text Char"/>
-    <w:qFormat/>
-    <w:rPr>
-      <w:rFonts w:ascii="Tahoma" w:eastAsia="Tahoma" w:hAnsi="Tahoma" w:cs="Tahoma"/>
-      <w:color w:val="000000"/>
-      <w:sz w:val="16"/>
-      <w:szCs w:val="16"/>
-      <w:lang w:val="en-US"/>
-    </w:rPr>
-  </w:style>
-  <w:style w:type="character" w:customStyle="1" w:styleId="HeaderChar">
-    <w:name w:val="Header Char"/>
-    <w:qFormat/>
-    <w:rPr>
-      <w:rFonts w:ascii="Tahoma" w:eastAsia="Tahoma" w:hAnsi="Tahoma" w:cs="Tahoma"/>
-      <w:color w:val="000000"/>
-      <w:sz w:val="24"/>
-      <w:szCs w:val="24"/>
-      <w:lang w:val="en-US"/>
-    </w:rPr>
-  </w:style>
-  <w:style w:type="character" w:customStyle="1" w:styleId="FooterChar">
-    <w:name w:val="Footer Char"/>
-    <w:qFormat/>
-    <w:rPr>
-      <w:rFonts w:ascii="Tahoma" w:eastAsia="Tahoma" w:hAnsi="Tahoma" w:cs="Tahoma"/>
-      <w:color w:val="000000"/>
-      <w:sz w:val="24"/>
-      <w:szCs w:val="24"/>
-      <w:lang w:val="en-US"/>
-    </w:rPr>
-  </w:style>
-  <w:style w:type="paragraph" w:customStyle="1" w:styleId="Heading">
-    <w:name w:val="Heading"/>
-    <w:basedOn w:val="Normal"/>
-    <w:next w:val="BodyText"/>
-    <w:qFormat/>
-    <w:pPr>
-      <w:keepNext/>
-      <w:spacing w:before="240" w:after="120"/>
-    </w:pPr>
-    <w:rPr>
-      <w:sz w:val="28"/>
-      <w:szCs w:val="28"/>
-    </w:rPr>
-  </w:style>
-  <w:style w:type="paragraph" w:styleId="BodyText">
-    <w:name w:val="Body Text"/>
-    <w:basedOn w:val="Normal"/>
-    <w:pPr>
-      <w:spacing w:after="140" w:line="276" w:lineRule="auto"/>
-    </w:pPr>
-  </w:style>
-  <w:style w:type="paragraph" w:styleId="List">
-    <w:name w:val="List"/>
-    <w:basedOn w:val="BodyText"/>
-  </w:style>
-  <w:style w:type="paragraph" w:styleId="Caption">
-    <w:name w:val="caption"/>
-    <w:basedOn w:val="Normal"/>
-    <w:qFormat/>
-    <w:pPr>
-      <w:suppressLineNumbers/>
-      <w:spacing w:before="120" w:after="120"/>
-    </w:pPr>
-    <w:rPr>
-      <w:i/>
-      <w:iCs/>
-    </w:rPr>
-  </w:style>
-  <w:style w:type="paragraph" w:customStyle="1" w:styleId="Index">
-    <w:name w:val="Index"/>
-    <w:basedOn w:val="Normal"/>
-    <w:qFormat/>
-    <w:pPr>
-      <w:suppressLineNumbers/>
-    </w:pPr>
-  </w:style>
   <w:style w:type="paragraph" w:customStyle="1" w:styleId="MSGENFONTSTYLENAMETEMPLATEROLENUMBERMSGENFONTSTYLENAMEBYROLETEXT20">
     <w:name w:val="MSG_EN_FONT_STYLE_NAME_TEMPLATE_ROLE_NUMBER MSG_EN_FONT_STYLE_NAME_BY_ROLE_TEXT 2"/>
     <w:basedOn w:val="Normal"/>
+    <w:link w:val="MSGENFONTSTYLENAMETEMPLATEROLENUMBERMSGENFONTSTYLENAMEBYROLETEXT2"/>
     <w:qFormat/>
+    <w:rsid w:val="00356902"/>
     <w:pPr>
       <w:shd w:val="clear" w:color="auto" w:fill="FFFFFF"/>
       <w:spacing w:before="220" w:line="269" w:lineRule="exact"/>
       <w:jc w:val="center"/>
     </w:pPr>
     <w:rPr>
+      <w:color w:val="auto"/>
       <w:sz w:val="21"/>
       <w:szCs w:val="21"/>
-      <w:lang w:val="id-ID"/>
+      <w:lang w:val="en-ID"/>
     </w:rPr>
   </w:style>
   <w:style w:type="paragraph" w:customStyle="1" w:styleId="MSGENFONTSTYLENAMETEMPLATEROLENUMBERMSGENFONTSTYLENAMEBYROLETEXT30">
     <w:name w:val="MSG_EN_FONT_STYLE_NAME_TEMPLATE_ROLE_NUMBER MSG_EN_FONT_STYLE_NAME_BY_ROLE_TEXT 3"/>
     <w:basedOn w:val="Normal"/>
+    <w:link w:val="MSGENFONTSTYLENAMETEMPLATEROLENUMBERMSGENFONTSTYLENAMEBYROLETEXT3"/>
     <w:qFormat/>
+    <w:rsid w:val="00356902"/>
     <w:pPr>
       <w:shd w:val="clear" w:color="auto" w:fill="FFFFFF"/>
       <w:spacing w:before="340" w:after="220" w:line="234" w:lineRule="exact"/>
@@ -3564,158 +7812,312 @@
       <w:bCs/>
       <w:i/>
       <w:iCs/>
+      <w:color w:val="auto"/>
       <w:sz w:val="21"/>
       <w:szCs w:val="21"/>
-      <w:lang w:val="id-ID"/>
+      <w:lang w:val="en-ID"/>
     </w:rPr>
   </w:style>
   <w:style w:type="paragraph" w:customStyle="1" w:styleId="MSGENFONTSTYLENAMETEMPLATEROLEMSGENFONTSTYLENAMEBYROLEPICTURECAPTION1">
     <w:name w:val="MSG_EN_FONT_STYLE_NAME_TEMPLATE_ROLE MSG_EN_FONT_STYLE_NAME_BY_ROLE_PICTURE_CAPTION1"/>
     <w:basedOn w:val="Normal"/>
+    <w:link w:val="MSGENFONTSTYLENAMETEMPLATEROLEMSGENFONTSTYLENAMEBYROLEPICTURECAPTION"/>
     <w:qFormat/>
+    <w:rsid w:val="00356902"/>
     <w:pPr>
       <w:shd w:val="clear" w:color="auto" w:fill="FFFFFF"/>
       <w:spacing w:line="278" w:lineRule="exact"/>
     </w:pPr>
     <w:rPr>
+      <w:color w:val="auto"/>
       <w:sz w:val="21"/>
       <w:szCs w:val="21"/>
-      <w:lang w:val="id-ID"/>
+      <w:lang w:val="en-ID"/>
     </w:rPr>
-  </w:style>
-  <w:style w:type="paragraph" w:styleId="BalloonText">
-    <w:name w:val="Balloon Text"/>
-    <w:basedOn w:val="Normal"/>
-    <w:qFormat/>
-    <w:rPr>
-      <w:sz w:val="16"/>
-      <w:szCs w:val="16"/>
-    </w:rPr>
-  </w:style>
-  <w:style w:type="paragraph" w:customStyle="1" w:styleId="HeaderandFooter">
-    <w:name w:val="Header and Footer"/>
-    <w:basedOn w:val="Normal"/>
-    <w:qFormat/>
-    <w:pPr>
-      <w:suppressLineNumbers/>
-      <w:tabs>
-        <w:tab w:val="center" w:pos="4819"/>
-        <w:tab w:val="right" w:pos="9638"/>
-      </w:tabs>
-    </w:pPr>
   </w:style>
   <w:style w:type="paragraph" w:styleId="Header">
     <w:name w:val="header"/>
     <w:basedOn w:val="Normal"/>
+    <w:link w:val="HeaderChar"/>
+    <w:uiPriority w:val="99"/>
+    <w:unhideWhenUsed/>
+    <w:rsid w:val="00EE6D76"/>
+    <w:pPr>
+      <w:tabs>
+        <w:tab w:val="center" w:pos="4680"/>
+        <w:tab w:val="right" w:pos="9360"/>
+      </w:tabs>
+    </w:pPr>
+  </w:style>
+  <w:style w:type="character" w:customStyle="1" w:styleId="HeaderChar">
+    <w:name w:val="Header Char"/>
+    <w:basedOn w:val="DefaultParagraphFont"/>
+    <w:link w:val="Header"/>
+    <w:uiPriority w:val="99"/>
+    <w:rsid w:val="00EE6D76"/>
+    <w:rPr>
+      <w:color w:val="000000"/>
+      <w:sz w:val="24"/>
+      <w:szCs w:val="24"/>
+      <w:lang w:val="en-US"/>
+    </w:rPr>
   </w:style>
   <w:style w:type="paragraph" w:styleId="Footer">
     <w:name w:val="footer"/>
     <w:basedOn w:val="Normal"/>
-  </w:style>
-  <w:style w:type="paragraph" w:customStyle="1" w:styleId="TableContents">
-    <w:name w:val="Table Contents"/>
-    <w:basedOn w:val="Normal"/>
-    <w:qFormat/>
+    <w:link w:val="FooterChar"/>
+    <w:uiPriority w:val="99"/>
+    <w:unhideWhenUsed/>
+    <w:rsid w:val="00EE6D76"/>
     <w:pPr>
-      <w:suppressLineNumbers/>
+      <w:tabs>
+        <w:tab w:val="center" w:pos="4680"/>
+        <w:tab w:val="right" w:pos="9360"/>
+      </w:tabs>
     </w:pPr>
   </w:style>
-  <w:style w:type="paragraph" w:customStyle="1" w:styleId="TableHeading">
-    <w:name w:val="Table Heading"/>
-    <w:basedOn w:val="TableContents"/>
-    <w:qFormat/>
-    <w:pPr>
-      <w:jc w:val="center"/>
-    </w:pPr>
+  <w:style w:type="character" w:customStyle="1" w:styleId="FooterChar">
+    <w:name w:val="Footer Char"/>
+    <w:basedOn w:val="DefaultParagraphFont"/>
+    <w:link w:val="Footer"/>
+    <w:uiPriority w:val="99"/>
+    <w:rsid w:val="00EE6D76"/>
     <w:rPr>
-      <w:b/>
-      <w:bCs/>
+      <w:color w:val="000000"/>
+      <w:sz w:val="24"/>
+      <w:szCs w:val="24"/>
+      <w:lang w:val="en-US"/>
     </w:rPr>
-  </w:style>
-  <w:style w:type="numbering" w:customStyle="1" w:styleId="WW8Num1">
-    <w:name w:val="WW8Num1"/>
-    <w:qFormat/>
   </w:style>
 </w:styles>
 </file>
 
 <file path=word/theme/theme1.xml><?xml version="1.0" encoding="utf-8"?>
-<a:theme xmlns:a="http://schemas.openxmlformats.org/drawingml/2006/main" name="Office">
+<a:theme xmlns:a="http://schemas.openxmlformats.org/drawingml/2006/main" name="Office Theme">
   <a:themeElements>
-    <a:clrScheme name="LibreOffice">
+    <a:clrScheme name="Office">
       <a:dk1>
-        <a:srgbClr val="000000"/>
+        <a:sysClr val="windowText" lastClr="000000"/>
       </a:dk1>
       <a:lt1>
-        <a:srgbClr val="FFFFFF"/>
+        <a:sysClr val="window" lastClr="FFFFFF"/>
       </a:lt1>
       <a:dk2>
-        <a:srgbClr val="000000"/>
+        <a:srgbClr val="44546A"/>
       </a:dk2>
       <a:lt2>
-        <a:srgbClr val="FFFFFF"/>
+        <a:srgbClr val="E7E6E6"/>
       </a:lt2>
       <a:accent1>
-        <a:srgbClr val="18A303"/>
+        <a:srgbClr val="4472C4"/>
       </a:accent1>
       <a:accent2>
-        <a:srgbClr val="0369A3"/>
+        <a:srgbClr val="ED7D31"/>
       </a:accent2>
       <a:accent3>
-        <a:srgbClr val="A33E03"/>
+        <a:srgbClr val="A5A5A5"/>
       </a:accent3>
       <a:accent4>
-        <a:srgbClr val="8E03A3"/>
+        <a:srgbClr val="FFC000"/>
       </a:accent4>
       <a:accent5>
-        <a:srgbClr val="C99C00"/>
+        <a:srgbClr val="5B9BD5"/>
       </a:accent5>
       <a:accent6>
-        <a:srgbClr val="C9211E"/>
+        <a:srgbClr val="70AD47"/>
       </a:accent6>
       <a:hlink>
-        <a:srgbClr val="0000EE"/>
+        <a:srgbClr val="0563C1"/>
       </a:hlink>
       <a:folHlink>
-        <a:srgbClr val="551A8B"/>
+        <a:srgbClr val="954F72"/>
       </a:folHlink>
     </a:clrScheme>
     <a:fontScheme name="Office">
       <a:majorFont>
-        <a:latin typeface="Arial"/>
-        <a:ea typeface="DejaVu Sans"/>
-        <a:cs typeface="DejaVu Sans"/>
+        <a:latin typeface="Calibri Light" panose="020F0302020204030204"/>
+        <a:ea typeface=""/>
+        <a:cs typeface=""/>
+        <a:font script="Jpan" typeface="游ゴシック Light"/>
+        <a:font script="Hang" typeface="맑은 고딕"/>
+        <a:font script="Hans" typeface="等线 Light"/>
+        <a:font script="Hant" typeface="新細明體"/>
+        <a:font script="Arab" typeface="Times New Roman"/>
+        <a:font script="Hebr" typeface="Times New Roman"/>
+        <a:font script="Thai" typeface="Angsana New"/>
+        <a:font script="Ethi" typeface="Nyala"/>
+        <a:font script="Beng" typeface="Vrinda"/>
+        <a:font script="Gujr" typeface="Shruti"/>
+        <a:font script="Khmr" typeface="MoolBoran"/>
+        <a:font script="Knda" typeface="Tunga"/>
+        <a:font script="Guru" typeface="Raavi"/>
+        <a:font script="Cans" typeface="Euphemia"/>
+        <a:font script="Cher" typeface="Plantagenet Cherokee"/>
+        <a:font script="Yiii" typeface="Microsoft Yi Baiti"/>
+        <a:font script="Tibt" typeface="Microsoft Himalaya"/>
+        <a:font script="Thaa" typeface="MV Boli"/>
+        <a:font script="Deva" typeface="Mangal"/>
+        <a:font script="Telu" typeface="Gautami"/>
+        <a:font script="Taml" typeface="Latha"/>
+        <a:font script="Syrc" typeface="Estrangelo Edessa"/>
+        <a:font script="Orya" typeface="Kalinga"/>
+        <a:font script="Mlym" typeface="Kartika"/>
+        <a:font script="Laoo" typeface="DokChampa"/>
+        <a:font script="Sinh" typeface="Iskoola Pota"/>
+        <a:font script="Mong" typeface="Mongolian Baiti"/>
+        <a:font script="Viet" typeface="Times New Roman"/>
+        <a:font script="Uigh" typeface="Microsoft Uighur"/>
+        <a:font script="Geor" typeface="Sylfaen"/>
+        <a:font script="Armn" typeface="Arial"/>
+        <a:font script="Bugi" typeface="Leelawadee UI"/>
+        <a:font script="Bopo" typeface="Microsoft JhengHei"/>
+        <a:font script="Java" typeface="Javanese Text"/>
+        <a:font script="Lisu" typeface="Segoe UI"/>
+        <a:font script="Mymr" typeface="Myanmar Text"/>
+        <a:font script="Nkoo" typeface="Ebrima"/>
+        <a:font script="Olck" typeface="Nirmala UI"/>
+        <a:font script="Osma" typeface="Ebrima"/>
+        <a:font script="Phag" typeface="Phagspa"/>
+        <a:font script="Syrn" typeface="Estrangelo Edessa"/>
+        <a:font script="Syrj" typeface="Estrangelo Edessa"/>
+        <a:font script="Syre" typeface="Estrangelo Edessa"/>
+        <a:font script="Sora" typeface="Nirmala UI"/>
+        <a:font script="Tale" typeface="Microsoft Tai Le"/>
+        <a:font script="Talu" typeface="Microsoft New Tai Lue"/>
+        <a:font script="Tfng" typeface="Ebrima"/>
       </a:majorFont>
       <a:minorFont>
-        <a:latin typeface="Arial"/>
-        <a:ea typeface="DejaVu Sans"/>
-        <a:cs typeface="DejaVu Sans"/>
+        <a:latin typeface="Calibri" panose="020F0502020204030204"/>
+        <a:ea typeface=""/>
+        <a:cs typeface=""/>
+        <a:font script="Jpan" typeface="游明朝"/>
+        <a:font script="Hang" typeface="맑은 고딕"/>
+        <a:font script="Hans" typeface="等线"/>
+        <a:font script="Hant" typeface="新細明體"/>
+        <a:font script="Arab" typeface="Arial"/>
+        <a:font script="Hebr" typeface="Arial"/>
+        <a:font script="Thai" typeface="Cordia New"/>
+        <a:font script="Ethi" typeface="Nyala"/>
+        <a:font script="Beng" typeface="Vrinda"/>
+        <a:font script="Gujr" typeface="Shruti"/>
+        <a:font script="Khmr" typeface="DaunPenh"/>
+        <a:font script="Knda" typeface="Tunga"/>
+        <a:font script="Guru" typeface="Raavi"/>
+        <a:font script="Cans" typeface="Euphemia"/>
+        <a:font script="Cher" typeface="Plantagenet Cherokee"/>
+        <a:font script="Yiii" typeface="Microsoft Yi Baiti"/>
+        <a:font script="Tibt" typeface="Microsoft Himalaya"/>
+        <a:font script="Thaa" typeface="MV Boli"/>
+        <a:font script="Deva" typeface="Mangal"/>
+        <a:font script="Telu" typeface="Gautami"/>
+        <a:font script="Taml" typeface="Latha"/>
+        <a:font script="Syrc" typeface="Estrangelo Edessa"/>
+        <a:font script="Orya" typeface="Kalinga"/>
+        <a:font script="Mlym" typeface="Kartika"/>
+        <a:font script="Laoo" typeface="DokChampa"/>
+        <a:font script="Sinh" typeface="Iskoola Pota"/>
+        <a:font script="Mong" typeface="Mongolian Baiti"/>
+        <a:font script="Viet" typeface="Arial"/>
+        <a:font script="Uigh" typeface="Microsoft Uighur"/>
+        <a:font script="Geor" typeface="Sylfaen"/>
+        <a:font script="Armn" typeface="Arial"/>
+        <a:font script="Bugi" typeface="Leelawadee UI"/>
+        <a:font script="Bopo" typeface="Microsoft JhengHei"/>
+        <a:font script="Java" typeface="Javanese Text"/>
+        <a:font script="Lisu" typeface="Segoe UI"/>
+        <a:font script="Mymr" typeface="Myanmar Text"/>
+        <a:font script="Nkoo" typeface="Ebrima"/>
+        <a:font script="Olck" typeface="Nirmala UI"/>
+        <a:font script="Osma" typeface="Ebrima"/>
+        <a:font script="Phag" typeface="Phagspa"/>
+        <a:font script="Syrn" typeface="Estrangelo Edessa"/>
+        <a:font script="Syrj" typeface="Estrangelo Edessa"/>
+        <a:font script="Syre" typeface="Estrangelo Edessa"/>
+        <a:font script="Sora" typeface="Nirmala UI"/>
+        <a:font script="Tale" typeface="Microsoft Tai Le"/>
+        <a:font script="Talu" typeface="Microsoft New Tai Lue"/>
+        <a:font script="Tfng" typeface="Ebrima"/>
       </a:minorFont>
     </a:fontScheme>
-    <a:fmtScheme>
+    <a:fmtScheme name="Office">
       <a:fillStyleLst>
         <a:solidFill>
           <a:schemeClr val="phClr"/>
         </a:solidFill>
-        <a:solidFill>
-          <a:schemeClr val="phClr"/>
-        </a:solidFill>
-        <a:solidFill>
-          <a:schemeClr val="phClr"/>
-        </a:solidFill>
+        <a:gradFill rotWithShape="1">
+          <a:gsLst>
+            <a:gs pos="0">
+              <a:schemeClr val="phClr">
+                <a:lumMod val="110000"/>
+                <a:satMod val="105000"/>
+                <a:tint val="67000"/>
+              </a:schemeClr>
+            </a:gs>
+            <a:gs pos="50000">
+              <a:schemeClr val="phClr">
+                <a:lumMod val="105000"/>
+                <a:satMod val="103000"/>
+                <a:tint val="73000"/>
+              </a:schemeClr>
+            </a:gs>
+            <a:gs pos="100000">
+              <a:schemeClr val="phClr">
+                <a:lumMod val="105000"/>
+                <a:satMod val="109000"/>
+                <a:tint val="81000"/>
+              </a:schemeClr>
+            </a:gs>
+          </a:gsLst>
+          <a:lin ang="5400000" scaled="0"/>
+        </a:gradFill>
+        <a:gradFill rotWithShape="1">
+          <a:gsLst>
+            <a:gs pos="0">
+              <a:schemeClr val="phClr">
+                <a:satMod val="103000"/>
+                <a:lumMod val="102000"/>
+                <a:tint val="94000"/>
+              </a:schemeClr>
+            </a:gs>
+            <a:gs pos="50000">
+              <a:schemeClr val="phClr">
+                <a:satMod val="110000"/>
+                <a:lumMod val="100000"/>
+                <a:shade val="100000"/>
+              </a:schemeClr>
+            </a:gs>
+            <a:gs pos="100000">
+              <a:schemeClr val="phClr">
+                <a:lumMod val="99000"/>
+                <a:satMod val="120000"/>
+                <a:shade val="78000"/>
+              </a:schemeClr>
+            </a:gs>
+          </a:gsLst>
+          <a:lin ang="5400000" scaled="0"/>
+        </a:gradFill>
       </a:fillStyleLst>
       <a:lnStyleLst>
         <a:ln w="6350" cap="flat" cmpd="sng" algn="ctr">
+          <a:solidFill>
+            <a:schemeClr val="phClr"/>
+          </a:solidFill>
           <a:prstDash val="solid"/>
-          <a:miter/>
+          <a:miter lim="800000"/>
         </a:ln>
-        <a:ln w="6350" cap="flat" cmpd="sng" algn="ctr">
+        <a:ln w="12700" cap="flat" cmpd="sng" algn="ctr">
+          <a:solidFill>
+            <a:schemeClr val="phClr"/>
+          </a:solidFill>
           <a:prstDash val="solid"/>
-          <a:miter/>
+          <a:miter lim="800000"/>
         </a:ln>
-        <a:ln w="6350" cap="flat" cmpd="sng" algn="ctr">
+        <a:ln w="19050" cap="flat" cmpd="sng" algn="ctr">
+          <a:solidFill>
+            <a:schemeClr val="phClr"/>
+          </a:solidFill>
           <a:prstDash val="solid"/>
-          <a:miter/>
+          <a:miter lim="800000"/>
         </a:ln>
       </a:lnStyleLst>
       <a:effectStyleLst>
@@ -3726,7 +8128,13 @@
           <a:effectLst/>
         </a:effectStyle>
         <a:effectStyle>
-          <a:effectLst/>
+          <a:effectLst>
+            <a:outerShdw blurRad="57150" dist="19050" dir="5400000" algn="ctr" rotWithShape="0">
+              <a:srgbClr val="000000">
+                <a:alpha val="63000"/>
+              </a:srgbClr>
+            </a:outerShdw>
+          </a:effectLst>
         </a:effectStyle>
       </a:effectStyleLst>
       <a:bgFillStyleLst>
@@ -3734,15 +8142,47 @@
           <a:schemeClr val="phClr"/>
         </a:solidFill>
         <a:solidFill>
-          <a:schemeClr val="phClr"/>
+          <a:schemeClr val="phClr">
+            <a:tint val="95000"/>
+            <a:satMod val="170000"/>
+          </a:schemeClr>
         </a:solidFill>
-        <a:solidFill>
-          <a:schemeClr val="phClr"/>
-        </a:solidFill>
+        <a:gradFill rotWithShape="1">
+          <a:gsLst>
+            <a:gs pos="0">
+              <a:schemeClr val="phClr">
+                <a:tint val="93000"/>
+                <a:satMod val="150000"/>
+                <a:shade val="98000"/>
+                <a:lumMod val="102000"/>
+              </a:schemeClr>
+            </a:gs>
+            <a:gs pos="50000">
+              <a:schemeClr val="phClr">
+                <a:tint val="98000"/>
+                <a:satMod val="130000"/>
+                <a:shade val="90000"/>
+                <a:lumMod val="103000"/>
+              </a:schemeClr>
+            </a:gs>
+            <a:gs pos="100000">
+              <a:schemeClr val="phClr">
+                <a:shade val="63000"/>
+                <a:satMod val="120000"/>
+              </a:schemeClr>
+            </a:gs>
+          </a:gsLst>
+          <a:lin ang="5400000" scaled="0"/>
+        </a:gradFill>
       </a:bgFillStyleLst>
     </a:fmtScheme>
   </a:themeElements>
   <a:objectDefaults/>
   <a:extraClrSchemeLst/>
+  <a:extLst>
+    <a:ext uri="{05A4C25C-085E-4340-85A3-A5531E510DB2}">
+      <thm15:themeFamily xmlns:thm15="http://schemas.microsoft.com/office/thememl/2012/main" name="Office Theme" id="{62F939B6-93AF-4DB8-9C6B-D6C7DFDC589F}" vid="{4A3C46E8-61CC-4603-A589-7422A47A8E4A}"/>
+    </a:ext>
+  </a:extLst>
 </a:theme>
 </file>